--- a/Documents/Casi d'uso.docx
+++ b/Documents/Casi d'uso.docx
@@ -124,7 +124,7 @@
     </w:p>
     <w:p>
       <w:pPr>
-        <w:pStyle w:val="ListParagraph"/>
+        <w:pStyle w:val="Paragrafoelenco"/>
         <w:numPr>
           <w:ilvl w:val="0"/>
           <w:numId w:val="24"/>
@@ -136,7 +136,7 @@
     </w:p>
     <w:p>
       <w:pPr>
-        <w:pStyle w:val="ListParagraph"/>
+        <w:pStyle w:val="Paragrafoelenco"/>
         <w:numPr>
           <w:ilvl w:val="0"/>
           <w:numId w:val="24"/>
@@ -328,7 +328,7 @@
     </w:p>
     <w:p>
       <w:pPr>
-        <w:pStyle w:val="ListParagraph"/>
+        <w:pStyle w:val="Paragrafoelenco"/>
         <w:numPr>
           <w:ilvl w:val="0"/>
           <w:numId w:val="7"/>
@@ -472,7 +472,7 @@
     </w:p>
     <w:p>
       <w:pPr>
-        <w:pStyle w:val="ListParagraph"/>
+        <w:pStyle w:val="Paragrafoelenco"/>
         <w:numPr>
           <w:ilvl w:val="0"/>
           <w:numId w:val="3"/>
@@ -484,7 +484,7 @@
     </w:p>
     <w:p>
       <w:pPr>
-        <w:pStyle w:val="ListParagraph"/>
+        <w:pStyle w:val="Paragrafoelenco"/>
         <w:numPr>
           <w:ilvl w:val="0"/>
           <w:numId w:val="3"/>
@@ -508,7 +508,7 @@
     </w:p>
     <w:p>
       <w:pPr>
-        <w:pStyle w:val="ListParagraph"/>
+        <w:pStyle w:val="Paragrafoelenco"/>
         <w:numPr>
           <w:ilvl w:val="0"/>
           <w:numId w:val="3"/>
@@ -532,7 +532,7 @@
     </w:p>
     <w:p>
       <w:pPr>
-        <w:pStyle w:val="ListParagraph"/>
+        <w:pStyle w:val="Paragrafoelenco"/>
         <w:numPr>
           <w:ilvl w:val="0"/>
           <w:numId w:val="3"/>
@@ -704,7 +704,7 @@
     </w:p>
     <w:p>
       <w:pPr>
-        <w:pStyle w:val="ListParagraph"/>
+        <w:pStyle w:val="Paragrafoelenco"/>
         <w:numPr>
           <w:ilvl w:val="0"/>
           <w:numId w:val="4"/>
@@ -722,7 +722,7 @@
     </w:p>
     <w:p>
       <w:pPr>
-        <w:pStyle w:val="ListParagraph"/>
+        <w:pStyle w:val="Paragrafoelenco"/>
         <w:numPr>
           <w:ilvl w:val="0"/>
           <w:numId w:val="4"/>
@@ -734,7 +734,7 @@
     </w:p>
     <w:p>
       <w:pPr>
-        <w:pStyle w:val="ListParagraph"/>
+        <w:pStyle w:val="Paragrafoelenco"/>
         <w:numPr>
           <w:ilvl w:val="0"/>
           <w:numId w:val="4"/>
@@ -752,7 +752,7 @@
     </w:p>
     <w:p>
       <w:pPr>
-        <w:pStyle w:val="ListParagraph"/>
+        <w:pStyle w:val="Paragrafoelenco"/>
         <w:numPr>
           <w:ilvl w:val="0"/>
           <w:numId w:val="4"/>
@@ -764,7 +764,7 @@
     </w:p>
     <w:p>
       <w:pPr>
-        <w:pStyle w:val="ListParagraph"/>
+        <w:pStyle w:val="Paragrafoelenco"/>
         <w:numPr>
           <w:ilvl w:val="0"/>
           <w:numId w:val="4"/>
@@ -776,7 +776,7 @@
     </w:p>
     <w:p>
       <w:pPr>
-        <w:pStyle w:val="ListParagraph"/>
+        <w:pStyle w:val="Paragrafoelenco"/>
         <w:numPr>
           <w:ilvl w:val="0"/>
           <w:numId w:val="12"/>
@@ -788,7 +788,7 @@
     </w:p>
     <w:p>
       <w:pPr>
-        <w:pStyle w:val="ListParagraph"/>
+        <w:pStyle w:val="Paragrafoelenco"/>
         <w:numPr>
           <w:ilvl w:val="0"/>
           <w:numId w:val="12"/>
@@ -800,7 +800,7 @@
     </w:p>
     <w:p>
       <w:pPr>
-        <w:pStyle w:val="ListParagraph"/>
+        <w:pStyle w:val="Paragrafoelenco"/>
         <w:numPr>
           <w:ilvl w:val="0"/>
           <w:numId w:val="4"/>
@@ -821,7 +821,7 @@
     </w:p>
     <w:p>
       <w:pPr>
-        <w:pStyle w:val="ListParagraph"/>
+        <w:pStyle w:val="Paragrafoelenco"/>
         <w:numPr>
           <w:ilvl w:val="0"/>
           <w:numId w:val="4"/>
@@ -1006,7 +1006,7 @@
     </w:p>
     <w:p>
       <w:pPr>
-        <w:pStyle w:val="ListParagraph"/>
+        <w:pStyle w:val="Paragrafoelenco"/>
         <w:numPr>
           <w:ilvl w:val="0"/>
           <w:numId w:val="8"/>
@@ -1180,7 +1180,7 @@
     </w:p>
     <w:p>
       <w:pPr>
-        <w:pStyle w:val="ListParagraph"/>
+        <w:pStyle w:val="Paragrafoelenco"/>
         <w:numPr>
           <w:ilvl w:val="0"/>
           <w:numId w:val="5"/>
@@ -1198,7 +1198,7 @@
     </w:p>
     <w:p>
       <w:pPr>
-        <w:pStyle w:val="ListParagraph"/>
+        <w:pStyle w:val="Paragrafoelenco"/>
         <w:numPr>
           <w:ilvl w:val="0"/>
           <w:numId w:val="5"/>
@@ -1222,7 +1222,7 @@
     </w:p>
     <w:p>
       <w:pPr>
-        <w:pStyle w:val="ListParagraph"/>
+        <w:pStyle w:val="Paragrafoelenco"/>
         <w:numPr>
           <w:ilvl w:val="0"/>
           <w:numId w:val="5"/>
@@ -1233,6 +1233,18 @@
       </w:r>
     </w:p>
     <w:p>
+      <w:pPr>
+        <w:pStyle w:val="Paragrafoelenco"/>
+        <w:numPr>
+          <w:ilvl w:val="0"/>
+          <w:numId w:val="5"/>
+        </w:numPr>
+      </w:pPr>
+      <w:r>
+        <w:t>L’utente seleziona un edizione.</w:t>
+      </w:r>
+    </w:p>
+    <w:p>
       <w:r>
         <w:rPr>
           <w:b/>
@@ -1241,22 +1253,10 @@
         <w:t>Exit condition:</w:t>
       </w:r>
       <w:r>
-        <w:t xml:space="preserve"> La lista </w:t>
-      </w:r>
-      <w:r>
-        <w:t>viene</w:t>
-      </w:r>
-      <w:r>
-        <w:t xml:space="preserve"> aggiornata e </w:t>
-      </w:r>
-      <w:r>
-        <w:t>mostra</w:t>
-      </w:r>
-      <w:r>
-        <w:t xml:space="preserve"> </w:t>
-      </w:r>
-      <w:r>
-        <w:t>solo i risultati pertinenti alla ricerca.</w:t>
+        <w:t xml:space="preserve"> Il sistema mostra i dettagli relativi all’edizione quali: autore, edizione, e numero di copie disponibile</w:t>
+      </w:r>
+      <w:r>
+        <w:t>.</w:t>
       </w:r>
       <w:r>
         <w:rPr>
@@ -1372,7 +1372,7 @@
     </w:p>
     <w:p>
       <w:pPr>
-        <w:pStyle w:val="ListParagraph"/>
+        <w:pStyle w:val="Paragrafoelenco"/>
         <w:numPr>
           <w:ilvl w:val="0"/>
           <w:numId w:val="13"/>
@@ -1384,7 +1384,7 @@
     </w:p>
     <w:p>
       <w:pPr>
-        <w:pStyle w:val="ListParagraph"/>
+        <w:pStyle w:val="Paragrafoelenco"/>
         <w:numPr>
           <w:ilvl w:val="0"/>
           <w:numId w:val="13"/>
@@ -1414,7 +1414,7 @@
     </w:p>
     <w:p>
       <w:pPr>
-        <w:pStyle w:val="ListParagraph"/>
+        <w:pStyle w:val="Paragrafoelenco"/>
         <w:numPr>
           <w:ilvl w:val="0"/>
           <w:numId w:val="13"/>
@@ -1871,7 +1871,7 @@
     </w:p>
     <w:p>
       <w:pPr>
-        <w:pStyle w:val="ListParagraph"/>
+        <w:pStyle w:val="Paragrafoelenco"/>
         <w:numPr>
           <w:ilvl w:val="0"/>
           <w:numId w:val="10"/>
@@ -1930,7 +1930,16 @@
           <w:sz w:val="28"/>
           <w:szCs w:val="28"/>
         </w:rPr>
-        <w:t xml:space="preserve"> – Raggiunto limite massimo</w:t>
+        <w:t xml:space="preserve"> – </w:t>
+      </w:r>
+      <w:r>
+        <w:rPr>
+          <w:b/>
+          <w:bCs/>
+          <w:sz w:val="28"/>
+          <w:szCs w:val="28"/>
+        </w:rPr>
+        <w:t>Copie non disponibili</w:t>
       </w:r>
     </w:p>
     <w:p>
@@ -1954,10 +1963,7 @@
         <w:t>Entry condition:</w:t>
       </w:r>
       <w:r>
-        <w:t xml:space="preserve"> Il lettore ha provato ad effettuare una prenotazione </w:t>
-      </w:r>
-      <w:r>
-        <w:t>ma non ci sono copie disponibili.</w:t>
+        <w:t xml:space="preserve"> Il lettore ha provato ad effettuare una prenotazione ma non ci sono copie disponibili.</w:t>
       </w:r>
     </w:p>
     <w:p>
@@ -1977,20 +1983,14 @@
     </w:p>
     <w:p>
       <w:pPr>
-        <w:pStyle w:val="ListParagraph"/>
+        <w:pStyle w:val="Paragrafoelenco"/>
         <w:numPr>
           <w:ilvl w:val="0"/>
           <w:numId w:val="32"/>
         </w:numPr>
       </w:pPr>
       <w:r>
-        <w:t xml:space="preserve">Il sistema mostra a schermo “Errore di prenotazione: </w:t>
-      </w:r>
-      <w:r>
-        <w:t>Edizione non disponibile</w:t>
-      </w:r>
-      <w:r>
-        <w:t>”.</w:t>
+        <w:t>Il sistema mostra a schermo “Errore di prenotazione: Edizione non disponibile”.</w:t>
       </w:r>
     </w:p>
     <w:p>
@@ -2164,7 +2164,7 @@
     </w:p>
     <w:p>
       <w:pPr>
-        <w:pStyle w:val="ListParagraph"/>
+        <w:pStyle w:val="Paragrafoelenco"/>
         <w:numPr>
           <w:ilvl w:val="0"/>
           <w:numId w:val="11"/>
@@ -2176,7 +2176,7 @@
     </w:p>
     <w:p>
       <w:pPr>
-        <w:pStyle w:val="ListParagraph"/>
+        <w:pStyle w:val="Paragrafoelenco"/>
         <w:numPr>
           <w:ilvl w:val="0"/>
           <w:numId w:val="11"/>
@@ -2188,7 +2188,7 @@
     </w:p>
     <w:p>
       <w:pPr>
-        <w:pStyle w:val="ListParagraph"/>
+        <w:pStyle w:val="Paragrafoelenco"/>
         <w:numPr>
           <w:ilvl w:val="0"/>
           <w:numId w:val="11"/>
@@ -2200,7 +2200,7 @@
     </w:p>
     <w:p>
       <w:pPr>
-        <w:pStyle w:val="ListParagraph"/>
+        <w:pStyle w:val="Paragrafoelenco"/>
         <w:numPr>
           <w:ilvl w:val="0"/>
           <w:numId w:val="11"/>
@@ -2348,7 +2348,7 @@
     </w:p>
     <w:p>
       <w:pPr>
-        <w:pStyle w:val="ListParagraph"/>
+        <w:pStyle w:val="Paragrafoelenco"/>
         <w:numPr>
           <w:ilvl w:val="0"/>
           <w:numId w:val="14"/>
@@ -2363,7 +2363,7 @@
     </w:p>
     <w:p>
       <w:pPr>
-        <w:pStyle w:val="ListParagraph"/>
+        <w:pStyle w:val="Paragrafoelenco"/>
         <w:numPr>
           <w:ilvl w:val="0"/>
           <w:numId w:val="14"/>
@@ -2378,7 +2378,7 @@
     </w:p>
     <w:p>
       <w:pPr>
-        <w:pStyle w:val="ListParagraph"/>
+        <w:pStyle w:val="Paragrafoelenco"/>
         <w:numPr>
           <w:ilvl w:val="0"/>
           <w:numId w:val="14"/>
@@ -2396,7 +2396,7 @@
     </w:p>
     <w:p>
       <w:pPr>
-        <w:pStyle w:val="ListParagraph"/>
+        <w:pStyle w:val="Paragrafoelenco"/>
         <w:numPr>
           <w:ilvl w:val="0"/>
           <w:numId w:val="14"/>
@@ -2552,7 +2552,7 @@
     </w:p>
     <w:p>
       <w:pPr>
-        <w:pStyle w:val="ListParagraph"/>
+        <w:pStyle w:val="Paragrafoelenco"/>
         <w:numPr>
           <w:ilvl w:val="0"/>
           <w:numId w:val="15"/>
@@ -2564,7 +2564,7 @@
     </w:p>
     <w:p>
       <w:pPr>
-        <w:pStyle w:val="ListParagraph"/>
+        <w:pStyle w:val="Paragrafoelenco"/>
         <w:numPr>
           <w:ilvl w:val="0"/>
           <w:numId w:val="15"/>
@@ -2582,7 +2582,7 @@
     </w:p>
     <w:p>
       <w:pPr>
-        <w:pStyle w:val="ListParagraph"/>
+        <w:pStyle w:val="Paragrafoelenco"/>
         <w:numPr>
           <w:ilvl w:val="0"/>
           <w:numId w:val="12"/>
@@ -2597,7 +2597,7 @@
     </w:p>
     <w:p>
       <w:pPr>
-        <w:pStyle w:val="ListParagraph"/>
+        <w:pStyle w:val="Paragrafoelenco"/>
         <w:numPr>
           <w:ilvl w:val="0"/>
           <w:numId w:val="12"/>
@@ -2612,7 +2612,7 @@
     </w:p>
     <w:p>
       <w:pPr>
-        <w:pStyle w:val="ListParagraph"/>
+        <w:pStyle w:val="Paragrafoelenco"/>
         <w:numPr>
           <w:ilvl w:val="0"/>
           <w:numId w:val="12"/>
@@ -2627,7 +2627,7 @@
     </w:p>
     <w:p>
       <w:pPr>
-        <w:pStyle w:val="ListParagraph"/>
+        <w:pStyle w:val="Paragrafoelenco"/>
         <w:numPr>
           <w:ilvl w:val="0"/>
           <w:numId w:val="12"/>
@@ -2639,7 +2639,7 @@
     </w:p>
     <w:p>
       <w:pPr>
-        <w:pStyle w:val="ListParagraph"/>
+        <w:pStyle w:val="Paragrafoelenco"/>
         <w:numPr>
           <w:ilvl w:val="0"/>
           <w:numId w:val="15"/>
@@ -2651,7 +2651,7 @@
     </w:p>
     <w:p>
       <w:pPr>
-        <w:pStyle w:val="ListParagraph"/>
+        <w:pStyle w:val="Paragrafoelenco"/>
         <w:numPr>
           <w:ilvl w:val="0"/>
           <w:numId w:val="15"/>
@@ -2675,7 +2675,7 @@
     </w:p>
     <w:p>
       <w:pPr>
-        <w:pStyle w:val="ListParagraph"/>
+        <w:pStyle w:val="Paragrafoelenco"/>
         <w:numPr>
           <w:ilvl w:val="0"/>
           <w:numId w:val="15"/>
@@ -2687,7 +2687,7 @@
     </w:p>
     <w:p>
       <w:pPr>
-        <w:pStyle w:val="ListParagraph"/>
+        <w:pStyle w:val="Paragrafoelenco"/>
         <w:numPr>
           <w:ilvl w:val="0"/>
           <w:numId w:val="15"/>
@@ -2711,7 +2711,7 @@
     </w:p>
     <w:p>
       <w:pPr>
-        <w:pStyle w:val="ListParagraph"/>
+        <w:pStyle w:val="Paragrafoelenco"/>
         <w:numPr>
           <w:ilvl w:val="0"/>
           <w:numId w:val="15"/>
@@ -2723,7 +2723,7 @@
     </w:p>
     <w:p>
       <w:pPr>
-        <w:pStyle w:val="ListParagraph"/>
+        <w:pStyle w:val="Paragrafoelenco"/>
         <w:numPr>
           <w:ilvl w:val="0"/>
           <w:numId w:val="15"/>
@@ -3008,6 +3008,9 @@
       <w:r>
         <w:t xml:space="preserve"> Lettore</w:t>
       </w:r>
+      <w:r>
+        <w:t xml:space="preserve"> registrato</w:t>
+      </w:r>
     </w:p>
     <w:p>
       <w:r>
@@ -3038,7 +3041,7 @@
     </w:p>
     <w:p>
       <w:pPr>
-        <w:pStyle w:val="ListParagraph"/>
+        <w:pStyle w:val="Paragrafoelenco"/>
         <w:numPr>
           <w:ilvl w:val="0"/>
           <w:numId w:val="17"/>
@@ -3050,7 +3053,7 @@
     </w:p>
     <w:p>
       <w:pPr>
-        <w:pStyle w:val="ListParagraph"/>
+        <w:pStyle w:val="Paragrafoelenco"/>
         <w:numPr>
           <w:ilvl w:val="0"/>
           <w:numId w:val="17"/>
@@ -3062,7 +3065,7 @@
     </w:p>
     <w:p>
       <w:pPr>
-        <w:pStyle w:val="ListParagraph"/>
+        <w:pStyle w:val="Paragrafoelenco"/>
         <w:numPr>
           <w:ilvl w:val="0"/>
           <w:numId w:val="17"/>
@@ -3074,7 +3077,7 @@
     </w:p>
     <w:p>
       <w:pPr>
-        <w:pStyle w:val="ListParagraph"/>
+        <w:pStyle w:val="Paragrafoelenco"/>
         <w:numPr>
           <w:ilvl w:val="0"/>
           <w:numId w:val="17"/>
@@ -3170,6 +3173,9 @@
       <w:r>
         <w:t xml:space="preserve"> Lettore</w:t>
       </w:r>
+      <w:r>
+        <w:t xml:space="preserve"> registrato</w:t>
+      </w:r>
     </w:p>
     <w:p>
       <w:r>
@@ -3200,7 +3206,7 @@
     </w:p>
     <w:p>
       <w:pPr>
-        <w:pStyle w:val="ListParagraph"/>
+        <w:pStyle w:val="Paragrafoelenco"/>
         <w:numPr>
           <w:ilvl w:val="0"/>
           <w:numId w:val="19"/>
@@ -3215,7 +3221,7 @@
     </w:p>
     <w:p>
       <w:pPr>
-        <w:pStyle w:val="ListParagraph"/>
+        <w:pStyle w:val="Paragrafoelenco"/>
         <w:numPr>
           <w:ilvl w:val="0"/>
           <w:numId w:val="19"/>
@@ -3296,7 +3302,7 @@
     </w:p>
     <w:p>
       <w:pPr>
-        <w:pStyle w:val="ListParagraph"/>
+        <w:pStyle w:val="Paragrafoelenco"/>
         <w:numPr>
           <w:ilvl w:val="0"/>
           <w:numId w:val="18"/>
@@ -3314,7 +3320,7 @@
     </w:p>
     <w:p>
       <w:pPr>
-        <w:pStyle w:val="ListParagraph"/>
+        <w:pStyle w:val="Paragrafoelenco"/>
         <w:numPr>
           <w:ilvl w:val="0"/>
           <w:numId w:val="18"/>
@@ -3326,7 +3332,7 @@
     </w:p>
     <w:p>
       <w:pPr>
-        <w:pStyle w:val="ListParagraph"/>
+        <w:pStyle w:val="Paragrafoelenco"/>
         <w:numPr>
           <w:ilvl w:val="0"/>
           <w:numId w:val="18"/>
@@ -3338,7 +3344,7 @@
     </w:p>
     <w:p>
       <w:pPr>
-        <w:pStyle w:val="ListParagraph"/>
+        <w:pStyle w:val="Paragrafoelenco"/>
         <w:numPr>
           <w:ilvl w:val="0"/>
           <w:numId w:val="18"/>
@@ -3384,7 +3390,10 @@
         <w:t>Attori:</w:t>
       </w:r>
       <w:r>
-        <w:t xml:space="preserve"> Lettore registrato</w:t>
+        <w:t xml:space="preserve"> </w:t>
+      </w:r>
+      <w:r>
+        <w:t>Utente</w:t>
       </w:r>
       <w:r>
         <w:t>.</w:t>
@@ -3419,7 +3428,7 @@
     </w:p>
     <w:p>
       <w:pPr>
-        <w:pStyle w:val="ListParagraph"/>
+        <w:pStyle w:val="Paragrafoelenco"/>
         <w:numPr>
           <w:ilvl w:val="0"/>
           <w:numId w:val="20"/>
@@ -3431,7 +3440,7 @@
     </w:p>
     <w:p>
       <w:pPr>
-        <w:pStyle w:val="ListParagraph"/>
+        <w:pStyle w:val="Paragrafoelenco"/>
         <w:numPr>
           <w:ilvl w:val="0"/>
           <w:numId w:val="20"/>
@@ -3449,7 +3458,7 @@
     </w:p>
     <w:p>
       <w:pPr>
-        <w:pStyle w:val="ListParagraph"/>
+        <w:pStyle w:val="Paragrafoelenco"/>
         <w:numPr>
           <w:ilvl w:val="0"/>
           <w:numId w:val="20"/>
@@ -3537,7 +3546,7 @@
     </w:p>
     <w:p>
       <w:pPr>
-        <w:pStyle w:val="ListParagraph"/>
+        <w:pStyle w:val="Paragrafoelenco"/>
         <w:numPr>
           <w:ilvl w:val="0"/>
           <w:numId w:val="21"/>
@@ -3549,7 +3558,7 @@
     </w:p>
     <w:p>
       <w:pPr>
-        <w:pStyle w:val="ListParagraph"/>
+        <w:pStyle w:val="Paragrafoelenco"/>
         <w:numPr>
           <w:ilvl w:val="0"/>
           <w:numId w:val="21"/>
@@ -3561,7 +3570,7 @@
     </w:p>
     <w:p>
       <w:pPr>
-        <w:pStyle w:val="ListParagraph"/>
+        <w:pStyle w:val="Paragrafoelenco"/>
         <w:numPr>
           <w:ilvl w:val="0"/>
           <w:numId w:val="22"/>
@@ -3582,7 +3591,7 @@
     </w:p>
     <w:p>
       <w:pPr>
-        <w:pStyle w:val="ListParagraph"/>
+        <w:pStyle w:val="Paragrafoelenco"/>
         <w:numPr>
           <w:ilvl w:val="0"/>
           <w:numId w:val="22"/>
@@ -3597,7 +3606,7 @@
     </w:p>
     <w:p>
       <w:pPr>
-        <w:pStyle w:val="ListParagraph"/>
+        <w:pStyle w:val="Paragrafoelenco"/>
         <w:numPr>
           <w:ilvl w:val="0"/>
           <w:numId w:val="22"/>
@@ -3612,7 +3621,7 @@
     </w:p>
     <w:p>
       <w:pPr>
-        <w:pStyle w:val="ListParagraph"/>
+        <w:pStyle w:val="Paragrafoelenco"/>
         <w:numPr>
           <w:ilvl w:val="0"/>
           <w:numId w:val="22"/>
@@ -3627,7 +3636,7 @@
     </w:p>
     <w:p>
       <w:pPr>
-        <w:pStyle w:val="ListParagraph"/>
+        <w:pStyle w:val="Paragrafoelenco"/>
         <w:numPr>
           <w:ilvl w:val="0"/>
           <w:numId w:val="22"/>
@@ -3639,7 +3648,7 @@
     </w:p>
     <w:p>
       <w:pPr>
-        <w:pStyle w:val="ListParagraph"/>
+        <w:pStyle w:val="Paragrafoelenco"/>
         <w:numPr>
           <w:ilvl w:val="0"/>
           <w:numId w:val="22"/>
@@ -3657,7 +3666,7 @@
     </w:p>
     <w:p>
       <w:pPr>
-        <w:pStyle w:val="ListParagraph"/>
+        <w:pStyle w:val="Paragrafoelenco"/>
         <w:numPr>
           <w:ilvl w:val="0"/>
           <w:numId w:val="22"/>
@@ -3669,7 +3678,7 @@
     </w:p>
     <w:p>
       <w:pPr>
-        <w:pStyle w:val="ListParagraph"/>
+        <w:pStyle w:val="Paragrafoelenco"/>
         <w:numPr>
           <w:ilvl w:val="0"/>
           <w:numId w:val="22"/>
@@ -3681,7 +3690,7 @@
     </w:p>
     <w:p>
       <w:pPr>
-        <w:pStyle w:val="ListParagraph"/>
+        <w:pStyle w:val="Paragrafoelenco"/>
         <w:numPr>
           <w:ilvl w:val="0"/>
           <w:numId w:val="22"/>
@@ -3693,7 +3702,7 @@
     </w:p>
     <w:p>
       <w:pPr>
-        <w:pStyle w:val="ListParagraph"/>
+        <w:pStyle w:val="Paragrafoelenco"/>
         <w:numPr>
           <w:ilvl w:val="0"/>
           <w:numId w:val="21"/>
@@ -3705,7 +3714,7 @@
     </w:p>
     <w:p>
       <w:pPr>
-        <w:pStyle w:val="ListParagraph"/>
+        <w:pStyle w:val="Paragrafoelenco"/>
         <w:numPr>
           <w:ilvl w:val="0"/>
           <w:numId w:val="21"/>
@@ -3717,7 +3726,7 @@
     </w:p>
     <w:p>
       <w:pPr>
-        <w:pStyle w:val="ListParagraph"/>
+        <w:pStyle w:val="Paragrafoelenco"/>
         <w:numPr>
           <w:ilvl w:val="0"/>
           <w:numId w:val="21"/>
@@ -3729,7 +3738,7 @@
     </w:p>
     <w:p>
       <w:pPr>
-        <w:pStyle w:val="ListParagraph"/>
+        <w:pStyle w:val="Paragrafoelenco"/>
         <w:numPr>
           <w:ilvl w:val="0"/>
           <w:numId w:val="21"/>
@@ -3741,7 +3750,7 @@
     </w:p>
     <w:p>
       <w:pPr>
-        <w:pStyle w:val="ListParagraph"/>
+        <w:pStyle w:val="Paragrafoelenco"/>
         <w:numPr>
           <w:ilvl w:val="0"/>
           <w:numId w:val="21"/>
@@ -3753,7 +3762,7 @@
     </w:p>
     <w:p>
       <w:pPr>
-        <w:pStyle w:val="ListParagraph"/>
+        <w:pStyle w:val="Paragrafoelenco"/>
         <w:numPr>
           <w:ilvl w:val="0"/>
           <w:numId w:val="21"/>
@@ -3930,7 +3939,7 @@
     </w:p>
     <w:p>
       <w:pPr>
-        <w:pStyle w:val="ListParagraph"/>
+        <w:pStyle w:val="Paragrafoelenco"/>
         <w:numPr>
           <w:ilvl w:val="0"/>
           <w:numId w:val="23"/>
@@ -4038,7 +4047,7 @@
     </w:p>
     <w:p>
       <w:pPr>
-        <w:pStyle w:val="ListParagraph"/>
+        <w:pStyle w:val="Paragrafoelenco"/>
         <w:numPr>
           <w:ilvl w:val="0"/>
           <w:numId w:val="25"/>
@@ -4056,7 +4065,7 @@
     </w:p>
     <w:p>
       <w:pPr>
-        <w:pStyle w:val="ListParagraph"/>
+        <w:pStyle w:val="Paragrafoelenco"/>
         <w:numPr>
           <w:ilvl w:val="0"/>
           <w:numId w:val="25"/>
@@ -4074,7 +4083,7 @@
     </w:p>
     <w:p>
       <w:pPr>
-        <w:pStyle w:val="ListParagraph"/>
+        <w:pStyle w:val="Paragrafoelenco"/>
         <w:numPr>
           <w:ilvl w:val="0"/>
           <w:numId w:val="25"/>
@@ -4086,25 +4095,19 @@
     </w:p>
     <w:p>
       <w:pPr>
-        <w:pStyle w:val="ListParagraph"/>
+        <w:pStyle w:val="Paragrafoelenco"/>
         <w:numPr>
           <w:ilvl w:val="0"/>
           <w:numId w:val="25"/>
         </w:numPr>
       </w:pPr>
       <w:r>
-        <w:t xml:space="preserve">Il sistema lo reindirizza ad una pagina </w:t>
-      </w:r>
-      <w:r>
-        <w:t xml:space="preserve">che </w:t>
-      </w:r>
-      <w:r>
-        <w:t>mostra le copie disponibili e riservate per quella edizione.</w:t>
-      </w:r>
-    </w:p>
-    <w:p>
-      <w:pPr>
-        <w:pStyle w:val="ListParagraph"/>
+        <w:t>Il sistema lo reindirizza ad una pagina che mostra le copie disponibili e riservate per quella edizione.</w:t>
+      </w:r>
+    </w:p>
+    <w:p>
+      <w:pPr>
+        <w:pStyle w:val="Paragrafoelenco"/>
         <w:numPr>
           <w:ilvl w:val="0"/>
           <w:numId w:val="25"/>
@@ -4116,7 +4119,7 @@
     </w:p>
     <w:p>
       <w:pPr>
-        <w:pStyle w:val="ListParagraph"/>
+        <w:pStyle w:val="Paragrafoelenco"/>
         <w:numPr>
           <w:ilvl w:val="0"/>
           <w:numId w:val="25"/>
@@ -4128,7 +4131,7 @@
     </w:p>
     <w:p>
       <w:pPr>
-        <w:pStyle w:val="ListParagraph"/>
+        <w:pStyle w:val="Paragrafoelenco"/>
         <w:numPr>
           <w:ilvl w:val="0"/>
           <w:numId w:val="22"/>
@@ -4146,7 +4149,7 @@
     </w:p>
     <w:p>
       <w:pPr>
-        <w:pStyle w:val="ListParagraph"/>
+        <w:pStyle w:val="Paragrafoelenco"/>
         <w:numPr>
           <w:ilvl w:val="0"/>
           <w:numId w:val="22"/>
@@ -4164,7 +4167,7 @@
     </w:p>
     <w:p>
       <w:pPr>
-        <w:pStyle w:val="ListParagraph"/>
+        <w:pStyle w:val="Paragrafoelenco"/>
         <w:numPr>
           <w:ilvl w:val="0"/>
           <w:numId w:val="22"/>
@@ -4182,7 +4185,7 @@
     </w:p>
     <w:p>
       <w:pPr>
-        <w:pStyle w:val="ListParagraph"/>
+        <w:pStyle w:val="Paragrafoelenco"/>
         <w:numPr>
           <w:ilvl w:val="0"/>
           <w:numId w:val="22"/>
@@ -4197,7 +4200,7 @@
     </w:p>
     <w:p>
       <w:pPr>
-        <w:pStyle w:val="ListParagraph"/>
+        <w:pStyle w:val="Paragrafoelenco"/>
         <w:numPr>
           <w:ilvl w:val="0"/>
           <w:numId w:val="22"/>
@@ -4212,7 +4215,7 @@
     </w:p>
     <w:p>
       <w:pPr>
-        <w:pStyle w:val="ListParagraph"/>
+        <w:pStyle w:val="Paragrafoelenco"/>
         <w:numPr>
           <w:ilvl w:val="0"/>
           <w:numId w:val="22"/>
@@ -4224,7 +4227,7 @@
     </w:p>
     <w:p>
       <w:pPr>
-        <w:pStyle w:val="ListParagraph"/>
+        <w:pStyle w:val="Paragrafoelenco"/>
         <w:numPr>
           <w:ilvl w:val="0"/>
           <w:numId w:val="25"/>
@@ -4236,7 +4239,7 @@
     </w:p>
     <w:p>
       <w:pPr>
-        <w:pStyle w:val="ListParagraph"/>
+        <w:pStyle w:val="Paragrafoelenco"/>
         <w:numPr>
           <w:ilvl w:val="0"/>
           <w:numId w:val="25"/>
@@ -4248,7 +4251,7 @@
     </w:p>
     <w:p>
       <w:pPr>
-        <w:pStyle w:val="ListParagraph"/>
+        <w:pStyle w:val="Paragrafoelenco"/>
         <w:numPr>
           <w:ilvl w:val="0"/>
           <w:numId w:val="25"/>
@@ -4260,7 +4263,7 @@
     </w:p>
     <w:p>
       <w:pPr>
-        <w:pStyle w:val="ListParagraph"/>
+        <w:pStyle w:val="Paragrafoelenco"/>
         <w:numPr>
           <w:ilvl w:val="0"/>
           <w:numId w:val="25"/>
@@ -4284,7 +4287,7 @@
     </w:p>
     <w:p>
       <w:pPr>
-        <w:pStyle w:val="ListParagraph"/>
+        <w:pStyle w:val="Paragrafoelenco"/>
         <w:numPr>
           <w:ilvl w:val="0"/>
           <w:numId w:val="25"/>
@@ -4305,7 +4308,7 @@
     </w:p>
     <w:p>
       <w:pPr>
-        <w:pStyle w:val="ListParagraph"/>
+        <w:pStyle w:val="Paragrafoelenco"/>
         <w:numPr>
           <w:ilvl w:val="0"/>
           <w:numId w:val="25"/>
@@ -4499,7 +4502,7 @@
     </w:p>
     <w:p>
       <w:pPr>
-        <w:pStyle w:val="ListParagraph"/>
+        <w:pStyle w:val="Paragrafoelenco"/>
         <w:numPr>
           <w:ilvl w:val="0"/>
           <w:numId w:val="26"/>
@@ -4627,10 +4630,7 @@
         <w:t>Entry condition:</w:t>
       </w:r>
       <w:r>
-        <w:t xml:space="preserve"> L’operatore ha </w:t>
-      </w:r>
-      <w:r>
-        <w:t>provato ad effettuare un prestito per un lettore sospeso.</w:t>
+        <w:t xml:space="preserve"> L’operatore ha provato ad effettuare un prestito per un lettore sospeso.</w:t>
       </w:r>
     </w:p>
     <w:p>
@@ -4650,20 +4650,14 @@
     </w:p>
     <w:p>
       <w:pPr>
-        <w:pStyle w:val="ListParagraph"/>
+        <w:pStyle w:val="Paragrafoelenco"/>
         <w:numPr>
           <w:ilvl w:val="0"/>
           <w:numId w:val="33"/>
         </w:numPr>
       </w:pPr>
       <w:r>
-        <w:t xml:space="preserve">Il sistema mostra a schermo il messaggio “Errore: </w:t>
-      </w:r>
-      <w:r>
-        <w:t>Il lettore è temporaneamente sospeso</w:t>
-      </w:r>
-      <w:r>
-        <w:t>”.</w:t>
+        <w:t>Il sistema mostra a schermo il messaggio “Errore: Il lettore è temporaneamente sospeso”.</w:t>
       </w:r>
     </w:p>
     <w:p>
@@ -4735,7 +4729,7 @@
     </w:p>
     <w:p>
       <w:pPr>
-        <w:pStyle w:val="ListParagraph"/>
+        <w:pStyle w:val="Paragrafoelenco"/>
         <w:numPr>
           <w:ilvl w:val="0"/>
           <w:numId w:val="27"/>
@@ -4747,7 +4741,7 @@
     </w:p>
     <w:p>
       <w:pPr>
-        <w:pStyle w:val="ListParagraph"/>
+        <w:pStyle w:val="Paragrafoelenco"/>
         <w:numPr>
           <w:ilvl w:val="0"/>
           <w:numId w:val="27"/>
@@ -4765,7 +4759,7 @@
     </w:p>
     <w:p>
       <w:pPr>
-        <w:pStyle w:val="ListParagraph"/>
+        <w:pStyle w:val="Paragrafoelenco"/>
         <w:numPr>
           <w:ilvl w:val="0"/>
           <w:numId w:val="27"/>
@@ -4783,7 +4777,7 @@
     </w:p>
     <w:p>
       <w:pPr>
-        <w:pStyle w:val="ListParagraph"/>
+        <w:pStyle w:val="Paragrafoelenco"/>
         <w:numPr>
           <w:ilvl w:val="0"/>
           <w:numId w:val="27"/>
@@ -4795,7 +4789,7 @@
     </w:p>
     <w:p>
       <w:pPr>
-        <w:pStyle w:val="ListParagraph"/>
+        <w:pStyle w:val="Paragrafoelenco"/>
         <w:numPr>
           <w:ilvl w:val="0"/>
           <w:numId w:val="27"/>
@@ -4807,7 +4801,7 @@
     </w:p>
     <w:p>
       <w:pPr>
-        <w:pStyle w:val="ListParagraph"/>
+        <w:pStyle w:val="Paragrafoelenco"/>
         <w:numPr>
           <w:ilvl w:val="0"/>
           <w:numId w:val="27"/>
@@ -4825,7 +4819,7 @@
     </w:p>
     <w:p>
       <w:pPr>
-        <w:pStyle w:val="ListParagraph"/>
+        <w:pStyle w:val="Paragrafoelenco"/>
         <w:numPr>
           <w:ilvl w:val="0"/>
           <w:numId w:val="27"/>
@@ -4837,7 +4831,7 @@
     </w:p>
     <w:p>
       <w:pPr>
-        <w:pStyle w:val="ListParagraph"/>
+        <w:pStyle w:val="Paragrafoelenco"/>
         <w:numPr>
           <w:ilvl w:val="0"/>
           <w:numId w:val="27"/>
@@ -5038,7 +5032,7 @@
     </w:p>
     <w:p>
       <w:pPr>
-        <w:pStyle w:val="ListParagraph"/>
+        <w:pStyle w:val="Paragrafoelenco"/>
         <w:numPr>
           <w:ilvl w:val="0"/>
           <w:numId w:val="28"/>
@@ -5050,7 +5044,7 @@
     </w:p>
     <w:p>
       <w:pPr>
-        <w:pStyle w:val="ListParagraph"/>
+        <w:pStyle w:val="Paragrafoelenco"/>
         <w:numPr>
           <w:ilvl w:val="0"/>
           <w:numId w:val="28"/>
@@ -5062,7 +5056,7 @@
     </w:p>
     <w:p>
       <w:pPr>
-        <w:pStyle w:val="ListParagraph"/>
+        <w:pStyle w:val="Paragrafoelenco"/>
         <w:numPr>
           <w:ilvl w:val="0"/>
           <w:numId w:val="28"/>
@@ -5168,7 +5162,7 @@
     </w:p>
     <w:p>
       <w:pPr>
-        <w:pStyle w:val="ListParagraph"/>
+        <w:pStyle w:val="Paragrafoelenco"/>
         <w:numPr>
           <w:ilvl w:val="0"/>
           <w:numId w:val="31"/>
@@ -5178,7 +5172,34 @@
         <w:t xml:space="preserve">L’operatore preme sul pulsante </w:t>
       </w:r>
       <w:r>
-        <w:t>“Annulla sospensione”</w:t>
+        <w:t>“Annulla sospensione”.</w:t>
+      </w:r>
+    </w:p>
+    <w:p>
+      <w:pPr>
+        <w:pStyle w:val="Paragrafoelenco"/>
+        <w:numPr>
+          <w:ilvl w:val="0"/>
+          <w:numId w:val="31"/>
+        </w:numPr>
+      </w:pPr>
+      <w:r>
+        <w:t xml:space="preserve">Il sistema </w:t>
+      </w:r>
+      <w:r>
+        <w:t>modifica lo stato della sospensione associata al lettore, impostandola come non attiva.</w:t>
+      </w:r>
+    </w:p>
+    <w:p>
+      <w:pPr>
+        <w:pStyle w:val="Paragrafoelenco"/>
+        <w:numPr>
+          <w:ilvl w:val="0"/>
+          <w:numId w:val="31"/>
+        </w:numPr>
+      </w:pPr>
+      <w:r>
+        <w:t>Il sistema aggiorna l’informazione sul database</w:t>
       </w:r>
       <w:r>
         <w:t>.</w:t>
@@ -5186,37 +5207,7 @@
     </w:p>
     <w:p>
       <w:pPr>
-        <w:pStyle w:val="ListParagraph"/>
-        <w:numPr>
-          <w:ilvl w:val="0"/>
-          <w:numId w:val="31"/>
-        </w:numPr>
-      </w:pPr>
-      <w:r>
-        <w:t xml:space="preserve">Il sistema </w:t>
-      </w:r>
-      <w:r>
-        <w:t>modifica lo stato della sospensione associata al lettore, impostandola come non attiva.</w:t>
-      </w:r>
-    </w:p>
-    <w:p>
-      <w:pPr>
-        <w:pStyle w:val="ListParagraph"/>
-        <w:numPr>
-          <w:ilvl w:val="0"/>
-          <w:numId w:val="31"/>
-        </w:numPr>
-      </w:pPr>
-      <w:r>
-        <w:t>Il sistema aggiorna l’informazione sul database</w:t>
-      </w:r>
-      <w:r>
-        <w:t>.</w:t>
-      </w:r>
-    </w:p>
-    <w:p>
-      <w:pPr>
-        <w:pStyle w:val="ListParagraph"/>
+        <w:pStyle w:val="Paragrafoelenco"/>
         <w:numPr>
           <w:ilvl w:val="0"/>
           <w:numId w:val="31"/>
@@ -8705,16 +8696,16 @@
     <w:lsdException w:name="Unresolved Mention" w:semiHidden="1" w:unhideWhenUsed="1"/>
     <w:lsdException w:name="Smart Link" w:semiHidden="1" w:unhideWhenUsed="1"/>
   </w:latentStyles>
-  <w:style w:type="paragraph" w:default="1" w:styleId="Normal">
+  <w:style w:type="paragraph" w:default="1" w:styleId="Normale">
     <w:name w:val="Normal"/>
     <w:qFormat/>
     <w:rsid w:val="00B67C91"/>
   </w:style>
-  <w:style w:type="paragraph" w:styleId="Heading1">
+  <w:style w:type="paragraph" w:styleId="Titolo1">
     <w:name w:val="heading 1"/>
-    <w:basedOn w:val="Normal"/>
-    <w:next w:val="Normal"/>
-    <w:link w:val="Heading1Char"/>
+    <w:basedOn w:val="Normale"/>
+    <w:next w:val="Normale"/>
+    <w:link w:val="Titolo1Carattere"/>
     <w:uiPriority w:val="9"/>
     <w:qFormat/>
     <w:rsid w:val="00B67C91"/>
@@ -8731,11 +8722,11 @@
       <w:szCs w:val="40"/>
     </w:rPr>
   </w:style>
-  <w:style w:type="paragraph" w:styleId="Heading2">
+  <w:style w:type="paragraph" w:styleId="Titolo2">
     <w:name w:val="heading 2"/>
-    <w:basedOn w:val="Normal"/>
-    <w:next w:val="Normal"/>
-    <w:link w:val="Heading2Char"/>
+    <w:basedOn w:val="Normale"/>
+    <w:next w:val="Normale"/>
+    <w:link w:val="Titolo2Carattere"/>
     <w:uiPriority w:val="9"/>
     <w:semiHidden/>
     <w:unhideWhenUsed/>
@@ -8754,11 +8745,11 @@
       <w:szCs w:val="32"/>
     </w:rPr>
   </w:style>
-  <w:style w:type="paragraph" w:styleId="Heading3">
+  <w:style w:type="paragraph" w:styleId="Titolo3">
     <w:name w:val="heading 3"/>
-    <w:basedOn w:val="Normal"/>
-    <w:next w:val="Normal"/>
-    <w:link w:val="Heading3Char"/>
+    <w:basedOn w:val="Normale"/>
+    <w:next w:val="Normale"/>
+    <w:link w:val="Titolo3Carattere"/>
     <w:uiPriority w:val="9"/>
     <w:semiHidden/>
     <w:unhideWhenUsed/>
@@ -8777,11 +8768,11 @@
       <w:szCs w:val="28"/>
     </w:rPr>
   </w:style>
-  <w:style w:type="paragraph" w:styleId="Heading4">
+  <w:style w:type="paragraph" w:styleId="Titolo4">
     <w:name w:val="heading 4"/>
-    <w:basedOn w:val="Normal"/>
-    <w:next w:val="Normal"/>
-    <w:link w:val="Heading4Char"/>
+    <w:basedOn w:val="Normale"/>
+    <w:next w:val="Normale"/>
+    <w:link w:val="Titolo4Carattere"/>
     <w:uiPriority w:val="9"/>
     <w:semiHidden/>
     <w:unhideWhenUsed/>
@@ -8800,11 +8791,11 @@
       <w:color w:val="0F4761" w:themeColor="accent1" w:themeShade="BF"/>
     </w:rPr>
   </w:style>
-  <w:style w:type="paragraph" w:styleId="Heading5">
+  <w:style w:type="paragraph" w:styleId="Titolo5">
     <w:name w:val="heading 5"/>
-    <w:basedOn w:val="Normal"/>
-    <w:next w:val="Normal"/>
-    <w:link w:val="Heading5Char"/>
+    <w:basedOn w:val="Normale"/>
+    <w:next w:val="Normale"/>
+    <w:link w:val="Titolo5Carattere"/>
     <w:uiPriority w:val="9"/>
     <w:semiHidden/>
     <w:unhideWhenUsed/>
@@ -8821,11 +8812,11 @@
       <w:color w:val="0F4761" w:themeColor="accent1" w:themeShade="BF"/>
     </w:rPr>
   </w:style>
-  <w:style w:type="paragraph" w:styleId="Heading6">
+  <w:style w:type="paragraph" w:styleId="Titolo6">
     <w:name w:val="heading 6"/>
-    <w:basedOn w:val="Normal"/>
-    <w:next w:val="Normal"/>
-    <w:link w:val="Heading6Char"/>
+    <w:basedOn w:val="Normale"/>
+    <w:next w:val="Normale"/>
+    <w:link w:val="Titolo6Carattere"/>
     <w:uiPriority w:val="9"/>
     <w:semiHidden/>
     <w:unhideWhenUsed/>
@@ -8844,11 +8835,11 @@
       <w:color w:val="595959" w:themeColor="text1" w:themeTint="A6"/>
     </w:rPr>
   </w:style>
-  <w:style w:type="paragraph" w:styleId="Heading7">
+  <w:style w:type="paragraph" w:styleId="Titolo7">
     <w:name w:val="heading 7"/>
-    <w:basedOn w:val="Normal"/>
-    <w:next w:val="Normal"/>
-    <w:link w:val="Heading7Char"/>
+    <w:basedOn w:val="Normale"/>
+    <w:next w:val="Normale"/>
+    <w:link w:val="Titolo7Carattere"/>
     <w:uiPriority w:val="9"/>
     <w:semiHidden/>
     <w:unhideWhenUsed/>
@@ -8865,11 +8856,11 @@
       <w:color w:val="595959" w:themeColor="text1" w:themeTint="A6"/>
     </w:rPr>
   </w:style>
-  <w:style w:type="paragraph" w:styleId="Heading8">
+  <w:style w:type="paragraph" w:styleId="Titolo8">
     <w:name w:val="heading 8"/>
-    <w:basedOn w:val="Normal"/>
-    <w:next w:val="Normal"/>
-    <w:link w:val="Heading8Char"/>
+    <w:basedOn w:val="Normale"/>
+    <w:next w:val="Normale"/>
+    <w:link w:val="Titolo8Carattere"/>
     <w:uiPriority w:val="9"/>
     <w:semiHidden/>
     <w:unhideWhenUsed/>
@@ -8888,11 +8879,11 @@
       <w:color w:val="272727" w:themeColor="text1" w:themeTint="D8"/>
     </w:rPr>
   </w:style>
-  <w:style w:type="paragraph" w:styleId="Heading9">
+  <w:style w:type="paragraph" w:styleId="Titolo9">
     <w:name w:val="heading 9"/>
-    <w:basedOn w:val="Normal"/>
-    <w:next w:val="Normal"/>
-    <w:link w:val="Heading9Char"/>
+    <w:basedOn w:val="Normale"/>
+    <w:next w:val="Normale"/>
+    <w:link w:val="Titolo9Carattere"/>
     <w:uiPriority w:val="9"/>
     <w:semiHidden/>
     <w:unhideWhenUsed/>
@@ -8909,13 +8900,13 @@
       <w:color w:val="272727" w:themeColor="text1" w:themeTint="D8"/>
     </w:rPr>
   </w:style>
-  <w:style w:type="character" w:default="1" w:styleId="DefaultParagraphFont">
+  <w:style w:type="character" w:default="1" w:styleId="Carpredefinitoparagrafo">
     <w:name w:val="Default Paragraph Font"/>
     <w:uiPriority w:val="1"/>
     <w:semiHidden/>
     <w:unhideWhenUsed/>
   </w:style>
-  <w:style w:type="table" w:default="1" w:styleId="TableNormal">
+  <w:style w:type="table" w:default="1" w:styleId="Tabellanormale">
     <w:name w:val="Normal Table"/>
     <w:uiPriority w:val="99"/>
     <w:semiHidden/>
@@ -8930,16 +8921,16 @@
       </w:tblCellMar>
     </w:tblPr>
   </w:style>
-  <w:style w:type="numbering" w:default="1" w:styleId="NoList">
+  <w:style w:type="numbering" w:default="1" w:styleId="Nessunelenco">
     <w:name w:val="No List"/>
     <w:uiPriority w:val="99"/>
     <w:semiHidden/>
     <w:unhideWhenUsed/>
   </w:style>
-  <w:style w:type="character" w:customStyle="1" w:styleId="Heading1Char">
-    <w:name w:val="Heading 1 Char"/>
-    <w:basedOn w:val="DefaultParagraphFont"/>
-    <w:link w:val="Heading1"/>
+  <w:style w:type="character" w:customStyle="1" w:styleId="Titolo1Carattere">
+    <w:name w:val="Titolo 1 Carattere"/>
+    <w:basedOn w:val="Carpredefinitoparagrafo"/>
+    <w:link w:val="Titolo1"/>
     <w:uiPriority w:val="9"/>
     <w:rsid w:val="00B67C91"/>
     <w:rPr>
@@ -8949,10 +8940,10 @@
       <w:szCs w:val="40"/>
     </w:rPr>
   </w:style>
-  <w:style w:type="character" w:customStyle="1" w:styleId="Heading2Char">
-    <w:name w:val="Heading 2 Char"/>
-    <w:basedOn w:val="DefaultParagraphFont"/>
-    <w:link w:val="Heading2"/>
+  <w:style w:type="character" w:customStyle="1" w:styleId="Titolo2Carattere">
+    <w:name w:val="Titolo 2 Carattere"/>
+    <w:basedOn w:val="Carpredefinitoparagrafo"/>
+    <w:link w:val="Titolo2"/>
     <w:uiPriority w:val="9"/>
     <w:semiHidden/>
     <w:rsid w:val="00B67C91"/>
@@ -8963,10 +8954,10 @@
       <w:szCs w:val="32"/>
     </w:rPr>
   </w:style>
-  <w:style w:type="character" w:customStyle="1" w:styleId="Heading3Char">
-    <w:name w:val="Heading 3 Char"/>
-    <w:basedOn w:val="DefaultParagraphFont"/>
-    <w:link w:val="Heading3"/>
+  <w:style w:type="character" w:customStyle="1" w:styleId="Titolo3Carattere">
+    <w:name w:val="Titolo 3 Carattere"/>
+    <w:basedOn w:val="Carpredefinitoparagrafo"/>
+    <w:link w:val="Titolo3"/>
     <w:uiPriority w:val="9"/>
     <w:semiHidden/>
     <w:rsid w:val="00B67C91"/>
@@ -8977,10 +8968,10 @@
       <w:szCs w:val="28"/>
     </w:rPr>
   </w:style>
-  <w:style w:type="character" w:customStyle="1" w:styleId="Heading4Char">
-    <w:name w:val="Heading 4 Char"/>
-    <w:basedOn w:val="DefaultParagraphFont"/>
-    <w:link w:val="Heading4"/>
+  <w:style w:type="character" w:customStyle="1" w:styleId="Titolo4Carattere">
+    <w:name w:val="Titolo 4 Carattere"/>
+    <w:basedOn w:val="Carpredefinitoparagrafo"/>
+    <w:link w:val="Titolo4"/>
     <w:uiPriority w:val="9"/>
     <w:semiHidden/>
     <w:rsid w:val="00B67C91"/>
@@ -8991,10 +8982,10 @@
       <w:color w:val="0F4761" w:themeColor="accent1" w:themeShade="BF"/>
     </w:rPr>
   </w:style>
-  <w:style w:type="character" w:customStyle="1" w:styleId="Heading5Char">
-    <w:name w:val="Heading 5 Char"/>
-    <w:basedOn w:val="DefaultParagraphFont"/>
-    <w:link w:val="Heading5"/>
+  <w:style w:type="character" w:customStyle="1" w:styleId="Titolo5Carattere">
+    <w:name w:val="Titolo 5 Carattere"/>
+    <w:basedOn w:val="Carpredefinitoparagrafo"/>
+    <w:link w:val="Titolo5"/>
     <w:uiPriority w:val="9"/>
     <w:semiHidden/>
     <w:rsid w:val="00B67C91"/>
@@ -9003,10 +8994,10 @@
       <w:color w:val="0F4761" w:themeColor="accent1" w:themeShade="BF"/>
     </w:rPr>
   </w:style>
-  <w:style w:type="character" w:customStyle="1" w:styleId="Heading6Char">
-    <w:name w:val="Heading 6 Char"/>
-    <w:basedOn w:val="DefaultParagraphFont"/>
-    <w:link w:val="Heading6"/>
+  <w:style w:type="character" w:customStyle="1" w:styleId="Titolo6Carattere">
+    <w:name w:val="Titolo 6 Carattere"/>
+    <w:basedOn w:val="Carpredefinitoparagrafo"/>
+    <w:link w:val="Titolo6"/>
     <w:uiPriority w:val="9"/>
     <w:semiHidden/>
     <w:rsid w:val="00B67C91"/>
@@ -9017,10 +9008,10 @@
       <w:color w:val="595959" w:themeColor="text1" w:themeTint="A6"/>
     </w:rPr>
   </w:style>
-  <w:style w:type="character" w:customStyle="1" w:styleId="Heading7Char">
-    <w:name w:val="Heading 7 Char"/>
-    <w:basedOn w:val="DefaultParagraphFont"/>
-    <w:link w:val="Heading7"/>
+  <w:style w:type="character" w:customStyle="1" w:styleId="Titolo7Carattere">
+    <w:name w:val="Titolo 7 Carattere"/>
+    <w:basedOn w:val="Carpredefinitoparagrafo"/>
+    <w:link w:val="Titolo7"/>
     <w:uiPriority w:val="9"/>
     <w:semiHidden/>
     <w:rsid w:val="00B67C91"/>
@@ -9029,10 +9020,10 @@
       <w:color w:val="595959" w:themeColor="text1" w:themeTint="A6"/>
     </w:rPr>
   </w:style>
-  <w:style w:type="character" w:customStyle="1" w:styleId="Heading8Char">
-    <w:name w:val="Heading 8 Char"/>
-    <w:basedOn w:val="DefaultParagraphFont"/>
-    <w:link w:val="Heading8"/>
+  <w:style w:type="character" w:customStyle="1" w:styleId="Titolo8Carattere">
+    <w:name w:val="Titolo 8 Carattere"/>
+    <w:basedOn w:val="Carpredefinitoparagrafo"/>
+    <w:link w:val="Titolo8"/>
     <w:uiPriority w:val="9"/>
     <w:semiHidden/>
     <w:rsid w:val="00B67C91"/>
@@ -9043,10 +9034,10 @@
       <w:color w:val="272727" w:themeColor="text1" w:themeTint="D8"/>
     </w:rPr>
   </w:style>
-  <w:style w:type="character" w:customStyle="1" w:styleId="Heading9Char">
-    <w:name w:val="Heading 9 Char"/>
-    <w:basedOn w:val="DefaultParagraphFont"/>
-    <w:link w:val="Heading9"/>
+  <w:style w:type="character" w:customStyle="1" w:styleId="Titolo9Carattere">
+    <w:name w:val="Titolo 9 Carattere"/>
+    <w:basedOn w:val="Carpredefinitoparagrafo"/>
+    <w:link w:val="Titolo9"/>
     <w:uiPriority w:val="9"/>
     <w:semiHidden/>
     <w:rsid w:val="00B67C91"/>
@@ -9055,11 +9046,11 @@
       <w:color w:val="272727" w:themeColor="text1" w:themeTint="D8"/>
     </w:rPr>
   </w:style>
-  <w:style w:type="paragraph" w:styleId="Title">
+  <w:style w:type="paragraph" w:styleId="Titolo">
     <w:name w:val="Title"/>
-    <w:basedOn w:val="Normal"/>
-    <w:next w:val="Normal"/>
-    <w:link w:val="TitleChar"/>
+    <w:basedOn w:val="Normale"/>
+    <w:next w:val="Normale"/>
+    <w:link w:val="TitoloCarattere"/>
     <w:uiPriority w:val="10"/>
     <w:qFormat/>
     <w:rsid w:val="00B67C91"/>
@@ -9075,10 +9066,10 @@
       <w:szCs w:val="56"/>
     </w:rPr>
   </w:style>
-  <w:style w:type="character" w:customStyle="1" w:styleId="TitleChar">
-    <w:name w:val="Title Char"/>
-    <w:basedOn w:val="DefaultParagraphFont"/>
-    <w:link w:val="Title"/>
+  <w:style w:type="character" w:customStyle="1" w:styleId="TitoloCarattere">
+    <w:name w:val="Titolo Carattere"/>
+    <w:basedOn w:val="Carpredefinitoparagrafo"/>
+    <w:link w:val="Titolo"/>
     <w:uiPriority w:val="10"/>
     <w:rsid w:val="00B67C91"/>
     <w:rPr>
@@ -9089,11 +9080,11 @@
       <w:szCs w:val="56"/>
     </w:rPr>
   </w:style>
-  <w:style w:type="paragraph" w:styleId="Subtitle">
+  <w:style w:type="paragraph" w:styleId="Sottotitolo">
     <w:name w:val="Subtitle"/>
-    <w:basedOn w:val="Normal"/>
-    <w:next w:val="Normal"/>
-    <w:link w:val="SubtitleChar"/>
+    <w:basedOn w:val="Normale"/>
+    <w:next w:val="Normale"/>
+    <w:link w:val="SottotitoloCarattere"/>
     <w:uiPriority w:val="11"/>
     <w:qFormat/>
     <w:rsid w:val="00B67C91"/>
@@ -9110,10 +9101,10 @@
       <w:szCs w:val="28"/>
     </w:rPr>
   </w:style>
-  <w:style w:type="character" w:customStyle="1" w:styleId="SubtitleChar">
-    <w:name w:val="Subtitle Char"/>
-    <w:basedOn w:val="DefaultParagraphFont"/>
-    <w:link w:val="Subtitle"/>
+  <w:style w:type="character" w:customStyle="1" w:styleId="SottotitoloCarattere">
+    <w:name w:val="Sottotitolo Carattere"/>
+    <w:basedOn w:val="Carpredefinitoparagrafo"/>
+    <w:link w:val="Sottotitolo"/>
     <w:uiPriority w:val="11"/>
     <w:rsid w:val="00B67C91"/>
     <w:rPr>
@@ -9124,11 +9115,11 @@
       <w:szCs w:val="28"/>
     </w:rPr>
   </w:style>
-  <w:style w:type="paragraph" w:styleId="Quote">
+  <w:style w:type="paragraph" w:styleId="Citazione">
     <w:name w:val="Quote"/>
-    <w:basedOn w:val="Normal"/>
-    <w:next w:val="Normal"/>
-    <w:link w:val="QuoteChar"/>
+    <w:basedOn w:val="Normale"/>
+    <w:next w:val="Normale"/>
+    <w:link w:val="CitazioneCarattere"/>
     <w:uiPriority w:val="29"/>
     <w:qFormat/>
     <w:rsid w:val="00B67C91"/>
@@ -9142,10 +9133,10 @@
       <w:color w:val="404040" w:themeColor="text1" w:themeTint="BF"/>
     </w:rPr>
   </w:style>
-  <w:style w:type="character" w:customStyle="1" w:styleId="QuoteChar">
-    <w:name w:val="Quote Char"/>
-    <w:basedOn w:val="DefaultParagraphFont"/>
-    <w:link w:val="Quote"/>
+  <w:style w:type="character" w:customStyle="1" w:styleId="CitazioneCarattere">
+    <w:name w:val="Citazione Carattere"/>
+    <w:basedOn w:val="Carpredefinitoparagrafo"/>
+    <w:link w:val="Citazione"/>
     <w:uiPriority w:val="29"/>
     <w:rsid w:val="00B67C91"/>
     <w:rPr>
@@ -9154,9 +9145,9 @@
       <w:color w:val="404040" w:themeColor="text1" w:themeTint="BF"/>
     </w:rPr>
   </w:style>
-  <w:style w:type="paragraph" w:styleId="ListParagraph">
+  <w:style w:type="paragraph" w:styleId="Paragrafoelenco">
     <w:name w:val="List Paragraph"/>
-    <w:basedOn w:val="Normal"/>
+    <w:basedOn w:val="Normale"/>
     <w:uiPriority w:val="34"/>
     <w:qFormat/>
     <w:rsid w:val="00B67C91"/>
@@ -9165,9 +9156,9 @@
       <w:contextualSpacing/>
     </w:pPr>
   </w:style>
-  <w:style w:type="character" w:styleId="IntenseEmphasis">
+  <w:style w:type="character" w:styleId="Enfasiintensa">
     <w:name w:val="Intense Emphasis"/>
-    <w:basedOn w:val="DefaultParagraphFont"/>
+    <w:basedOn w:val="Carpredefinitoparagrafo"/>
     <w:uiPriority w:val="21"/>
     <w:qFormat/>
     <w:rsid w:val="00B67C91"/>
@@ -9177,11 +9168,11 @@
       <w:color w:val="0F4761" w:themeColor="accent1" w:themeShade="BF"/>
     </w:rPr>
   </w:style>
-  <w:style w:type="paragraph" w:styleId="IntenseQuote">
+  <w:style w:type="paragraph" w:styleId="Citazioneintensa">
     <w:name w:val="Intense Quote"/>
-    <w:basedOn w:val="Normal"/>
-    <w:next w:val="Normal"/>
-    <w:link w:val="IntenseQuoteChar"/>
+    <w:basedOn w:val="Normale"/>
+    <w:next w:val="Normale"/>
+    <w:link w:val="CitazioneintensaCarattere"/>
     <w:uiPriority w:val="30"/>
     <w:qFormat/>
     <w:rsid w:val="00B67C91"/>
@@ -9200,10 +9191,10 @@
       <w:color w:val="0F4761" w:themeColor="accent1" w:themeShade="BF"/>
     </w:rPr>
   </w:style>
-  <w:style w:type="character" w:customStyle="1" w:styleId="IntenseQuoteChar">
-    <w:name w:val="Intense Quote Char"/>
-    <w:basedOn w:val="DefaultParagraphFont"/>
-    <w:link w:val="IntenseQuote"/>
+  <w:style w:type="character" w:customStyle="1" w:styleId="CitazioneintensaCarattere">
+    <w:name w:val="Citazione intensa Carattere"/>
+    <w:basedOn w:val="Carpredefinitoparagrafo"/>
+    <w:link w:val="Citazioneintensa"/>
     <w:uiPriority w:val="30"/>
     <w:rsid w:val="00B67C91"/>
     <w:rPr>
@@ -9212,9 +9203,9 @@
       <w:color w:val="0F4761" w:themeColor="accent1" w:themeShade="BF"/>
     </w:rPr>
   </w:style>
-  <w:style w:type="character" w:styleId="IntenseReference">
+  <w:style w:type="character" w:styleId="Riferimentointenso">
     <w:name w:val="Intense Reference"/>
-    <w:basedOn w:val="DefaultParagraphFont"/>
+    <w:basedOn w:val="Carpredefinitoparagrafo"/>
     <w:uiPriority w:val="32"/>
     <w:qFormat/>
     <w:rsid w:val="00B67C91"/>
@@ -9542,4 +9533,16 @@
     </a:ext>
   </a:extLst>
 </a:theme>
+</file>
+
+<file path=customXml/item1.xml><?xml version="1.0" encoding="utf-8"?>
+<b:Sources xmlns:b="http://schemas.openxmlformats.org/officeDocument/2006/bibliography" xmlns="http://schemas.openxmlformats.org/officeDocument/2006/bibliography" SelectedStyle="\APASixthEditionOfficeOnline.xsl" StyleName="APA" Version="6"/>
+</file>
+
+<file path=customXml/itemProps1.xml><?xml version="1.0" encoding="utf-8"?>
+<ds:datastoreItem xmlns:ds="http://schemas.openxmlformats.org/officeDocument/2006/customXml" ds:itemID="{ED6676BD-5E1C-481E-8144-845D3DFE8967}">
+  <ds:schemaRefs>
+    <ds:schemaRef ds:uri="http://schemas.openxmlformats.org/officeDocument/2006/bibliography"/>
+  </ds:schemaRefs>
+</ds:datastoreItem>
 </file>
--- a/Documents/Casi d'uso.docx
+++ b/Documents/Casi d'uso.docx
@@ -68,66 +68,58 @@
     </w:p>
     <w:p>
       <w:pPr>
+        <w:pStyle w:val="ListParagraph"/>
         <w:numPr>
           <w:ilvl w:val="0"/>
           <w:numId w:val="1"/>
         </w:numPr>
       </w:pPr>
       <w:r>
-        <w:t xml:space="preserve">L’operatore inserisce nome, cognome, codice fiscale e e-mail del lettore e conferma che il lettore ha acconsentito ai termini di trattamento dei dati. </w:t>
-      </w:r>
-    </w:p>
-    <w:p>
-      <w:pPr>
+        <w:t>L’operatore inserisce nome, cognome, codice fiscale e e-mail del lettore e conferma che il lettore ha acconsentito ai termini di trattamento dei dati.</w:t>
+      </w:r>
+    </w:p>
+    <w:p>
+      <w:pPr>
+        <w:pStyle w:val="ListParagraph"/>
         <w:numPr>
           <w:ilvl w:val="0"/>
           <w:numId w:val="1"/>
         </w:numPr>
       </w:pPr>
       <w:r>
-        <w:t>L’operatore clicca su “</w:t>
-      </w:r>
-      <w:r>
-        <w:t>R</w:t>
-      </w:r>
-      <w:r>
-        <w:t>egistra”.</w:t>
-      </w:r>
-    </w:p>
-    <w:p>
-      <w:pPr>
+        <w:t>L’operatore clicca su “Registra”.</w:t>
+      </w:r>
+    </w:p>
+    <w:p>
+      <w:pPr>
+        <w:pStyle w:val="ListParagraph"/>
         <w:numPr>
           <w:ilvl w:val="0"/>
           <w:numId w:val="1"/>
         </w:numPr>
       </w:pPr>
       <w:r>
-        <w:t>Il sistema verifica l</w:t>
-      </w:r>
-      <w:r>
-        <w:t>e informazioni inserite.</w:t>
-      </w:r>
-    </w:p>
-    <w:p>
-      <w:pPr>
+        <w:t>Il sistema verifica le informazioni inserite.</w:t>
+      </w:r>
+    </w:p>
+    <w:p>
+      <w:pPr>
+        <w:pStyle w:val="ListParagraph"/>
         <w:numPr>
           <w:ilvl w:val="0"/>
           <w:numId w:val="1"/>
         </w:numPr>
       </w:pPr>
       <w:r>
-        <w:t>Il sistema mostra a schermo le informazioni dell’account</w:t>
-      </w:r>
-      <w:r>
-        <w:t xml:space="preserve"> con due pulsanti:</w:t>
-      </w:r>
-    </w:p>
-    <w:p>
-      <w:pPr>
-        <w:pStyle w:val="Paragrafoelenco"/>
-        <w:numPr>
-          <w:ilvl w:val="0"/>
-          <w:numId w:val="24"/>
+        <w:t>Il sistema mostra a schermo le informazioni dell’account con due pulsanti:</w:t>
+      </w:r>
+    </w:p>
+    <w:p>
+      <w:pPr>
+        <w:pStyle w:val="ListParagraph"/>
+        <w:numPr>
+          <w:ilvl w:val="0"/>
+          <w:numId w:val="42"/>
         </w:numPr>
       </w:pPr>
       <w:r>
@@ -136,10 +128,10 @@
     </w:p>
     <w:p>
       <w:pPr>
-        <w:pStyle w:val="Paragrafoelenco"/>
-        <w:numPr>
-          <w:ilvl w:val="0"/>
-          <w:numId w:val="24"/>
+        <w:pStyle w:val="ListParagraph"/>
+        <w:numPr>
+          <w:ilvl w:val="0"/>
+          <w:numId w:val="42"/>
         </w:numPr>
       </w:pPr>
       <w:r>
@@ -148,23 +140,19 @@
     </w:p>
     <w:p>
       <w:pPr>
+        <w:pStyle w:val="ListParagraph"/>
         <w:numPr>
           <w:ilvl w:val="0"/>
           <w:numId w:val="1"/>
         </w:numPr>
       </w:pPr>
       <w:r>
-        <w:t>L’operatore clicca su “</w:t>
-      </w:r>
-      <w:r>
-        <w:t>Conferma</w:t>
-      </w:r>
-      <w:r>
-        <w:t>”.</w:t>
-      </w:r>
-    </w:p>
-    <w:p>
-      <w:pPr>
+        <w:t>L’operatore clicca su “Conferma”.</w:t>
+      </w:r>
+    </w:p>
+    <w:p>
+      <w:pPr>
+        <w:pStyle w:val="ListParagraph"/>
         <w:numPr>
           <w:ilvl w:val="0"/>
           <w:numId w:val="1"/>
@@ -175,6 +163,42 @@
       </w:r>
     </w:p>
     <w:p>
+      <w:pPr>
+        <w:pStyle w:val="ListParagraph"/>
+        <w:numPr>
+          <w:ilvl w:val="0"/>
+          <w:numId w:val="1"/>
+        </w:numPr>
+      </w:pPr>
+      <w:r>
+        <w:t>Il sistema mostra a schermo la password provvisoria con un pulsante “Conferma”.</w:t>
+      </w:r>
+    </w:p>
+    <w:p>
+      <w:pPr>
+        <w:pStyle w:val="ListParagraph"/>
+        <w:numPr>
+          <w:ilvl w:val="0"/>
+          <w:numId w:val="1"/>
+        </w:numPr>
+      </w:pPr>
+      <w:r>
+        <w:t>L’operatore preme “Conferma”.</w:t>
+      </w:r>
+    </w:p>
+    <w:p>
+      <w:pPr>
+        <w:pStyle w:val="ListParagraph"/>
+        <w:numPr>
+          <w:ilvl w:val="0"/>
+          <w:numId w:val="1"/>
+        </w:numPr>
+      </w:pPr>
+      <w:r>
+        <w:t>Il sistema reindirizza l’operatore alla dashboard.</w:t>
+      </w:r>
+    </w:p>
+    <w:p>
       <w:r>
         <w:rPr>
           <w:b/>
@@ -217,7 +241,13 @@
     </w:p>
     <w:p>
       <w:r>
-        <w:t>Se al passo 4 l’operatore preme sul tasto “Annulla”, viene riportato al passo 1.</w:t>
+        <w:t xml:space="preserve">Se al passo </w:t>
+      </w:r>
+      <w:r>
+        <w:t xml:space="preserve">5 </w:t>
+      </w:r>
+      <w:r>
+        <w:t>l’operatore preme sul tasto “Annulla”, viene riportato al passo 1.</w:t>
       </w:r>
     </w:p>
     <w:p>
@@ -328,7 +358,7 @@
     </w:p>
     <w:p>
       <w:pPr>
-        <w:pStyle w:val="Paragrafoelenco"/>
+        <w:pStyle w:val="ListParagraph"/>
         <w:numPr>
           <w:ilvl w:val="0"/>
           <w:numId w:val="7"/>
@@ -472,7 +502,7 @@
     </w:p>
     <w:p>
       <w:pPr>
-        <w:pStyle w:val="Paragrafoelenco"/>
+        <w:pStyle w:val="ListParagraph"/>
         <w:numPr>
           <w:ilvl w:val="0"/>
           <w:numId w:val="3"/>
@@ -484,7 +514,7 @@
     </w:p>
     <w:p>
       <w:pPr>
-        <w:pStyle w:val="Paragrafoelenco"/>
+        <w:pStyle w:val="ListParagraph"/>
         <w:numPr>
           <w:ilvl w:val="0"/>
           <w:numId w:val="3"/>
@@ -508,7 +538,7 @@
     </w:p>
     <w:p>
       <w:pPr>
-        <w:pStyle w:val="Paragrafoelenco"/>
+        <w:pStyle w:val="ListParagraph"/>
         <w:numPr>
           <w:ilvl w:val="0"/>
           <w:numId w:val="3"/>
@@ -532,7 +562,7 @@
     </w:p>
     <w:p>
       <w:pPr>
-        <w:pStyle w:val="Paragrafoelenco"/>
+        <w:pStyle w:val="ListParagraph"/>
         <w:numPr>
           <w:ilvl w:val="0"/>
           <w:numId w:val="3"/>
@@ -704,7 +734,7 @@
     </w:p>
     <w:p>
       <w:pPr>
-        <w:pStyle w:val="Paragrafoelenco"/>
+        <w:pStyle w:val="ListParagraph"/>
         <w:numPr>
           <w:ilvl w:val="0"/>
           <w:numId w:val="4"/>
@@ -722,7 +752,7 @@
     </w:p>
     <w:p>
       <w:pPr>
-        <w:pStyle w:val="Paragrafoelenco"/>
+        <w:pStyle w:val="ListParagraph"/>
         <w:numPr>
           <w:ilvl w:val="0"/>
           <w:numId w:val="4"/>
@@ -734,7 +764,7 @@
     </w:p>
     <w:p>
       <w:pPr>
-        <w:pStyle w:val="Paragrafoelenco"/>
+        <w:pStyle w:val="ListParagraph"/>
         <w:numPr>
           <w:ilvl w:val="0"/>
           <w:numId w:val="4"/>
@@ -752,7 +782,7 @@
     </w:p>
     <w:p>
       <w:pPr>
-        <w:pStyle w:val="Paragrafoelenco"/>
+        <w:pStyle w:val="ListParagraph"/>
         <w:numPr>
           <w:ilvl w:val="0"/>
           <w:numId w:val="4"/>
@@ -764,7 +794,7 @@
     </w:p>
     <w:p>
       <w:pPr>
-        <w:pStyle w:val="Paragrafoelenco"/>
+        <w:pStyle w:val="ListParagraph"/>
         <w:numPr>
           <w:ilvl w:val="0"/>
           <w:numId w:val="4"/>
@@ -776,7 +806,7 @@
     </w:p>
     <w:p>
       <w:pPr>
-        <w:pStyle w:val="Paragrafoelenco"/>
+        <w:pStyle w:val="ListParagraph"/>
         <w:numPr>
           <w:ilvl w:val="0"/>
           <w:numId w:val="12"/>
@@ -788,7 +818,7 @@
     </w:p>
     <w:p>
       <w:pPr>
-        <w:pStyle w:val="Paragrafoelenco"/>
+        <w:pStyle w:val="ListParagraph"/>
         <w:numPr>
           <w:ilvl w:val="0"/>
           <w:numId w:val="12"/>
@@ -800,7 +830,7 @@
     </w:p>
     <w:p>
       <w:pPr>
-        <w:pStyle w:val="Paragrafoelenco"/>
+        <w:pStyle w:val="ListParagraph"/>
         <w:numPr>
           <w:ilvl w:val="0"/>
           <w:numId w:val="4"/>
@@ -821,7 +851,7 @@
     </w:p>
     <w:p>
       <w:pPr>
-        <w:pStyle w:val="Paragrafoelenco"/>
+        <w:pStyle w:val="ListParagraph"/>
         <w:numPr>
           <w:ilvl w:val="0"/>
           <w:numId w:val="4"/>
@@ -927,7 +957,13 @@
         <w:t xml:space="preserve">Se al </w:t>
       </w:r>
       <w:r>
-        <w:t>passo 5 l'operatore preme "</w:t>
+        <w:t xml:space="preserve">passo </w:t>
+      </w:r>
+      <w:r>
+        <w:t>6</w:t>
+      </w:r>
+      <w:r>
+        <w:t xml:space="preserve"> l'operatore preme "</w:t>
       </w:r>
       <w:r>
         <w:t>A</w:t>
@@ -1006,7 +1042,7 @@
     </w:p>
     <w:p>
       <w:pPr>
-        <w:pStyle w:val="Paragrafoelenco"/>
+        <w:pStyle w:val="ListParagraph"/>
         <w:numPr>
           <w:ilvl w:val="0"/>
           <w:numId w:val="8"/>
@@ -1034,7 +1070,13 @@
         <w:t>viene</w:t>
       </w:r>
       <w:r>
-        <w:t xml:space="preserve"> portato nella pagina di modifica del catalogo</w:t>
+        <w:t xml:space="preserve"> portato nella pagina di </w:t>
+      </w:r>
+      <w:r>
+        <w:t>gestione</w:t>
+      </w:r>
+      <w:r>
+        <w:t xml:space="preserve"> del catalogo</w:t>
       </w:r>
       <w:r>
         <w:t>.</w:t>
@@ -1180,25 +1222,34 @@
     </w:p>
     <w:p>
       <w:pPr>
-        <w:pStyle w:val="Paragrafoelenco"/>
+        <w:pStyle w:val="ListParagraph"/>
         <w:numPr>
           <w:ilvl w:val="0"/>
           <w:numId w:val="5"/>
         </w:numPr>
       </w:pPr>
       <w:r>
-        <w:t xml:space="preserve">Cerca </w:t>
+        <w:t>Il lettore c</w:t>
+      </w:r>
+      <w:r>
+        <w:t xml:space="preserve">erca </w:t>
       </w:r>
       <w:r>
         <w:t xml:space="preserve">l’edizione </w:t>
       </w:r>
       <w:r>
-        <w:t>tramite filtri inserendo il titolo e selezionando “Solo disponibile”.</w:t>
-      </w:r>
-    </w:p>
-    <w:p>
-      <w:pPr>
-        <w:pStyle w:val="Paragrafoelenco"/>
+        <w:t>tramite filtri inserendo il titolo e selezionando “Solo disponibil</w:t>
+      </w:r>
+      <w:r>
+        <w:t>i</w:t>
+      </w:r>
+      <w:r>
+        <w:t>”.</w:t>
+      </w:r>
+    </w:p>
+    <w:p>
+      <w:pPr>
+        <w:pStyle w:val="ListParagraph"/>
         <w:numPr>
           <w:ilvl w:val="0"/>
           <w:numId w:val="5"/>
@@ -1222,7 +1273,7 @@
     </w:p>
     <w:p>
       <w:pPr>
-        <w:pStyle w:val="Paragrafoelenco"/>
+        <w:pStyle w:val="ListParagraph"/>
         <w:numPr>
           <w:ilvl w:val="0"/>
           <w:numId w:val="5"/>
@@ -1234,14 +1285,23 @@
     </w:p>
     <w:p>
       <w:pPr>
-        <w:pStyle w:val="Paragrafoelenco"/>
+        <w:pStyle w:val="ListParagraph"/>
         <w:numPr>
           <w:ilvl w:val="0"/>
           <w:numId w:val="5"/>
         </w:numPr>
       </w:pPr>
       <w:r>
-        <w:t>L’utente seleziona un edizione.</w:t>
+        <w:t xml:space="preserve">Il lettore </w:t>
+      </w:r>
+      <w:r>
+        <w:t>seleziona un</w:t>
+      </w:r>
+      <w:r>
+        <w:t>’</w:t>
+      </w:r>
+      <w:r>
+        <w:t>edizione.</w:t>
       </w:r>
     </w:p>
     <w:p>
@@ -1253,7 +1313,10 @@
         <w:t>Exit condition:</w:t>
       </w:r>
       <w:r>
-        <w:t xml:space="preserve"> Il sistema mostra i dettagli relativi all’edizione quali: autore, edizione, e numero di copie disponibile</w:t>
+        <w:t xml:space="preserve"> Il sistema mostra i dettagli relativi all’edizione quali: autore, edizione, e numero di copie disponibil</w:t>
+      </w:r>
+      <w:r>
+        <w:t>i</w:t>
       </w:r>
       <w:r>
         <w:t>.</w:t>
@@ -1372,19 +1435,25 @@
     </w:p>
     <w:p>
       <w:pPr>
-        <w:pStyle w:val="Paragrafoelenco"/>
+        <w:pStyle w:val="ListParagraph"/>
         <w:numPr>
           <w:ilvl w:val="0"/>
           <w:numId w:val="13"/>
         </w:numPr>
       </w:pPr>
       <w:r>
-        <w:t>Il lettore clicca il tasto “Prenota”.</w:t>
-      </w:r>
-    </w:p>
-    <w:p>
-      <w:pPr>
-        <w:pStyle w:val="Paragrafoelenco"/>
+        <w:t xml:space="preserve">Il lettore clicca il </w:t>
+      </w:r>
+      <w:r>
+        <w:t>pulsante</w:t>
+      </w:r>
+      <w:r>
+        <w:t xml:space="preserve"> “Prenota”.</w:t>
+      </w:r>
+    </w:p>
+    <w:p>
+      <w:pPr>
+        <w:pStyle w:val="ListParagraph"/>
         <w:numPr>
           <w:ilvl w:val="0"/>
           <w:numId w:val="13"/>
@@ -1414,14 +1483,32 @@
     </w:p>
     <w:p>
       <w:pPr>
-        <w:pStyle w:val="Paragrafoelenco"/>
+        <w:pStyle w:val="ListParagraph"/>
         <w:numPr>
           <w:ilvl w:val="0"/>
           <w:numId w:val="13"/>
         </w:numPr>
       </w:pPr>
       <w:r>
-        <w:t>Il sistema salva la prenotazione all’interno del database.</w:t>
+        <w:t>Il sistema salva la prenotazione all’interno del database</w:t>
+      </w:r>
+      <w:r>
+        <w:t xml:space="preserve"> e la copia diventa riservata</w:t>
+      </w:r>
+      <w:r>
+        <w:t>.</w:t>
+      </w:r>
+    </w:p>
+    <w:p>
+      <w:pPr>
+        <w:pStyle w:val="ListParagraph"/>
+        <w:numPr>
+          <w:ilvl w:val="0"/>
+          <w:numId w:val="13"/>
+        </w:numPr>
+      </w:pPr>
+      <w:r>
+        <w:t>Il sistema mostra a schermo il messaggio “Prenotazione avvenuta con successo”.</w:t>
       </w:r>
     </w:p>
     <w:p>
@@ -1492,6 +1579,9 @@
       </w:r>
       <w:r>
         <w:t xml:space="preserve"> non può effettuare la prenotazione </w:t>
+      </w:r>
+      <w:r>
+        <w:t xml:space="preserve">e </w:t>
       </w:r>
       <w:r>
         <w:t>viene eseguito il caso d’uso</w:t>
@@ -1871,7 +1961,7 @@
     </w:p>
     <w:p>
       <w:pPr>
-        <w:pStyle w:val="Paragrafoelenco"/>
+        <w:pStyle w:val="ListParagraph"/>
         <w:numPr>
           <w:ilvl w:val="0"/>
           <w:numId w:val="10"/>
@@ -1983,10 +2073,10 @@
     </w:p>
     <w:p>
       <w:pPr>
-        <w:pStyle w:val="Paragrafoelenco"/>
-        <w:numPr>
-          <w:ilvl w:val="0"/>
-          <w:numId w:val="32"/>
+        <w:pStyle w:val="ListParagraph"/>
+        <w:numPr>
+          <w:ilvl w:val="0"/>
+          <w:numId w:val="28"/>
         </w:numPr>
       </w:pPr>
       <w:r>
@@ -2111,10 +2201,10 @@
         <w:t>Attori:</w:t>
       </w:r>
       <w:r>
-        <w:t xml:space="preserve"> Lettore</w:t>
-      </w:r>
-      <w:r>
-        <w:t xml:space="preserve"> registrato</w:t>
+        <w:t xml:space="preserve"> </w:t>
+      </w:r>
+      <w:r>
+        <w:t>Lettore autenticato</w:t>
       </w:r>
       <w:r>
         <w:t>.</w:t>
@@ -2132,10 +2222,13 @@
         <w:t xml:space="preserve"> </w:t>
       </w:r>
       <w:r>
-        <w:t>Il lettore</w:t>
-      </w:r>
-      <w:r>
-        <w:t xml:space="preserve"> registrato accede alla pagina di gestione </w:t>
+        <w:t xml:space="preserve">Il </w:t>
+      </w:r>
+      <w:r>
+        <w:t>lettore autenticato</w:t>
+      </w:r>
+      <w:r>
+        <w:t xml:space="preserve"> accede alla pagina di gestione </w:t>
       </w:r>
       <w:r>
         <w:t xml:space="preserve">delle </w:t>
@@ -2164,19 +2257,22 @@
     </w:p>
     <w:p>
       <w:pPr>
-        <w:pStyle w:val="Paragrafoelenco"/>
+        <w:pStyle w:val="ListParagraph"/>
         <w:numPr>
           <w:ilvl w:val="0"/>
           <w:numId w:val="11"/>
         </w:numPr>
       </w:pPr>
       <w:r>
-        <w:t>Seleziona la prenotazione che vuole annullare.</w:t>
-      </w:r>
-    </w:p>
-    <w:p>
-      <w:pPr>
-        <w:pStyle w:val="Paragrafoelenco"/>
+        <w:t>Il lettore s</w:t>
+      </w:r>
+      <w:r>
+        <w:t>eleziona la prenotazione che vuole annullare.</w:t>
+      </w:r>
+    </w:p>
+    <w:p>
+      <w:pPr>
+        <w:pStyle w:val="ListParagraph"/>
         <w:numPr>
           <w:ilvl w:val="0"/>
           <w:numId w:val="11"/>
@@ -2185,28 +2281,49 @@
       <w:r>
         <w:t>Preme il pulsante “Annulla”</w:t>
       </w:r>
-    </w:p>
-    <w:p>
-      <w:pPr>
-        <w:pStyle w:val="Paragrafoelenco"/>
+      <w:r>
+        <w:t>.</w:t>
+      </w:r>
+    </w:p>
+    <w:p>
+      <w:pPr>
+        <w:pStyle w:val="ListParagraph"/>
         <w:numPr>
           <w:ilvl w:val="0"/>
           <w:numId w:val="11"/>
         </w:numPr>
       </w:pPr>
       <w:r>
-        <w:t>Il sistema cancella la prenotazione al database.</w:t>
-      </w:r>
-    </w:p>
-    <w:p>
-      <w:pPr>
-        <w:pStyle w:val="Paragrafoelenco"/>
+        <w:t xml:space="preserve">Il sistema cancella la prenotazione </w:t>
+      </w:r>
+      <w:r>
+        <w:t>d</w:t>
+      </w:r>
+      <w:r>
+        <w:t>al database.</w:t>
+      </w:r>
+    </w:p>
+    <w:p>
+      <w:pPr>
+        <w:pStyle w:val="ListParagraph"/>
         <w:numPr>
           <w:ilvl w:val="0"/>
           <w:numId w:val="11"/>
         </w:numPr>
       </w:pPr>
       <w:r>
+        <w:t>Il sistema rende la copia nuovamente disponibile.</w:t>
+      </w:r>
+    </w:p>
+    <w:p>
+      <w:pPr>
+        <w:pStyle w:val="ListParagraph"/>
+        <w:numPr>
+          <w:ilvl w:val="0"/>
+          <w:numId w:val="11"/>
+        </w:numPr>
+      </w:pPr>
+      <w:r>
         <w:t xml:space="preserve">Il sistema mostra </w:t>
       </w:r>
       <w:r>
@@ -2228,7 +2345,13 @@
         <w:t xml:space="preserve"> </w:t>
       </w:r>
       <w:r>
-        <w:t>Il lettore registrato viene riportato nella pagina di ges</w:t>
+        <w:t xml:space="preserve">Il </w:t>
+      </w:r>
+      <w:r>
+        <w:t>lettore autenticato</w:t>
+      </w:r>
+      <w:r>
+        <w:t xml:space="preserve"> viene riportato nella pagina di ges</w:t>
       </w:r>
       <w:r>
         <w:t>ti</w:t>
@@ -2348,7 +2471,7 @@
     </w:p>
     <w:p>
       <w:pPr>
-        <w:pStyle w:val="Paragrafoelenco"/>
+        <w:pStyle w:val="ListParagraph"/>
         <w:numPr>
           <w:ilvl w:val="0"/>
           <w:numId w:val="14"/>
@@ -2363,7 +2486,7 @@
     </w:p>
     <w:p>
       <w:pPr>
-        <w:pStyle w:val="Paragrafoelenco"/>
+        <w:pStyle w:val="ListParagraph"/>
         <w:numPr>
           <w:ilvl w:val="0"/>
           <w:numId w:val="14"/>
@@ -2378,7 +2501,7 @@
     </w:p>
     <w:p>
       <w:pPr>
-        <w:pStyle w:val="Paragrafoelenco"/>
+        <w:pStyle w:val="ListParagraph"/>
         <w:numPr>
           <w:ilvl w:val="0"/>
           <w:numId w:val="14"/>
@@ -2396,7 +2519,7 @@
     </w:p>
     <w:p>
       <w:pPr>
-        <w:pStyle w:val="Paragrafoelenco"/>
+        <w:pStyle w:val="ListParagraph"/>
         <w:numPr>
           <w:ilvl w:val="0"/>
           <w:numId w:val="14"/>
@@ -2552,7 +2675,7 @@
     </w:p>
     <w:p>
       <w:pPr>
-        <w:pStyle w:val="Paragrafoelenco"/>
+        <w:pStyle w:val="ListParagraph"/>
         <w:numPr>
           <w:ilvl w:val="0"/>
           <w:numId w:val="15"/>
@@ -2564,7 +2687,7 @@
     </w:p>
     <w:p>
       <w:pPr>
-        <w:pStyle w:val="Paragrafoelenco"/>
+        <w:pStyle w:val="ListParagraph"/>
         <w:numPr>
           <w:ilvl w:val="0"/>
           <w:numId w:val="15"/>
@@ -2582,7 +2705,7 @@
     </w:p>
     <w:p>
       <w:pPr>
-        <w:pStyle w:val="Paragrafoelenco"/>
+        <w:pStyle w:val="ListParagraph"/>
         <w:numPr>
           <w:ilvl w:val="0"/>
           <w:numId w:val="12"/>
@@ -2597,7 +2720,7 @@
     </w:p>
     <w:p>
       <w:pPr>
-        <w:pStyle w:val="Paragrafoelenco"/>
+        <w:pStyle w:val="ListParagraph"/>
         <w:numPr>
           <w:ilvl w:val="0"/>
           <w:numId w:val="12"/>
@@ -2612,7 +2735,7 @@
     </w:p>
     <w:p>
       <w:pPr>
-        <w:pStyle w:val="Paragrafoelenco"/>
+        <w:pStyle w:val="ListParagraph"/>
         <w:numPr>
           <w:ilvl w:val="0"/>
           <w:numId w:val="12"/>
@@ -2627,7 +2750,7 @@
     </w:p>
     <w:p>
       <w:pPr>
-        <w:pStyle w:val="Paragrafoelenco"/>
+        <w:pStyle w:val="ListParagraph"/>
         <w:numPr>
           <w:ilvl w:val="0"/>
           <w:numId w:val="12"/>
@@ -2639,7 +2762,7 @@
     </w:p>
     <w:p>
       <w:pPr>
-        <w:pStyle w:val="Paragrafoelenco"/>
+        <w:pStyle w:val="ListParagraph"/>
         <w:numPr>
           <w:ilvl w:val="0"/>
           <w:numId w:val="15"/>
@@ -2651,7 +2774,7 @@
     </w:p>
     <w:p>
       <w:pPr>
-        <w:pStyle w:val="Paragrafoelenco"/>
+        <w:pStyle w:val="ListParagraph"/>
         <w:numPr>
           <w:ilvl w:val="0"/>
           <w:numId w:val="15"/>
@@ -2675,7 +2798,7 @@
     </w:p>
     <w:p>
       <w:pPr>
-        <w:pStyle w:val="Paragrafoelenco"/>
+        <w:pStyle w:val="ListParagraph"/>
         <w:numPr>
           <w:ilvl w:val="0"/>
           <w:numId w:val="15"/>
@@ -2687,7 +2810,7 @@
     </w:p>
     <w:p>
       <w:pPr>
-        <w:pStyle w:val="Paragrafoelenco"/>
+        <w:pStyle w:val="ListParagraph"/>
         <w:numPr>
           <w:ilvl w:val="0"/>
           <w:numId w:val="15"/>
@@ -2703,7 +2826,13 @@
         <w:t>el lettore</w:t>
       </w:r>
       <w:r>
-        <w:t>, la data della registrazione e la durata in ore della sospensione,</w:t>
+        <w:t xml:space="preserve">, la data della registrazione </w:t>
+      </w:r>
+      <w:r>
+        <w:t>e la data di termine della sospensione</w:t>
+      </w:r>
+      <w:r>
+        <w:t>,</w:t>
       </w:r>
       <w:r>
         <w:t xml:space="preserve"> e la inserisce nel database.</w:t>
@@ -2711,7 +2840,7 @@
     </w:p>
     <w:p>
       <w:pPr>
-        <w:pStyle w:val="Paragrafoelenco"/>
+        <w:pStyle w:val="ListParagraph"/>
         <w:numPr>
           <w:ilvl w:val="0"/>
           <w:numId w:val="15"/>
@@ -2723,13 +2852,43 @@
     </w:p>
     <w:p>
       <w:pPr>
-        <w:pStyle w:val="Paragrafoelenco"/>
+        <w:pStyle w:val="ListParagraph"/>
         <w:numPr>
           <w:ilvl w:val="0"/>
           <w:numId w:val="15"/>
         </w:numPr>
       </w:pPr>
       <w:r>
+        <w:t>Il sistema rimuove dal database ogni prenotazione registrata al codice fiscale del lettore</w:t>
+      </w:r>
+      <w:r>
+        <w:t xml:space="preserve"> e le copie </w:t>
+      </w:r>
+      <w:r>
+        <w:t xml:space="preserve">prenotate dal lettore </w:t>
+      </w:r>
+      <w:r>
+        <w:t xml:space="preserve">diventano </w:t>
+      </w:r>
+      <w:r>
+        <w:t xml:space="preserve">nuovamente </w:t>
+      </w:r>
+      <w:r>
+        <w:t>disponibili</w:t>
+      </w:r>
+      <w:r>
+        <w:t>.</w:t>
+      </w:r>
+    </w:p>
+    <w:p>
+      <w:pPr>
+        <w:pStyle w:val="ListParagraph"/>
+        <w:numPr>
+          <w:ilvl w:val="0"/>
+          <w:numId w:val="15"/>
+        </w:numPr>
+      </w:pPr>
+      <w:r>
         <w:t>Il sistema mostra a schermo il messaggio “Sospensione aggiunta con successo”</w:t>
       </w:r>
     </w:p>
@@ -2802,7 +2961,13 @@
     </w:p>
     <w:p>
       <w:r>
-        <w:t>Al passo 2 se l’operatore</w:t>
+        <w:t xml:space="preserve">Al passo </w:t>
+      </w:r>
+      <w:r>
+        <w:t>4</w:t>
+      </w:r>
+      <w:r>
+        <w:t xml:space="preserve"> se l’operatore</w:t>
       </w:r>
       <w:r>
         <w:t xml:space="preserve"> preme “Annulla”, viene riportato alla pagina d</w:t>
@@ -2924,7 +3089,1109 @@
         </w:numPr>
       </w:pPr>
       <w:r>
+        <w:lastRenderedPageBreak/>
         <w:t>Il sistema mostra a schermo “Errore: informazioni non valide”.</w:t>
+      </w:r>
+    </w:p>
+    <w:p>
+      <w:r>
+        <w:rPr>
+          <w:b/>
+          <w:bCs/>
+        </w:rPr>
+        <w:t>Exit condition:</w:t>
+      </w:r>
+      <w:r>
+        <w:t xml:space="preserve"> L’operatore </w:t>
+      </w:r>
+      <w:r>
+        <w:t>si trova sulla pagina d</w:t>
+      </w:r>
+      <w:r>
+        <w:t>el</w:t>
+      </w:r>
+      <w:r>
+        <w:t xml:space="preserve"> lettore.</w:t>
+      </w:r>
+    </w:p>
+    <w:p>
+      <w:pPr>
+        <w:rPr>
+          <w:b/>
+          <w:bCs/>
+          <w:sz w:val="28"/>
+          <w:szCs w:val="28"/>
+        </w:rPr>
+      </w:pPr>
+      <w:r>
+        <w:rPr>
+          <w:b/>
+          <w:bCs/>
+          <w:sz w:val="28"/>
+          <w:szCs w:val="28"/>
+        </w:rPr>
+        <w:br w:type="page"/>
+      </w:r>
+    </w:p>
+    <w:p>
+      <w:pPr>
+        <w:rPr>
+          <w:b/>
+          <w:bCs/>
+          <w:sz w:val="28"/>
+          <w:szCs w:val="28"/>
+        </w:rPr>
+      </w:pPr>
+      <w:r>
+        <w:rPr>
+          <w:b/>
+          <w:bCs/>
+          <w:sz w:val="28"/>
+          <w:szCs w:val="28"/>
+        </w:rPr>
+        <w:lastRenderedPageBreak/>
+        <w:t xml:space="preserve">UC9 – </w:t>
+      </w:r>
+      <w:r>
+        <w:rPr>
+          <w:b/>
+          <w:bCs/>
+          <w:sz w:val="28"/>
+          <w:szCs w:val="28"/>
+        </w:rPr>
+        <w:t>Autenticazione</w:t>
+      </w:r>
+    </w:p>
+    <w:p>
+      <w:r>
+        <w:rPr>
+          <w:b/>
+          <w:bCs/>
+        </w:rPr>
+        <w:t>Attori:</w:t>
+      </w:r>
+      <w:r>
+        <w:t xml:space="preserve"> </w:t>
+      </w:r>
+      <w:r>
+        <w:t>Lettore</w:t>
+      </w:r>
+      <w:r>
+        <w:t>.</w:t>
+      </w:r>
+    </w:p>
+    <w:p>
+      <w:r>
+        <w:rPr>
+          <w:b/>
+          <w:bCs/>
+        </w:rPr>
+        <w:t>Entry condition:</w:t>
+      </w:r>
+      <w:r>
+        <w:t xml:space="preserve"> Il lettore si trova nella pagina di accesso.</w:t>
+      </w:r>
+    </w:p>
+    <w:p>
+      <w:pPr>
+        <w:rPr>
+          <w:b/>
+          <w:bCs/>
+        </w:rPr>
+      </w:pPr>
+      <w:r>
+        <w:rPr>
+          <w:b/>
+          <w:bCs/>
+        </w:rPr>
+        <w:t>Flusso di eventi:</w:t>
+      </w:r>
+    </w:p>
+    <w:p>
+      <w:pPr>
+        <w:pStyle w:val="ListParagraph"/>
+        <w:numPr>
+          <w:ilvl w:val="0"/>
+          <w:numId w:val="17"/>
+        </w:numPr>
+      </w:pPr>
+      <w:r>
+        <w:t>Il lettore inserisce e-mail e password.</w:t>
+      </w:r>
+    </w:p>
+    <w:p>
+      <w:pPr>
+        <w:pStyle w:val="ListParagraph"/>
+        <w:numPr>
+          <w:ilvl w:val="0"/>
+          <w:numId w:val="17"/>
+        </w:numPr>
+      </w:pPr>
+      <w:r>
+        <w:t>Il lettore invia i dati al sistema.</w:t>
+      </w:r>
+    </w:p>
+    <w:p>
+      <w:pPr>
+        <w:pStyle w:val="ListParagraph"/>
+        <w:numPr>
+          <w:ilvl w:val="0"/>
+          <w:numId w:val="17"/>
+        </w:numPr>
+      </w:pPr>
+      <w:r>
+        <w:t>Il sistema controlla le credenziali e il controllo ha esito positivo.</w:t>
+      </w:r>
+    </w:p>
+    <w:p>
+      <w:pPr>
+        <w:pStyle w:val="ListParagraph"/>
+        <w:numPr>
+          <w:ilvl w:val="0"/>
+          <w:numId w:val="17"/>
+        </w:numPr>
+      </w:pPr>
+      <w:r>
+        <w:t>Il sistema</w:t>
+      </w:r>
+      <w:r>
+        <w:t xml:space="preserve"> crea la sessione e</w:t>
+      </w:r>
+      <w:r>
+        <w:t xml:space="preserve"> reindirizza </w:t>
+      </w:r>
+      <w:r>
+        <w:t xml:space="preserve">il </w:t>
+      </w:r>
+      <w:r>
+        <w:t>lettore alla home page.</w:t>
+      </w:r>
+    </w:p>
+    <w:p>
+      <w:r>
+        <w:rPr>
+          <w:b/>
+          <w:bCs/>
+        </w:rPr>
+        <w:t>Exit condition:</w:t>
+      </w:r>
+      <w:r>
+        <w:t xml:space="preserve"> Il lettore è autenticato e si trova sulla home page.</w:t>
+      </w:r>
+    </w:p>
+    <w:p>
+      <w:pPr>
+        <w:rPr>
+          <w:b/>
+          <w:bCs/>
+        </w:rPr>
+      </w:pPr>
+      <w:r>
+        <w:rPr>
+          <w:b/>
+          <w:bCs/>
+        </w:rPr>
+        <w:t>Flussi alternativi/Eccezioni</w:t>
+      </w:r>
+      <w:r>
+        <w:rPr>
+          <w:b/>
+          <w:bCs/>
+        </w:rPr>
+        <w:t>:</w:t>
+      </w:r>
+    </w:p>
+    <w:p>
+      <w:r>
+        <w:t>Se al passo 3 il sistema rileva delle credenziali non corrette, viene eseguito il caso d’uso UC9.1 – Credenziali non valide</w:t>
+      </w:r>
+      <w:r>
+        <w:t>.</w:t>
+      </w:r>
+    </w:p>
+    <w:p>
+      <w:r>
+        <w:t>Se al passo 3 il sistema rileva che il lettore ha fatto l’accesso con una password provvisoria, viene eseguito il caso d’uso UC9.2 – Impostazione password</w:t>
+      </w:r>
+      <w:r>
+        <w:t>.</w:t>
+      </w:r>
+    </w:p>
+    <w:p>
+      <w:pPr>
+        <w:rPr>
+          <w:b/>
+          <w:bCs/>
+          <w:sz w:val="28"/>
+          <w:szCs w:val="28"/>
+        </w:rPr>
+      </w:pPr>
+      <w:r>
+        <w:rPr>
+          <w:b/>
+          <w:bCs/>
+          <w:sz w:val="28"/>
+          <w:szCs w:val="28"/>
+        </w:rPr>
+        <w:t>UC9.1 – Credenziali non valide</w:t>
+      </w:r>
+    </w:p>
+    <w:p>
+      <w:r>
+        <w:rPr>
+          <w:b/>
+          <w:bCs/>
+        </w:rPr>
+        <w:t>Attori:</w:t>
+      </w:r>
+      <w:r>
+        <w:t xml:space="preserve"> </w:t>
+      </w:r>
+      <w:r>
+        <w:t>Lettore</w:t>
+      </w:r>
+      <w:r>
+        <w:t>.</w:t>
+      </w:r>
+    </w:p>
+    <w:p>
+      <w:r>
+        <w:rPr>
+          <w:b/>
+          <w:bCs/>
+        </w:rPr>
+        <w:t>Entry condition:</w:t>
+      </w:r>
+      <w:r>
+        <w:t xml:space="preserve"> Il lettore ha provato ad autenticarsi e le credenziali non erano corrette.</w:t>
+      </w:r>
+    </w:p>
+    <w:p>
+      <w:pPr>
+        <w:rPr>
+          <w:b/>
+          <w:bCs/>
+        </w:rPr>
+      </w:pPr>
+      <w:r>
+        <w:rPr>
+          <w:b/>
+          <w:bCs/>
+        </w:rPr>
+        <w:t>Flusso di eventi:</w:t>
+      </w:r>
+    </w:p>
+    <w:p>
+      <w:pPr>
+        <w:pStyle w:val="ListParagraph"/>
+        <w:numPr>
+          <w:ilvl w:val="0"/>
+          <w:numId w:val="19"/>
+        </w:numPr>
+      </w:pPr>
+      <w:r>
+        <w:t>Il sistema mostra il messaggio di errore “Credenziali non valide”</w:t>
+      </w:r>
+      <w:r>
+        <w:t>.</w:t>
+      </w:r>
+    </w:p>
+    <w:p>
+      <w:pPr>
+        <w:pStyle w:val="ListParagraph"/>
+        <w:numPr>
+          <w:ilvl w:val="0"/>
+          <w:numId w:val="19"/>
+        </w:numPr>
+      </w:pPr>
+      <w:r>
+        <w:t>Il sistema ripresenta al</w:t>
+      </w:r>
+      <w:r>
+        <w:t xml:space="preserve"> lettore </w:t>
+      </w:r>
+      <w:r>
+        <w:t>la schermata di autenticazione.</w:t>
+      </w:r>
+    </w:p>
+    <w:p>
+      <w:r>
+        <w:t>Exit condition: Il lettore si trova nella pagina di accesso.</w:t>
+      </w:r>
+    </w:p>
+    <w:p>
+      <w:pPr>
+        <w:rPr>
+          <w:b/>
+          <w:bCs/>
+          <w:sz w:val="28"/>
+          <w:szCs w:val="28"/>
+        </w:rPr>
+      </w:pPr>
+      <w:r>
+        <w:rPr>
+          <w:b/>
+          <w:bCs/>
+          <w:sz w:val="28"/>
+          <w:szCs w:val="28"/>
+        </w:rPr>
+        <w:t>UC9.2 – Impostazione password</w:t>
+      </w:r>
+    </w:p>
+    <w:p>
+      <w:r>
+        <w:rPr>
+          <w:b/>
+          <w:bCs/>
+        </w:rPr>
+        <w:t>Attori:</w:t>
+      </w:r>
+      <w:r>
+        <w:t xml:space="preserve"> </w:t>
+      </w:r>
+      <w:r>
+        <w:t>Lettore</w:t>
+      </w:r>
+      <w:r>
+        <w:t>.</w:t>
+      </w:r>
+    </w:p>
+    <w:p>
+      <w:r>
+        <w:rPr>
+          <w:b/>
+          <w:bCs/>
+        </w:rPr>
+        <w:t>Entry condition:</w:t>
+      </w:r>
+      <w:r>
+        <w:t xml:space="preserve"> Il lettore ha effettuato l’accesso con una password provvisoria.</w:t>
+      </w:r>
+    </w:p>
+    <w:p>
+      <w:pPr>
+        <w:rPr>
+          <w:b/>
+          <w:bCs/>
+        </w:rPr>
+      </w:pPr>
+      <w:r>
+        <w:rPr>
+          <w:b/>
+          <w:bCs/>
+        </w:rPr>
+        <w:t>Flusso di eventi:</w:t>
+      </w:r>
+    </w:p>
+    <w:p>
+      <w:pPr>
+        <w:pStyle w:val="ListParagraph"/>
+        <w:numPr>
+          <w:ilvl w:val="0"/>
+          <w:numId w:val="18"/>
+        </w:numPr>
+      </w:pPr>
+      <w:r>
+        <w:t xml:space="preserve">Il sistema reindirizza </w:t>
+      </w:r>
+      <w:r>
+        <w:t>il lettore</w:t>
+      </w:r>
+      <w:r>
+        <w:t xml:space="preserve"> alla pagina di impostazione della password.</w:t>
+      </w:r>
+    </w:p>
+    <w:p>
+      <w:pPr>
+        <w:pStyle w:val="ListParagraph"/>
+        <w:numPr>
+          <w:ilvl w:val="0"/>
+          <w:numId w:val="18"/>
+        </w:numPr>
+      </w:pPr>
+      <w:r>
+        <w:t>Il lettore inserisce la nuova password.</w:t>
+      </w:r>
+    </w:p>
+    <w:p>
+      <w:pPr>
+        <w:pStyle w:val="ListParagraph"/>
+        <w:numPr>
+          <w:ilvl w:val="0"/>
+          <w:numId w:val="18"/>
+        </w:numPr>
+      </w:pPr>
+      <w:r>
+        <w:t>Il lettore invia i dati al sistema.</w:t>
+      </w:r>
+    </w:p>
+    <w:p>
+      <w:pPr>
+        <w:pStyle w:val="ListParagraph"/>
+        <w:numPr>
+          <w:ilvl w:val="0"/>
+          <w:numId w:val="18"/>
+        </w:numPr>
+      </w:pPr>
+      <w:r>
+        <w:t>Il sistema</w:t>
+      </w:r>
+      <w:r>
+        <w:t xml:space="preserve"> </w:t>
+      </w:r>
+      <w:r>
+        <w:t>salva la nuova password nel database</w:t>
+      </w:r>
+      <w:r>
+        <w:t xml:space="preserve"> e lo stato diventa permanente</w:t>
+      </w:r>
+      <w:r>
+        <w:t>.</w:t>
+      </w:r>
+    </w:p>
+    <w:p>
+      <w:pPr>
+        <w:pStyle w:val="ListParagraph"/>
+        <w:numPr>
+          <w:ilvl w:val="0"/>
+          <w:numId w:val="18"/>
+        </w:numPr>
+      </w:pPr>
+      <w:r>
+        <w:t>Il sistema reindirizza il lettore alla pagina di accesso.</w:t>
+      </w:r>
+    </w:p>
+    <w:p>
+      <w:r>
+        <w:rPr>
+          <w:b/>
+          <w:bCs/>
+        </w:rPr>
+        <w:t>Exit condition:</w:t>
+      </w:r>
+      <w:r>
+        <w:t xml:space="preserve"> Il lettore si trova nella pagina di accesso e la sua password è stata modificata.</w:t>
+      </w:r>
+    </w:p>
+    <w:p>
+      <w:r>
+        <w:br w:type="page"/>
+      </w:r>
+      <w:r>
+        <w:rPr>
+          <w:b/>
+          <w:bCs/>
+          <w:sz w:val="28"/>
+          <w:szCs w:val="28"/>
+        </w:rPr>
+        <w:lastRenderedPageBreak/>
+        <w:t>UC10 – Logout</w:t>
+      </w:r>
+    </w:p>
+    <w:p>
+      <w:r>
+        <w:rPr>
+          <w:b/>
+          <w:bCs/>
+        </w:rPr>
+        <w:t>Attori:</w:t>
+      </w:r>
+      <w:r>
+        <w:t xml:space="preserve"> </w:t>
+      </w:r>
+      <w:r>
+        <w:t xml:space="preserve">Lettore </w:t>
+      </w:r>
+      <w:r>
+        <w:t>autenticato</w:t>
+      </w:r>
+      <w:r>
+        <w:t>.</w:t>
+      </w:r>
+    </w:p>
+    <w:p>
+      <w:r>
+        <w:rPr>
+          <w:b/>
+          <w:bCs/>
+        </w:rPr>
+        <w:t>Entry condition:</w:t>
+      </w:r>
+      <w:r>
+        <w:t xml:space="preserve"> Il lettore è autenticato.</w:t>
+      </w:r>
+    </w:p>
+    <w:p>
+      <w:pPr>
+        <w:rPr>
+          <w:b/>
+          <w:bCs/>
+        </w:rPr>
+      </w:pPr>
+      <w:r>
+        <w:rPr>
+          <w:b/>
+          <w:bCs/>
+        </w:rPr>
+        <w:t>Flusso di eventi:</w:t>
+      </w:r>
+    </w:p>
+    <w:p>
+      <w:pPr>
+        <w:pStyle w:val="ListParagraph"/>
+        <w:numPr>
+          <w:ilvl w:val="0"/>
+          <w:numId w:val="20"/>
+        </w:numPr>
+      </w:pPr>
+      <w:r>
+        <w:t>Il lettore preme sul pulsante “Logout”.</w:t>
+      </w:r>
+    </w:p>
+    <w:p>
+      <w:pPr>
+        <w:pStyle w:val="ListParagraph"/>
+        <w:numPr>
+          <w:ilvl w:val="0"/>
+          <w:numId w:val="20"/>
+        </w:numPr>
+      </w:pPr>
+      <w:r>
+        <w:t xml:space="preserve">Il sistema invalida la sessione </w:t>
+      </w:r>
+      <w:r>
+        <w:t>utente</w:t>
+      </w:r>
+      <w:r>
+        <w:t>.</w:t>
+      </w:r>
+    </w:p>
+    <w:p>
+      <w:pPr>
+        <w:pStyle w:val="ListParagraph"/>
+        <w:numPr>
+          <w:ilvl w:val="0"/>
+          <w:numId w:val="20"/>
+        </w:numPr>
+      </w:pPr>
+      <w:r>
+        <w:t>Il sistema reind</w:t>
+      </w:r>
+      <w:r>
+        <w:t>i</w:t>
+      </w:r>
+      <w:r>
+        <w:t>rizza il lettore alla home page.</w:t>
+      </w:r>
+    </w:p>
+    <w:p>
+      <w:r>
+        <w:rPr>
+          <w:b/>
+          <w:bCs/>
+        </w:rPr>
+        <w:t>Exit condition:</w:t>
+      </w:r>
+      <w:r>
+        <w:t xml:space="preserve"> Il lettore non è più autenticato e si trova nella home page.</w:t>
+      </w:r>
+    </w:p>
+    <w:p>
+      <w:r>
+        <w:br w:type="page"/>
+      </w:r>
+    </w:p>
+    <w:p>
+      <w:pPr>
+        <w:rPr>
+          <w:b/>
+          <w:bCs/>
+          <w:sz w:val="28"/>
+          <w:szCs w:val="28"/>
+        </w:rPr>
+      </w:pPr>
+      <w:r>
+        <w:rPr>
+          <w:b/>
+          <w:bCs/>
+          <w:sz w:val="28"/>
+          <w:szCs w:val="28"/>
+        </w:rPr>
+        <w:lastRenderedPageBreak/>
+        <w:t>UC11 – Aggiunta di un’edizione al catalogo</w:t>
+      </w:r>
+    </w:p>
+    <w:p>
+      <w:r>
+        <w:rPr>
+          <w:b/>
+          <w:bCs/>
+        </w:rPr>
+        <w:t>Attori:</w:t>
+      </w:r>
+      <w:r>
+        <w:t xml:space="preserve"> Operatore</w:t>
+      </w:r>
+    </w:p>
+    <w:p>
+      <w:r>
+        <w:rPr>
+          <w:b/>
+          <w:bCs/>
+        </w:rPr>
+        <w:t>Entry condition:</w:t>
+      </w:r>
+      <w:r>
+        <w:t xml:space="preserve"> L’operatore si trova nella pagina di gestione del catalogo.</w:t>
+      </w:r>
+    </w:p>
+    <w:p>
+      <w:pPr>
+        <w:rPr>
+          <w:b/>
+          <w:bCs/>
+        </w:rPr>
+      </w:pPr>
+      <w:r>
+        <w:rPr>
+          <w:b/>
+          <w:bCs/>
+        </w:rPr>
+        <w:t>Flusso di eventi:</w:t>
+      </w:r>
+    </w:p>
+    <w:p>
+      <w:pPr>
+        <w:pStyle w:val="ListParagraph"/>
+        <w:numPr>
+          <w:ilvl w:val="0"/>
+          <w:numId w:val="21"/>
+        </w:numPr>
+      </w:pPr>
+      <w:r>
+        <w:t>L’operatore preme sul pulsante di aggiunta di una edizione.</w:t>
+      </w:r>
+    </w:p>
+    <w:p>
+      <w:pPr>
+        <w:pStyle w:val="ListParagraph"/>
+        <w:numPr>
+          <w:ilvl w:val="0"/>
+          <w:numId w:val="21"/>
+        </w:numPr>
+      </w:pPr>
+      <w:r>
+        <w:t>Il sistema lo reindirizza ad una pagina in cui è presente un modulo da compilare con:</w:t>
+      </w:r>
+    </w:p>
+    <w:p>
+      <w:pPr>
+        <w:pStyle w:val="ListParagraph"/>
+        <w:numPr>
+          <w:ilvl w:val="0"/>
+          <w:numId w:val="22"/>
+        </w:numPr>
+      </w:pPr>
+      <w:r>
+        <w:t>Una textbox con label “</w:t>
+      </w:r>
+      <w:r>
+        <w:t>Autore:</w:t>
+      </w:r>
+      <w:r>
+        <w:t>”</w:t>
+      </w:r>
+      <w:r>
+        <w:t>;</w:t>
+      </w:r>
+    </w:p>
+    <w:p>
+      <w:pPr>
+        <w:pStyle w:val="ListParagraph"/>
+        <w:numPr>
+          <w:ilvl w:val="0"/>
+          <w:numId w:val="22"/>
+        </w:numPr>
+      </w:pPr>
+      <w:r>
+        <w:t>Un pulsante con label “+” che consente di aggiungere un’altra textbox per l’autore</w:t>
+      </w:r>
+      <w:r>
+        <w:t>;</w:t>
+      </w:r>
+    </w:p>
+    <w:p>
+      <w:pPr>
+        <w:pStyle w:val="ListParagraph"/>
+        <w:numPr>
+          <w:ilvl w:val="0"/>
+          <w:numId w:val="22"/>
+        </w:numPr>
+      </w:pPr>
+      <w:r>
+        <w:t>Una textbox con label “Titolo</w:t>
+      </w:r>
+      <w:r>
+        <w:t>:</w:t>
+      </w:r>
+      <w:r>
+        <w:t>”</w:t>
+      </w:r>
+      <w:r>
+        <w:t>;</w:t>
+      </w:r>
+    </w:p>
+    <w:p>
+      <w:pPr>
+        <w:pStyle w:val="ListParagraph"/>
+        <w:numPr>
+          <w:ilvl w:val="0"/>
+          <w:numId w:val="22"/>
+        </w:numPr>
+      </w:pPr>
+      <w:r>
+        <w:t>Un</w:t>
+      </w:r>
+      <w:r>
+        <w:t>a textbox con label “ISBN</w:t>
+      </w:r>
+      <w:r>
+        <w:t>:</w:t>
+      </w:r>
+      <w:r>
+        <w:t>”;</w:t>
+      </w:r>
+    </w:p>
+    <w:p>
+      <w:pPr>
+        <w:pStyle w:val="ListParagraph"/>
+        <w:numPr>
+          <w:ilvl w:val="0"/>
+          <w:numId w:val="22"/>
+        </w:numPr>
+      </w:pPr>
+      <w:r>
+        <w:t>Una textbox con label “Editore</w:t>
+      </w:r>
+      <w:r>
+        <w:t>:</w:t>
+      </w:r>
+      <w:r>
+        <w:t>”;</w:t>
+      </w:r>
+    </w:p>
+    <w:p>
+      <w:pPr>
+        <w:pStyle w:val="ListParagraph"/>
+        <w:numPr>
+          <w:ilvl w:val="0"/>
+          <w:numId w:val="22"/>
+        </w:numPr>
+      </w:pPr>
+      <w:r>
+        <w:t>Una casella di scelta con label “Lingua</w:t>
+      </w:r>
+      <w:r>
+        <w:t>:</w:t>
+      </w:r>
+      <w:r>
+        <w:t>”;</w:t>
+      </w:r>
+    </w:p>
+    <w:p>
+      <w:pPr>
+        <w:pStyle w:val="ListParagraph"/>
+        <w:numPr>
+          <w:ilvl w:val="0"/>
+          <w:numId w:val="22"/>
+        </w:numPr>
+      </w:pPr>
+      <w:r>
+        <w:t>Un selettore di data con label “Data di pubblicazione:”</w:t>
+      </w:r>
+      <w:r>
+        <w:t>;</w:t>
+      </w:r>
+    </w:p>
+    <w:p>
+      <w:pPr>
+        <w:pStyle w:val="ListParagraph"/>
+        <w:numPr>
+          <w:ilvl w:val="0"/>
+          <w:numId w:val="22"/>
+        </w:numPr>
+      </w:pPr>
+      <w:r>
+        <w:t>Un pulsante “Annulla”</w:t>
+      </w:r>
+      <w:r>
+        <w:t>;</w:t>
+      </w:r>
+    </w:p>
+    <w:p>
+      <w:pPr>
+        <w:pStyle w:val="ListParagraph"/>
+        <w:numPr>
+          <w:ilvl w:val="0"/>
+          <w:numId w:val="22"/>
+        </w:numPr>
+      </w:pPr>
+      <w:r>
+        <w:t>Un pulsante “Conferma”.</w:t>
+      </w:r>
+    </w:p>
+    <w:p>
+      <w:pPr>
+        <w:pStyle w:val="ListParagraph"/>
+        <w:numPr>
+          <w:ilvl w:val="0"/>
+          <w:numId w:val="21"/>
+        </w:numPr>
+      </w:pPr>
+      <w:r>
+        <w:t>L’operatore inserisce i dati.</w:t>
+      </w:r>
+    </w:p>
+    <w:p>
+      <w:pPr>
+        <w:pStyle w:val="ListParagraph"/>
+        <w:numPr>
+          <w:ilvl w:val="0"/>
+          <w:numId w:val="21"/>
+        </w:numPr>
+      </w:pPr>
+      <w:r>
+        <w:t>L’operatore preme “Conferma”.</w:t>
+      </w:r>
+    </w:p>
+    <w:p>
+      <w:pPr>
+        <w:pStyle w:val="ListParagraph"/>
+        <w:numPr>
+          <w:ilvl w:val="0"/>
+          <w:numId w:val="21"/>
+        </w:numPr>
+      </w:pPr>
+      <w:r>
+        <w:t>Il sistema verifica che i dati inseriti siano validi.</w:t>
+      </w:r>
+    </w:p>
+    <w:p>
+      <w:pPr>
+        <w:pStyle w:val="ListParagraph"/>
+        <w:numPr>
+          <w:ilvl w:val="0"/>
+          <w:numId w:val="21"/>
+        </w:numPr>
+      </w:pPr>
+      <w:r>
+        <w:t>Il sistema crea una nuova edizione associando ad essa le informazioni inserite dall’operatore, e la inserisce nel database.</w:t>
+      </w:r>
+    </w:p>
+    <w:p>
+      <w:pPr>
+        <w:pStyle w:val="ListParagraph"/>
+        <w:numPr>
+          <w:ilvl w:val="0"/>
+          <w:numId w:val="21"/>
+        </w:numPr>
+      </w:pPr>
+      <w:r>
+        <w:t>Il database associa un ID all’edizione.</w:t>
+      </w:r>
+    </w:p>
+    <w:p>
+      <w:pPr>
+        <w:pStyle w:val="ListParagraph"/>
+        <w:numPr>
+          <w:ilvl w:val="0"/>
+          <w:numId w:val="21"/>
+        </w:numPr>
+      </w:pPr>
+      <w:r>
+        <w:t>Il sistema mostra a schermo il messaggio “</w:t>
+      </w:r>
+      <w:r>
+        <w:t>Edizione</w:t>
+      </w:r>
+      <w:r>
+        <w:t xml:space="preserve"> aggiunta con successo”</w:t>
+      </w:r>
+      <w:r>
+        <w:t>.</w:t>
+      </w:r>
+    </w:p>
+    <w:p>
+      <w:r>
+        <w:rPr>
+          <w:b/>
+          <w:bCs/>
+        </w:rPr>
+        <w:t>Exit condition:</w:t>
+      </w:r>
+      <w:r>
+        <w:t xml:space="preserve"> </w:t>
+      </w:r>
+      <w:r>
+        <w:t>L’operatore si trova nella pagina di gestione del catalogo e una nuova edizione è stata aggiunta.</w:t>
+      </w:r>
+    </w:p>
+    <w:p>
+      <w:pPr>
+        <w:rPr>
+          <w:b/>
+          <w:bCs/>
+        </w:rPr>
+      </w:pPr>
+      <w:r>
+        <w:rPr>
+          <w:b/>
+          <w:bCs/>
+        </w:rPr>
+        <w:t>Flussi alternativi/Eccezioni</w:t>
+      </w:r>
+      <w:r>
+        <w:rPr>
+          <w:b/>
+          <w:bCs/>
+        </w:rPr>
+        <w:t>:</w:t>
+      </w:r>
+    </w:p>
+    <w:p>
+      <w:r>
+        <w:t>Se al passo 4 l’operatore preme il pulsante “Annulla”, viene riportato alla pagina di gestione del catalogo.</w:t>
+      </w:r>
+    </w:p>
+    <w:p>
+      <w:r>
+        <w:t xml:space="preserve">Se al passo </w:t>
+      </w:r>
+      <w:r>
+        <w:t>5</w:t>
+      </w:r>
+      <w:r>
+        <w:t xml:space="preserve"> il sistema rileva </w:t>
+      </w:r>
+      <w:r>
+        <w:t>delle informazioni</w:t>
+      </w:r>
+      <w:r>
+        <w:t xml:space="preserve"> non </w:t>
+      </w:r>
+      <w:r>
+        <w:t>valide</w:t>
+      </w:r>
+      <w:r>
+        <w:t>, viene eseguito il caso d’uso UC</w:t>
+      </w:r>
+      <w:r>
+        <w:t xml:space="preserve">11.1 </w:t>
+      </w:r>
+      <w:r>
+        <w:t xml:space="preserve">– </w:t>
+      </w:r>
+      <w:r>
+        <w:t xml:space="preserve"> Informazioni non valide</w:t>
+      </w:r>
+      <w:r>
+        <w:t>.</w:t>
+      </w:r>
+    </w:p>
+    <w:p>
+      <w:pPr>
+        <w:rPr>
+          <w:b/>
+          <w:bCs/>
+          <w:sz w:val="28"/>
+          <w:szCs w:val="28"/>
+        </w:rPr>
+      </w:pPr>
+      <w:r>
+        <w:rPr>
+          <w:b/>
+          <w:bCs/>
+          <w:sz w:val="28"/>
+          <w:szCs w:val="28"/>
+        </w:rPr>
+        <w:t>UC11.1</w:t>
+      </w:r>
+      <w:r>
+        <w:rPr>
+          <w:b/>
+          <w:bCs/>
+          <w:sz w:val="28"/>
+          <w:szCs w:val="28"/>
+        </w:rPr>
+        <w:t xml:space="preserve"> – Informazioni non valide</w:t>
+      </w:r>
+    </w:p>
+    <w:p>
+      <w:r>
+        <w:rPr>
+          <w:b/>
+          <w:bCs/>
+        </w:rPr>
+        <w:t>Attor</w:t>
+      </w:r>
+      <w:r>
+        <w:rPr>
+          <w:b/>
+          <w:bCs/>
+        </w:rPr>
+        <w:t>i</w:t>
+      </w:r>
+      <w:r>
+        <w:rPr>
+          <w:b/>
+          <w:bCs/>
+        </w:rPr>
+        <w:t>:</w:t>
+      </w:r>
+      <w:r>
+        <w:t xml:space="preserve"> Operatore.</w:t>
+      </w:r>
+    </w:p>
+    <w:p>
+      <w:r>
+        <w:rPr>
+          <w:b/>
+          <w:bCs/>
+        </w:rPr>
+        <w:t>Entry condition:</w:t>
+      </w:r>
+      <w:r>
+        <w:t xml:space="preserve"> L’operatore ha inserito delle informazioni non valide</w:t>
+      </w:r>
+      <w:r>
+        <w:t xml:space="preserve"> nell’aggiunta di una nuova edizione.</w:t>
+      </w:r>
+    </w:p>
+    <w:p>
+      <w:pPr>
+        <w:rPr>
+          <w:b/>
+          <w:bCs/>
+        </w:rPr>
+      </w:pPr>
+      <w:r>
+        <w:rPr>
+          <w:b/>
+          <w:bCs/>
+        </w:rPr>
+        <w:t>Flusso di eventi:</w:t>
+      </w:r>
+    </w:p>
+    <w:p>
+      <w:pPr>
+        <w:pStyle w:val="ListParagraph"/>
+        <w:numPr>
+          <w:ilvl w:val="0"/>
+          <w:numId w:val="23"/>
+        </w:numPr>
+      </w:pPr>
+      <w:r>
+        <w:t>Il sistema mostra a schermo il messaggio “Errore: Informazioni non valide”.</w:t>
       </w:r>
     </w:p>
     <w:p>
@@ -2937,1027 +4204,6 @@
         <w:t>Exit condition:</w:t>
       </w:r>
       <w:r>
-        <w:t xml:space="preserve"> L’operatore </w:t>
-      </w:r>
-      <w:r>
-        <w:t>si trova sulla pagina d</w:t>
-      </w:r>
-      <w:r>
-        <w:t>el</w:t>
-      </w:r>
-      <w:r>
-        <w:t xml:space="preserve"> lettore.</w:t>
-      </w:r>
-    </w:p>
-    <w:p>
-      <w:pPr>
-        <w:rPr>
-          <w:b/>
-          <w:bCs/>
-          <w:sz w:val="28"/>
-          <w:szCs w:val="28"/>
-        </w:rPr>
-      </w:pPr>
-      <w:r>
-        <w:rPr>
-          <w:b/>
-          <w:bCs/>
-          <w:sz w:val="28"/>
-          <w:szCs w:val="28"/>
-        </w:rPr>
-        <w:br w:type="page"/>
-      </w:r>
-    </w:p>
-    <w:p>
-      <w:pPr>
-        <w:rPr>
-          <w:b/>
-          <w:bCs/>
-          <w:sz w:val="28"/>
-          <w:szCs w:val="28"/>
-        </w:rPr>
-      </w:pPr>
-      <w:r>
-        <w:rPr>
-          <w:b/>
-          <w:bCs/>
-          <w:sz w:val="28"/>
-          <w:szCs w:val="28"/>
-        </w:rPr>
-        <w:lastRenderedPageBreak/>
-        <w:t xml:space="preserve">UC9 – </w:t>
-      </w:r>
-      <w:r>
-        <w:rPr>
-          <w:b/>
-          <w:bCs/>
-          <w:sz w:val="28"/>
-          <w:szCs w:val="28"/>
-        </w:rPr>
-        <w:t>Autenticazione</w:t>
-      </w:r>
-    </w:p>
-    <w:p>
-      <w:r>
-        <w:rPr>
-          <w:b/>
-          <w:bCs/>
-        </w:rPr>
-        <w:t>Attori:</w:t>
-      </w:r>
-      <w:r>
-        <w:t xml:space="preserve"> Lettore</w:t>
-      </w:r>
-      <w:r>
-        <w:t xml:space="preserve"> registrato</w:t>
-      </w:r>
-    </w:p>
-    <w:p>
-      <w:r>
-        <w:rPr>
-          <w:b/>
-          <w:bCs/>
-        </w:rPr>
-        <w:t>Entry condition:</w:t>
-      </w:r>
-      <w:r>
-        <w:t xml:space="preserve"> Il lettore si trova nella pagina di accesso.</w:t>
-      </w:r>
-    </w:p>
-    <w:p>
-      <w:pPr>
-        <w:rPr>
-          <w:b/>
-          <w:bCs/>
-        </w:rPr>
-      </w:pPr>
-      <w:r>
-        <w:rPr>
-          <w:b/>
-          <w:bCs/>
-        </w:rPr>
-        <w:t>Flusso di eventi:</w:t>
-      </w:r>
-    </w:p>
-    <w:p>
-      <w:pPr>
-        <w:pStyle w:val="Paragrafoelenco"/>
-        <w:numPr>
-          <w:ilvl w:val="0"/>
-          <w:numId w:val="17"/>
-        </w:numPr>
-      </w:pPr>
-      <w:r>
-        <w:t>Il lettore inserisce e-mail e password.</w:t>
-      </w:r>
-    </w:p>
-    <w:p>
-      <w:pPr>
-        <w:pStyle w:val="Paragrafoelenco"/>
-        <w:numPr>
-          <w:ilvl w:val="0"/>
-          <w:numId w:val="17"/>
-        </w:numPr>
-      </w:pPr>
-      <w:r>
-        <w:t>Il lettore invia i dati al sistema.</w:t>
-      </w:r>
-    </w:p>
-    <w:p>
-      <w:pPr>
-        <w:pStyle w:val="Paragrafoelenco"/>
-        <w:numPr>
-          <w:ilvl w:val="0"/>
-          <w:numId w:val="17"/>
-        </w:numPr>
-      </w:pPr>
-      <w:r>
-        <w:t>Il sistema controlla le credenziali e il controllo ha esito positivo.</w:t>
-      </w:r>
-    </w:p>
-    <w:p>
-      <w:pPr>
-        <w:pStyle w:val="Paragrafoelenco"/>
-        <w:numPr>
-          <w:ilvl w:val="0"/>
-          <w:numId w:val="17"/>
-        </w:numPr>
-      </w:pPr>
-      <w:r>
-        <w:t xml:space="preserve">Il sistema reindirizza </w:t>
-      </w:r>
-      <w:r>
-        <w:t xml:space="preserve">il </w:t>
-      </w:r>
-      <w:r>
-        <w:t>lettore alla home page.</w:t>
-      </w:r>
-    </w:p>
-    <w:p>
-      <w:r>
-        <w:rPr>
-          <w:b/>
-          <w:bCs/>
-        </w:rPr>
-        <w:t>Exit condition:</w:t>
-      </w:r>
-      <w:r>
-        <w:t xml:space="preserve"> Il lettore è autenticato e si trova sulla home page.</w:t>
-      </w:r>
-    </w:p>
-    <w:p>
-      <w:pPr>
-        <w:rPr>
-          <w:b/>
-          <w:bCs/>
-        </w:rPr>
-      </w:pPr>
-      <w:r>
-        <w:rPr>
-          <w:b/>
-          <w:bCs/>
-        </w:rPr>
-        <w:t>Flussi alternativi/Eccezioni</w:t>
-      </w:r>
-      <w:r>
-        <w:rPr>
-          <w:b/>
-          <w:bCs/>
-        </w:rPr>
-        <w:t>:</w:t>
-      </w:r>
-    </w:p>
-    <w:p>
-      <w:r>
-        <w:t>Se al passo 3 il sistema rileva delle credenziali non corrette, viene eseguito il caso d’uso UC9.1 – Credenziali non valide</w:t>
-      </w:r>
-      <w:r>
-        <w:t>.</w:t>
-      </w:r>
-    </w:p>
-    <w:p>
-      <w:r>
-        <w:t>Se al passo 3 il sistema rileva che il lettore ha fatto l’accesso con una password provvisoria, viene eseguito il caso d’uso UC9.2 – Impostazione password</w:t>
-      </w:r>
-      <w:r>
-        <w:t>.</w:t>
-      </w:r>
-    </w:p>
-    <w:p>
-      <w:pPr>
-        <w:rPr>
-          <w:b/>
-          <w:bCs/>
-          <w:sz w:val="28"/>
-          <w:szCs w:val="28"/>
-        </w:rPr>
-      </w:pPr>
-      <w:r>
-        <w:rPr>
-          <w:b/>
-          <w:bCs/>
-          <w:sz w:val="28"/>
-          <w:szCs w:val="28"/>
-        </w:rPr>
-        <w:t>UC9.1 – Credenziali non valide</w:t>
-      </w:r>
-    </w:p>
-    <w:p>
-      <w:r>
-        <w:rPr>
-          <w:b/>
-          <w:bCs/>
-        </w:rPr>
-        <w:t>Attori:</w:t>
-      </w:r>
-      <w:r>
-        <w:t xml:space="preserve"> Lettore</w:t>
-      </w:r>
-      <w:r>
-        <w:t xml:space="preserve"> registrato</w:t>
-      </w:r>
-    </w:p>
-    <w:p>
-      <w:r>
-        <w:rPr>
-          <w:b/>
-          <w:bCs/>
-        </w:rPr>
-        <w:t>Entry condition:</w:t>
-      </w:r>
-      <w:r>
-        <w:t xml:space="preserve"> Il lettore ha provato ad autenticarsi e le credenziali non erano corrette.</w:t>
-      </w:r>
-    </w:p>
-    <w:p>
-      <w:pPr>
-        <w:rPr>
-          <w:b/>
-          <w:bCs/>
-        </w:rPr>
-      </w:pPr>
-      <w:r>
-        <w:rPr>
-          <w:b/>
-          <w:bCs/>
-        </w:rPr>
-        <w:t>Flusso di eventi:</w:t>
-      </w:r>
-    </w:p>
-    <w:p>
-      <w:pPr>
-        <w:pStyle w:val="Paragrafoelenco"/>
-        <w:numPr>
-          <w:ilvl w:val="0"/>
-          <w:numId w:val="19"/>
-        </w:numPr>
-      </w:pPr>
-      <w:r>
-        <w:t>Il sistema mostra il messaggio di errore “Credenziali non valide”</w:t>
-      </w:r>
-      <w:r>
-        <w:t>.</w:t>
-      </w:r>
-    </w:p>
-    <w:p>
-      <w:pPr>
-        <w:pStyle w:val="Paragrafoelenco"/>
-        <w:numPr>
-          <w:ilvl w:val="0"/>
-          <w:numId w:val="19"/>
-        </w:numPr>
-      </w:pPr>
-      <w:r>
-        <w:t>Il sistema ripresenta al</w:t>
-      </w:r>
-      <w:r>
-        <w:t xml:space="preserve"> lettore </w:t>
-      </w:r>
-      <w:r>
-        <w:t>la schermata di autenticazione.</w:t>
-      </w:r>
-    </w:p>
-    <w:p>
-      <w:r>
-        <w:t>Exit condition: Il lettore si trova nella pagina di accesso.</w:t>
-      </w:r>
-    </w:p>
-    <w:p>
-      <w:pPr>
-        <w:rPr>
-          <w:b/>
-          <w:bCs/>
-          <w:sz w:val="28"/>
-          <w:szCs w:val="28"/>
-        </w:rPr>
-      </w:pPr>
-      <w:r>
-        <w:rPr>
-          <w:b/>
-          <w:bCs/>
-          <w:sz w:val="28"/>
-          <w:szCs w:val="28"/>
-        </w:rPr>
-        <w:t>UC9.2 – Impostazione password</w:t>
-      </w:r>
-    </w:p>
-    <w:p>
-      <w:r>
-        <w:rPr>
-          <w:b/>
-          <w:bCs/>
-        </w:rPr>
-        <w:t>Attori:</w:t>
-      </w:r>
-      <w:r>
-        <w:t xml:space="preserve"> Lettore registrato</w:t>
-      </w:r>
-    </w:p>
-    <w:p>
-      <w:r>
-        <w:rPr>
-          <w:b/>
-          <w:bCs/>
-        </w:rPr>
-        <w:t>Entry condition:</w:t>
-      </w:r>
-      <w:r>
-        <w:t xml:space="preserve"> Il lettore ha effettuato l’accesso con una password provvisoria.</w:t>
-      </w:r>
-    </w:p>
-    <w:p>
-      <w:pPr>
-        <w:rPr>
-          <w:b/>
-          <w:bCs/>
-        </w:rPr>
-      </w:pPr>
-      <w:r>
-        <w:rPr>
-          <w:b/>
-          <w:bCs/>
-        </w:rPr>
-        <w:t>Flusso di eventi:</w:t>
-      </w:r>
-    </w:p>
-    <w:p>
-      <w:pPr>
-        <w:pStyle w:val="Paragrafoelenco"/>
-        <w:numPr>
-          <w:ilvl w:val="0"/>
-          <w:numId w:val="18"/>
-        </w:numPr>
-      </w:pPr>
-      <w:r>
-        <w:t xml:space="preserve">Il sistema reindirizza </w:t>
-      </w:r>
-      <w:r>
-        <w:t>il lettore</w:t>
-      </w:r>
-      <w:r>
-        <w:t xml:space="preserve"> alla pagina di impostazione della password.</w:t>
-      </w:r>
-    </w:p>
-    <w:p>
-      <w:pPr>
-        <w:pStyle w:val="Paragrafoelenco"/>
-        <w:numPr>
-          <w:ilvl w:val="0"/>
-          <w:numId w:val="18"/>
-        </w:numPr>
-      </w:pPr>
-      <w:r>
-        <w:t>Il lettore inserisce la nuova password.</w:t>
-      </w:r>
-    </w:p>
-    <w:p>
-      <w:pPr>
-        <w:pStyle w:val="Paragrafoelenco"/>
-        <w:numPr>
-          <w:ilvl w:val="0"/>
-          <w:numId w:val="18"/>
-        </w:numPr>
-      </w:pPr>
-      <w:r>
-        <w:t>Il lettore invia i dati al sistema.</w:t>
-      </w:r>
-    </w:p>
-    <w:p>
-      <w:pPr>
-        <w:pStyle w:val="Paragrafoelenco"/>
-        <w:numPr>
-          <w:ilvl w:val="0"/>
-          <w:numId w:val="18"/>
-        </w:numPr>
-      </w:pPr>
-      <w:r>
-        <w:t>Il sistema reindirizza il lettore alla pagina di accesso.</w:t>
-      </w:r>
-    </w:p>
-    <w:p>
-      <w:r>
-        <w:rPr>
-          <w:b/>
-          <w:bCs/>
-        </w:rPr>
-        <w:t>Exit condition:</w:t>
-      </w:r>
-      <w:r>
-        <w:t xml:space="preserve"> Il lettore si trova nella pagina di accesso e la sua password è stata modificata.</w:t>
-      </w:r>
-    </w:p>
-    <w:p>
-      <w:r>
-        <w:br w:type="page"/>
-      </w:r>
-      <w:r>
-        <w:rPr>
-          <w:b/>
-          <w:bCs/>
-          <w:sz w:val="28"/>
-          <w:szCs w:val="28"/>
-        </w:rPr>
-        <w:lastRenderedPageBreak/>
-        <w:t>UC10 – Logout</w:t>
-      </w:r>
-    </w:p>
-    <w:p>
-      <w:r>
-        <w:rPr>
-          <w:b/>
-          <w:bCs/>
-        </w:rPr>
-        <w:t>Attori:</w:t>
-      </w:r>
-      <w:r>
-        <w:t xml:space="preserve"> </w:t>
-      </w:r>
-      <w:r>
-        <w:t>Utente</w:t>
-      </w:r>
-      <w:r>
-        <w:t>.</w:t>
-      </w:r>
-    </w:p>
-    <w:p>
-      <w:r>
-        <w:rPr>
-          <w:b/>
-          <w:bCs/>
-        </w:rPr>
-        <w:t>Entry condition:</w:t>
-      </w:r>
-      <w:r>
-        <w:t xml:space="preserve"> Il lettore è autenticato.</w:t>
-      </w:r>
-    </w:p>
-    <w:p>
-      <w:pPr>
-        <w:rPr>
-          <w:b/>
-          <w:bCs/>
-        </w:rPr>
-      </w:pPr>
-      <w:r>
-        <w:rPr>
-          <w:b/>
-          <w:bCs/>
-        </w:rPr>
-        <w:t>Flusso di eventi:</w:t>
-      </w:r>
-    </w:p>
-    <w:p>
-      <w:pPr>
-        <w:pStyle w:val="Paragrafoelenco"/>
-        <w:numPr>
-          <w:ilvl w:val="0"/>
-          <w:numId w:val="20"/>
-        </w:numPr>
-      </w:pPr>
-      <w:r>
-        <w:t>Il lettore preme sul pulsante “Logout”.</w:t>
-      </w:r>
-    </w:p>
-    <w:p>
-      <w:pPr>
-        <w:pStyle w:val="Paragrafoelenco"/>
-        <w:numPr>
-          <w:ilvl w:val="0"/>
-          <w:numId w:val="20"/>
-        </w:numPr>
-      </w:pPr>
-      <w:r>
-        <w:t xml:space="preserve">Il sistema invalida la sessione </w:t>
-      </w:r>
-      <w:r>
-        <w:t>utente</w:t>
-      </w:r>
-      <w:r>
-        <w:t>.</w:t>
-      </w:r>
-    </w:p>
-    <w:p>
-      <w:pPr>
-        <w:pStyle w:val="Paragrafoelenco"/>
-        <w:numPr>
-          <w:ilvl w:val="0"/>
-          <w:numId w:val="20"/>
-        </w:numPr>
-      </w:pPr>
-      <w:r>
-        <w:t>Il sistema reinderizza il lettore alla home page.</w:t>
-      </w:r>
-    </w:p>
-    <w:p>
-      <w:r>
-        <w:rPr>
-          <w:b/>
-          <w:bCs/>
-        </w:rPr>
-        <w:t>Exit condition:</w:t>
-      </w:r>
-      <w:r>
-        <w:t xml:space="preserve"> Il lettore non è più autenticato e si trova nella home page.</w:t>
-      </w:r>
-    </w:p>
-    <w:p>
-      <w:r>
-        <w:br w:type="page"/>
-      </w:r>
-    </w:p>
-    <w:p>
-      <w:pPr>
-        <w:rPr>
-          <w:b/>
-          <w:bCs/>
-          <w:sz w:val="28"/>
-          <w:szCs w:val="28"/>
-        </w:rPr>
-      </w:pPr>
-      <w:r>
-        <w:rPr>
-          <w:b/>
-          <w:bCs/>
-          <w:sz w:val="28"/>
-          <w:szCs w:val="28"/>
-        </w:rPr>
-        <w:lastRenderedPageBreak/>
-        <w:t>UC11 – Aggiunta di un’edizione al catalogo</w:t>
-      </w:r>
-    </w:p>
-    <w:p>
-      <w:r>
-        <w:rPr>
-          <w:b/>
-          <w:bCs/>
-        </w:rPr>
-        <w:t>Attori:</w:t>
-      </w:r>
-      <w:r>
-        <w:t xml:space="preserve"> Operatore</w:t>
-      </w:r>
-    </w:p>
-    <w:p>
-      <w:r>
-        <w:rPr>
-          <w:b/>
-          <w:bCs/>
-        </w:rPr>
-        <w:t>Entry condition:</w:t>
-      </w:r>
-      <w:r>
-        <w:t xml:space="preserve"> L’operatore si trova nella pagina di gestione del catalogo.</w:t>
-      </w:r>
-    </w:p>
-    <w:p>
-      <w:pPr>
-        <w:rPr>
-          <w:b/>
-          <w:bCs/>
-        </w:rPr>
-      </w:pPr>
-      <w:r>
-        <w:rPr>
-          <w:b/>
-          <w:bCs/>
-        </w:rPr>
-        <w:t>Flusso di eventi:</w:t>
-      </w:r>
-    </w:p>
-    <w:p>
-      <w:pPr>
-        <w:pStyle w:val="Paragrafoelenco"/>
-        <w:numPr>
-          <w:ilvl w:val="0"/>
-          <w:numId w:val="21"/>
-        </w:numPr>
-      </w:pPr>
-      <w:r>
-        <w:t>L’operatore preme sul pulsante di aggiunta di una edizione.</w:t>
-      </w:r>
-    </w:p>
-    <w:p>
-      <w:pPr>
-        <w:pStyle w:val="Paragrafoelenco"/>
-        <w:numPr>
-          <w:ilvl w:val="0"/>
-          <w:numId w:val="21"/>
-        </w:numPr>
-      </w:pPr>
-      <w:r>
-        <w:t>Il sistema lo reindirizza ad una pagina in cui è presente un modulo da compilare con:</w:t>
-      </w:r>
-    </w:p>
-    <w:p>
-      <w:pPr>
-        <w:pStyle w:val="Paragrafoelenco"/>
-        <w:numPr>
-          <w:ilvl w:val="0"/>
-          <w:numId w:val="22"/>
-        </w:numPr>
-      </w:pPr>
-      <w:r>
-        <w:t>Una textbox con label “</w:t>
-      </w:r>
-      <w:r>
-        <w:t>Autore:</w:t>
-      </w:r>
-      <w:r>
-        <w:t>”</w:t>
-      </w:r>
-      <w:r>
-        <w:t>;</w:t>
-      </w:r>
-    </w:p>
-    <w:p>
-      <w:pPr>
-        <w:pStyle w:val="Paragrafoelenco"/>
-        <w:numPr>
-          <w:ilvl w:val="0"/>
-          <w:numId w:val="22"/>
-        </w:numPr>
-      </w:pPr>
-      <w:r>
-        <w:t>Un pulsante con label “+” che consente di aggiungere un’altra textbox per l’autore</w:t>
-      </w:r>
-      <w:r>
-        <w:t>;</w:t>
-      </w:r>
-    </w:p>
-    <w:p>
-      <w:pPr>
-        <w:pStyle w:val="Paragrafoelenco"/>
-        <w:numPr>
-          <w:ilvl w:val="0"/>
-          <w:numId w:val="22"/>
-        </w:numPr>
-      </w:pPr>
-      <w:r>
-        <w:t>Una textbox con label “Titolo”</w:t>
-      </w:r>
-      <w:r>
-        <w:t>;</w:t>
-      </w:r>
-    </w:p>
-    <w:p>
-      <w:pPr>
-        <w:pStyle w:val="Paragrafoelenco"/>
-        <w:numPr>
-          <w:ilvl w:val="0"/>
-          <w:numId w:val="22"/>
-        </w:numPr>
-      </w:pPr>
-      <w:r>
-        <w:t>Un</w:t>
-      </w:r>
-      <w:r>
-        <w:t>a textbox con label “ISBN”;</w:t>
-      </w:r>
-    </w:p>
-    <w:p>
-      <w:pPr>
-        <w:pStyle w:val="Paragrafoelenco"/>
-        <w:numPr>
-          <w:ilvl w:val="0"/>
-          <w:numId w:val="22"/>
-        </w:numPr>
-      </w:pPr>
-      <w:r>
-        <w:t>Una textbox con label “Editore”;</w:t>
-      </w:r>
-    </w:p>
-    <w:p>
-      <w:pPr>
-        <w:pStyle w:val="Paragrafoelenco"/>
-        <w:numPr>
-          <w:ilvl w:val="0"/>
-          <w:numId w:val="22"/>
-        </w:numPr>
-      </w:pPr>
-      <w:r>
-        <w:t>Una casella di scelta con label “Lingua</w:t>
-      </w:r>
-      <w:r>
-        <w:t>:</w:t>
-      </w:r>
-      <w:r>
-        <w:t>”;</w:t>
-      </w:r>
-    </w:p>
-    <w:p>
-      <w:pPr>
-        <w:pStyle w:val="Paragrafoelenco"/>
-        <w:numPr>
-          <w:ilvl w:val="0"/>
-          <w:numId w:val="22"/>
-        </w:numPr>
-      </w:pPr>
-      <w:r>
-        <w:t>Un selettore di data con label “Data di pubblicazione:”</w:t>
-      </w:r>
-    </w:p>
-    <w:p>
-      <w:pPr>
-        <w:pStyle w:val="Paragrafoelenco"/>
-        <w:numPr>
-          <w:ilvl w:val="0"/>
-          <w:numId w:val="22"/>
-        </w:numPr>
-      </w:pPr>
-      <w:r>
-        <w:t>Un pulsante “Annulla”,</w:t>
-      </w:r>
-    </w:p>
-    <w:p>
-      <w:pPr>
-        <w:pStyle w:val="Paragrafoelenco"/>
-        <w:numPr>
-          <w:ilvl w:val="0"/>
-          <w:numId w:val="22"/>
-        </w:numPr>
-      </w:pPr>
-      <w:r>
-        <w:t>Un pulsante “Conferma”.</w:t>
-      </w:r>
-    </w:p>
-    <w:p>
-      <w:pPr>
-        <w:pStyle w:val="Paragrafoelenco"/>
-        <w:numPr>
-          <w:ilvl w:val="0"/>
-          <w:numId w:val="21"/>
-        </w:numPr>
-      </w:pPr>
-      <w:r>
-        <w:t>L’operatore inserisce i dati.</w:t>
-      </w:r>
-    </w:p>
-    <w:p>
-      <w:pPr>
-        <w:pStyle w:val="Paragrafoelenco"/>
-        <w:numPr>
-          <w:ilvl w:val="0"/>
-          <w:numId w:val="21"/>
-        </w:numPr>
-      </w:pPr>
-      <w:r>
-        <w:t>L’operatore preme “Conferma”.</w:t>
-      </w:r>
-    </w:p>
-    <w:p>
-      <w:pPr>
-        <w:pStyle w:val="Paragrafoelenco"/>
-        <w:numPr>
-          <w:ilvl w:val="0"/>
-          <w:numId w:val="21"/>
-        </w:numPr>
-      </w:pPr>
-      <w:r>
-        <w:t>Il sistema verifica che i dati inseriti siano validi.</w:t>
-      </w:r>
-    </w:p>
-    <w:p>
-      <w:pPr>
-        <w:pStyle w:val="Paragrafoelenco"/>
-        <w:numPr>
-          <w:ilvl w:val="0"/>
-          <w:numId w:val="21"/>
-        </w:numPr>
-      </w:pPr>
-      <w:r>
-        <w:t>Il sistema crea una nuova edizione associando ad essa le informazioni inserite dall’operatore, e la inserisce nel database.</w:t>
-      </w:r>
-    </w:p>
-    <w:p>
-      <w:pPr>
-        <w:pStyle w:val="Paragrafoelenco"/>
-        <w:numPr>
-          <w:ilvl w:val="0"/>
-          <w:numId w:val="21"/>
-        </w:numPr>
-      </w:pPr>
-      <w:r>
-        <w:t>Il database associa un ID all’edizione.</w:t>
-      </w:r>
-    </w:p>
-    <w:p>
-      <w:pPr>
-        <w:pStyle w:val="Paragrafoelenco"/>
-        <w:numPr>
-          <w:ilvl w:val="0"/>
-          <w:numId w:val="21"/>
-        </w:numPr>
-      </w:pPr>
-      <w:r>
-        <w:t>Il sistema mostra a schermo il messaggio “</w:t>
-      </w:r>
-      <w:r>
-        <w:t>Edizione</w:t>
-      </w:r>
-      <w:r>
-        <w:t xml:space="preserve"> aggiunta con successo”</w:t>
-      </w:r>
-      <w:r>
-        <w:t>.</w:t>
-      </w:r>
-    </w:p>
-    <w:p>
-      <w:r>
-        <w:rPr>
-          <w:b/>
-          <w:bCs/>
-        </w:rPr>
-        <w:t>Exit condition:</w:t>
-      </w:r>
-      <w:r>
-        <w:t xml:space="preserve"> </w:t>
-      </w:r>
-      <w:r>
-        <w:t>L’operatore si trova nella pagina di gestione del catalogo e una nuova edizione è stata aggiunta.</w:t>
-      </w:r>
-    </w:p>
-    <w:p>
-      <w:pPr>
-        <w:rPr>
-          <w:b/>
-          <w:bCs/>
-        </w:rPr>
-      </w:pPr>
-      <w:r>
-        <w:rPr>
-          <w:b/>
-          <w:bCs/>
-        </w:rPr>
-        <w:t>Flussi alternativi/Eccezioni</w:t>
-      </w:r>
-      <w:r>
-        <w:rPr>
-          <w:b/>
-          <w:bCs/>
-        </w:rPr>
-        <w:t>:</w:t>
-      </w:r>
-    </w:p>
-    <w:p>
-      <w:r>
-        <w:t xml:space="preserve">Se al passo </w:t>
-      </w:r>
-      <w:r>
-        <w:t>5</w:t>
-      </w:r>
-      <w:r>
-        <w:t xml:space="preserve"> il sistema rileva </w:t>
-      </w:r>
-      <w:r>
-        <w:t>delle informazioni</w:t>
-      </w:r>
-      <w:r>
-        <w:t xml:space="preserve"> non </w:t>
-      </w:r>
-      <w:r>
-        <w:t>valide</w:t>
-      </w:r>
-      <w:r>
-        <w:t>, viene eseguito il caso d’uso UC</w:t>
-      </w:r>
-      <w:r>
-        <w:t xml:space="preserve">11.1 </w:t>
-      </w:r>
-      <w:r>
-        <w:t xml:space="preserve">– </w:t>
-      </w:r>
-      <w:r>
-        <w:t xml:space="preserve"> Informazioni non valide</w:t>
-      </w:r>
-      <w:r>
-        <w:t>.</w:t>
-      </w:r>
-    </w:p>
-    <w:p>
-      <w:pPr>
-        <w:rPr>
-          <w:b/>
-          <w:bCs/>
-          <w:sz w:val="28"/>
-          <w:szCs w:val="28"/>
-        </w:rPr>
-      </w:pPr>
-      <w:r>
-        <w:rPr>
-          <w:b/>
-          <w:bCs/>
-          <w:sz w:val="28"/>
-          <w:szCs w:val="28"/>
-        </w:rPr>
-        <w:t>UC11.1</w:t>
-      </w:r>
-      <w:r>
-        <w:rPr>
-          <w:b/>
-          <w:bCs/>
-          <w:sz w:val="28"/>
-          <w:szCs w:val="28"/>
-        </w:rPr>
-        <w:t xml:space="preserve"> – Informazioni non valide</w:t>
-      </w:r>
-    </w:p>
-    <w:p>
-      <w:r>
-        <w:rPr>
-          <w:b/>
-          <w:bCs/>
-        </w:rPr>
-        <w:t>Attor</w:t>
-      </w:r>
-      <w:r>
-        <w:rPr>
-          <w:b/>
-          <w:bCs/>
-        </w:rPr>
-        <w:t>i</w:t>
-      </w:r>
-      <w:r>
-        <w:rPr>
-          <w:b/>
-          <w:bCs/>
-        </w:rPr>
-        <w:t>:</w:t>
-      </w:r>
-      <w:r>
-        <w:t xml:space="preserve"> Operatore.</w:t>
-      </w:r>
-    </w:p>
-    <w:p>
-      <w:r>
-        <w:rPr>
-          <w:b/>
-          <w:bCs/>
-        </w:rPr>
-        <w:t>Entry condition:</w:t>
-      </w:r>
-      <w:r>
-        <w:t xml:space="preserve"> L’operatore ha inserito delle informazioni non valide</w:t>
-      </w:r>
-      <w:r>
-        <w:t xml:space="preserve"> nell’aggiunta di una nuova edizione.</w:t>
-      </w:r>
-    </w:p>
-    <w:p>
-      <w:pPr>
-        <w:rPr>
-          <w:b/>
-          <w:bCs/>
-        </w:rPr>
-      </w:pPr>
-      <w:r>
-        <w:rPr>
-          <w:b/>
-          <w:bCs/>
-        </w:rPr>
-        <w:t>Flusso di eventi:</w:t>
-      </w:r>
-    </w:p>
-    <w:p>
-      <w:pPr>
-        <w:pStyle w:val="Paragrafoelenco"/>
-        <w:numPr>
-          <w:ilvl w:val="0"/>
-          <w:numId w:val="23"/>
-        </w:numPr>
-      </w:pPr>
-      <w:r>
-        <w:t>Il sistema mostra a schermo il messaggio “Errore: Informazioni non valide”.</w:t>
-      </w:r>
-    </w:p>
-    <w:p>
-      <w:r>
-        <w:rPr>
-          <w:b/>
-          <w:bCs/>
-        </w:rPr>
-        <w:t>Exit condition:</w:t>
-      </w:r>
-      <w:r>
         <w:t xml:space="preserve"> L’operatore si trova sulla pagina di aggiunta dell’edizione.</w:t>
       </w:r>
     </w:p>
@@ -3999,6 +4245,15 @@
         <w:lastRenderedPageBreak/>
         <w:t>UC12 – Registrazione di un prestito</w:t>
       </w:r>
+      <w:r>
+        <w:rPr>
+          <w:b/>
+          <w:bCs/>
+          <w:sz w:val="28"/>
+          <w:szCs w:val="28"/>
+        </w:rPr>
+        <w:t xml:space="preserve"> di una copia disponibile</w:t>
+      </w:r>
     </w:p>
     <w:p>
       <w:r>
@@ -4047,465 +4302,458 @@
     </w:p>
     <w:p>
       <w:pPr>
-        <w:pStyle w:val="Paragrafoelenco"/>
+        <w:pStyle w:val="ListParagraph"/>
+        <w:numPr>
+          <w:ilvl w:val="0"/>
+          <w:numId w:val="24"/>
+        </w:numPr>
+      </w:pPr>
+      <w:r>
+        <w:t xml:space="preserve">L’operatore </w:t>
+      </w:r>
+      <w:r>
+        <w:t>preme su “Registra prestito”</w:t>
+      </w:r>
+      <w:r>
+        <w:t>.</w:t>
+      </w:r>
+    </w:p>
+    <w:p>
+      <w:pPr>
+        <w:pStyle w:val="ListParagraph"/>
+        <w:numPr>
+          <w:ilvl w:val="0"/>
+          <w:numId w:val="24"/>
+        </w:numPr>
+      </w:pPr>
+      <w:r>
+        <w:t xml:space="preserve">Il sistema lo reindirizza ad una pagina in cui vi è la lista </w:t>
+      </w:r>
+      <w:r>
+        <w:t>delle edizioni</w:t>
+      </w:r>
+      <w:r>
+        <w:t>.</w:t>
+      </w:r>
+    </w:p>
+    <w:p>
+      <w:pPr>
+        <w:pStyle w:val="ListParagraph"/>
+        <w:numPr>
+          <w:ilvl w:val="0"/>
+          <w:numId w:val="24"/>
+        </w:numPr>
+      </w:pPr>
+      <w:r>
+        <w:t>L’operatore preme sull’edizione.</w:t>
+      </w:r>
+    </w:p>
+    <w:p>
+      <w:pPr>
+        <w:pStyle w:val="ListParagraph"/>
+        <w:numPr>
+          <w:ilvl w:val="0"/>
+          <w:numId w:val="24"/>
+        </w:numPr>
+      </w:pPr>
+      <w:r>
+        <w:t>Il sistema lo reindirizza ad una pagina che mostra le copie disponibili per quella edizione.</w:t>
+      </w:r>
+    </w:p>
+    <w:p>
+      <w:pPr>
+        <w:pStyle w:val="ListParagraph"/>
+        <w:numPr>
+          <w:ilvl w:val="0"/>
+          <w:numId w:val="24"/>
+        </w:numPr>
+      </w:pPr>
+      <w:r>
+        <w:t>L’operatore preme sulla copia di suo interesse.</w:t>
+      </w:r>
+    </w:p>
+    <w:p>
+      <w:pPr>
+        <w:pStyle w:val="ListParagraph"/>
+        <w:numPr>
+          <w:ilvl w:val="0"/>
+          <w:numId w:val="24"/>
+        </w:numPr>
+      </w:pPr>
+      <w:r>
+        <w:t>Il sistema lo reindirizza ad una pagina in cui è presente un modulo da compilare con:</w:t>
+      </w:r>
+    </w:p>
+    <w:p>
+      <w:pPr>
+        <w:pStyle w:val="ListParagraph"/>
+        <w:numPr>
+          <w:ilvl w:val="0"/>
+          <w:numId w:val="22"/>
+        </w:numPr>
+      </w:pPr>
+      <w:r>
+        <w:t>Una textbox con label “</w:t>
+      </w:r>
+      <w:r>
+        <w:t>Codice fiscale:</w:t>
+      </w:r>
+      <w:r>
+        <w:t>”;</w:t>
+      </w:r>
+    </w:p>
+    <w:p>
+      <w:pPr>
+        <w:pStyle w:val="ListParagraph"/>
+        <w:numPr>
+          <w:ilvl w:val="0"/>
+          <w:numId w:val="22"/>
+        </w:numPr>
+      </w:pPr>
+      <w:r>
+        <w:t>Un selettore di data con label “</w:t>
+      </w:r>
+      <w:r>
+        <w:t>Da restituire entro</w:t>
+      </w:r>
+      <w:r>
+        <w:t>:”;</w:t>
+      </w:r>
+    </w:p>
+    <w:p>
+      <w:pPr>
+        <w:pStyle w:val="ListParagraph"/>
+        <w:numPr>
+          <w:ilvl w:val="0"/>
+          <w:numId w:val="22"/>
+        </w:numPr>
+      </w:pPr>
+      <w:r>
+        <w:t>Un pulsante “Annulla”</w:t>
+      </w:r>
+      <w:r>
+        <w:t>;</w:t>
+      </w:r>
+    </w:p>
+    <w:p>
+      <w:pPr>
+        <w:pStyle w:val="ListParagraph"/>
+        <w:numPr>
+          <w:ilvl w:val="0"/>
+          <w:numId w:val="22"/>
+        </w:numPr>
+      </w:pPr>
+      <w:r>
+        <w:t>Un pulsante “Conferma”.</w:t>
+      </w:r>
+    </w:p>
+    <w:p>
+      <w:pPr>
+        <w:pStyle w:val="ListParagraph"/>
+        <w:numPr>
+          <w:ilvl w:val="0"/>
+          <w:numId w:val="24"/>
+        </w:numPr>
+      </w:pPr>
+      <w:r>
+        <w:t>L’operatore inserisce i dati.</w:t>
+      </w:r>
+    </w:p>
+    <w:p>
+      <w:pPr>
+        <w:pStyle w:val="ListParagraph"/>
+        <w:numPr>
+          <w:ilvl w:val="0"/>
+          <w:numId w:val="24"/>
+        </w:numPr>
+      </w:pPr>
+      <w:r>
+        <w:t>L’operatore preme “Conferma”.</w:t>
+      </w:r>
+    </w:p>
+    <w:p>
+      <w:pPr>
+        <w:pStyle w:val="ListParagraph"/>
+        <w:numPr>
+          <w:ilvl w:val="0"/>
+          <w:numId w:val="24"/>
+        </w:numPr>
+      </w:pPr>
+      <w:r>
+        <w:t>Il sistema verifica che i dati inseriti siano validi.</w:t>
+      </w:r>
+    </w:p>
+    <w:p>
+      <w:pPr>
+        <w:pStyle w:val="ListParagraph"/>
+        <w:numPr>
+          <w:ilvl w:val="0"/>
+          <w:numId w:val="24"/>
+        </w:numPr>
+      </w:pPr>
+      <w:r>
+        <w:t>Il sistema crea u</w:t>
+      </w:r>
+      <w:r>
+        <w:t>n nuovo prestito</w:t>
+      </w:r>
+      <w:r>
+        <w:t xml:space="preserve"> associando ad ess</w:t>
+      </w:r>
+      <w:r>
+        <w:t>o</w:t>
+      </w:r>
+      <w:r>
+        <w:t xml:space="preserve"> le informazioni inserite dall’operatore, e l</w:t>
+      </w:r>
+      <w:r>
+        <w:t>o</w:t>
+      </w:r>
+      <w:r>
+        <w:t xml:space="preserve"> inserisce nel database.</w:t>
+      </w:r>
+    </w:p>
+    <w:p>
+      <w:pPr>
+        <w:pStyle w:val="ListParagraph"/>
+        <w:numPr>
+          <w:ilvl w:val="0"/>
+          <w:numId w:val="24"/>
+        </w:numPr>
+      </w:pPr>
+      <w:r>
+        <w:t>Il database associa un ID al</w:t>
+      </w:r>
+      <w:r>
+        <w:t xml:space="preserve"> pre</w:t>
+      </w:r>
+      <w:r>
+        <w:t>stito</w:t>
+      </w:r>
+      <w:r>
+        <w:t>.</w:t>
+      </w:r>
+    </w:p>
+    <w:p>
+      <w:pPr>
+        <w:pStyle w:val="ListParagraph"/>
+        <w:numPr>
+          <w:ilvl w:val="0"/>
+          <w:numId w:val="24"/>
+        </w:numPr>
+      </w:pPr>
+      <w:r>
+        <w:t>Il sistema rende la copia prestata non disponibile.</w:t>
+      </w:r>
+    </w:p>
+    <w:p>
+      <w:pPr>
+        <w:pStyle w:val="ListParagraph"/>
+        <w:numPr>
+          <w:ilvl w:val="0"/>
+          <w:numId w:val="24"/>
+        </w:numPr>
+      </w:pPr>
+      <w:r>
+        <w:t>Il sistema mostra a schermo il messaggio “</w:t>
+      </w:r>
+      <w:r>
+        <w:t>Prestito</w:t>
+      </w:r>
+      <w:r>
+        <w:t xml:space="preserve"> </w:t>
+      </w:r>
+      <w:r>
+        <w:t xml:space="preserve">registrato </w:t>
+      </w:r>
+      <w:r>
+        <w:t>con successo”</w:t>
+      </w:r>
+      <w:r>
+        <w:t>.</w:t>
+      </w:r>
+    </w:p>
+    <w:p>
+      <w:r>
+        <w:rPr>
+          <w:b/>
+          <w:bCs/>
+        </w:rPr>
+        <w:t>Exit condition:</w:t>
+      </w:r>
+      <w:r>
+        <w:t xml:space="preserve"> L’operatore si trova nella </w:t>
+      </w:r>
+      <w:r>
+        <w:t>dashboard</w:t>
+      </w:r>
+      <w:r>
+        <w:t xml:space="preserve"> e </w:t>
+      </w:r>
+      <w:r>
+        <w:t xml:space="preserve">un nuovo prestito </w:t>
+      </w:r>
+      <w:r>
+        <w:t>è stat</w:t>
+      </w:r>
+      <w:r>
+        <w:t>o registrato</w:t>
+      </w:r>
+      <w:r>
+        <w:t>.</w:t>
+      </w:r>
+    </w:p>
+    <w:p>
+      <w:pPr>
+        <w:rPr>
+          <w:b/>
+          <w:bCs/>
+        </w:rPr>
+      </w:pPr>
+      <w:r>
+        <w:rPr>
+          <w:b/>
+          <w:bCs/>
+        </w:rPr>
+        <w:t>Flussi alternativi/Eccezioni</w:t>
+      </w:r>
+      <w:r>
+        <w:rPr>
+          <w:b/>
+          <w:bCs/>
+        </w:rPr>
+        <w:t>:</w:t>
+      </w:r>
+    </w:p>
+    <w:p>
+      <w:r>
+        <w:t>Se al passo 8 l’operatore preme il pulsante “Annulla”, viene riportato alla dashboard.</w:t>
+      </w:r>
+    </w:p>
+    <w:p>
+      <w:r>
+        <w:t xml:space="preserve">Se al passo </w:t>
+      </w:r>
+      <w:r>
+        <w:t xml:space="preserve">9 </w:t>
+      </w:r>
+      <w:r>
+        <w:t>il sistema rileva delle informazioni non valide, viene eseguito il caso d’uso UC1</w:t>
+      </w:r>
+      <w:r>
+        <w:t>2</w:t>
+      </w:r>
+      <w:r>
+        <w:t>.1 –  Informazioni non valide.</w:t>
+      </w:r>
+    </w:p>
+    <w:p>
+      <w:r>
+        <w:t>Se al passo 9 il sistema rileva che il lettore ha una sospensione attiva, viene eseguito il caso d’uso UC12.2 – Lettore sospeso</w:t>
+      </w:r>
+    </w:p>
+    <w:p>
+      <w:pPr>
+        <w:rPr>
+          <w:b/>
+          <w:bCs/>
+          <w:sz w:val="28"/>
+          <w:szCs w:val="28"/>
+        </w:rPr>
+      </w:pPr>
+      <w:r>
+        <w:rPr>
+          <w:b/>
+          <w:bCs/>
+          <w:sz w:val="28"/>
+          <w:szCs w:val="28"/>
+        </w:rPr>
+        <w:t>UC1</w:t>
+      </w:r>
+      <w:r>
+        <w:rPr>
+          <w:b/>
+          <w:bCs/>
+          <w:sz w:val="28"/>
+          <w:szCs w:val="28"/>
+        </w:rPr>
+        <w:t>2</w:t>
+      </w:r>
+      <w:r>
+        <w:rPr>
+          <w:b/>
+          <w:bCs/>
+          <w:sz w:val="28"/>
+          <w:szCs w:val="28"/>
+        </w:rPr>
+        <w:t>.1 – Informazioni non valide</w:t>
+      </w:r>
+    </w:p>
+    <w:p>
+      <w:r>
+        <w:rPr>
+          <w:b/>
+          <w:bCs/>
+        </w:rPr>
+        <w:t>Attor</w:t>
+      </w:r>
+      <w:r>
+        <w:rPr>
+          <w:b/>
+          <w:bCs/>
+        </w:rPr>
+        <w:t>i</w:t>
+      </w:r>
+      <w:r>
+        <w:rPr>
+          <w:b/>
+          <w:bCs/>
+        </w:rPr>
+        <w:t>:</w:t>
+      </w:r>
+      <w:r>
+        <w:t xml:space="preserve"> Operatore.</w:t>
+      </w:r>
+    </w:p>
+    <w:p>
+      <w:r>
+        <w:rPr>
+          <w:b/>
+          <w:bCs/>
+        </w:rPr>
+        <w:t>Entry condition:</w:t>
+      </w:r>
+      <w:r>
+        <w:t xml:space="preserve"> L’operatore ha inserito delle informazioni non valide nell</w:t>
+      </w:r>
+      <w:r>
+        <w:t>a registrazione di un nuovo prestito</w:t>
+      </w:r>
+      <w:r>
+        <w:t>.</w:t>
+      </w:r>
+    </w:p>
+    <w:p>
+      <w:pPr>
+        <w:rPr>
+          <w:b/>
+          <w:bCs/>
+        </w:rPr>
+      </w:pPr>
+      <w:r>
+        <w:rPr>
+          <w:b/>
+          <w:bCs/>
+        </w:rPr>
+        <w:t>Flusso di eventi:</w:t>
+      </w:r>
+    </w:p>
+    <w:p>
+      <w:pPr>
+        <w:pStyle w:val="ListParagraph"/>
         <w:numPr>
           <w:ilvl w:val="0"/>
           <w:numId w:val="25"/>
-        </w:numPr>
-      </w:pPr>
-      <w:r>
-        <w:t xml:space="preserve">L’operatore </w:t>
-      </w:r>
-      <w:r>
-        <w:t>preme su “Registra prestito”</w:t>
-      </w:r>
-      <w:r>
-        <w:t>.</w:t>
-      </w:r>
-    </w:p>
-    <w:p>
-      <w:pPr>
-        <w:pStyle w:val="Paragrafoelenco"/>
-        <w:numPr>
-          <w:ilvl w:val="0"/>
-          <w:numId w:val="25"/>
-        </w:numPr>
-      </w:pPr>
-      <w:r>
-        <w:t xml:space="preserve">Il sistema lo reindirizza ad una pagina in cui vi è la lista </w:t>
-      </w:r>
-      <w:r>
-        <w:t>delle edizioni</w:t>
-      </w:r>
-      <w:r>
-        <w:t>.</w:t>
-      </w:r>
-    </w:p>
-    <w:p>
-      <w:pPr>
-        <w:pStyle w:val="Paragrafoelenco"/>
-        <w:numPr>
-          <w:ilvl w:val="0"/>
-          <w:numId w:val="25"/>
-        </w:numPr>
-      </w:pPr>
-      <w:r>
-        <w:t>L’operatore preme sull’edizione.</w:t>
-      </w:r>
-    </w:p>
-    <w:p>
-      <w:pPr>
-        <w:pStyle w:val="Paragrafoelenco"/>
-        <w:numPr>
-          <w:ilvl w:val="0"/>
-          <w:numId w:val="25"/>
-        </w:numPr>
-      </w:pPr>
-      <w:r>
-        <w:t>Il sistema lo reindirizza ad una pagina che mostra le copie disponibili e riservate per quella edizione.</w:t>
-      </w:r>
-    </w:p>
-    <w:p>
-      <w:pPr>
-        <w:pStyle w:val="Paragrafoelenco"/>
-        <w:numPr>
-          <w:ilvl w:val="0"/>
-          <w:numId w:val="25"/>
-        </w:numPr>
-      </w:pPr>
-      <w:r>
-        <w:t>L’operatore preme sulla copia di suo interesse.</w:t>
-      </w:r>
-    </w:p>
-    <w:p>
-      <w:pPr>
-        <w:pStyle w:val="Paragrafoelenco"/>
-        <w:numPr>
-          <w:ilvl w:val="0"/>
-          <w:numId w:val="25"/>
-        </w:numPr>
-      </w:pPr>
-      <w:r>
-        <w:t>Il sistema lo reindirizza ad una pagina in cui è presente un modulo da compilare con:</w:t>
-      </w:r>
-    </w:p>
-    <w:p>
-      <w:pPr>
-        <w:pStyle w:val="Paragrafoelenco"/>
-        <w:numPr>
-          <w:ilvl w:val="0"/>
-          <w:numId w:val="22"/>
-        </w:numPr>
-      </w:pPr>
-      <w:r>
-        <w:t>Una textbox con label “</w:t>
-      </w:r>
-      <w:r>
-        <w:t>Codice fiscale:</w:t>
-      </w:r>
-      <w:r>
-        <w:t>”;</w:t>
-      </w:r>
-    </w:p>
-    <w:p>
-      <w:pPr>
-        <w:pStyle w:val="Paragrafoelenco"/>
-        <w:numPr>
-          <w:ilvl w:val="0"/>
-          <w:numId w:val="22"/>
-        </w:numPr>
-      </w:pPr>
-      <w:r>
-        <w:t>Una textbox con label “</w:t>
-      </w:r>
-      <w:r>
-        <w:t>Nome:</w:t>
-      </w:r>
-      <w:r>
-        <w:t>”;</w:t>
-      </w:r>
-    </w:p>
-    <w:p>
-      <w:pPr>
-        <w:pStyle w:val="Paragrafoelenco"/>
-        <w:numPr>
-          <w:ilvl w:val="0"/>
-          <w:numId w:val="22"/>
-        </w:numPr>
-      </w:pPr>
-      <w:r>
-        <w:t>Una textbox con label “</w:t>
-      </w:r>
-      <w:r>
-        <w:t>Cognome:</w:t>
-      </w:r>
-      <w:r>
-        <w:t>”;</w:t>
-      </w:r>
-    </w:p>
-    <w:p>
-      <w:pPr>
-        <w:pStyle w:val="Paragrafoelenco"/>
-        <w:numPr>
-          <w:ilvl w:val="0"/>
-          <w:numId w:val="22"/>
-        </w:numPr>
-      </w:pPr>
-      <w:r>
-        <w:t>Un selettore di data con label “Data d</w:t>
-      </w:r>
-      <w:r>
-        <w:t>i restituzione:”;</w:t>
-      </w:r>
-    </w:p>
-    <w:p>
-      <w:pPr>
-        <w:pStyle w:val="Paragrafoelenco"/>
-        <w:numPr>
-          <w:ilvl w:val="0"/>
-          <w:numId w:val="22"/>
-        </w:numPr>
-      </w:pPr>
-      <w:r>
-        <w:t>Un pulsante “Annulla”</w:t>
-      </w:r>
-      <w:r>
-        <w:t>;</w:t>
-      </w:r>
-    </w:p>
-    <w:p>
-      <w:pPr>
-        <w:pStyle w:val="Paragrafoelenco"/>
-        <w:numPr>
-          <w:ilvl w:val="0"/>
-          <w:numId w:val="22"/>
-        </w:numPr>
-      </w:pPr>
-      <w:r>
-        <w:t>Un pulsante “Conferma”.</w:t>
-      </w:r>
-    </w:p>
-    <w:p>
-      <w:pPr>
-        <w:pStyle w:val="Paragrafoelenco"/>
-        <w:numPr>
-          <w:ilvl w:val="0"/>
-          <w:numId w:val="25"/>
-        </w:numPr>
-      </w:pPr>
-      <w:r>
-        <w:t>L’operatore inserisce i dati.</w:t>
-      </w:r>
-    </w:p>
-    <w:p>
-      <w:pPr>
-        <w:pStyle w:val="Paragrafoelenco"/>
-        <w:numPr>
-          <w:ilvl w:val="0"/>
-          <w:numId w:val="25"/>
-        </w:numPr>
-      </w:pPr>
-      <w:r>
-        <w:t>L’operatore preme “Conferma”.</w:t>
-      </w:r>
-    </w:p>
-    <w:p>
-      <w:pPr>
-        <w:pStyle w:val="Paragrafoelenco"/>
-        <w:numPr>
-          <w:ilvl w:val="0"/>
-          <w:numId w:val="25"/>
-        </w:numPr>
-      </w:pPr>
-      <w:r>
-        <w:t>Il sistema verifica che i dati inseriti siano validi.</w:t>
-      </w:r>
-    </w:p>
-    <w:p>
-      <w:pPr>
-        <w:pStyle w:val="Paragrafoelenco"/>
-        <w:numPr>
-          <w:ilvl w:val="0"/>
-          <w:numId w:val="25"/>
-        </w:numPr>
-      </w:pPr>
-      <w:r>
-        <w:t>Il sistema crea u</w:t>
-      </w:r>
-      <w:r>
-        <w:t>n nuovo prestito</w:t>
-      </w:r>
-      <w:r>
-        <w:t xml:space="preserve"> associando ad ess</w:t>
-      </w:r>
-      <w:r>
-        <w:t>o</w:t>
-      </w:r>
-      <w:r>
-        <w:t xml:space="preserve"> le informazioni inserite dall’operatore, e la inserisce nel database.</w:t>
-      </w:r>
-    </w:p>
-    <w:p>
-      <w:pPr>
-        <w:pStyle w:val="Paragrafoelenco"/>
-        <w:numPr>
-          <w:ilvl w:val="0"/>
-          <w:numId w:val="25"/>
-        </w:numPr>
-      </w:pPr>
-      <w:r>
-        <w:t>Il database associa un ID all</w:t>
-      </w:r>
-      <w:r>
-        <w:t>a pre</w:t>
-      </w:r>
-      <w:r>
-        <w:t>stito</w:t>
-      </w:r>
-      <w:r>
-        <w:t>.</w:t>
-      </w:r>
-    </w:p>
-    <w:p>
-      <w:pPr>
-        <w:pStyle w:val="Paragrafoelenco"/>
-        <w:numPr>
-          <w:ilvl w:val="0"/>
-          <w:numId w:val="25"/>
-        </w:numPr>
-      </w:pPr>
-      <w:r>
-        <w:t>Il sistema mostra a schermo il messaggio “</w:t>
-      </w:r>
-      <w:r>
-        <w:t>Prestito</w:t>
-      </w:r>
-      <w:r>
-        <w:t xml:space="preserve"> </w:t>
-      </w:r>
-      <w:r>
-        <w:t xml:space="preserve">registrato </w:t>
-      </w:r>
-      <w:r>
-        <w:t>con successo”</w:t>
-      </w:r>
-    </w:p>
-    <w:p>
-      <w:r>
-        <w:rPr>
-          <w:b/>
-          <w:bCs/>
-        </w:rPr>
-        <w:t>Exit condition:</w:t>
-      </w:r>
-      <w:r>
-        <w:t xml:space="preserve"> L’operatore si trova nella </w:t>
-      </w:r>
-      <w:r>
-        <w:t>dashboard</w:t>
-      </w:r>
-      <w:r>
-        <w:t xml:space="preserve"> e </w:t>
-      </w:r>
-      <w:r>
-        <w:t xml:space="preserve">un nuovo prestito </w:t>
-      </w:r>
-      <w:r>
-        <w:t>è stat</w:t>
-      </w:r>
-      <w:r>
-        <w:t>o registrato</w:t>
-      </w:r>
-      <w:r>
-        <w:t>.</w:t>
-      </w:r>
-    </w:p>
-    <w:p>
-      <w:pPr>
-        <w:rPr>
-          <w:b/>
-          <w:bCs/>
-        </w:rPr>
-      </w:pPr>
-      <w:r>
-        <w:rPr>
-          <w:b/>
-          <w:bCs/>
-        </w:rPr>
-        <w:t>Flussi alternativi/Eccezioni</w:t>
-      </w:r>
-      <w:r>
-        <w:rPr>
-          <w:b/>
-          <w:bCs/>
-        </w:rPr>
-        <w:t>:</w:t>
-      </w:r>
-    </w:p>
-    <w:p>
-      <w:r>
-        <w:t xml:space="preserve">Se al passo </w:t>
-      </w:r>
-      <w:r>
-        <w:t xml:space="preserve">9 </w:t>
-      </w:r>
-      <w:r>
-        <w:t>il sistema rileva delle informazioni non valide, viene eseguito il caso d’uso UC1</w:t>
-      </w:r>
-      <w:r>
-        <w:t>2</w:t>
-      </w:r>
-      <w:r>
-        <w:t>.1 –  Informazioni non valide.</w:t>
-      </w:r>
-    </w:p>
-    <w:p>
-      <w:r>
-        <w:t>Se al passo 9 il sistema rileva che il lettore ha una sospensione attiva, viene eseguito il caso d’uso UC12.2 – Lettore sospeso</w:t>
-      </w:r>
-    </w:p>
-    <w:p>
-      <w:pPr>
-        <w:rPr>
-          <w:b/>
-          <w:bCs/>
-          <w:sz w:val="28"/>
-          <w:szCs w:val="28"/>
-        </w:rPr>
-      </w:pPr>
-      <w:r>
-        <w:rPr>
-          <w:b/>
-          <w:bCs/>
-          <w:sz w:val="28"/>
-          <w:szCs w:val="28"/>
-        </w:rPr>
-        <w:t>UC1</w:t>
-      </w:r>
-      <w:r>
-        <w:rPr>
-          <w:b/>
-          <w:bCs/>
-          <w:sz w:val="28"/>
-          <w:szCs w:val="28"/>
-        </w:rPr>
-        <w:t>2</w:t>
-      </w:r>
-      <w:r>
-        <w:rPr>
-          <w:b/>
-          <w:bCs/>
-          <w:sz w:val="28"/>
-          <w:szCs w:val="28"/>
-        </w:rPr>
-        <w:t>.1 – Informazioni non valide</w:t>
-      </w:r>
-    </w:p>
-    <w:p>
-      <w:r>
-        <w:rPr>
-          <w:b/>
-          <w:bCs/>
-        </w:rPr>
-        <w:t>Attor</w:t>
-      </w:r>
-      <w:r>
-        <w:rPr>
-          <w:b/>
-          <w:bCs/>
-        </w:rPr>
-        <w:t>i</w:t>
-      </w:r>
-      <w:r>
-        <w:rPr>
-          <w:b/>
-          <w:bCs/>
-        </w:rPr>
-        <w:t>:</w:t>
-      </w:r>
-      <w:r>
-        <w:t xml:space="preserve"> Operatore.</w:t>
-      </w:r>
-    </w:p>
-    <w:p>
-      <w:r>
-        <w:rPr>
-          <w:b/>
-          <w:bCs/>
-        </w:rPr>
-        <w:t>Entry condition:</w:t>
-      </w:r>
-      <w:r>
-        <w:t xml:space="preserve"> L’operatore ha inserito delle informazioni non valide nell</w:t>
-      </w:r>
-      <w:r>
-        <w:t>a registrazione di un nuovo prestito</w:t>
-      </w:r>
-      <w:r>
-        <w:t>.</w:t>
-      </w:r>
-    </w:p>
-    <w:p>
-      <w:pPr>
-        <w:rPr>
-          <w:b/>
-          <w:bCs/>
-        </w:rPr>
-      </w:pPr>
-      <w:r>
-        <w:rPr>
-          <w:b/>
-          <w:bCs/>
-        </w:rPr>
-        <w:t>Flusso di eventi:</w:t>
-      </w:r>
-    </w:p>
-    <w:p>
-      <w:pPr>
-        <w:pStyle w:val="Paragrafoelenco"/>
-        <w:numPr>
-          <w:ilvl w:val="0"/>
-          <w:numId w:val="26"/>
         </w:numPr>
       </w:pPr>
       <w:r>
@@ -4650,10 +4898,10 @@
     </w:p>
     <w:p>
       <w:pPr>
-        <w:pStyle w:val="Paragrafoelenco"/>
-        <w:numPr>
-          <w:ilvl w:val="0"/>
-          <w:numId w:val="33"/>
+        <w:pStyle w:val="ListParagraph"/>
+        <w:numPr>
+          <w:ilvl w:val="0"/>
+          <w:numId w:val="29"/>
         </w:numPr>
       </w:pPr>
       <w:r>
@@ -4709,7 +4957,10 @@
         <w:t>Entry condition:</w:t>
       </w:r>
       <w:r>
-        <w:t xml:space="preserve"> L’operatore si trova nella dashboard.</w:t>
+        <w:t xml:space="preserve"> </w:t>
+      </w:r>
+      <w:r>
+        <w:t>L’operatore si trova nella pagina di un lettore ricercato mediante codice fiscale.</w:t>
       </w:r>
     </w:p>
     <w:p>
@@ -4729,29 +4980,131 @@
     </w:p>
     <w:p>
       <w:pPr>
-        <w:pStyle w:val="Paragrafoelenco"/>
-        <w:numPr>
-          <w:ilvl w:val="0"/>
-          <w:numId w:val="27"/>
-        </w:numPr>
-      </w:pPr>
-      <w:r>
-        <w:t>L’operatore preme su “Registra restituzione”.</w:t>
-      </w:r>
-    </w:p>
-    <w:p>
-      <w:pPr>
-        <w:pStyle w:val="Paragrafoelenco"/>
-        <w:numPr>
-          <w:ilvl w:val="0"/>
-          <w:numId w:val="27"/>
-        </w:numPr>
-      </w:pPr>
-      <w:r>
-        <w:t>Il sistema lo reindirizza ad una pagina in cui vi è la lista delle copie che sono attualmente in prestito</w:t>
-      </w:r>
-      <w:r>
-        <w:t>, ciascuna con un pulsante “Restituzione”</w:t>
+        <w:pStyle w:val="ListParagraph"/>
+        <w:numPr>
+          <w:ilvl w:val="0"/>
+          <w:numId w:val="26"/>
+        </w:numPr>
+      </w:pPr>
+      <w:r>
+        <w:t xml:space="preserve">L’operatore preme </w:t>
+      </w:r>
+      <w:r>
+        <w:t>sul prestito per il quale si sta effettuando la restituzione.</w:t>
+      </w:r>
+    </w:p>
+    <w:p>
+      <w:pPr>
+        <w:pStyle w:val="ListParagraph"/>
+        <w:numPr>
+          <w:ilvl w:val="0"/>
+          <w:numId w:val="26"/>
+        </w:numPr>
+      </w:pPr>
+      <w:r>
+        <w:t>Il sistema lo reindirizza ad una pagina</w:t>
+      </w:r>
+      <w:r>
+        <w:t xml:space="preserve"> dove l’operatore potrà registrare la restituzione.</w:t>
+      </w:r>
+    </w:p>
+    <w:p>
+      <w:pPr>
+        <w:pStyle w:val="ListParagraph"/>
+        <w:numPr>
+          <w:ilvl w:val="0"/>
+          <w:numId w:val="26"/>
+        </w:numPr>
+      </w:pPr>
+      <w:r>
+        <w:t>Il sistema</w:t>
+      </w:r>
+      <w:r>
+        <w:t xml:space="preserve"> </w:t>
+      </w:r>
+      <w:r>
+        <w:t xml:space="preserve">mostra </w:t>
+      </w:r>
+      <w:r>
+        <w:t>l’eventuale ritardo rispetto alla data di restituzione prevista, le informazioni del</w:t>
+      </w:r>
+      <w:r>
+        <w:t xml:space="preserve"> prestito </w:t>
+      </w:r>
+      <w:r>
+        <w:t>e:</w:t>
+      </w:r>
+    </w:p>
+    <w:p>
+      <w:pPr>
+        <w:pStyle w:val="ListParagraph"/>
+        <w:numPr>
+          <w:ilvl w:val="0"/>
+          <w:numId w:val="22"/>
+        </w:numPr>
+      </w:pPr>
+      <w:r>
+        <w:t>Un pulsante “Annulla”;</w:t>
+      </w:r>
+    </w:p>
+    <w:p>
+      <w:pPr>
+        <w:pStyle w:val="ListParagraph"/>
+        <w:numPr>
+          <w:ilvl w:val="0"/>
+          <w:numId w:val="22"/>
+        </w:numPr>
+      </w:pPr>
+      <w:r>
+        <w:t>Un pulsante “Conferma”.</w:t>
+      </w:r>
+    </w:p>
+    <w:p>
+      <w:pPr>
+        <w:pStyle w:val="ListParagraph"/>
+        <w:numPr>
+          <w:ilvl w:val="0"/>
+          <w:numId w:val="26"/>
+        </w:numPr>
+      </w:pPr>
+      <w:r>
+        <w:t xml:space="preserve">L’operatore preme </w:t>
+      </w:r>
+      <w:r>
+        <w:t>il</w:t>
+      </w:r>
+      <w:r>
+        <w:t xml:space="preserve"> pulsante </w:t>
+      </w:r>
+      <w:r>
+        <w:t>“Conferma”.</w:t>
+      </w:r>
+    </w:p>
+    <w:p>
+      <w:pPr>
+        <w:pStyle w:val="ListParagraph"/>
+        <w:numPr>
+          <w:ilvl w:val="0"/>
+          <w:numId w:val="26"/>
+        </w:numPr>
+      </w:pPr>
+      <w:r>
+        <w:t>Il sistema crea una nuova restituzione associata al prestito e alla copia.</w:t>
+      </w:r>
+    </w:p>
+    <w:p>
+      <w:pPr>
+        <w:pStyle w:val="ListParagraph"/>
+        <w:numPr>
+          <w:ilvl w:val="0"/>
+          <w:numId w:val="26"/>
+        </w:numPr>
+      </w:pPr>
+      <w:r>
+        <w:t xml:space="preserve">Il database associa un ID alla </w:t>
+      </w:r>
+      <w:r>
+        <w:t>restituzione</w:t>
       </w:r>
       <w:r>
         <w:t>.</w:t>
@@ -4759,17 +5112,89 @@
     </w:p>
     <w:p>
       <w:pPr>
-        <w:pStyle w:val="Paragrafoelenco"/>
-        <w:numPr>
-          <w:ilvl w:val="0"/>
-          <w:numId w:val="27"/>
-        </w:numPr>
-      </w:pPr>
-      <w:r>
-        <w:t xml:space="preserve">L’operatore preme </w:t>
-      </w:r>
-      <w:r>
-        <w:t>sul pulsante associato alla copia di suo interesse</w:t>
+        <w:pStyle w:val="ListParagraph"/>
+        <w:numPr>
+          <w:ilvl w:val="0"/>
+          <w:numId w:val="26"/>
+        </w:numPr>
+      </w:pPr>
+      <w:r>
+        <w:t>Il sistema rende nuovamente disponibile la copia.</w:t>
+      </w:r>
+    </w:p>
+    <w:p>
+      <w:pPr>
+        <w:pStyle w:val="ListParagraph"/>
+        <w:numPr>
+          <w:ilvl w:val="0"/>
+          <w:numId w:val="26"/>
+        </w:numPr>
+      </w:pPr>
+      <w:r>
+        <w:t>Il sistema chiude il prestito.</w:t>
+      </w:r>
+    </w:p>
+    <w:p>
+      <w:pPr>
+        <w:pStyle w:val="ListParagraph"/>
+        <w:numPr>
+          <w:ilvl w:val="0"/>
+          <w:numId w:val="26"/>
+        </w:numPr>
+      </w:pPr>
+      <w:r>
+        <w:t>Il sistema mostra a schermo il messaggio “</w:t>
+      </w:r>
+      <w:r>
+        <w:t>Restituzione</w:t>
+      </w:r>
+      <w:r>
+        <w:t xml:space="preserve"> registrat</w:t>
+      </w:r>
+      <w:r>
+        <w:t>a</w:t>
+      </w:r>
+      <w:r>
+        <w:t xml:space="preserve"> con successo”</w:t>
+      </w:r>
+    </w:p>
+    <w:p>
+      <w:r>
+        <w:rPr>
+          <w:b/>
+          <w:bCs/>
+        </w:rPr>
+        <w:t>Exit condition:</w:t>
+      </w:r>
+      <w:r>
+        <w:t xml:space="preserve"> L’operatore si trova nella </w:t>
+      </w:r>
+      <w:r>
+        <w:t>pagina del lettore ricercato</w:t>
+      </w:r>
+      <w:r>
+        <w:t>,</w:t>
+      </w:r>
+      <w:r>
+        <w:t xml:space="preserve"> un</w:t>
+      </w:r>
+      <w:r>
+        <w:t xml:space="preserve">a nuova restituzione </w:t>
+      </w:r>
+      <w:r>
+        <w:t>è stat</w:t>
+      </w:r>
+      <w:r>
+        <w:t xml:space="preserve">a </w:t>
+      </w:r>
+      <w:r>
+        <w:t>registrat</w:t>
+      </w:r>
+      <w:r>
+        <w:t>a</w:t>
+      </w:r>
+      <w:r>
+        <w:t xml:space="preserve"> e la copia torna disponibile</w:t>
       </w:r>
       <w:r>
         <w:t>.</w:t>
@@ -4777,321 +5202,55 @@
     </w:p>
     <w:p>
       <w:pPr>
-        <w:pStyle w:val="Paragrafoelenco"/>
-        <w:numPr>
-          <w:ilvl w:val="0"/>
-          <w:numId w:val="27"/>
-        </w:numPr>
-      </w:pPr>
-      <w:r>
-        <w:t>Il sistema verifica che la restituzione è avvenuta nei tempi stabiliti.</w:t>
-      </w:r>
-    </w:p>
-    <w:p>
-      <w:pPr>
-        <w:pStyle w:val="Paragrafoelenco"/>
-        <w:numPr>
-          <w:ilvl w:val="0"/>
-          <w:numId w:val="27"/>
-        </w:numPr>
-      </w:pPr>
-      <w:r>
-        <w:t>Il sistema crea una nuova restituzione associata al prestito e alla copia.</w:t>
-      </w:r>
-    </w:p>
-    <w:p>
-      <w:pPr>
-        <w:pStyle w:val="Paragrafoelenco"/>
-        <w:numPr>
-          <w:ilvl w:val="0"/>
-          <w:numId w:val="27"/>
-        </w:numPr>
-      </w:pPr>
-      <w:r>
-        <w:t xml:space="preserve">Il database associa un ID alla </w:t>
-      </w:r>
-      <w:r>
-        <w:t>restituzione</w:t>
-      </w:r>
-      <w:r>
-        <w:t>.</w:t>
-      </w:r>
-    </w:p>
-    <w:p>
-      <w:pPr>
-        <w:pStyle w:val="Paragrafoelenco"/>
-        <w:numPr>
-          <w:ilvl w:val="0"/>
-          <w:numId w:val="27"/>
-        </w:numPr>
-      </w:pPr>
-      <w:r>
-        <w:t>Il sistema rende nuovamente disponibile la copia.</w:t>
-      </w:r>
-    </w:p>
-    <w:p>
-      <w:pPr>
-        <w:pStyle w:val="Paragrafoelenco"/>
-        <w:numPr>
-          <w:ilvl w:val="0"/>
-          <w:numId w:val="27"/>
-        </w:numPr>
-      </w:pPr>
-      <w:r>
-        <w:t>Il sistema mostra a schermo il messaggio “</w:t>
-      </w:r>
-      <w:r>
-        <w:t>Restituzione</w:t>
-      </w:r>
-      <w:r>
-        <w:t xml:space="preserve"> registrat</w:t>
+        <w:rPr>
+          <w:b/>
+          <w:bCs/>
+        </w:rPr>
+      </w:pPr>
+      <w:r>
+        <w:rPr>
+          <w:b/>
+          <w:bCs/>
+        </w:rPr>
+        <w:t>Flussi alternativi/Eccezioni</w:t>
+      </w:r>
+      <w:r>
+        <w:rPr>
+          <w:b/>
+          <w:bCs/>
+        </w:rPr>
+        <w:t>:</w:t>
+      </w:r>
+    </w:p>
+    <w:p>
+      <w:r>
+        <w:t xml:space="preserve">Se al passo </w:t>
+      </w:r>
+      <w:r>
+        <w:t>4</w:t>
+      </w:r>
+      <w:r>
+        <w:t xml:space="preserve"> l’operatore preme il pulsante “Annulla”, l’operatore viene riportato alla pagin</w:t>
       </w:r>
       <w:r>
         <w:t>a</w:t>
       </w:r>
       <w:r>
-        <w:t xml:space="preserve"> con successo”</w:t>
-      </w:r>
-    </w:p>
-    <w:p>
-      <w:r>
-        <w:rPr>
-          <w:b/>
-          <w:bCs/>
-        </w:rPr>
-        <w:t>Exit condition:</w:t>
-      </w:r>
-      <w:r>
-        <w:t xml:space="preserve"> L’operatore si trova nella dashboard e un</w:t>
-      </w:r>
-      <w:r>
-        <w:t xml:space="preserve">a nuova restituzione </w:t>
-      </w:r>
-      <w:r>
-        <w:t>è stat</w:t>
-      </w:r>
-      <w:r>
-        <w:t xml:space="preserve">a </w:t>
-      </w:r>
-      <w:r>
-        <w:t>registrat</w:t>
-      </w:r>
-      <w:r>
-        <w:t>a</w:t>
-      </w:r>
-      <w:r>
-        <w:t xml:space="preserve"> e la copia torna disponibile</w:t>
-      </w:r>
-      <w:r>
-        <w:t>.</w:t>
-      </w:r>
-    </w:p>
-    <w:p>
-      <w:pPr>
-        <w:rPr>
-          <w:b/>
-          <w:bCs/>
-        </w:rPr>
-      </w:pPr>
-      <w:r>
-        <w:rPr>
-          <w:b/>
-          <w:bCs/>
-        </w:rPr>
-        <w:t>Flussi alternativi/Eccezioni</w:t>
-      </w:r>
-      <w:r>
-        <w:rPr>
-          <w:b/>
-          <w:bCs/>
-        </w:rPr>
-        <w:t>:</w:t>
-      </w:r>
-    </w:p>
-    <w:p>
-      <w:r>
-        <w:t xml:space="preserve">Se al passo </w:t>
-      </w:r>
-      <w:r>
-        <w:t>4</w:t>
-      </w:r>
-      <w:r>
-        <w:t xml:space="preserve"> il sistema rileva </w:t>
-      </w:r>
-      <w:r>
-        <w:t>che la restituzione non è avvenuta nei tempi stabiliti, viene eseguito il caso d’uso UC13.1</w:t>
-      </w:r>
-      <w:r>
-        <w:t xml:space="preserve"> – Restituzione con ritardo</w:t>
-      </w:r>
-      <w:r>
-        <w:t>.</w:t>
-      </w:r>
-    </w:p>
-    <w:p>
-      <w:pPr>
-        <w:rPr>
-          <w:b/>
-          <w:bCs/>
-          <w:sz w:val="28"/>
-          <w:szCs w:val="28"/>
-        </w:rPr>
-      </w:pPr>
-      <w:r>
-        <w:rPr>
-          <w:b/>
-          <w:bCs/>
-          <w:sz w:val="28"/>
-          <w:szCs w:val="28"/>
-        </w:rPr>
-        <w:t>UC1</w:t>
-      </w:r>
-      <w:r>
-        <w:rPr>
-          <w:b/>
-          <w:bCs/>
-          <w:sz w:val="28"/>
-          <w:szCs w:val="28"/>
-        </w:rPr>
-        <w:t>3</w:t>
-      </w:r>
-      <w:r>
-        <w:rPr>
-          <w:b/>
-          <w:bCs/>
-          <w:sz w:val="28"/>
-          <w:szCs w:val="28"/>
-        </w:rPr>
-        <w:t xml:space="preserve">.1 – </w:t>
-      </w:r>
-      <w:r>
-        <w:rPr>
-          <w:b/>
-          <w:bCs/>
-          <w:sz w:val="28"/>
-          <w:szCs w:val="28"/>
-        </w:rPr>
-        <w:t>Restituzione con ritardo</w:t>
-      </w:r>
-    </w:p>
-    <w:p>
-      <w:r>
-        <w:rPr>
-          <w:b/>
-          <w:bCs/>
-        </w:rPr>
-        <w:t>Attor</w:t>
-      </w:r>
-      <w:r>
-        <w:rPr>
-          <w:b/>
-          <w:bCs/>
-        </w:rPr>
-        <w:t>i</w:t>
-      </w:r>
-      <w:r>
-        <w:rPr>
-          <w:b/>
-          <w:bCs/>
-        </w:rPr>
-        <w:t>:</w:t>
-      </w:r>
-      <w:r>
-        <w:t xml:space="preserve"> Operatore.</w:t>
-      </w:r>
-    </w:p>
-    <w:p>
-      <w:r>
-        <w:rPr>
-          <w:b/>
-          <w:bCs/>
-        </w:rPr>
-        <w:t>Entry condition:</w:t>
-      </w:r>
-      <w:r>
-        <w:t xml:space="preserve"> </w:t>
-      </w:r>
-      <w:r>
-        <w:t>Il sistema rileva che la restituzione è avvenuta al di fuori dei tempi prestabiliti.</w:t>
-      </w:r>
-    </w:p>
-    <w:p>
-      <w:pPr>
-        <w:rPr>
-          <w:b/>
-          <w:bCs/>
-        </w:rPr>
-      </w:pPr>
-      <w:r>
-        <w:rPr>
-          <w:b/>
-          <w:bCs/>
-        </w:rPr>
-        <w:t>Flusso di eventi:</w:t>
-      </w:r>
-    </w:p>
-    <w:p>
-      <w:pPr>
-        <w:pStyle w:val="Paragrafoelenco"/>
-        <w:numPr>
-          <w:ilvl w:val="0"/>
-          <w:numId w:val="28"/>
-        </w:numPr>
-      </w:pPr>
-      <w:r>
-        <w:t>Il sistema crea una nuova restituzione associata al prestito e alla copia.</w:t>
-      </w:r>
-    </w:p>
-    <w:p>
-      <w:pPr>
-        <w:pStyle w:val="Paragrafoelenco"/>
-        <w:numPr>
-          <w:ilvl w:val="0"/>
-          <w:numId w:val="28"/>
-        </w:numPr>
-      </w:pPr>
-      <w:r>
-        <w:t>Il database associa un ID alla restituzione.</w:t>
-      </w:r>
-    </w:p>
-    <w:p>
-      <w:pPr>
-        <w:pStyle w:val="Paragrafoelenco"/>
-        <w:numPr>
-          <w:ilvl w:val="0"/>
-          <w:numId w:val="28"/>
-        </w:numPr>
-      </w:pPr>
-      <w:r>
-        <w:t>Il sistema mostra a schermo il messaggio “</w:t>
-      </w:r>
-      <w:r>
-        <w:t>Restituzione registrata con successo. Vi è stato un ritardo di consegna</w:t>
-      </w:r>
-      <w:r>
-        <w:t>:</w:t>
-      </w:r>
-      <w:r>
-        <w:t>” con l’entità del ritardo.</w:t>
-      </w:r>
-    </w:p>
-    <w:p>
-      <w:r>
-        <w:rPr>
-          <w:b/>
-          <w:bCs/>
-        </w:rPr>
-        <w:t>Exit condition:</w:t>
-      </w:r>
-      <w:r>
-        <w:t xml:space="preserve"> </w:t>
-      </w:r>
-      <w:r>
-        <w:t>L’operatore si trova nella dashboard e una nuova restituzione è stata registrata.</w:t>
-      </w:r>
-    </w:p>
-    <w:p>
-      <w:r>
+        <w:t xml:space="preserve"> del</w:t>
+      </w:r>
+      <w:r>
+        <w:t xml:space="preserve"> lettore </w:t>
+      </w:r>
+      <w:r>
+        <w:t>ricercato.</w:t>
+      </w:r>
+      <w:r>
+        <w:rPr>
+          <w:b/>
+          <w:bCs/>
+          <w:sz w:val="28"/>
+          <w:szCs w:val="28"/>
+        </w:rPr>
         <w:br w:type="page"/>
       </w:r>
     </w:p>
@@ -5126,6 +5285,9 @@
       <w:r>
         <w:t xml:space="preserve"> Operatore</w:t>
       </w:r>
+      <w:r>
+        <w:t>.</w:t>
+      </w:r>
     </w:p>
     <w:p>
       <w:r>
@@ -5162,44 +5324,349 @@
     </w:p>
     <w:p>
       <w:pPr>
-        <w:pStyle w:val="Paragrafoelenco"/>
-        <w:numPr>
-          <w:ilvl w:val="0"/>
+        <w:pStyle w:val="ListParagraph"/>
+        <w:numPr>
+          <w:ilvl w:val="0"/>
+          <w:numId w:val="27"/>
+        </w:numPr>
+      </w:pPr>
+      <w:r>
+        <w:t xml:space="preserve">L’operatore preme sul pulsante </w:t>
+      </w:r>
+      <w:r>
+        <w:t>“Annulla sospensione”.</w:t>
+      </w:r>
+    </w:p>
+    <w:p>
+      <w:pPr>
+        <w:pStyle w:val="ListParagraph"/>
+        <w:numPr>
+          <w:ilvl w:val="0"/>
+          <w:numId w:val="27"/>
+        </w:numPr>
+      </w:pPr>
+      <w:r>
+        <w:t xml:space="preserve">Il sistema </w:t>
+      </w:r>
+      <w:r>
+        <w:t>modifica lo stato della sospensione associata al lettore, impostandola come non attiva.</w:t>
+      </w:r>
+    </w:p>
+    <w:p>
+      <w:pPr>
+        <w:pStyle w:val="ListParagraph"/>
+        <w:numPr>
+          <w:ilvl w:val="0"/>
+          <w:numId w:val="27"/>
+        </w:numPr>
+      </w:pPr>
+      <w:r>
+        <w:t>Il sistema aggiorna l’informazione sul database</w:t>
+      </w:r>
+      <w:r>
+        <w:t>.</w:t>
+      </w:r>
+    </w:p>
+    <w:p>
+      <w:pPr>
+        <w:pStyle w:val="ListParagraph"/>
+        <w:numPr>
+          <w:ilvl w:val="0"/>
+          <w:numId w:val="27"/>
+        </w:numPr>
+      </w:pPr>
+      <w:r>
+        <w:t>Il sistema mostra a schermo il messaggio “</w:t>
+      </w:r>
+      <w:r>
+        <w:t>Sospensione annullata con successo</w:t>
+      </w:r>
+      <w:r>
+        <w:t>”</w:t>
+      </w:r>
+      <w:r>
+        <w:t>.</w:t>
+      </w:r>
+    </w:p>
+    <w:p>
+      <w:r>
+        <w:rPr>
+          <w:b/>
+          <w:bCs/>
+        </w:rPr>
+        <w:t>Exit condition:</w:t>
+      </w:r>
+      <w:r>
+        <w:t xml:space="preserve"> L’operatore si trova nella </w:t>
+      </w:r>
+      <w:r>
+        <w:t>pagina del lettore</w:t>
+      </w:r>
+      <w:r>
+        <w:t xml:space="preserve"> </w:t>
+      </w:r>
+      <w:r>
+        <w:t xml:space="preserve">e </w:t>
+      </w:r>
+      <w:r>
+        <w:t xml:space="preserve">lo stato della </w:t>
+      </w:r>
+      <w:r>
+        <w:t>sospensione</w:t>
+      </w:r>
+      <w:r>
+        <w:t xml:space="preserve"> è aggiornato.</w:t>
+      </w:r>
+      <w:r>
+        <w:br w:type="page"/>
+      </w:r>
+    </w:p>
+    <w:p>
+      <w:pPr>
+        <w:rPr>
+          <w:b/>
+          <w:bCs/>
+          <w:sz w:val="28"/>
+          <w:szCs w:val="28"/>
+        </w:rPr>
+      </w:pPr>
+      <w:r>
+        <w:rPr>
+          <w:b/>
+          <w:bCs/>
+          <w:sz w:val="28"/>
+          <w:szCs w:val="28"/>
+        </w:rPr>
+        <w:lastRenderedPageBreak/>
+        <w:t>UC1</w:t>
+      </w:r>
+      <w:r>
+        <w:rPr>
+          <w:b/>
+          <w:bCs/>
+          <w:sz w:val="28"/>
+          <w:szCs w:val="28"/>
+        </w:rPr>
+        <w:t>5</w:t>
+      </w:r>
+      <w:r>
+        <w:rPr>
+          <w:b/>
+          <w:bCs/>
+          <w:sz w:val="28"/>
+          <w:szCs w:val="28"/>
+        </w:rPr>
+        <w:t xml:space="preserve"> – </w:t>
+      </w:r>
+      <w:r>
+        <w:rPr>
+          <w:b/>
+          <w:bCs/>
+          <w:sz w:val="28"/>
+          <w:szCs w:val="28"/>
+        </w:rPr>
+        <w:t>Reset della password di un lettore</w:t>
+      </w:r>
+      <w:r>
+        <w:rPr>
+          <w:b/>
+          <w:bCs/>
+          <w:sz w:val="28"/>
+          <w:szCs w:val="28"/>
+        </w:rPr>
+        <w:t xml:space="preserve"> </w:t>
+      </w:r>
+    </w:p>
+    <w:p>
+      <w:r>
+        <w:rPr>
+          <w:b/>
+          <w:bCs/>
+        </w:rPr>
+        <w:t>Attori:</w:t>
+      </w:r>
+      <w:r>
+        <w:t xml:space="preserve"> Operatore</w:t>
+      </w:r>
+      <w:r>
+        <w:t>.</w:t>
+      </w:r>
+    </w:p>
+    <w:p>
+      <w:r>
+        <w:rPr>
+          <w:b/>
+          <w:bCs/>
+        </w:rPr>
+        <w:t>Entry condition:</w:t>
+      </w:r>
+      <w:r>
+        <w:t xml:space="preserve"> </w:t>
+      </w:r>
+      <w:r>
+        <w:t>L’operatore si trova nella pagina di un lettore ricercato mediante codice fiscale.</w:t>
+      </w:r>
+    </w:p>
+    <w:p>
+      <w:pPr>
+        <w:rPr>
+          <w:b/>
+          <w:bCs/>
+        </w:rPr>
+      </w:pPr>
+      <w:r>
+        <w:rPr>
+          <w:b/>
+          <w:bCs/>
+        </w:rPr>
+        <w:t>Flusso di eventi:</w:t>
+      </w:r>
+    </w:p>
+    <w:p>
+      <w:pPr>
+        <w:pStyle w:val="ListParagraph"/>
+        <w:numPr>
+          <w:ilvl w:val="0"/>
+          <w:numId w:val="30"/>
+        </w:numPr>
+      </w:pPr>
+      <w:r>
+        <w:t>L’operatore preme il pulsante “Modifica”.</w:t>
+      </w:r>
+    </w:p>
+    <w:p>
+      <w:pPr>
+        <w:pStyle w:val="ListParagraph"/>
+        <w:numPr>
+          <w:ilvl w:val="0"/>
+          <w:numId w:val="30"/>
+        </w:numPr>
+      </w:pPr>
+      <w:r>
+        <w:t>Il sistema lo reindirizza ad una pagina in cui è presente un modulo già compilato con le informazioni de</w:t>
+      </w:r>
+      <w:r>
+        <w:t>l lettore</w:t>
+      </w:r>
+      <w:r>
+        <w:t xml:space="preserve"> e che può essere modificato, con:</w:t>
+      </w:r>
+      <w:r>
+        <w:t xml:space="preserve"> </w:t>
+      </w:r>
+    </w:p>
+    <w:p>
+      <w:pPr>
+        <w:pStyle w:val="ListParagraph"/>
+        <w:numPr>
+          <w:ilvl w:val="1"/>
           <w:numId w:val="31"/>
         </w:numPr>
       </w:pPr>
       <w:r>
-        <w:t xml:space="preserve">L’operatore preme sul pulsante </w:t>
-      </w:r>
-      <w:r>
-        <w:t>“Annulla sospensione”.</w:t>
-      </w:r>
-    </w:p>
-    <w:p>
-      <w:pPr>
-        <w:pStyle w:val="Paragrafoelenco"/>
-        <w:numPr>
-          <w:ilvl w:val="0"/>
+        <w:t>Una textbox con label “Nome:”;</w:t>
+      </w:r>
+    </w:p>
+    <w:p>
+      <w:pPr>
+        <w:pStyle w:val="ListParagraph"/>
+        <w:numPr>
+          <w:ilvl w:val="1"/>
           <w:numId w:val="31"/>
         </w:numPr>
       </w:pPr>
       <w:r>
-        <w:t xml:space="preserve">Il sistema </w:t>
-      </w:r>
-      <w:r>
-        <w:t>modifica lo stato della sospensione associata al lettore, impostandola come non attiva.</w:t>
-      </w:r>
-    </w:p>
-    <w:p>
-      <w:pPr>
-        <w:pStyle w:val="Paragrafoelenco"/>
-        <w:numPr>
-          <w:ilvl w:val="0"/>
+        <w:t>Una textbox con label “Cognome:”;</w:t>
+      </w:r>
+    </w:p>
+    <w:p>
+      <w:pPr>
+        <w:pStyle w:val="ListParagraph"/>
+        <w:numPr>
+          <w:ilvl w:val="1"/>
           <w:numId w:val="31"/>
         </w:numPr>
       </w:pPr>
       <w:r>
-        <w:t>Il sistema aggiorna l’informazione sul database</w:t>
+        <w:t>Una textbox con label “E-mail:”;</w:t>
+      </w:r>
+    </w:p>
+    <w:p>
+      <w:pPr>
+        <w:pStyle w:val="ListParagraph"/>
+        <w:numPr>
+          <w:ilvl w:val="1"/>
+          <w:numId w:val="31"/>
+        </w:numPr>
+      </w:pPr>
+      <w:r>
+        <w:t>Un pulsante “Reset Password”</w:t>
+      </w:r>
+      <w:r>
+        <w:t>;</w:t>
+      </w:r>
+    </w:p>
+    <w:p>
+      <w:pPr>
+        <w:pStyle w:val="ListParagraph"/>
+        <w:numPr>
+          <w:ilvl w:val="1"/>
+          <w:numId w:val="31"/>
+        </w:numPr>
+      </w:pPr>
+      <w:r>
+        <w:t>Un pulsante “Annulla”</w:t>
+      </w:r>
+      <w:r>
+        <w:t>;</w:t>
+      </w:r>
+    </w:p>
+    <w:p>
+      <w:pPr>
+        <w:pStyle w:val="ListParagraph"/>
+        <w:numPr>
+          <w:ilvl w:val="1"/>
+          <w:numId w:val="31"/>
+        </w:numPr>
+      </w:pPr>
+      <w:r>
+        <w:t>Un pulsante “Conferma”.</w:t>
+      </w:r>
+    </w:p>
+    <w:p>
+      <w:pPr>
+        <w:pStyle w:val="ListParagraph"/>
+        <w:numPr>
+          <w:ilvl w:val="0"/>
+          <w:numId w:val="34"/>
+        </w:numPr>
+      </w:pPr>
+      <w:r>
+        <w:t>L’operatore preme “Reset Password”.</w:t>
+      </w:r>
+    </w:p>
+    <w:p>
+      <w:pPr>
+        <w:pStyle w:val="ListParagraph"/>
+        <w:numPr>
+          <w:ilvl w:val="0"/>
+          <w:numId w:val="34"/>
+        </w:numPr>
+      </w:pPr>
+      <w:r>
+        <w:t>Il sistema crea una password provvisoria</w:t>
+      </w:r>
+      <w:r>
+        <w:t xml:space="preserve"> e </w:t>
+      </w:r>
+      <w:r>
+        <w:t xml:space="preserve">la sostituisce a quella presente </w:t>
+      </w:r>
+      <w:r>
+        <w:t>nel database</w:t>
+      </w:r>
+      <w:r>
+        <w:t>, marcandola come provvisoria</w:t>
       </w:r>
       <w:r>
         <w:t>.</w:t>
@@ -5207,26 +5674,405 @@
     </w:p>
     <w:p>
       <w:pPr>
-        <w:pStyle w:val="Paragrafoelenco"/>
-        <w:numPr>
-          <w:ilvl w:val="0"/>
-          <w:numId w:val="31"/>
-        </w:numPr>
-      </w:pPr>
-      <w:r>
-        <w:t>Il sistema mostra a schermo il messaggio “</w:t>
-      </w:r>
-      <w:r>
-        <w:t>Sospensione annullata con successo</w:t>
-      </w:r>
-      <w:r>
-        <w:t>”</w:t>
+        <w:pStyle w:val="ListParagraph"/>
+        <w:numPr>
+          <w:ilvl w:val="0"/>
+          <w:numId w:val="34"/>
+        </w:numPr>
+      </w:pPr>
+      <w:r>
+        <w:t xml:space="preserve">Il sistema mostra a schermo la </w:t>
+      </w:r>
+      <w:r>
+        <w:t>password provvisoria con un pulsante “Conferma”.</w:t>
+      </w:r>
+    </w:p>
+    <w:p>
+      <w:pPr>
+        <w:pStyle w:val="ListParagraph"/>
+        <w:numPr>
+          <w:ilvl w:val="0"/>
+          <w:numId w:val="34"/>
+        </w:numPr>
+      </w:pPr>
+      <w:r>
+        <w:t>L’operatore preme “Conferma”.</w:t>
+      </w:r>
+    </w:p>
+    <w:p>
+      <w:pPr>
+        <w:pStyle w:val="ListParagraph"/>
+        <w:numPr>
+          <w:ilvl w:val="0"/>
+          <w:numId w:val="34"/>
+        </w:numPr>
+      </w:pPr>
+      <w:r>
+        <w:t>Il sistema reindirizza l’operatore sulla pagina del lettore ricercato.</w:t>
+      </w:r>
+    </w:p>
+    <w:p>
+      <w:r>
+        <w:rPr>
+          <w:b/>
+          <w:bCs/>
+        </w:rPr>
+        <w:t>Exit condition:</w:t>
+      </w:r>
+      <w:r>
+        <w:t xml:space="preserve"> L’operatore si trova </w:t>
+      </w:r>
+      <w:r>
+        <w:t>nella pagina del lettore ricercato ed è stata assegnata una password provvisoria al</w:t>
+      </w:r>
+      <w:r>
+        <w:t xml:space="preserve"> lettore</w:t>
       </w:r>
       <w:r>
         <w:t>.</w:t>
       </w:r>
     </w:p>
     <w:p>
+      <w:pPr>
+        <w:rPr>
+          <w:b/>
+          <w:bCs/>
+        </w:rPr>
+      </w:pPr>
+      <w:r>
+        <w:rPr>
+          <w:b/>
+          <w:bCs/>
+        </w:rPr>
+        <w:t>Flussi alternativi/Eccezioni</w:t>
+      </w:r>
+      <w:r>
+        <w:rPr>
+          <w:b/>
+          <w:bCs/>
+        </w:rPr>
+        <w:t>:</w:t>
+      </w:r>
+    </w:p>
+    <w:p>
+      <w:r>
+        <w:t xml:space="preserve">Se al passo </w:t>
+      </w:r>
+      <w:r>
+        <w:t>3</w:t>
+      </w:r>
+      <w:r>
+        <w:t xml:space="preserve"> l’operatore preme “Annulla”, viene riportato alla pagina del</w:t>
+      </w:r>
+      <w:r>
+        <w:t xml:space="preserve"> lettore</w:t>
+      </w:r>
+      <w:r>
+        <w:t>.</w:t>
+      </w:r>
+    </w:p>
+    <w:p>
+      <w:pPr>
+        <w:rPr>
+          <w:b/>
+          <w:bCs/>
+          <w:sz w:val="28"/>
+          <w:szCs w:val="28"/>
+        </w:rPr>
+      </w:pPr>
+      <w:r>
+        <w:rPr>
+          <w:b/>
+          <w:bCs/>
+          <w:sz w:val="28"/>
+          <w:szCs w:val="28"/>
+        </w:rPr>
+        <w:br w:type="page"/>
+      </w:r>
+    </w:p>
+    <w:p>
+      <w:r>
+        <w:rPr>
+          <w:b/>
+          <w:bCs/>
+          <w:sz w:val="28"/>
+          <w:szCs w:val="28"/>
+        </w:rPr>
+        <w:lastRenderedPageBreak/>
+        <w:t>UC1</w:t>
+      </w:r>
+      <w:r>
+        <w:rPr>
+          <w:b/>
+          <w:bCs/>
+          <w:sz w:val="28"/>
+          <w:szCs w:val="28"/>
+        </w:rPr>
+        <w:t>6</w:t>
+      </w:r>
+      <w:r>
+        <w:rPr>
+          <w:b/>
+          <w:bCs/>
+          <w:sz w:val="28"/>
+          <w:szCs w:val="28"/>
+        </w:rPr>
+        <w:t xml:space="preserve"> – </w:t>
+      </w:r>
+      <w:r>
+        <w:rPr>
+          <w:b/>
+          <w:bCs/>
+          <w:sz w:val="28"/>
+          <w:szCs w:val="28"/>
+        </w:rPr>
+        <w:t>Modifica delle informazioni di un lettore</w:t>
+      </w:r>
+    </w:p>
+    <w:p>
+      <w:r>
+        <w:rPr>
+          <w:b/>
+          <w:bCs/>
+        </w:rPr>
+        <w:t>Attori:</w:t>
+      </w:r>
+      <w:r>
+        <w:t xml:space="preserve"> Operatore</w:t>
+      </w:r>
+      <w:r>
+        <w:t>.</w:t>
+      </w:r>
+    </w:p>
+    <w:p>
+      <w:r>
+        <w:rPr>
+          <w:b/>
+          <w:bCs/>
+        </w:rPr>
+        <w:t>Entry condition:</w:t>
+      </w:r>
+      <w:r>
+        <w:t xml:space="preserve"> </w:t>
+      </w:r>
+      <w:r>
+        <w:t>L’operatore si trova nella pagina di un lettore ricercato mediante codice fiscale.</w:t>
+      </w:r>
+    </w:p>
+    <w:p>
+      <w:pPr>
+        <w:rPr>
+          <w:b/>
+          <w:bCs/>
+        </w:rPr>
+      </w:pPr>
+      <w:r>
+        <w:rPr>
+          <w:b/>
+          <w:bCs/>
+        </w:rPr>
+        <w:t>Flusso di eventi:</w:t>
+      </w:r>
+    </w:p>
+    <w:p>
+      <w:pPr>
+        <w:pStyle w:val="ListParagraph"/>
+        <w:numPr>
+          <w:ilvl w:val="0"/>
+          <w:numId w:val="41"/>
+        </w:numPr>
+      </w:pPr>
+      <w:r>
+        <w:t>L’operatore preme il pulsante “Modifica”</w:t>
+      </w:r>
+      <w:r>
+        <w:t>.</w:t>
+      </w:r>
+    </w:p>
+    <w:p>
+      <w:pPr>
+        <w:pStyle w:val="ListParagraph"/>
+        <w:numPr>
+          <w:ilvl w:val="0"/>
+          <w:numId w:val="41"/>
+        </w:numPr>
+      </w:pPr>
+      <w:r>
+        <w:t xml:space="preserve">Il sistema lo reindirizza ad una pagina in cui è presente un modulo già compilato con le informazioni </w:t>
+      </w:r>
+      <w:r>
+        <w:t xml:space="preserve">del lettore </w:t>
+      </w:r>
+      <w:r>
+        <w:t>e che può essere modificato, con:</w:t>
+      </w:r>
+      <w:r>
+        <w:t xml:space="preserve"> </w:t>
+      </w:r>
+    </w:p>
+    <w:p>
+      <w:pPr>
+        <w:pStyle w:val="ListParagraph"/>
+        <w:numPr>
+          <w:ilvl w:val="1"/>
+          <w:numId w:val="34"/>
+        </w:numPr>
+      </w:pPr>
+      <w:r>
+        <w:t>Una textbox con label “Nome:”;</w:t>
+      </w:r>
+    </w:p>
+    <w:p>
+      <w:pPr>
+        <w:pStyle w:val="ListParagraph"/>
+        <w:numPr>
+          <w:ilvl w:val="1"/>
+          <w:numId w:val="34"/>
+        </w:numPr>
+      </w:pPr>
+      <w:r>
+        <w:t>Una textbox con label “Cognome:”;</w:t>
+      </w:r>
+    </w:p>
+    <w:p>
+      <w:pPr>
+        <w:pStyle w:val="ListParagraph"/>
+        <w:numPr>
+          <w:ilvl w:val="1"/>
+          <w:numId w:val="34"/>
+        </w:numPr>
+      </w:pPr>
+      <w:r>
+        <w:t>Una textbox con label “E-mail:”;</w:t>
+      </w:r>
+    </w:p>
+    <w:p>
+      <w:pPr>
+        <w:pStyle w:val="ListParagraph"/>
+        <w:numPr>
+          <w:ilvl w:val="1"/>
+          <w:numId w:val="34"/>
+        </w:numPr>
+      </w:pPr>
+      <w:r>
+        <w:t>Un pulsante “Reset Password”</w:t>
+      </w:r>
+      <w:r>
+        <w:t>;</w:t>
+      </w:r>
+    </w:p>
+    <w:p>
+      <w:pPr>
+        <w:pStyle w:val="ListParagraph"/>
+        <w:numPr>
+          <w:ilvl w:val="1"/>
+          <w:numId w:val="34"/>
+        </w:numPr>
+      </w:pPr>
+      <w:r>
+        <w:t>Un pulsante “Annulla”</w:t>
+      </w:r>
+      <w:r>
+        <w:t>;</w:t>
+      </w:r>
+    </w:p>
+    <w:p>
+      <w:pPr>
+        <w:pStyle w:val="ListParagraph"/>
+        <w:numPr>
+          <w:ilvl w:val="1"/>
+          <w:numId w:val="34"/>
+        </w:numPr>
+      </w:pPr>
+      <w:r>
+        <w:t>Un pulsante “Conferma”.</w:t>
+      </w:r>
+    </w:p>
+    <w:p>
+      <w:pPr>
+        <w:pStyle w:val="ListParagraph"/>
+        <w:numPr>
+          <w:ilvl w:val="0"/>
+          <w:numId w:val="32"/>
+        </w:numPr>
+      </w:pPr>
+      <w:r>
+        <w:t>L’operatore inserisce i dati.</w:t>
+      </w:r>
+    </w:p>
+    <w:p>
+      <w:pPr>
+        <w:pStyle w:val="ListParagraph"/>
+        <w:numPr>
+          <w:ilvl w:val="0"/>
+          <w:numId w:val="32"/>
+        </w:numPr>
+      </w:pPr>
+      <w:r>
+        <w:t>L’operatore preme “Conferma”.</w:t>
+      </w:r>
+    </w:p>
+    <w:p>
+      <w:pPr>
+        <w:pStyle w:val="ListParagraph"/>
+        <w:numPr>
+          <w:ilvl w:val="0"/>
+          <w:numId w:val="32"/>
+        </w:numPr>
+      </w:pPr>
+      <w:r>
+        <w:t>Il sistema verifica che i dati inseriti siano validi.</w:t>
+      </w:r>
+    </w:p>
+    <w:p>
+      <w:pPr>
+        <w:pStyle w:val="ListParagraph"/>
+        <w:numPr>
+          <w:ilvl w:val="0"/>
+          <w:numId w:val="32"/>
+        </w:numPr>
+      </w:pPr>
+      <w:r>
+        <w:t xml:space="preserve">Il sistema modifica </w:t>
+      </w:r>
+      <w:r>
+        <w:t xml:space="preserve">il lettore </w:t>
+      </w:r>
+      <w:r>
+        <w:t>associando ad ess</w:t>
+      </w:r>
+      <w:r>
+        <w:t>o</w:t>
+      </w:r>
+      <w:r>
+        <w:t xml:space="preserve"> le informazioni inserite dall’operatore, e l</w:t>
+      </w:r>
+      <w:r>
+        <w:t>o</w:t>
+      </w:r>
+      <w:r>
+        <w:t xml:space="preserve"> </w:t>
+      </w:r>
+      <w:r>
+        <w:t>aggiorna</w:t>
+      </w:r>
+      <w:r>
+        <w:t xml:space="preserve"> nel database.</w:t>
+      </w:r>
+    </w:p>
+    <w:p>
+      <w:pPr>
+        <w:pStyle w:val="ListParagraph"/>
+        <w:numPr>
+          <w:ilvl w:val="0"/>
+          <w:numId w:val="32"/>
+        </w:numPr>
+      </w:pPr>
+      <w:r>
+        <w:t>Il sistema mostra a schermo il messaggio “Lettore modificato con successo”.</w:t>
+      </w:r>
+    </w:p>
+    <w:p>
       <w:r>
         <w:rPr>
           <w:b/>
@@ -5235,16 +6081,22 @@
         <w:t>Exit condition:</w:t>
       </w:r>
       <w:r>
-        <w:t xml:space="preserve"> L’operatore si trova nella dashboard e </w:t>
-      </w:r>
-      <w:r>
-        <w:t xml:space="preserve">lo stato della </w:t>
-      </w:r>
-      <w:r>
-        <w:t>sospensione</w:t>
-      </w:r>
-      <w:r>
-        <w:t xml:space="preserve"> è aggiornato.</w:t>
+        <w:t xml:space="preserve"> </w:t>
+      </w:r>
+      <w:r>
+        <w:t xml:space="preserve">L’operatore si trova nella pagina </w:t>
+      </w:r>
+      <w:r>
+        <w:t>del</w:t>
+      </w:r>
+      <w:r>
+        <w:t xml:space="preserve"> lettore ricercato mediante codice fiscale e le informazioni del </w:t>
+      </w:r>
+      <w:r>
+        <w:t>lettore sono state modificate</w:t>
+      </w:r>
+      <w:r>
+        <w:t>.</w:t>
       </w:r>
     </w:p>
     <w:p>
@@ -5271,12 +6123,1126 @@
     </w:p>
     <w:p>
       <w:r>
-        <w:t>Al passo 1 se il lettore non risulta sospeso, il sistema non mostra il pulsante “Annulla sospensione” ma il pulsante “Sospendi”.</w:t>
+        <w:t>Se al passo 4 l’operatore preme “Annulla”, viene riportato alla pagina del</w:t>
+      </w:r>
+      <w:r>
+        <w:t>le informazioni del lettore</w:t>
+      </w:r>
+      <w:r>
+        <w:t>.</w:t>
+      </w:r>
+    </w:p>
+    <w:p>
+      <w:r>
+        <w:t>Se al passo 4 l’operatore preme “Reset Password” viene eseguito UC15</w:t>
+      </w:r>
+      <w:r>
+        <w:t xml:space="preserve"> – Reset della password di un lettore</w:t>
+      </w:r>
+      <w:r>
+        <w:t>.</w:t>
+      </w:r>
+    </w:p>
+    <w:p>
+      <w:r>
+        <w:t>Se al passo 5 il sistema rileva delle informazioni non valide, viene eseguito il caso d’uso UC16.1 –  Informazioni non valide.</w:t>
+      </w:r>
+    </w:p>
+    <w:p>
+      <w:pPr>
+        <w:rPr>
+          <w:b/>
+          <w:bCs/>
+          <w:sz w:val="28"/>
+          <w:szCs w:val="28"/>
+        </w:rPr>
+      </w:pPr>
+      <w:r>
+        <w:rPr>
+          <w:b/>
+          <w:bCs/>
+          <w:sz w:val="28"/>
+          <w:szCs w:val="28"/>
+        </w:rPr>
+        <w:t>UC1</w:t>
+      </w:r>
+      <w:r>
+        <w:rPr>
+          <w:b/>
+          <w:bCs/>
+          <w:sz w:val="28"/>
+          <w:szCs w:val="28"/>
+        </w:rPr>
+        <w:t>6</w:t>
+      </w:r>
+      <w:r>
+        <w:rPr>
+          <w:b/>
+          <w:bCs/>
+          <w:sz w:val="28"/>
+          <w:szCs w:val="28"/>
+        </w:rPr>
+        <w:t>.1 – Informazioni non valide</w:t>
+      </w:r>
+    </w:p>
+    <w:p>
+      <w:r>
+        <w:rPr>
+          <w:b/>
+          <w:bCs/>
+        </w:rPr>
+        <w:t>Attor</w:t>
+      </w:r>
+      <w:r>
+        <w:rPr>
+          <w:b/>
+          <w:bCs/>
+        </w:rPr>
+        <w:t>i</w:t>
+      </w:r>
+      <w:r>
+        <w:rPr>
+          <w:b/>
+          <w:bCs/>
+        </w:rPr>
+        <w:t>:</w:t>
+      </w:r>
+      <w:r>
+        <w:t xml:space="preserve"> Operatore.</w:t>
+      </w:r>
+    </w:p>
+    <w:p>
+      <w:r>
+        <w:rPr>
+          <w:b/>
+          <w:bCs/>
+        </w:rPr>
+        <w:t>Entry condition:</w:t>
+      </w:r>
+      <w:r>
+        <w:t xml:space="preserve"> L’operatore ha inserito delle informazioni non valide nella modifica del</w:t>
+      </w:r>
+      <w:r>
+        <w:t xml:space="preserve">le informazioni del </w:t>
+      </w:r>
+      <w:r>
+        <w:t>lettore.</w:t>
+      </w:r>
+    </w:p>
+    <w:p>
+      <w:pPr>
+        <w:rPr>
+          <w:b/>
+          <w:bCs/>
+        </w:rPr>
+      </w:pPr>
+      <w:r>
+        <w:rPr>
+          <w:b/>
+          <w:bCs/>
+        </w:rPr>
+        <w:t>Flusso di eventi:</w:t>
+      </w:r>
+    </w:p>
+    <w:p>
+      <w:pPr>
+        <w:pStyle w:val="ListParagraph"/>
+        <w:numPr>
+          <w:ilvl w:val="0"/>
+          <w:numId w:val="33"/>
+        </w:numPr>
+      </w:pPr>
+      <w:r>
+        <w:t>Il sistema mostra a schermo il messaggio “Errore: Informazioni non valide”.</w:t>
+      </w:r>
+    </w:p>
+    <w:p>
+      <w:r>
+        <w:rPr>
+          <w:b/>
+          <w:bCs/>
+        </w:rPr>
+        <w:lastRenderedPageBreak/>
+        <w:t>Exit condition:</w:t>
+      </w:r>
+      <w:r>
+        <w:t xml:space="preserve"> L’operatore si trova sulla pagina di modifica del</w:t>
+      </w:r>
+      <w:r>
+        <w:t>le informazioni del</w:t>
+      </w:r>
+      <w:r>
+        <w:t xml:space="preserve"> lettore.</w:t>
       </w:r>
     </w:p>
     <w:p>
       <w:r>
         <w:br w:type="page"/>
+      </w:r>
+      <w:r>
+        <w:rPr>
+          <w:b/>
+          <w:bCs/>
+          <w:sz w:val="28"/>
+          <w:szCs w:val="28"/>
+        </w:rPr>
+        <w:lastRenderedPageBreak/>
+        <w:t>UC1</w:t>
+      </w:r>
+      <w:r>
+        <w:rPr>
+          <w:b/>
+          <w:bCs/>
+          <w:sz w:val="28"/>
+          <w:szCs w:val="28"/>
+        </w:rPr>
+        <w:t>7</w:t>
+      </w:r>
+      <w:r>
+        <w:rPr>
+          <w:b/>
+          <w:bCs/>
+          <w:sz w:val="28"/>
+          <w:szCs w:val="28"/>
+        </w:rPr>
+        <w:t xml:space="preserve"> – </w:t>
+      </w:r>
+      <w:r>
+        <w:rPr>
+          <w:b/>
+          <w:bCs/>
+          <w:sz w:val="28"/>
+          <w:szCs w:val="28"/>
+        </w:rPr>
+        <w:t>Modifica di un’edizione presente nel catalogo</w:t>
+      </w:r>
+    </w:p>
+    <w:p>
+      <w:r>
+        <w:rPr>
+          <w:b/>
+          <w:bCs/>
+        </w:rPr>
+        <w:t>Attori:</w:t>
+      </w:r>
+      <w:r>
+        <w:t xml:space="preserve"> Operatore</w:t>
+      </w:r>
+      <w:r>
+        <w:t>.</w:t>
+      </w:r>
+    </w:p>
+    <w:p>
+      <w:r>
+        <w:rPr>
+          <w:b/>
+          <w:bCs/>
+        </w:rPr>
+        <w:t>Entry condition:</w:t>
+      </w:r>
+      <w:r>
+        <w:t xml:space="preserve"> L’operatore si trova nella pagina di gestione del catalogo.</w:t>
+      </w:r>
+    </w:p>
+    <w:p>
+      <w:pPr>
+        <w:rPr>
+          <w:b/>
+          <w:bCs/>
+        </w:rPr>
+      </w:pPr>
+      <w:r>
+        <w:rPr>
+          <w:b/>
+          <w:bCs/>
+        </w:rPr>
+        <w:t>Flusso di eventi:</w:t>
+      </w:r>
+    </w:p>
+    <w:p>
+      <w:pPr>
+        <w:pStyle w:val="ListParagraph"/>
+        <w:numPr>
+          <w:ilvl w:val="0"/>
+          <w:numId w:val="35"/>
+        </w:numPr>
+      </w:pPr>
+      <w:r>
+        <w:t>L’operatore preme sul pulsante “Modifica”</w:t>
+      </w:r>
+      <w:r>
+        <w:t xml:space="preserve"> che affianca l’edizione che lo interessa.</w:t>
+      </w:r>
+    </w:p>
+    <w:p>
+      <w:pPr>
+        <w:pStyle w:val="ListParagraph"/>
+        <w:numPr>
+          <w:ilvl w:val="0"/>
+          <w:numId w:val="35"/>
+        </w:numPr>
+      </w:pPr>
+      <w:r>
+        <w:t>Il sistema lo reindirizza ad una pagina in cui è presente un modulo già compilato con le informazioni del</w:t>
+      </w:r>
+      <w:r>
+        <w:t xml:space="preserve">l’edizione </w:t>
+      </w:r>
+      <w:r>
+        <w:t>e che può essere modificato, con:</w:t>
+      </w:r>
+      <w:r>
+        <w:t xml:space="preserve"> </w:t>
+      </w:r>
+    </w:p>
+    <w:p>
+      <w:pPr>
+        <w:pStyle w:val="ListParagraph"/>
+        <w:numPr>
+          <w:ilvl w:val="1"/>
+          <w:numId w:val="34"/>
+        </w:numPr>
+      </w:pPr>
+      <w:r>
+        <w:t>Una textbox con label “Autore:”;</w:t>
+      </w:r>
+    </w:p>
+    <w:p>
+      <w:pPr>
+        <w:pStyle w:val="ListParagraph"/>
+        <w:numPr>
+          <w:ilvl w:val="1"/>
+          <w:numId w:val="34"/>
+        </w:numPr>
+      </w:pPr>
+      <w:r>
+        <w:t>Un pulsante con label “+” che consente di aggiungere un’altra textbox per l’autore;</w:t>
+      </w:r>
+    </w:p>
+    <w:p>
+      <w:pPr>
+        <w:pStyle w:val="ListParagraph"/>
+        <w:numPr>
+          <w:ilvl w:val="1"/>
+          <w:numId w:val="34"/>
+        </w:numPr>
+      </w:pPr>
+      <w:r>
+        <w:t>Una textbox con label “Titolo</w:t>
+      </w:r>
+      <w:r>
+        <w:t>:</w:t>
+      </w:r>
+      <w:r>
+        <w:t>”;</w:t>
+      </w:r>
+    </w:p>
+    <w:p>
+      <w:pPr>
+        <w:pStyle w:val="ListParagraph"/>
+        <w:numPr>
+          <w:ilvl w:val="1"/>
+          <w:numId w:val="34"/>
+        </w:numPr>
+      </w:pPr>
+      <w:r>
+        <w:t>Una textbox con label “ISBN</w:t>
+      </w:r>
+      <w:r>
+        <w:t>:</w:t>
+      </w:r>
+      <w:r>
+        <w:t>”;</w:t>
+      </w:r>
+    </w:p>
+    <w:p>
+      <w:pPr>
+        <w:pStyle w:val="ListParagraph"/>
+        <w:numPr>
+          <w:ilvl w:val="1"/>
+          <w:numId w:val="34"/>
+        </w:numPr>
+      </w:pPr>
+      <w:r>
+        <w:t>Una textbox con label “Editore</w:t>
+      </w:r>
+      <w:r>
+        <w:t>:</w:t>
+      </w:r>
+      <w:r>
+        <w:t>”;</w:t>
+      </w:r>
+    </w:p>
+    <w:p>
+      <w:pPr>
+        <w:pStyle w:val="ListParagraph"/>
+        <w:numPr>
+          <w:ilvl w:val="1"/>
+          <w:numId w:val="34"/>
+        </w:numPr>
+      </w:pPr>
+      <w:r>
+        <w:t>Una casella di scelta con label “Lingua:”;</w:t>
+      </w:r>
+    </w:p>
+    <w:p>
+      <w:pPr>
+        <w:pStyle w:val="ListParagraph"/>
+        <w:numPr>
+          <w:ilvl w:val="1"/>
+          <w:numId w:val="34"/>
+        </w:numPr>
+      </w:pPr>
+      <w:r>
+        <w:t>Un selettore di data con label “Data di pubblicazione:”</w:t>
+      </w:r>
+      <w:r>
+        <w:t>;</w:t>
+      </w:r>
+    </w:p>
+    <w:p>
+      <w:pPr>
+        <w:pStyle w:val="ListParagraph"/>
+        <w:numPr>
+          <w:ilvl w:val="1"/>
+          <w:numId w:val="34"/>
+        </w:numPr>
+      </w:pPr>
+      <w:r>
+        <w:t>Un pulsante “Annulla”</w:t>
+      </w:r>
+      <w:r>
+        <w:t>;</w:t>
+      </w:r>
+    </w:p>
+    <w:p>
+      <w:pPr>
+        <w:pStyle w:val="ListParagraph"/>
+        <w:numPr>
+          <w:ilvl w:val="1"/>
+          <w:numId w:val="34"/>
+        </w:numPr>
+      </w:pPr>
+      <w:r>
+        <w:t>Un pulsante “Conferma”.</w:t>
+      </w:r>
+    </w:p>
+    <w:p>
+      <w:pPr>
+        <w:pStyle w:val="ListParagraph"/>
+        <w:numPr>
+          <w:ilvl w:val="0"/>
+          <w:numId w:val="36"/>
+        </w:numPr>
+      </w:pPr>
+      <w:r>
+        <w:t>L’operatore inserisce i dati.</w:t>
+      </w:r>
+    </w:p>
+    <w:p>
+      <w:pPr>
+        <w:pStyle w:val="ListParagraph"/>
+        <w:numPr>
+          <w:ilvl w:val="0"/>
+          <w:numId w:val="36"/>
+        </w:numPr>
+      </w:pPr>
+      <w:r>
+        <w:t>L’operatore preme “Conferma”.</w:t>
+      </w:r>
+    </w:p>
+    <w:p>
+      <w:pPr>
+        <w:pStyle w:val="ListParagraph"/>
+        <w:numPr>
+          <w:ilvl w:val="0"/>
+          <w:numId w:val="36"/>
+        </w:numPr>
+      </w:pPr>
+      <w:r>
+        <w:t>Il sistema verifica che i dati inseriti siano validi.</w:t>
+      </w:r>
+    </w:p>
+    <w:p>
+      <w:pPr>
+        <w:pStyle w:val="ListParagraph"/>
+        <w:numPr>
+          <w:ilvl w:val="0"/>
+          <w:numId w:val="36"/>
+        </w:numPr>
+      </w:pPr>
+      <w:r>
+        <w:t xml:space="preserve">Il sistema modifica l’edizione associando ad essa le informazioni inserite dall’operatore, e la </w:t>
+      </w:r>
+      <w:r>
+        <w:t>aggiorna</w:t>
+      </w:r>
+      <w:r>
+        <w:t xml:space="preserve"> nel database.</w:t>
+      </w:r>
+    </w:p>
+    <w:p>
+      <w:pPr>
+        <w:pStyle w:val="ListParagraph"/>
+        <w:numPr>
+          <w:ilvl w:val="0"/>
+          <w:numId w:val="36"/>
+        </w:numPr>
+      </w:pPr>
+      <w:r>
+        <w:t xml:space="preserve">Il sistema mostra a schermo il messaggio “Edizione </w:t>
+      </w:r>
+      <w:r>
+        <w:t xml:space="preserve">modificata </w:t>
+      </w:r>
+      <w:r>
+        <w:t>con successo”.</w:t>
+      </w:r>
+    </w:p>
+    <w:p>
+      <w:r>
+        <w:rPr>
+          <w:b/>
+          <w:bCs/>
+        </w:rPr>
+        <w:t>Exit condition:</w:t>
+      </w:r>
+      <w:r>
+        <w:t xml:space="preserve"> </w:t>
+      </w:r>
+      <w:r>
+        <w:t>L’operatore si trova nella pagina di gestione del catalogo e l’edizione è stata modificata.</w:t>
+      </w:r>
+    </w:p>
+    <w:p>
+      <w:pPr>
+        <w:rPr>
+          <w:b/>
+          <w:bCs/>
+        </w:rPr>
+      </w:pPr>
+      <w:r>
+        <w:rPr>
+          <w:b/>
+          <w:bCs/>
+        </w:rPr>
+        <w:t>Flussi alternativi/Eccezioni</w:t>
+      </w:r>
+      <w:r>
+        <w:rPr>
+          <w:b/>
+          <w:bCs/>
+        </w:rPr>
+        <w:t>:</w:t>
+      </w:r>
+    </w:p>
+    <w:p>
+      <w:r>
+        <w:t>Se al passo 4 l’operatore preme “Annulla”, viene riportato alla pagina</w:t>
+      </w:r>
+      <w:r>
+        <w:t xml:space="preserve"> </w:t>
+      </w:r>
+      <w:r>
+        <w:t>di gestione del catalogo</w:t>
+      </w:r>
+      <w:r>
+        <w:t>.</w:t>
+      </w:r>
+    </w:p>
+    <w:p>
+      <w:r>
+        <w:t>Se al passo 5 il sistema rileva delle informazioni non valide, viene eseguito il caso d’uso UC17.1 –  Informazioni non valide.</w:t>
+      </w:r>
+    </w:p>
+    <w:p>
+      <w:pPr>
+        <w:rPr>
+          <w:b/>
+          <w:bCs/>
+          <w:sz w:val="28"/>
+          <w:szCs w:val="28"/>
+        </w:rPr>
+      </w:pPr>
+      <w:r>
+        <w:rPr>
+          <w:b/>
+          <w:bCs/>
+          <w:sz w:val="28"/>
+          <w:szCs w:val="28"/>
+        </w:rPr>
+        <w:t>UC17.1 – Informazioni non valide</w:t>
+      </w:r>
+    </w:p>
+    <w:p>
+      <w:r>
+        <w:rPr>
+          <w:b/>
+          <w:bCs/>
+        </w:rPr>
+        <w:t>Attor</w:t>
+      </w:r>
+      <w:r>
+        <w:rPr>
+          <w:b/>
+          <w:bCs/>
+        </w:rPr>
+        <w:t>i</w:t>
+      </w:r>
+      <w:r>
+        <w:rPr>
+          <w:b/>
+          <w:bCs/>
+        </w:rPr>
+        <w:t>:</w:t>
+      </w:r>
+      <w:r>
+        <w:t xml:space="preserve"> Operatore.</w:t>
+      </w:r>
+    </w:p>
+    <w:p>
+      <w:r>
+        <w:rPr>
+          <w:b/>
+          <w:bCs/>
+        </w:rPr>
+        <w:t>Entry condition:</w:t>
+      </w:r>
+      <w:r>
+        <w:t xml:space="preserve"> L’operatore ha inserito delle informazioni non valide nella modifica dell’edizione.</w:t>
+      </w:r>
+    </w:p>
+    <w:p>
+      <w:pPr>
+        <w:rPr>
+          <w:b/>
+          <w:bCs/>
+        </w:rPr>
+      </w:pPr>
+      <w:r>
+        <w:rPr>
+          <w:b/>
+          <w:bCs/>
+        </w:rPr>
+        <w:t>Flusso di eventi:</w:t>
+      </w:r>
+    </w:p>
+    <w:p>
+      <w:pPr>
+        <w:pStyle w:val="ListParagraph"/>
+        <w:numPr>
+          <w:ilvl w:val="0"/>
+          <w:numId w:val="39"/>
+        </w:numPr>
+      </w:pPr>
+      <w:r>
+        <w:t>Il sistema mostra a schermo il messaggio “Errore: Informazioni non valide”.</w:t>
+      </w:r>
+    </w:p>
+    <w:p>
+      <w:r>
+        <w:rPr>
+          <w:b/>
+          <w:bCs/>
+        </w:rPr>
+        <w:lastRenderedPageBreak/>
+        <w:t>Exit condition:</w:t>
+      </w:r>
+      <w:r>
+        <w:t xml:space="preserve"> L’operatore si trova sulla pagina </w:t>
+      </w:r>
+      <w:r>
+        <w:t>di modifica dell’edizione</w:t>
+      </w:r>
+      <w:r>
+        <w:t>.</w:t>
+      </w:r>
+    </w:p>
+    <w:p>
+      <w:r>
+        <w:br w:type="page"/>
+      </w:r>
+    </w:p>
+    <w:p>
+      <w:pPr>
+        <w:rPr>
+          <w:b/>
+          <w:bCs/>
+          <w:sz w:val="28"/>
+          <w:szCs w:val="28"/>
+        </w:rPr>
+      </w:pPr>
+      <w:r>
+        <w:rPr>
+          <w:b/>
+          <w:bCs/>
+          <w:sz w:val="28"/>
+          <w:szCs w:val="28"/>
+        </w:rPr>
+        <w:lastRenderedPageBreak/>
+        <w:t>UC1</w:t>
+      </w:r>
+      <w:r>
+        <w:rPr>
+          <w:b/>
+          <w:bCs/>
+          <w:sz w:val="28"/>
+          <w:szCs w:val="28"/>
+        </w:rPr>
+        <w:t>8</w:t>
+      </w:r>
+      <w:r>
+        <w:rPr>
+          <w:b/>
+          <w:bCs/>
+          <w:sz w:val="28"/>
+          <w:szCs w:val="28"/>
+        </w:rPr>
+        <w:t xml:space="preserve"> – Registrazione di un prestito</w:t>
+      </w:r>
+      <w:r>
+        <w:rPr>
+          <w:b/>
+          <w:bCs/>
+          <w:sz w:val="28"/>
+          <w:szCs w:val="28"/>
+        </w:rPr>
+        <w:t xml:space="preserve"> di una copia riservata</w:t>
+      </w:r>
+    </w:p>
+    <w:p>
+      <w:r>
+        <w:rPr>
+          <w:b/>
+          <w:bCs/>
+        </w:rPr>
+        <w:t>Attori:</w:t>
+      </w:r>
+      <w:r>
+        <w:t xml:space="preserve"> Operatore</w:t>
+      </w:r>
+      <w:r>
+        <w:t>.</w:t>
+      </w:r>
+    </w:p>
+    <w:p>
+      <w:r>
+        <w:rPr>
+          <w:b/>
+          <w:bCs/>
+        </w:rPr>
+        <w:t>Entry condition:</w:t>
+      </w:r>
+      <w:r>
+        <w:t xml:space="preserve"> L’operatore si trova </w:t>
+      </w:r>
+      <w:r>
+        <w:t>nella pagina di un lettore ricercato mediante codice fiscale</w:t>
+      </w:r>
+      <w:r>
+        <w:t>.</w:t>
+      </w:r>
+    </w:p>
+    <w:p>
+      <w:pPr>
+        <w:rPr>
+          <w:b/>
+          <w:bCs/>
+        </w:rPr>
+      </w:pPr>
+      <w:r>
+        <w:rPr>
+          <w:b/>
+          <w:bCs/>
+        </w:rPr>
+        <w:t>Flusso di eventi:</w:t>
+      </w:r>
+    </w:p>
+    <w:p>
+      <w:pPr>
+        <w:pStyle w:val="ListParagraph"/>
+        <w:numPr>
+          <w:ilvl w:val="0"/>
+          <w:numId w:val="37"/>
+        </w:numPr>
+      </w:pPr>
+      <w:r>
+        <w:t>L’operatore preme su</w:t>
+      </w:r>
+      <w:r>
+        <w:t>lla prenotazione attiva mostrata nella lista.</w:t>
+      </w:r>
+    </w:p>
+    <w:p>
+      <w:pPr>
+        <w:pStyle w:val="ListParagraph"/>
+        <w:numPr>
+          <w:ilvl w:val="0"/>
+          <w:numId w:val="37"/>
+        </w:numPr>
+      </w:pPr>
+      <w:r>
+        <w:t>Il sistema lo reindirizza ad una pagina in cui sono mostrate le informazioni della copia e del lettore e dove è presente un modulo con:</w:t>
+      </w:r>
+      <w:r>
+        <w:t xml:space="preserve"> </w:t>
+      </w:r>
+    </w:p>
+    <w:p>
+      <w:pPr>
+        <w:pStyle w:val="ListParagraph"/>
+        <w:numPr>
+          <w:ilvl w:val="0"/>
+          <w:numId w:val="38"/>
+        </w:numPr>
+      </w:pPr>
+      <w:r>
+        <w:t>Un selettore di data con label “Da restituire entro:”;</w:t>
+      </w:r>
+    </w:p>
+    <w:p>
+      <w:pPr>
+        <w:pStyle w:val="ListParagraph"/>
+        <w:numPr>
+          <w:ilvl w:val="0"/>
+          <w:numId w:val="38"/>
+        </w:numPr>
+      </w:pPr>
+      <w:r>
+        <w:t>Un pulsante “Annulla”;</w:t>
+      </w:r>
+    </w:p>
+    <w:p>
+      <w:pPr>
+        <w:pStyle w:val="ListParagraph"/>
+        <w:numPr>
+          <w:ilvl w:val="0"/>
+          <w:numId w:val="38"/>
+        </w:numPr>
+      </w:pPr>
+      <w:r>
+        <w:t>Un pulsante “Conferma”.</w:t>
+      </w:r>
+    </w:p>
+    <w:p>
+      <w:pPr>
+        <w:pStyle w:val="ListParagraph"/>
+        <w:numPr>
+          <w:ilvl w:val="0"/>
+          <w:numId w:val="37"/>
+        </w:numPr>
+      </w:pPr>
+      <w:r>
+        <w:t>L’operatore inserisce i dati.</w:t>
+      </w:r>
+    </w:p>
+    <w:p>
+      <w:pPr>
+        <w:pStyle w:val="ListParagraph"/>
+        <w:numPr>
+          <w:ilvl w:val="0"/>
+          <w:numId w:val="37"/>
+        </w:numPr>
+      </w:pPr>
+      <w:r>
+        <w:t>L’operatore preme “Conferma”.</w:t>
+      </w:r>
+    </w:p>
+    <w:p>
+      <w:pPr>
+        <w:pStyle w:val="ListParagraph"/>
+        <w:numPr>
+          <w:ilvl w:val="0"/>
+          <w:numId w:val="37"/>
+        </w:numPr>
+      </w:pPr>
+      <w:r>
+        <w:t xml:space="preserve">Il sistema verifica che </w:t>
+      </w:r>
+      <w:r>
+        <w:t>i dati inseriti</w:t>
+      </w:r>
+      <w:r>
+        <w:t xml:space="preserve"> siano valid</w:t>
+      </w:r>
+      <w:r>
+        <w:t>i</w:t>
+      </w:r>
+      <w:r>
+        <w:t>.</w:t>
+      </w:r>
+    </w:p>
+    <w:p>
+      <w:pPr>
+        <w:pStyle w:val="ListParagraph"/>
+        <w:numPr>
+          <w:ilvl w:val="0"/>
+          <w:numId w:val="37"/>
+        </w:numPr>
+      </w:pPr>
+      <w:r>
+        <w:t xml:space="preserve">Il sistema crea un nuovo prestito associando ad esso le informazioni </w:t>
+      </w:r>
+      <w:r>
+        <w:t>del lettore che ha effettuato la prenotazione online</w:t>
+      </w:r>
+      <w:r>
+        <w:t xml:space="preserve"> e la data di restituzione inserita dall’operatore</w:t>
+      </w:r>
+      <w:r>
+        <w:t>, e l</w:t>
+      </w:r>
+      <w:r>
+        <w:t xml:space="preserve">o </w:t>
+      </w:r>
+      <w:r>
+        <w:t>inserisce nel database.</w:t>
+      </w:r>
+    </w:p>
+    <w:p>
+      <w:pPr>
+        <w:pStyle w:val="ListParagraph"/>
+        <w:numPr>
+          <w:ilvl w:val="0"/>
+          <w:numId w:val="37"/>
+        </w:numPr>
+      </w:pPr>
+      <w:r>
+        <w:t>Il database associa un ID al</w:t>
+      </w:r>
+      <w:r>
+        <w:t xml:space="preserve"> </w:t>
+      </w:r>
+      <w:r>
+        <w:t>prestito.</w:t>
+      </w:r>
+    </w:p>
+    <w:p>
+      <w:pPr>
+        <w:pStyle w:val="ListParagraph"/>
+        <w:numPr>
+          <w:ilvl w:val="0"/>
+          <w:numId w:val="37"/>
+        </w:numPr>
+      </w:pPr>
+      <w:r>
+        <w:t>Il sistema rimuove la prenotazione dal database</w:t>
+      </w:r>
+      <w:r>
+        <w:t xml:space="preserve"> associata alla copia </w:t>
+      </w:r>
+      <w:r>
+        <w:t xml:space="preserve">prestata </w:t>
+      </w:r>
+      <w:r>
+        <w:t>e al lettore</w:t>
+      </w:r>
+      <w:r>
+        <w:t>.</w:t>
+      </w:r>
+    </w:p>
+    <w:p>
+      <w:pPr>
+        <w:pStyle w:val="ListParagraph"/>
+        <w:numPr>
+          <w:ilvl w:val="0"/>
+          <w:numId w:val="37"/>
+        </w:numPr>
+      </w:pPr>
+      <w:r>
+        <w:t>Il sistema rende la copia prestata non disponibile.</w:t>
+      </w:r>
+    </w:p>
+    <w:p>
+      <w:pPr>
+        <w:pStyle w:val="ListParagraph"/>
+        <w:numPr>
+          <w:ilvl w:val="0"/>
+          <w:numId w:val="37"/>
+        </w:numPr>
+      </w:pPr>
+      <w:r>
+        <w:t>Il sistema mostra a schermo il messaggio “Prestito registrato con successo”.</w:t>
+      </w:r>
+    </w:p>
+    <w:p>
+      <w:r>
+        <w:rPr>
+          <w:b/>
+          <w:bCs/>
+        </w:rPr>
+        <w:t>Exit condition:</w:t>
+      </w:r>
+      <w:r>
+        <w:t xml:space="preserve"> L’operatore si trova nella</w:t>
+      </w:r>
+      <w:r>
+        <w:t xml:space="preserve"> pagina del lettore</w:t>
+      </w:r>
+      <w:r>
+        <w:t xml:space="preserve"> e un nuovo prestito è stato registrato.</w:t>
+      </w:r>
+    </w:p>
+    <w:p>
+      <w:pPr>
+        <w:rPr>
+          <w:b/>
+          <w:bCs/>
+        </w:rPr>
+      </w:pPr>
+      <w:r>
+        <w:rPr>
+          <w:b/>
+          <w:bCs/>
+        </w:rPr>
+        <w:t>Flussi alternativi/Eccezioni</w:t>
+      </w:r>
+      <w:r>
+        <w:rPr>
+          <w:b/>
+          <w:bCs/>
+        </w:rPr>
+        <w:t>:</w:t>
+      </w:r>
+    </w:p>
+    <w:p>
+      <w:r>
+        <w:t xml:space="preserve">Se al passo 4 l’operatore preme “Annulla”, viene riportato alla pagina </w:t>
+      </w:r>
+      <w:r>
+        <w:t>delle informazioni del lettore</w:t>
+      </w:r>
+      <w:r>
+        <w:t>.</w:t>
+      </w:r>
+    </w:p>
+    <w:p>
+      <w:r>
+        <w:t>Se al passo 5 il sistema rileva delle informazioni non valide, viene eseguito il caso d’uso UC1</w:t>
+      </w:r>
+      <w:r>
+        <w:t>8</w:t>
+      </w:r>
+      <w:r>
+        <w:t>.1 –  Informazioni non valide.</w:t>
+      </w:r>
+    </w:p>
+    <w:p>
+      <w:pPr>
+        <w:rPr>
+          <w:b/>
+          <w:bCs/>
+          <w:sz w:val="28"/>
+          <w:szCs w:val="28"/>
+        </w:rPr>
+      </w:pPr>
+      <w:r>
+        <w:rPr>
+          <w:b/>
+          <w:bCs/>
+          <w:sz w:val="28"/>
+          <w:szCs w:val="28"/>
+        </w:rPr>
+        <w:t>UC1</w:t>
+      </w:r>
+      <w:r>
+        <w:rPr>
+          <w:b/>
+          <w:bCs/>
+          <w:sz w:val="28"/>
+          <w:szCs w:val="28"/>
+        </w:rPr>
+        <w:t>8</w:t>
+      </w:r>
+      <w:r>
+        <w:rPr>
+          <w:b/>
+          <w:bCs/>
+          <w:sz w:val="28"/>
+          <w:szCs w:val="28"/>
+        </w:rPr>
+        <w:t>.1 – Informazioni non valide</w:t>
+      </w:r>
+    </w:p>
+    <w:p>
+      <w:r>
+        <w:rPr>
+          <w:b/>
+          <w:bCs/>
+        </w:rPr>
+        <w:t>Attor</w:t>
+      </w:r>
+      <w:r>
+        <w:rPr>
+          <w:b/>
+          <w:bCs/>
+        </w:rPr>
+        <w:t>i</w:t>
+      </w:r>
+      <w:r>
+        <w:rPr>
+          <w:b/>
+          <w:bCs/>
+        </w:rPr>
+        <w:t>:</w:t>
+      </w:r>
+      <w:r>
+        <w:t xml:space="preserve"> Operatore.</w:t>
+      </w:r>
+    </w:p>
+    <w:p>
+      <w:r>
+        <w:rPr>
+          <w:b/>
+          <w:bCs/>
+        </w:rPr>
+        <w:t>Entry condition:</w:t>
+      </w:r>
+      <w:r>
+        <w:t xml:space="preserve"> </w:t>
+      </w:r>
+      <w:r>
+        <w:t>L’operatore ha inserito delle informazioni non valide nella registrazione di un nuovo prestito.</w:t>
+      </w:r>
+    </w:p>
+    <w:p>
+      <w:pPr>
+        <w:rPr>
+          <w:b/>
+          <w:bCs/>
+        </w:rPr>
+      </w:pPr>
+      <w:r>
+        <w:rPr>
+          <w:b/>
+          <w:bCs/>
+        </w:rPr>
+        <w:t>Flusso di eventi:</w:t>
+      </w:r>
+    </w:p>
+    <w:p>
+      <w:pPr>
+        <w:pStyle w:val="ListParagraph"/>
+        <w:numPr>
+          <w:ilvl w:val="0"/>
+          <w:numId w:val="40"/>
+        </w:numPr>
+      </w:pPr>
+      <w:r>
+        <w:t>Il sistema mostra a schermo il messaggio “Errore: Informazioni non valide”.</w:t>
+      </w:r>
+    </w:p>
+    <w:p>
+      <w:r>
+        <w:rPr>
+          <w:b/>
+          <w:bCs/>
+        </w:rPr>
+        <w:lastRenderedPageBreak/>
+        <w:t>Exit condition:</w:t>
+      </w:r>
+      <w:r>
+        <w:t xml:space="preserve"> L’operatore si trova sulla pagina della registrazione del prestito.</w:t>
       </w:r>
     </w:p>
     <w:sectPr>
@@ -5378,10 +7344,10 @@
     </w:lvl>
   </w:abstractNum>
   <w:abstractNum w:abstractNumId="1" w15:restartNumberingAfterBreak="0">
-    <w:nsid w:val="066F08E3"/>
-    <w:multiLevelType w:val="hybridMultilevel"/>
-    <w:tmpl w:val="12F23AFE"/>
-    <w:lvl w:ilvl="0" w:tplc="9FE82A74">
+    <w:nsid w:val="024A0CB0"/>
+    <w:multiLevelType w:val="multilevel"/>
+    <w:tmpl w:val="2EDADBD0"/>
+    <w:lvl w:ilvl="0">
       <w:numFmt w:val="bullet"/>
       <w:lvlText w:val="-"/>
       <w:lvlJc w:val="left"/>
@@ -5392,123 +7358,13 @@
         <w:rFonts w:ascii="Aptos" w:eastAsiaTheme="minorHAnsi" w:hAnsi="Aptos" w:cstheme="minorBidi" w:hint="default"/>
       </w:rPr>
     </w:lvl>
-    <w:lvl w:ilvl="1" w:tplc="04100003">
-      <w:start w:val="1"/>
-      <w:numFmt w:val="bullet"/>
-      <w:lvlText w:val="o"/>
-      <w:lvlJc w:val="left"/>
-      <w:pPr>
-        <w:ind w:left="1788" w:hanging="360"/>
-      </w:pPr>
-      <w:rPr>
-        <w:rFonts w:ascii="Courier New" w:hAnsi="Courier New" w:cs="Courier New" w:hint="default"/>
-      </w:rPr>
-    </w:lvl>
-    <w:lvl w:ilvl="2" w:tplc="04100005" w:tentative="1">
-      <w:start w:val="1"/>
-      <w:numFmt w:val="bullet"/>
-      <w:lvlText w:val=""/>
-      <w:lvlJc w:val="left"/>
-      <w:pPr>
-        <w:ind w:left="2508" w:hanging="360"/>
-      </w:pPr>
-      <w:rPr>
-        <w:rFonts w:ascii="Wingdings" w:hAnsi="Wingdings" w:hint="default"/>
-      </w:rPr>
-    </w:lvl>
-    <w:lvl w:ilvl="3" w:tplc="04100001" w:tentative="1">
-      <w:start w:val="1"/>
-      <w:numFmt w:val="bullet"/>
-      <w:lvlText w:val=""/>
-      <w:lvlJc w:val="left"/>
-      <w:pPr>
-        <w:ind w:left="3228" w:hanging="360"/>
-      </w:pPr>
-      <w:rPr>
-        <w:rFonts w:ascii="Symbol" w:hAnsi="Symbol" w:hint="default"/>
-      </w:rPr>
-    </w:lvl>
-    <w:lvl w:ilvl="4" w:tplc="04100003" w:tentative="1">
-      <w:start w:val="1"/>
-      <w:numFmt w:val="bullet"/>
-      <w:lvlText w:val="o"/>
-      <w:lvlJc w:val="left"/>
-      <w:pPr>
-        <w:ind w:left="3948" w:hanging="360"/>
-      </w:pPr>
-      <w:rPr>
-        <w:rFonts w:ascii="Courier New" w:hAnsi="Courier New" w:cs="Courier New" w:hint="default"/>
-      </w:rPr>
-    </w:lvl>
-    <w:lvl w:ilvl="5" w:tplc="04100005" w:tentative="1">
-      <w:start w:val="1"/>
-      <w:numFmt w:val="bullet"/>
-      <w:lvlText w:val=""/>
-      <w:lvlJc w:val="left"/>
-      <w:pPr>
-        <w:ind w:left="4668" w:hanging="360"/>
-      </w:pPr>
-      <w:rPr>
-        <w:rFonts w:ascii="Wingdings" w:hAnsi="Wingdings" w:hint="default"/>
-      </w:rPr>
-    </w:lvl>
-    <w:lvl w:ilvl="6" w:tplc="04100001" w:tentative="1">
-      <w:start w:val="1"/>
-      <w:numFmt w:val="bullet"/>
-      <w:lvlText w:val=""/>
-      <w:lvlJc w:val="left"/>
-      <w:pPr>
-        <w:ind w:left="5388" w:hanging="360"/>
-      </w:pPr>
-      <w:rPr>
-        <w:rFonts w:ascii="Symbol" w:hAnsi="Symbol" w:hint="default"/>
-      </w:rPr>
-    </w:lvl>
-    <w:lvl w:ilvl="7" w:tplc="04100003" w:tentative="1">
-      <w:start w:val="1"/>
-      <w:numFmt w:val="bullet"/>
-      <w:lvlText w:val="o"/>
-      <w:lvlJc w:val="left"/>
-      <w:pPr>
-        <w:ind w:left="6108" w:hanging="360"/>
-      </w:pPr>
-      <w:rPr>
-        <w:rFonts w:ascii="Courier New" w:hAnsi="Courier New" w:cs="Courier New" w:hint="default"/>
-      </w:rPr>
-    </w:lvl>
-    <w:lvl w:ilvl="8" w:tplc="04100005" w:tentative="1">
-      <w:start w:val="1"/>
-      <w:numFmt w:val="bullet"/>
-      <w:lvlText w:val=""/>
-      <w:lvlJc w:val="left"/>
-      <w:pPr>
-        <w:ind w:left="6828" w:hanging="360"/>
-      </w:pPr>
-      <w:rPr>
-        <w:rFonts w:ascii="Wingdings" w:hAnsi="Wingdings" w:hint="default"/>
-      </w:rPr>
-    </w:lvl>
-  </w:abstractNum>
-  <w:abstractNum w:abstractNumId="2" w15:restartNumberingAfterBreak="0">
-    <w:nsid w:val="0C943BA3"/>
-    <w:multiLevelType w:val="multilevel"/>
-    <w:tmpl w:val="BCBCE796"/>
-    <w:lvl w:ilvl="0">
-      <w:start w:val="1"/>
-      <w:numFmt w:val="decimal"/>
-      <w:lvlText w:val="%1."/>
-      <w:lvlJc w:val="left"/>
-      <w:pPr>
-        <w:ind w:left="709" w:hanging="360"/>
-      </w:pPr>
-    </w:lvl>
     <w:lvl w:ilvl="1">
       <w:start w:val="1"/>
       <w:numFmt w:val="lowerLetter"/>
       <w:lvlText w:val="%2."/>
       <w:lvlJc w:val="left"/>
       <w:pPr>
-        <w:ind w:left="1429" w:hanging="360"/>
+        <w:ind w:left="1788" w:hanging="360"/>
       </w:pPr>
     </w:lvl>
     <w:lvl w:ilvl="2">
@@ -5517,7 +7373,7 @@
       <w:lvlText w:val="%3."/>
       <w:lvlJc w:val="right"/>
       <w:pPr>
-        <w:ind w:left="2149" w:hanging="180"/>
+        <w:ind w:left="2508" w:hanging="180"/>
       </w:pPr>
     </w:lvl>
     <w:lvl w:ilvl="3">
@@ -5526,7 +7382,7 @@
       <w:lvlText w:val="%4."/>
       <w:lvlJc w:val="left"/>
       <w:pPr>
-        <w:ind w:left="2869" w:hanging="360"/>
+        <w:ind w:left="3228" w:hanging="360"/>
       </w:pPr>
     </w:lvl>
     <w:lvl w:ilvl="4">
@@ -5535,7 +7391,7 @@
       <w:lvlText w:val="%5."/>
       <w:lvlJc w:val="left"/>
       <w:pPr>
-        <w:ind w:left="3589" w:hanging="360"/>
+        <w:ind w:left="3948" w:hanging="360"/>
       </w:pPr>
     </w:lvl>
     <w:lvl w:ilvl="5">
@@ -5544,7 +7400,7 @@
       <w:lvlText w:val="%6."/>
       <w:lvlJc w:val="right"/>
       <w:pPr>
-        <w:ind w:left="4309" w:hanging="180"/>
+        <w:ind w:left="4668" w:hanging="180"/>
       </w:pPr>
     </w:lvl>
     <w:lvl w:ilvl="6">
@@ -5553,7 +7409,7 @@
       <w:lvlText w:val="%7."/>
       <w:lvlJc w:val="left"/>
       <w:pPr>
-        <w:ind w:left="5029" w:hanging="360"/>
+        <w:ind w:left="5388" w:hanging="360"/>
       </w:pPr>
     </w:lvl>
     <w:lvl w:ilvl="7">
@@ -5562,7 +7418,7 @@
       <w:lvlText w:val="%8."/>
       <w:lvlJc w:val="left"/>
       <w:pPr>
-        <w:ind w:left="5749" w:hanging="360"/>
+        <w:ind w:left="6108" w:hanging="360"/>
       </w:pPr>
     </w:lvl>
     <w:lvl w:ilvl="8">
@@ -5571,12 +7427,124 @@
       <w:lvlText w:val="%9."/>
       <w:lvlJc w:val="right"/>
       <w:pPr>
+        <w:ind w:left="6828" w:hanging="180"/>
+      </w:pPr>
+    </w:lvl>
+  </w:abstractNum>
+  <w:abstractNum w:abstractNumId="2" w15:restartNumberingAfterBreak="0">
+    <w:nsid w:val="0BEE57D7"/>
+    <w:multiLevelType w:val="multilevel"/>
+    <w:tmpl w:val="7BB67466"/>
+    <w:lvl w:ilvl="0">
+      <w:start w:val="3"/>
+      <w:numFmt w:val="decimal"/>
+      <w:lvlText w:val="%1."/>
+      <w:lvlJc w:val="left"/>
+      <w:pPr>
+        <w:ind w:left="644" w:hanging="360"/>
+      </w:pPr>
+      <w:rPr>
+        <w:rFonts w:hint="default"/>
+      </w:rPr>
+    </w:lvl>
+    <w:lvl w:ilvl="1">
+      <w:numFmt w:val="bullet"/>
+      <w:lvlText w:val="-"/>
+      <w:lvlJc w:val="left"/>
+      <w:pPr>
+        <w:ind w:left="1429" w:hanging="360"/>
+      </w:pPr>
+      <w:rPr>
+        <w:rFonts w:ascii="Aptos" w:eastAsiaTheme="minorHAnsi" w:hAnsi="Aptos" w:cstheme="minorBidi" w:hint="default"/>
+      </w:rPr>
+    </w:lvl>
+    <w:lvl w:ilvl="2">
+      <w:start w:val="1"/>
+      <w:numFmt w:val="lowerRoman"/>
+      <w:lvlText w:val="%3."/>
+      <w:lvlJc w:val="right"/>
+      <w:pPr>
+        <w:ind w:left="2149" w:hanging="180"/>
+      </w:pPr>
+      <w:rPr>
+        <w:rFonts w:hint="default"/>
+      </w:rPr>
+    </w:lvl>
+    <w:lvl w:ilvl="3">
+      <w:start w:val="1"/>
+      <w:numFmt w:val="decimal"/>
+      <w:lvlText w:val="%4."/>
+      <w:lvlJc w:val="left"/>
+      <w:pPr>
+        <w:ind w:left="2869" w:hanging="360"/>
+      </w:pPr>
+      <w:rPr>
+        <w:rFonts w:hint="default"/>
+      </w:rPr>
+    </w:lvl>
+    <w:lvl w:ilvl="4">
+      <w:start w:val="1"/>
+      <w:numFmt w:val="lowerLetter"/>
+      <w:lvlText w:val="%5."/>
+      <w:lvlJc w:val="left"/>
+      <w:pPr>
+        <w:ind w:left="3589" w:hanging="360"/>
+      </w:pPr>
+      <w:rPr>
+        <w:rFonts w:hint="default"/>
+      </w:rPr>
+    </w:lvl>
+    <w:lvl w:ilvl="5">
+      <w:start w:val="1"/>
+      <w:numFmt w:val="lowerRoman"/>
+      <w:lvlText w:val="%6."/>
+      <w:lvlJc w:val="right"/>
+      <w:pPr>
+        <w:ind w:left="4309" w:hanging="180"/>
+      </w:pPr>
+      <w:rPr>
+        <w:rFonts w:hint="default"/>
+      </w:rPr>
+    </w:lvl>
+    <w:lvl w:ilvl="6">
+      <w:start w:val="1"/>
+      <w:numFmt w:val="decimal"/>
+      <w:lvlText w:val="%7."/>
+      <w:lvlJc w:val="left"/>
+      <w:pPr>
+        <w:ind w:left="5029" w:hanging="360"/>
+      </w:pPr>
+      <w:rPr>
+        <w:rFonts w:hint="default"/>
+      </w:rPr>
+    </w:lvl>
+    <w:lvl w:ilvl="7">
+      <w:start w:val="1"/>
+      <w:numFmt w:val="lowerLetter"/>
+      <w:lvlText w:val="%8."/>
+      <w:lvlJc w:val="left"/>
+      <w:pPr>
+        <w:ind w:left="5749" w:hanging="360"/>
+      </w:pPr>
+      <w:rPr>
+        <w:rFonts w:hint="default"/>
+      </w:rPr>
+    </w:lvl>
+    <w:lvl w:ilvl="8">
+      <w:start w:val="1"/>
+      <w:numFmt w:val="lowerRoman"/>
+      <w:lvlText w:val="%9."/>
+      <w:lvlJc w:val="right"/>
+      <w:pPr>
         <w:ind w:left="6469" w:hanging="180"/>
       </w:pPr>
+      <w:rPr>
+        <w:rFonts w:hint="default"/>
+      </w:rPr>
     </w:lvl>
   </w:abstractNum>
   <w:abstractNum w:abstractNumId="3" w15:restartNumberingAfterBreak="0">
-    <w:nsid w:val="0EEB7791"/>
+    <w:nsid w:val="0C943BA3"/>
     <w:multiLevelType w:val="multilevel"/>
     <w:tmpl w:val="BCBCE796"/>
     <w:lvl w:ilvl="0">
@@ -6101,6 +8069,118 @@
     </w:lvl>
   </w:abstractNum>
   <w:abstractNum w:abstractNumId="9" w15:restartNumberingAfterBreak="0">
+    <w:nsid w:val="19C674F4"/>
+    <w:multiLevelType w:val="multilevel"/>
+    <w:tmpl w:val="7BB67466"/>
+    <w:lvl w:ilvl="0">
+      <w:start w:val="3"/>
+      <w:numFmt w:val="decimal"/>
+      <w:lvlText w:val="%1."/>
+      <w:lvlJc w:val="left"/>
+      <w:pPr>
+        <w:ind w:left="644" w:hanging="360"/>
+      </w:pPr>
+      <w:rPr>
+        <w:rFonts w:hint="default"/>
+      </w:rPr>
+    </w:lvl>
+    <w:lvl w:ilvl="1">
+      <w:numFmt w:val="bullet"/>
+      <w:lvlText w:val="-"/>
+      <w:lvlJc w:val="left"/>
+      <w:pPr>
+        <w:ind w:left="1429" w:hanging="360"/>
+      </w:pPr>
+      <w:rPr>
+        <w:rFonts w:ascii="Aptos" w:eastAsiaTheme="minorHAnsi" w:hAnsi="Aptos" w:cstheme="minorBidi" w:hint="default"/>
+      </w:rPr>
+    </w:lvl>
+    <w:lvl w:ilvl="2">
+      <w:start w:val="1"/>
+      <w:numFmt w:val="lowerRoman"/>
+      <w:lvlText w:val="%3."/>
+      <w:lvlJc w:val="right"/>
+      <w:pPr>
+        <w:ind w:left="2149" w:hanging="180"/>
+      </w:pPr>
+      <w:rPr>
+        <w:rFonts w:hint="default"/>
+      </w:rPr>
+    </w:lvl>
+    <w:lvl w:ilvl="3">
+      <w:start w:val="1"/>
+      <w:numFmt w:val="decimal"/>
+      <w:lvlText w:val="%4."/>
+      <w:lvlJc w:val="left"/>
+      <w:pPr>
+        <w:ind w:left="2869" w:hanging="360"/>
+      </w:pPr>
+      <w:rPr>
+        <w:rFonts w:hint="default"/>
+      </w:rPr>
+    </w:lvl>
+    <w:lvl w:ilvl="4">
+      <w:start w:val="1"/>
+      <w:numFmt w:val="lowerLetter"/>
+      <w:lvlText w:val="%5."/>
+      <w:lvlJc w:val="left"/>
+      <w:pPr>
+        <w:ind w:left="3589" w:hanging="360"/>
+      </w:pPr>
+      <w:rPr>
+        <w:rFonts w:hint="default"/>
+      </w:rPr>
+    </w:lvl>
+    <w:lvl w:ilvl="5">
+      <w:start w:val="1"/>
+      <w:numFmt w:val="lowerRoman"/>
+      <w:lvlText w:val="%6."/>
+      <w:lvlJc w:val="right"/>
+      <w:pPr>
+        <w:ind w:left="4309" w:hanging="180"/>
+      </w:pPr>
+      <w:rPr>
+        <w:rFonts w:hint="default"/>
+      </w:rPr>
+    </w:lvl>
+    <w:lvl w:ilvl="6">
+      <w:start w:val="1"/>
+      <w:numFmt w:val="decimal"/>
+      <w:lvlText w:val="%7."/>
+      <w:lvlJc w:val="left"/>
+      <w:pPr>
+        <w:ind w:left="5029" w:hanging="360"/>
+      </w:pPr>
+      <w:rPr>
+        <w:rFonts w:hint="default"/>
+      </w:rPr>
+    </w:lvl>
+    <w:lvl w:ilvl="7">
+      <w:start w:val="1"/>
+      <w:numFmt w:val="lowerLetter"/>
+      <w:lvlText w:val="%8."/>
+      <w:lvlJc w:val="left"/>
+      <w:pPr>
+        <w:ind w:left="5749" w:hanging="360"/>
+      </w:pPr>
+      <w:rPr>
+        <w:rFonts w:hint="default"/>
+      </w:rPr>
+    </w:lvl>
+    <w:lvl w:ilvl="8">
+      <w:start w:val="1"/>
+      <w:numFmt w:val="lowerRoman"/>
+      <w:lvlText w:val="%9."/>
+      <w:lvlJc w:val="right"/>
+      <w:pPr>
+        <w:ind w:left="6469" w:hanging="180"/>
+      </w:pPr>
+      <w:rPr>
+        <w:rFonts w:hint="default"/>
+      </w:rPr>
+    </w:lvl>
+  </w:abstractNum>
+  <w:abstractNum w:abstractNumId="10" w15:restartNumberingAfterBreak="0">
     <w:nsid w:val="19EC2D93"/>
     <w:multiLevelType w:val="hybridMultilevel"/>
     <w:tmpl w:val="5FF489AA"/>
@@ -6192,7 +8272,7 @@
       </w:pPr>
     </w:lvl>
   </w:abstractNum>
-  <w:abstractNum w:abstractNumId="10" w15:restartNumberingAfterBreak="0">
+  <w:abstractNum w:abstractNumId="11" w15:restartNumberingAfterBreak="0">
     <w:nsid w:val="1D7FC9C9"/>
     <w:multiLevelType w:val="multilevel"/>
     <w:tmpl w:val="0F14EE5E"/>
@@ -6278,7 +8358,119 @@
       </w:pPr>
     </w:lvl>
   </w:abstractNum>
-  <w:abstractNum w:abstractNumId="11" w15:restartNumberingAfterBreak="0">
+  <w:abstractNum w:abstractNumId="12" w15:restartNumberingAfterBreak="0">
+    <w:nsid w:val="1DDE17E0"/>
+    <w:multiLevelType w:val="multilevel"/>
+    <w:tmpl w:val="2B060D34"/>
+    <w:lvl w:ilvl="0">
+      <w:start w:val="3"/>
+      <w:numFmt w:val="decimal"/>
+      <w:lvlText w:val="%1."/>
+      <w:lvlJc w:val="left"/>
+      <w:pPr>
+        <w:ind w:left="644" w:hanging="360"/>
+      </w:pPr>
+      <w:rPr>
+        <w:rFonts w:hint="default"/>
+      </w:rPr>
+    </w:lvl>
+    <w:lvl w:ilvl="1">
+      <w:numFmt w:val="bullet"/>
+      <w:lvlText w:val="-"/>
+      <w:lvlJc w:val="left"/>
+      <w:pPr>
+        <w:ind w:left="1429" w:hanging="360"/>
+      </w:pPr>
+      <w:rPr>
+        <w:rFonts w:ascii="Aptos" w:eastAsiaTheme="minorHAnsi" w:hAnsi="Aptos" w:cstheme="minorBidi" w:hint="default"/>
+      </w:rPr>
+    </w:lvl>
+    <w:lvl w:ilvl="2">
+      <w:start w:val="1"/>
+      <w:numFmt w:val="lowerRoman"/>
+      <w:lvlText w:val="%3."/>
+      <w:lvlJc w:val="right"/>
+      <w:pPr>
+        <w:ind w:left="2149" w:hanging="180"/>
+      </w:pPr>
+      <w:rPr>
+        <w:rFonts w:hint="default"/>
+      </w:rPr>
+    </w:lvl>
+    <w:lvl w:ilvl="3">
+      <w:start w:val="1"/>
+      <w:numFmt w:val="decimal"/>
+      <w:lvlText w:val="%4."/>
+      <w:lvlJc w:val="left"/>
+      <w:pPr>
+        <w:ind w:left="2869" w:hanging="360"/>
+      </w:pPr>
+      <w:rPr>
+        <w:rFonts w:hint="default"/>
+      </w:rPr>
+    </w:lvl>
+    <w:lvl w:ilvl="4">
+      <w:start w:val="1"/>
+      <w:numFmt w:val="lowerLetter"/>
+      <w:lvlText w:val="%5."/>
+      <w:lvlJc w:val="left"/>
+      <w:pPr>
+        <w:ind w:left="3589" w:hanging="360"/>
+      </w:pPr>
+      <w:rPr>
+        <w:rFonts w:hint="default"/>
+      </w:rPr>
+    </w:lvl>
+    <w:lvl w:ilvl="5">
+      <w:start w:val="1"/>
+      <w:numFmt w:val="lowerRoman"/>
+      <w:lvlText w:val="%6."/>
+      <w:lvlJc w:val="right"/>
+      <w:pPr>
+        <w:ind w:left="4309" w:hanging="180"/>
+      </w:pPr>
+      <w:rPr>
+        <w:rFonts w:hint="default"/>
+      </w:rPr>
+    </w:lvl>
+    <w:lvl w:ilvl="6">
+      <w:start w:val="1"/>
+      <w:numFmt w:val="decimal"/>
+      <w:lvlText w:val="%7."/>
+      <w:lvlJc w:val="left"/>
+      <w:pPr>
+        <w:ind w:left="5029" w:hanging="360"/>
+      </w:pPr>
+      <w:rPr>
+        <w:rFonts w:hint="default"/>
+      </w:rPr>
+    </w:lvl>
+    <w:lvl w:ilvl="7">
+      <w:start w:val="1"/>
+      <w:numFmt w:val="lowerLetter"/>
+      <w:lvlText w:val="%8."/>
+      <w:lvlJc w:val="left"/>
+      <w:pPr>
+        <w:ind w:left="5749" w:hanging="360"/>
+      </w:pPr>
+      <w:rPr>
+        <w:rFonts w:hint="default"/>
+      </w:rPr>
+    </w:lvl>
+    <w:lvl w:ilvl="8">
+      <w:start w:val="1"/>
+      <w:numFmt w:val="lowerRoman"/>
+      <w:lvlText w:val="%9."/>
+      <w:lvlJc w:val="right"/>
+      <w:pPr>
+        <w:ind w:left="6469" w:hanging="180"/>
+      </w:pPr>
+      <w:rPr>
+        <w:rFonts w:hint="default"/>
+      </w:rPr>
+    </w:lvl>
+  </w:abstractNum>
+  <w:abstractNum w:abstractNumId="13" w15:restartNumberingAfterBreak="0">
     <w:nsid w:val="281154F3"/>
     <w:multiLevelType w:val="multilevel"/>
     <w:tmpl w:val="BCBCE796"/>
@@ -6364,7 +8556,7 @@
       </w:pPr>
     </w:lvl>
   </w:abstractNum>
-  <w:abstractNum w:abstractNumId="12" w15:restartNumberingAfterBreak="0">
+  <w:abstractNum w:abstractNumId="14" w15:restartNumberingAfterBreak="0">
     <w:nsid w:val="29295052"/>
     <w:multiLevelType w:val="hybridMultilevel"/>
     <w:tmpl w:val="4E385230"/>
@@ -6450,7 +8642,294 @@
       </w:pPr>
     </w:lvl>
   </w:abstractNum>
-  <w:abstractNum w:abstractNumId="13" w15:restartNumberingAfterBreak="0">
+  <w:abstractNum w:abstractNumId="15" w15:restartNumberingAfterBreak="0">
+    <w:nsid w:val="293B6AC2"/>
+    <w:multiLevelType w:val="multilevel"/>
+    <w:tmpl w:val="BCBCE796"/>
+    <w:lvl w:ilvl="0">
+      <w:start w:val="1"/>
+      <w:numFmt w:val="decimal"/>
+      <w:lvlText w:val="%1."/>
+      <w:lvlJc w:val="left"/>
+      <w:pPr>
+        <w:ind w:left="709" w:hanging="360"/>
+      </w:pPr>
+    </w:lvl>
+    <w:lvl w:ilvl="1">
+      <w:start w:val="1"/>
+      <w:numFmt w:val="lowerLetter"/>
+      <w:lvlText w:val="%2."/>
+      <w:lvlJc w:val="left"/>
+      <w:pPr>
+        <w:ind w:left="1429" w:hanging="360"/>
+      </w:pPr>
+    </w:lvl>
+    <w:lvl w:ilvl="2">
+      <w:start w:val="1"/>
+      <w:numFmt w:val="lowerRoman"/>
+      <w:lvlText w:val="%3."/>
+      <w:lvlJc w:val="right"/>
+      <w:pPr>
+        <w:ind w:left="2149" w:hanging="180"/>
+      </w:pPr>
+    </w:lvl>
+    <w:lvl w:ilvl="3">
+      <w:start w:val="1"/>
+      <w:numFmt w:val="decimal"/>
+      <w:lvlText w:val="%4."/>
+      <w:lvlJc w:val="left"/>
+      <w:pPr>
+        <w:ind w:left="2869" w:hanging="360"/>
+      </w:pPr>
+    </w:lvl>
+    <w:lvl w:ilvl="4">
+      <w:start w:val="1"/>
+      <w:numFmt w:val="lowerLetter"/>
+      <w:lvlText w:val="%5."/>
+      <w:lvlJc w:val="left"/>
+      <w:pPr>
+        <w:ind w:left="3589" w:hanging="360"/>
+      </w:pPr>
+    </w:lvl>
+    <w:lvl w:ilvl="5">
+      <w:start w:val="1"/>
+      <w:numFmt w:val="lowerRoman"/>
+      <w:lvlText w:val="%6."/>
+      <w:lvlJc w:val="right"/>
+      <w:pPr>
+        <w:ind w:left="4309" w:hanging="180"/>
+      </w:pPr>
+    </w:lvl>
+    <w:lvl w:ilvl="6">
+      <w:start w:val="1"/>
+      <w:numFmt w:val="decimal"/>
+      <w:lvlText w:val="%7."/>
+      <w:lvlJc w:val="left"/>
+      <w:pPr>
+        <w:ind w:left="5029" w:hanging="360"/>
+      </w:pPr>
+    </w:lvl>
+    <w:lvl w:ilvl="7">
+      <w:start w:val="1"/>
+      <w:numFmt w:val="lowerLetter"/>
+      <w:lvlText w:val="%8."/>
+      <w:lvlJc w:val="left"/>
+      <w:pPr>
+        <w:ind w:left="5749" w:hanging="360"/>
+      </w:pPr>
+    </w:lvl>
+    <w:lvl w:ilvl="8">
+      <w:start w:val="1"/>
+      <w:numFmt w:val="lowerRoman"/>
+      <w:lvlText w:val="%9."/>
+      <w:lvlJc w:val="right"/>
+      <w:pPr>
+        <w:ind w:left="6469" w:hanging="180"/>
+      </w:pPr>
+    </w:lvl>
+  </w:abstractNum>
+  <w:abstractNum w:abstractNumId="16" w15:restartNumberingAfterBreak="0">
+    <w:nsid w:val="2BD37631"/>
+    <w:multiLevelType w:val="multilevel"/>
+    <w:tmpl w:val="D01A2A9E"/>
+    <w:lvl w:ilvl="0">
+      <w:start w:val="1"/>
+      <w:numFmt w:val="decimal"/>
+      <w:lvlText w:val="%1."/>
+      <w:lvlJc w:val="left"/>
+      <w:pPr>
+        <w:ind w:left="644" w:hanging="360"/>
+      </w:pPr>
+    </w:lvl>
+    <w:lvl w:ilvl="1">
+      <w:numFmt w:val="bullet"/>
+      <w:lvlText w:val="-"/>
+      <w:lvlJc w:val="left"/>
+      <w:pPr>
+        <w:ind w:left="1429" w:hanging="360"/>
+      </w:pPr>
+      <w:rPr>
+        <w:rFonts w:ascii="Aptos" w:eastAsiaTheme="minorHAnsi" w:hAnsi="Aptos" w:cstheme="minorBidi" w:hint="default"/>
+      </w:rPr>
+    </w:lvl>
+    <w:lvl w:ilvl="2">
+      <w:start w:val="1"/>
+      <w:numFmt w:val="lowerRoman"/>
+      <w:lvlText w:val="%3."/>
+      <w:lvlJc w:val="right"/>
+      <w:pPr>
+        <w:ind w:left="2149" w:hanging="180"/>
+      </w:pPr>
+    </w:lvl>
+    <w:lvl w:ilvl="3">
+      <w:start w:val="1"/>
+      <w:numFmt w:val="decimal"/>
+      <w:lvlText w:val="%4."/>
+      <w:lvlJc w:val="left"/>
+      <w:pPr>
+        <w:ind w:left="2869" w:hanging="360"/>
+      </w:pPr>
+    </w:lvl>
+    <w:lvl w:ilvl="4">
+      <w:start w:val="1"/>
+      <w:numFmt w:val="lowerLetter"/>
+      <w:lvlText w:val="%5."/>
+      <w:lvlJc w:val="left"/>
+      <w:pPr>
+        <w:ind w:left="3589" w:hanging="360"/>
+      </w:pPr>
+    </w:lvl>
+    <w:lvl w:ilvl="5">
+      <w:start w:val="1"/>
+      <w:numFmt w:val="lowerRoman"/>
+      <w:lvlText w:val="%6."/>
+      <w:lvlJc w:val="right"/>
+      <w:pPr>
+        <w:ind w:left="4309" w:hanging="180"/>
+      </w:pPr>
+    </w:lvl>
+    <w:lvl w:ilvl="6">
+      <w:start w:val="1"/>
+      <w:numFmt w:val="decimal"/>
+      <w:lvlText w:val="%7."/>
+      <w:lvlJc w:val="left"/>
+      <w:pPr>
+        <w:ind w:left="5029" w:hanging="360"/>
+      </w:pPr>
+    </w:lvl>
+    <w:lvl w:ilvl="7">
+      <w:start w:val="1"/>
+      <w:numFmt w:val="lowerLetter"/>
+      <w:lvlText w:val="%8."/>
+      <w:lvlJc w:val="left"/>
+      <w:pPr>
+        <w:ind w:left="5749" w:hanging="360"/>
+      </w:pPr>
+    </w:lvl>
+    <w:lvl w:ilvl="8">
+      <w:start w:val="1"/>
+      <w:numFmt w:val="lowerRoman"/>
+      <w:lvlText w:val="%9."/>
+      <w:lvlJc w:val="right"/>
+      <w:pPr>
+        <w:ind w:left="6469" w:hanging="180"/>
+      </w:pPr>
+    </w:lvl>
+  </w:abstractNum>
+  <w:abstractNum w:abstractNumId="17" w15:restartNumberingAfterBreak="0">
+    <w:nsid w:val="2BED5D7D"/>
+    <w:multiLevelType w:val="hybridMultilevel"/>
+    <w:tmpl w:val="9AD8B90C"/>
+    <w:lvl w:ilvl="0" w:tplc="00EC9C0A">
+      <w:start w:val="3"/>
+      <w:numFmt w:val="bullet"/>
+      <w:lvlText w:val="-"/>
+      <w:lvlJc w:val="left"/>
+      <w:pPr>
+        <w:ind w:left="1080" w:hanging="360"/>
+      </w:pPr>
+      <w:rPr>
+        <w:rFonts w:ascii="Aptos" w:eastAsiaTheme="minorHAnsi" w:hAnsi="Aptos" w:cstheme="minorBidi" w:hint="default"/>
+      </w:rPr>
+    </w:lvl>
+    <w:lvl w:ilvl="1" w:tplc="04100003" w:tentative="1">
+      <w:start w:val="1"/>
+      <w:numFmt w:val="bullet"/>
+      <w:lvlText w:val="o"/>
+      <w:lvlJc w:val="left"/>
+      <w:pPr>
+        <w:ind w:left="1800" w:hanging="360"/>
+      </w:pPr>
+      <w:rPr>
+        <w:rFonts w:ascii="Courier New" w:hAnsi="Courier New" w:cs="Courier New" w:hint="default"/>
+      </w:rPr>
+    </w:lvl>
+    <w:lvl w:ilvl="2" w:tplc="04100005" w:tentative="1">
+      <w:start w:val="1"/>
+      <w:numFmt w:val="bullet"/>
+      <w:lvlText w:val=""/>
+      <w:lvlJc w:val="left"/>
+      <w:pPr>
+        <w:ind w:left="2520" w:hanging="360"/>
+      </w:pPr>
+      <w:rPr>
+        <w:rFonts w:ascii="Wingdings" w:hAnsi="Wingdings" w:hint="default"/>
+      </w:rPr>
+    </w:lvl>
+    <w:lvl w:ilvl="3" w:tplc="04100001" w:tentative="1">
+      <w:start w:val="1"/>
+      <w:numFmt w:val="bullet"/>
+      <w:lvlText w:val=""/>
+      <w:lvlJc w:val="left"/>
+      <w:pPr>
+        <w:ind w:left="3240" w:hanging="360"/>
+      </w:pPr>
+      <w:rPr>
+        <w:rFonts w:ascii="Symbol" w:hAnsi="Symbol" w:hint="default"/>
+      </w:rPr>
+    </w:lvl>
+    <w:lvl w:ilvl="4" w:tplc="04100003" w:tentative="1">
+      <w:start w:val="1"/>
+      <w:numFmt w:val="bullet"/>
+      <w:lvlText w:val="o"/>
+      <w:lvlJc w:val="left"/>
+      <w:pPr>
+        <w:ind w:left="3960" w:hanging="360"/>
+      </w:pPr>
+      <w:rPr>
+        <w:rFonts w:ascii="Courier New" w:hAnsi="Courier New" w:cs="Courier New" w:hint="default"/>
+      </w:rPr>
+    </w:lvl>
+    <w:lvl w:ilvl="5" w:tplc="04100005" w:tentative="1">
+      <w:start w:val="1"/>
+      <w:numFmt w:val="bullet"/>
+      <w:lvlText w:val=""/>
+      <w:lvlJc w:val="left"/>
+      <w:pPr>
+        <w:ind w:left="4680" w:hanging="360"/>
+      </w:pPr>
+      <w:rPr>
+        <w:rFonts w:ascii="Wingdings" w:hAnsi="Wingdings" w:hint="default"/>
+      </w:rPr>
+    </w:lvl>
+    <w:lvl w:ilvl="6" w:tplc="04100001" w:tentative="1">
+      <w:start w:val="1"/>
+      <w:numFmt w:val="bullet"/>
+      <w:lvlText w:val=""/>
+      <w:lvlJc w:val="left"/>
+      <w:pPr>
+        <w:ind w:left="5400" w:hanging="360"/>
+      </w:pPr>
+      <w:rPr>
+        <w:rFonts w:ascii="Symbol" w:hAnsi="Symbol" w:hint="default"/>
+      </w:rPr>
+    </w:lvl>
+    <w:lvl w:ilvl="7" w:tplc="04100003" w:tentative="1">
+      <w:start w:val="1"/>
+      <w:numFmt w:val="bullet"/>
+      <w:lvlText w:val="o"/>
+      <w:lvlJc w:val="left"/>
+      <w:pPr>
+        <w:ind w:left="6120" w:hanging="360"/>
+      </w:pPr>
+      <w:rPr>
+        <w:rFonts w:ascii="Courier New" w:hAnsi="Courier New" w:cs="Courier New" w:hint="default"/>
+      </w:rPr>
+    </w:lvl>
+    <w:lvl w:ilvl="8" w:tplc="04100005" w:tentative="1">
+      <w:start w:val="1"/>
+      <w:numFmt w:val="bullet"/>
+      <w:lvlText w:val=""/>
+      <w:lvlJc w:val="left"/>
+      <w:pPr>
+        <w:ind w:left="6840" w:hanging="360"/>
+      </w:pPr>
+      <w:rPr>
+        <w:rFonts w:ascii="Wingdings" w:hAnsi="Wingdings" w:hint="default"/>
+      </w:rPr>
+    </w:lvl>
+  </w:abstractNum>
+  <w:abstractNum w:abstractNumId="18" w15:restartNumberingAfterBreak="0">
     <w:nsid w:val="35484487"/>
     <w:multiLevelType w:val="multilevel"/>
     <w:tmpl w:val="BCBCE796"/>
@@ -6536,7 +9015,7 @@
       </w:pPr>
     </w:lvl>
   </w:abstractNum>
-  <w:abstractNum w:abstractNumId="14" w15:restartNumberingAfterBreak="0">
+  <w:abstractNum w:abstractNumId="19" w15:restartNumberingAfterBreak="0">
     <w:nsid w:val="39E54E59"/>
     <w:multiLevelType w:val="multilevel"/>
     <w:tmpl w:val="BCBCE796"/>
@@ -6622,7 +9101,7 @@
       </w:pPr>
     </w:lvl>
   </w:abstractNum>
-  <w:abstractNum w:abstractNumId="15" w15:restartNumberingAfterBreak="0">
+  <w:abstractNum w:abstractNumId="20" w15:restartNumberingAfterBreak="0">
     <w:nsid w:val="3C0D7716"/>
     <w:multiLevelType w:val="multilevel"/>
     <w:tmpl w:val="BCBCE796"/>
@@ -6708,7 +9187,93 @@
       </w:pPr>
     </w:lvl>
   </w:abstractNum>
-  <w:abstractNum w:abstractNumId="16" w15:restartNumberingAfterBreak="0">
+  <w:abstractNum w:abstractNumId="21" w15:restartNumberingAfterBreak="0">
+    <w:nsid w:val="41F634D3"/>
+    <w:multiLevelType w:val="multilevel"/>
+    <w:tmpl w:val="BCBCE796"/>
+    <w:lvl w:ilvl="0">
+      <w:start w:val="1"/>
+      <w:numFmt w:val="decimal"/>
+      <w:lvlText w:val="%1."/>
+      <w:lvlJc w:val="left"/>
+      <w:pPr>
+        <w:ind w:left="709" w:hanging="360"/>
+      </w:pPr>
+    </w:lvl>
+    <w:lvl w:ilvl="1">
+      <w:start w:val="1"/>
+      <w:numFmt w:val="lowerLetter"/>
+      <w:lvlText w:val="%2."/>
+      <w:lvlJc w:val="left"/>
+      <w:pPr>
+        <w:ind w:left="1429" w:hanging="360"/>
+      </w:pPr>
+    </w:lvl>
+    <w:lvl w:ilvl="2">
+      <w:start w:val="1"/>
+      <w:numFmt w:val="lowerRoman"/>
+      <w:lvlText w:val="%3."/>
+      <w:lvlJc w:val="right"/>
+      <w:pPr>
+        <w:ind w:left="2149" w:hanging="180"/>
+      </w:pPr>
+    </w:lvl>
+    <w:lvl w:ilvl="3">
+      <w:start w:val="1"/>
+      <w:numFmt w:val="decimal"/>
+      <w:lvlText w:val="%4."/>
+      <w:lvlJc w:val="left"/>
+      <w:pPr>
+        <w:ind w:left="2869" w:hanging="360"/>
+      </w:pPr>
+    </w:lvl>
+    <w:lvl w:ilvl="4">
+      <w:start w:val="1"/>
+      <w:numFmt w:val="lowerLetter"/>
+      <w:lvlText w:val="%5."/>
+      <w:lvlJc w:val="left"/>
+      <w:pPr>
+        <w:ind w:left="3589" w:hanging="360"/>
+      </w:pPr>
+    </w:lvl>
+    <w:lvl w:ilvl="5">
+      <w:start w:val="1"/>
+      <w:numFmt w:val="lowerRoman"/>
+      <w:lvlText w:val="%6."/>
+      <w:lvlJc w:val="right"/>
+      <w:pPr>
+        <w:ind w:left="4309" w:hanging="180"/>
+      </w:pPr>
+    </w:lvl>
+    <w:lvl w:ilvl="6">
+      <w:start w:val="1"/>
+      <w:numFmt w:val="decimal"/>
+      <w:lvlText w:val="%7."/>
+      <w:lvlJc w:val="left"/>
+      <w:pPr>
+        <w:ind w:left="5029" w:hanging="360"/>
+      </w:pPr>
+    </w:lvl>
+    <w:lvl w:ilvl="7">
+      <w:start w:val="1"/>
+      <w:numFmt w:val="lowerLetter"/>
+      <w:lvlText w:val="%8."/>
+      <w:lvlJc w:val="left"/>
+      <w:pPr>
+        <w:ind w:left="5749" w:hanging="360"/>
+      </w:pPr>
+    </w:lvl>
+    <w:lvl w:ilvl="8">
+      <w:start w:val="1"/>
+      <w:numFmt w:val="lowerRoman"/>
+      <w:lvlText w:val="%9."/>
+      <w:lvlJc w:val="right"/>
+      <w:pPr>
+        <w:ind w:left="6469" w:hanging="180"/>
+      </w:pPr>
+    </w:lvl>
+  </w:abstractNum>
+  <w:abstractNum w:abstractNumId="22" w15:restartNumberingAfterBreak="0">
     <w:nsid w:val="43234944"/>
     <w:multiLevelType w:val="multilevel"/>
     <w:tmpl w:val="BCBCE796"/>
@@ -6794,7 +9359,7 @@
       </w:pPr>
     </w:lvl>
   </w:abstractNum>
-  <w:abstractNum w:abstractNumId="17" w15:restartNumberingAfterBreak="0">
+  <w:abstractNum w:abstractNumId="23" w15:restartNumberingAfterBreak="0">
     <w:nsid w:val="476E7B9B"/>
     <w:multiLevelType w:val="hybridMultilevel"/>
     <w:tmpl w:val="A230BC2A"/>
@@ -6906,8 +9471,8 @@
       </w:rPr>
     </w:lvl>
   </w:abstractNum>
-  <w:abstractNum w:abstractNumId="18" w15:restartNumberingAfterBreak="0">
-    <w:nsid w:val="4EE15C03"/>
+  <w:abstractNum w:abstractNumId="24" w15:restartNumberingAfterBreak="0">
+    <w:nsid w:val="48C03565"/>
     <w:multiLevelType w:val="multilevel"/>
     <w:tmpl w:val="BCBCE796"/>
     <w:lvl w:ilvl="0">
@@ -6992,7 +9557,7 @@
       </w:pPr>
     </w:lvl>
   </w:abstractNum>
-  <w:abstractNum w:abstractNumId="19" w15:restartNumberingAfterBreak="0">
+  <w:abstractNum w:abstractNumId="25" w15:restartNumberingAfterBreak="0">
     <w:nsid w:val="55FE429F"/>
     <w:multiLevelType w:val="multilevel"/>
     <w:tmpl w:val="BCBCE796"/>
@@ -7078,7 +9643,7 @@
       </w:pPr>
     </w:lvl>
   </w:abstractNum>
-  <w:abstractNum w:abstractNumId="20" w15:restartNumberingAfterBreak="0">
+  <w:abstractNum w:abstractNumId="26" w15:restartNumberingAfterBreak="0">
     <w:nsid w:val="57312E38"/>
     <w:multiLevelType w:val="hybridMultilevel"/>
     <w:tmpl w:val="32728526"/>
@@ -7167,7 +9732,7 @@
       </w:pPr>
     </w:lvl>
   </w:abstractNum>
-  <w:abstractNum w:abstractNumId="21" w15:restartNumberingAfterBreak="0">
+  <w:abstractNum w:abstractNumId="27" w15:restartNumberingAfterBreak="0">
     <w:nsid w:val="57CF6DC9"/>
     <w:multiLevelType w:val="multilevel"/>
     <w:tmpl w:val="BCBCE796"/>
@@ -7253,7 +9818,7 @@
       </w:pPr>
     </w:lvl>
   </w:abstractNum>
-  <w:abstractNum w:abstractNumId="22" w15:restartNumberingAfterBreak="0">
+  <w:abstractNum w:abstractNumId="28" w15:restartNumberingAfterBreak="0">
     <w:nsid w:val="59A42BB6"/>
     <w:multiLevelType w:val="hybridMultilevel"/>
     <w:tmpl w:val="62E2E484"/>
@@ -7339,7 +9904,93 @@
       </w:pPr>
     </w:lvl>
   </w:abstractNum>
-  <w:abstractNum w:abstractNumId="23" w15:restartNumberingAfterBreak="0">
+  <w:abstractNum w:abstractNumId="29" w15:restartNumberingAfterBreak="0">
+    <w:nsid w:val="5C057583"/>
+    <w:multiLevelType w:val="multilevel"/>
+    <w:tmpl w:val="BCBCE796"/>
+    <w:lvl w:ilvl="0">
+      <w:start w:val="1"/>
+      <w:numFmt w:val="decimal"/>
+      <w:lvlText w:val="%1."/>
+      <w:lvlJc w:val="left"/>
+      <w:pPr>
+        <w:ind w:left="709" w:hanging="360"/>
+      </w:pPr>
+    </w:lvl>
+    <w:lvl w:ilvl="1">
+      <w:start w:val="1"/>
+      <w:numFmt w:val="lowerLetter"/>
+      <w:lvlText w:val="%2."/>
+      <w:lvlJc w:val="left"/>
+      <w:pPr>
+        <w:ind w:left="1429" w:hanging="360"/>
+      </w:pPr>
+    </w:lvl>
+    <w:lvl w:ilvl="2">
+      <w:start w:val="1"/>
+      <w:numFmt w:val="lowerRoman"/>
+      <w:lvlText w:val="%3."/>
+      <w:lvlJc w:val="right"/>
+      <w:pPr>
+        <w:ind w:left="2149" w:hanging="180"/>
+      </w:pPr>
+    </w:lvl>
+    <w:lvl w:ilvl="3">
+      <w:start w:val="1"/>
+      <w:numFmt w:val="decimal"/>
+      <w:lvlText w:val="%4."/>
+      <w:lvlJc w:val="left"/>
+      <w:pPr>
+        <w:ind w:left="2869" w:hanging="360"/>
+      </w:pPr>
+    </w:lvl>
+    <w:lvl w:ilvl="4">
+      <w:start w:val="1"/>
+      <w:numFmt w:val="lowerLetter"/>
+      <w:lvlText w:val="%5."/>
+      <w:lvlJc w:val="left"/>
+      <w:pPr>
+        <w:ind w:left="3589" w:hanging="360"/>
+      </w:pPr>
+    </w:lvl>
+    <w:lvl w:ilvl="5">
+      <w:start w:val="1"/>
+      <w:numFmt w:val="lowerRoman"/>
+      <w:lvlText w:val="%6."/>
+      <w:lvlJc w:val="right"/>
+      <w:pPr>
+        <w:ind w:left="4309" w:hanging="180"/>
+      </w:pPr>
+    </w:lvl>
+    <w:lvl w:ilvl="6">
+      <w:start w:val="1"/>
+      <w:numFmt w:val="decimal"/>
+      <w:lvlText w:val="%7."/>
+      <w:lvlJc w:val="left"/>
+      <w:pPr>
+        <w:ind w:left="5029" w:hanging="360"/>
+      </w:pPr>
+    </w:lvl>
+    <w:lvl w:ilvl="7">
+      <w:start w:val="1"/>
+      <w:numFmt w:val="lowerLetter"/>
+      <w:lvlText w:val="%8."/>
+      <w:lvlJc w:val="left"/>
+      <w:pPr>
+        <w:ind w:left="5749" w:hanging="360"/>
+      </w:pPr>
+    </w:lvl>
+    <w:lvl w:ilvl="8">
+      <w:start w:val="1"/>
+      <w:numFmt w:val="lowerRoman"/>
+      <w:lvlText w:val="%9."/>
+      <w:lvlJc w:val="right"/>
+      <w:pPr>
+        <w:ind w:left="6469" w:hanging="180"/>
+      </w:pPr>
+    </w:lvl>
+  </w:abstractNum>
+  <w:abstractNum w:abstractNumId="30" w15:restartNumberingAfterBreak="0">
     <w:nsid w:val="5C365053"/>
     <w:multiLevelType w:val="multilevel"/>
     <w:tmpl w:val="BCBCE796"/>
@@ -7425,7 +10076,7 @@
       </w:pPr>
     </w:lvl>
   </w:abstractNum>
-  <w:abstractNum w:abstractNumId="24" w15:restartNumberingAfterBreak="0">
+  <w:abstractNum w:abstractNumId="31" w15:restartNumberingAfterBreak="0">
     <w:nsid w:val="5C5D19F9"/>
     <w:multiLevelType w:val="multilevel"/>
     <w:tmpl w:val="BCBCE796"/>
@@ -7511,7 +10162,7 @@
       </w:pPr>
     </w:lvl>
   </w:abstractNum>
-  <w:abstractNum w:abstractNumId="25" w15:restartNumberingAfterBreak="0">
+  <w:abstractNum w:abstractNumId="32" w15:restartNumberingAfterBreak="0">
     <w:nsid w:val="67933679"/>
     <w:multiLevelType w:val="multilevel"/>
     <w:tmpl w:val="B6BA8AC6"/>
@@ -7623,7 +10274,7 @@
       </w:rPr>
     </w:lvl>
   </w:abstractNum>
-  <w:abstractNum w:abstractNumId="26" w15:restartNumberingAfterBreak="0">
+  <w:abstractNum w:abstractNumId="33" w15:restartNumberingAfterBreak="0">
     <w:nsid w:val="6D8141B4"/>
     <w:multiLevelType w:val="hybridMultilevel"/>
     <w:tmpl w:val="119E2AFA"/>
@@ -7712,7 +10363,7 @@
       </w:pPr>
     </w:lvl>
   </w:abstractNum>
-  <w:abstractNum w:abstractNumId="27" w15:restartNumberingAfterBreak="0">
+  <w:abstractNum w:abstractNumId="34" w15:restartNumberingAfterBreak="0">
     <w:nsid w:val="6F7D6889"/>
     <w:multiLevelType w:val="multilevel"/>
     <w:tmpl w:val="BCBCE796"/>
@@ -7798,7 +10449,7 @@
       </w:pPr>
     </w:lvl>
   </w:abstractNum>
-  <w:abstractNum w:abstractNumId="28" w15:restartNumberingAfterBreak="0">
+  <w:abstractNum w:abstractNumId="35" w15:restartNumberingAfterBreak="0">
     <w:nsid w:val="70374D1B"/>
     <w:multiLevelType w:val="multilevel"/>
     <w:tmpl w:val="BCBCE796"/>
@@ -7884,7 +10535,179 @@
       </w:pPr>
     </w:lvl>
   </w:abstractNum>
-  <w:abstractNum w:abstractNumId="29" w15:restartNumberingAfterBreak="0">
+  <w:abstractNum w:abstractNumId="36" w15:restartNumberingAfterBreak="0">
+    <w:nsid w:val="70A82ADF"/>
+    <w:multiLevelType w:val="multilevel"/>
+    <w:tmpl w:val="BCBCE796"/>
+    <w:lvl w:ilvl="0">
+      <w:start w:val="1"/>
+      <w:numFmt w:val="decimal"/>
+      <w:lvlText w:val="%1."/>
+      <w:lvlJc w:val="left"/>
+      <w:pPr>
+        <w:ind w:left="709" w:hanging="360"/>
+      </w:pPr>
+    </w:lvl>
+    <w:lvl w:ilvl="1">
+      <w:start w:val="1"/>
+      <w:numFmt w:val="lowerLetter"/>
+      <w:lvlText w:val="%2."/>
+      <w:lvlJc w:val="left"/>
+      <w:pPr>
+        <w:ind w:left="1429" w:hanging="360"/>
+      </w:pPr>
+    </w:lvl>
+    <w:lvl w:ilvl="2">
+      <w:start w:val="1"/>
+      <w:numFmt w:val="lowerRoman"/>
+      <w:lvlText w:val="%3."/>
+      <w:lvlJc w:val="right"/>
+      <w:pPr>
+        <w:ind w:left="2149" w:hanging="180"/>
+      </w:pPr>
+    </w:lvl>
+    <w:lvl w:ilvl="3">
+      <w:start w:val="1"/>
+      <w:numFmt w:val="decimal"/>
+      <w:lvlText w:val="%4."/>
+      <w:lvlJc w:val="left"/>
+      <w:pPr>
+        <w:ind w:left="2869" w:hanging="360"/>
+      </w:pPr>
+    </w:lvl>
+    <w:lvl w:ilvl="4">
+      <w:start w:val="1"/>
+      <w:numFmt w:val="lowerLetter"/>
+      <w:lvlText w:val="%5."/>
+      <w:lvlJc w:val="left"/>
+      <w:pPr>
+        <w:ind w:left="3589" w:hanging="360"/>
+      </w:pPr>
+    </w:lvl>
+    <w:lvl w:ilvl="5">
+      <w:start w:val="1"/>
+      <w:numFmt w:val="lowerRoman"/>
+      <w:lvlText w:val="%6."/>
+      <w:lvlJc w:val="right"/>
+      <w:pPr>
+        <w:ind w:left="4309" w:hanging="180"/>
+      </w:pPr>
+    </w:lvl>
+    <w:lvl w:ilvl="6">
+      <w:start w:val="1"/>
+      <w:numFmt w:val="decimal"/>
+      <w:lvlText w:val="%7."/>
+      <w:lvlJc w:val="left"/>
+      <w:pPr>
+        <w:ind w:left="5029" w:hanging="360"/>
+      </w:pPr>
+    </w:lvl>
+    <w:lvl w:ilvl="7">
+      <w:start w:val="1"/>
+      <w:numFmt w:val="lowerLetter"/>
+      <w:lvlText w:val="%8."/>
+      <w:lvlJc w:val="left"/>
+      <w:pPr>
+        <w:ind w:left="5749" w:hanging="360"/>
+      </w:pPr>
+    </w:lvl>
+    <w:lvl w:ilvl="8">
+      <w:start w:val="1"/>
+      <w:numFmt w:val="lowerRoman"/>
+      <w:lvlText w:val="%9."/>
+      <w:lvlJc w:val="right"/>
+      <w:pPr>
+        <w:ind w:left="6469" w:hanging="180"/>
+      </w:pPr>
+    </w:lvl>
+  </w:abstractNum>
+  <w:abstractNum w:abstractNumId="37" w15:restartNumberingAfterBreak="0">
+    <w:nsid w:val="74314063"/>
+    <w:multiLevelType w:val="multilevel"/>
+    <w:tmpl w:val="BCBCE796"/>
+    <w:lvl w:ilvl="0">
+      <w:start w:val="1"/>
+      <w:numFmt w:val="decimal"/>
+      <w:lvlText w:val="%1."/>
+      <w:lvlJc w:val="left"/>
+      <w:pPr>
+        <w:ind w:left="709" w:hanging="360"/>
+      </w:pPr>
+    </w:lvl>
+    <w:lvl w:ilvl="1">
+      <w:start w:val="1"/>
+      <w:numFmt w:val="lowerLetter"/>
+      <w:lvlText w:val="%2."/>
+      <w:lvlJc w:val="left"/>
+      <w:pPr>
+        <w:ind w:left="1429" w:hanging="360"/>
+      </w:pPr>
+    </w:lvl>
+    <w:lvl w:ilvl="2">
+      <w:start w:val="1"/>
+      <w:numFmt w:val="lowerRoman"/>
+      <w:lvlText w:val="%3."/>
+      <w:lvlJc w:val="right"/>
+      <w:pPr>
+        <w:ind w:left="2149" w:hanging="180"/>
+      </w:pPr>
+    </w:lvl>
+    <w:lvl w:ilvl="3">
+      <w:start w:val="1"/>
+      <w:numFmt w:val="decimal"/>
+      <w:lvlText w:val="%4."/>
+      <w:lvlJc w:val="left"/>
+      <w:pPr>
+        <w:ind w:left="2869" w:hanging="360"/>
+      </w:pPr>
+    </w:lvl>
+    <w:lvl w:ilvl="4">
+      <w:start w:val="1"/>
+      <w:numFmt w:val="lowerLetter"/>
+      <w:lvlText w:val="%5."/>
+      <w:lvlJc w:val="left"/>
+      <w:pPr>
+        <w:ind w:left="3589" w:hanging="360"/>
+      </w:pPr>
+    </w:lvl>
+    <w:lvl w:ilvl="5">
+      <w:start w:val="1"/>
+      <w:numFmt w:val="lowerRoman"/>
+      <w:lvlText w:val="%6."/>
+      <w:lvlJc w:val="right"/>
+      <w:pPr>
+        <w:ind w:left="4309" w:hanging="180"/>
+      </w:pPr>
+    </w:lvl>
+    <w:lvl w:ilvl="6">
+      <w:start w:val="1"/>
+      <w:numFmt w:val="decimal"/>
+      <w:lvlText w:val="%7."/>
+      <w:lvlJc w:val="left"/>
+      <w:pPr>
+        <w:ind w:left="5029" w:hanging="360"/>
+      </w:pPr>
+    </w:lvl>
+    <w:lvl w:ilvl="7">
+      <w:start w:val="1"/>
+      <w:numFmt w:val="lowerLetter"/>
+      <w:lvlText w:val="%8."/>
+      <w:lvlJc w:val="left"/>
+      <w:pPr>
+        <w:ind w:left="5749" w:hanging="360"/>
+      </w:pPr>
+    </w:lvl>
+    <w:lvl w:ilvl="8">
+      <w:start w:val="1"/>
+      <w:numFmt w:val="lowerRoman"/>
+      <w:lvlText w:val="%9."/>
+      <w:lvlJc w:val="right"/>
+      <w:pPr>
+        <w:ind w:left="6469" w:hanging="180"/>
+      </w:pPr>
+    </w:lvl>
+  </w:abstractNum>
+  <w:abstractNum w:abstractNumId="38" w15:restartNumberingAfterBreak="0">
     <w:nsid w:val="79405FEA"/>
     <w:multiLevelType w:val="multilevel"/>
     <w:tmpl w:val="BCBCE796"/>
@@ -7970,7 +10793,93 @@
       </w:pPr>
     </w:lvl>
   </w:abstractNum>
-  <w:abstractNum w:abstractNumId="30" w15:restartNumberingAfterBreak="0">
+  <w:abstractNum w:abstractNumId="39" w15:restartNumberingAfterBreak="0">
+    <w:nsid w:val="7A7F1EF1"/>
+    <w:multiLevelType w:val="multilevel"/>
+    <w:tmpl w:val="BCBCE796"/>
+    <w:lvl w:ilvl="0">
+      <w:start w:val="1"/>
+      <w:numFmt w:val="decimal"/>
+      <w:lvlText w:val="%1."/>
+      <w:lvlJc w:val="left"/>
+      <w:pPr>
+        <w:ind w:left="709" w:hanging="360"/>
+      </w:pPr>
+    </w:lvl>
+    <w:lvl w:ilvl="1">
+      <w:start w:val="1"/>
+      <w:numFmt w:val="lowerLetter"/>
+      <w:lvlText w:val="%2."/>
+      <w:lvlJc w:val="left"/>
+      <w:pPr>
+        <w:ind w:left="1429" w:hanging="360"/>
+      </w:pPr>
+    </w:lvl>
+    <w:lvl w:ilvl="2">
+      <w:start w:val="1"/>
+      <w:numFmt w:val="lowerRoman"/>
+      <w:lvlText w:val="%3."/>
+      <w:lvlJc w:val="right"/>
+      <w:pPr>
+        <w:ind w:left="2149" w:hanging="180"/>
+      </w:pPr>
+    </w:lvl>
+    <w:lvl w:ilvl="3">
+      <w:start w:val="1"/>
+      <w:numFmt w:val="decimal"/>
+      <w:lvlText w:val="%4."/>
+      <w:lvlJc w:val="left"/>
+      <w:pPr>
+        <w:ind w:left="2869" w:hanging="360"/>
+      </w:pPr>
+    </w:lvl>
+    <w:lvl w:ilvl="4">
+      <w:start w:val="1"/>
+      <w:numFmt w:val="lowerLetter"/>
+      <w:lvlText w:val="%5."/>
+      <w:lvlJc w:val="left"/>
+      <w:pPr>
+        <w:ind w:left="3589" w:hanging="360"/>
+      </w:pPr>
+    </w:lvl>
+    <w:lvl w:ilvl="5">
+      <w:start w:val="1"/>
+      <w:numFmt w:val="lowerRoman"/>
+      <w:lvlText w:val="%6."/>
+      <w:lvlJc w:val="right"/>
+      <w:pPr>
+        <w:ind w:left="4309" w:hanging="180"/>
+      </w:pPr>
+    </w:lvl>
+    <w:lvl w:ilvl="6">
+      <w:start w:val="1"/>
+      <w:numFmt w:val="decimal"/>
+      <w:lvlText w:val="%7."/>
+      <w:lvlJc w:val="left"/>
+      <w:pPr>
+        <w:ind w:left="5029" w:hanging="360"/>
+      </w:pPr>
+    </w:lvl>
+    <w:lvl w:ilvl="7">
+      <w:start w:val="1"/>
+      <w:numFmt w:val="lowerLetter"/>
+      <w:lvlText w:val="%8."/>
+      <w:lvlJc w:val="left"/>
+      <w:pPr>
+        <w:ind w:left="5749" w:hanging="360"/>
+      </w:pPr>
+    </w:lvl>
+    <w:lvl w:ilvl="8">
+      <w:start w:val="1"/>
+      <w:numFmt w:val="lowerRoman"/>
+      <w:lvlText w:val="%9."/>
+      <w:lvlJc w:val="right"/>
+      <w:pPr>
+        <w:ind w:left="6469" w:hanging="180"/>
+      </w:pPr>
+    </w:lvl>
+  </w:abstractNum>
+  <w:abstractNum w:abstractNumId="40" w15:restartNumberingAfterBreak="0">
     <w:nsid w:val="7C701CC8"/>
     <w:multiLevelType w:val="multilevel"/>
     <w:tmpl w:val="BCBCE796"/>
@@ -8056,7 +10965,7 @@
       </w:pPr>
     </w:lvl>
   </w:abstractNum>
-  <w:abstractNum w:abstractNumId="31" w15:restartNumberingAfterBreak="0">
+  <w:abstractNum w:abstractNumId="41" w15:restartNumberingAfterBreak="0">
     <w:nsid w:val="7EF00DEA"/>
     <w:multiLevelType w:val="multilevel"/>
     <w:tmpl w:val="BCBCE796"/>
@@ -8173,7 +11082,7 @@
     </w:lvlOverride>
   </w:num>
   <w:num w:numId="2" w16cid:durableId="1582979918">
-    <w:abstractNumId w:val="10"/>
+    <w:abstractNumId w:val="11"/>
     <w:lvlOverride w:ilvl="0">
       <w:startOverride w:val="1"/>
     </w:lvlOverride>
@@ -8203,19 +11112,19 @@
     </w:lvlOverride>
   </w:num>
   <w:num w:numId="3" w16cid:durableId="1726177012">
-    <w:abstractNumId w:val="20"/>
+    <w:abstractNumId w:val="26"/>
   </w:num>
   <w:num w:numId="4" w16cid:durableId="1487939723">
-    <w:abstractNumId w:val="9"/>
+    <w:abstractNumId w:val="10"/>
   </w:num>
   <w:num w:numId="5" w16cid:durableId="1294870951">
-    <w:abstractNumId w:val="12"/>
+    <w:abstractNumId w:val="14"/>
   </w:num>
   <w:num w:numId="6" w16cid:durableId="677318461">
     <w:abstractNumId w:val="4"/>
   </w:num>
   <w:num w:numId="7" w16cid:durableId="1244489928">
-    <w:abstractNumId w:val="26"/>
+    <w:abstractNumId w:val="33"/>
   </w:num>
   <w:num w:numId="8" w16cid:durableId="864441712">
     <w:abstractNumId w:val="8"/>
@@ -8224,78 +11133,105 @@
     <w:abstractNumId w:val="0"/>
   </w:num>
   <w:num w:numId="10" w16cid:durableId="782111121">
-    <w:abstractNumId w:val="11"/>
+    <w:abstractNumId w:val="13"/>
   </w:num>
   <w:num w:numId="11" w16cid:durableId="914898703">
     <w:abstractNumId w:val="5"/>
   </w:num>
   <w:num w:numId="12" w16cid:durableId="548341859">
-    <w:abstractNumId w:val="25"/>
+    <w:abstractNumId w:val="32"/>
   </w:num>
   <w:num w:numId="13" w16cid:durableId="1185825051">
-    <w:abstractNumId w:val="22"/>
+    <w:abstractNumId w:val="28"/>
   </w:num>
   <w:num w:numId="14" w16cid:durableId="622342311">
-    <w:abstractNumId w:val="27"/>
+    <w:abstractNumId w:val="34"/>
   </w:num>
   <w:num w:numId="15" w16cid:durableId="1450002811">
     <w:abstractNumId w:val="6"/>
   </w:num>
   <w:num w:numId="16" w16cid:durableId="1369641276">
+    <w:abstractNumId w:val="40"/>
+  </w:num>
+  <w:num w:numId="17" w16cid:durableId="722170864">
+    <w:abstractNumId w:val="3"/>
+  </w:num>
+  <w:num w:numId="18" w16cid:durableId="1063065823">
+    <w:abstractNumId w:val="25"/>
+  </w:num>
+  <w:num w:numId="19" w16cid:durableId="1892186575">
+    <w:abstractNumId w:val="22"/>
+  </w:num>
+  <w:num w:numId="20" w16cid:durableId="1775709375">
+    <w:abstractNumId w:val="41"/>
+  </w:num>
+  <w:num w:numId="21" w16cid:durableId="1501504133">
+    <w:abstractNumId w:val="38"/>
+  </w:num>
+  <w:num w:numId="22" w16cid:durableId="1407996080">
+    <w:abstractNumId w:val="23"/>
+  </w:num>
+  <w:num w:numId="23" w16cid:durableId="1248030581">
+    <w:abstractNumId w:val="20"/>
+  </w:num>
+  <w:num w:numId="24" w16cid:durableId="2083483584">
+    <w:abstractNumId w:val="19"/>
+  </w:num>
+  <w:num w:numId="25" w16cid:durableId="860050945">
+    <w:abstractNumId w:val="18"/>
+  </w:num>
+  <w:num w:numId="26" w16cid:durableId="491796650">
+    <w:abstractNumId w:val="31"/>
+  </w:num>
+  <w:num w:numId="27" w16cid:durableId="664776">
+    <w:abstractNumId w:val="27"/>
+  </w:num>
+  <w:num w:numId="28" w16cid:durableId="918830947">
     <w:abstractNumId w:val="30"/>
   </w:num>
-  <w:num w:numId="17" w16cid:durableId="722170864">
+  <w:num w:numId="29" w16cid:durableId="1426149257">
+    <w:abstractNumId w:val="35"/>
+  </w:num>
+  <w:num w:numId="30" w16cid:durableId="1075014479">
+    <w:abstractNumId w:val="39"/>
+  </w:num>
+  <w:num w:numId="31" w16cid:durableId="31735647">
+    <w:abstractNumId w:val="16"/>
+  </w:num>
+  <w:num w:numId="32" w16cid:durableId="1661542949">
     <w:abstractNumId w:val="2"/>
   </w:num>
-  <w:num w:numId="18" w16cid:durableId="1063065823">
-    <w:abstractNumId w:val="19"/>
+  <w:num w:numId="33" w16cid:durableId="1993556631">
+    <w:abstractNumId w:val="36"/>
   </w:num>
-  <w:num w:numId="19" w16cid:durableId="1892186575">
-    <w:abstractNumId w:val="16"/>
+  <w:num w:numId="34" w16cid:durableId="2118913935">
+    <w:abstractNumId w:val="12"/>
   </w:num>
-  <w:num w:numId="20" w16cid:durableId="1775709375">
-    <w:abstractNumId w:val="31"/>
+  <w:num w:numId="35" w16cid:durableId="1309284589">
+    <w:abstractNumId w:val="37"/>
   </w:num>
-  <w:num w:numId="21" w16cid:durableId="1501504133">
+  <w:num w:numId="36" w16cid:durableId="2076273062">
+    <w:abstractNumId w:val="9"/>
+  </w:num>
+  <w:num w:numId="37" w16cid:durableId="115485265">
     <w:abstractNumId w:val="29"/>
   </w:num>
-  <w:num w:numId="22" w16cid:durableId="1407996080">
+  <w:num w:numId="38" w16cid:durableId="1861121929">
+    <w:abstractNumId w:val="1"/>
+  </w:num>
+  <w:num w:numId="39" w16cid:durableId="1674912210">
+    <w:abstractNumId w:val="15"/>
+  </w:num>
+  <w:num w:numId="40" w16cid:durableId="1173256708">
+    <w:abstractNumId w:val="21"/>
+  </w:num>
+  <w:num w:numId="41" w16cid:durableId="257715126">
+    <w:abstractNumId w:val="24"/>
+  </w:num>
+  <w:num w:numId="42" w16cid:durableId="994068644">
     <w:abstractNumId w:val="17"/>
   </w:num>
-  <w:num w:numId="23" w16cid:durableId="1248030581">
-    <w:abstractNumId w:val="15"/>
-  </w:num>
-  <w:num w:numId="24" w16cid:durableId="662901085">
-    <w:abstractNumId w:val="1"/>
-  </w:num>
-  <w:num w:numId="25" w16cid:durableId="2083483584">
-    <w:abstractNumId w:val="14"/>
-  </w:num>
-  <w:num w:numId="26" w16cid:durableId="860050945">
-    <w:abstractNumId w:val="13"/>
-  </w:num>
-  <w:num w:numId="27" w16cid:durableId="491796650">
-    <w:abstractNumId w:val="24"/>
-  </w:num>
-  <w:num w:numId="28" w16cid:durableId="1028069809">
-    <w:abstractNumId w:val="3"/>
-  </w:num>
-  <w:num w:numId="29" w16cid:durableId="1742024671">
-    <w:abstractNumId w:val="7"/>
-  </w:num>
-  <w:num w:numId="30" w16cid:durableId="808208301">
-    <w:abstractNumId w:val="18"/>
-  </w:num>
-  <w:num w:numId="31" w16cid:durableId="664776">
-    <w:abstractNumId w:val="21"/>
-  </w:num>
-  <w:num w:numId="32" w16cid:durableId="918830947">
-    <w:abstractNumId w:val="23"/>
-  </w:num>
-  <w:num w:numId="33" w16cid:durableId="1426149257">
-    <w:abstractNumId w:val="28"/>
-  </w:num>
-  <w:numIdMacAtCleanup w:val="28"/>
+  <w:numIdMacAtCleanup w:val="42"/>
 </w:numbering>
 </file>
 
@@ -8696,16 +11632,16 @@
     <w:lsdException w:name="Unresolved Mention" w:semiHidden="1" w:unhideWhenUsed="1"/>
     <w:lsdException w:name="Smart Link" w:semiHidden="1" w:unhideWhenUsed="1"/>
   </w:latentStyles>
-  <w:style w:type="paragraph" w:default="1" w:styleId="Normale">
+  <w:style w:type="paragraph" w:default="1" w:styleId="Normal">
     <w:name w:val="Normal"/>
     <w:qFormat/>
     <w:rsid w:val="00B67C91"/>
   </w:style>
-  <w:style w:type="paragraph" w:styleId="Titolo1">
+  <w:style w:type="paragraph" w:styleId="Heading1">
     <w:name w:val="heading 1"/>
-    <w:basedOn w:val="Normale"/>
-    <w:next w:val="Normale"/>
-    <w:link w:val="Titolo1Carattere"/>
+    <w:basedOn w:val="Normal"/>
+    <w:next w:val="Normal"/>
+    <w:link w:val="Heading1Char"/>
     <w:uiPriority w:val="9"/>
     <w:qFormat/>
     <w:rsid w:val="00B67C91"/>
@@ -8722,11 +11658,11 @@
       <w:szCs w:val="40"/>
     </w:rPr>
   </w:style>
-  <w:style w:type="paragraph" w:styleId="Titolo2">
+  <w:style w:type="paragraph" w:styleId="Heading2">
     <w:name w:val="heading 2"/>
-    <w:basedOn w:val="Normale"/>
-    <w:next w:val="Normale"/>
-    <w:link w:val="Titolo2Carattere"/>
+    <w:basedOn w:val="Normal"/>
+    <w:next w:val="Normal"/>
+    <w:link w:val="Heading2Char"/>
     <w:uiPriority w:val="9"/>
     <w:semiHidden/>
     <w:unhideWhenUsed/>
@@ -8745,11 +11681,11 @@
       <w:szCs w:val="32"/>
     </w:rPr>
   </w:style>
-  <w:style w:type="paragraph" w:styleId="Titolo3">
+  <w:style w:type="paragraph" w:styleId="Heading3">
     <w:name w:val="heading 3"/>
-    <w:basedOn w:val="Normale"/>
-    <w:next w:val="Normale"/>
-    <w:link w:val="Titolo3Carattere"/>
+    <w:basedOn w:val="Normal"/>
+    <w:next w:val="Normal"/>
+    <w:link w:val="Heading3Char"/>
     <w:uiPriority w:val="9"/>
     <w:semiHidden/>
     <w:unhideWhenUsed/>
@@ -8768,11 +11704,11 @@
       <w:szCs w:val="28"/>
     </w:rPr>
   </w:style>
-  <w:style w:type="paragraph" w:styleId="Titolo4">
+  <w:style w:type="paragraph" w:styleId="Heading4">
     <w:name w:val="heading 4"/>
-    <w:basedOn w:val="Normale"/>
-    <w:next w:val="Normale"/>
-    <w:link w:val="Titolo4Carattere"/>
+    <w:basedOn w:val="Normal"/>
+    <w:next w:val="Normal"/>
+    <w:link w:val="Heading4Char"/>
     <w:uiPriority w:val="9"/>
     <w:semiHidden/>
     <w:unhideWhenUsed/>
@@ -8791,11 +11727,11 @@
       <w:color w:val="0F4761" w:themeColor="accent1" w:themeShade="BF"/>
     </w:rPr>
   </w:style>
-  <w:style w:type="paragraph" w:styleId="Titolo5">
+  <w:style w:type="paragraph" w:styleId="Heading5">
     <w:name w:val="heading 5"/>
-    <w:basedOn w:val="Normale"/>
-    <w:next w:val="Normale"/>
-    <w:link w:val="Titolo5Carattere"/>
+    <w:basedOn w:val="Normal"/>
+    <w:next w:val="Normal"/>
+    <w:link w:val="Heading5Char"/>
     <w:uiPriority w:val="9"/>
     <w:semiHidden/>
     <w:unhideWhenUsed/>
@@ -8812,11 +11748,11 @@
       <w:color w:val="0F4761" w:themeColor="accent1" w:themeShade="BF"/>
     </w:rPr>
   </w:style>
-  <w:style w:type="paragraph" w:styleId="Titolo6">
+  <w:style w:type="paragraph" w:styleId="Heading6">
     <w:name w:val="heading 6"/>
-    <w:basedOn w:val="Normale"/>
-    <w:next w:val="Normale"/>
-    <w:link w:val="Titolo6Carattere"/>
+    <w:basedOn w:val="Normal"/>
+    <w:next w:val="Normal"/>
+    <w:link w:val="Heading6Char"/>
     <w:uiPriority w:val="9"/>
     <w:semiHidden/>
     <w:unhideWhenUsed/>
@@ -8835,11 +11771,11 @@
       <w:color w:val="595959" w:themeColor="text1" w:themeTint="A6"/>
     </w:rPr>
   </w:style>
-  <w:style w:type="paragraph" w:styleId="Titolo7">
+  <w:style w:type="paragraph" w:styleId="Heading7">
     <w:name w:val="heading 7"/>
-    <w:basedOn w:val="Normale"/>
-    <w:next w:val="Normale"/>
-    <w:link w:val="Titolo7Carattere"/>
+    <w:basedOn w:val="Normal"/>
+    <w:next w:val="Normal"/>
+    <w:link w:val="Heading7Char"/>
     <w:uiPriority w:val="9"/>
     <w:semiHidden/>
     <w:unhideWhenUsed/>
@@ -8856,11 +11792,11 @@
       <w:color w:val="595959" w:themeColor="text1" w:themeTint="A6"/>
     </w:rPr>
   </w:style>
-  <w:style w:type="paragraph" w:styleId="Titolo8">
+  <w:style w:type="paragraph" w:styleId="Heading8">
     <w:name w:val="heading 8"/>
-    <w:basedOn w:val="Normale"/>
-    <w:next w:val="Normale"/>
-    <w:link w:val="Titolo8Carattere"/>
+    <w:basedOn w:val="Normal"/>
+    <w:next w:val="Normal"/>
+    <w:link w:val="Heading8Char"/>
     <w:uiPriority w:val="9"/>
     <w:semiHidden/>
     <w:unhideWhenUsed/>
@@ -8879,11 +11815,11 @@
       <w:color w:val="272727" w:themeColor="text1" w:themeTint="D8"/>
     </w:rPr>
   </w:style>
-  <w:style w:type="paragraph" w:styleId="Titolo9">
+  <w:style w:type="paragraph" w:styleId="Heading9">
     <w:name w:val="heading 9"/>
-    <w:basedOn w:val="Normale"/>
-    <w:next w:val="Normale"/>
-    <w:link w:val="Titolo9Carattere"/>
+    <w:basedOn w:val="Normal"/>
+    <w:next w:val="Normal"/>
+    <w:link w:val="Heading9Char"/>
     <w:uiPriority w:val="9"/>
     <w:semiHidden/>
     <w:unhideWhenUsed/>
@@ -8900,13 +11836,13 @@
       <w:color w:val="272727" w:themeColor="text1" w:themeTint="D8"/>
     </w:rPr>
   </w:style>
-  <w:style w:type="character" w:default="1" w:styleId="Carpredefinitoparagrafo">
+  <w:style w:type="character" w:default="1" w:styleId="DefaultParagraphFont">
     <w:name w:val="Default Paragraph Font"/>
     <w:uiPriority w:val="1"/>
     <w:semiHidden/>
     <w:unhideWhenUsed/>
   </w:style>
-  <w:style w:type="table" w:default="1" w:styleId="Tabellanormale">
+  <w:style w:type="table" w:default="1" w:styleId="TableNormal">
     <w:name w:val="Normal Table"/>
     <w:uiPriority w:val="99"/>
     <w:semiHidden/>
@@ -8921,16 +11857,16 @@
       </w:tblCellMar>
     </w:tblPr>
   </w:style>
-  <w:style w:type="numbering" w:default="1" w:styleId="Nessunelenco">
+  <w:style w:type="numbering" w:default="1" w:styleId="NoList">
     <w:name w:val="No List"/>
     <w:uiPriority w:val="99"/>
     <w:semiHidden/>
     <w:unhideWhenUsed/>
   </w:style>
-  <w:style w:type="character" w:customStyle="1" w:styleId="Titolo1Carattere">
-    <w:name w:val="Titolo 1 Carattere"/>
-    <w:basedOn w:val="Carpredefinitoparagrafo"/>
-    <w:link w:val="Titolo1"/>
+  <w:style w:type="character" w:customStyle="1" w:styleId="Heading1Char">
+    <w:name w:val="Heading 1 Char"/>
+    <w:basedOn w:val="DefaultParagraphFont"/>
+    <w:link w:val="Heading1"/>
     <w:uiPriority w:val="9"/>
     <w:rsid w:val="00B67C91"/>
     <w:rPr>
@@ -8940,10 +11876,10 @@
       <w:szCs w:val="40"/>
     </w:rPr>
   </w:style>
-  <w:style w:type="character" w:customStyle="1" w:styleId="Titolo2Carattere">
-    <w:name w:val="Titolo 2 Carattere"/>
-    <w:basedOn w:val="Carpredefinitoparagrafo"/>
-    <w:link w:val="Titolo2"/>
+  <w:style w:type="character" w:customStyle="1" w:styleId="Heading2Char">
+    <w:name w:val="Heading 2 Char"/>
+    <w:basedOn w:val="DefaultParagraphFont"/>
+    <w:link w:val="Heading2"/>
     <w:uiPriority w:val="9"/>
     <w:semiHidden/>
     <w:rsid w:val="00B67C91"/>
@@ -8954,10 +11890,10 @@
       <w:szCs w:val="32"/>
     </w:rPr>
   </w:style>
-  <w:style w:type="character" w:customStyle="1" w:styleId="Titolo3Carattere">
-    <w:name w:val="Titolo 3 Carattere"/>
-    <w:basedOn w:val="Carpredefinitoparagrafo"/>
-    <w:link w:val="Titolo3"/>
+  <w:style w:type="character" w:customStyle="1" w:styleId="Heading3Char">
+    <w:name w:val="Heading 3 Char"/>
+    <w:basedOn w:val="DefaultParagraphFont"/>
+    <w:link w:val="Heading3"/>
     <w:uiPriority w:val="9"/>
     <w:semiHidden/>
     <w:rsid w:val="00B67C91"/>
@@ -8968,10 +11904,10 @@
       <w:szCs w:val="28"/>
     </w:rPr>
   </w:style>
-  <w:style w:type="character" w:customStyle="1" w:styleId="Titolo4Carattere">
-    <w:name w:val="Titolo 4 Carattere"/>
-    <w:basedOn w:val="Carpredefinitoparagrafo"/>
-    <w:link w:val="Titolo4"/>
+  <w:style w:type="character" w:customStyle="1" w:styleId="Heading4Char">
+    <w:name w:val="Heading 4 Char"/>
+    <w:basedOn w:val="DefaultParagraphFont"/>
+    <w:link w:val="Heading4"/>
     <w:uiPriority w:val="9"/>
     <w:semiHidden/>
     <w:rsid w:val="00B67C91"/>
@@ -8982,10 +11918,10 @@
       <w:color w:val="0F4761" w:themeColor="accent1" w:themeShade="BF"/>
     </w:rPr>
   </w:style>
-  <w:style w:type="character" w:customStyle="1" w:styleId="Titolo5Carattere">
-    <w:name w:val="Titolo 5 Carattere"/>
-    <w:basedOn w:val="Carpredefinitoparagrafo"/>
-    <w:link w:val="Titolo5"/>
+  <w:style w:type="character" w:customStyle="1" w:styleId="Heading5Char">
+    <w:name w:val="Heading 5 Char"/>
+    <w:basedOn w:val="DefaultParagraphFont"/>
+    <w:link w:val="Heading5"/>
     <w:uiPriority w:val="9"/>
     <w:semiHidden/>
     <w:rsid w:val="00B67C91"/>
@@ -8994,10 +11930,10 @@
       <w:color w:val="0F4761" w:themeColor="accent1" w:themeShade="BF"/>
     </w:rPr>
   </w:style>
-  <w:style w:type="character" w:customStyle="1" w:styleId="Titolo6Carattere">
-    <w:name w:val="Titolo 6 Carattere"/>
-    <w:basedOn w:val="Carpredefinitoparagrafo"/>
-    <w:link w:val="Titolo6"/>
+  <w:style w:type="character" w:customStyle="1" w:styleId="Heading6Char">
+    <w:name w:val="Heading 6 Char"/>
+    <w:basedOn w:val="DefaultParagraphFont"/>
+    <w:link w:val="Heading6"/>
     <w:uiPriority w:val="9"/>
     <w:semiHidden/>
     <w:rsid w:val="00B67C91"/>
@@ -9008,10 +11944,10 @@
       <w:color w:val="595959" w:themeColor="text1" w:themeTint="A6"/>
     </w:rPr>
   </w:style>
-  <w:style w:type="character" w:customStyle="1" w:styleId="Titolo7Carattere">
-    <w:name w:val="Titolo 7 Carattere"/>
-    <w:basedOn w:val="Carpredefinitoparagrafo"/>
-    <w:link w:val="Titolo7"/>
+  <w:style w:type="character" w:customStyle="1" w:styleId="Heading7Char">
+    <w:name w:val="Heading 7 Char"/>
+    <w:basedOn w:val="DefaultParagraphFont"/>
+    <w:link w:val="Heading7"/>
     <w:uiPriority w:val="9"/>
     <w:semiHidden/>
     <w:rsid w:val="00B67C91"/>
@@ -9020,10 +11956,10 @@
       <w:color w:val="595959" w:themeColor="text1" w:themeTint="A6"/>
     </w:rPr>
   </w:style>
-  <w:style w:type="character" w:customStyle="1" w:styleId="Titolo8Carattere">
-    <w:name w:val="Titolo 8 Carattere"/>
-    <w:basedOn w:val="Carpredefinitoparagrafo"/>
-    <w:link w:val="Titolo8"/>
+  <w:style w:type="character" w:customStyle="1" w:styleId="Heading8Char">
+    <w:name w:val="Heading 8 Char"/>
+    <w:basedOn w:val="DefaultParagraphFont"/>
+    <w:link w:val="Heading8"/>
     <w:uiPriority w:val="9"/>
     <w:semiHidden/>
     <w:rsid w:val="00B67C91"/>
@@ -9034,10 +11970,10 @@
       <w:color w:val="272727" w:themeColor="text1" w:themeTint="D8"/>
     </w:rPr>
   </w:style>
-  <w:style w:type="character" w:customStyle="1" w:styleId="Titolo9Carattere">
-    <w:name w:val="Titolo 9 Carattere"/>
-    <w:basedOn w:val="Carpredefinitoparagrafo"/>
-    <w:link w:val="Titolo9"/>
+  <w:style w:type="character" w:customStyle="1" w:styleId="Heading9Char">
+    <w:name w:val="Heading 9 Char"/>
+    <w:basedOn w:val="DefaultParagraphFont"/>
+    <w:link w:val="Heading9"/>
     <w:uiPriority w:val="9"/>
     <w:semiHidden/>
     <w:rsid w:val="00B67C91"/>
@@ -9046,11 +11982,11 @@
       <w:color w:val="272727" w:themeColor="text1" w:themeTint="D8"/>
     </w:rPr>
   </w:style>
-  <w:style w:type="paragraph" w:styleId="Titolo">
+  <w:style w:type="paragraph" w:styleId="Title">
     <w:name w:val="Title"/>
-    <w:basedOn w:val="Normale"/>
-    <w:next w:val="Normale"/>
-    <w:link w:val="TitoloCarattere"/>
+    <w:basedOn w:val="Normal"/>
+    <w:next w:val="Normal"/>
+    <w:link w:val="TitleChar"/>
     <w:uiPriority w:val="10"/>
     <w:qFormat/>
     <w:rsid w:val="00B67C91"/>
@@ -9066,10 +12002,10 @@
       <w:szCs w:val="56"/>
     </w:rPr>
   </w:style>
-  <w:style w:type="character" w:customStyle="1" w:styleId="TitoloCarattere">
-    <w:name w:val="Titolo Carattere"/>
-    <w:basedOn w:val="Carpredefinitoparagrafo"/>
-    <w:link w:val="Titolo"/>
+  <w:style w:type="character" w:customStyle="1" w:styleId="TitleChar">
+    <w:name w:val="Title Char"/>
+    <w:basedOn w:val="DefaultParagraphFont"/>
+    <w:link w:val="Title"/>
     <w:uiPriority w:val="10"/>
     <w:rsid w:val="00B67C91"/>
     <w:rPr>
@@ -9080,11 +12016,11 @@
       <w:szCs w:val="56"/>
     </w:rPr>
   </w:style>
-  <w:style w:type="paragraph" w:styleId="Sottotitolo">
+  <w:style w:type="paragraph" w:styleId="Subtitle">
     <w:name w:val="Subtitle"/>
-    <w:basedOn w:val="Normale"/>
-    <w:next w:val="Normale"/>
-    <w:link w:val="SottotitoloCarattere"/>
+    <w:basedOn w:val="Normal"/>
+    <w:next w:val="Normal"/>
+    <w:link w:val="SubtitleChar"/>
     <w:uiPriority w:val="11"/>
     <w:qFormat/>
     <w:rsid w:val="00B67C91"/>
@@ -9101,10 +12037,10 @@
       <w:szCs w:val="28"/>
     </w:rPr>
   </w:style>
-  <w:style w:type="character" w:customStyle="1" w:styleId="SottotitoloCarattere">
-    <w:name w:val="Sottotitolo Carattere"/>
-    <w:basedOn w:val="Carpredefinitoparagrafo"/>
-    <w:link w:val="Sottotitolo"/>
+  <w:style w:type="character" w:customStyle="1" w:styleId="SubtitleChar">
+    <w:name w:val="Subtitle Char"/>
+    <w:basedOn w:val="DefaultParagraphFont"/>
+    <w:link w:val="Subtitle"/>
     <w:uiPriority w:val="11"/>
     <w:rsid w:val="00B67C91"/>
     <w:rPr>
@@ -9115,11 +12051,11 @@
       <w:szCs w:val="28"/>
     </w:rPr>
   </w:style>
-  <w:style w:type="paragraph" w:styleId="Citazione">
+  <w:style w:type="paragraph" w:styleId="Quote">
     <w:name w:val="Quote"/>
-    <w:basedOn w:val="Normale"/>
-    <w:next w:val="Normale"/>
-    <w:link w:val="CitazioneCarattere"/>
+    <w:basedOn w:val="Normal"/>
+    <w:next w:val="Normal"/>
+    <w:link w:val="QuoteChar"/>
     <w:uiPriority w:val="29"/>
     <w:qFormat/>
     <w:rsid w:val="00B67C91"/>
@@ -9133,10 +12069,10 @@
       <w:color w:val="404040" w:themeColor="text1" w:themeTint="BF"/>
     </w:rPr>
   </w:style>
-  <w:style w:type="character" w:customStyle="1" w:styleId="CitazioneCarattere">
-    <w:name w:val="Citazione Carattere"/>
-    <w:basedOn w:val="Carpredefinitoparagrafo"/>
-    <w:link w:val="Citazione"/>
+  <w:style w:type="character" w:customStyle="1" w:styleId="QuoteChar">
+    <w:name w:val="Quote Char"/>
+    <w:basedOn w:val="DefaultParagraphFont"/>
+    <w:link w:val="Quote"/>
     <w:uiPriority w:val="29"/>
     <w:rsid w:val="00B67C91"/>
     <w:rPr>
@@ -9145,9 +12081,9 @@
       <w:color w:val="404040" w:themeColor="text1" w:themeTint="BF"/>
     </w:rPr>
   </w:style>
-  <w:style w:type="paragraph" w:styleId="Paragrafoelenco">
+  <w:style w:type="paragraph" w:styleId="ListParagraph">
     <w:name w:val="List Paragraph"/>
-    <w:basedOn w:val="Normale"/>
+    <w:basedOn w:val="Normal"/>
     <w:uiPriority w:val="34"/>
     <w:qFormat/>
     <w:rsid w:val="00B67C91"/>
@@ -9156,9 +12092,9 @@
       <w:contextualSpacing/>
     </w:pPr>
   </w:style>
-  <w:style w:type="character" w:styleId="Enfasiintensa">
+  <w:style w:type="character" w:styleId="IntenseEmphasis">
     <w:name w:val="Intense Emphasis"/>
-    <w:basedOn w:val="Carpredefinitoparagrafo"/>
+    <w:basedOn w:val="DefaultParagraphFont"/>
     <w:uiPriority w:val="21"/>
     <w:qFormat/>
     <w:rsid w:val="00B67C91"/>
@@ -9168,11 +12104,11 @@
       <w:color w:val="0F4761" w:themeColor="accent1" w:themeShade="BF"/>
     </w:rPr>
   </w:style>
-  <w:style w:type="paragraph" w:styleId="Citazioneintensa">
+  <w:style w:type="paragraph" w:styleId="IntenseQuote">
     <w:name w:val="Intense Quote"/>
-    <w:basedOn w:val="Normale"/>
-    <w:next w:val="Normale"/>
-    <w:link w:val="CitazioneintensaCarattere"/>
+    <w:basedOn w:val="Normal"/>
+    <w:next w:val="Normal"/>
+    <w:link w:val="IntenseQuoteChar"/>
     <w:uiPriority w:val="30"/>
     <w:qFormat/>
     <w:rsid w:val="00B67C91"/>
@@ -9191,10 +12127,10 @@
       <w:color w:val="0F4761" w:themeColor="accent1" w:themeShade="BF"/>
     </w:rPr>
   </w:style>
-  <w:style w:type="character" w:customStyle="1" w:styleId="CitazioneintensaCarattere">
-    <w:name w:val="Citazione intensa Carattere"/>
-    <w:basedOn w:val="Carpredefinitoparagrafo"/>
-    <w:link w:val="Citazioneintensa"/>
+  <w:style w:type="character" w:customStyle="1" w:styleId="IntenseQuoteChar">
+    <w:name w:val="Intense Quote Char"/>
+    <w:basedOn w:val="DefaultParagraphFont"/>
+    <w:link w:val="IntenseQuote"/>
     <w:uiPriority w:val="30"/>
     <w:rsid w:val="00B67C91"/>
     <w:rPr>
@@ -9203,9 +12139,9 @@
       <w:color w:val="0F4761" w:themeColor="accent1" w:themeShade="BF"/>
     </w:rPr>
   </w:style>
-  <w:style w:type="character" w:styleId="Riferimentointenso">
+  <w:style w:type="character" w:styleId="IntenseReference">
     <w:name w:val="Intense Reference"/>
-    <w:basedOn w:val="Carpredefinitoparagrafo"/>
+    <w:basedOn w:val="DefaultParagraphFont"/>
     <w:uiPriority w:val="32"/>
     <w:qFormat/>
     <w:rsid w:val="00B67C91"/>

--- a/Documents/Casi d'uso.docx
+++ b/Documents/Casi d'uso.docx
@@ -926,13 +926,36 @@
     <w:p>
       <w:r>
         <w:rPr>
-          <w:b/>
-          <w:bCs/>
-        </w:rPr>
-        <w:t>Entry condition:</w:t>
-      </w:r>
-      <w:r>
-        <w:t xml:space="preserve"> Il lettore è autenticato.</w:t>
+          <w:b w:val="1"/>
+          <w:bCs w:val="1"/>
+        </w:rPr>
+        <w:t xml:space="preserve">Entry </w:t>
+      </w:r>
+      <w:r>
+        <w:rPr>
+          <w:b w:val="1"/>
+          <w:bCs w:val="1"/>
+        </w:rPr>
+        <w:t>condition</w:t>
+      </w:r>
+      <w:r>
+        <w:rPr>
+          <w:b w:val="1"/>
+          <w:bCs w:val="1"/>
+        </w:rPr>
+        <w:t>:</w:t>
+      </w:r>
+      <w:r>
+        <w:rPr/>
+        <w:t xml:space="preserve"> Il lettore è autenticato</w:t>
+      </w:r>
+      <w:r>
+        <w:rPr/>
+        <w:t xml:space="preserve"> ed è sulla pagina del suo profilo</w:t>
+      </w:r>
+      <w:r>
+        <w:rPr/>
+        <w:t>.</w:t>
       </w:r>
     </w:p>
     <w:p>
@@ -1160,29 +1183,55 @@
     <w:p>
       <w:r>
         <w:rPr>
-          <w:b/>
-          <w:bCs/>
-        </w:rPr>
-        <w:t>Exit condition:</w:t>
-      </w:r>
-      <w:r>
-        <w:t xml:space="preserve"> Il sistema mostra i dettagli relativi all’edizione quali: autore, edizione, e numero di copie disponibili.</w:t>
-      </w:r>
-      <w:r>
-        <w:rPr>
-          <w:b/>
-          <w:bCs/>
+          <w:b w:val="1"/>
+          <w:bCs w:val="1"/>
+        </w:rPr>
+        <w:t xml:space="preserve">Exit </w:t>
+      </w:r>
+      <w:r>
+        <w:rPr>
+          <w:b w:val="1"/>
+          <w:bCs w:val="1"/>
+        </w:rPr>
+        <w:t>condition</w:t>
+      </w:r>
+      <w:r>
+        <w:rPr>
+          <w:b w:val="1"/>
+          <w:bCs w:val="1"/>
+        </w:rPr>
+        <w:t>:</w:t>
+      </w:r>
+      <w:r>
+        <w:rPr/>
+        <w:t xml:space="preserve"> Il sistema mostra i dettagli relativi all’edizione quali: autor</w:t>
+      </w:r>
+      <w:r>
+        <w:rPr/>
+        <w:t>i</w:t>
+      </w:r>
+      <w:r>
+        <w:rPr/>
+        <w:t xml:space="preserve">, edizione, e numero di copie </w:t>
+      </w:r>
+      <w:r>
+        <w:rPr/>
+        <w:t>disponibili.</w:t>
+      </w:r>
+      <w:r>
+        <w:rPr>
+          <w:b w:val="1"/>
+          <w:bCs w:val="1"/>
         </w:rPr>
         <w:br w:type="page"/>
       </w:r>
       <w:r>
         <w:rPr>
-          <w:b/>
-          <w:bCs/>
-          <w:sz w:val="28"/>
-          <w:szCs w:val="28"/>
-        </w:rPr>
-        <w:lastRenderedPageBreak/>
+          <w:b w:val="1"/>
+          <w:bCs w:val="1"/>
+          <w:sz w:val="28"/>
+          <w:szCs w:val="28"/>
+        </w:rPr>
         <w:t>UC5 – Prenotazione di un libro disponibile</w:t>
       </w:r>
     </w:p>
@@ -6624,7 +6673,7 @@
       </w:r>
     </w:p>
     <w:sectPr>
-      <w:pgSz w:w="11906" w:h="16838"/>
+      <w:pgSz w:w="11906" w:h="16838" w:orient="portrait"/>
       <w:pgMar w:top="1417" w:right="1134" w:bottom="1134" w:left="1134" w:header="708" w:footer="708" w:gutter="0"/>
       <w:cols w:space="708"/>
       <w:docGrid w:linePitch="360"/>
@@ -6733,7 +6782,7 @@
         <w:ind w:left="1068" w:hanging="360"/>
       </w:pPr>
       <w:rPr>
-        <w:rFonts w:ascii="Aptos" w:eastAsiaTheme="minorHAnsi" w:hAnsi="Aptos" w:cstheme="minorBidi" w:hint="default"/>
+        <w:rFonts w:hint="default" w:ascii="Aptos" w:hAnsi="Aptos" w:eastAsiaTheme="minorHAnsi" w:cstheme="minorBidi"/>
       </w:rPr>
     </w:lvl>
     <w:lvl w:ilvl="1">
@@ -6833,7 +6882,7 @@
         <w:ind w:left="1429" w:hanging="360"/>
       </w:pPr>
       <w:rPr>
-        <w:rFonts w:ascii="Aptos" w:eastAsiaTheme="minorHAnsi" w:hAnsi="Aptos" w:cstheme="minorBidi" w:hint="default"/>
+        <w:rFonts w:hint="default" w:ascii="Aptos" w:hAnsi="Aptos" w:eastAsiaTheme="minorHAnsi" w:cstheme="minorBidi"/>
       </w:rPr>
     </w:lvl>
     <w:lvl w:ilvl="2">
@@ -7379,7 +7428,7 @@
         <w:ind w:left="1440" w:hanging="360"/>
       </w:pPr>
       <w:rPr>
-        <w:rFonts w:ascii="Symbol" w:hAnsi="Symbol" w:hint="default"/>
+        <w:rFonts w:hint="default" w:ascii="Symbol" w:hAnsi="Symbol"/>
       </w:rPr>
     </w:lvl>
     <w:lvl w:ilvl="2" w:tplc="FFFFFFFF">
@@ -7470,7 +7519,7 @@
         <w:ind w:left="1429" w:hanging="360"/>
       </w:pPr>
       <w:rPr>
-        <w:rFonts w:ascii="Aptos" w:eastAsiaTheme="minorHAnsi" w:hAnsi="Aptos" w:cstheme="minorBidi" w:hint="default"/>
+        <w:rFonts w:hint="default" w:ascii="Aptos" w:hAnsi="Aptos" w:eastAsiaTheme="minorHAnsi" w:cstheme="minorBidi"/>
       </w:rPr>
     </w:lvl>
     <w:lvl w:ilvl="2">
@@ -7583,7 +7632,7 @@
         <w:ind w:left="1440" w:hanging="360"/>
       </w:pPr>
       <w:rPr>
-        <w:rFonts w:ascii="Symbol" w:hAnsi="Symbol" w:hint="default"/>
+        <w:rFonts w:hint="default" w:ascii="Symbol" w:hAnsi="Symbol"/>
       </w:rPr>
     </w:lvl>
     <w:lvl w:ilvl="2" w:tplc="0410001B">
@@ -7760,7 +7809,7 @@
         <w:ind w:left="1429" w:hanging="360"/>
       </w:pPr>
       <w:rPr>
-        <w:rFonts w:ascii="Aptos" w:eastAsiaTheme="minorHAnsi" w:hAnsi="Aptos" w:cstheme="minorBidi" w:hint="default"/>
+        <w:rFonts w:hint="default" w:ascii="Aptos" w:hAnsi="Aptos" w:eastAsiaTheme="minorHAnsi" w:cstheme="minorBidi"/>
       </w:rPr>
     </w:lvl>
     <w:lvl w:ilvl="2">
@@ -8127,7 +8176,7 @@
         <w:ind w:left="1429" w:hanging="360"/>
       </w:pPr>
       <w:rPr>
-        <w:rFonts w:ascii="Aptos" w:eastAsiaTheme="minorHAnsi" w:hAnsi="Aptos" w:cstheme="minorBidi" w:hint="default"/>
+        <w:rFonts w:hint="default" w:ascii="Aptos" w:hAnsi="Aptos" w:eastAsiaTheme="minorHAnsi" w:cstheme="minorBidi"/>
       </w:rPr>
     </w:lvl>
     <w:lvl w:ilvl="2">
@@ -8207,7 +8256,7 @@
         <w:ind w:left="1080" w:hanging="360"/>
       </w:pPr>
       <w:rPr>
-        <w:rFonts w:ascii="Aptos" w:eastAsiaTheme="minorHAnsi" w:hAnsi="Aptos" w:cstheme="minorBidi" w:hint="default"/>
+        <w:rFonts w:hint="default" w:ascii="Aptos" w:hAnsi="Aptos" w:eastAsiaTheme="minorHAnsi" w:cstheme="minorBidi"/>
       </w:rPr>
     </w:lvl>
     <w:lvl w:ilvl="1" w:tplc="04100003" w:tentative="1">
@@ -8219,7 +8268,7 @@
         <w:ind w:left="1800" w:hanging="360"/>
       </w:pPr>
       <w:rPr>
-        <w:rFonts w:ascii="Courier New" w:hAnsi="Courier New" w:cs="Courier New" w:hint="default"/>
+        <w:rFonts w:hint="default" w:ascii="Courier New" w:hAnsi="Courier New" w:cs="Courier New"/>
       </w:rPr>
     </w:lvl>
     <w:lvl w:ilvl="2" w:tplc="04100005" w:tentative="1">
@@ -8231,7 +8280,7 @@
         <w:ind w:left="2520" w:hanging="360"/>
       </w:pPr>
       <w:rPr>
-        <w:rFonts w:ascii="Wingdings" w:hAnsi="Wingdings" w:hint="default"/>
+        <w:rFonts w:hint="default" w:ascii="Wingdings" w:hAnsi="Wingdings"/>
       </w:rPr>
     </w:lvl>
     <w:lvl w:ilvl="3" w:tplc="04100001" w:tentative="1">
@@ -8243,7 +8292,7 @@
         <w:ind w:left="3240" w:hanging="360"/>
       </w:pPr>
       <w:rPr>
-        <w:rFonts w:ascii="Symbol" w:hAnsi="Symbol" w:hint="default"/>
+        <w:rFonts w:hint="default" w:ascii="Symbol" w:hAnsi="Symbol"/>
       </w:rPr>
     </w:lvl>
     <w:lvl w:ilvl="4" w:tplc="04100003" w:tentative="1">
@@ -8255,7 +8304,7 @@
         <w:ind w:left="3960" w:hanging="360"/>
       </w:pPr>
       <w:rPr>
-        <w:rFonts w:ascii="Courier New" w:hAnsi="Courier New" w:cs="Courier New" w:hint="default"/>
+        <w:rFonts w:hint="default" w:ascii="Courier New" w:hAnsi="Courier New" w:cs="Courier New"/>
       </w:rPr>
     </w:lvl>
     <w:lvl w:ilvl="5" w:tplc="04100005" w:tentative="1">
@@ -8267,7 +8316,7 @@
         <w:ind w:left="4680" w:hanging="360"/>
       </w:pPr>
       <w:rPr>
-        <w:rFonts w:ascii="Wingdings" w:hAnsi="Wingdings" w:hint="default"/>
+        <w:rFonts w:hint="default" w:ascii="Wingdings" w:hAnsi="Wingdings"/>
       </w:rPr>
     </w:lvl>
     <w:lvl w:ilvl="6" w:tplc="04100001" w:tentative="1">
@@ -8279,7 +8328,7 @@
         <w:ind w:left="5400" w:hanging="360"/>
       </w:pPr>
       <w:rPr>
-        <w:rFonts w:ascii="Symbol" w:hAnsi="Symbol" w:hint="default"/>
+        <w:rFonts w:hint="default" w:ascii="Symbol" w:hAnsi="Symbol"/>
       </w:rPr>
     </w:lvl>
     <w:lvl w:ilvl="7" w:tplc="04100003" w:tentative="1">
@@ -8291,7 +8340,7 @@
         <w:ind w:left="6120" w:hanging="360"/>
       </w:pPr>
       <w:rPr>
-        <w:rFonts w:ascii="Courier New" w:hAnsi="Courier New" w:cs="Courier New" w:hint="default"/>
+        <w:rFonts w:hint="default" w:ascii="Courier New" w:hAnsi="Courier New" w:cs="Courier New"/>
       </w:rPr>
     </w:lvl>
     <w:lvl w:ilvl="8" w:tplc="04100005" w:tentative="1">
@@ -8303,7 +8352,7 @@
         <w:ind w:left="6840" w:hanging="360"/>
       </w:pPr>
       <w:rPr>
-        <w:rFonts w:ascii="Wingdings" w:hAnsi="Wingdings" w:hint="default"/>
+        <w:rFonts w:hint="default" w:ascii="Wingdings" w:hAnsi="Wingdings"/>
       </w:rPr>
     </w:lvl>
   </w:abstractNum>
@@ -8749,7 +8798,7 @@
         <w:ind w:left="1069" w:hanging="360"/>
       </w:pPr>
       <w:rPr>
-        <w:rFonts w:ascii="Aptos" w:eastAsiaTheme="minorHAnsi" w:hAnsi="Aptos" w:cstheme="minorBidi" w:hint="default"/>
+        <w:rFonts w:hint="default" w:ascii="Aptos" w:hAnsi="Aptos" w:eastAsiaTheme="minorHAnsi" w:cstheme="minorBidi"/>
       </w:rPr>
     </w:lvl>
     <w:lvl w:ilvl="1" w:tplc="04100003" w:tentative="1">
@@ -8761,7 +8810,7 @@
         <w:ind w:left="1789" w:hanging="360"/>
       </w:pPr>
       <w:rPr>
-        <w:rFonts w:ascii="Courier New" w:hAnsi="Courier New" w:cs="Courier New" w:hint="default"/>
+        <w:rFonts w:hint="default" w:ascii="Courier New" w:hAnsi="Courier New" w:cs="Courier New"/>
       </w:rPr>
     </w:lvl>
     <w:lvl w:ilvl="2" w:tplc="04100005" w:tentative="1">
@@ -8773,7 +8822,7 @@
         <w:ind w:left="2509" w:hanging="360"/>
       </w:pPr>
       <w:rPr>
-        <w:rFonts w:ascii="Wingdings" w:hAnsi="Wingdings" w:hint="default"/>
+        <w:rFonts w:hint="default" w:ascii="Wingdings" w:hAnsi="Wingdings"/>
       </w:rPr>
     </w:lvl>
     <w:lvl w:ilvl="3" w:tplc="04100001" w:tentative="1">
@@ -8785,7 +8834,7 @@
         <w:ind w:left="3229" w:hanging="360"/>
       </w:pPr>
       <w:rPr>
-        <w:rFonts w:ascii="Symbol" w:hAnsi="Symbol" w:hint="default"/>
+        <w:rFonts w:hint="default" w:ascii="Symbol" w:hAnsi="Symbol"/>
       </w:rPr>
     </w:lvl>
     <w:lvl w:ilvl="4" w:tplc="04100003" w:tentative="1">
@@ -8797,7 +8846,7 @@
         <w:ind w:left="3949" w:hanging="360"/>
       </w:pPr>
       <w:rPr>
-        <w:rFonts w:ascii="Courier New" w:hAnsi="Courier New" w:cs="Courier New" w:hint="default"/>
+        <w:rFonts w:hint="default" w:ascii="Courier New" w:hAnsi="Courier New" w:cs="Courier New"/>
       </w:rPr>
     </w:lvl>
     <w:lvl w:ilvl="5" w:tplc="04100005" w:tentative="1">
@@ -8809,7 +8858,7 @@
         <w:ind w:left="4669" w:hanging="360"/>
       </w:pPr>
       <w:rPr>
-        <w:rFonts w:ascii="Wingdings" w:hAnsi="Wingdings" w:hint="default"/>
+        <w:rFonts w:hint="default" w:ascii="Wingdings" w:hAnsi="Wingdings"/>
       </w:rPr>
     </w:lvl>
     <w:lvl w:ilvl="6" w:tplc="04100001" w:tentative="1">
@@ -8821,7 +8870,7 @@
         <w:ind w:left="5389" w:hanging="360"/>
       </w:pPr>
       <w:rPr>
-        <w:rFonts w:ascii="Symbol" w:hAnsi="Symbol" w:hint="default"/>
+        <w:rFonts w:hint="default" w:ascii="Symbol" w:hAnsi="Symbol"/>
       </w:rPr>
     </w:lvl>
     <w:lvl w:ilvl="7" w:tplc="04100003" w:tentative="1">
@@ -8833,7 +8882,7 @@
         <w:ind w:left="6109" w:hanging="360"/>
       </w:pPr>
       <w:rPr>
-        <w:rFonts w:ascii="Courier New" w:hAnsi="Courier New" w:cs="Courier New" w:hint="default"/>
+        <w:rFonts w:hint="default" w:ascii="Courier New" w:hAnsi="Courier New" w:cs="Courier New"/>
       </w:rPr>
     </w:lvl>
     <w:lvl w:ilvl="8" w:tplc="04100005" w:tentative="1">
@@ -8845,7 +8894,7 @@
         <w:ind w:left="6829" w:hanging="360"/>
       </w:pPr>
       <w:rPr>
-        <w:rFonts w:ascii="Wingdings" w:hAnsi="Wingdings" w:hint="default"/>
+        <w:rFonts w:hint="default" w:ascii="Wingdings" w:hAnsi="Wingdings"/>
       </w:rPr>
     </w:lvl>
   </w:abstractNum>
@@ -9043,7 +9092,7 @@
         <w:ind w:left="1440" w:hanging="360"/>
       </w:pPr>
       <w:rPr>
-        <w:rFonts w:ascii="Symbol" w:hAnsi="Symbol" w:hint="default"/>
+        <w:rFonts w:hint="default" w:ascii="Symbol" w:hAnsi="Symbol"/>
       </w:rPr>
     </w:lvl>
     <w:lvl w:ilvl="2" w:tplc="FFFFFFFF" w:tentative="1">
@@ -9552,7 +9601,7 @@
         <w:ind w:left="1068" w:hanging="360"/>
       </w:pPr>
       <w:rPr>
-        <w:rFonts w:ascii="Aptos" w:eastAsiaTheme="minorHAnsi" w:hAnsi="Aptos" w:cstheme="minorBidi" w:hint="default"/>
+        <w:rFonts w:hint="default" w:ascii="Aptos" w:hAnsi="Aptos" w:eastAsiaTheme="minorHAnsi" w:cstheme="minorBidi"/>
       </w:rPr>
     </w:lvl>
     <w:lvl w:ilvl="1">
@@ -10618,7 +10667,7 @@
   <w:docDefaults>
     <w:rPrDefault>
       <w:rPr>
-        <w:rFonts w:asciiTheme="minorHAnsi" w:eastAsiaTheme="minorHAnsi" w:hAnsiTheme="minorHAnsi" w:cstheme="minorBidi"/>
+        <w:rFonts w:asciiTheme="minorHAnsi" w:hAnsiTheme="minorHAnsi" w:eastAsiaTheme="minorHAnsi" w:cstheme="minorBidi"/>
         <w:kern w:val="2"/>
         <w:sz w:val="24"/>
         <w:szCs w:val="24"/>
@@ -10635,14 +10684,14 @@
   <w:latentStyles w:defLockedState="0" w:defUIPriority="99" w:defSemiHidden="0" w:defUnhideWhenUsed="0" w:defQFormat="0" w:count="376">
     <w:lsdException w:name="Normal" w:uiPriority="0" w:qFormat="1"/>
     <w:lsdException w:name="heading 1" w:uiPriority="9" w:qFormat="1"/>
-    <w:lsdException w:name="heading 2" w:semiHidden="1" w:uiPriority="9" w:unhideWhenUsed="1" w:qFormat="1"/>
-    <w:lsdException w:name="heading 3" w:semiHidden="1" w:uiPriority="9" w:unhideWhenUsed="1" w:qFormat="1"/>
-    <w:lsdException w:name="heading 4" w:semiHidden="1" w:uiPriority="9" w:unhideWhenUsed="1" w:qFormat="1"/>
-    <w:lsdException w:name="heading 5" w:semiHidden="1" w:uiPriority="9" w:unhideWhenUsed="1" w:qFormat="1"/>
-    <w:lsdException w:name="heading 6" w:semiHidden="1" w:uiPriority="9" w:unhideWhenUsed="1" w:qFormat="1"/>
-    <w:lsdException w:name="heading 7" w:semiHidden="1" w:uiPriority="9" w:unhideWhenUsed="1" w:qFormat="1"/>
-    <w:lsdException w:name="heading 8" w:semiHidden="1" w:uiPriority="9" w:unhideWhenUsed="1" w:qFormat="1"/>
-    <w:lsdException w:name="heading 9" w:semiHidden="1" w:uiPriority="9" w:unhideWhenUsed="1" w:qFormat="1"/>
+    <w:lsdException w:name="heading 2" w:uiPriority="9" w:semiHidden="1" w:unhideWhenUsed="1" w:qFormat="1"/>
+    <w:lsdException w:name="heading 3" w:uiPriority="9" w:semiHidden="1" w:unhideWhenUsed="1" w:qFormat="1"/>
+    <w:lsdException w:name="heading 4" w:uiPriority="9" w:semiHidden="1" w:unhideWhenUsed="1" w:qFormat="1"/>
+    <w:lsdException w:name="heading 5" w:uiPriority="9" w:semiHidden="1" w:unhideWhenUsed="1" w:qFormat="1"/>
+    <w:lsdException w:name="heading 6" w:uiPriority="9" w:semiHidden="1" w:unhideWhenUsed="1" w:qFormat="1"/>
+    <w:lsdException w:name="heading 7" w:uiPriority="9" w:semiHidden="1" w:unhideWhenUsed="1" w:qFormat="1"/>
+    <w:lsdException w:name="heading 8" w:uiPriority="9" w:semiHidden="1" w:unhideWhenUsed="1" w:qFormat="1"/>
+    <w:lsdException w:name="heading 9" w:uiPriority="9" w:semiHidden="1" w:unhideWhenUsed="1" w:qFormat="1"/>
     <w:lsdException w:name="index 1" w:semiHidden="1" w:unhideWhenUsed="1"/>
     <w:lsdException w:name="index 2" w:semiHidden="1" w:unhideWhenUsed="1"/>
     <w:lsdException w:name="index 3" w:semiHidden="1" w:unhideWhenUsed="1"/>
@@ -10652,22 +10701,22 @@
     <w:lsdException w:name="index 7" w:semiHidden="1" w:unhideWhenUsed="1"/>
     <w:lsdException w:name="index 8" w:semiHidden="1" w:unhideWhenUsed="1"/>
     <w:lsdException w:name="index 9" w:semiHidden="1" w:unhideWhenUsed="1"/>
-    <w:lsdException w:name="toc 1" w:semiHidden="1" w:uiPriority="39" w:unhideWhenUsed="1"/>
-    <w:lsdException w:name="toc 2" w:semiHidden="1" w:uiPriority="39" w:unhideWhenUsed="1"/>
-    <w:lsdException w:name="toc 3" w:semiHidden="1" w:uiPriority="39" w:unhideWhenUsed="1"/>
-    <w:lsdException w:name="toc 4" w:semiHidden="1" w:uiPriority="39" w:unhideWhenUsed="1"/>
-    <w:lsdException w:name="toc 5" w:semiHidden="1" w:uiPriority="39" w:unhideWhenUsed="1"/>
-    <w:lsdException w:name="toc 6" w:semiHidden="1" w:uiPriority="39" w:unhideWhenUsed="1"/>
-    <w:lsdException w:name="toc 7" w:semiHidden="1" w:uiPriority="39" w:unhideWhenUsed="1"/>
-    <w:lsdException w:name="toc 8" w:semiHidden="1" w:uiPriority="39" w:unhideWhenUsed="1"/>
-    <w:lsdException w:name="toc 9" w:semiHidden="1" w:uiPriority="39" w:unhideWhenUsed="1"/>
+    <w:lsdException w:name="toc 1" w:uiPriority="39" w:semiHidden="1" w:unhideWhenUsed="1"/>
+    <w:lsdException w:name="toc 2" w:uiPriority="39" w:semiHidden="1" w:unhideWhenUsed="1"/>
+    <w:lsdException w:name="toc 3" w:uiPriority="39" w:semiHidden="1" w:unhideWhenUsed="1"/>
+    <w:lsdException w:name="toc 4" w:uiPriority="39" w:semiHidden="1" w:unhideWhenUsed="1"/>
+    <w:lsdException w:name="toc 5" w:uiPriority="39" w:semiHidden="1" w:unhideWhenUsed="1"/>
+    <w:lsdException w:name="toc 6" w:uiPriority="39" w:semiHidden="1" w:unhideWhenUsed="1"/>
+    <w:lsdException w:name="toc 7" w:uiPriority="39" w:semiHidden="1" w:unhideWhenUsed="1"/>
+    <w:lsdException w:name="toc 8" w:uiPriority="39" w:semiHidden="1" w:unhideWhenUsed="1"/>
+    <w:lsdException w:name="toc 9" w:uiPriority="39" w:semiHidden="1" w:unhideWhenUsed="1"/>
     <w:lsdException w:name="Normal Indent" w:semiHidden="1" w:unhideWhenUsed="1"/>
     <w:lsdException w:name="footnote text" w:semiHidden="1" w:unhideWhenUsed="1"/>
     <w:lsdException w:name="annotation text" w:semiHidden="1" w:unhideWhenUsed="1"/>
     <w:lsdException w:name="header" w:semiHidden="1" w:unhideWhenUsed="1"/>
     <w:lsdException w:name="footer" w:semiHidden="1" w:unhideWhenUsed="1"/>
     <w:lsdException w:name="index heading" w:semiHidden="1" w:unhideWhenUsed="1"/>
-    <w:lsdException w:name="caption" w:semiHidden="1" w:uiPriority="35" w:unhideWhenUsed="1" w:qFormat="1"/>
+    <w:lsdException w:name="caption" w:uiPriority="35" w:semiHidden="1" w:unhideWhenUsed="1" w:qFormat="1"/>
     <w:lsdException w:name="table of figures" w:semiHidden="1" w:unhideWhenUsed="1"/>
     <w:lsdException w:name="envelope address" w:semiHidden="1" w:unhideWhenUsed="1"/>
     <w:lsdException w:name="envelope return" w:semiHidden="1" w:unhideWhenUsed="1"/>
@@ -10698,7 +10747,7 @@
     <w:lsdException w:name="Title" w:uiPriority="10" w:qFormat="1"/>
     <w:lsdException w:name="Closing" w:semiHidden="1" w:unhideWhenUsed="1"/>
     <w:lsdException w:name="Signature" w:semiHidden="1" w:unhideWhenUsed="1"/>
-    <w:lsdException w:name="Default Paragraph Font" w:semiHidden="1" w:uiPriority="1" w:unhideWhenUsed="1"/>
+    <w:lsdException w:name="Default Paragraph Font" w:uiPriority="1" w:semiHidden="1" w:unhideWhenUsed="1"/>
     <w:lsdException w:name="Body Text" w:semiHidden="1" w:unhideWhenUsed="1"/>
     <w:lsdException w:name="Body Text Indent" w:semiHidden="1" w:unhideWhenUsed="1"/>
     <w:lsdException w:name="List Continue" w:semiHidden="1" w:unhideWhenUsed="1"/>
@@ -10898,8 +10947,8 @@
     <w:lsdException w:name="Subtle Reference" w:uiPriority="31" w:qFormat="1"/>
     <w:lsdException w:name="Intense Reference" w:uiPriority="32" w:qFormat="1"/>
     <w:lsdException w:name="Book Title" w:uiPriority="33" w:qFormat="1"/>
-    <w:lsdException w:name="Bibliography" w:semiHidden="1" w:uiPriority="37" w:unhideWhenUsed="1"/>
-    <w:lsdException w:name="TOC Heading" w:semiHidden="1" w:uiPriority="39" w:unhideWhenUsed="1" w:qFormat="1"/>
+    <w:lsdException w:name="Bibliography" w:uiPriority="37" w:semiHidden="1" w:unhideWhenUsed="1"/>
+    <w:lsdException w:name="TOC Heading" w:uiPriority="39" w:semiHidden="1" w:unhideWhenUsed="1" w:qFormat="1"/>
     <w:lsdException w:name="Plain Table 1" w:uiPriority="41"/>
     <w:lsdException w:name="Plain Table 2" w:uiPriority="42"/>
     <w:lsdException w:name="Plain Table 3" w:uiPriority="43"/>
@@ -11010,7 +11059,7 @@
     <w:lsdException w:name="Unresolved Mention" w:semiHidden="1" w:unhideWhenUsed="1"/>
     <w:lsdException w:name="Smart Link" w:semiHidden="1" w:unhideWhenUsed="1"/>
   </w:latentStyles>
-  <w:style w:type="paragraph" w:default="1" w:styleId="Normal">
+  <w:style w:type="paragraph" w:styleId="Normal" w:default="1">
     <w:name w:val="Normal"/>
     <w:qFormat/>
     <w:rsid w:val="00B67C91"/>
@@ -11030,7 +11079,7 @@
       <w:outlineLvl w:val="0"/>
     </w:pPr>
     <w:rPr>
-      <w:rFonts w:asciiTheme="majorHAnsi" w:eastAsiaTheme="majorEastAsia" w:hAnsiTheme="majorHAnsi" w:cstheme="majorBidi"/>
+      <w:rFonts w:asciiTheme="majorHAnsi" w:hAnsiTheme="majorHAnsi" w:eastAsiaTheme="majorEastAsia" w:cstheme="majorBidi"/>
       <w:color w:val="0F4761" w:themeColor="accent1" w:themeShade="BF"/>
       <w:sz w:val="40"/>
       <w:szCs w:val="40"/>
@@ -11053,7 +11102,7 @@
       <w:outlineLvl w:val="1"/>
     </w:pPr>
     <w:rPr>
-      <w:rFonts w:asciiTheme="majorHAnsi" w:eastAsiaTheme="majorEastAsia" w:hAnsiTheme="majorHAnsi" w:cstheme="majorBidi"/>
+      <w:rFonts w:asciiTheme="majorHAnsi" w:hAnsiTheme="majorHAnsi" w:eastAsiaTheme="majorEastAsia" w:cstheme="majorBidi"/>
       <w:color w:val="0F4761" w:themeColor="accent1" w:themeShade="BF"/>
       <w:sz w:val="32"/>
       <w:szCs w:val="32"/>
@@ -11214,13 +11263,13 @@
       <w:color w:val="272727" w:themeColor="text1" w:themeTint="D8"/>
     </w:rPr>
   </w:style>
-  <w:style w:type="character" w:default="1" w:styleId="DefaultParagraphFont">
+  <w:style w:type="character" w:styleId="DefaultParagraphFont" w:default="1">
     <w:name w:val="Default Paragraph Font"/>
     <w:uiPriority w:val="1"/>
     <w:semiHidden/>
     <w:unhideWhenUsed/>
   </w:style>
-  <w:style w:type="table" w:default="1" w:styleId="TableNormal">
+  <w:style w:type="table" w:styleId="TableNormal" w:default="1">
     <w:name w:val="Normal Table"/>
     <w:uiPriority w:val="99"/>
     <w:semiHidden/>
@@ -11235,26 +11284,26 @@
       </w:tblCellMar>
     </w:tblPr>
   </w:style>
-  <w:style w:type="numbering" w:default="1" w:styleId="NoList">
+  <w:style w:type="numbering" w:styleId="NoList" w:default="1">
     <w:name w:val="No List"/>
     <w:uiPriority w:val="99"/>
     <w:semiHidden/>
     <w:unhideWhenUsed/>
   </w:style>
-  <w:style w:type="character" w:customStyle="1" w:styleId="Heading1Char">
+  <w:style w:type="character" w:styleId="Heading1Char" w:customStyle="1">
     <w:name w:val="Heading 1 Char"/>
     <w:basedOn w:val="DefaultParagraphFont"/>
     <w:link w:val="Heading1"/>
     <w:uiPriority w:val="9"/>
     <w:rsid w:val="00B67C91"/>
     <w:rPr>
-      <w:rFonts w:asciiTheme="majorHAnsi" w:eastAsiaTheme="majorEastAsia" w:hAnsiTheme="majorHAnsi" w:cstheme="majorBidi"/>
+      <w:rFonts w:asciiTheme="majorHAnsi" w:hAnsiTheme="majorHAnsi" w:eastAsiaTheme="majorEastAsia" w:cstheme="majorBidi"/>
       <w:color w:val="0F4761" w:themeColor="accent1" w:themeShade="BF"/>
       <w:sz w:val="40"/>
       <w:szCs w:val="40"/>
     </w:rPr>
   </w:style>
-  <w:style w:type="character" w:customStyle="1" w:styleId="Heading2Char">
+  <w:style w:type="character" w:styleId="Heading2Char" w:customStyle="1">
     <w:name w:val="Heading 2 Char"/>
     <w:basedOn w:val="DefaultParagraphFont"/>
     <w:link w:val="Heading2"/>
@@ -11262,13 +11311,13 @@
     <w:semiHidden/>
     <w:rsid w:val="00B67C91"/>
     <w:rPr>
-      <w:rFonts w:asciiTheme="majorHAnsi" w:eastAsiaTheme="majorEastAsia" w:hAnsiTheme="majorHAnsi" w:cstheme="majorBidi"/>
+      <w:rFonts w:asciiTheme="majorHAnsi" w:hAnsiTheme="majorHAnsi" w:eastAsiaTheme="majorEastAsia" w:cstheme="majorBidi"/>
       <w:color w:val="0F4761" w:themeColor="accent1" w:themeShade="BF"/>
       <w:sz w:val="32"/>
       <w:szCs w:val="32"/>
     </w:rPr>
   </w:style>
-  <w:style w:type="character" w:customStyle="1" w:styleId="Heading3Char">
+  <w:style w:type="character" w:styleId="Heading3Char" w:customStyle="1">
     <w:name w:val="Heading 3 Char"/>
     <w:basedOn w:val="DefaultParagraphFont"/>
     <w:link w:val="Heading3"/>
@@ -11282,7 +11331,7 @@
       <w:szCs w:val="28"/>
     </w:rPr>
   </w:style>
-  <w:style w:type="character" w:customStyle="1" w:styleId="Heading4Char">
+  <w:style w:type="character" w:styleId="Heading4Char" w:customStyle="1">
     <w:name w:val="Heading 4 Char"/>
     <w:basedOn w:val="DefaultParagraphFont"/>
     <w:link w:val="Heading4"/>
@@ -11296,7 +11345,7 @@
       <w:color w:val="0F4761" w:themeColor="accent1" w:themeShade="BF"/>
     </w:rPr>
   </w:style>
-  <w:style w:type="character" w:customStyle="1" w:styleId="Heading5Char">
+  <w:style w:type="character" w:styleId="Heading5Char" w:customStyle="1">
     <w:name w:val="Heading 5 Char"/>
     <w:basedOn w:val="DefaultParagraphFont"/>
     <w:link w:val="Heading5"/>
@@ -11308,7 +11357,7 @@
       <w:color w:val="0F4761" w:themeColor="accent1" w:themeShade="BF"/>
     </w:rPr>
   </w:style>
-  <w:style w:type="character" w:customStyle="1" w:styleId="Heading6Char">
+  <w:style w:type="character" w:styleId="Heading6Char" w:customStyle="1">
     <w:name w:val="Heading 6 Char"/>
     <w:basedOn w:val="DefaultParagraphFont"/>
     <w:link w:val="Heading6"/>
@@ -11322,7 +11371,7 @@
       <w:color w:val="595959" w:themeColor="text1" w:themeTint="A6"/>
     </w:rPr>
   </w:style>
-  <w:style w:type="character" w:customStyle="1" w:styleId="Heading7Char">
+  <w:style w:type="character" w:styleId="Heading7Char" w:customStyle="1">
     <w:name w:val="Heading 7 Char"/>
     <w:basedOn w:val="DefaultParagraphFont"/>
     <w:link w:val="Heading7"/>
@@ -11334,7 +11383,7 @@
       <w:color w:val="595959" w:themeColor="text1" w:themeTint="A6"/>
     </w:rPr>
   </w:style>
-  <w:style w:type="character" w:customStyle="1" w:styleId="Heading8Char">
+  <w:style w:type="character" w:styleId="Heading8Char" w:customStyle="1">
     <w:name w:val="Heading 8 Char"/>
     <w:basedOn w:val="DefaultParagraphFont"/>
     <w:link w:val="Heading8"/>
@@ -11348,7 +11397,7 @@
       <w:color w:val="272727" w:themeColor="text1" w:themeTint="D8"/>
     </w:rPr>
   </w:style>
-  <w:style w:type="character" w:customStyle="1" w:styleId="Heading9Char">
+  <w:style w:type="character" w:styleId="Heading9Char" w:customStyle="1">
     <w:name w:val="Heading 9 Char"/>
     <w:basedOn w:val="DefaultParagraphFont"/>
     <w:link w:val="Heading9"/>
@@ -11373,21 +11422,21 @@
       <w:contextualSpacing/>
     </w:pPr>
     <w:rPr>
-      <w:rFonts w:asciiTheme="majorHAnsi" w:eastAsiaTheme="majorEastAsia" w:hAnsiTheme="majorHAnsi" w:cstheme="majorBidi"/>
+      <w:rFonts w:asciiTheme="majorHAnsi" w:hAnsiTheme="majorHAnsi" w:eastAsiaTheme="majorEastAsia" w:cstheme="majorBidi"/>
       <w:spacing w:val="-10"/>
       <w:kern w:val="28"/>
       <w:sz w:val="56"/>
       <w:szCs w:val="56"/>
     </w:rPr>
   </w:style>
-  <w:style w:type="character" w:customStyle="1" w:styleId="TitleChar">
+  <w:style w:type="character" w:styleId="TitleChar" w:customStyle="1">
     <w:name w:val="Title Char"/>
     <w:basedOn w:val="DefaultParagraphFont"/>
     <w:link w:val="Title"/>
     <w:uiPriority w:val="10"/>
     <w:rsid w:val="00B67C91"/>
     <w:rPr>
-      <w:rFonts w:asciiTheme="majorHAnsi" w:eastAsiaTheme="majorEastAsia" w:hAnsiTheme="majorHAnsi" w:cstheme="majorBidi"/>
+      <w:rFonts w:asciiTheme="majorHAnsi" w:hAnsiTheme="majorHAnsi" w:eastAsiaTheme="majorEastAsia" w:cstheme="majorBidi"/>
       <w:spacing w:val="-10"/>
       <w:kern w:val="28"/>
       <w:sz w:val="56"/>
@@ -11415,7 +11464,7 @@
       <w:szCs w:val="28"/>
     </w:rPr>
   </w:style>
-  <w:style w:type="character" w:customStyle="1" w:styleId="SubtitleChar">
+  <w:style w:type="character" w:styleId="SubtitleChar" w:customStyle="1">
     <w:name w:val="Subtitle Char"/>
     <w:basedOn w:val="DefaultParagraphFont"/>
     <w:link w:val="Subtitle"/>
@@ -11447,7 +11496,7 @@
       <w:color w:val="404040" w:themeColor="text1" w:themeTint="BF"/>
     </w:rPr>
   </w:style>
-  <w:style w:type="character" w:customStyle="1" w:styleId="QuoteChar">
+  <w:style w:type="character" w:styleId="QuoteChar" w:customStyle="1">
     <w:name w:val="Quote Char"/>
     <w:basedOn w:val="DefaultParagraphFont"/>
     <w:link w:val="Quote"/>
@@ -11492,8 +11541,8 @@
     <w:rsid w:val="00B67C91"/>
     <w:pPr>
       <w:pBdr>
-        <w:top w:val="single" w:sz="4" w:space="10" w:color="0F4761" w:themeColor="accent1" w:themeShade="BF"/>
-        <w:bottom w:val="single" w:sz="4" w:space="10" w:color="0F4761" w:themeColor="accent1" w:themeShade="BF"/>
+        <w:top w:val="single" w:color="0F4761" w:themeColor="accent1" w:themeShade="BF" w:sz="4" w:space="10"/>
+        <w:bottom w:val="single" w:color="0F4761" w:themeColor="accent1" w:themeShade="BF" w:sz="4" w:space="10"/>
       </w:pBdr>
       <w:spacing w:before="360" w:after="360"/>
       <w:ind w:left="864" w:right="864"/>
@@ -11505,7 +11554,7 @@
       <w:color w:val="0F4761" w:themeColor="accent1" w:themeShade="BF"/>
     </w:rPr>
   </w:style>
-  <w:style w:type="character" w:customStyle="1" w:styleId="IntenseQuoteChar">
+  <w:style w:type="character" w:styleId="IntenseQuoteChar" w:customStyle="1">
     <w:name w:val="Intense Quote Char"/>
     <w:basedOn w:val="DefaultParagraphFont"/>
     <w:link w:val="IntenseQuote"/>
@@ -11535,7 +11584,7 @@
 </file>
 
 <file path=word/theme/theme1.xml><?xml version="1.0" encoding="utf-8"?>
-<a:theme xmlns:a="http://schemas.openxmlformats.org/drawingml/2006/main" name="Office Theme">
+<a:theme xmlns:a="http://schemas.openxmlformats.org/drawingml/2006/main" xmlns:thm15="http://schemas.microsoft.com/office/thememl/2012/main" name="Office Theme">
   <a:themeElements>
     <a:clrScheme name="Office">
       <a:dk1>

--- a/Documents/Casi d'uso.docx
+++ b/Documents/Casi d'uso.docx
@@ -926,35 +926,18 @@
     <w:p>
       <w:r>
         <w:rPr>
-          <w:b w:val="1"/>
-          <w:bCs w:val="1"/>
-        </w:rPr>
-        <w:t xml:space="preserve">Entry </w:t>
-      </w:r>
-      <w:r>
-        <w:rPr>
-          <w:b w:val="1"/>
-          <w:bCs w:val="1"/>
-        </w:rPr>
-        <w:t>condition</w:t>
-      </w:r>
-      <w:r>
-        <w:rPr>
-          <w:b w:val="1"/>
-          <w:bCs w:val="1"/>
-        </w:rPr>
-        <w:t>:</w:t>
-      </w:r>
-      <w:r>
-        <w:rPr/>
+          <w:b/>
+          <w:bCs/>
+        </w:rPr>
+        <w:t>Entry condition:</w:t>
+      </w:r>
+      <w:r>
         <w:t xml:space="preserve"> Il lettore è autenticato</w:t>
       </w:r>
       <w:r>
-        <w:rPr/>
         <w:t xml:space="preserve"> ed è sulla pagina del suo profilo</w:t>
       </w:r>
       <w:r>
-        <w:rPr/>
         <w:t>.</w:t>
       </w:r>
     </w:p>
@@ -1183,55 +1166,35 @@
     <w:p>
       <w:r>
         <w:rPr>
-          <w:b w:val="1"/>
-          <w:bCs w:val="1"/>
-        </w:rPr>
-        <w:t xml:space="preserve">Exit </w:t>
-      </w:r>
-      <w:r>
-        <w:rPr>
-          <w:b w:val="1"/>
-          <w:bCs w:val="1"/>
-        </w:rPr>
-        <w:t>condition</w:t>
-      </w:r>
-      <w:r>
-        <w:rPr>
-          <w:b w:val="1"/>
-          <w:bCs w:val="1"/>
-        </w:rPr>
-        <w:t>:</w:t>
-      </w:r>
-      <w:r>
-        <w:rPr/>
+          <w:b/>
+          <w:bCs/>
+        </w:rPr>
+        <w:t>Exit condition:</w:t>
+      </w:r>
+      <w:r>
         <w:t xml:space="preserve"> Il sistema mostra i dettagli relativi all’edizione quali: autor</w:t>
       </w:r>
       <w:r>
-        <w:rPr/>
         <w:t>i</w:t>
       </w:r>
       <w:r>
-        <w:rPr/>
-        <w:t xml:space="preserve">, edizione, e numero di copie </w:t>
-      </w:r>
-      <w:r>
-        <w:rPr/>
-        <w:t>disponibili.</w:t>
-      </w:r>
-      <w:r>
-        <w:rPr>
-          <w:b w:val="1"/>
-          <w:bCs w:val="1"/>
+        <w:t>, edizione, e numero di copie disponibili.</w:t>
+      </w:r>
+      <w:r>
+        <w:rPr>
+          <w:b/>
+          <w:bCs/>
         </w:rPr>
         <w:br w:type="page"/>
       </w:r>
       <w:r>
         <w:rPr>
-          <w:b w:val="1"/>
-          <w:bCs w:val="1"/>
-          <w:sz w:val="28"/>
-          <w:szCs w:val="28"/>
-        </w:rPr>
+          <w:b/>
+          <w:bCs/>
+          <w:sz w:val="28"/>
+          <w:szCs w:val="28"/>
+        </w:rPr>
+        <w:lastRenderedPageBreak/>
         <w:t>UC5 – Prenotazione di un libro disponibile</w:t>
       </w:r>
     </w:p>
@@ -2271,6 +2234,42 @@
         </w:numPr>
       </w:pPr>
       <w:r>
+        <w:t>Una casella di scelta con label “</w:t>
+      </w:r>
+      <w:r>
+        <w:t>Categoria</w:t>
+      </w:r>
+      <w:r>
+        <w:t>:”;</w:t>
+      </w:r>
+    </w:p>
+    <w:p>
+      <w:pPr>
+        <w:pStyle w:val="ListParagraph"/>
+        <w:numPr>
+          <w:ilvl w:val="0"/>
+          <w:numId w:val="22"/>
+        </w:numPr>
+      </w:pPr>
+      <w:r>
+        <w:t>Un pulsante con label “+” che consente di aggiungere un’altra casella di scelta per l</w:t>
+      </w:r>
+      <w:r>
+        <w:t>a categoria</w:t>
+      </w:r>
+      <w:r>
+        <w:t>;</w:t>
+      </w:r>
+    </w:p>
+    <w:p>
+      <w:pPr>
+        <w:pStyle w:val="ListParagraph"/>
+        <w:numPr>
+          <w:ilvl w:val="0"/>
+          <w:numId w:val="22"/>
+        </w:numPr>
+      </w:pPr>
+      <w:r>
         <w:t>Un selettore di data con label “Data di pubblicazione:”;</w:t>
       </w:r>
     </w:p>
@@ -2507,6 +2506,7 @@
           <w:b/>
           <w:bCs/>
         </w:rPr>
+        <w:lastRenderedPageBreak/>
         <w:t>Flusso di eventi:</w:t>
       </w:r>
     </w:p>
@@ -2516,6 +2516,448 @@
         <w:numPr>
           <w:ilvl w:val="0"/>
           <w:numId w:val="23"/>
+        </w:numPr>
+      </w:pPr>
+      <w:r>
+        <w:t>Il sistema mostra a schermo il messaggio “Errore: Informazioni non valide”.</w:t>
+      </w:r>
+    </w:p>
+    <w:p>
+      <w:r>
+        <w:rPr>
+          <w:b/>
+          <w:bCs/>
+        </w:rPr>
+        <w:t>Exit condition:</w:t>
+      </w:r>
+      <w:r>
+        <w:t xml:space="preserve"> L’operatore si trova sulla pagina di aggiunta dell’edizione.</w:t>
+      </w:r>
+    </w:p>
+    <w:p>
+      <w:r>
+        <w:br w:type="page"/>
+      </w:r>
+    </w:p>
+    <w:p>
+      <w:r>
+        <w:rPr>
+          <w:b/>
+          <w:bCs/>
+          <w:sz w:val="28"/>
+          <w:szCs w:val="28"/>
+        </w:rPr>
+        <w:lastRenderedPageBreak/>
+        <w:t>UC</w:t>
+      </w:r>
+      <w:r>
+        <w:rPr>
+          <w:b/>
+          <w:bCs/>
+          <w:sz w:val="28"/>
+          <w:szCs w:val="28"/>
+        </w:rPr>
+        <w:t>8</w:t>
+      </w:r>
+      <w:r>
+        <w:rPr>
+          <w:b/>
+          <w:bCs/>
+          <w:sz w:val="28"/>
+          <w:szCs w:val="28"/>
+        </w:rPr>
+        <w:t xml:space="preserve"> – </w:t>
+      </w:r>
+      <w:r>
+        <w:rPr>
+          <w:b/>
+          <w:bCs/>
+          <w:sz w:val="28"/>
+          <w:szCs w:val="28"/>
+        </w:rPr>
+        <w:t>Modifica delle informazioni di un’edizione</w:t>
+      </w:r>
+    </w:p>
+    <w:p>
+      <w:r>
+        <w:rPr>
+          <w:b/>
+          <w:bCs/>
+        </w:rPr>
+        <w:t>Attori:</w:t>
+      </w:r>
+      <w:r>
+        <w:t xml:space="preserve"> Operatore.</w:t>
+      </w:r>
+    </w:p>
+    <w:p>
+      <w:r>
+        <w:rPr>
+          <w:b/>
+          <w:bCs/>
+        </w:rPr>
+        <w:t>Entry condition:</w:t>
+      </w:r>
+      <w:r>
+        <w:t xml:space="preserve"> L’operatore si trova nella pagina di gestione del catalogo.</w:t>
+      </w:r>
+    </w:p>
+    <w:p>
+      <w:pPr>
+        <w:rPr>
+          <w:b/>
+          <w:bCs/>
+        </w:rPr>
+      </w:pPr>
+      <w:r>
+        <w:rPr>
+          <w:b/>
+          <w:bCs/>
+        </w:rPr>
+        <w:t>Flusso di eventi:</w:t>
+      </w:r>
+    </w:p>
+    <w:p>
+      <w:pPr>
+        <w:pStyle w:val="ListParagraph"/>
+        <w:numPr>
+          <w:ilvl w:val="0"/>
+          <w:numId w:val="35"/>
+        </w:numPr>
+      </w:pPr>
+      <w:r>
+        <w:t>L’operatore preme sul pulsante “Modifica” che affianca l’edizione che lo interessa.</w:t>
+      </w:r>
+    </w:p>
+    <w:p>
+      <w:pPr>
+        <w:pStyle w:val="ListParagraph"/>
+        <w:numPr>
+          <w:ilvl w:val="0"/>
+          <w:numId w:val="35"/>
+        </w:numPr>
+      </w:pPr>
+      <w:r>
+        <w:t>Il sistema lo reindirizza ad una pagina in cui è presente un modulo già compilato con le informazioni dell’edizione e che può essere modificato, con:</w:t>
+      </w:r>
+      <w:r>
+        <w:t xml:space="preserve"> </w:t>
+      </w:r>
+    </w:p>
+    <w:p>
+      <w:pPr>
+        <w:pStyle w:val="ListParagraph"/>
+        <w:numPr>
+          <w:ilvl w:val="1"/>
+          <w:numId w:val="34"/>
+        </w:numPr>
+      </w:pPr>
+      <w:r>
+        <w:t>Una textbox con label “Autore:”;</w:t>
+      </w:r>
+    </w:p>
+    <w:p>
+      <w:pPr>
+        <w:pStyle w:val="ListParagraph"/>
+        <w:numPr>
+          <w:ilvl w:val="1"/>
+          <w:numId w:val="34"/>
+        </w:numPr>
+      </w:pPr>
+      <w:r>
+        <w:t>Un pulsante con label “+” che consente di aggiungere un’altra textbox per l’autore;</w:t>
+      </w:r>
+    </w:p>
+    <w:p>
+      <w:pPr>
+        <w:pStyle w:val="ListParagraph"/>
+        <w:numPr>
+          <w:ilvl w:val="1"/>
+          <w:numId w:val="34"/>
+        </w:numPr>
+      </w:pPr>
+      <w:r>
+        <w:t>Una textbox con label “Titolo:”;</w:t>
+      </w:r>
+    </w:p>
+    <w:p>
+      <w:pPr>
+        <w:pStyle w:val="ListParagraph"/>
+        <w:numPr>
+          <w:ilvl w:val="1"/>
+          <w:numId w:val="34"/>
+        </w:numPr>
+      </w:pPr>
+      <w:r>
+        <w:t>Una textbox con label “ISBN:”;</w:t>
+      </w:r>
+    </w:p>
+    <w:p>
+      <w:pPr>
+        <w:pStyle w:val="ListParagraph"/>
+        <w:numPr>
+          <w:ilvl w:val="1"/>
+          <w:numId w:val="34"/>
+        </w:numPr>
+      </w:pPr>
+      <w:r>
+        <w:t>Una textbox con label “Editore:”;</w:t>
+      </w:r>
+    </w:p>
+    <w:p>
+      <w:pPr>
+        <w:pStyle w:val="ListParagraph"/>
+        <w:numPr>
+          <w:ilvl w:val="1"/>
+          <w:numId w:val="34"/>
+        </w:numPr>
+      </w:pPr>
+      <w:r>
+        <w:t>Una casella di scelta con label “Lingua:”;</w:t>
+      </w:r>
+    </w:p>
+    <w:p>
+      <w:pPr>
+        <w:pStyle w:val="ListParagraph"/>
+        <w:numPr>
+          <w:ilvl w:val="1"/>
+          <w:numId w:val="34"/>
+        </w:numPr>
+      </w:pPr>
+      <w:r>
+        <w:t>Un selettore di data con label “Data di pubblicazione:”;</w:t>
+      </w:r>
+    </w:p>
+    <w:p>
+      <w:pPr>
+        <w:pStyle w:val="ListParagraph"/>
+        <w:numPr>
+          <w:ilvl w:val="1"/>
+          <w:numId w:val="34"/>
+        </w:numPr>
+      </w:pPr>
+      <w:r>
+        <w:t>Un pulsante “Annulla”;</w:t>
+      </w:r>
+    </w:p>
+    <w:p>
+      <w:pPr>
+        <w:pStyle w:val="ListParagraph"/>
+        <w:numPr>
+          <w:ilvl w:val="1"/>
+          <w:numId w:val="34"/>
+        </w:numPr>
+      </w:pPr>
+      <w:r>
+        <w:t>Un pulsante “Conferma”.</w:t>
+      </w:r>
+    </w:p>
+    <w:p>
+      <w:pPr>
+        <w:pStyle w:val="ListParagraph"/>
+        <w:numPr>
+          <w:ilvl w:val="0"/>
+          <w:numId w:val="36"/>
+        </w:numPr>
+      </w:pPr>
+      <w:r>
+        <w:t>L’operatore inserisce i dati.</w:t>
+      </w:r>
+    </w:p>
+    <w:p>
+      <w:pPr>
+        <w:pStyle w:val="ListParagraph"/>
+        <w:numPr>
+          <w:ilvl w:val="0"/>
+          <w:numId w:val="36"/>
+        </w:numPr>
+      </w:pPr>
+      <w:r>
+        <w:t>L’operatore preme “Conferma”.</w:t>
+      </w:r>
+    </w:p>
+    <w:p>
+      <w:pPr>
+        <w:pStyle w:val="ListParagraph"/>
+        <w:numPr>
+          <w:ilvl w:val="0"/>
+          <w:numId w:val="36"/>
+        </w:numPr>
+      </w:pPr>
+      <w:r>
+        <w:t>Il sistema verifica che i dati inseriti siano validi.</w:t>
+      </w:r>
+    </w:p>
+    <w:p>
+      <w:pPr>
+        <w:pStyle w:val="ListParagraph"/>
+        <w:numPr>
+          <w:ilvl w:val="0"/>
+          <w:numId w:val="36"/>
+        </w:numPr>
+      </w:pPr>
+      <w:r>
+        <w:t>Il sistema modifica l’edizione associando ad essa le informazioni inserite dall’operatore, e la aggiorna nel database.</w:t>
+      </w:r>
+    </w:p>
+    <w:p>
+      <w:pPr>
+        <w:pStyle w:val="ListParagraph"/>
+        <w:numPr>
+          <w:ilvl w:val="0"/>
+          <w:numId w:val="36"/>
+        </w:numPr>
+      </w:pPr>
+      <w:r>
+        <w:t>Il sistema mostra a schermo il messaggio “Edizione modificata con successo”.</w:t>
+      </w:r>
+    </w:p>
+    <w:p>
+      <w:r>
+        <w:rPr>
+          <w:b/>
+          <w:bCs/>
+        </w:rPr>
+        <w:t>Exit condition:</w:t>
+      </w:r>
+      <w:r>
+        <w:t xml:space="preserve"> L’operatore si trova nella pagina di gestione del catalogo e l’edizione è stata modificata.</w:t>
+      </w:r>
+    </w:p>
+    <w:p>
+      <w:pPr>
+        <w:rPr>
+          <w:b/>
+          <w:bCs/>
+        </w:rPr>
+      </w:pPr>
+      <w:r>
+        <w:rPr>
+          <w:b/>
+          <w:bCs/>
+        </w:rPr>
+        <w:t>Flussi alternativi/Eccezioni</w:t>
+      </w:r>
+      <w:r>
+        <w:rPr>
+          <w:b/>
+          <w:bCs/>
+        </w:rPr>
+        <w:t>:</w:t>
+      </w:r>
+    </w:p>
+    <w:p>
+      <w:r>
+        <w:t>Se al passo 4 l’operatore preme “Annulla”, viene riportato alla pagina di gestione del catalogo.</w:t>
+      </w:r>
+    </w:p>
+    <w:p>
+      <w:r>
+        <w:t>Se al passo 5 il sistema rileva delle informazioni non valide, viene eseguito il caso d’uso UC</w:t>
+      </w:r>
+      <w:r>
+        <w:t>8</w:t>
+      </w:r>
+      <w:r>
+        <w:t>.1 –  Informazioni non valide.</w:t>
+      </w:r>
+    </w:p>
+    <w:p>
+      <w:pPr>
+        <w:rPr>
+          <w:b/>
+          <w:bCs/>
+          <w:sz w:val="28"/>
+          <w:szCs w:val="28"/>
+        </w:rPr>
+      </w:pPr>
+      <w:r>
+        <w:rPr>
+          <w:b/>
+          <w:bCs/>
+          <w:sz w:val="28"/>
+          <w:szCs w:val="28"/>
+        </w:rPr>
+        <w:t>UC</w:t>
+      </w:r>
+      <w:r>
+        <w:rPr>
+          <w:b/>
+          <w:bCs/>
+          <w:sz w:val="28"/>
+          <w:szCs w:val="28"/>
+        </w:rPr>
+        <w:t>8</w:t>
+      </w:r>
+      <w:r>
+        <w:rPr>
+          <w:b/>
+          <w:bCs/>
+          <w:sz w:val="28"/>
+          <w:szCs w:val="28"/>
+        </w:rPr>
+        <w:t>.1 – Informazioni non valide</w:t>
+      </w:r>
+    </w:p>
+    <w:p>
+      <w:r>
+        <w:rPr>
+          <w:b/>
+          <w:bCs/>
+        </w:rPr>
+        <w:t>Attor</w:t>
+      </w:r>
+      <w:r>
+        <w:rPr>
+          <w:b/>
+          <w:bCs/>
+        </w:rPr>
+        <w:t>i</w:t>
+      </w:r>
+      <w:r>
+        <w:rPr>
+          <w:b/>
+          <w:bCs/>
+        </w:rPr>
+        <w:t>:</w:t>
+      </w:r>
+      <w:r>
+        <w:t xml:space="preserve"> Operatore.</w:t>
+      </w:r>
+    </w:p>
+    <w:p>
+      <w:r>
+        <w:rPr>
+          <w:b/>
+          <w:bCs/>
+        </w:rPr>
+        <w:t>Entry condition:</w:t>
+      </w:r>
+      <w:r>
+        <w:t xml:space="preserve"> L’operatore ha inserito delle informazioni non valide nella modifica dell’edizione.</w:t>
+      </w:r>
+    </w:p>
+    <w:p>
+      <w:pPr>
+        <w:rPr>
+          <w:b/>
+          <w:bCs/>
+        </w:rPr>
+      </w:pPr>
+      <w:r>
+        <w:rPr>
+          <w:b/>
+          <w:bCs/>
+        </w:rPr>
+        <w:t>Flusso di eventi:</w:t>
+      </w:r>
+    </w:p>
+    <w:p>
+      <w:pPr>
+        <w:pStyle w:val="ListParagraph"/>
+        <w:numPr>
+          <w:ilvl w:val="0"/>
+          <w:numId w:val="39"/>
         </w:numPr>
       </w:pPr>
       <w:r>
@@ -2532,15 +2974,38 @@
         <w:t>Exit condition:</w:t>
       </w:r>
       <w:r>
-        <w:t xml:space="preserve"> L’operatore si trova sulla pagina di aggiunta dell’edizione.</w:t>
-      </w:r>
-    </w:p>
-    <w:p>
-      <w:r>
+        <w:t xml:space="preserve"> L’operatore si trova sulla pagina di modifica dell’edizione.</w:t>
+      </w:r>
+    </w:p>
+    <w:p/>
+    <w:p>
+      <w:pPr>
+        <w:rPr>
+          <w:b/>
+          <w:bCs/>
+          <w:sz w:val="28"/>
+          <w:szCs w:val="28"/>
+        </w:rPr>
+      </w:pPr>
+      <w:r>
+        <w:rPr>
+          <w:b/>
+          <w:bCs/>
+          <w:sz w:val="28"/>
+          <w:szCs w:val="28"/>
+        </w:rPr>
         <w:br w:type="page"/>
       </w:r>
     </w:p>
     <w:p>
+      <w:pPr>
+        <w:rPr>
+          <w:b/>
+          <w:bCs/>
+          <w:sz w:val="28"/>
+          <w:szCs w:val="28"/>
+        </w:rPr>
+      </w:pPr>
       <w:r>
         <w:rPr>
           <w:b/>
@@ -2558,7 +3023,716 @@
           <w:sz w:val="28"/>
           <w:szCs w:val="28"/>
         </w:rPr>
-        <w:t>8</w:t>
+        <w:t>9</w:t>
+      </w:r>
+      <w:r>
+        <w:rPr>
+          <w:b/>
+          <w:bCs/>
+          <w:sz w:val="28"/>
+          <w:szCs w:val="28"/>
+        </w:rPr>
+        <w:t xml:space="preserve"> – Aggiunta di una copia al catalogo </w:t>
+      </w:r>
+    </w:p>
+    <w:p>
+      <w:r>
+        <w:rPr>
+          <w:b/>
+          <w:bCs/>
+        </w:rPr>
+        <w:t>Attori:</w:t>
+      </w:r>
+      <w:r>
+        <w:t xml:space="preserve"> Operatore</w:t>
+      </w:r>
+      <w:r>
+        <w:t>.</w:t>
+      </w:r>
+    </w:p>
+    <w:p>
+      <w:r>
+        <w:rPr>
+          <w:b/>
+          <w:bCs/>
+        </w:rPr>
+        <w:t>Entry condition:</w:t>
+      </w:r>
+      <w:r>
+        <w:t xml:space="preserve"> l’operatore si trova nella pagina di </w:t>
+      </w:r>
+      <w:r>
+        <w:t>gestione del catalogo.</w:t>
+      </w:r>
+    </w:p>
+    <w:p>
+      <w:pPr>
+        <w:rPr>
+          <w:b/>
+          <w:bCs/>
+        </w:rPr>
+      </w:pPr>
+      <w:r>
+        <w:rPr>
+          <w:b/>
+          <w:bCs/>
+        </w:rPr>
+        <w:t xml:space="preserve">Flusso di eventi: </w:t>
+      </w:r>
+    </w:p>
+    <w:p>
+      <w:pPr>
+        <w:pStyle w:val="ListParagraph"/>
+        <w:numPr>
+          <w:ilvl w:val="0"/>
+          <w:numId w:val="3"/>
+        </w:numPr>
+      </w:pPr>
+      <w:r>
+        <w:t>L’operatore preme sull’edizione presente nella lista.</w:t>
+      </w:r>
+    </w:p>
+    <w:p>
+      <w:pPr>
+        <w:pStyle w:val="ListParagraph"/>
+        <w:numPr>
+          <w:ilvl w:val="0"/>
+          <w:numId w:val="3"/>
+        </w:numPr>
+      </w:pPr>
+      <w:r>
+        <w:t>L</w:t>
+      </w:r>
+      <w:r>
+        <w:t xml:space="preserve">'operatore preme </w:t>
+      </w:r>
+      <w:r>
+        <w:t>“I</w:t>
+      </w:r>
+      <w:r>
+        <w:t>nserisci nuova copia</w:t>
+      </w:r>
+      <w:r>
+        <w:t>”.</w:t>
+      </w:r>
+    </w:p>
+    <w:p>
+      <w:pPr>
+        <w:pStyle w:val="ListParagraph"/>
+        <w:numPr>
+          <w:ilvl w:val="0"/>
+          <w:numId w:val="3"/>
+        </w:numPr>
+      </w:pPr>
+      <w:r>
+        <w:t xml:space="preserve">Il sistema assegna un </w:t>
+      </w:r>
+      <w:r>
+        <w:t>ID</w:t>
+      </w:r>
+      <w:r>
+        <w:t xml:space="preserve"> univoco al</w:t>
+      </w:r>
+      <w:r>
+        <w:t>la copia.</w:t>
+      </w:r>
+    </w:p>
+    <w:p>
+      <w:pPr>
+        <w:pStyle w:val="ListParagraph"/>
+        <w:numPr>
+          <w:ilvl w:val="0"/>
+          <w:numId w:val="3"/>
+        </w:numPr>
+      </w:pPr>
+      <w:r>
+        <w:t>Il</w:t>
+      </w:r>
+      <w:r>
+        <w:t xml:space="preserve"> sistema aggiunge </w:t>
+      </w:r>
+      <w:r>
+        <w:t>la copia</w:t>
+      </w:r>
+      <w:r>
+        <w:t xml:space="preserve"> al database</w:t>
+      </w:r>
+      <w:r>
+        <w:t>.</w:t>
+      </w:r>
+    </w:p>
+    <w:p>
+      <w:r>
+        <w:rPr>
+          <w:b/>
+          <w:bCs/>
+        </w:rPr>
+        <w:t>Exit condition:</w:t>
+      </w:r>
+      <w:r>
+        <w:t xml:space="preserve"> L'operatore è portato nella pagina di </w:t>
+      </w:r>
+      <w:r>
+        <w:t xml:space="preserve">gestione </w:t>
+      </w:r>
+      <w:r>
+        <w:t>del catalogo e la copia del</w:t>
+      </w:r>
+      <w:r>
+        <w:t>l’edizione</w:t>
+      </w:r>
+      <w:r>
+        <w:t xml:space="preserve"> è aggiunta al database</w:t>
+      </w:r>
+      <w:r>
+        <w:t>.</w:t>
+      </w:r>
+    </w:p>
+    <w:p>
+      <w:r>
+        <w:br w:type="page"/>
+      </w:r>
+    </w:p>
+    <w:p>
+      <w:pPr>
+        <w:rPr>
+          <w:b/>
+          <w:bCs/>
+        </w:rPr>
+      </w:pPr>
+      <w:r>
+        <w:rPr>
+          <w:b/>
+          <w:bCs/>
+          <w:sz w:val="28"/>
+          <w:szCs w:val="28"/>
+        </w:rPr>
+        <w:lastRenderedPageBreak/>
+        <w:t>UC</w:t>
+      </w:r>
+      <w:r>
+        <w:rPr>
+          <w:b/>
+          <w:bCs/>
+          <w:sz w:val="28"/>
+          <w:szCs w:val="28"/>
+        </w:rPr>
+        <w:t>10</w:t>
+      </w:r>
+      <w:r>
+        <w:rPr>
+          <w:b/>
+          <w:bCs/>
+          <w:sz w:val="28"/>
+          <w:szCs w:val="28"/>
+        </w:rPr>
+        <w:t xml:space="preserve"> </w:t>
+      </w:r>
+      <w:r>
+        <w:rPr>
+          <w:b/>
+          <w:bCs/>
+          <w:sz w:val="28"/>
+          <w:szCs w:val="28"/>
+        </w:rPr>
+        <w:t xml:space="preserve">– Rimozione di una copia </w:t>
+      </w:r>
+      <w:r>
+        <w:rPr>
+          <w:b/>
+          <w:bCs/>
+          <w:sz w:val="28"/>
+          <w:szCs w:val="28"/>
+        </w:rPr>
+        <w:t>d</w:t>
+      </w:r>
+      <w:r>
+        <w:rPr>
+          <w:b/>
+          <w:bCs/>
+          <w:sz w:val="28"/>
+          <w:szCs w:val="28"/>
+        </w:rPr>
+        <w:t xml:space="preserve">al catalogo </w:t>
+      </w:r>
+    </w:p>
+    <w:p>
+      <w:r>
+        <w:rPr>
+          <w:b/>
+          <w:bCs/>
+        </w:rPr>
+        <w:t>Attori:</w:t>
+      </w:r>
+      <w:r>
+        <w:t xml:space="preserve"> </w:t>
+      </w:r>
+      <w:r>
+        <w:t>Operatore.</w:t>
+      </w:r>
+    </w:p>
+    <w:p>
+      <w:r>
+        <w:rPr>
+          <w:b/>
+          <w:bCs/>
+        </w:rPr>
+        <w:t>Entry condition:</w:t>
+      </w:r>
+      <w:r>
+        <w:t xml:space="preserve"> </w:t>
+      </w:r>
+      <w:r>
+        <w:t>L</w:t>
+      </w:r>
+      <w:r>
+        <w:t xml:space="preserve">’operatore si trova nella pagina di </w:t>
+      </w:r>
+      <w:r>
+        <w:t xml:space="preserve">gestione </w:t>
+      </w:r>
+      <w:r>
+        <w:t>del catalogo</w:t>
+      </w:r>
+      <w:r>
+        <w:t>.</w:t>
+      </w:r>
+      <w:r>
+        <w:t xml:space="preserve"> </w:t>
+      </w:r>
+    </w:p>
+    <w:p>
+      <w:pPr>
+        <w:rPr>
+          <w:b/>
+          <w:bCs/>
+        </w:rPr>
+      </w:pPr>
+      <w:r>
+        <w:rPr>
+          <w:b/>
+          <w:bCs/>
+        </w:rPr>
+        <w:t xml:space="preserve">Flusso di eventi: </w:t>
+      </w:r>
+    </w:p>
+    <w:p>
+      <w:pPr>
+        <w:pStyle w:val="ListParagraph"/>
+        <w:numPr>
+          <w:ilvl w:val="0"/>
+          <w:numId w:val="4"/>
+        </w:numPr>
+      </w:pPr>
+      <w:r>
+        <w:t>L’</w:t>
+      </w:r>
+      <w:r>
+        <w:t xml:space="preserve">operatore </w:t>
+      </w:r>
+      <w:r>
+        <w:t>preme sull’edizione presente nella lista.</w:t>
+      </w:r>
+    </w:p>
+    <w:p>
+      <w:pPr>
+        <w:pStyle w:val="ListParagraph"/>
+        <w:numPr>
+          <w:ilvl w:val="0"/>
+          <w:numId w:val="4"/>
+        </w:numPr>
+      </w:pPr>
+      <w:r>
+        <w:t>L’operatore preme “Visualizza copie”.</w:t>
+      </w:r>
+    </w:p>
+    <w:p>
+      <w:pPr>
+        <w:pStyle w:val="ListParagraph"/>
+        <w:numPr>
+          <w:ilvl w:val="0"/>
+          <w:numId w:val="4"/>
+        </w:numPr>
+      </w:pPr>
+      <w:r>
+        <w:t>Il sistema mostra a schermo la lista delle copie, ciascuna con il proprio ID e stato</w:t>
+      </w:r>
+      <w:r>
+        <w:t xml:space="preserve"> e un pulsante “Elimina”</w:t>
+      </w:r>
+      <w:r>
+        <w:t>.</w:t>
+      </w:r>
+    </w:p>
+    <w:p>
+      <w:pPr>
+        <w:pStyle w:val="ListParagraph"/>
+        <w:numPr>
+          <w:ilvl w:val="0"/>
+          <w:numId w:val="4"/>
+        </w:numPr>
+      </w:pPr>
+      <w:r>
+        <w:t>L’operatore preme il pulsante “Elimina” vicino alla copia che vuole eliminare.</w:t>
+      </w:r>
+    </w:p>
+    <w:p>
+      <w:pPr>
+        <w:pStyle w:val="ListParagraph"/>
+        <w:numPr>
+          <w:ilvl w:val="0"/>
+          <w:numId w:val="4"/>
+        </w:numPr>
+      </w:pPr>
+      <w:r>
+        <w:t>Il sistema mostra a schermo una finestra di verifica con due pulsanti:</w:t>
+      </w:r>
+    </w:p>
+    <w:p>
+      <w:pPr>
+        <w:pStyle w:val="ListParagraph"/>
+        <w:numPr>
+          <w:ilvl w:val="0"/>
+          <w:numId w:val="12"/>
+        </w:numPr>
+      </w:pPr>
+      <w:r>
+        <w:t>“Annulla”,</w:t>
+      </w:r>
+    </w:p>
+    <w:p>
+      <w:pPr>
+        <w:pStyle w:val="ListParagraph"/>
+        <w:numPr>
+          <w:ilvl w:val="0"/>
+          <w:numId w:val="12"/>
+        </w:numPr>
+      </w:pPr>
+      <w:r>
+        <w:t>“Conferma”.</w:t>
+      </w:r>
+    </w:p>
+    <w:p>
+      <w:pPr>
+        <w:pStyle w:val="ListParagraph"/>
+        <w:numPr>
+          <w:ilvl w:val="0"/>
+          <w:numId w:val="4"/>
+        </w:numPr>
+      </w:pPr>
+      <w:r>
+        <w:t>L’operatore clicca su "</w:t>
+      </w:r>
+      <w:r>
+        <w:t>C</w:t>
+      </w:r>
+      <w:r>
+        <w:t>onferma"</w:t>
+      </w:r>
+      <w:r>
+        <w:t>.</w:t>
+      </w:r>
+    </w:p>
+    <w:p>
+      <w:pPr>
+        <w:pStyle w:val="ListParagraph"/>
+        <w:numPr>
+          <w:ilvl w:val="0"/>
+          <w:numId w:val="4"/>
+        </w:numPr>
+      </w:pPr>
+      <w:r>
+        <w:t xml:space="preserve">Il sistema </w:t>
+      </w:r>
+      <w:r>
+        <w:t xml:space="preserve">rende </w:t>
+      </w:r>
+      <w:r>
+        <w:t>“</w:t>
+      </w:r>
+      <w:r>
+        <w:t>inattiva</w:t>
+      </w:r>
+      <w:r>
+        <w:t>”</w:t>
+      </w:r>
+      <w:r>
+        <w:t xml:space="preserve"> </w:t>
+      </w:r>
+      <w:r>
+        <w:t>la copia dell’edizione.</w:t>
+      </w:r>
+    </w:p>
+    <w:p>
+      <w:r>
+        <w:rPr>
+          <w:b/>
+          <w:bCs/>
+        </w:rPr>
+        <w:t>Exit condition:</w:t>
+      </w:r>
+      <w:r>
+        <w:t xml:space="preserve"> L'operatore è portato nella pagina di </w:t>
+      </w:r>
+      <w:r>
+        <w:t>gestione</w:t>
+      </w:r>
+      <w:r>
+        <w:t xml:space="preserve"> del catalogo</w:t>
+      </w:r>
+      <w:r>
+        <w:t xml:space="preserve">. </w:t>
+      </w:r>
+      <w:r>
+        <w:t>Nel database la copia del</w:t>
+      </w:r>
+      <w:r>
+        <w:t xml:space="preserve">l’edizione </w:t>
+      </w:r>
+      <w:r>
+        <w:t>è presente nello stato “inattiva”</w:t>
+      </w:r>
+      <w:r>
+        <w:t>.</w:t>
+      </w:r>
+    </w:p>
+    <w:p>
+      <w:pPr>
+        <w:rPr>
+          <w:b/>
+          <w:bCs/>
+        </w:rPr>
+      </w:pPr>
+      <w:r>
+        <w:rPr>
+          <w:b/>
+          <w:bCs/>
+        </w:rPr>
+        <w:t>Flussi Alternativi</w:t>
+      </w:r>
+      <w:r>
+        <w:rPr>
+          <w:b/>
+          <w:bCs/>
+        </w:rPr>
+        <w:t>/Eccezioni</w:t>
+      </w:r>
+      <w:r>
+        <w:rPr>
+          <w:b/>
+          <w:bCs/>
+        </w:rPr>
+        <w:t xml:space="preserve">: </w:t>
+      </w:r>
+    </w:p>
+    <w:p>
+      <w:r>
+        <w:t>Se al passo 4 la copia non è nello stato “disponibile”, viene eseguito il caso d’uso UC</w:t>
+      </w:r>
+      <w:r>
+        <w:t>10</w:t>
+      </w:r>
+      <w:r>
+        <w:t>.1 – Copia non dispon</w:t>
+      </w:r>
+      <w:r>
+        <w:t>i</w:t>
+      </w:r>
+      <w:r>
+        <w:t>bile.</w:t>
+      </w:r>
+    </w:p>
+    <w:p>
+      <w:r>
+        <w:t xml:space="preserve">Se al </w:t>
+      </w:r>
+      <w:r>
+        <w:t xml:space="preserve">passo </w:t>
+      </w:r>
+      <w:r>
+        <w:t>6</w:t>
+      </w:r>
+      <w:r>
+        <w:t xml:space="preserve"> l'operatore preme "</w:t>
+      </w:r>
+      <w:r>
+        <w:t>A</w:t>
+      </w:r>
+      <w:r>
+        <w:t xml:space="preserve">nnulla", è riportato al passo </w:t>
+      </w:r>
+      <w:r>
+        <w:t>3</w:t>
+      </w:r>
+      <w:r>
+        <w:t>.</w:t>
+      </w:r>
+    </w:p>
+    <w:p>
+      <w:r>
+        <w:rPr>
+          <w:b/>
+          <w:bCs/>
+          <w:sz w:val="28"/>
+          <w:szCs w:val="28"/>
+        </w:rPr>
+        <w:t>UC</w:t>
+      </w:r>
+      <w:r>
+        <w:rPr>
+          <w:b/>
+          <w:bCs/>
+          <w:sz w:val="28"/>
+          <w:szCs w:val="28"/>
+        </w:rPr>
+        <w:t>10</w:t>
+      </w:r>
+      <w:r>
+        <w:rPr>
+          <w:b/>
+          <w:bCs/>
+          <w:sz w:val="28"/>
+          <w:szCs w:val="28"/>
+        </w:rPr>
+        <w:t>.1 – Copia non disponibile</w:t>
+      </w:r>
+    </w:p>
+    <w:p>
+      <w:r>
+        <w:rPr>
+          <w:b/>
+          <w:bCs/>
+        </w:rPr>
+        <w:t>Attori:</w:t>
+      </w:r>
+      <w:r>
+        <w:t xml:space="preserve"> </w:t>
+      </w:r>
+      <w:r>
+        <w:t>Operatore.</w:t>
+      </w:r>
+    </w:p>
+    <w:p>
+      <w:r>
+        <w:rPr>
+          <w:b/>
+          <w:bCs/>
+        </w:rPr>
+        <w:t>Entry condition:</w:t>
+      </w:r>
+      <w:r>
+        <w:t xml:space="preserve"> </w:t>
+      </w:r>
+      <w:r>
+        <w:t>L’operatore ha provato ad eliminare una copia non disponibile</w:t>
+      </w:r>
+      <w:r>
+        <w:t>.</w:t>
+      </w:r>
+      <w:r>
+        <w:t xml:space="preserve"> </w:t>
+      </w:r>
+    </w:p>
+    <w:p>
+      <w:pPr>
+        <w:rPr>
+          <w:b/>
+          <w:bCs/>
+        </w:rPr>
+      </w:pPr>
+      <w:r>
+        <w:rPr>
+          <w:b/>
+          <w:bCs/>
+        </w:rPr>
+        <w:t xml:space="preserve">Flusso di eventi: </w:t>
+      </w:r>
+    </w:p>
+    <w:p>
+      <w:pPr>
+        <w:pStyle w:val="ListParagraph"/>
+        <w:numPr>
+          <w:ilvl w:val="0"/>
+          <w:numId w:val="8"/>
+        </w:numPr>
+      </w:pPr>
+      <w:r>
+        <w:t>Il sistema mostra il messaggio “Copia non disponibile”</w:t>
+      </w:r>
+      <w:r>
+        <w:t>.</w:t>
+      </w:r>
+    </w:p>
+    <w:p>
+      <w:r>
+        <w:rPr>
+          <w:b/>
+          <w:bCs/>
+        </w:rPr>
+        <w:t>Exit condition:</w:t>
+      </w:r>
+      <w:r>
+        <w:t xml:space="preserve"> L'operatore </w:t>
+      </w:r>
+      <w:r>
+        <w:t>viene</w:t>
+      </w:r>
+      <w:r>
+        <w:t xml:space="preserve"> portato nella pagina di </w:t>
+      </w:r>
+      <w:r>
+        <w:t>gestione</w:t>
+      </w:r>
+      <w:r>
+        <w:t xml:space="preserve"> del catalogo</w:t>
+      </w:r>
+      <w:r>
+        <w:t>.</w:t>
+      </w:r>
+    </w:p>
+    <w:p/>
+    <w:p>
+      <w:pPr>
+        <w:rPr>
+          <w:b/>
+          <w:bCs/>
+        </w:rPr>
+      </w:pPr>
+      <w:r>
+        <w:rPr>
+          <w:b/>
+          <w:bCs/>
+        </w:rPr>
+        <w:br w:type="page"/>
+      </w:r>
+    </w:p>
+    <w:p>
+      <w:pPr>
+        <w:rPr>
+          <w:b/>
+          <w:bCs/>
+          <w:sz w:val="28"/>
+          <w:szCs w:val="28"/>
+        </w:rPr>
+      </w:pPr>
+      <w:r>
+        <w:rPr>
+          <w:b/>
+          <w:bCs/>
+          <w:sz w:val="28"/>
+          <w:szCs w:val="28"/>
+        </w:rPr>
+        <w:lastRenderedPageBreak/>
+        <w:t>UC</w:t>
+      </w:r>
+      <w:r>
+        <w:rPr>
+          <w:b/>
+          <w:bCs/>
+          <w:sz w:val="28"/>
+          <w:szCs w:val="28"/>
+        </w:rPr>
+        <w:t>11</w:t>
       </w:r>
       <w:r>
         <w:rPr>
@@ -2576,7 +3750,43 @@
           <w:sz w:val="28"/>
           <w:szCs w:val="28"/>
         </w:rPr>
-        <w:t>Modifica delle informazioni di un’edizione</w:t>
+        <w:t xml:space="preserve">Ricerca </w:t>
+      </w:r>
+      <w:r>
+        <w:rPr>
+          <w:b/>
+          <w:bCs/>
+          <w:sz w:val="28"/>
+          <w:szCs w:val="28"/>
+        </w:rPr>
+        <w:t xml:space="preserve">delle </w:t>
+      </w:r>
+      <w:r>
+        <w:rPr>
+          <w:b/>
+          <w:bCs/>
+          <w:sz w:val="28"/>
+          <w:szCs w:val="28"/>
+        </w:rPr>
+        <w:t xml:space="preserve">informazioni </w:t>
+      </w:r>
+      <w:r>
+        <w:rPr>
+          <w:b/>
+          <w:bCs/>
+          <w:sz w:val="28"/>
+          <w:szCs w:val="28"/>
+        </w:rPr>
+        <w:t xml:space="preserve">di un </w:t>
+      </w:r>
+      <w:r>
+        <w:rPr>
+          <w:b/>
+          <w:bCs/>
+          <w:sz w:val="28"/>
+          <w:szCs w:val="28"/>
+        </w:rPr>
+        <w:t>lettore</w:t>
       </w:r>
     </w:p>
     <w:p>
@@ -2588,6 +3798,188 @@
         <w:t>Attori:</w:t>
       </w:r>
       <w:r>
+        <w:t xml:space="preserve"> </w:t>
+      </w:r>
+      <w:r>
+        <w:t>Operatore</w:t>
+      </w:r>
+      <w:r>
+        <w:t>.</w:t>
+      </w:r>
+    </w:p>
+    <w:p>
+      <w:r>
+        <w:rPr>
+          <w:b/>
+          <w:bCs/>
+        </w:rPr>
+        <w:t>Entry condition:</w:t>
+      </w:r>
+      <w:r>
+        <w:t xml:space="preserve"> </w:t>
+      </w:r>
+      <w:r>
+        <w:t xml:space="preserve">L’operatore si trova nella </w:t>
+      </w:r>
+      <w:r>
+        <w:t>dashboard</w:t>
+      </w:r>
+      <w:r>
+        <w:t>.</w:t>
+      </w:r>
+    </w:p>
+    <w:p>
+      <w:pPr>
+        <w:rPr>
+          <w:b/>
+          <w:bCs/>
+        </w:rPr>
+      </w:pPr>
+      <w:r>
+        <w:rPr>
+          <w:b/>
+          <w:bCs/>
+        </w:rPr>
+        <w:t>Flusso di eventi:</w:t>
+      </w:r>
+    </w:p>
+    <w:p>
+      <w:pPr>
+        <w:pStyle w:val="ListParagraph"/>
+        <w:numPr>
+          <w:ilvl w:val="0"/>
+          <w:numId w:val="14"/>
+        </w:numPr>
+      </w:pPr>
+      <w:r>
+        <w:t>L’operatore scrive il codice fiscale nella barra di ricerca</w:t>
+      </w:r>
+      <w:r>
+        <w:t>.</w:t>
+      </w:r>
+    </w:p>
+    <w:p>
+      <w:pPr>
+        <w:pStyle w:val="ListParagraph"/>
+        <w:numPr>
+          <w:ilvl w:val="0"/>
+          <w:numId w:val="14"/>
+        </w:numPr>
+      </w:pPr>
+      <w:r>
+        <w:t>L’operatore preme il pulsante di avvio della ricerca</w:t>
+      </w:r>
+      <w:r>
+        <w:t>.</w:t>
+      </w:r>
+    </w:p>
+    <w:p>
+      <w:pPr>
+        <w:pStyle w:val="ListParagraph"/>
+        <w:numPr>
+          <w:ilvl w:val="0"/>
+          <w:numId w:val="14"/>
+        </w:numPr>
+      </w:pPr>
+      <w:r>
+        <w:t>Il sistema ricerca nel database i prestiti, le restituzioni</w:t>
+      </w:r>
+      <w:r>
+        <w:t>, le prenotazioni</w:t>
+      </w:r>
+      <w:r>
+        <w:t xml:space="preserve"> e le sospensioni legate al codice fiscale inserito.</w:t>
+      </w:r>
+    </w:p>
+    <w:p>
+      <w:pPr>
+        <w:pStyle w:val="ListParagraph"/>
+        <w:numPr>
+          <w:ilvl w:val="0"/>
+          <w:numId w:val="14"/>
+        </w:numPr>
+      </w:pPr>
+      <w:r>
+        <w:t>Il sistema mostra a schermo tutte le informazioni ricavate in una pagina</w:t>
+      </w:r>
+      <w:r>
+        <w:t>.</w:t>
+      </w:r>
+    </w:p>
+    <w:p>
+      <w:r>
+        <w:rPr>
+          <w:b/>
+          <w:bCs/>
+        </w:rPr>
+        <w:t>Exit condition:</w:t>
+      </w:r>
+      <w:r>
+        <w:t xml:space="preserve"> </w:t>
+      </w:r>
+      <w:r>
+        <w:t xml:space="preserve">L’operatore si trova sulla pagina </w:t>
+      </w:r>
+      <w:r>
+        <w:t>del lettore</w:t>
+      </w:r>
+      <w:r>
+        <w:t>.</w:t>
+      </w:r>
+    </w:p>
+    <w:p>
+      <w:r>
+        <w:br w:type="page"/>
+      </w:r>
+    </w:p>
+    <w:p>
+      <w:r>
+        <w:rPr>
+          <w:b/>
+          <w:bCs/>
+          <w:sz w:val="28"/>
+          <w:szCs w:val="28"/>
+        </w:rPr>
+        <w:lastRenderedPageBreak/>
+        <w:t>UC1</w:t>
+      </w:r>
+      <w:r>
+        <w:rPr>
+          <w:b/>
+          <w:bCs/>
+          <w:sz w:val="28"/>
+          <w:szCs w:val="28"/>
+        </w:rPr>
+        <w:t>2</w:t>
+      </w:r>
+      <w:r>
+        <w:rPr>
+          <w:b/>
+          <w:bCs/>
+          <w:sz w:val="28"/>
+          <w:szCs w:val="28"/>
+        </w:rPr>
+        <w:t xml:space="preserve"> – </w:t>
+      </w:r>
+      <w:r>
+        <w:rPr>
+          <w:b/>
+          <w:bCs/>
+          <w:sz w:val="28"/>
+          <w:szCs w:val="28"/>
+        </w:rPr>
+        <w:t>Modifica delle informazioni di un lettore registrato</w:t>
+      </w:r>
+    </w:p>
+    <w:p>
+      <w:r>
+        <w:rPr>
+          <w:b/>
+          <w:bCs/>
+        </w:rPr>
+        <w:t>Attori:</w:t>
+      </w:r>
+      <w:r>
         <w:t xml:space="preserve"> Operatore.</w:t>
       </w:r>
     </w:p>
@@ -2600,7 +3992,7 @@
         <w:t>Entry condition:</w:t>
       </w:r>
       <w:r>
-        <w:t xml:space="preserve"> L’operatore si trova nella pagina di gestione del catalogo.</w:t>
+        <w:t xml:space="preserve"> L’operatore si trova nella pagina di un lettore registrato, ricercato mediante codice fiscale.</w:t>
       </w:r>
     </w:p>
     <w:p>
@@ -2623,23 +4015,23 @@
         <w:pStyle w:val="ListParagraph"/>
         <w:numPr>
           <w:ilvl w:val="0"/>
-          <w:numId w:val="35"/>
-        </w:numPr>
-      </w:pPr>
-      <w:r>
-        <w:t>L’operatore preme sul pulsante “Modifica” che affianca l’edizione che lo interessa.</w:t>
-      </w:r>
-    </w:p>
-    <w:p>
-      <w:pPr>
-        <w:pStyle w:val="ListParagraph"/>
-        <w:numPr>
-          <w:ilvl w:val="0"/>
-          <w:numId w:val="35"/>
-        </w:numPr>
-      </w:pPr>
-      <w:r>
-        <w:t>Il sistema lo reindirizza ad una pagina in cui è presente un modulo già compilato con le informazioni dell’edizione e che può essere modificato, con:</w:t>
+          <w:numId w:val="41"/>
+        </w:numPr>
+      </w:pPr>
+      <w:r>
+        <w:t>L’operatore preme il pulsante “Modifica”.</w:t>
+      </w:r>
+    </w:p>
+    <w:p>
+      <w:pPr>
+        <w:pStyle w:val="ListParagraph"/>
+        <w:numPr>
+          <w:ilvl w:val="0"/>
+          <w:numId w:val="41"/>
+        </w:numPr>
+      </w:pPr>
+      <w:r>
+        <w:t>Il sistema lo reindirizza ad una pagina in cui è presente un modulo già compilato con le informazioni del lettore e che può essere modificato, con:</w:t>
       </w:r>
       <w:r>
         <w:t xml:space="preserve"> </w:t>
@@ -2654,7 +4046,7 @@
         </w:numPr>
       </w:pPr>
       <w:r>
-        <w:t>Una textbox con label “Autore:”;</w:t>
+        <w:t>Una textbox con label “Nome:”;</w:t>
       </w:r>
     </w:p>
     <w:p>
@@ -2666,7 +4058,7 @@
         </w:numPr>
       </w:pPr>
       <w:r>
-        <w:t>Un pulsante con label “+” che consente di aggiungere un’altra textbox per l’autore;</w:t>
+        <w:t>Una textbox con label “Cognome:”;</w:t>
       </w:r>
     </w:p>
     <w:p>
@@ -2678,7 +4070,7 @@
         </w:numPr>
       </w:pPr>
       <w:r>
-        <w:t>Una textbox con label “Titolo:”;</w:t>
+        <w:t>Una textbox con label “E-mail:”;</w:t>
       </w:r>
     </w:p>
     <w:p>
@@ -2690,7 +4082,7 @@
         </w:numPr>
       </w:pPr>
       <w:r>
-        <w:t>Una textbox con label “ISBN:”;</w:t>
+        <w:t>Un pulsante “Reset Password”;</w:t>
       </w:r>
     </w:p>
     <w:p>
@@ -2702,7 +4094,7 @@
         </w:numPr>
       </w:pPr>
       <w:r>
-        <w:t>Una textbox con label “Editore:”;</w:t>
+        <w:t>Un pulsante “Annulla”;</w:t>
       </w:r>
     </w:p>
     <w:p>
@@ -2714,42 +4106,6 @@
         </w:numPr>
       </w:pPr>
       <w:r>
-        <w:t>Una casella di scelta con label “Lingua:”;</w:t>
-      </w:r>
-    </w:p>
-    <w:p>
-      <w:pPr>
-        <w:pStyle w:val="ListParagraph"/>
-        <w:numPr>
-          <w:ilvl w:val="1"/>
-          <w:numId w:val="34"/>
-        </w:numPr>
-      </w:pPr>
-      <w:r>
-        <w:t>Un selettore di data con label “Data di pubblicazione:”;</w:t>
-      </w:r>
-    </w:p>
-    <w:p>
-      <w:pPr>
-        <w:pStyle w:val="ListParagraph"/>
-        <w:numPr>
-          <w:ilvl w:val="1"/>
-          <w:numId w:val="34"/>
-        </w:numPr>
-      </w:pPr>
-      <w:r>
-        <w:t>Un pulsante “Annulla”;</w:t>
-      </w:r>
-    </w:p>
-    <w:p>
-      <w:pPr>
-        <w:pStyle w:val="ListParagraph"/>
-        <w:numPr>
-          <w:ilvl w:val="1"/>
-          <w:numId w:val="34"/>
-        </w:numPr>
-      </w:pPr>
-      <w:r>
         <w:t>Un pulsante “Conferma”.</w:t>
       </w:r>
     </w:p>
@@ -2758,7 +4114,7 @@
         <w:pStyle w:val="ListParagraph"/>
         <w:numPr>
           <w:ilvl w:val="0"/>
-          <w:numId w:val="36"/>
+          <w:numId w:val="32"/>
         </w:numPr>
       </w:pPr>
       <w:r>
@@ -2770,7 +4126,7 @@
         <w:pStyle w:val="ListParagraph"/>
         <w:numPr>
           <w:ilvl w:val="0"/>
-          <w:numId w:val="36"/>
+          <w:numId w:val="32"/>
         </w:numPr>
       </w:pPr>
       <w:r>
@@ -2782,7 +4138,7 @@
         <w:pStyle w:val="ListParagraph"/>
         <w:numPr>
           <w:ilvl w:val="0"/>
-          <w:numId w:val="36"/>
+          <w:numId w:val="32"/>
         </w:numPr>
       </w:pPr>
       <w:r>
@@ -2794,23 +4150,23 @@
         <w:pStyle w:val="ListParagraph"/>
         <w:numPr>
           <w:ilvl w:val="0"/>
-          <w:numId w:val="36"/>
-        </w:numPr>
-      </w:pPr>
-      <w:r>
-        <w:t>Il sistema modifica l’edizione associando ad essa le informazioni inserite dall’operatore, e la aggiorna nel database.</w:t>
-      </w:r>
-    </w:p>
-    <w:p>
-      <w:pPr>
-        <w:pStyle w:val="ListParagraph"/>
-        <w:numPr>
-          <w:ilvl w:val="0"/>
-          <w:numId w:val="36"/>
-        </w:numPr>
-      </w:pPr>
-      <w:r>
-        <w:t>Il sistema mostra a schermo il messaggio “Edizione modificata con successo”.</w:t>
+          <w:numId w:val="32"/>
+        </w:numPr>
+      </w:pPr>
+      <w:r>
+        <w:t>Il sistema modifica il lettore associando ad esso le informazioni inserite dall’operatore, e lo aggiorna nel database.</w:t>
+      </w:r>
+    </w:p>
+    <w:p>
+      <w:pPr>
+        <w:pStyle w:val="ListParagraph"/>
+        <w:numPr>
+          <w:ilvl w:val="0"/>
+          <w:numId w:val="32"/>
+        </w:numPr>
+      </w:pPr>
+      <w:r>
+        <w:t>Il sistema mostra a schermo il messaggio “Lettore modificato con successo”.</w:t>
       </w:r>
     </w:p>
     <w:p>
@@ -2822,7 +4178,7 @@
         <w:t>Exit condition:</w:t>
       </w:r>
       <w:r>
-        <w:t xml:space="preserve"> L’operatore si trova nella pagina di gestione del catalogo e l’edizione è stata modificata.</w:t>
+        <w:t xml:space="preserve"> L’operatore si trova nella pagina del lettore ricercato mediante codice fiscale e le informazioni del lettore sono state modificate.</w:t>
       </w:r>
     </w:p>
     <w:p>
@@ -2849,15 +4205,26 @@
     </w:p>
     <w:p>
       <w:r>
-        <w:t>Se al passo 4 l’operatore preme “Annulla”, viene riportato alla pagina di gestione del catalogo.</w:t>
-      </w:r>
-    </w:p>
-    <w:p>
-      <w:r>
-        <w:t>Se al passo 5 il sistema rileva delle informazioni non valide, viene eseguito il caso d’uso UC</w:t>
-      </w:r>
-      <w:r>
-        <w:t>8</w:t>
+        <w:t>Se al passo 4 l’operatore preme “Annulla”, viene riportato alla pagina delle informazioni del lettore.</w:t>
+      </w:r>
+    </w:p>
+    <w:p>
+      <w:r>
+        <w:t>Se al passo 4 l’operatore preme “Reset Password” viene eseguito UC1</w:t>
+      </w:r>
+      <w:r>
+        <w:t>3</w:t>
+      </w:r>
+      <w:r>
+        <w:t xml:space="preserve"> – Reset della password di un lettore.</w:t>
+      </w:r>
+    </w:p>
+    <w:p>
+      <w:r>
+        <w:t>Se al passo 5 il sistema rileva delle informazioni non valide, viene eseguito il caso d’uso UC1</w:t>
+      </w:r>
+      <w:r>
+        <w:t>2</w:t>
       </w:r>
       <w:r>
         <w:t>.1 –  Informazioni non valide.</w:t>
@@ -2879,16 +4246,16 @@
           <w:sz w:val="28"/>
           <w:szCs w:val="28"/>
         </w:rPr>
-        <w:t>UC</w:t>
-      </w:r>
-      <w:r>
-        <w:rPr>
-          <w:b/>
-          <w:bCs/>
-          <w:sz w:val="28"/>
-          <w:szCs w:val="28"/>
-        </w:rPr>
-        <w:t>8</w:t>
+        <w:t>UC1</w:t>
+      </w:r>
+      <w:r>
+        <w:rPr>
+          <w:b/>
+          <w:bCs/>
+          <w:sz w:val="28"/>
+          <w:szCs w:val="28"/>
+        </w:rPr>
+        <w:t>2</w:t>
       </w:r>
       <w:r>
         <w:rPr>
@@ -2935,7 +4302,7 @@
         <w:t>Entry condition:</w:t>
       </w:r>
       <w:r>
-        <w:t xml:space="preserve"> L’operatore ha inserito delle informazioni non valide nella modifica dell’edizione.</w:t>
+        <w:t xml:space="preserve"> L’operatore ha inserito delle informazioni non valide nella modifica delle informazioni del lettore.</w:t>
       </w:r>
     </w:p>
     <w:p>
@@ -2958,7 +4325,7 @@
         <w:pStyle w:val="ListParagraph"/>
         <w:numPr>
           <w:ilvl w:val="0"/>
-          <w:numId w:val="39"/>
+          <w:numId w:val="33"/>
         </w:numPr>
       </w:pPr>
       <w:r>
@@ -2975,38 +4342,1582 @@
         <w:t>Exit condition:</w:t>
       </w:r>
       <w:r>
-        <w:t xml:space="preserve"> L’operatore si trova sulla pagina di modifica dell’edizione.</w:t>
+        <w:t xml:space="preserve"> L’operatore si trova sulla pagina di modifica delle informazioni del lettore.</w:t>
+      </w:r>
+    </w:p>
+    <w:p>
+      <w:r>
+        <w:br w:type="page"/>
+      </w:r>
+    </w:p>
+    <w:p>
+      <w:pPr>
+        <w:rPr>
+          <w:b/>
+          <w:bCs/>
+          <w:sz w:val="28"/>
+          <w:szCs w:val="28"/>
+        </w:rPr>
+      </w:pPr>
+      <w:r>
+        <w:rPr>
+          <w:b/>
+          <w:bCs/>
+          <w:sz w:val="28"/>
+          <w:szCs w:val="28"/>
+        </w:rPr>
+        <w:lastRenderedPageBreak/>
+        <w:t>UC1</w:t>
+      </w:r>
+      <w:r>
+        <w:rPr>
+          <w:b/>
+          <w:bCs/>
+          <w:sz w:val="28"/>
+          <w:szCs w:val="28"/>
+        </w:rPr>
+        <w:t>3</w:t>
+      </w:r>
+      <w:r>
+        <w:rPr>
+          <w:b/>
+          <w:bCs/>
+          <w:sz w:val="28"/>
+          <w:szCs w:val="28"/>
+        </w:rPr>
+        <w:t xml:space="preserve"> – </w:t>
+      </w:r>
+      <w:r>
+        <w:rPr>
+          <w:b/>
+          <w:bCs/>
+          <w:sz w:val="28"/>
+          <w:szCs w:val="28"/>
+        </w:rPr>
+        <w:t xml:space="preserve">Reset della password di un lettore </w:t>
+      </w:r>
+    </w:p>
+    <w:p>
+      <w:r>
+        <w:rPr>
+          <w:b/>
+          <w:bCs/>
+        </w:rPr>
+        <w:t>Attori:</w:t>
+      </w:r>
+      <w:r>
+        <w:t xml:space="preserve"> Operatore.</w:t>
+      </w:r>
+    </w:p>
+    <w:p>
+      <w:r>
+        <w:rPr>
+          <w:b/>
+          <w:bCs/>
+        </w:rPr>
+        <w:t>Entry condition:</w:t>
+      </w:r>
+      <w:r>
+        <w:t xml:space="preserve"> </w:t>
+      </w:r>
+      <w:r>
+        <w:t>L’operatore si trova nella pagina di un lettore ricercato mediante codice fiscale.</w:t>
+      </w:r>
+    </w:p>
+    <w:p>
+      <w:pPr>
+        <w:rPr>
+          <w:b/>
+          <w:bCs/>
+        </w:rPr>
+      </w:pPr>
+      <w:r>
+        <w:rPr>
+          <w:b/>
+          <w:bCs/>
+        </w:rPr>
+        <w:t>Flusso di eventi:</w:t>
+      </w:r>
+    </w:p>
+    <w:p>
+      <w:pPr>
+        <w:pStyle w:val="ListParagraph"/>
+        <w:numPr>
+          <w:ilvl w:val="0"/>
+          <w:numId w:val="30"/>
+        </w:numPr>
+      </w:pPr>
+      <w:r>
+        <w:t>L’operatore preme il pulsante “Modifica”.</w:t>
+      </w:r>
+    </w:p>
+    <w:p>
+      <w:pPr>
+        <w:pStyle w:val="ListParagraph"/>
+        <w:numPr>
+          <w:ilvl w:val="0"/>
+          <w:numId w:val="30"/>
+        </w:numPr>
+      </w:pPr>
+      <w:r>
+        <w:t>Il sistema lo reindirizza ad una pagina in cui è presente un modulo già compilato con le informazioni del lettore e che può essere modificato, con:</w:t>
+      </w:r>
+      <w:r>
+        <w:t xml:space="preserve"> </w:t>
+      </w:r>
+    </w:p>
+    <w:p>
+      <w:pPr>
+        <w:pStyle w:val="ListParagraph"/>
+        <w:numPr>
+          <w:ilvl w:val="1"/>
+          <w:numId w:val="31"/>
+        </w:numPr>
+      </w:pPr>
+      <w:r>
+        <w:t>Una textbox con label “Nome:”;</w:t>
+      </w:r>
+    </w:p>
+    <w:p>
+      <w:pPr>
+        <w:pStyle w:val="ListParagraph"/>
+        <w:numPr>
+          <w:ilvl w:val="1"/>
+          <w:numId w:val="31"/>
+        </w:numPr>
+      </w:pPr>
+      <w:r>
+        <w:t>Una textbox con label “Cognome:”;</w:t>
+      </w:r>
+    </w:p>
+    <w:p>
+      <w:pPr>
+        <w:pStyle w:val="ListParagraph"/>
+        <w:numPr>
+          <w:ilvl w:val="1"/>
+          <w:numId w:val="31"/>
+        </w:numPr>
+      </w:pPr>
+      <w:r>
+        <w:t>Una textbox con label “E-mail:”;</w:t>
+      </w:r>
+    </w:p>
+    <w:p>
+      <w:pPr>
+        <w:pStyle w:val="ListParagraph"/>
+        <w:numPr>
+          <w:ilvl w:val="1"/>
+          <w:numId w:val="31"/>
+        </w:numPr>
+      </w:pPr>
+      <w:r>
+        <w:t>Un pulsante “Reset Password”;</w:t>
+      </w:r>
+    </w:p>
+    <w:p>
+      <w:pPr>
+        <w:pStyle w:val="ListParagraph"/>
+        <w:numPr>
+          <w:ilvl w:val="1"/>
+          <w:numId w:val="31"/>
+        </w:numPr>
+      </w:pPr>
+      <w:r>
+        <w:t>Un pulsante “Annulla”;</w:t>
+      </w:r>
+    </w:p>
+    <w:p>
+      <w:pPr>
+        <w:pStyle w:val="ListParagraph"/>
+        <w:numPr>
+          <w:ilvl w:val="1"/>
+          <w:numId w:val="31"/>
+        </w:numPr>
+      </w:pPr>
+      <w:r>
+        <w:t>Un pulsante “Conferma”.</w:t>
+      </w:r>
+    </w:p>
+    <w:p>
+      <w:pPr>
+        <w:pStyle w:val="ListParagraph"/>
+        <w:numPr>
+          <w:ilvl w:val="0"/>
+          <w:numId w:val="34"/>
+        </w:numPr>
+      </w:pPr>
+      <w:r>
+        <w:t>L’operatore preme “Reset Password”.</w:t>
+      </w:r>
+    </w:p>
+    <w:p>
+      <w:pPr>
+        <w:pStyle w:val="ListParagraph"/>
+        <w:numPr>
+          <w:ilvl w:val="0"/>
+          <w:numId w:val="34"/>
+        </w:numPr>
+      </w:pPr>
+      <w:r>
+        <w:t>Il sistema crea una password provvisoria e la sostituisce a quella presente nel database, marcandola come provvisoria.</w:t>
+      </w:r>
+    </w:p>
+    <w:p>
+      <w:pPr>
+        <w:pStyle w:val="ListParagraph"/>
+        <w:numPr>
+          <w:ilvl w:val="0"/>
+          <w:numId w:val="34"/>
+        </w:numPr>
+      </w:pPr>
+      <w:r>
+        <w:t>Il sistema mostra a schermo la password provvisoria con un pulsante “Conferma”.</w:t>
+      </w:r>
+    </w:p>
+    <w:p>
+      <w:pPr>
+        <w:pStyle w:val="ListParagraph"/>
+        <w:numPr>
+          <w:ilvl w:val="0"/>
+          <w:numId w:val="34"/>
+        </w:numPr>
+      </w:pPr>
+      <w:r>
+        <w:t>L’operatore preme “Conferma”.</w:t>
+      </w:r>
+    </w:p>
+    <w:p>
+      <w:pPr>
+        <w:pStyle w:val="ListParagraph"/>
+        <w:numPr>
+          <w:ilvl w:val="0"/>
+          <w:numId w:val="34"/>
+        </w:numPr>
+      </w:pPr>
+      <w:r>
+        <w:t>Il sistema reindirizza l’operatore sulla pagina del lettore ricercato.</w:t>
+      </w:r>
+    </w:p>
+    <w:p>
+      <w:r>
+        <w:rPr>
+          <w:b/>
+          <w:bCs/>
+        </w:rPr>
+        <w:t>Exit condition:</w:t>
+      </w:r>
+      <w:r>
+        <w:t xml:space="preserve"> L’operatore si trova nella pagina del lettore ricercato ed è stata assegnata una password provvisoria al lettore.</w:t>
+      </w:r>
+    </w:p>
+    <w:p>
+      <w:pPr>
+        <w:rPr>
+          <w:b/>
+          <w:bCs/>
+        </w:rPr>
+      </w:pPr>
+      <w:r>
+        <w:rPr>
+          <w:b/>
+          <w:bCs/>
+        </w:rPr>
+        <w:t>Flussi alternativi/Eccezioni</w:t>
+      </w:r>
+      <w:r>
+        <w:rPr>
+          <w:b/>
+          <w:bCs/>
+        </w:rPr>
+        <w:t>:</w:t>
+      </w:r>
+    </w:p>
+    <w:p>
+      <w:r>
+        <w:t>Se al passo 3 l’operatore preme “Annulla”, viene riportato alla pagina del lettore.</w:t>
+      </w:r>
+    </w:p>
+    <w:p>
+      <w:r>
+        <w:br w:type="page"/>
+      </w:r>
+    </w:p>
+    <w:p>
+      <w:pPr>
+        <w:rPr>
+          <w:b/>
+          <w:bCs/>
+          <w:sz w:val="28"/>
+          <w:szCs w:val="28"/>
+        </w:rPr>
+      </w:pPr>
+      <w:r>
+        <w:rPr>
+          <w:b/>
+          <w:bCs/>
+          <w:sz w:val="28"/>
+          <w:szCs w:val="28"/>
+        </w:rPr>
+        <w:lastRenderedPageBreak/>
+        <w:t>UC1</w:t>
+      </w:r>
+      <w:r>
+        <w:rPr>
+          <w:b/>
+          <w:bCs/>
+          <w:sz w:val="28"/>
+          <w:szCs w:val="28"/>
+        </w:rPr>
+        <w:t>4</w:t>
+      </w:r>
+      <w:r>
+        <w:rPr>
+          <w:b/>
+          <w:bCs/>
+          <w:sz w:val="28"/>
+          <w:szCs w:val="28"/>
+        </w:rPr>
+        <w:t xml:space="preserve"> – Registrazione di un prestito</w:t>
+      </w:r>
+      <w:r>
+        <w:rPr>
+          <w:b/>
+          <w:bCs/>
+          <w:sz w:val="28"/>
+          <w:szCs w:val="28"/>
+        </w:rPr>
+        <w:t xml:space="preserve"> di una copia disponibile</w:t>
+      </w:r>
+    </w:p>
+    <w:p>
+      <w:r>
+        <w:rPr>
+          <w:b/>
+          <w:bCs/>
+        </w:rPr>
+        <w:t>Attori:</w:t>
+      </w:r>
+      <w:r>
+        <w:t xml:space="preserve"> Operatore</w:t>
+      </w:r>
+    </w:p>
+    <w:p>
+      <w:r>
+        <w:rPr>
+          <w:b/>
+          <w:bCs/>
+        </w:rPr>
+        <w:t>Entry condition:</w:t>
+      </w:r>
+      <w:r>
+        <w:t xml:space="preserve"> L’operatore si trova nella dashboard.</w:t>
+      </w:r>
+    </w:p>
+    <w:p>
+      <w:pPr>
+        <w:rPr>
+          <w:b/>
+          <w:bCs/>
+        </w:rPr>
+      </w:pPr>
+      <w:r>
+        <w:rPr>
+          <w:b/>
+          <w:bCs/>
+        </w:rPr>
+        <w:t>Flusso di eventi:</w:t>
+      </w:r>
+    </w:p>
+    <w:p>
+      <w:pPr>
+        <w:pStyle w:val="ListParagraph"/>
+        <w:numPr>
+          <w:ilvl w:val="0"/>
+          <w:numId w:val="24"/>
+        </w:numPr>
+      </w:pPr>
+      <w:r>
+        <w:t>L’operatore preme su “Registra prestito”.</w:t>
+      </w:r>
+    </w:p>
+    <w:p>
+      <w:pPr>
+        <w:pStyle w:val="ListParagraph"/>
+        <w:numPr>
+          <w:ilvl w:val="0"/>
+          <w:numId w:val="24"/>
+        </w:numPr>
+      </w:pPr>
+      <w:r>
+        <w:t>Il sistema lo reindirizza ad una pagina in cui vi è la lista delle edizioni.</w:t>
+      </w:r>
+    </w:p>
+    <w:p>
+      <w:pPr>
+        <w:pStyle w:val="ListParagraph"/>
+        <w:numPr>
+          <w:ilvl w:val="0"/>
+          <w:numId w:val="24"/>
+        </w:numPr>
+      </w:pPr>
+      <w:r>
+        <w:t>L’operatore preme sull’edizione.</w:t>
+      </w:r>
+    </w:p>
+    <w:p>
+      <w:pPr>
+        <w:pStyle w:val="ListParagraph"/>
+        <w:numPr>
+          <w:ilvl w:val="0"/>
+          <w:numId w:val="24"/>
+        </w:numPr>
+      </w:pPr>
+      <w:r>
+        <w:t>Il sistema lo reindirizza ad una pagina che mostra le copie disponibili per quella edizione.</w:t>
+      </w:r>
+    </w:p>
+    <w:p>
+      <w:pPr>
+        <w:pStyle w:val="ListParagraph"/>
+        <w:numPr>
+          <w:ilvl w:val="0"/>
+          <w:numId w:val="24"/>
+        </w:numPr>
+      </w:pPr>
+      <w:r>
+        <w:t>L’operatore preme sulla copia di suo interesse.</w:t>
+      </w:r>
+    </w:p>
+    <w:p>
+      <w:pPr>
+        <w:pStyle w:val="ListParagraph"/>
+        <w:numPr>
+          <w:ilvl w:val="0"/>
+          <w:numId w:val="24"/>
+        </w:numPr>
+      </w:pPr>
+      <w:r>
+        <w:t>Il sistema lo reindirizza ad una pagina in cui è presente un modulo da compilare con:</w:t>
+      </w:r>
+    </w:p>
+    <w:p>
+      <w:pPr>
+        <w:pStyle w:val="ListParagraph"/>
+        <w:numPr>
+          <w:ilvl w:val="0"/>
+          <w:numId w:val="22"/>
+        </w:numPr>
+      </w:pPr>
+      <w:r>
+        <w:t>Una textbox con label “Codice fiscale:”;</w:t>
+      </w:r>
+    </w:p>
+    <w:p>
+      <w:pPr>
+        <w:pStyle w:val="ListParagraph"/>
+        <w:numPr>
+          <w:ilvl w:val="0"/>
+          <w:numId w:val="22"/>
+        </w:numPr>
+      </w:pPr>
+      <w:r>
+        <w:t>Un selettore di data con label “Da restituire entro:”;</w:t>
+      </w:r>
+    </w:p>
+    <w:p>
+      <w:pPr>
+        <w:pStyle w:val="ListParagraph"/>
+        <w:numPr>
+          <w:ilvl w:val="0"/>
+          <w:numId w:val="22"/>
+        </w:numPr>
+      </w:pPr>
+      <w:r>
+        <w:t>Un pulsante “Annulla”;</w:t>
+      </w:r>
+    </w:p>
+    <w:p>
+      <w:pPr>
+        <w:pStyle w:val="ListParagraph"/>
+        <w:numPr>
+          <w:ilvl w:val="0"/>
+          <w:numId w:val="22"/>
+        </w:numPr>
+      </w:pPr>
+      <w:r>
+        <w:t>Un pulsante “Conferma”.</w:t>
+      </w:r>
+    </w:p>
+    <w:p>
+      <w:pPr>
+        <w:pStyle w:val="ListParagraph"/>
+        <w:numPr>
+          <w:ilvl w:val="0"/>
+          <w:numId w:val="24"/>
+        </w:numPr>
+      </w:pPr>
+      <w:r>
+        <w:t>L’operatore inserisce i dati.</w:t>
+      </w:r>
+    </w:p>
+    <w:p>
+      <w:pPr>
+        <w:pStyle w:val="ListParagraph"/>
+        <w:numPr>
+          <w:ilvl w:val="0"/>
+          <w:numId w:val="24"/>
+        </w:numPr>
+      </w:pPr>
+      <w:r>
+        <w:t>L’operatore preme “Conferma”.</w:t>
+      </w:r>
+    </w:p>
+    <w:p>
+      <w:pPr>
+        <w:pStyle w:val="ListParagraph"/>
+        <w:numPr>
+          <w:ilvl w:val="0"/>
+          <w:numId w:val="24"/>
+        </w:numPr>
+      </w:pPr>
+      <w:r>
+        <w:t>Il sistema verifica che i dati inseriti siano validi.</w:t>
+      </w:r>
+    </w:p>
+    <w:p>
+      <w:pPr>
+        <w:pStyle w:val="ListParagraph"/>
+        <w:numPr>
+          <w:ilvl w:val="0"/>
+          <w:numId w:val="24"/>
+        </w:numPr>
+      </w:pPr>
+      <w:r>
+        <w:t>Il sistema crea un nuovo prestito associando ad esso le informazioni inserite dall’operatore, e lo inserisce nel database.</w:t>
+      </w:r>
+    </w:p>
+    <w:p>
+      <w:pPr>
+        <w:pStyle w:val="ListParagraph"/>
+        <w:numPr>
+          <w:ilvl w:val="0"/>
+          <w:numId w:val="24"/>
+        </w:numPr>
+      </w:pPr>
+      <w:r>
+        <w:t>Il database associa un ID al prestito.</w:t>
+      </w:r>
+    </w:p>
+    <w:p>
+      <w:pPr>
+        <w:pStyle w:val="ListParagraph"/>
+        <w:numPr>
+          <w:ilvl w:val="0"/>
+          <w:numId w:val="24"/>
+        </w:numPr>
+      </w:pPr>
+      <w:r>
+        <w:t>Il sistema rende la copia prestata non disponibile.</w:t>
+      </w:r>
+    </w:p>
+    <w:p>
+      <w:pPr>
+        <w:pStyle w:val="ListParagraph"/>
+        <w:numPr>
+          <w:ilvl w:val="0"/>
+          <w:numId w:val="24"/>
+        </w:numPr>
+      </w:pPr>
+      <w:r>
+        <w:t>Il sistema mostra a schermo il messaggio “Prestito registrato con successo”.</w:t>
+      </w:r>
+    </w:p>
+    <w:p>
+      <w:r>
+        <w:rPr>
+          <w:b/>
+          <w:bCs/>
+        </w:rPr>
+        <w:t>Exit condition:</w:t>
+      </w:r>
+      <w:r>
+        <w:t xml:space="preserve"> L’operatore si trova nella dashboard e un nuovo prestito è stato registrato.</w:t>
+      </w:r>
+    </w:p>
+    <w:p>
+      <w:pPr>
+        <w:rPr>
+          <w:b/>
+          <w:bCs/>
+        </w:rPr>
+      </w:pPr>
+      <w:r>
+        <w:rPr>
+          <w:b/>
+          <w:bCs/>
+        </w:rPr>
+        <w:t>Flussi alternativi/Eccezioni</w:t>
+      </w:r>
+      <w:r>
+        <w:rPr>
+          <w:b/>
+          <w:bCs/>
+        </w:rPr>
+        <w:t>:</w:t>
+      </w:r>
+    </w:p>
+    <w:p>
+      <w:r>
+        <w:t>Se al passo 8 l’operatore preme il pulsante “Annulla”, viene riportato alla dashboard.</w:t>
+      </w:r>
+    </w:p>
+    <w:p>
+      <w:r>
+        <w:t>Se al passo 9 il sistema rileva delle informazioni non valide, viene eseguito il caso d’uso UC1</w:t>
+      </w:r>
+      <w:r>
+        <w:t>4</w:t>
+      </w:r>
+      <w:r>
+        <w:t>.1 –  Informazioni non valide.</w:t>
+      </w:r>
+    </w:p>
+    <w:p>
+      <w:r>
+        <w:t>Se al passo 9 il sistema rileva che il lettore ha una sospensione attiva, viene eseguito il caso d’uso UC1</w:t>
+      </w:r>
+      <w:r>
+        <w:t>4</w:t>
+      </w:r>
+      <w:r>
+        <w:t>.2 – Lettore sospeso</w:t>
+      </w:r>
+    </w:p>
+    <w:p>
+      <w:pPr>
+        <w:rPr>
+          <w:b/>
+          <w:bCs/>
+          <w:sz w:val="28"/>
+          <w:szCs w:val="28"/>
+        </w:rPr>
+      </w:pPr>
+      <w:r>
+        <w:rPr>
+          <w:b/>
+          <w:bCs/>
+          <w:sz w:val="28"/>
+          <w:szCs w:val="28"/>
+        </w:rPr>
+        <w:t>UC1</w:t>
+      </w:r>
+      <w:r>
+        <w:rPr>
+          <w:b/>
+          <w:bCs/>
+          <w:sz w:val="28"/>
+          <w:szCs w:val="28"/>
+        </w:rPr>
+        <w:t>4</w:t>
+      </w:r>
+      <w:r>
+        <w:rPr>
+          <w:b/>
+          <w:bCs/>
+          <w:sz w:val="28"/>
+          <w:szCs w:val="28"/>
+        </w:rPr>
+        <w:t>.1 – Informazioni non valide</w:t>
+      </w:r>
+    </w:p>
+    <w:p>
+      <w:r>
+        <w:rPr>
+          <w:b/>
+          <w:bCs/>
+        </w:rPr>
+        <w:t>Attor</w:t>
+      </w:r>
+      <w:r>
+        <w:rPr>
+          <w:b/>
+          <w:bCs/>
+        </w:rPr>
+        <w:t>i</w:t>
+      </w:r>
+      <w:r>
+        <w:rPr>
+          <w:b/>
+          <w:bCs/>
+        </w:rPr>
+        <w:t>:</w:t>
+      </w:r>
+      <w:r>
+        <w:t xml:space="preserve"> Operatore.</w:t>
+      </w:r>
+    </w:p>
+    <w:p>
+      <w:r>
+        <w:rPr>
+          <w:b/>
+          <w:bCs/>
+        </w:rPr>
+        <w:t>Entry condition:</w:t>
+      </w:r>
+      <w:r>
+        <w:t xml:space="preserve"> L’operatore ha inserito delle informazioni non valide nella registrazione di un nuovo prestito.</w:t>
+      </w:r>
+    </w:p>
+    <w:p>
+      <w:pPr>
+        <w:rPr>
+          <w:b/>
+          <w:bCs/>
+        </w:rPr>
+      </w:pPr>
+      <w:r>
+        <w:rPr>
+          <w:b/>
+          <w:bCs/>
+        </w:rPr>
+        <w:t>Flusso di eventi:</w:t>
+      </w:r>
+    </w:p>
+    <w:p>
+      <w:pPr>
+        <w:pStyle w:val="ListParagraph"/>
+        <w:numPr>
+          <w:ilvl w:val="0"/>
+          <w:numId w:val="25"/>
+        </w:numPr>
+      </w:pPr>
+      <w:r>
+        <w:lastRenderedPageBreak/>
+        <w:t>Il sistema mostra a schermo il messaggio “Errore: Informazioni non valide”.</w:t>
+      </w:r>
+    </w:p>
+    <w:p>
+      <w:r>
+        <w:rPr>
+          <w:b/>
+          <w:bCs/>
+        </w:rPr>
+        <w:t>Exit condition:</w:t>
+      </w:r>
+      <w:r>
+        <w:t xml:space="preserve"> L’operatore si trova sulla pagina di registrazione del prestito.</w:t>
+      </w:r>
+    </w:p>
+    <w:p>
+      <w:pPr>
+        <w:rPr>
+          <w:b/>
+          <w:bCs/>
+          <w:sz w:val="28"/>
+          <w:szCs w:val="28"/>
+        </w:rPr>
+      </w:pPr>
+      <w:r>
+        <w:rPr>
+          <w:b/>
+          <w:bCs/>
+          <w:sz w:val="28"/>
+          <w:szCs w:val="28"/>
+        </w:rPr>
+        <w:t>UC1</w:t>
+      </w:r>
+      <w:r>
+        <w:rPr>
+          <w:b/>
+          <w:bCs/>
+          <w:sz w:val="28"/>
+          <w:szCs w:val="28"/>
+        </w:rPr>
+        <w:t>4</w:t>
+      </w:r>
+      <w:r>
+        <w:rPr>
+          <w:b/>
+          <w:bCs/>
+          <w:sz w:val="28"/>
+          <w:szCs w:val="28"/>
+        </w:rPr>
+        <w:t>.</w:t>
+      </w:r>
+      <w:r>
+        <w:rPr>
+          <w:b/>
+          <w:bCs/>
+          <w:sz w:val="28"/>
+          <w:szCs w:val="28"/>
+        </w:rPr>
+        <w:t>2</w:t>
+      </w:r>
+      <w:r>
+        <w:rPr>
+          <w:b/>
+          <w:bCs/>
+          <w:sz w:val="28"/>
+          <w:szCs w:val="28"/>
+        </w:rPr>
+        <w:t xml:space="preserve"> – </w:t>
+      </w:r>
+      <w:r>
+        <w:rPr>
+          <w:b/>
+          <w:bCs/>
+          <w:sz w:val="28"/>
+          <w:szCs w:val="28"/>
+        </w:rPr>
+        <w:t>Lettore sospeso</w:t>
+      </w:r>
+    </w:p>
+    <w:p>
+      <w:r>
+        <w:rPr>
+          <w:b/>
+          <w:bCs/>
+        </w:rPr>
+        <w:t>Attor</w:t>
+      </w:r>
+      <w:r>
+        <w:rPr>
+          <w:b/>
+          <w:bCs/>
+        </w:rPr>
+        <w:t>i</w:t>
+      </w:r>
+      <w:r>
+        <w:rPr>
+          <w:b/>
+          <w:bCs/>
+        </w:rPr>
+        <w:t>:</w:t>
+      </w:r>
+      <w:r>
+        <w:t xml:space="preserve"> Operatore.</w:t>
+      </w:r>
+    </w:p>
+    <w:p>
+      <w:r>
+        <w:rPr>
+          <w:b/>
+          <w:bCs/>
+        </w:rPr>
+        <w:t>Entry condition:</w:t>
+      </w:r>
+      <w:r>
+        <w:t xml:space="preserve"> L’operatore ha provato ad effettuare un prestito per un lettore sospeso.</w:t>
+      </w:r>
+    </w:p>
+    <w:p>
+      <w:pPr>
+        <w:rPr>
+          <w:b/>
+          <w:bCs/>
+        </w:rPr>
+      </w:pPr>
+      <w:r>
+        <w:rPr>
+          <w:b/>
+          <w:bCs/>
+        </w:rPr>
+        <w:t>Flusso di eventi:</w:t>
+      </w:r>
+    </w:p>
+    <w:p>
+      <w:pPr>
+        <w:pStyle w:val="ListParagraph"/>
+        <w:numPr>
+          <w:ilvl w:val="0"/>
+          <w:numId w:val="29"/>
+        </w:numPr>
+      </w:pPr>
+      <w:r>
+        <w:t>Il sistema mostra a schermo il messaggio “Errore: Il lettore è temporaneamente sospeso”.</w:t>
+      </w:r>
+    </w:p>
+    <w:p>
+      <w:r>
+        <w:rPr>
+          <w:b/>
+          <w:bCs/>
+        </w:rPr>
+        <w:t>Exit condition:</w:t>
+      </w:r>
+      <w:r>
+        <w:t xml:space="preserve"> L’operatore si trova sulla pagina di registrazione del prestito.</w:t>
+      </w:r>
+    </w:p>
+    <w:p>
+      <w:r>
+        <w:br w:type="page"/>
+      </w:r>
+    </w:p>
+    <w:p>
+      <w:pPr>
+        <w:rPr>
+          <w:b/>
+          <w:bCs/>
+          <w:sz w:val="28"/>
+          <w:szCs w:val="28"/>
+        </w:rPr>
+      </w:pPr>
+      <w:r>
+        <w:rPr>
+          <w:b/>
+          <w:bCs/>
+          <w:sz w:val="28"/>
+          <w:szCs w:val="28"/>
+        </w:rPr>
+        <w:lastRenderedPageBreak/>
+        <w:t>UC1</w:t>
+      </w:r>
+      <w:r>
+        <w:rPr>
+          <w:b/>
+          <w:bCs/>
+          <w:sz w:val="28"/>
+          <w:szCs w:val="28"/>
+        </w:rPr>
+        <w:t>5</w:t>
+      </w:r>
+      <w:r>
+        <w:rPr>
+          <w:b/>
+          <w:bCs/>
+          <w:sz w:val="28"/>
+          <w:szCs w:val="28"/>
+        </w:rPr>
+        <w:t xml:space="preserve"> – Registrazione di un prestito</w:t>
+      </w:r>
+      <w:r>
+        <w:rPr>
+          <w:b/>
+          <w:bCs/>
+          <w:sz w:val="28"/>
+          <w:szCs w:val="28"/>
+        </w:rPr>
+        <w:t xml:space="preserve"> di una copia riservata</w:t>
+      </w:r>
+    </w:p>
+    <w:p>
+      <w:r>
+        <w:rPr>
+          <w:b/>
+          <w:bCs/>
+        </w:rPr>
+        <w:t>Attori:</w:t>
+      </w:r>
+      <w:r>
+        <w:t xml:space="preserve"> Operatore.</w:t>
+      </w:r>
+    </w:p>
+    <w:p>
+      <w:r>
+        <w:rPr>
+          <w:b/>
+          <w:bCs/>
+        </w:rPr>
+        <w:t>Entry condition:</w:t>
+      </w:r>
+      <w:r>
+        <w:t xml:space="preserve"> L’operatore si trova nella pagina di un lettore registrato, ricercato mediante codice fiscale.</w:t>
+      </w:r>
+    </w:p>
+    <w:p>
+      <w:pPr>
+        <w:rPr>
+          <w:b/>
+          <w:bCs/>
+        </w:rPr>
+      </w:pPr>
+      <w:r>
+        <w:rPr>
+          <w:b/>
+          <w:bCs/>
+        </w:rPr>
+        <w:t>Flusso di eventi:</w:t>
+      </w:r>
+    </w:p>
+    <w:p>
+      <w:pPr>
+        <w:pStyle w:val="ListParagraph"/>
+        <w:numPr>
+          <w:ilvl w:val="0"/>
+          <w:numId w:val="37"/>
+        </w:numPr>
+      </w:pPr>
+      <w:r>
+        <w:t>L’operatore preme sulla prenotazione attiva mostrata nella lista.</w:t>
+      </w:r>
+    </w:p>
+    <w:p>
+      <w:pPr>
+        <w:pStyle w:val="ListParagraph"/>
+        <w:numPr>
+          <w:ilvl w:val="0"/>
+          <w:numId w:val="37"/>
+        </w:numPr>
+      </w:pPr>
+      <w:r>
+        <w:t>Il sistema lo reindirizza ad una pagina in cui sono mostrate le informazioni della copia e del lettore e dove è presente un modulo con:</w:t>
+      </w:r>
+      <w:r>
+        <w:t xml:space="preserve"> </w:t>
+      </w:r>
+    </w:p>
+    <w:p>
+      <w:pPr>
+        <w:pStyle w:val="ListParagraph"/>
+        <w:numPr>
+          <w:ilvl w:val="0"/>
+          <w:numId w:val="38"/>
+        </w:numPr>
+      </w:pPr>
+      <w:r>
+        <w:t>Un selettore di data con label “Da restituire entro:”;</w:t>
+      </w:r>
+    </w:p>
+    <w:p>
+      <w:pPr>
+        <w:pStyle w:val="ListParagraph"/>
+        <w:numPr>
+          <w:ilvl w:val="0"/>
+          <w:numId w:val="38"/>
+        </w:numPr>
+      </w:pPr>
+      <w:r>
+        <w:t>Un pulsante “Annulla”;</w:t>
+      </w:r>
+    </w:p>
+    <w:p>
+      <w:pPr>
+        <w:pStyle w:val="ListParagraph"/>
+        <w:numPr>
+          <w:ilvl w:val="0"/>
+          <w:numId w:val="38"/>
+        </w:numPr>
+      </w:pPr>
+      <w:r>
+        <w:t>Un pulsante “Conferma”.</w:t>
+      </w:r>
+    </w:p>
+    <w:p>
+      <w:pPr>
+        <w:pStyle w:val="ListParagraph"/>
+        <w:numPr>
+          <w:ilvl w:val="0"/>
+          <w:numId w:val="37"/>
+        </w:numPr>
+      </w:pPr>
+      <w:r>
+        <w:t>L’operatore inserisce i dati.</w:t>
+      </w:r>
+    </w:p>
+    <w:p>
+      <w:pPr>
+        <w:pStyle w:val="ListParagraph"/>
+        <w:numPr>
+          <w:ilvl w:val="0"/>
+          <w:numId w:val="37"/>
+        </w:numPr>
+      </w:pPr>
+      <w:r>
+        <w:t>L’operatore preme “Conferma”.</w:t>
+      </w:r>
+    </w:p>
+    <w:p>
+      <w:pPr>
+        <w:pStyle w:val="ListParagraph"/>
+        <w:numPr>
+          <w:ilvl w:val="0"/>
+          <w:numId w:val="37"/>
+        </w:numPr>
+      </w:pPr>
+      <w:r>
+        <w:t>Il sistema verifica che i dati inseriti siano validi.</w:t>
+      </w:r>
+    </w:p>
+    <w:p>
+      <w:pPr>
+        <w:pStyle w:val="ListParagraph"/>
+        <w:numPr>
+          <w:ilvl w:val="0"/>
+          <w:numId w:val="37"/>
+        </w:numPr>
+      </w:pPr>
+      <w:r>
+        <w:t>Il sistema crea un nuovo prestito associando ad esso le informazioni del lettore che ha effettuato la prenotazione online e la data di restituzione inserita dall’operatore, e lo inserisce nel database.</w:t>
+      </w:r>
+    </w:p>
+    <w:p>
+      <w:pPr>
+        <w:pStyle w:val="ListParagraph"/>
+        <w:numPr>
+          <w:ilvl w:val="0"/>
+          <w:numId w:val="37"/>
+        </w:numPr>
+      </w:pPr>
+      <w:r>
+        <w:t>Il database associa un ID al prestito.</w:t>
+      </w:r>
+    </w:p>
+    <w:p>
+      <w:pPr>
+        <w:pStyle w:val="ListParagraph"/>
+        <w:numPr>
+          <w:ilvl w:val="0"/>
+          <w:numId w:val="37"/>
+        </w:numPr>
+      </w:pPr>
+      <w:r>
+        <w:t>Il sistema rimuove la prenotazione dal database associata alla copia prestata e al lettore.</w:t>
+      </w:r>
+    </w:p>
+    <w:p>
+      <w:pPr>
+        <w:pStyle w:val="ListParagraph"/>
+        <w:numPr>
+          <w:ilvl w:val="0"/>
+          <w:numId w:val="37"/>
+        </w:numPr>
+      </w:pPr>
+      <w:r>
+        <w:t>Il sistema rende la copia prestata non disponibile.</w:t>
+      </w:r>
+    </w:p>
+    <w:p>
+      <w:pPr>
+        <w:pStyle w:val="ListParagraph"/>
+        <w:numPr>
+          <w:ilvl w:val="0"/>
+          <w:numId w:val="37"/>
+        </w:numPr>
+      </w:pPr>
+      <w:r>
+        <w:t>Il sistema mostra a schermo il messaggio “Prestito registrato con successo”.</w:t>
+      </w:r>
+    </w:p>
+    <w:p>
+      <w:r>
+        <w:rPr>
+          <w:b/>
+          <w:bCs/>
+        </w:rPr>
+        <w:t>Exit condition:</w:t>
+      </w:r>
+      <w:r>
+        <w:t xml:space="preserve"> L’operatore si trova nella pagina del lettore e un nuovo prestito è stato registrato.</w:t>
+      </w:r>
+    </w:p>
+    <w:p>
+      <w:pPr>
+        <w:rPr>
+          <w:b/>
+          <w:bCs/>
+        </w:rPr>
+      </w:pPr>
+      <w:r>
+        <w:rPr>
+          <w:b/>
+          <w:bCs/>
+        </w:rPr>
+        <w:t>Flussi alternativi/Eccezioni</w:t>
+      </w:r>
+      <w:r>
+        <w:rPr>
+          <w:b/>
+          <w:bCs/>
+        </w:rPr>
+        <w:t>:</w:t>
+      </w:r>
+    </w:p>
+    <w:p>
+      <w:r>
+        <w:t>Se al passo 4 l’operatore preme “Annulla”, viene riportato alla pagina delle informazioni del lettore.</w:t>
+      </w:r>
+    </w:p>
+    <w:p>
+      <w:r>
+        <w:t>Se al passo 5 il sistema rileva delle informazioni non valide, viene eseguito il caso d’uso UC1</w:t>
+      </w:r>
+      <w:r>
+        <w:t>5</w:t>
+      </w:r>
+      <w:r>
+        <w:t>.1 –  Informazioni non valide.</w:t>
+      </w:r>
+    </w:p>
+    <w:p>
+      <w:pPr>
+        <w:rPr>
+          <w:b/>
+          <w:bCs/>
+          <w:sz w:val="28"/>
+          <w:szCs w:val="28"/>
+        </w:rPr>
+      </w:pPr>
+      <w:r>
+        <w:rPr>
+          <w:b/>
+          <w:bCs/>
+          <w:sz w:val="28"/>
+          <w:szCs w:val="28"/>
+        </w:rPr>
+        <w:t>UC1</w:t>
+      </w:r>
+      <w:r>
+        <w:rPr>
+          <w:b/>
+          <w:bCs/>
+          <w:sz w:val="28"/>
+          <w:szCs w:val="28"/>
+        </w:rPr>
+        <w:t>5</w:t>
+      </w:r>
+      <w:r>
+        <w:rPr>
+          <w:b/>
+          <w:bCs/>
+          <w:sz w:val="28"/>
+          <w:szCs w:val="28"/>
+        </w:rPr>
+        <w:t>.1 – Informazioni non valide</w:t>
+      </w:r>
+    </w:p>
+    <w:p>
+      <w:r>
+        <w:rPr>
+          <w:b/>
+          <w:bCs/>
+        </w:rPr>
+        <w:t>Attor</w:t>
+      </w:r>
+      <w:r>
+        <w:rPr>
+          <w:b/>
+          <w:bCs/>
+        </w:rPr>
+        <w:t>i</w:t>
+      </w:r>
+      <w:r>
+        <w:rPr>
+          <w:b/>
+          <w:bCs/>
+        </w:rPr>
+        <w:t>:</w:t>
+      </w:r>
+      <w:r>
+        <w:t xml:space="preserve"> Operatore.</w:t>
+      </w:r>
+    </w:p>
+    <w:p>
+      <w:r>
+        <w:rPr>
+          <w:b/>
+          <w:bCs/>
+        </w:rPr>
+        <w:t>Entry condition:</w:t>
+      </w:r>
+      <w:r>
+        <w:t xml:space="preserve"> L’operatore ha inserito delle informazioni non valide nella registrazione di un nuovo prestito.</w:t>
+      </w:r>
+    </w:p>
+    <w:p>
+      <w:pPr>
+        <w:rPr>
+          <w:b/>
+          <w:bCs/>
+        </w:rPr>
+      </w:pPr>
+      <w:r>
+        <w:rPr>
+          <w:b/>
+          <w:bCs/>
+        </w:rPr>
+        <w:t>Flusso di eventi:</w:t>
+      </w:r>
+    </w:p>
+    <w:p>
+      <w:pPr>
+        <w:pStyle w:val="ListParagraph"/>
+        <w:numPr>
+          <w:ilvl w:val="0"/>
+          <w:numId w:val="40"/>
+        </w:numPr>
+      </w:pPr>
+      <w:r>
+        <w:t>Il sistema mostra a schermo il messaggio “Errore: Informazioni non valide”.</w:t>
+      </w:r>
+    </w:p>
+    <w:p>
+      <w:r>
+        <w:rPr>
+          <w:b/>
+          <w:bCs/>
+        </w:rPr>
+        <w:lastRenderedPageBreak/>
+        <w:t>Exit condition:</w:t>
+      </w:r>
+      <w:r>
+        <w:t xml:space="preserve"> L’operatore si trova sulla pagina della registrazione del prestito.</w:t>
       </w:r>
     </w:p>
     <w:p/>
     <w:p>
-      <w:pPr>
-        <w:rPr>
-          <w:b/>
-          <w:bCs/>
-          <w:sz w:val="28"/>
-          <w:szCs w:val="28"/>
-        </w:rPr>
-      </w:pPr>
-      <w:r>
-        <w:rPr>
-          <w:b/>
-          <w:bCs/>
-          <w:sz w:val="28"/>
-          <w:szCs w:val="28"/>
-        </w:rPr>
+      <w:r>
         <w:br w:type="page"/>
       </w:r>
     </w:p>
     <w:p>
-      <w:pPr>
-        <w:rPr>
-          <w:b/>
-          <w:bCs/>
-          <w:sz w:val="28"/>
-          <w:szCs w:val="28"/>
-        </w:rPr>
-      </w:pPr>
+      <w:r>
+        <w:rPr>
+          <w:b/>
+          <w:bCs/>
+          <w:sz w:val="28"/>
+          <w:szCs w:val="28"/>
+        </w:rPr>
+        <w:lastRenderedPageBreak/>
+        <w:t>UC1</w:t>
+      </w:r>
+      <w:r>
+        <w:rPr>
+          <w:b/>
+          <w:bCs/>
+          <w:sz w:val="28"/>
+          <w:szCs w:val="28"/>
+        </w:rPr>
+        <w:t>6</w:t>
+      </w:r>
+      <w:r>
+        <w:rPr>
+          <w:b/>
+          <w:bCs/>
+          <w:sz w:val="28"/>
+          <w:szCs w:val="28"/>
+        </w:rPr>
+        <w:t xml:space="preserve"> – Registrazione di una restituzione</w:t>
+      </w:r>
+    </w:p>
+    <w:p>
+      <w:r>
+        <w:rPr>
+          <w:b/>
+          <w:bCs/>
+        </w:rPr>
+        <w:t>Attori:</w:t>
+      </w:r>
+      <w:r>
+        <w:t xml:space="preserve"> Operatore</w:t>
+      </w:r>
+    </w:p>
+    <w:p>
+      <w:r>
+        <w:rPr>
+          <w:b/>
+          <w:bCs/>
+        </w:rPr>
+        <w:t>Entry condition:</w:t>
+      </w:r>
+      <w:r>
+        <w:t xml:space="preserve"> L’operatore si trova nella pagina di un lettore ricercato mediante codice fiscale.</w:t>
+      </w:r>
+    </w:p>
+    <w:p>
+      <w:pPr>
+        <w:rPr>
+          <w:b/>
+          <w:bCs/>
+        </w:rPr>
+      </w:pPr>
+      <w:r>
+        <w:rPr>
+          <w:b/>
+          <w:bCs/>
+        </w:rPr>
+        <w:t>Flusso di eventi:</w:t>
+      </w:r>
+    </w:p>
+    <w:p>
+      <w:pPr>
+        <w:pStyle w:val="ListParagraph"/>
+        <w:numPr>
+          <w:ilvl w:val="0"/>
+          <w:numId w:val="26"/>
+        </w:numPr>
+      </w:pPr>
+      <w:r>
+        <w:t>L’operatore preme sul prestito per il quale si sta effettuando la restituzione.</w:t>
+      </w:r>
+    </w:p>
+    <w:p>
+      <w:pPr>
+        <w:pStyle w:val="ListParagraph"/>
+        <w:numPr>
+          <w:ilvl w:val="0"/>
+          <w:numId w:val="26"/>
+        </w:numPr>
+      </w:pPr>
+      <w:r>
+        <w:t>Il sistema lo reindirizza ad una pagina dove l’operatore potrà registrare la restituzione.</w:t>
+      </w:r>
+    </w:p>
+    <w:p>
+      <w:pPr>
+        <w:pStyle w:val="ListParagraph"/>
+        <w:numPr>
+          <w:ilvl w:val="0"/>
+          <w:numId w:val="26"/>
+        </w:numPr>
+      </w:pPr>
+      <w:r>
+        <w:t>Il sistema mostra l’eventuale ritardo rispetto alla data di restituzione prevista, le informazioni del prestito e:</w:t>
+      </w:r>
+    </w:p>
+    <w:p>
+      <w:pPr>
+        <w:pStyle w:val="ListParagraph"/>
+        <w:numPr>
+          <w:ilvl w:val="0"/>
+          <w:numId w:val="22"/>
+        </w:numPr>
+      </w:pPr>
+      <w:r>
+        <w:t>Un pulsante “Annulla”;</w:t>
+      </w:r>
+    </w:p>
+    <w:p>
+      <w:pPr>
+        <w:pStyle w:val="ListParagraph"/>
+        <w:numPr>
+          <w:ilvl w:val="0"/>
+          <w:numId w:val="22"/>
+        </w:numPr>
+      </w:pPr>
+      <w:r>
+        <w:t>Un pulsante “Conferma”.</w:t>
+      </w:r>
+    </w:p>
+    <w:p>
+      <w:pPr>
+        <w:pStyle w:val="ListParagraph"/>
+        <w:numPr>
+          <w:ilvl w:val="0"/>
+          <w:numId w:val="26"/>
+        </w:numPr>
+      </w:pPr>
+      <w:r>
+        <w:t>L’operatore preme il pulsante “Conferma”.</w:t>
+      </w:r>
+    </w:p>
+    <w:p>
+      <w:pPr>
+        <w:pStyle w:val="ListParagraph"/>
+        <w:numPr>
+          <w:ilvl w:val="0"/>
+          <w:numId w:val="26"/>
+        </w:numPr>
+      </w:pPr>
+      <w:r>
+        <w:t>Il sistema crea una nuova restituzione associata al prestito e alla copia.</w:t>
+      </w:r>
+    </w:p>
+    <w:p>
+      <w:pPr>
+        <w:pStyle w:val="ListParagraph"/>
+        <w:numPr>
+          <w:ilvl w:val="0"/>
+          <w:numId w:val="26"/>
+        </w:numPr>
+      </w:pPr>
+      <w:r>
+        <w:t>Il database associa un ID alla restituzione.</w:t>
+      </w:r>
+    </w:p>
+    <w:p>
+      <w:pPr>
+        <w:pStyle w:val="ListParagraph"/>
+        <w:numPr>
+          <w:ilvl w:val="0"/>
+          <w:numId w:val="26"/>
+        </w:numPr>
+      </w:pPr>
+      <w:r>
+        <w:t>Il sistema rende nuovamente disponibile la copia.</w:t>
+      </w:r>
+    </w:p>
+    <w:p>
+      <w:pPr>
+        <w:pStyle w:val="ListParagraph"/>
+        <w:numPr>
+          <w:ilvl w:val="0"/>
+          <w:numId w:val="26"/>
+        </w:numPr>
+      </w:pPr>
+      <w:r>
+        <w:t>Il sistema chiude il prestito.</w:t>
+      </w:r>
+    </w:p>
+    <w:p>
+      <w:pPr>
+        <w:pStyle w:val="ListParagraph"/>
+        <w:numPr>
+          <w:ilvl w:val="0"/>
+          <w:numId w:val="26"/>
+        </w:numPr>
+      </w:pPr>
+      <w:r>
+        <w:t>Il sistema mostra a schermo il messaggio “Restituzione registrata con successo”</w:t>
+      </w:r>
+    </w:p>
+    <w:p>
+      <w:r>
+        <w:rPr>
+          <w:b/>
+          <w:bCs/>
+        </w:rPr>
+        <w:t>Exit condition:</w:t>
+      </w:r>
+      <w:r>
+        <w:t xml:space="preserve"> L’operatore si trova nella pagina del lettore ricercato, una nuova restituzione è stata registrata e la copia torna disponibile.</w:t>
+      </w:r>
+    </w:p>
+    <w:p>
+      <w:pPr>
+        <w:rPr>
+          <w:b/>
+          <w:bCs/>
+        </w:rPr>
+      </w:pPr>
+      <w:r>
+        <w:rPr>
+          <w:b/>
+          <w:bCs/>
+        </w:rPr>
+        <w:t>Flussi alternativi/Eccezioni</w:t>
+      </w:r>
+      <w:r>
+        <w:rPr>
+          <w:b/>
+          <w:bCs/>
+        </w:rPr>
+        <w:t>:</w:t>
+      </w:r>
+    </w:p>
+    <w:p>
+      <w:r>
+        <w:t>Se al passo 4 l’operatore preme il pulsante “Annulla”, l’operatore viene riportato alla pagina del lettore ricercato.</w:t>
+      </w:r>
+      <w:r>
+        <w:rPr>
+          <w:b/>
+          <w:bCs/>
+          <w:sz w:val="28"/>
+          <w:szCs w:val="28"/>
+        </w:rPr>
+        <w:br w:type="page"/>
+      </w:r>
       <w:r>
         <w:rPr>
           <w:b/>
@@ -3024,16 +5935,25 @@
           <w:sz w:val="28"/>
           <w:szCs w:val="28"/>
         </w:rPr>
-        <w:t>9</w:t>
-      </w:r>
-      <w:r>
-        <w:rPr>
-          <w:b/>
-          <w:bCs/>
-          <w:sz w:val="28"/>
-          <w:szCs w:val="28"/>
-        </w:rPr>
-        <w:t xml:space="preserve"> – Aggiunta di una copia al catalogo </w:t>
+        <w:t>17</w:t>
+      </w:r>
+      <w:r>
+        <w:rPr>
+          <w:b/>
+          <w:bCs/>
+          <w:sz w:val="28"/>
+          <w:szCs w:val="28"/>
+        </w:rPr>
+        <w:t xml:space="preserve"> – </w:t>
+      </w:r>
+      <w:r>
+        <w:rPr>
+          <w:b/>
+          <w:bCs/>
+          <w:sz w:val="28"/>
+          <w:szCs w:val="28"/>
+        </w:rPr>
+        <w:t>Registrazione di una sospensione</w:t>
       </w:r>
     </w:p>
     <w:p>
@@ -3045,7 +5965,10 @@
         <w:t>Attori:</w:t>
       </w:r>
       <w:r>
-        <w:t xml:space="preserve"> Operatore</w:t>
+        <w:t xml:space="preserve"> </w:t>
+      </w:r>
+      <w:r>
+        <w:t>Operatore</w:t>
       </w:r>
       <w:r>
         <w:t>.</w:t>
@@ -3060,109 +5983,253 @@
         <w:t>Entry condition:</w:t>
       </w:r>
       <w:r>
-        <w:t xml:space="preserve"> l’operatore si trova nella pagina di </w:t>
-      </w:r>
-      <w:r>
-        <w:t>gestione del catalogo.</w:t>
-      </w:r>
-    </w:p>
-    <w:p>
-      <w:pPr>
-        <w:rPr>
-          <w:b/>
-          <w:bCs/>
-        </w:rPr>
-      </w:pPr>
-      <w:r>
-        <w:rPr>
-          <w:b/>
-          <w:bCs/>
-        </w:rPr>
-        <w:t xml:space="preserve">Flusso di eventi: </w:t>
-      </w:r>
-    </w:p>
-    <w:p>
-      <w:pPr>
-        <w:pStyle w:val="ListParagraph"/>
-        <w:numPr>
-          <w:ilvl w:val="0"/>
-          <w:numId w:val="3"/>
-        </w:numPr>
-      </w:pPr>
-      <w:r>
-        <w:t>L’operatore preme sull’edizione presente nella lista.</w:t>
-      </w:r>
-    </w:p>
-    <w:p>
-      <w:pPr>
-        <w:pStyle w:val="ListParagraph"/>
-        <w:numPr>
-          <w:ilvl w:val="0"/>
-          <w:numId w:val="3"/>
-        </w:numPr>
-      </w:pPr>
-      <w:r>
-        <w:t>L</w:t>
-      </w:r>
-      <w:r>
-        <w:t xml:space="preserve">'operatore preme </w:t>
-      </w:r>
-      <w:r>
-        <w:t>“I</w:t>
-      </w:r>
-      <w:r>
-        <w:t>nserisci nuova copia</w:t>
-      </w:r>
-      <w:r>
-        <w:t>”.</w:t>
-      </w:r>
-    </w:p>
-    <w:p>
-      <w:pPr>
-        <w:pStyle w:val="ListParagraph"/>
-        <w:numPr>
-          <w:ilvl w:val="0"/>
-          <w:numId w:val="3"/>
-        </w:numPr>
-      </w:pPr>
-      <w:r>
-        <w:t xml:space="preserve">Il sistema assegna un </w:t>
-      </w:r>
-      <w:r>
-        <w:t>ID</w:t>
-      </w:r>
-      <w:r>
-        <w:t xml:space="preserve"> univoco al</w:t>
-      </w:r>
-      <w:r>
-        <w:t>la copia.</w:t>
-      </w:r>
-    </w:p>
-    <w:p>
-      <w:pPr>
-        <w:pStyle w:val="ListParagraph"/>
-        <w:numPr>
-          <w:ilvl w:val="0"/>
-          <w:numId w:val="3"/>
-        </w:numPr>
-      </w:pPr>
-      <w:r>
-        <w:t>Il</w:t>
-      </w:r>
-      <w:r>
-        <w:t xml:space="preserve"> sistema aggiunge </w:t>
-      </w:r>
-      <w:r>
-        <w:t>la copia</w:t>
-      </w:r>
-      <w:r>
-        <w:t xml:space="preserve"> al database</w:t>
+        <w:t xml:space="preserve"> </w:t>
+      </w:r>
+      <w:r>
+        <w:t>L’operatore si trova nella pagina di un</w:t>
+      </w:r>
+      <w:r>
+        <w:t xml:space="preserve"> lettore</w:t>
+      </w:r>
+      <w:r>
+        <w:t xml:space="preserve"> ricercato mediante codice fiscale.</w:t>
+      </w:r>
+    </w:p>
+    <w:p>
+      <w:pPr>
+        <w:rPr>
+          <w:b/>
+          <w:bCs/>
+        </w:rPr>
+      </w:pPr>
+      <w:r>
+        <w:rPr>
+          <w:b/>
+          <w:bCs/>
+        </w:rPr>
+        <w:t>Flusso di eventi:</w:t>
+      </w:r>
+    </w:p>
+    <w:p>
+      <w:pPr>
+        <w:pStyle w:val="ListParagraph"/>
+        <w:numPr>
+          <w:ilvl w:val="0"/>
+          <w:numId w:val="15"/>
+        </w:numPr>
+      </w:pPr>
+      <w:r>
+        <w:t>L’operatore preme sul pulsante “Sospendi”.</w:t>
+      </w:r>
+    </w:p>
+    <w:p>
+      <w:pPr>
+        <w:pStyle w:val="ListParagraph"/>
+        <w:numPr>
+          <w:ilvl w:val="0"/>
+          <w:numId w:val="15"/>
+        </w:numPr>
+      </w:pPr>
+      <w:r>
+        <w:t>Il sistema reindirizza l’operatore ad una pagina di creazione della sospensione</w:t>
+      </w:r>
+      <w:r>
+        <w:t xml:space="preserve"> dove c’è</w:t>
+      </w:r>
+      <w:r>
+        <w:t xml:space="preserve"> un modulo da compilare con:</w:t>
+      </w:r>
+    </w:p>
+    <w:p>
+      <w:pPr>
+        <w:pStyle w:val="ListParagraph"/>
+        <w:numPr>
+          <w:ilvl w:val="0"/>
+          <w:numId w:val="12"/>
+        </w:numPr>
+      </w:pPr>
+      <w:r>
+        <w:t>Una textbox con label “Motivazione:”</w:t>
+      </w:r>
+      <w:r>
+        <w:t>;</w:t>
+      </w:r>
+    </w:p>
+    <w:p>
+      <w:pPr>
+        <w:pStyle w:val="ListParagraph"/>
+        <w:numPr>
+          <w:ilvl w:val="0"/>
+          <w:numId w:val="12"/>
+        </w:numPr>
+      </w:pPr>
+      <w:r>
+        <w:t>Un selettore di data con label “Fino a:”</w:t>
+      </w:r>
+      <w:r>
+        <w:t>;</w:t>
+      </w:r>
+    </w:p>
+    <w:p>
+      <w:pPr>
+        <w:pStyle w:val="ListParagraph"/>
+        <w:numPr>
+          <w:ilvl w:val="0"/>
+          <w:numId w:val="12"/>
+        </w:numPr>
+      </w:pPr>
+      <w:r>
+        <w:t>Un pulsante “Annulla”</w:t>
+      </w:r>
+      <w:r>
+        <w:t>;</w:t>
+      </w:r>
+    </w:p>
+    <w:p>
+      <w:pPr>
+        <w:pStyle w:val="ListParagraph"/>
+        <w:numPr>
+          <w:ilvl w:val="0"/>
+          <w:numId w:val="12"/>
+        </w:numPr>
+      </w:pPr>
+      <w:r>
+        <w:t>Un pulsante “Conferma”.</w:t>
+      </w:r>
+    </w:p>
+    <w:p>
+      <w:pPr>
+        <w:pStyle w:val="ListParagraph"/>
+        <w:numPr>
+          <w:ilvl w:val="0"/>
+          <w:numId w:val="15"/>
+        </w:numPr>
+      </w:pPr>
+      <w:r>
+        <w:t>L’operatore inserisce i dati.</w:t>
+      </w:r>
+    </w:p>
+    <w:p>
+      <w:pPr>
+        <w:pStyle w:val="ListParagraph"/>
+        <w:numPr>
+          <w:ilvl w:val="0"/>
+          <w:numId w:val="15"/>
+        </w:numPr>
+      </w:pPr>
+      <w:r>
+        <w:t xml:space="preserve">L’operatore preme </w:t>
+      </w:r>
+      <w:r>
+        <w:t>“C</w:t>
+      </w:r>
+      <w:r>
+        <w:t>onferma</w:t>
+      </w:r>
+      <w:r>
+        <w:t>”</w:t>
       </w:r>
       <w:r>
         <w:t>.</w:t>
       </w:r>
     </w:p>
     <w:p>
+      <w:pPr>
+        <w:pStyle w:val="ListParagraph"/>
+        <w:numPr>
+          <w:ilvl w:val="0"/>
+          <w:numId w:val="15"/>
+        </w:numPr>
+      </w:pPr>
+      <w:r>
+        <w:t>Il sistema verifica che i dati inseriti siano validi.</w:t>
+      </w:r>
+    </w:p>
+    <w:p>
+      <w:pPr>
+        <w:pStyle w:val="ListParagraph"/>
+        <w:numPr>
+          <w:ilvl w:val="0"/>
+          <w:numId w:val="15"/>
+        </w:numPr>
+      </w:pPr>
+      <w:r>
+        <w:t>Il sistema crea una sospensione</w:t>
+      </w:r>
+      <w:r>
+        <w:t xml:space="preserve"> associando ad essa il codice fiscale d</w:t>
+      </w:r>
+      <w:r>
+        <w:t>el lettore</w:t>
+      </w:r>
+      <w:r>
+        <w:t xml:space="preserve">, la data della registrazione </w:t>
+      </w:r>
+      <w:r>
+        <w:t>e la data di termine della sospensione</w:t>
+      </w:r>
+      <w:r>
+        <w:t>,</w:t>
+      </w:r>
+      <w:r>
+        <w:t xml:space="preserve"> e la inserisce nel database.</w:t>
+      </w:r>
+    </w:p>
+    <w:p>
+      <w:pPr>
+        <w:pStyle w:val="ListParagraph"/>
+        <w:numPr>
+          <w:ilvl w:val="0"/>
+          <w:numId w:val="15"/>
+        </w:numPr>
+      </w:pPr>
+      <w:r>
+        <w:t>Il database associa un ID alla sospensione.</w:t>
+      </w:r>
+    </w:p>
+    <w:p>
+      <w:pPr>
+        <w:pStyle w:val="ListParagraph"/>
+        <w:numPr>
+          <w:ilvl w:val="0"/>
+          <w:numId w:val="15"/>
+        </w:numPr>
+      </w:pPr>
+      <w:r>
+        <w:t>Il sistema rimuove dal database ogni prenotazione registrata al codice fiscale del lettore</w:t>
+      </w:r>
+      <w:r>
+        <w:t xml:space="preserve"> e le copie </w:t>
+      </w:r>
+      <w:r>
+        <w:t xml:space="preserve">prenotate dal lettore </w:t>
+      </w:r>
+      <w:r>
+        <w:t xml:space="preserve">diventano </w:t>
+      </w:r>
+      <w:r>
+        <w:t xml:space="preserve">nuovamente </w:t>
+      </w:r>
+      <w:r>
+        <w:t>disponibili</w:t>
+      </w:r>
+      <w:r>
+        <w:t>.</w:t>
+      </w:r>
+    </w:p>
+    <w:p>
+      <w:pPr>
+        <w:pStyle w:val="ListParagraph"/>
+        <w:numPr>
+          <w:ilvl w:val="0"/>
+          <w:numId w:val="15"/>
+        </w:numPr>
+      </w:pPr>
+      <w:r>
+        <w:t>Il sistema mostra a schermo il messaggio “Sospensione aggiunta con successo”</w:t>
+      </w:r>
+    </w:p>
+    <w:p>
       <w:r>
         <w:rPr>
           <w:b/>
@@ -3171,25 +6238,244 @@
         <w:t>Exit condition:</w:t>
       </w:r>
       <w:r>
-        <w:t xml:space="preserve"> L'operatore è portato nella pagina di </w:t>
-      </w:r>
-      <w:r>
-        <w:t xml:space="preserve">gestione </w:t>
-      </w:r>
-      <w:r>
-        <w:t>del catalogo e la copia del</w:t>
-      </w:r>
-      <w:r>
-        <w:t>l’edizione</w:t>
-      </w:r>
-      <w:r>
-        <w:t xml:space="preserve"> è aggiunta al database</w:t>
+        <w:t xml:space="preserve"> </w:t>
+      </w:r>
+      <w:r>
+        <w:t>L’operatore si trova sulla pagina del</w:t>
+      </w:r>
+      <w:r>
+        <w:t xml:space="preserve"> lettore </w:t>
+      </w:r>
+      <w:r>
+        <w:t>e la sospensione è stata aggiunta al database</w:t>
       </w:r>
       <w:r>
         <w:t>.</w:t>
       </w:r>
     </w:p>
     <w:p>
+      <w:pPr>
+        <w:rPr>
+          <w:b/>
+          <w:bCs/>
+        </w:rPr>
+      </w:pPr>
+      <w:r>
+        <w:rPr>
+          <w:b/>
+          <w:bCs/>
+        </w:rPr>
+        <w:t>Flussi Alternativi</w:t>
+      </w:r>
+      <w:r>
+        <w:rPr>
+          <w:b/>
+          <w:bCs/>
+        </w:rPr>
+        <w:t>/Eccezioni</w:t>
+      </w:r>
+      <w:r>
+        <w:rPr>
+          <w:b/>
+          <w:bCs/>
+        </w:rPr>
+        <w:t xml:space="preserve">: </w:t>
+      </w:r>
+    </w:p>
+    <w:p>
+      <w:r>
+        <w:t>Al passo 1 se il lettore risulta già sospeso</w:t>
+      </w:r>
+      <w:r>
+        <w:t>, il</w:t>
+      </w:r>
+      <w:r>
+        <w:t xml:space="preserve"> </w:t>
+      </w:r>
+      <w:r>
+        <w:t>sistema non mostra il pulsante “Sospendi” ma il pulsante “Annulla sospensione”.</w:t>
+      </w:r>
+    </w:p>
+    <w:p>
+      <w:r>
+        <w:t xml:space="preserve">Al passo </w:t>
+      </w:r>
+      <w:r>
+        <w:t>4</w:t>
+      </w:r>
+      <w:r>
+        <w:t xml:space="preserve"> se l’operatore</w:t>
+      </w:r>
+      <w:r>
+        <w:t xml:space="preserve"> preme “Annulla”, viene riportato alla pagina d</w:t>
+      </w:r>
+      <w:r>
+        <w:t>el lettore</w:t>
+      </w:r>
+      <w:r>
+        <w:t>.</w:t>
+      </w:r>
+    </w:p>
+    <w:p>
+      <w:r>
+        <w:t>Al passo 5</w:t>
+      </w:r>
+      <w:r>
+        <w:t xml:space="preserve"> </w:t>
+      </w:r>
+      <w:r>
+        <w:t>se i dati inseriti non sono validi viene eseguito il caso d’uso UC</w:t>
+      </w:r>
+      <w:r>
+        <w:t>17</w:t>
+      </w:r>
+      <w:r>
+        <w:t>.</w:t>
+      </w:r>
+      <w:r>
+        <w:t>1</w:t>
+      </w:r>
+      <w:r>
+        <w:t xml:space="preserve"> –</w:t>
+      </w:r>
+      <w:r>
+        <w:t xml:space="preserve"> Informazioni</w:t>
+      </w:r>
+      <w:r>
+        <w:t xml:space="preserve"> non valid</w:t>
+      </w:r>
+      <w:r>
+        <w:t>e</w:t>
+      </w:r>
+    </w:p>
+    <w:p>
+      <w:pPr>
+        <w:rPr>
+          <w:b/>
+          <w:bCs/>
+          <w:sz w:val="28"/>
+          <w:szCs w:val="28"/>
+        </w:rPr>
+      </w:pPr>
+      <w:r>
+        <w:rPr>
+          <w:b/>
+          <w:bCs/>
+          <w:sz w:val="28"/>
+          <w:szCs w:val="28"/>
+        </w:rPr>
+        <w:t>UC</w:t>
+      </w:r>
+      <w:r>
+        <w:rPr>
+          <w:b/>
+          <w:bCs/>
+          <w:sz w:val="28"/>
+          <w:szCs w:val="28"/>
+        </w:rPr>
+        <w:t>17</w:t>
+      </w:r>
+      <w:r>
+        <w:rPr>
+          <w:b/>
+          <w:bCs/>
+          <w:sz w:val="28"/>
+          <w:szCs w:val="28"/>
+        </w:rPr>
+        <w:t>.</w:t>
+      </w:r>
+      <w:r>
+        <w:rPr>
+          <w:b/>
+          <w:bCs/>
+          <w:sz w:val="28"/>
+          <w:szCs w:val="28"/>
+        </w:rPr>
+        <w:t>1</w:t>
+      </w:r>
+      <w:r>
+        <w:rPr>
+          <w:b/>
+          <w:bCs/>
+          <w:sz w:val="28"/>
+          <w:szCs w:val="28"/>
+        </w:rPr>
+        <w:t xml:space="preserve"> – Informazioni non valide</w:t>
+      </w:r>
+    </w:p>
+    <w:p>
+      <w:r>
+        <w:rPr>
+          <w:b/>
+          <w:bCs/>
+        </w:rPr>
+        <w:t>Attore:</w:t>
+      </w:r>
+      <w:r>
+        <w:t xml:space="preserve"> Operatore.</w:t>
+      </w:r>
+    </w:p>
+    <w:p>
+      <w:r>
+        <w:rPr>
+          <w:b/>
+          <w:bCs/>
+        </w:rPr>
+        <w:t>Entry condition:</w:t>
+      </w:r>
+      <w:r>
+        <w:t xml:space="preserve"> L’operatore ha inserito delle informazioni non valide nel modulo di sospensione.</w:t>
+      </w:r>
+    </w:p>
+    <w:p>
+      <w:pPr>
+        <w:rPr>
+          <w:b/>
+          <w:bCs/>
+        </w:rPr>
+      </w:pPr>
+      <w:r>
+        <w:rPr>
+          <w:b/>
+          <w:bCs/>
+        </w:rPr>
+        <w:t>Flusso di eventi:</w:t>
+      </w:r>
+    </w:p>
+    <w:p>
+      <w:pPr>
+        <w:numPr>
+          <w:ilvl w:val="0"/>
+          <w:numId w:val="16"/>
+        </w:numPr>
+      </w:pPr>
+      <w:r>
+        <w:lastRenderedPageBreak/>
+        <w:t>Il sistema mostra a schermo “Errore: informazioni non valide”.</w:t>
+      </w:r>
+    </w:p>
+    <w:p>
+      <w:r>
+        <w:rPr>
+          <w:b/>
+          <w:bCs/>
+        </w:rPr>
+        <w:t>Exit condition:</w:t>
+      </w:r>
+      <w:r>
+        <w:t xml:space="preserve"> L’operatore </w:t>
+      </w:r>
+      <w:r>
+        <w:t>si trova sulla pagina d</w:t>
+      </w:r>
+      <w:r>
+        <w:t>el</w:t>
+      </w:r>
+      <w:r>
+        <w:t xml:space="preserve"> lettore.</w:t>
+      </w:r>
+    </w:p>
+    <w:p>
       <w:r>
         <w:br w:type="page"/>
       </w:r>
@@ -3199,741 +6485,10 @@
         <w:rPr>
           <w:b/>
           <w:bCs/>
-        </w:rPr>
-      </w:pPr>
-      <w:r>
-        <w:rPr>
-          <w:b/>
-          <w:bCs/>
-          <w:sz w:val="28"/>
-          <w:szCs w:val="28"/>
-        </w:rPr>
-        <w:lastRenderedPageBreak/>
-        <w:t>UC</w:t>
-      </w:r>
-      <w:r>
-        <w:rPr>
-          <w:b/>
-          <w:bCs/>
-          <w:sz w:val="28"/>
-          <w:szCs w:val="28"/>
-        </w:rPr>
-        <w:t>10</w:t>
-      </w:r>
-      <w:r>
-        <w:rPr>
-          <w:b/>
-          <w:bCs/>
-          <w:sz w:val="28"/>
-          <w:szCs w:val="28"/>
-        </w:rPr>
-        <w:t xml:space="preserve"> </w:t>
-      </w:r>
-      <w:r>
-        <w:rPr>
-          <w:b/>
-          <w:bCs/>
-          <w:sz w:val="28"/>
-          <w:szCs w:val="28"/>
-        </w:rPr>
-        <w:t xml:space="preserve">– Rimozione di una copia </w:t>
-      </w:r>
-      <w:r>
-        <w:rPr>
-          <w:b/>
-          <w:bCs/>
-          <w:sz w:val="28"/>
-          <w:szCs w:val="28"/>
-        </w:rPr>
-        <w:t>d</w:t>
-      </w:r>
-      <w:r>
-        <w:rPr>
-          <w:b/>
-          <w:bCs/>
-          <w:sz w:val="28"/>
-          <w:szCs w:val="28"/>
-        </w:rPr>
-        <w:t xml:space="preserve">al catalogo </w:t>
-      </w:r>
-    </w:p>
-    <w:p>
-      <w:r>
-        <w:rPr>
-          <w:b/>
-          <w:bCs/>
-        </w:rPr>
-        <w:t>Attori:</w:t>
-      </w:r>
-      <w:r>
-        <w:t xml:space="preserve"> </w:t>
-      </w:r>
-      <w:r>
-        <w:t>Operatore.</w:t>
-      </w:r>
-    </w:p>
-    <w:p>
-      <w:r>
-        <w:rPr>
-          <w:b/>
-          <w:bCs/>
-        </w:rPr>
-        <w:t>Entry condition:</w:t>
-      </w:r>
-      <w:r>
-        <w:t xml:space="preserve"> </w:t>
-      </w:r>
-      <w:r>
-        <w:t>L</w:t>
-      </w:r>
-      <w:r>
-        <w:t xml:space="preserve">’operatore si trova nella pagina di </w:t>
-      </w:r>
-      <w:r>
-        <w:t xml:space="preserve">gestione </w:t>
-      </w:r>
-      <w:r>
-        <w:t>del catalogo</w:t>
-      </w:r>
-      <w:r>
-        <w:t>.</w:t>
-      </w:r>
-      <w:r>
-        <w:t xml:space="preserve"> </w:t>
-      </w:r>
-    </w:p>
-    <w:p>
-      <w:pPr>
-        <w:rPr>
-          <w:b/>
-          <w:bCs/>
-        </w:rPr>
-      </w:pPr>
-      <w:r>
-        <w:rPr>
-          <w:b/>
-          <w:bCs/>
-        </w:rPr>
-        <w:t xml:space="preserve">Flusso di eventi: </w:t>
-      </w:r>
-    </w:p>
-    <w:p>
-      <w:pPr>
-        <w:pStyle w:val="ListParagraph"/>
-        <w:numPr>
-          <w:ilvl w:val="0"/>
-          <w:numId w:val="4"/>
-        </w:numPr>
-      </w:pPr>
-      <w:r>
-        <w:t>L’</w:t>
-      </w:r>
-      <w:r>
-        <w:t xml:space="preserve">operatore </w:t>
-      </w:r>
-      <w:r>
-        <w:t>preme sull’edizione presente nella lista.</w:t>
-      </w:r>
-    </w:p>
-    <w:p>
-      <w:pPr>
-        <w:pStyle w:val="ListParagraph"/>
-        <w:numPr>
-          <w:ilvl w:val="0"/>
-          <w:numId w:val="4"/>
-        </w:numPr>
-      </w:pPr>
-      <w:r>
-        <w:t>L’operatore preme “Visualizza copie”.</w:t>
-      </w:r>
-    </w:p>
-    <w:p>
-      <w:pPr>
-        <w:pStyle w:val="ListParagraph"/>
-        <w:numPr>
-          <w:ilvl w:val="0"/>
-          <w:numId w:val="4"/>
-        </w:numPr>
-      </w:pPr>
-      <w:r>
-        <w:t>Il sistema mostra a schermo la lista delle copie, ciascuna con il proprio ID e stato</w:t>
-      </w:r>
-      <w:r>
-        <w:t xml:space="preserve"> e un pulsante “Elimina”</w:t>
-      </w:r>
-      <w:r>
-        <w:t>.</w:t>
-      </w:r>
-    </w:p>
-    <w:p>
-      <w:pPr>
-        <w:pStyle w:val="ListParagraph"/>
-        <w:numPr>
-          <w:ilvl w:val="0"/>
-          <w:numId w:val="4"/>
-        </w:numPr>
-      </w:pPr>
-      <w:r>
-        <w:t>L’operatore preme il pulsante “Elimina” vicino alla copia che vuole eliminare.</w:t>
-      </w:r>
-    </w:p>
-    <w:p>
-      <w:pPr>
-        <w:pStyle w:val="ListParagraph"/>
-        <w:numPr>
-          <w:ilvl w:val="0"/>
-          <w:numId w:val="4"/>
-        </w:numPr>
-      </w:pPr>
-      <w:r>
-        <w:t>Il sistema mostra a schermo una finestra di verifica con due pulsanti:</w:t>
-      </w:r>
-    </w:p>
-    <w:p>
-      <w:pPr>
-        <w:pStyle w:val="ListParagraph"/>
-        <w:numPr>
-          <w:ilvl w:val="0"/>
-          <w:numId w:val="12"/>
-        </w:numPr>
-      </w:pPr>
-      <w:r>
-        <w:t>“Annulla”,</w:t>
-      </w:r>
-    </w:p>
-    <w:p>
-      <w:pPr>
-        <w:pStyle w:val="ListParagraph"/>
-        <w:numPr>
-          <w:ilvl w:val="0"/>
-          <w:numId w:val="12"/>
-        </w:numPr>
-      </w:pPr>
-      <w:r>
-        <w:t>“Conferma”.</w:t>
-      </w:r>
-    </w:p>
-    <w:p>
-      <w:pPr>
-        <w:pStyle w:val="ListParagraph"/>
-        <w:numPr>
-          <w:ilvl w:val="0"/>
-          <w:numId w:val="4"/>
-        </w:numPr>
-      </w:pPr>
-      <w:r>
-        <w:t>L’operatore clicca su "</w:t>
-      </w:r>
-      <w:r>
-        <w:t>C</w:t>
-      </w:r>
-      <w:r>
-        <w:t>onferma"</w:t>
-      </w:r>
-      <w:r>
-        <w:t>.</w:t>
-      </w:r>
-    </w:p>
-    <w:p>
-      <w:pPr>
-        <w:pStyle w:val="ListParagraph"/>
-        <w:numPr>
-          <w:ilvl w:val="0"/>
-          <w:numId w:val="4"/>
-        </w:numPr>
-      </w:pPr>
-      <w:r>
-        <w:t xml:space="preserve">Il sistema </w:t>
-      </w:r>
-      <w:r>
-        <w:t xml:space="preserve">rende </w:t>
-      </w:r>
-      <w:r>
-        <w:t>“</w:t>
-      </w:r>
-      <w:r>
-        <w:t>inattiva</w:t>
-      </w:r>
-      <w:r>
-        <w:t>”</w:t>
-      </w:r>
-      <w:r>
-        <w:t xml:space="preserve"> </w:t>
-      </w:r>
-      <w:r>
-        <w:t>la copia dell’edizione.</w:t>
-      </w:r>
-    </w:p>
-    <w:p>
-      <w:r>
-        <w:rPr>
-          <w:b/>
-          <w:bCs/>
-        </w:rPr>
-        <w:t>Exit condition:</w:t>
-      </w:r>
-      <w:r>
-        <w:t xml:space="preserve"> L'operatore è portato nella pagina di </w:t>
-      </w:r>
-      <w:r>
-        <w:t>gestione</w:t>
-      </w:r>
-      <w:r>
-        <w:t xml:space="preserve"> del catalogo</w:t>
-      </w:r>
-      <w:r>
-        <w:t xml:space="preserve">. </w:t>
-      </w:r>
-      <w:r>
-        <w:t>Nel database la copia del</w:t>
-      </w:r>
-      <w:r>
-        <w:t xml:space="preserve">l’edizione </w:t>
-      </w:r>
-      <w:r>
-        <w:t>è presente nello stato “inattiva”</w:t>
-      </w:r>
-      <w:r>
-        <w:t>.</w:t>
-      </w:r>
-    </w:p>
-    <w:p>
-      <w:pPr>
-        <w:rPr>
-          <w:b/>
-          <w:bCs/>
-        </w:rPr>
-      </w:pPr>
-      <w:r>
-        <w:rPr>
-          <w:b/>
-          <w:bCs/>
-        </w:rPr>
-        <w:t>Flussi Alternativi</w:t>
-      </w:r>
-      <w:r>
-        <w:rPr>
-          <w:b/>
-          <w:bCs/>
-        </w:rPr>
-        <w:t>/Eccezioni</w:t>
-      </w:r>
-      <w:r>
-        <w:rPr>
-          <w:b/>
-          <w:bCs/>
-        </w:rPr>
-        <w:t xml:space="preserve">: </w:t>
-      </w:r>
-    </w:p>
-    <w:p>
-      <w:r>
-        <w:t>Se al passo 4 la copia non è nello stato “disponibile”, viene eseguito il caso d’uso UC</w:t>
-      </w:r>
-      <w:r>
-        <w:t>10</w:t>
-      </w:r>
-      <w:r>
-        <w:t>.1 – Copia non dispon</w:t>
-      </w:r>
-      <w:r>
-        <w:t>i</w:t>
-      </w:r>
-      <w:r>
-        <w:t>bile.</w:t>
-      </w:r>
-    </w:p>
-    <w:p>
-      <w:r>
-        <w:t xml:space="preserve">Se al </w:t>
-      </w:r>
-      <w:r>
-        <w:t xml:space="preserve">passo </w:t>
-      </w:r>
-      <w:r>
-        <w:t>6</w:t>
-      </w:r>
-      <w:r>
-        <w:t xml:space="preserve"> l'operatore preme "</w:t>
-      </w:r>
-      <w:r>
-        <w:t>A</w:t>
-      </w:r>
-      <w:r>
-        <w:t xml:space="preserve">nnulla", è riportato al passo </w:t>
-      </w:r>
-      <w:r>
-        <w:t>3</w:t>
-      </w:r>
-      <w:r>
-        <w:t>.</w:t>
-      </w:r>
-    </w:p>
-    <w:p>
-      <w:r>
-        <w:rPr>
-          <w:b/>
-          <w:bCs/>
-          <w:sz w:val="28"/>
-          <w:szCs w:val="28"/>
-        </w:rPr>
-        <w:t>UC</w:t>
-      </w:r>
-      <w:r>
-        <w:rPr>
-          <w:b/>
-          <w:bCs/>
-          <w:sz w:val="28"/>
-          <w:szCs w:val="28"/>
-        </w:rPr>
-        <w:t>10</w:t>
-      </w:r>
-      <w:r>
-        <w:rPr>
-          <w:b/>
-          <w:bCs/>
-          <w:sz w:val="28"/>
-          <w:szCs w:val="28"/>
-        </w:rPr>
-        <w:t>.1 – Copia non disponibile</w:t>
-      </w:r>
-    </w:p>
-    <w:p>
-      <w:r>
-        <w:rPr>
-          <w:b/>
-          <w:bCs/>
-        </w:rPr>
-        <w:t>Attori:</w:t>
-      </w:r>
-      <w:r>
-        <w:t xml:space="preserve"> </w:t>
-      </w:r>
-      <w:r>
-        <w:t>Operatore.</w:t>
-      </w:r>
-    </w:p>
-    <w:p>
-      <w:r>
-        <w:rPr>
-          <w:b/>
-          <w:bCs/>
-        </w:rPr>
-        <w:t>Entry condition:</w:t>
-      </w:r>
-      <w:r>
-        <w:t xml:space="preserve"> </w:t>
-      </w:r>
-      <w:r>
-        <w:t>L’operatore ha provato ad eliminare una copia non disponibile</w:t>
-      </w:r>
-      <w:r>
-        <w:t>.</w:t>
-      </w:r>
-      <w:r>
-        <w:t xml:space="preserve"> </w:t>
-      </w:r>
-    </w:p>
-    <w:p>
-      <w:pPr>
-        <w:rPr>
-          <w:b/>
-          <w:bCs/>
-        </w:rPr>
-      </w:pPr>
-      <w:r>
-        <w:rPr>
-          <w:b/>
-          <w:bCs/>
-        </w:rPr>
-        <w:t xml:space="preserve">Flusso di eventi: </w:t>
-      </w:r>
-    </w:p>
-    <w:p>
-      <w:pPr>
-        <w:pStyle w:val="ListParagraph"/>
-        <w:numPr>
-          <w:ilvl w:val="0"/>
-          <w:numId w:val="8"/>
-        </w:numPr>
-      </w:pPr>
-      <w:r>
-        <w:t>Il sistema mostra il messaggio “Copia non disponibile”</w:t>
-      </w:r>
-      <w:r>
-        <w:t>.</w:t>
-      </w:r>
-    </w:p>
-    <w:p>
-      <w:r>
-        <w:rPr>
-          <w:b/>
-          <w:bCs/>
-        </w:rPr>
-        <w:t>Exit condition:</w:t>
-      </w:r>
-      <w:r>
-        <w:t xml:space="preserve"> L'operatore </w:t>
-      </w:r>
-      <w:r>
-        <w:t>viene</w:t>
-      </w:r>
-      <w:r>
-        <w:t xml:space="preserve"> portato nella pagina di </w:t>
-      </w:r>
-      <w:r>
-        <w:t>gestione</w:t>
-      </w:r>
-      <w:r>
-        <w:t xml:space="preserve"> del catalogo</w:t>
-      </w:r>
-      <w:r>
-        <w:t>.</w:t>
-      </w:r>
-    </w:p>
-    <w:p/>
-    <w:p>
-      <w:pPr>
-        <w:rPr>
-          <w:b/>
-          <w:bCs/>
-        </w:rPr>
-      </w:pPr>
-      <w:r>
-        <w:rPr>
-          <w:b/>
-          <w:bCs/>
-        </w:rPr>
-        <w:br w:type="page"/>
-      </w:r>
-    </w:p>
-    <w:p>
-      <w:pPr>
-        <w:rPr>
-          <w:b/>
-          <w:bCs/>
-          <w:sz w:val="28"/>
-          <w:szCs w:val="28"/>
-        </w:rPr>
-      </w:pPr>
-      <w:r>
-        <w:rPr>
-          <w:b/>
-          <w:bCs/>
-          <w:sz w:val="28"/>
-          <w:szCs w:val="28"/>
-        </w:rPr>
-        <w:lastRenderedPageBreak/>
-        <w:t>UC</w:t>
-      </w:r>
-      <w:r>
-        <w:rPr>
-          <w:b/>
-          <w:bCs/>
-          <w:sz w:val="28"/>
-          <w:szCs w:val="28"/>
-        </w:rPr>
-        <w:t>11</w:t>
-      </w:r>
-      <w:r>
-        <w:rPr>
-          <w:b/>
-          <w:bCs/>
-          <w:sz w:val="28"/>
-          <w:szCs w:val="28"/>
-        </w:rPr>
-        <w:t xml:space="preserve"> – </w:t>
-      </w:r>
-      <w:r>
-        <w:rPr>
-          <w:b/>
-          <w:bCs/>
-          <w:sz w:val="28"/>
-          <w:szCs w:val="28"/>
-        </w:rPr>
-        <w:t xml:space="preserve">Ricerca </w:t>
-      </w:r>
-      <w:r>
-        <w:rPr>
-          <w:b/>
-          <w:bCs/>
-          <w:sz w:val="28"/>
-          <w:szCs w:val="28"/>
-        </w:rPr>
-        <w:t xml:space="preserve">delle </w:t>
-      </w:r>
-      <w:r>
-        <w:rPr>
-          <w:b/>
-          <w:bCs/>
-          <w:sz w:val="28"/>
-          <w:szCs w:val="28"/>
-        </w:rPr>
-        <w:t xml:space="preserve">informazioni </w:t>
-      </w:r>
-      <w:r>
-        <w:rPr>
-          <w:b/>
-          <w:bCs/>
-          <w:sz w:val="28"/>
-          <w:szCs w:val="28"/>
-        </w:rPr>
-        <w:t xml:space="preserve">di un </w:t>
-      </w:r>
-      <w:r>
-        <w:rPr>
-          <w:b/>
-          <w:bCs/>
-          <w:sz w:val="28"/>
-          <w:szCs w:val="28"/>
-        </w:rPr>
-        <w:t>lettore</w:t>
-      </w:r>
-    </w:p>
-    <w:p>
-      <w:r>
-        <w:rPr>
-          <w:b/>
-          <w:bCs/>
-        </w:rPr>
-        <w:t>Attori:</w:t>
-      </w:r>
-      <w:r>
-        <w:t xml:space="preserve"> </w:t>
-      </w:r>
-      <w:r>
-        <w:t>Operatore</w:t>
-      </w:r>
-      <w:r>
-        <w:t>.</w:t>
-      </w:r>
-    </w:p>
-    <w:p>
-      <w:r>
-        <w:rPr>
-          <w:b/>
-          <w:bCs/>
-        </w:rPr>
-        <w:t>Entry condition:</w:t>
-      </w:r>
-      <w:r>
-        <w:t xml:space="preserve"> </w:t>
-      </w:r>
-      <w:r>
-        <w:t xml:space="preserve">L’operatore si trova nella </w:t>
-      </w:r>
-      <w:r>
-        <w:t>dashboard</w:t>
-      </w:r>
-      <w:r>
-        <w:t>.</w:t>
-      </w:r>
-    </w:p>
-    <w:p>
-      <w:pPr>
-        <w:rPr>
-          <w:b/>
-          <w:bCs/>
-        </w:rPr>
-      </w:pPr>
-      <w:r>
-        <w:rPr>
-          <w:b/>
-          <w:bCs/>
-        </w:rPr>
-        <w:t>Flusso di eventi:</w:t>
-      </w:r>
-    </w:p>
-    <w:p>
-      <w:pPr>
-        <w:pStyle w:val="ListParagraph"/>
-        <w:numPr>
-          <w:ilvl w:val="0"/>
-          <w:numId w:val="14"/>
-        </w:numPr>
-      </w:pPr>
-      <w:r>
-        <w:t>L’operatore scrive il codice fiscale nella barra di ricerca</w:t>
-      </w:r>
-      <w:r>
-        <w:t>.</w:t>
-      </w:r>
-    </w:p>
-    <w:p>
-      <w:pPr>
-        <w:pStyle w:val="ListParagraph"/>
-        <w:numPr>
-          <w:ilvl w:val="0"/>
-          <w:numId w:val="14"/>
-        </w:numPr>
-      </w:pPr>
-      <w:r>
-        <w:t>L’operatore preme il pulsante di avvio della ricerca</w:t>
-      </w:r>
-      <w:r>
-        <w:t>.</w:t>
-      </w:r>
-    </w:p>
-    <w:p>
-      <w:pPr>
-        <w:pStyle w:val="ListParagraph"/>
-        <w:numPr>
-          <w:ilvl w:val="0"/>
-          <w:numId w:val="14"/>
-        </w:numPr>
-      </w:pPr>
-      <w:r>
-        <w:t>Il sistema ricerca nel database i prestiti, le restituzioni</w:t>
-      </w:r>
-      <w:r>
-        <w:t>, le prenotazioni</w:t>
-      </w:r>
-      <w:r>
-        <w:t xml:space="preserve"> e le sospensioni legate al codice fiscale inserito.</w:t>
-      </w:r>
-    </w:p>
-    <w:p>
-      <w:pPr>
-        <w:pStyle w:val="ListParagraph"/>
-        <w:numPr>
-          <w:ilvl w:val="0"/>
-          <w:numId w:val="14"/>
-        </w:numPr>
-      </w:pPr>
-      <w:r>
-        <w:t>Il sistema mostra a schermo tutte le informazioni ricavate in una pagina</w:t>
-      </w:r>
-      <w:r>
-        <w:t>.</w:t>
-      </w:r>
-    </w:p>
-    <w:p>
-      <w:r>
-        <w:rPr>
-          <w:b/>
-          <w:bCs/>
-        </w:rPr>
-        <w:t>Exit condition:</w:t>
-      </w:r>
-      <w:r>
-        <w:t xml:space="preserve"> </w:t>
-      </w:r>
-      <w:r>
-        <w:t xml:space="preserve">L’operatore si trova sulla pagina </w:t>
-      </w:r>
-      <w:r>
-        <w:t>del lettore</w:t>
-      </w:r>
-      <w:r>
-        <w:t>.</w:t>
-      </w:r>
-    </w:p>
-    <w:p>
-      <w:r>
-        <w:br w:type="page"/>
-      </w:r>
-    </w:p>
-    <w:p>
+          <w:sz w:val="28"/>
+          <w:szCs w:val="28"/>
+        </w:rPr>
+      </w:pPr>
       <w:r>
         <w:rPr>
           <w:b/>
@@ -3951,25 +6506,16 @@
           <w:sz w:val="28"/>
           <w:szCs w:val="28"/>
         </w:rPr>
-        <w:t>2</w:t>
-      </w:r>
-      <w:r>
-        <w:rPr>
-          <w:b/>
-          <w:bCs/>
-          <w:sz w:val="28"/>
-          <w:szCs w:val="28"/>
-        </w:rPr>
-        <w:t xml:space="preserve"> – </w:t>
-      </w:r>
-      <w:r>
-        <w:rPr>
-          <w:b/>
-          <w:bCs/>
-          <w:sz w:val="28"/>
-          <w:szCs w:val="28"/>
-        </w:rPr>
-        <w:t>Modifica delle informazioni di un lettore registrato</w:t>
+        <w:t>8</w:t>
+      </w:r>
+      <w:r>
+        <w:rPr>
+          <w:b/>
+          <w:bCs/>
+          <w:sz w:val="28"/>
+          <w:szCs w:val="28"/>
+        </w:rPr>
+        <w:t xml:space="preserve"> – Annullamento di una sospensione</w:t>
       </w:r>
     </w:p>
     <w:p>
@@ -3981,7 +6527,10 @@
         <w:t>Attori:</w:t>
       </w:r>
       <w:r>
-        <w:t xml:space="preserve"> Operatore.</w:t>
+        <w:t xml:space="preserve"> Operatore</w:t>
+      </w:r>
+      <w:r>
+        <w:t>.</w:t>
       </w:r>
     </w:p>
     <w:p>
@@ -3993,7 +6542,13 @@
         <w:t>Entry condition:</w:t>
       </w:r>
       <w:r>
-        <w:t xml:space="preserve"> L’operatore si trova nella pagina di un lettore registrato, ricercato mediante codice fiscale.</w:t>
+        <w:t xml:space="preserve"> L’operatore si trova nella pagina di un lettore</w:t>
+      </w:r>
+      <w:r>
+        <w:t xml:space="preserve"> sospeso</w:t>
+      </w:r>
+      <w:r>
+        <w:t xml:space="preserve"> ricercato mediante codice fiscale.</w:t>
       </w:r>
     </w:p>
     <w:p>
@@ -4016,2664 +6571,108 @@
         <w:pStyle w:val="ListParagraph"/>
         <w:numPr>
           <w:ilvl w:val="0"/>
-          <w:numId w:val="41"/>
-        </w:numPr>
-      </w:pPr>
-      <w:r>
-        <w:t>L’operatore preme il pulsante “Modifica”.</w:t>
-      </w:r>
-    </w:p>
-    <w:p>
-      <w:pPr>
-        <w:pStyle w:val="ListParagraph"/>
-        <w:numPr>
-          <w:ilvl w:val="0"/>
-          <w:numId w:val="41"/>
-        </w:numPr>
-      </w:pPr>
-      <w:r>
-        <w:t>Il sistema lo reindirizza ad una pagina in cui è presente un modulo già compilato con le informazioni del lettore e che può essere modificato, con:</w:t>
+          <w:numId w:val="27"/>
+        </w:numPr>
+      </w:pPr>
+      <w:r>
+        <w:t xml:space="preserve">L’operatore preme sul pulsante </w:t>
+      </w:r>
+      <w:r>
+        <w:t>“Annulla sospensione”.</w:t>
+      </w:r>
+    </w:p>
+    <w:p>
+      <w:pPr>
+        <w:pStyle w:val="ListParagraph"/>
+        <w:numPr>
+          <w:ilvl w:val="0"/>
+          <w:numId w:val="27"/>
+        </w:numPr>
+      </w:pPr>
+      <w:r>
+        <w:t xml:space="preserve">Il sistema </w:t>
+      </w:r>
+      <w:r>
+        <w:t>modifica lo stato della sospensione associata al lettore, impostandola come non attiva.</w:t>
+      </w:r>
+    </w:p>
+    <w:p>
+      <w:pPr>
+        <w:pStyle w:val="ListParagraph"/>
+        <w:numPr>
+          <w:ilvl w:val="0"/>
+          <w:numId w:val="27"/>
+        </w:numPr>
+      </w:pPr>
+      <w:r>
+        <w:t>Il sistema aggiorna l’informazione sul database</w:t>
+      </w:r>
+      <w:r>
+        <w:t>.</w:t>
+      </w:r>
+    </w:p>
+    <w:p>
+      <w:pPr>
+        <w:pStyle w:val="ListParagraph"/>
+        <w:numPr>
+          <w:ilvl w:val="0"/>
+          <w:numId w:val="27"/>
+        </w:numPr>
+      </w:pPr>
+      <w:r>
+        <w:t>Il sistema mostra a schermo il messaggio “</w:t>
+      </w:r>
+      <w:r>
+        <w:t>Sospensione annullata con successo</w:t>
+      </w:r>
+      <w:r>
+        <w:t>”</w:t>
+      </w:r>
+      <w:r>
+        <w:t>.</w:t>
+      </w:r>
+    </w:p>
+    <w:p>
+      <w:r>
+        <w:rPr>
+          <w:b/>
+          <w:bCs/>
+        </w:rPr>
+        <w:t>Exit condition:</w:t>
+      </w:r>
+      <w:r>
+        <w:t xml:space="preserve"> L’operatore si trova nella </w:t>
+      </w:r>
+      <w:r>
+        <w:t>pagina del lettore</w:t>
       </w:r>
       <w:r>
         <w:t xml:space="preserve"> </w:t>
       </w:r>
-    </w:p>
-    <w:p>
-      <w:pPr>
-        <w:pStyle w:val="ListParagraph"/>
-        <w:numPr>
-          <w:ilvl w:val="1"/>
-          <w:numId w:val="34"/>
-        </w:numPr>
-      </w:pPr>
-      <w:r>
-        <w:t>Una textbox con label “Nome:”;</w:t>
-      </w:r>
-    </w:p>
-    <w:p>
-      <w:pPr>
-        <w:pStyle w:val="ListParagraph"/>
-        <w:numPr>
-          <w:ilvl w:val="1"/>
-          <w:numId w:val="34"/>
-        </w:numPr>
-      </w:pPr>
-      <w:r>
-        <w:t>Una textbox con label “Cognome:”;</w:t>
-      </w:r>
-    </w:p>
-    <w:p>
-      <w:pPr>
-        <w:pStyle w:val="ListParagraph"/>
-        <w:numPr>
-          <w:ilvl w:val="1"/>
-          <w:numId w:val="34"/>
-        </w:numPr>
-      </w:pPr>
-      <w:r>
-        <w:t>Una textbox con label “E-mail:”;</w:t>
-      </w:r>
-    </w:p>
-    <w:p>
-      <w:pPr>
-        <w:pStyle w:val="ListParagraph"/>
-        <w:numPr>
-          <w:ilvl w:val="1"/>
-          <w:numId w:val="34"/>
-        </w:numPr>
-      </w:pPr>
-      <w:r>
-        <w:t>Un pulsante “Reset Password”;</w:t>
-      </w:r>
-    </w:p>
-    <w:p>
-      <w:pPr>
-        <w:pStyle w:val="ListParagraph"/>
-        <w:numPr>
-          <w:ilvl w:val="1"/>
-          <w:numId w:val="34"/>
-        </w:numPr>
-      </w:pPr>
-      <w:r>
-        <w:t>Un pulsante “Annulla”;</w:t>
-      </w:r>
-    </w:p>
-    <w:p>
-      <w:pPr>
-        <w:pStyle w:val="ListParagraph"/>
-        <w:numPr>
-          <w:ilvl w:val="1"/>
-          <w:numId w:val="34"/>
-        </w:numPr>
-      </w:pPr>
-      <w:r>
-        <w:t>Un pulsante “Conferma”.</w:t>
-      </w:r>
-    </w:p>
-    <w:p>
-      <w:pPr>
-        <w:pStyle w:val="ListParagraph"/>
-        <w:numPr>
-          <w:ilvl w:val="0"/>
-          <w:numId w:val="32"/>
-        </w:numPr>
-      </w:pPr>
-      <w:r>
-        <w:t>L’operatore inserisce i dati.</w:t>
-      </w:r>
-    </w:p>
-    <w:p>
-      <w:pPr>
-        <w:pStyle w:val="ListParagraph"/>
-        <w:numPr>
-          <w:ilvl w:val="0"/>
-          <w:numId w:val="32"/>
-        </w:numPr>
-      </w:pPr>
-      <w:r>
-        <w:t>L’operatore preme “Conferma”.</w:t>
-      </w:r>
-    </w:p>
-    <w:p>
-      <w:pPr>
-        <w:pStyle w:val="ListParagraph"/>
-        <w:numPr>
-          <w:ilvl w:val="0"/>
-          <w:numId w:val="32"/>
-        </w:numPr>
-      </w:pPr>
-      <w:r>
-        <w:t>Il sistema verifica che i dati inseriti siano validi.</w:t>
-      </w:r>
-    </w:p>
-    <w:p>
-      <w:pPr>
-        <w:pStyle w:val="ListParagraph"/>
-        <w:numPr>
-          <w:ilvl w:val="0"/>
-          <w:numId w:val="32"/>
-        </w:numPr>
-      </w:pPr>
-      <w:r>
-        <w:t>Il sistema modifica il lettore associando ad esso le informazioni inserite dall’operatore, e lo aggiorna nel database.</w:t>
-      </w:r>
-    </w:p>
-    <w:p>
-      <w:pPr>
-        <w:pStyle w:val="ListParagraph"/>
-        <w:numPr>
-          <w:ilvl w:val="0"/>
-          <w:numId w:val="32"/>
-        </w:numPr>
-      </w:pPr>
-      <w:r>
-        <w:t>Il sistema mostra a schermo il messaggio “Lettore modificato con successo”.</w:t>
-      </w:r>
-    </w:p>
-    <w:p>
-      <w:r>
-        <w:rPr>
-          <w:b/>
-          <w:bCs/>
-        </w:rPr>
-        <w:t>Exit condition:</w:t>
-      </w:r>
-      <w:r>
-        <w:t xml:space="preserve"> L’operatore si trova nella pagina del lettore ricercato mediante codice fiscale e le informazioni del lettore sono state modificate.</w:t>
-      </w:r>
-    </w:p>
-    <w:p>
-      <w:pPr>
-        <w:rPr>
-          <w:b/>
-          <w:bCs/>
-        </w:rPr>
-      </w:pPr>
-      <w:r>
-        <w:rPr>
-          <w:b/>
-          <w:bCs/>
-        </w:rPr>
-        <w:t>Flussi alternativi/Eccezioni</w:t>
-      </w:r>
-      <w:r>
-        <w:rPr>
-          <w:b/>
-          <w:bCs/>
-        </w:rPr>
-        <w:t>:</w:t>
-      </w:r>
-    </w:p>
-    <w:p>
-      <w:r>
-        <w:t>Se al passo 4 l’operatore preme “Annulla”, viene riportato alla pagina delle informazioni del lettore.</w:t>
-      </w:r>
-    </w:p>
-    <w:p>
-      <w:r>
-        <w:t>Se al passo 4 l’operatore preme “Reset Password” viene eseguito UC1</w:t>
-      </w:r>
-      <w:r>
-        <w:t>3</w:t>
-      </w:r>
-      <w:r>
-        <w:t xml:space="preserve"> – Reset della password di un lettore.</w:t>
-      </w:r>
-    </w:p>
-    <w:p>
-      <w:r>
-        <w:t>Se al passo 5 il sistema rileva delle informazioni non valide, viene eseguito il caso d’uso UC1</w:t>
-      </w:r>
-      <w:r>
-        <w:t>2</w:t>
-      </w:r>
-      <w:r>
-        <w:t>.1 –  Informazioni non valide.</w:t>
-      </w:r>
-    </w:p>
-    <w:p>
-      <w:pPr>
-        <w:rPr>
-          <w:b/>
-          <w:bCs/>
-          <w:sz w:val="28"/>
-          <w:szCs w:val="28"/>
-        </w:rPr>
-      </w:pPr>
-      <w:r>
-        <w:rPr>
-          <w:b/>
-          <w:bCs/>
-          <w:sz w:val="28"/>
-          <w:szCs w:val="28"/>
-        </w:rPr>
-        <w:t>UC1</w:t>
-      </w:r>
-      <w:r>
-        <w:rPr>
-          <w:b/>
-          <w:bCs/>
-          <w:sz w:val="28"/>
-          <w:szCs w:val="28"/>
-        </w:rPr>
-        <w:t>2</w:t>
-      </w:r>
-      <w:r>
-        <w:rPr>
-          <w:b/>
-          <w:bCs/>
-          <w:sz w:val="28"/>
-          <w:szCs w:val="28"/>
-        </w:rPr>
-        <w:t>.1 – Informazioni non valide</w:t>
-      </w:r>
-    </w:p>
-    <w:p>
-      <w:r>
-        <w:rPr>
-          <w:b/>
-          <w:bCs/>
-        </w:rPr>
-        <w:t>Attor</w:t>
-      </w:r>
-      <w:r>
-        <w:rPr>
-          <w:b/>
-          <w:bCs/>
-        </w:rPr>
-        <w:t>i</w:t>
-      </w:r>
-      <w:r>
-        <w:rPr>
-          <w:b/>
-          <w:bCs/>
-        </w:rPr>
-        <w:t>:</w:t>
-      </w:r>
-      <w:r>
-        <w:t xml:space="preserve"> Operatore.</w:t>
-      </w:r>
-    </w:p>
-    <w:p>
-      <w:r>
-        <w:rPr>
-          <w:b/>
-          <w:bCs/>
-        </w:rPr>
-        <w:t>Entry condition:</w:t>
-      </w:r>
-      <w:r>
-        <w:t xml:space="preserve"> L’operatore ha inserito delle informazioni non valide nella modifica delle informazioni del lettore.</w:t>
-      </w:r>
-    </w:p>
-    <w:p>
-      <w:pPr>
-        <w:rPr>
-          <w:b/>
-          <w:bCs/>
-        </w:rPr>
-      </w:pPr>
-      <w:r>
-        <w:rPr>
-          <w:b/>
-          <w:bCs/>
-        </w:rPr>
-        <w:t>Flusso di eventi:</w:t>
-      </w:r>
-    </w:p>
-    <w:p>
-      <w:pPr>
-        <w:pStyle w:val="ListParagraph"/>
-        <w:numPr>
-          <w:ilvl w:val="0"/>
-          <w:numId w:val="33"/>
-        </w:numPr>
-      </w:pPr>
-      <w:r>
-        <w:t>Il sistema mostra a schermo il messaggio “Errore: Informazioni non valide”.</w:t>
-      </w:r>
-    </w:p>
-    <w:p>
-      <w:r>
-        <w:rPr>
-          <w:b/>
-          <w:bCs/>
-        </w:rPr>
-        <w:lastRenderedPageBreak/>
-        <w:t>Exit condition:</w:t>
-      </w:r>
-      <w:r>
-        <w:t xml:space="preserve"> L’operatore si trova sulla pagina di modifica delle informazioni del lettore.</w:t>
-      </w:r>
-    </w:p>
-    <w:p>
-      <w:r>
+      <w:r>
+        <w:t xml:space="preserve">e </w:t>
+      </w:r>
+      <w:r>
+        <w:t xml:space="preserve">lo stato della </w:t>
+      </w:r>
+      <w:r>
+        <w:t>sospensione</w:t>
+      </w:r>
+      <w:r>
+        <w:t xml:space="preserve"> è aggiornato.</w:t>
+      </w:r>
+      <w:r>
+        <w:rPr>
+          <w:b/>
+          <w:bCs/>
+          <w:sz w:val="28"/>
+          <w:szCs w:val="28"/>
+        </w:rPr>
         <w:br w:type="page"/>
       </w:r>
     </w:p>
-    <w:p>
-      <w:pPr>
-        <w:rPr>
-          <w:b/>
-          <w:bCs/>
-          <w:sz w:val="28"/>
-          <w:szCs w:val="28"/>
-        </w:rPr>
-      </w:pPr>
-      <w:r>
-        <w:rPr>
-          <w:b/>
-          <w:bCs/>
-          <w:sz w:val="28"/>
-          <w:szCs w:val="28"/>
-        </w:rPr>
-        <w:lastRenderedPageBreak/>
-        <w:t>UC1</w:t>
-      </w:r>
-      <w:r>
-        <w:rPr>
-          <w:b/>
-          <w:bCs/>
-          <w:sz w:val="28"/>
-          <w:szCs w:val="28"/>
-        </w:rPr>
-        <w:t>3</w:t>
-      </w:r>
-      <w:r>
-        <w:rPr>
-          <w:b/>
-          <w:bCs/>
-          <w:sz w:val="28"/>
-          <w:szCs w:val="28"/>
-        </w:rPr>
-        <w:t xml:space="preserve"> – </w:t>
-      </w:r>
-      <w:r>
-        <w:rPr>
-          <w:b/>
-          <w:bCs/>
-          <w:sz w:val="28"/>
-          <w:szCs w:val="28"/>
-        </w:rPr>
-        <w:t xml:space="preserve">Reset della password di un lettore </w:t>
-      </w:r>
-    </w:p>
-    <w:p>
-      <w:r>
-        <w:rPr>
-          <w:b/>
-          <w:bCs/>
-        </w:rPr>
-        <w:t>Attori:</w:t>
-      </w:r>
-      <w:r>
-        <w:t xml:space="preserve"> Operatore.</w:t>
-      </w:r>
-    </w:p>
-    <w:p>
-      <w:r>
-        <w:rPr>
-          <w:b/>
-          <w:bCs/>
-        </w:rPr>
-        <w:t>Entry condition:</w:t>
-      </w:r>
-      <w:r>
-        <w:t xml:space="preserve"> </w:t>
-      </w:r>
-      <w:r>
-        <w:t>L’operatore si trova nella pagina di un lettore ricercato mediante codice fiscale.</w:t>
-      </w:r>
-    </w:p>
-    <w:p>
-      <w:pPr>
-        <w:rPr>
-          <w:b/>
-          <w:bCs/>
-        </w:rPr>
-      </w:pPr>
-      <w:r>
-        <w:rPr>
-          <w:b/>
-          <w:bCs/>
-        </w:rPr>
-        <w:t>Flusso di eventi:</w:t>
-      </w:r>
-    </w:p>
-    <w:p>
-      <w:pPr>
-        <w:pStyle w:val="ListParagraph"/>
-        <w:numPr>
-          <w:ilvl w:val="0"/>
-          <w:numId w:val="30"/>
-        </w:numPr>
-      </w:pPr>
-      <w:r>
-        <w:t>L’operatore preme il pulsante “Modifica”.</w:t>
-      </w:r>
-    </w:p>
-    <w:p>
-      <w:pPr>
-        <w:pStyle w:val="ListParagraph"/>
-        <w:numPr>
-          <w:ilvl w:val="0"/>
-          <w:numId w:val="30"/>
-        </w:numPr>
-      </w:pPr>
-      <w:r>
-        <w:t>Il sistema lo reindirizza ad una pagina in cui è presente un modulo già compilato con le informazioni del lettore e che può essere modificato, con:</w:t>
-      </w:r>
-      <w:r>
-        <w:t xml:space="preserve"> </w:t>
-      </w:r>
-    </w:p>
-    <w:p>
-      <w:pPr>
-        <w:pStyle w:val="ListParagraph"/>
-        <w:numPr>
-          <w:ilvl w:val="1"/>
-          <w:numId w:val="31"/>
-        </w:numPr>
-      </w:pPr>
-      <w:r>
-        <w:t>Una textbox con label “Nome:”;</w:t>
-      </w:r>
-    </w:p>
-    <w:p>
-      <w:pPr>
-        <w:pStyle w:val="ListParagraph"/>
-        <w:numPr>
-          <w:ilvl w:val="1"/>
-          <w:numId w:val="31"/>
-        </w:numPr>
-      </w:pPr>
-      <w:r>
-        <w:t>Una textbox con label “Cognome:”;</w:t>
-      </w:r>
-    </w:p>
-    <w:p>
-      <w:pPr>
-        <w:pStyle w:val="ListParagraph"/>
-        <w:numPr>
-          <w:ilvl w:val="1"/>
-          <w:numId w:val="31"/>
-        </w:numPr>
-      </w:pPr>
-      <w:r>
-        <w:t>Una textbox con label “E-mail:”;</w:t>
-      </w:r>
-    </w:p>
-    <w:p>
-      <w:pPr>
-        <w:pStyle w:val="ListParagraph"/>
-        <w:numPr>
-          <w:ilvl w:val="1"/>
-          <w:numId w:val="31"/>
-        </w:numPr>
-      </w:pPr>
-      <w:r>
-        <w:t>Un pulsante “Reset Password”;</w:t>
-      </w:r>
-    </w:p>
-    <w:p>
-      <w:pPr>
-        <w:pStyle w:val="ListParagraph"/>
-        <w:numPr>
-          <w:ilvl w:val="1"/>
-          <w:numId w:val="31"/>
-        </w:numPr>
-      </w:pPr>
-      <w:r>
-        <w:t>Un pulsante “Annulla”;</w:t>
-      </w:r>
-    </w:p>
-    <w:p>
-      <w:pPr>
-        <w:pStyle w:val="ListParagraph"/>
-        <w:numPr>
-          <w:ilvl w:val="1"/>
-          <w:numId w:val="31"/>
-        </w:numPr>
-      </w:pPr>
-      <w:r>
-        <w:t>Un pulsante “Conferma”.</w:t>
-      </w:r>
-    </w:p>
-    <w:p>
-      <w:pPr>
-        <w:pStyle w:val="ListParagraph"/>
-        <w:numPr>
-          <w:ilvl w:val="0"/>
-          <w:numId w:val="34"/>
-        </w:numPr>
-      </w:pPr>
-      <w:r>
-        <w:t>L’operatore preme “Reset Password”.</w:t>
-      </w:r>
-    </w:p>
-    <w:p>
-      <w:pPr>
-        <w:pStyle w:val="ListParagraph"/>
-        <w:numPr>
-          <w:ilvl w:val="0"/>
-          <w:numId w:val="34"/>
-        </w:numPr>
-      </w:pPr>
-      <w:r>
-        <w:t>Il sistema crea una password provvisoria e la sostituisce a quella presente nel database, marcandola come provvisoria.</w:t>
-      </w:r>
-    </w:p>
-    <w:p>
-      <w:pPr>
-        <w:pStyle w:val="ListParagraph"/>
-        <w:numPr>
-          <w:ilvl w:val="0"/>
-          <w:numId w:val="34"/>
-        </w:numPr>
-      </w:pPr>
-      <w:r>
-        <w:t>Il sistema mostra a schermo la password provvisoria con un pulsante “Conferma”.</w:t>
-      </w:r>
-    </w:p>
-    <w:p>
-      <w:pPr>
-        <w:pStyle w:val="ListParagraph"/>
-        <w:numPr>
-          <w:ilvl w:val="0"/>
-          <w:numId w:val="34"/>
-        </w:numPr>
-      </w:pPr>
-      <w:r>
-        <w:t>L’operatore preme “Conferma”.</w:t>
-      </w:r>
-    </w:p>
-    <w:p>
-      <w:pPr>
-        <w:pStyle w:val="ListParagraph"/>
-        <w:numPr>
-          <w:ilvl w:val="0"/>
-          <w:numId w:val="34"/>
-        </w:numPr>
-      </w:pPr>
-      <w:r>
-        <w:t>Il sistema reindirizza l’operatore sulla pagina del lettore ricercato.</w:t>
-      </w:r>
-    </w:p>
-    <w:p>
-      <w:r>
-        <w:rPr>
-          <w:b/>
-          <w:bCs/>
-        </w:rPr>
-        <w:t>Exit condition:</w:t>
-      </w:r>
-      <w:r>
-        <w:t xml:space="preserve"> L’operatore si trova nella pagina del lettore ricercato ed è stata assegnata una password provvisoria al lettore.</w:t>
-      </w:r>
-    </w:p>
-    <w:p>
-      <w:pPr>
-        <w:rPr>
-          <w:b/>
-          <w:bCs/>
-        </w:rPr>
-      </w:pPr>
-      <w:r>
-        <w:rPr>
-          <w:b/>
-          <w:bCs/>
-        </w:rPr>
-        <w:t>Flussi alternativi/Eccezioni</w:t>
-      </w:r>
-      <w:r>
-        <w:rPr>
-          <w:b/>
-          <w:bCs/>
-        </w:rPr>
-        <w:t>:</w:t>
-      </w:r>
-    </w:p>
-    <w:p>
-      <w:r>
-        <w:t>Se al passo 3 l’operatore preme “Annulla”, viene riportato alla pagina del lettore.</w:t>
-      </w:r>
-    </w:p>
-    <w:p>
-      <w:r>
-        <w:br w:type="page"/>
-      </w:r>
-    </w:p>
-    <w:p>
-      <w:pPr>
-        <w:rPr>
-          <w:b/>
-          <w:bCs/>
-          <w:sz w:val="28"/>
-          <w:szCs w:val="28"/>
-        </w:rPr>
-      </w:pPr>
-      <w:r>
-        <w:rPr>
-          <w:b/>
-          <w:bCs/>
-          <w:sz w:val="28"/>
-          <w:szCs w:val="28"/>
-        </w:rPr>
-        <w:lastRenderedPageBreak/>
-        <w:t>UC1</w:t>
-      </w:r>
-      <w:r>
-        <w:rPr>
-          <w:b/>
-          <w:bCs/>
-          <w:sz w:val="28"/>
-          <w:szCs w:val="28"/>
-        </w:rPr>
-        <w:t>4</w:t>
-      </w:r>
-      <w:r>
-        <w:rPr>
-          <w:b/>
-          <w:bCs/>
-          <w:sz w:val="28"/>
-          <w:szCs w:val="28"/>
-        </w:rPr>
-        <w:t xml:space="preserve"> – Registrazione di un prestito</w:t>
-      </w:r>
-      <w:r>
-        <w:rPr>
-          <w:b/>
-          <w:bCs/>
-          <w:sz w:val="28"/>
-          <w:szCs w:val="28"/>
-        </w:rPr>
-        <w:t xml:space="preserve"> di una copia disponibile</w:t>
-      </w:r>
-    </w:p>
-    <w:p>
-      <w:r>
-        <w:rPr>
-          <w:b/>
-          <w:bCs/>
-        </w:rPr>
-        <w:t>Attori:</w:t>
-      </w:r>
-      <w:r>
-        <w:t xml:space="preserve"> Operatore</w:t>
-      </w:r>
-    </w:p>
-    <w:p>
-      <w:r>
-        <w:rPr>
-          <w:b/>
-          <w:bCs/>
-        </w:rPr>
-        <w:t>Entry condition:</w:t>
-      </w:r>
-      <w:r>
-        <w:t xml:space="preserve"> L’operatore si trova nella dashboard.</w:t>
-      </w:r>
-    </w:p>
-    <w:p>
-      <w:pPr>
-        <w:rPr>
-          <w:b/>
-          <w:bCs/>
-        </w:rPr>
-      </w:pPr>
-      <w:r>
-        <w:rPr>
-          <w:b/>
-          <w:bCs/>
-        </w:rPr>
-        <w:t>Flusso di eventi:</w:t>
-      </w:r>
-    </w:p>
-    <w:p>
-      <w:pPr>
-        <w:pStyle w:val="ListParagraph"/>
-        <w:numPr>
-          <w:ilvl w:val="0"/>
-          <w:numId w:val="24"/>
-        </w:numPr>
-      </w:pPr>
-      <w:r>
-        <w:t>L’operatore preme su “Registra prestito”.</w:t>
-      </w:r>
-    </w:p>
-    <w:p>
-      <w:pPr>
-        <w:pStyle w:val="ListParagraph"/>
-        <w:numPr>
-          <w:ilvl w:val="0"/>
-          <w:numId w:val="24"/>
-        </w:numPr>
-      </w:pPr>
-      <w:r>
-        <w:t>Il sistema lo reindirizza ad una pagina in cui vi è la lista delle edizioni.</w:t>
-      </w:r>
-    </w:p>
-    <w:p>
-      <w:pPr>
-        <w:pStyle w:val="ListParagraph"/>
-        <w:numPr>
-          <w:ilvl w:val="0"/>
-          <w:numId w:val="24"/>
-        </w:numPr>
-      </w:pPr>
-      <w:r>
-        <w:t>L’operatore preme sull’edizione.</w:t>
-      </w:r>
-    </w:p>
-    <w:p>
-      <w:pPr>
-        <w:pStyle w:val="ListParagraph"/>
-        <w:numPr>
-          <w:ilvl w:val="0"/>
-          <w:numId w:val="24"/>
-        </w:numPr>
-      </w:pPr>
-      <w:r>
-        <w:t>Il sistema lo reindirizza ad una pagina che mostra le copie disponibili per quella edizione.</w:t>
-      </w:r>
-    </w:p>
-    <w:p>
-      <w:pPr>
-        <w:pStyle w:val="ListParagraph"/>
-        <w:numPr>
-          <w:ilvl w:val="0"/>
-          <w:numId w:val="24"/>
-        </w:numPr>
-      </w:pPr>
-      <w:r>
-        <w:t>L’operatore preme sulla copia di suo interesse.</w:t>
-      </w:r>
-    </w:p>
-    <w:p>
-      <w:pPr>
-        <w:pStyle w:val="ListParagraph"/>
-        <w:numPr>
-          <w:ilvl w:val="0"/>
-          <w:numId w:val="24"/>
-        </w:numPr>
-      </w:pPr>
-      <w:r>
-        <w:t>Il sistema lo reindirizza ad una pagina in cui è presente un modulo da compilare con:</w:t>
-      </w:r>
-    </w:p>
-    <w:p>
-      <w:pPr>
-        <w:pStyle w:val="ListParagraph"/>
-        <w:numPr>
-          <w:ilvl w:val="0"/>
-          <w:numId w:val="22"/>
-        </w:numPr>
-      </w:pPr>
-      <w:r>
-        <w:t>Una textbox con label “Codice fiscale:”;</w:t>
-      </w:r>
-    </w:p>
-    <w:p>
-      <w:pPr>
-        <w:pStyle w:val="ListParagraph"/>
-        <w:numPr>
-          <w:ilvl w:val="0"/>
-          <w:numId w:val="22"/>
-        </w:numPr>
-      </w:pPr>
-      <w:r>
-        <w:t>Un selettore di data con label “Da restituire entro:”;</w:t>
-      </w:r>
-    </w:p>
-    <w:p>
-      <w:pPr>
-        <w:pStyle w:val="ListParagraph"/>
-        <w:numPr>
-          <w:ilvl w:val="0"/>
-          <w:numId w:val="22"/>
-        </w:numPr>
-      </w:pPr>
-      <w:r>
-        <w:t>Un pulsante “Annulla”;</w:t>
-      </w:r>
-    </w:p>
-    <w:p>
-      <w:pPr>
-        <w:pStyle w:val="ListParagraph"/>
-        <w:numPr>
-          <w:ilvl w:val="0"/>
-          <w:numId w:val="22"/>
-        </w:numPr>
-      </w:pPr>
-      <w:r>
-        <w:t>Un pulsante “Conferma”.</w:t>
-      </w:r>
-    </w:p>
-    <w:p>
-      <w:pPr>
-        <w:pStyle w:val="ListParagraph"/>
-        <w:numPr>
-          <w:ilvl w:val="0"/>
-          <w:numId w:val="24"/>
-        </w:numPr>
-      </w:pPr>
-      <w:r>
-        <w:t>L’operatore inserisce i dati.</w:t>
-      </w:r>
-    </w:p>
-    <w:p>
-      <w:pPr>
-        <w:pStyle w:val="ListParagraph"/>
-        <w:numPr>
-          <w:ilvl w:val="0"/>
-          <w:numId w:val="24"/>
-        </w:numPr>
-      </w:pPr>
-      <w:r>
-        <w:t>L’operatore preme “Conferma”.</w:t>
-      </w:r>
-    </w:p>
-    <w:p>
-      <w:pPr>
-        <w:pStyle w:val="ListParagraph"/>
-        <w:numPr>
-          <w:ilvl w:val="0"/>
-          <w:numId w:val="24"/>
-        </w:numPr>
-      </w:pPr>
-      <w:r>
-        <w:t>Il sistema verifica che i dati inseriti siano validi.</w:t>
-      </w:r>
-    </w:p>
-    <w:p>
-      <w:pPr>
-        <w:pStyle w:val="ListParagraph"/>
-        <w:numPr>
-          <w:ilvl w:val="0"/>
-          <w:numId w:val="24"/>
-        </w:numPr>
-      </w:pPr>
-      <w:r>
-        <w:t>Il sistema crea un nuovo prestito associando ad esso le informazioni inserite dall’operatore, e lo inserisce nel database.</w:t>
-      </w:r>
-    </w:p>
-    <w:p>
-      <w:pPr>
-        <w:pStyle w:val="ListParagraph"/>
-        <w:numPr>
-          <w:ilvl w:val="0"/>
-          <w:numId w:val="24"/>
-        </w:numPr>
-      </w:pPr>
-      <w:r>
-        <w:t>Il database associa un ID al prestito.</w:t>
-      </w:r>
-    </w:p>
-    <w:p>
-      <w:pPr>
-        <w:pStyle w:val="ListParagraph"/>
-        <w:numPr>
-          <w:ilvl w:val="0"/>
-          <w:numId w:val="24"/>
-        </w:numPr>
-      </w:pPr>
-      <w:r>
-        <w:t>Il sistema rende la copia prestata non disponibile.</w:t>
-      </w:r>
-    </w:p>
-    <w:p>
-      <w:pPr>
-        <w:pStyle w:val="ListParagraph"/>
-        <w:numPr>
-          <w:ilvl w:val="0"/>
-          <w:numId w:val="24"/>
-        </w:numPr>
-      </w:pPr>
-      <w:r>
-        <w:t>Il sistema mostra a schermo il messaggio “Prestito registrato con successo”.</w:t>
-      </w:r>
-    </w:p>
-    <w:p>
-      <w:r>
-        <w:rPr>
-          <w:b/>
-          <w:bCs/>
-        </w:rPr>
-        <w:t>Exit condition:</w:t>
-      </w:r>
-      <w:r>
-        <w:t xml:space="preserve"> L’operatore si trova nella dashboard e un nuovo prestito è stato registrato.</w:t>
-      </w:r>
-    </w:p>
-    <w:p>
-      <w:pPr>
-        <w:rPr>
-          <w:b/>
-          <w:bCs/>
-        </w:rPr>
-      </w:pPr>
-      <w:r>
-        <w:rPr>
-          <w:b/>
-          <w:bCs/>
-        </w:rPr>
-        <w:t>Flussi alternativi/Eccezioni</w:t>
-      </w:r>
-      <w:r>
-        <w:rPr>
-          <w:b/>
-          <w:bCs/>
-        </w:rPr>
-        <w:t>:</w:t>
-      </w:r>
-    </w:p>
-    <w:p>
-      <w:r>
-        <w:t>Se al passo 8 l’operatore preme il pulsante “Annulla”, viene riportato alla dashboard.</w:t>
-      </w:r>
-    </w:p>
-    <w:p>
-      <w:r>
-        <w:t>Se al passo 9 il sistema rileva delle informazioni non valide, viene eseguito il caso d’uso UC1</w:t>
-      </w:r>
-      <w:r>
-        <w:t>4</w:t>
-      </w:r>
-      <w:r>
-        <w:t>.1 –  Informazioni non valide.</w:t>
-      </w:r>
-    </w:p>
-    <w:p>
-      <w:r>
-        <w:t>Se al passo 9 il sistema rileva che il lettore ha una sospensione attiva, viene eseguito il caso d’uso UC1</w:t>
-      </w:r>
-      <w:r>
-        <w:t>4</w:t>
-      </w:r>
-      <w:r>
-        <w:t>.2 – Lettore sospeso</w:t>
-      </w:r>
-    </w:p>
-    <w:p>
-      <w:pPr>
-        <w:rPr>
-          <w:b/>
-          <w:bCs/>
-          <w:sz w:val="28"/>
-          <w:szCs w:val="28"/>
-        </w:rPr>
-      </w:pPr>
-      <w:r>
-        <w:rPr>
-          <w:b/>
-          <w:bCs/>
-          <w:sz w:val="28"/>
-          <w:szCs w:val="28"/>
-        </w:rPr>
-        <w:t>UC1</w:t>
-      </w:r>
-      <w:r>
-        <w:rPr>
-          <w:b/>
-          <w:bCs/>
-          <w:sz w:val="28"/>
-          <w:szCs w:val="28"/>
-        </w:rPr>
-        <w:t>4</w:t>
-      </w:r>
-      <w:r>
-        <w:rPr>
-          <w:b/>
-          <w:bCs/>
-          <w:sz w:val="28"/>
-          <w:szCs w:val="28"/>
-        </w:rPr>
-        <w:t>.1 – Informazioni non valide</w:t>
-      </w:r>
-    </w:p>
-    <w:p>
-      <w:r>
-        <w:rPr>
-          <w:b/>
-          <w:bCs/>
-        </w:rPr>
-        <w:t>Attor</w:t>
-      </w:r>
-      <w:r>
-        <w:rPr>
-          <w:b/>
-          <w:bCs/>
-        </w:rPr>
-        <w:t>i</w:t>
-      </w:r>
-      <w:r>
-        <w:rPr>
-          <w:b/>
-          <w:bCs/>
-        </w:rPr>
-        <w:t>:</w:t>
-      </w:r>
-      <w:r>
-        <w:t xml:space="preserve"> Operatore.</w:t>
-      </w:r>
-    </w:p>
-    <w:p>
-      <w:r>
-        <w:rPr>
-          <w:b/>
-          <w:bCs/>
-        </w:rPr>
-        <w:t>Entry condition:</w:t>
-      </w:r>
-      <w:r>
-        <w:t xml:space="preserve"> L’operatore ha inserito delle informazioni non valide nella registrazione di un nuovo prestito.</w:t>
-      </w:r>
-    </w:p>
-    <w:p>
-      <w:pPr>
-        <w:rPr>
-          <w:b/>
-          <w:bCs/>
-        </w:rPr>
-      </w:pPr>
-      <w:r>
-        <w:rPr>
-          <w:b/>
-          <w:bCs/>
-        </w:rPr>
-        <w:t>Flusso di eventi:</w:t>
-      </w:r>
-    </w:p>
-    <w:p>
-      <w:pPr>
-        <w:pStyle w:val="ListParagraph"/>
-        <w:numPr>
-          <w:ilvl w:val="0"/>
-          <w:numId w:val="25"/>
-        </w:numPr>
-      </w:pPr>
-      <w:r>
-        <w:lastRenderedPageBreak/>
-        <w:t>Il sistema mostra a schermo il messaggio “Errore: Informazioni non valide”.</w:t>
-      </w:r>
-    </w:p>
-    <w:p>
-      <w:r>
-        <w:rPr>
-          <w:b/>
-          <w:bCs/>
-        </w:rPr>
-        <w:t>Exit condition:</w:t>
-      </w:r>
-      <w:r>
-        <w:t xml:space="preserve"> L’operatore si trova sulla pagina di registrazione del prestito.</w:t>
-      </w:r>
-    </w:p>
-    <w:p>
-      <w:pPr>
-        <w:rPr>
-          <w:b/>
-          <w:bCs/>
-          <w:sz w:val="28"/>
-          <w:szCs w:val="28"/>
-        </w:rPr>
-      </w:pPr>
-      <w:r>
-        <w:rPr>
-          <w:b/>
-          <w:bCs/>
-          <w:sz w:val="28"/>
-          <w:szCs w:val="28"/>
-        </w:rPr>
-        <w:t>UC1</w:t>
-      </w:r>
-      <w:r>
-        <w:rPr>
-          <w:b/>
-          <w:bCs/>
-          <w:sz w:val="28"/>
-          <w:szCs w:val="28"/>
-        </w:rPr>
-        <w:t>4</w:t>
-      </w:r>
-      <w:r>
-        <w:rPr>
-          <w:b/>
-          <w:bCs/>
-          <w:sz w:val="28"/>
-          <w:szCs w:val="28"/>
-        </w:rPr>
-        <w:t>.</w:t>
-      </w:r>
-      <w:r>
-        <w:rPr>
-          <w:b/>
-          <w:bCs/>
-          <w:sz w:val="28"/>
-          <w:szCs w:val="28"/>
-        </w:rPr>
-        <w:t>2</w:t>
-      </w:r>
-      <w:r>
-        <w:rPr>
-          <w:b/>
-          <w:bCs/>
-          <w:sz w:val="28"/>
-          <w:szCs w:val="28"/>
-        </w:rPr>
-        <w:t xml:space="preserve"> – </w:t>
-      </w:r>
-      <w:r>
-        <w:rPr>
-          <w:b/>
-          <w:bCs/>
-          <w:sz w:val="28"/>
-          <w:szCs w:val="28"/>
-        </w:rPr>
-        <w:t>Lettore sospeso</w:t>
-      </w:r>
-    </w:p>
-    <w:p>
-      <w:r>
-        <w:rPr>
-          <w:b/>
-          <w:bCs/>
-        </w:rPr>
-        <w:t>Attor</w:t>
-      </w:r>
-      <w:r>
-        <w:rPr>
-          <w:b/>
-          <w:bCs/>
-        </w:rPr>
-        <w:t>i</w:t>
-      </w:r>
-      <w:r>
-        <w:rPr>
-          <w:b/>
-          <w:bCs/>
-        </w:rPr>
-        <w:t>:</w:t>
-      </w:r>
-      <w:r>
-        <w:t xml:space="preserve"> Operatore.</w:t>
-      </w:r>
-    </w:p>
-    <w:p>
-      <w:r>
-        <w:rPr>
-          <w:b/>
-          <w:bCs/>
-        </w:rPr>
-        <w:t>Entry condition:</w:t>
-      </w:r>
-      <w:r>
-        <w:t xml:space="preserve"> L’operatore ha provato ad effettuare un prestito per un lettore sospeso.</w:t>
-      </w:r>
-    </w:p>
-    <w:p>
-      <w:pPr>
-        <w:rPr>
-          <w:b/>
-          <w:bCs/>
-        </w:rPr>
-      </w:pPr>
-      <w:r>
-        <w:rPr>
-          <w:b/>
-          <w:bCs/>
-        </w:rPr>
-        <w:t>Flusso di eventi:</w:t>
-      </w:r>
-    </w:p>
-    <w:p>
-      <w:pPr>
-        <w:pStyle w:val="ListParagraph"/>
-        <w:numPr>
-          <w:ilvl w:val="0"/>
-          <w:numId w:val="29"/>
-        </w:numPr>
-      </w:pPr>
-      <w:r>
-        <w:t>Il sistema mostra a schermo il messaggio “Errore: Il lettore è temporaneamente sospeso”.</w:t>
-      </w:r>
-    </w:p>
-    <w:p>
-      <w:r>
-        <w:rPr>
-          <w:b/>
-          <w:bCs/>
-        </w:rPr>
-        <w:t>Exit condition:</w:t>
-      </w:r>
-      <w:r>
-        <w:t xml:space="preserve"> L’operatore si trova sulla pagina di registrazione del prestito.</w:t>
-      </w:r>
-    </w:p>
-    <w:p>
-      <w:r>
-        <w:br w:type="page"/>
-      </w:r>
-    </w:p>
-    <w:p>
-      <w:pPr>
-        <w:rPr>
-          <w:b/>
-          <w:bCs/>
-          <w:sz w:val="28"/>
-          <w:szCs w:val="28"/>
-        </w:rPr>
-      </w:pPr>
-      <w:r>
-        <w:rPr>
-          <w:b/>
-          <w:bCs/>
-          <w:sz w:val="28"/>
-          <w:szCs w:val="28"/>
-        </w:rPr>
-        <w:lastRenderedPageBreak/>
-        <w:t>UC1</w:t>
-      </w:r>
-      <w:r>
-        <w:rPr>
-          <w:b/>
-          <w:bCs/>
-          <w:sz w:val="28"/>
-          <w:szCs w:val="28"/>
-        </w:rPr>
-        <w:t>5</w:t>
-      </w:r>
-      <w:r>
-        <w:rPr>
-          <w:b/>
-          <w:bCs/>
-          <w:sz w:val="28"/>
-          <w:szCs w:val="28"/>
-        </w:rPr>
-        <w:t xml:space="preserve"> – Registrazione di un prestito</w:t>
-      </w:r>
-      <w:r>
-        <w:rPr>
-          <w:b/>
-          <w:bCs/>
-          <w:sz w:val="28"/>
-          <w:szCs w:val="28"/>
-        </w:rPr>
-        <w:t xml:space="preserve"> di una copia riservata</w:t>
-      </w:r>
-    </w:p>
-    <w:p>
-      <w:r>
-        <w:rPr>
-          <w:b/>
-          <w:bCs/>
-        </w:rPr>
-        <w:t>Attori:</w:t>
-      </w:r>
-      <w:r>
-        <w:t xml:space="preserve"> Operatore.</w:t>
-      </w:r>
-    </w:p>
-    <w:p>
-      <w:r>
-        <w:rPr>
-          <w:b/>
-          <w:bCs/>
-        </w:rPr>
-        <w:t>Entry condition:</w:t>
-      </w:r>
-      <w:r>
-        <w:t xml:space="preserve"> L’operatore si trova nella pagina di un lettore registrato, ricercato mediante codice fiscale.</w:t>
-      </w:r>
-    </w:p>
-    <w:p>
-      <w:pPr>
-        <w:rPr>
-          <w:b/>
-          <w:bCs/>
-        </w:rPr>
-      </w:pPr>
-      <w:r>
-        <w:rPr>
-          <w:b/>
-          <w:bCs/>
-        </w:rPr>
-        <w:t>Flusso di eventi:</w:t>
-      </w:r>
-    </w:p>
-    <w:p>
-      <w:pPr>
-        <w:pStyle w:val="ListParagraph"/>
-        <w:numPr>
-          <w:ilvl w:val="0"/>
-          <w:numId w:val="37"/>
-        </w:numPr>
-      </w:pPr>
-      <w:r>
-        <w:t>L’operatore preme sulla prenotazione attiva mostrata nella lista.</w:t>
-      </w:r>
-    </w:p>
-    <w:p>
-      <w:pPr>
-        <w:pStyle w:val="ListParagraph"/>
-        <w:numPr>
-          <w:ilvl w:val="0"/>
-          <w:numId w:val="37"/>
-        </w:numPr>
-      </w:pPr>
-      <w:r>
-        <w:t>Il sistema lo reindirizza ad una pagina in cui sono mostrate le informazioni della copia e del lettore e dove è presente un modulo con:</w:t>
-      </w:r>
-      <w:r>
-        <w:t xml:space="preserve"> </w:t>
-      </w:r>
-    </w:p>
-    <w:p>
-      <w:pPr>
-        <w:pStyle w:val="ListParagraph"/>
-        <w:numPr>
-          <w:ilvl w:val="0"/>
-          <w:numId w:val="38"/>
-        </w:numPr>
-      </w:pPr>
-      <w:r>
-        <w:t>Un selettore di data con label “Da restituire entro:”;</w:t>
-      </w:r>
-    </w:p>
-    <w:p>
-      <w:pPr>
-        <w:pStyle w:val="ListParagraph"/>
-        <w:numPr>
-          <w:ilvl w:val="0"/>
-          <w:numId w:val="38"/>
-        </w:numPr>
-      </w:pPr>
-      <w:r>
-        <w:t>Un pulsante “Annulla”;</w:t>
-      </w:r>
-    </w:p>
-    <w:p>
-      <w:pPr>
-        <w:pStyle w:val="ListParagraph"/>
-        <w:numPr>
-          <w:ilvl w:val="0"/>
-          <w:numId w:val="38"/>
-        </w:numPr>
-      </w:pPr>
-      <w:r>
-        <w:t>Un pulsante “Conferma”.</w:t>
-      </w:r>
-    </w:p>
-    <w:p>
-      <w:pPr>
-        <w:pStyle w:val="ListParagraph"/>
-        <w:numPr>
-          <w:ilvl w:val="0"/>
-          <w:numId w:val="37"/>
-        </w:numPr>
-      </w:pPr>
-      <w:r>
-        <w:t>L’operatore inserisce i dati.</w:t>
-      </w:r>
-    </w:p>
-    <w:p>
-      <w:pPr>
-        <w:pStyle w:val="ListParagraph"/>
-        <w:numPr>
-          <w:ilvl w:val="0"/>
-          <w:numId w:val="37"/>
-        </w:numPr>
-      </w:pPr>
-      <w:r>
-        <w:t>L’operatore preme “Conferma”.</w:t>
-      </w:r>
-    </w:p>
-    <w:p>
-      <w:pPr>
-        <w:pStyle w:val="ListParagraph"/>
-        <w:numPr>
-          <w:ilvl w:val="0"/>
-          <w:numId w:val="37"/>
-        </w:numPr>
-      </w:pPr>
-      <w:r>
-        <w:t>Il sistema verifica che i dati inseriti siano validi.</w:t>
-      </w:r>
-    </w:p>
-    <w:p>
-      <w:pPr>
-        <w:pStyle w:val="ListParagraph"/>
-        <w:numPr>
-          <w:ilvl w:val="0"/>
-          <w:numId w:val="37"/>
-        </w:numPr>
-      </w:pPr>
-      <w:r>
-        <w:t>Il sistema crea un nuovo prestito associando ad esso le informazioni del lettore che ha effettuato la prenotazione online e la data di restituzione inserita dall’operatore, e lo inserisce nel database.</w:t>
-      </w:r>
-    </w:p>
-    <w:p>
-      <w:pPr>
-        <w:pStyle w:val="ListParagraph"/>
-        <w:numPr>
-          <w:ilvl w:val="0"/>
-          <w:numId w:val="37"/>
-        </w:numPr>
-      </w:pPr>
-      <w:r>
-        <w:t>Il database associa un ID al prestito.</w:t>
-      </w:r>
-    </w:p>
-    <w:p>
-      <w:pPr>
-        <w:pStyle w:val="ListParagraph"/>
-        <w:numPr>
-          <w:ilvl w:val="0"/>
-          <w:numId w:val="37"/>
-        </w:numPr>
-      </w:pPr>
-      <w:r>
-        <w:t>Il sistema rimuove la prenotazione dal database associata alla copia prestata e al lettore.</w:t>
-      </w:r>
-    </w:p>
-    <w:p>
-      <w:pPr>
-        <w:pStyle w:val="ListParagraph"/>
-        <w:numPr>
-          <w:ilvl w:val="0"/>
-          <w:numId w:val="37"/>
-        </w:numPr>
-      </w:pPr>
-      <w:r>
-        <w:t>Il sistema rende la copia prestata non disponibile.</w:t>
-      </w:r>
-    </w:p>
-    <w:p>
-      <w:pPr>
-        <w:pStyle w:val="ListParagraph"/>
-        <w:numPr>
-          <w:ilvl w:val="0"/>
-          <w:numId w:val="37"/>
-        </w:numPr>
-      </w:pPr>
-      <w:r>
-        <w:t>Il sistema mostra a schermo il messaggio “Prestito registrato con successo”.</w:t>
-      </w:r>
-    </w:p>
-    <w:p>
-      <w:r>
-        <w:rPr>
-          <w:b/>
-          <w:bCs/>
-        </w:rPr>
-        <w:t>Exit condition:</w:t>
-      </w:r>
-      <w:r>
-        <w:t xml:space="preserve"> L’operatore si trova nella pagina del lettore e un nuovo prestito è stato registrato.</w:t>
-      </w:r>
-    </w:p>
-    <w:p>
-      <w:pPr>
-        <w:rPr>
-          <w:b/>
-          <w:bCs/>
-        </w:rPr>
-      </w:pPr>
-      <w:r>
-        <w:rPr>
-          <w:b/>
-          <w:bCs/>
-        </w:rPr>
-        <w:t>Flussi alternativi/Eccezioni</w:t>
-      </w:r>
-      <w:r>
-        <w:rPr>
-          <w:b/>
-          <w:bCs/>
-        </w:rPr>
-        <w:t>:</w:t>
-      </w:r>
-    </w:p>
-    <w:p>
-      <w:r>
-        <w:t>Se al passo 4 l’operatore preme “Annulla”, viene riportato alla pagina delle informazioni del lettore.</w:t>
-      </w:r>
-    </w:p>
-    <w:p>
-      <w:r>
-        <w:t>Se al passo 5 il sistema rileva delle informazioni non valide, viene eseguito il caso d’uso UC1</w:t>
-      </w:r>
-      <w:r>
-        <w:t>5</w:t>
-      </w:r>
-      <w:r>
-        <w:t>.1 –  Informazioni non valide.</w:t>
-      </w:r>
-    </w:p>
-    <w:p>
-      <w:pPr>
-        <w:rPr>
-          <w:b/>
-          <w:bCs/>
-          <w:sz w:val="28"/>
-          <w:szCs w:val="28"/>
-        </w:rPr>
-      </w:pPr>
-      <w:r>
-        <w:rPr>
-          <w:b/>
-          <w:bCs/>
-          <w:sz w:val="28"/>
-          <w:szCs w:val="28"/>
-        </w:rPr>
-        <w:t>UC1</w:t>
-      </w:r>
-      <w:r>
-        <w:rPr>
-          <w:b/>
-          <w:bCs/>
-          <w:sz w:val="28"/>
-          <w:szCs w:val="28"/>
-        </w:rPr>
-        <w:t>5</w:t>
-      </w:r>
-      <w:r>
-        <w:rPr>
-          <w:b/>
-          <w:bCs/>
-          <w:sz w:val="28"/>
-          <w:szCs w:val="28"/>
-        </w:rPr>
-        <w:t>.1 – Informazioni non valide</w:t>
-      </w:r>
-    </w:p>
-    <w:p>
-      <w:r>
-        <w:rPr>
-          <w:b/>
-          <w:bCs/>
-        </w:rPr>
-        <w:t>Attor</w:t>
-      </w:r>
-      <w:r>
-        <w:rPr>
-          <w:b/>
-          <w:bCs/>
-        </w:rPr>
-        <w:t>i</w:t>
-      </w:r>
-      <w:r>
-        <w:rPr>
-          <w:b/>
-          <w:bCs/>
-        </w:rPr>
-        <w:t>:</w:t>
-      </w:r>
-      <w:r>
-        <w:t xml:space="preserve"> Operatore.</w:t>
-      </w:r>
-    </w:p>
-    <w:p>
-      <w:r>
-        <w:rPr>
-          <w:b/>
-          <w:bCs/>
-        </w:rPr>
-        <w:t>Entry condition:</w:t>
-      </w:r>
-      <w:r>
-        <w:t xml:space="preserve"> L’operatore ha inserito delle informazioni non valide nella registrazione di un nuovo prestito.</w:t>
-      </w:r>
-    </w:p>
-    <w:p>
-      <w:pPr>
-        <w:rPr>
-          <w:b/>
-          <w:bCs/>
-        </w:rPr>
-      </w:pPr>
-      <w:r>
-        <w:rPr>
-          <w:b/>
-          <w:bCs/>
-        </w:rPr>
-        <w:t>Flusso di eventi:</w:t>
-      </w:r>
-    </w:p>
-    <w:p>
-      <w:pPr>
-        <w:pStyle w:val="ListParagraph"/>
-        <w:numPr>
-          <w:ilvl w:val="0"/>
-          <w:numId w:val="40"/>
-        </w:numPr>
-      </w:pPr>
-      <w:r>
-        <w:t>Il sistema mostra a schermo il messaggio “Errore: Informazioni non valide”.</w:t>
-      </w:r>
-    </w:p>
-    <w:p>
-      <w:r>
-        <w:rPr>
-          <w:b/>
-          <w:bCs/>
-        </w:rPr>
-        <w:lastRenderedPageBreak/>
-        <w:t>Exit condition:</w:t>
-      </w:r>
-      <w:r>
-        <w:t xml:space="preserve"> L’operatore si trova sulla pagina della registrazione del prestito.</w:t>
-      </w:r>
-    </w:p>
-    <w:p/>
-    <w:p>
-      <w:r>
-        <w:br w:type="page"/>
-      </w:r>
-    </w:p>
-    <w:p>
-      <w:r>
-        <w:rPr>
-          <w:b/>
-          <w:bCs/>
-          <w:sz w:val="28"/>
-          <w:szCs w:val="28"/>
-        </w:rPr>
-        <w:lastRenderedPageBreak/>
-        <w:t>UC1</w:t>
-      </w:r>
-      <w:r>
-        <w:rPr>
-          <w:b/>
-          <w:bCs/>
-          <w:sz w:val="28"/>
-          <w:szCs w:val="28"/>
-        </w:rPr>
-        <w:t>6</w:t>
-      </w:r>
-      <w:r>
-        <w:rPr>
-          <w:b/>
-          <w:bCs/>
-          <w:sz w:val="28"/>
-          <w:szCs w:val="28"/>
-        </w:rPr>
-        <w:t xml:space="preserve"> – Registrazione di una restituzione</w:t>
-      </w:r>
-    </w:p>
-    <w:p>
-      <w:r>
-        <w:rPr>
-          <w:b/>
-          <w:bCs/>
-        </w:rPr>
-        <w:t>Attori:</w:t>
-      </w:r>
-      <w:r>
-        <w:t xml:space="preserve"> Operatore</w:t>
-      </w:r>
-    </w:p>
-    <w:p>
-      <w:r>
-        <w:rPr>
-          <w:b/>
-          <w:bCs/>
-        </w:rPr>
-        <w:t>Entry condition:</w:t>
-      </w:r>
-      <w:r>
-        <w:t xml:space="preserve"> L’operatore si trova nella pagina di un lettore ricercato mediante codice fiscale.</w:t>
-      </w:r>
-    </w:p>
-    <w:p>
-      <w:pPr>
-        <w:rPr>
-          <w:b/>
-          <w:bCs/>
-        </w:rPr>
-      </w:pPr>
-      <w:r>
-        <w:rPr>
-          <w:b/>
-          <w:bCs/>
-        </w:rPr>
-        <w:t>Flusso di eventi:</w:t>
-      </w:r>
-    </w:p>
-    <w:p>
-      <w:pPr>
-        <w:pStyle w:val="ListParagraph"/>
-        <w:numPr>
-          <w:ilvl w:val="0"/>
-          <w:numId w:val="26"/>
-        </w:numPr>
-      </w:pPr>
-      <w:r>
-        <w:t>L’operatore preme sul prestito per il quale si sta effettuando la restituzione.</w:t>
-      </w:r>
-    </w:p>
-    <w:p>
-      <w:pPr>
-        <w:pStyle w:val="ListParagraph"/>
-        <w:numPr>
-          <w:ilvl w:val="0"/>
-          <w:numId w:val="26"/>
-        </w:numPr>
-      </w:pPr>
-      <w:r>
-        <w:t>Il sistema lo reindirizza ad una pagina dove l’operatore potrà registrare la restituzione.</w:t>
-      </w:r>
-    </w:p>
-    <w:p>
-      <w:pPr>
-        <w:pStyle w:val="ListParagraph"/>
-        <w:numPr>
-          <w:ilvl w:val="0"/>
-          <w:numId w:val="26"/>
-        </w:numPr>
-      </w:pPr>
-      <w:r>
-        <w:t>Il sistema mostra l’eventuale ritardo rispetto alla data di restituzione prevista, le informazioni del prestito e:</w:t>
-      </w:r>
-    </w:p>
-    <w:p>
-      <w:pPr>
-        <w:pStyle w:val="ListParagraph"/>
-        <w:numPr>
-          <w:ilvl w:val="0"/>
-          <w:numId w:val="22"/>
-        </w:numPr>
-      </w:pPr>
-      <w:r>
-        <w:t>Un pulsante “Annulla”;</w:t>
-      </w:r>
-    </w:p>
-    <w:p>
-      <w:pPr>
-        <w:pStyle w:val="ListParagraph"/>
-        <w:numPr>
-          <w:ilvl w:val="0"/>
-          <w:numId w:val="22"/>
-        </w:numPr>
-      </w:pPr>
-      <w:r>
-        <w:t>Un pulsante “Conferma”.</w:t>
-      </w:r>
-    </w:p>
-    <w:p>
-      <w:pPr>
-        <w:pStyle w:val="ListParagraph"/>
-        <w:numPr>
-          <w:ilvl w:val="0"/>
-          <w:numId w:val="26"/>
-        </w:numPr>
-      </w:pPr>
-      <w:r>
-        <w:t>L’operatore preme il pulsante “Conferma”.</w:t>
-      </w:r>
-    </w:p>
-    <w:p>
-      <w:pPr>
-        <w:pStyle w:val="ListParagraph"/>
-        <w:numPr>
-          <w:ilvl w:val="0"/>
-          <w:numId w:val="26"/>
-        </w:numPr>
-      </w:pPr>
-      <w:r>
-        <w:t>Il sistema crea una nuova restituzione associata al prestito e alla copia.</w:t>
-      </w:r>
-    </w:p>
-    <w:p>
-      <w:pPr>
-        <w:pStyle w:val="ListParagraph"/>
-        <w:numPr>
-          <w:ilvl w:val="0"/>
-          <w:numId w:val="26"/>
-        </w:numPr>
-      </w:pPr>
-      <w:r>
-        <w:t>Il database associa un ID alla restituzione.</w:t>
-      </w:r>
-    </w:p>
-    <w:p>
-      <w:pPr>
-        <w:pStyle w:val="ListParagraph"/>
-        <w:numPr>
-          <w:ilvl w:val="0"/>
-          <w:numId w:val="26"/>
-        </w:numPr>
-      </w:pPr>
-      <w:r>
-        <w:t>Il sistema rende nuovamente disponibile la copia.</w:t>
-      </w:r>
-    </w:p>
-    <w:p>
-      <w:pPr>
-        <w:pStyle w:val="ListParagraph"/>
-        <w:numPr>
-          <w:ilvl w:val="0"/>
-          <w:numId w:val="26"/>
-        </w:numPr>
-      </w:pPr>
-      <w:r>
-        <w:t>Il sistema chiude il prestito.</w:t>
-      </w:r>
-    </w:p>
-    <w:p>
-      <w:pPr>
-        <w:pStyle w:val="ListParagraph"/>
-        <w:numPr>
-          <w:ilvl w:val="0"/>
-          <w:numId w:val="26"/>
-        </w:numPr>
-      </w:pPr>
-      <w:r>
-        <w:t>Il sistema mostra a schermo il messaggio “Restituzione registrata con successo”</w:t>
-      </w:r>
-    </w:p>
-    <w:p>
-      <w:r>
-        <w:rPr>
-          <w:b/>
-          <w:bCs/>
-        </w:rPr>
-        <w:t>Exit condition:</w:t>
-      </w:r>
-      <w:r>
-        <w:t xml:space="preserve"> L’operatore si trova nella pagina del lettore ricercato, una nuova restituzione è stata registrata e la copia torna disponibile.</w:t>
-      </w:r>
-    </w:p>
-    <w:p>
-      <w:pPr>
-        <w:rPr>
-          <w:b/>
-          <w:bCs/>
-        </w:rPr>
-      </w:pPr>
-      <w:r>
-        <w:rPr>
-          <w:b/>
-          <w:bCs/>
-        </w:rPr>
-        <w:t>Flussi alternativi/Eccezioni</w:t>
-      </w:r>
-      <w:r>
-        <w:rPr>
-          <w:b/>
-          <w:bCs/>
-        </w:rPr>
-        <w:t>:</w:t>
-      </w:r>
-    </w:p>
-    <w:p>
-      <w:r>
-        <w:t>Se al passo 4 l’operatore preme il pulsante “Annulla”, l’operatore viene riportato alla pagina del lettore ricercato.</w:t>
-      </w:r>
-      <w:r>
-        <w:rPr>
-          <w:b/>
-          <w:bCs/>
-          <w:sz w:val="28"/>
-          <w:szCs w:val="28"/>
-        </w:rPr>
-        <w:br w:type="page"/>
-      </w:r>
-      <w:r>
-        <w:rPr>
-          <w:b/>
-          <w:bCs/>
-          <w:sz w:val="28"/>
-          <w:szCs w:val="28"/>
-        </w:rPr>
-        <w:lastRenderedPageBreak/>
-        <w:t>UC</w:t>
-      </w:r>
-      <w:r>
-        <w:rPr>
-          <w:b/>
-          <w:bCs/>
-          <w:sz w:val="28"/>
-          <w:szCs w:val="28"/>
-        </w:rPr>
-        <w:t>17</w:t>
-      </w:r>
-      <w:r>
-        <w:rPr>
-          <w:b/>
-          <w:bCs/>
-          <w:sz w:val="28"/>
-          <w:szCs w:val="28"/>
-        </w:rPr>
-        <w:t xml:space="preserve"> – </w:t>
-      </w:r>
-      <w:r>
-        <w:rPr>
-          <w:b/>
-          <w:bCs/>
-          <w:sz w:val="28"/>
-          <w:szCs w:val="28"/>
-        </w:rPr>
-        <w:t>Registrazione di una sospensione</w:t>
-      </w:r>
-    </w:p>
-    <w:p>
-      <w:r>
-        <w:rPr>
-          <w:b/>
-          <w:bCs/>
-        </w:rPr>
-        <w:t>Attori:</w:t>
-      </w:r>
-      <w:r>
-        <w:t xml:space="preserve"> </w:t>
-      </w:r>
-      <w:r>
-        <w:t>Operatore</w:t>
-      </w:r>
-      <w:r>
-        <w:t>.</w:t>
-      </w:r>
-    </w:p>
-    <w:p>
-      <w:r>
-        <w:rPr>
-          <w:b/>
-          <w:bCs/>
-        </w:rPr>
-        <w:t>Entry condition:</w:t>
-      </w:r>
-      <w:r>
-        <w:t xml:space="preserve"> </w:t>
-      </w:r>
-      <w:r>
-        <w:t>L’operatore si trova nella pagina di un</w:t>
-      </w:r>
-      <w:r>
-        <w:t xml:space="preserve"> lettore</w:t>
-      </w:r>
-      <w:r>
-        <w:t xml:space="preserve"> ricercato mediante codice fiscale.</w:t>
-      </w:r>
-    </w:p>
-    <w:p>
-      <w:pPr>
-        <w:rPr>
-          <w:b/>
-          <w:bCs/>
-        </w:rPr>
-      </w:pPr>
-      <w:r>
-        <w:rPr>
-          <w:b/>
-          <w:bCs/>
-        </w:rPr>
-        <w:t>Flusso di eventi:</w:t>
-      </w:r>
-    </w:p>
-    <w:p>
-      <w:pPr>
-        <w:pStyle w:val="ListParagraph"/>
-        <w:numPr>
-          <w:ilvl w:val="0"/>
-          <w:numId w:val="15"/>
-        </w:numPr>
-      </w:pPr>
-      <w:r>
-        <w:t>L’operatore preme sul pulsante “Sospendi”.</w:t>
-      </w:r>
-    </w:p>
-    <w:p>
-      <w:pPr>
-        <w:pStyle w:val="ListParagraph"/>
-        <w:numPr>
-          <w:ilvl w:val="0"/>
-          <w:numId w:val="15"/>
-        </w:numPr>
-      </w:pPr>
-      <w:r>
-        <w:t>Il sistema reindirizza l’operatore ad una pagina di creazione della sospensione</w:t>
-      </w:r>
-      <w:r>
-        <w:t xml:space="preserve"> dove c’è</w:t>
-      </w:r>
-      <w:r>
-        <w:t xml:space="preserve"> un modulo da compilare con:</w:t>
-      </w:r>
-    </w:p>
-    <w:p>
-      <w:pPr>
-        <w:pStyle w:val="ListParagraph"/>
-        <w:numPr>
-          <w:ilvl w:val="0"/>
-          <w:numId w:val="12"/>
-        </w:numPr>
-      </w:pPr>
-      <w:r>
-        <w:t>Una textbox con label “Motivazione:”</w:t>
-      </w:r>
-      <w:r>
-        <w:t>;</w:t>
-      </w:r>
-    </w:p>
-    <w:p>
-      <w:pPr>
-        <w:pStyle w:val="ListParagraph"/>
-        <w:numPr>
-          <w:ilvl w:val="0"/>
-          <w:numId w:val="12"/>
-        </w:numPr>
-      </w:pPr>
-      <w:r>
-        <w:t>Un selettore di data con label “Fino a:”</w:t>
-      </w:r>
-      <w:r>
-        <w:t>;</w:t>
-      </w:r>
-    </w:p>
-    <w:p>
-      <w:pPr>
-        <w:pStyle w:val="ListParagraph"/>
-        <w:numPr>
-          <w:ilvl w:val="0"/>
-          <w:numId w:val="12"/>
-        </w:numPr>
-      </w:pPr>
-      <w:r>
-        <w:t>Un pulsante “Annulla”</w:t>
-      </w:r>
-      <w:r>
-        <w:t>;</w:t>
-      </w:r>
-    </w:p>
-    <w:p>
-      <w:pPr>
-        <w:pStyle w:val="ListParagraph"/>
-        <w:numPr>
-          <w:ilvl w:val="0"/>
-          <w:numId w:val="12"/>
-        </w:numPr>
-      </w:pPr>
-      <w:r>
-        <w:t>Un pulsante “Conferma”.</w:t>
-      </w:r>
-    </w:p>
-    <w:p>
-      <w:pPr>
-        <w:pStyle w:val="ListParagraph"/>
-        <w:numPr>
-          <w:ilvl w:val="0"/>
-          <w:numId w:val="15"/>
-        </w:numPr>
-      </w:pPr>
-      <w:r>
-        <w:t>L’operatore inserisce i dati.</w:t>
-      </w:r>
-    </w:p>
-    <w:p>
-      <w:pPr>
-        <w:pStyle w:val="ListParagraph"/>
-        <w:numPr>
-          <w:ilvl w:val="0"/>
-          <w:numId w:val="15"/>
-        </w:numPr>
-      </w:pPr>
-      <w:r>
-        <w:t xml:space="preserve">L’operatore preme </w:t>
-      </w:r>
-      <w:r>
-        <w:t>“C</w:t>
-      </w:r>
-      <w:r>
-        <w:t>onferma</w:t>
-      </w:r>
-      <w:r>
-        <w:t>”</w:t>
-      </w:r>
-      <w:r>
-        <w:t>.</w:t>
-      </w:r>
-    </w:p>
-    <w:p>
-      <w:pPr>
-        <w:pStyle w:val="ListParagraph"/>
-        <w:numPr>
-          <w:ilvl w:val="0"/>
-          <w:numId w:val="15"/>
-        </w:numPr>
-      </w:pPr>
-      <w:r>
-        <w:t>Il sistema verifica che i dati inseriti siano validi.</w:t>
-      </w:r>
-    </w:p>
-    <w:p>
-      <w:pPr>
-        <w:pStyle w:val="ListParagraph"/>
-        <w:numPr>
-          <w:ilvl w:val="0"/>
-          <w:numId w:val="15"/>
-        </w:numPr>
-      </w:pPr>
-      <w:r>
-        <w:t>Il sistema crea una sospensione</w:t>
-      </w:r>
-      <w:r>
-        <w:t xml:space="preserve"> associando ad essa il codice fiscale d</w:t>
-      </w:r>
-      <w:r>
-        <w:t>el lettore</w:t>
-      </w:r>
-      <w:r>
-        <w:t xml:space="preserve">, la data della registrazione </w:t>
-      </w:r>
-      <w:r>
-        <w:t>e la data di termine della sospensione</w:t>
-      </w:r>
-      <w:r>
-        <w:t>,</w:t>
-      </w:r>
-      <w:r>
-        <w:t xml:space="preserve"> e la inserisce nel database.</w:t>
-      </w:r>
-    </w:p>
-    <w:p>
-      <w:pPr>
-        <w:pStyle w:val="ListParagraph"/>
-        <w:numPr>
-          <w:ilvl w:val="0"/>
-          <w:numId w:val="15"/>
-        </w:numPr>
-      </w:pPr>
-      <w:r>
-        <w:t>Il database associa un ID alla sospensione.</w:t>
-      </w:r>
-    </w:p>
-    <w:p>
-      <w:pPr>
-        <w:pStyle w:val="ListParagraph"/>
-        <w:numPr>
-          <w:ilvl w:val="0"/>
-          <w:numId w:val="15"/>
-        </w:numPr>
-      </w:pPr>
-      <w:r>
-        <w:t>Il sistema rimuove dal database ogni prenotazione registrata al codice fiscale del lettore</w:t>
-      </w:r>
-      <w:r>
-        <w:t xml:space="preserve"> e le copie </w:t>
-      </w:r>
-      <w:r>
-        <w:t xml:space="preserve">prenotate dal lettore </w:t>
-      </w:r>
-      <w:r>
-        <w:t xml:space="preserve">diventano </w:t>
-      </w:r>
-      <w:r>
-        <w:t xml:space="preserve">nuovamente </w:t>
-      </w:r>
-      <w:r>
-        <w:t>disponibili</w:t>
-      </w:r>
-      <w:r>
-        <w:t>.</w:t>
-      </w:r>
-    </w:p>
-    <w:p>
-      <w:pPr>
-        <w:pStyle w:val="ListParagraph"/>
-        <w:numPr>
-          <w:ilvl w:val="0"/>
-          <w:numId w:val="15"/>
-        </w:numPr>
-      </w:pPr>
-      <w:r>
-        <w:t>Il sistema mostra a schermo il messaggio “Sospensione aggiunta con successo”</w:t>
-      </w:r>
-    </w:p>
-    <w:p>
-      <w:r>
-        <w:rPr>
-          <w:b/>
-          <w:bCs/>
-        </w:rPr>
-        <w:t>Exit condition:</w:t>
-      </w:r>
-      <w:r>
-        <w:t xml:space="preserve"> </w:t>
-      </w:r>
-      <w:r>
-        <w:t>L’operatore si trova sulla pagina del</w:t>
-      </w:r>
-      <w:r>
-        <w:t xml:space="preserve"> lettore </w:t>
-      </w:r>
-      <w:r>
-        <w:t>e la sospensione è stata aggiunta al database</w:t>
-      </w:r>
-      <w:r>
-        <w:t>.</w:t>
-      </w:r>
-    </w:p>
-    <w:p>
-      <w:pPr>
-        <w:rPr>
-          <w:b/>
-          <w:bCs/>
-        </w:rPr>
-      </w:pPr>
-      <w:r>
-        <w:rPr>
-          <w:b/>
-          <w:bCs/>
-        </w:rPr>
-        <w:t>Flussi Alternativi</w:t>
-      </w:r>
-      <w:r>
-        <w:rPr>
-          <w:b/>
-          <w:bCs/>
-        </w:rPr>
-        <w:t>/Eccezioni</w:t>
-      </w:r>
-      <w:r>
-        <w:rPr>
-          <w:b/>
-          <w:bCs/>
-        </w:rPr>
-        <w:t xml:space="preserve">: </w:t>
-      </w:r>
-    </w:p>
-    <w:p>
-      <w:r>
-        <w:t>Al passo 1 se il lettore risulta già sospeso</w:t>
-      </w:r>
-      <w:r>
-        <w:t>, il</w:t>
-      </w:r>
-      <w:r>
-        <w:t xml:space="preserve"> </w:t>
-      </w:r>
-      <w:r>
-        <w:t>sistema non mostra il pulsante “Sospendi” ma il pulsante “Annulla sospensione”.</w:t>
-      </w:r>
-    </w:p>
-    <w:p>
-      <w:r>
-        <w:t xml:space="preserve">Al passo </w:t>
-      </w:r>
-      <w:r>
-        <w:t>4</w:t>
-      </w:r>
-      <w:r>
-        <w:t xml:space="preserve"> se l’operatore</w:t>
-      </w:r>
-      <w:r>
-        <w:t xml:space="preserve"> preme “Annulla”, viene riportato alla pagina d</w:t>
-      </w:r>
-      <w:r>
-        <w:t>el lettore</w:t>
-      </w:r>
-      <w:r>
-        <w:t>.</w:t>
-      </w:r>
-    </w:p>
-    <w:p>
-      <w:r>
-        <w:t>Al passo 5</w:t>
-      </w:r>
-      <w:r>
-        <w:t xml:space="preserve"> </w:t>
-      </w:r>
-      <w:r>
-        <w:t>se i dati inseriti non sono validi viene eseguito il caso d’uso UC</w:t>
-      </w:r>
-      <w:r>
-        <w:t>17</w:t>
-      </w:r>
-      <w:r>
-        <w:t>.</w:t>
-      </w:r>
-      <w:r>
-        <w:t>1</w:t>
-      </w:r>
-      <w:r>
-        <w:t xml:space="preserve"> –</w:t>
-      </w:r>
-      <w:r>
-        <w:t xml:space="preserve"> Informazioni</w:t>
-      </w:r>
-      <w:r>
-        <w:t xml:space="preserve"> non valid</w:t>
-      </w:r>
-      <w:r>
-        <w:t>e</w:t>
-      </w:r>
-    </w:p>
-    <w:p>
-      <w:pPr>
-        <w:rPr>
-          <w:b/>
-          <w:bCs/>
-          <w:sz w:val="28"/>
-          <w:szCs w:val="28"/>
-        </w:rPr>
-      </w:pPr>
-      <w:r>
-        <w:rPr>
-          <w:b/>
-          <w:bCs/>
-          <w:sz w:val="28"/>
-          <w:szCs w:val="28"/>
-        </w:rPr>
-        <w:t>UC</w:t>
-      </w:r>
-      <w:r>
-        <w:rPr>
-          <w:b/>
-          <w:bCs/>
-          <w:sz w:val="28"/>
-          <w:szCs w:val="28"/>
-        </w:rPr>
-        <w:t>17</w:t>
-      </w:r>
-      <w:r>
-        <w:rPr>
-          <w:b/>
-          <w:bCs/>
-          <w:sz w:val="28"/>
-          <w:szCs w:val="28"/>
-        </w:rPr>
-        <w:t>.</w:t>
-      </w:r>
-      <w:r>
-        <w:rPr>
-          <w:b/>
-          <w:bCs/>
-          <w:sz w:val="28"/>
-          <w:szCs w:val="28"/>
-        </w:rPr>
-        <w:t>1</w:t>
-      </w:r>
-      <w:r>
-        <w:rPr>
-          <w:b/>
-          <w:bCs/>
-          <w:sz w:val="28"/>
-          <w:szCs w:val="28"/>
-        </w:rPr>
-        <w:t xml:space="preserve"> – Informazioni non valide</w:t>
-      </w:r>
-    </w:p>
-    <w:p>
-      <w:r>
-        <w:rPr>
-          <w:b/>
-          <w:bCs/>
-        </w:rPr>
-        <w:t>Attore:</w:t>
-      </w:r>
-      <w:r>
-        <w:t xml:space="preserve"> Operatore.</w:t>
-      </w:r>
-    </w:p>
-    <w:p>
-      <w:r>
-        <w:rPr>
-          <w:b/>
-          <w:bCs/>
-        </w:rPr>
-        <w:t>Entry condition:</w:t>
-      </w:r>
-      <w:r>
-        <w:t xml:space="preserve"> L’operatore ha inserito delle informazioni non valide nel modulo di sospensione.</w:t>
-      </w:r>
-    </w:p>
-    <w:p>
-      <w:pPr>
-        <w:rPr>
-          <w:b/>
-          <w:bCs/>
-        </w:rPr>
-      </w:pPr>
-      <w:r>
-        <w:rPr>
-          <w:b/>
-          <w:bCs/>
-        </w:rPr>
-        <w:t>Flusso di eventi:</w:t>
-      </w:r>
-    </w:p>
-    <w:p>
-      <w:pPr>
-        <w:numPr>
-          <w:ilvl w:val="0"/>
-          <w:numId w:val="16"/>
-        </w:numPr>
-      </w:pPr>
-      <w:r>
-        <w:lastRenderedPageBreak/>
-        <w:t>Il sistema mostra a schermo “Errore: informazioni non valide”.</w:t>
-      </w:r>
-    </w:p>
-    <w:p>
-      <w:r>
-        <w:rPr>
-          <w:b/>
-          <w:bCs/>
-        </w:rPr>
-        <w:t>Exit condition:</w:t>
-      </w:r>
-      <w:r>
-        <w:t xml:space="preserve"> L’operatore </w:t>
-      </w:r>
-      <w:r>
-        <w:t>si trova sulla pagina d</w:t>
-      </w:r>
-      <w:r>
-        <w:t>el</w:t>
-      </w:r>
-      <w:r>
-        <w:t xml:space="preserve"> lettore.</w:t>
-      </w:r>
-    </w:p>
-    <w:p>
-      <w:r>
-        <w:br w:type="page"/>
-      </w:r>
-    </w:p>
-    <w:p>
-      <w:pPr>
-        <w:rPr>
-          <w:b/>
-          <w:bCs/>
-          <w:sz w:val="28"/>
-          <w:szCs w:val="28"/>
-        </w:rPr>
-      </w:pPr>
-      <w:r>
-        <w:rPr>
-          <w:b/>
-          <w:bCs/>
-          <w:sz w:val="28"/>
-          <w:szCs w:val="28"/>
-        </w:rPr>
-        <w:lastRenderedPageBreak/>
-        <w:t>UC1</w:t>
-      </w:r>
-      <w:r>
-        <w:rPr>
-          <w:b/>
-          <w:bCs/>
-          <w:sz w:val="28"/>
-          <w:szCs w:val="28"/>
-        </w:rPr>
-        <w:t>8</w:t>
-      </w:r>
-      <w:r>
-        <w:rPr>
-          <w:b/>
-          <w:bCs/>
-          <w:sz w:val="28"/>
-          <w:szCs w:val="28"/>
-        </w:rPr>
-        <w:t xml:space="preserve"> – Annullamento di una sospensione</w:t>
-      </w:r>
-    </w:p>
-    <w:p>
-      <w:r>
-        <w:rPr>
-          <w:b/>
-          <w:bCs/>
-        </w:rPr>
-        <w:t>Attori:</w:t>
-      </w:r>
-      <w:r>
-        <w:t xml:space="preserve"> Operatore</w:t>
-      </w:r>
-      <w:r>
-        <w:t>.</w:t>
-      </w:r>
-    </w:p>
-    <w:p>
-      <w:r>
-        <w:rPr>
-          <w:b/>
-          <w:bCs/>
-        </w:rPr>
-        <w:t>Entry condition:</w:t>
-      </w:r>
-      <w:r>
-        <w:t xml:space="preserve"> L’operatore si trova nella pagina di un lettore</w:t>
-      </w:r>
-      <w:r>
-        <w:t xml:space="preserve"> sospeso</w:t>
-      </w:r>
-      <w:r>
-        <w:t xml:space="preserve"> ricercato mediante codice fiscale.</w:t>
-      </w:r>
-    </w:p>
-    <w:p>
-      <w:pPr>
-        <w:rPr>
-          <w:b/>
-          <w:bCs/>
-        </w:rPr>
-      </w:pPr>
-      <w:r>
-        <w:rPr>
-          <w:b/>
-          <w:bCs/>
-        </w:rPr>
-        <w:t>Flusso di eventi:</w:t>
-      </w:r>
-    </w:p>
-    <w:p>
-      <w:pPr>
-        <w:pStyle w:val="ListParagraph"/>
-        <w:numPr>
-          <w:ilvl w:val="0"/>
-          <w:numId w:val="27"/>
-        </w:numPr>
-      </w:pPr>
-      <w:r>
-        <w:t xml:space="preserve">L’operatore preme sul pulsante </w:t>
-      </w:r>
-      <w:r>
-        <w:t>“Annulla sospensione”.</w:t>
-      </w:r>
-    </w:p>
-    <w:p>
-      <w:pPr>
-        <w:pStyle w:val="ListParagraph"/>
-        <w:numPr>
-          <w:ilvl w:val="0"/>
-          <w:numId w:val="27"/>
-        </w:numPr>
-      </w:pPr>
-      <w:r>
-        <w:t xml:space="preserve">Il sistema </w:t>
-      </w:r>
-      <w:r>
-        <w:t>modifica lo stato della sospensione associata al lettore, impostandola come non attiva.</w:t>
-      </w:r>
-    </w:p>
-    <w:p>
-      <w:pPr>
-        <w:pStyle w:val="ListParagraph"/>
-        <w:numPr>
-          <w:ilvl w:val="0"/>
-          <w:numId w:val="27"/>
-        </w:numPr>
-      </w:pPr>
-      <w:r>
-        <w:t>Il sistema aggiorna l’informazione sul database</w:t>
-      </w:r>
-      <w:r>
-        <w:t>.</w:t>
-      </w:r>
-    </w:p>
-    <w:p>
-      <w:pPr>
-        <w:pStyle w:val="ListParagraph"/>
-        <w:numPr>
-          <w:ilvl w:val="0"/>
-          <w:numId w:val="27"/>
-        </w:numPr>
-      </w:pPr>
-      <w:r>
-        <w:t>Il sistema mostra a schermo il messaggio “</w:t>
-      </w:r>
-      <w:r>
-        <w:t>Sospensione annullata con successo</w:t>
-      </w:r>
-      <w:r>
-        <w:t>”</w:t>
-      </w:r>
-      <w:r>
-        <w:t>.</w:t>
-      </w:r>
-    </w:p>
-    <w:p>
-      <w:r>
-        <w:rPr>
-          <w:b/>
-          <w:bCs/>
-        </w:rPr>
-        <w:t>Exit condition:</w:t>
-      </w:r>
-      <w:r>
-        <w:t xml:space="preserve"> L’operatore si trova nella </w:t>
-      </w:r>
-      <w:r>
-        <w:t>pagina del lettore</w:t>
-      </w:r>
-      <w:r>
-        <w:t xml:space="preserve"> </w:t>
-      </w:r>
-      <w:r>
-        <w:t xml:space="preserve">e </w:t>
-      </w:r>
-      <w:r>
-        <w:t xml:space="preserve">lo stato della </w:t>
-      </w:r>
-      <w:r>
-        <w:t>sospensione</w:t>
-      </w:r>
-      <w:r>
-        <w:t xml:space="preserve"> è aggiornato.</w:t>
-      </w:r>
-      <w:r>
-        <w:rPr>
-          <w:b/>
-          <w:bCs/>
-          <w:sz w:val="28"/>
-          <w:szCs w:val="28"/>
-        </w:rPr>
-        <w:br w:type="page"/>
-      </w:r>
-    </w:p>
     <w:sectPr>
-      <w:pgSz w:w="11906" w:h="16838" w:orient="portrait"/>
+      <w:pgSz w:w="11906" w:h="16838"/>
       <w:pgMar w:top="1417" w:right="1134" w:bottom="1134" w:left="1134" w:header="708" w:footer="708" w:gutter="0"/>
       <w:cols w:space="708"/>
       <w:docGrid w:linePitch="360"/>
@@ -6782,7 +6781,7 @@
         <w:ind w:left="1068" w:hanging="360"/>
       </w:pPr>
       <w:rPr>
-        <w:rFonts w:hint="default" w:ascii="Aptos" w:hAnsi="Aptos" w:eastAsiaTheme="minorHAnsi" w:cstheme="minorBidi"/>
+        <w:rFonts w:ascii="Aptos" w:eastAsiaTheme="minorHAnsi" w:hAnsi="Aptos" w:cstheme="minorBidi" w:hint="default"/>
       </w:rPr>
     </w:lvl>
     <w:lvl w:ilvl="1">
@@ -6882,7 +6881,7 @@
         <w:ind w:left="1429" w:hanging="360"/>
       </w:pPr>
       <w:rPr>
-        <w:rFonts w:hint="default" w:ascii="Aptos" w:hAnsi="Aptos" w:eastAsiaTheme="minorHAnsi" w:cstheme="minorBidi"/>
+        <w:rFonts w:ascii="Aptos" w:eastAsiaTheme="minorHAnsi" w:hAnsi="Aptos" w:cstheme="minorBidi" w:hint="default"/>
       </w:rPr>
     </w:lvl>
     <w:lvl w:ilvl="2">
@@ -7428,7 +7427,7 @@
         <w:ind w:left="1440" w:hanging="360"/>
       </w:pPr>
       <w:rPr>
-        <w:rFonts w:hint="default" w:ascii="Symbol" w:hAnsi="Symbol"/>
+        <w:rFonts w:ascii="Symbol" w:hAnsi="Symbol" w:hint="default"/>
       </w:rPr>
     </w:lvl>
     <w:lvl w:ilvl="2" w:tplc="FFFFFFFF">
@@ -7519,7 +7518,7 @@
         <w:ind w:left="1429" w:hanging="360"/>
       </w:pPr>
       <w:rPr>
-        <w:rFonts w:hint="default" w:ascii="Aptos" w:hAnsi="Aptos" w:eastAsiaTheme="minorHAnsi" w:cstheme="minorBidi"/>
+        <w:rFonts w:ascii="Aptos" w:eastAsiaTheme="minorHAnsi" w:hAnsi="Aptos" w:cstheme="minorBidi" w:hint="default"/>
       </w:rPr>
     </w:lvl>
     <w:lvl w:ilvl="2">
@@ -7632,7 +7631,7 @@
         <w:ind w:left="1440" w:hanging="360"/>
       </w:pPr>
       <w:rPr>
-        <w:rFonts w:hint="default" w:ascii="Symbol" w:hAnsi="Symbol"/>
+        <w:rFonts w:ascii="Symbol" w:hAnsi="Symbol" w:hint="default"/>
       </w:rPr>
     </w:lvl>
     <w:lvl w:ilvl="2" w:tplc="0410001B">
@@ -7809,7 +7808,7 @@
         <w:ind w:left="1429" w:hanging="360"/>
       </w:pPr>
       <w:rPr>
-        <w:rFonts w:hint="default" w:ascii="Aptos" w:hAnsi="Aptos" w:eastAsiaTheme="minorHAnsi" w:cstheme="minorBidi"/>
+        <w:rFonts w:ascii="Aptos" w:eastAsiaTheme="minorHAnsi" w:hAnsi="Aptos" w:cstheme="minorBidi" w:hint="default"/>
       </w:rPr>
     </w:lvl>
     <w:lvl w:ilvl="2">
@@ -8176,7 +8175,7 @@
         <w:ind w:left="1429" w:hanging="360"/>
       </w:pPr>
       <w:rPr>
-        <w:rFonts w:hint="default" w:ascii="Aptos" w:hAnsi="Aptos" w:eastAsiaTheme="minorHAnsi" w:cstheme="minorBidi"/>
+        <w:rFonts w:ascii="Aptos" w:eastAsiaTheme="minorHAnsi" w:hAnsi="Aptos" w:cstheme="minorBidi" w:hint="default"/>
       </w:rPr>
     </w:lvl>
     <w:lvl w:ilvl="2">
@@ -8256,7 +8255,7 @@
         <w:ind w:left="1080" w:hanging="360"/>
       </w:pPr>
       <w:rPr>
-        <w:rFonts w:hint="default" w:ascii="Aptos" w:hAnsi="Aptos" w:eastAsiaTheme="minorHAnsi" w:cstheme="minorBidi"/>
+        <w:rFonts w:ascii="Aptos" w:eastAsiaTheme="minorHAnsi" w:hAnsi="Aptos" w:cstheme="minorBidi" w:hint="default"/>
       </w:rPr>
     </w:lvl>
     <w:lvl w:ilvl="1" w:tplc="04100003" w:tentative="1">
@@ -8268,7 +8267,7 @@
         <w:ind w:left="1800" w:hanging="360"/>
       </w:pPr>
       <w:rPr>
-        <w:rFonts w:hint="default" w:ascii="Courier New" w:hAnsi="Courier New" w:cs="Courier New"/>
+        <w:rFonts w:ascii="Courier New" w:hAnsi="Courier New" w:cs="Courier New" w:hint="default"/>
       </w:rPr>
     </w:lvl>
     <w:lvl w:ilvl="2" w:tplc="04100005" w:tentative="1">
@@ -8280,7 +8279,7 @@
         <w:ind w:left="2520" w:hanging="360"/>
       </w:pPr>
       <w:rPr>
-        <w:rFonts w:hint="default" w:ascii="Wingdings" w:hAnsi="Wingdings"/>
+        <w:rFonts w:ascii="Wingdings" w:hAnsi="Wingdings" w:hint="default"/>
       </w:rPr>
     </w:lvl>
     <w:lvl w:ilvl="3" w:tplc="04100001" w:tentative="1">
@@ -8292,7 +8291,7 @@
         <w:ind w:left="3240" w:hanging="360"/>
       </w:pPr>
       <w:rPr>
-        <w:rFonts w:hint="default" w:ascii="Symbol" w:hAnsi="Symbol"/>
+        <w:rFonts w:ascii="Symbol" w:hAnsi="Symbol" w:hint="default"/>
       </w:rPr>
     </w:lvl>
     <w:lvl w:ilvl="4" w:tplc="04100003" w:tentative="1">
@@ -8304,7 +8303,7 @@
         <w:ind w:left="3960" w:hanging="360"/>
       </w:pPr>
       <w:rPr>
-        <w:rFonts w:hint="default" w:ascii="Courier New" w:hAnsi="Courier New" w:cs="Courier New"/>
+        <w:rFonts w:ascii="Courier New" w:hAnsi="Courier New" w:cs="Courier New" w:hint="default"/>
       </w:rPr>
     </w:lvl>
     <w:lvl w:ilvl="5" w:tplc="04100005" w:tentative="1">
@@ -8316,7 +8315,7 @@
         <w:ind w:left="4680" w:hanging="360"/>
       </w:pPr>
       <w:rPr>
-        <w:rFonts w:hint="default" w:ascii="Wingdings" w:hAnsi="Wingdings"/>
+        <w:rFonts w:ascii="Wingdings" w:hAnsi="Wingdings" w:hint="default"/>
       </w:rPr>
     </w:lvl>
     <w:lvl w:ilvl="6" w:tplc="04100001" w:tentative="1">
@@ -8328,7 +8327,7 @@
         <w:ind w:left="5400" w:hanging="360"/>
       </w:pPr>
       <w:rPr>
-        <w:rFonts w:hint="default" w:ascii="Symbol" w:hAnsi="Symbol"/>
+        <w:rFonts w:ascii="Symbol" w:hAnsi="Symbol" w:hint="default"/>
       </w:rPr>
     </w:lvl>
     <w:lvl w:ilvl="7" w:tplc="04100003" w:tentative="1">
@@ -8340,7 +8339,7 @@
         <w:ind w:left="6120" w:hanging="360"/>
       </w:pPr>
       <w:rPr>
-        <w:rFonts w:hint="default" w:ascii="Courier New" w:hAnsi="Courier New" w:cs="Courier New"/>
+        <w:rFonts w:ascii="Courier New" w:hAnsi="Courier New" w:cs="Courier New" w:hint="default"/>
       </w:rPr>
     </w:lvl>
     <w:lvl w:ilvl="8" w:tplc="04100005" w:tentative="1">
@@ -8352,7 +8351,7 @@
         <w:ind w:left="6840" w:hanging="360"/>
       </w:pPr>
       <w:rPr>
-        <w:rFonts w:hint="default" w:ascii="Wingdings" w:hAnsi="Wingdings"/>
+        <w:rFonts w:ascii="Wingdings" w:hAnsi="Wingdings" w:hint="default"/>
       </w:rPr>
     </w:lvl>
   </w:abstractNum>
@@ -8798,7 +8797,7 @@
         <w:ind w:left="1069" w:hanging="360"/>
       </w:pPr>
       <w:rPr>
-        <w:rFonts w:hint="default" w:ascii="Aptos" w:hAnsi="Aptos" w:eastAsiaTheme="minorHAnsi" w:cstheme="minorBidi"/>
+        <w:rFonts w:ascii="Aptos" w:eastAsiaTheme="minorHAnsi" w:hAnsi="Aptos" w:cstheme="minorBidi" w:hint="default"/>
       </w:rPr>
     </w:lvl>
     <w:lvl w:ilvl="1" w:tplc="04100003" w:tentative="1">
@@ -8810,7 +8809,7 @@
         <w:ind w:left="1789" w:hanging="360"/>
       </w:pPr>
       <w:rPr>
-        <w:rFonts w:hint="default" w:ascii="Courier New" w:hAnsi="Courier New" w:cs="Courier New"/>
+        <w:rFonts w:ascii="Courier New" w:hAnsi="Courier New" w:cs="Courier New" w:hint="default"/>
       </w:rPr>
     </w:lvl>
     <w:lvl w:ilvl="2" w:tplc="04100005" w:tentative="1">
@@ -8822,7 +8821,7 @@
         <w:ind w:left="2509" w:hanging="360"/>
       </w:pPr>
       <w:rPr>
-        <w:rFonts w:hint="default" w:ascii="Wingdings" w:hAnsi="Wingdings"/>
+        <w:rFonts w:ascii="Wingdings" w:hAnsi="Wingdings" w:hint="default"/>
       </w:rPr>
     </w:lvl>
     <w:lvl w:ilvl="3" w:tplc="04100001" w:tentative="1">
@@ -8834,7 +8833,7 @@
         <w:ind w:left="3229" w:hanging="360"/>
       </w:pPr>
       <w:rPr>
-        <w:rFonts w:hint="default" w:ascii="Symbol" w:hAnsi="Symbol"/>
+        <w:rFonts w:ascii="Symbol" w:hAnsi="Symbol" w:hint="default"/>
       </w:rPr>
     </w:lvl>
     <w:lvl w:ilvl="4" w:tplc="04100003" w:tentative="1">
@@ -8846,7 +8845,7 @@
         <w:ind w:left="3949" w:hanging="360"/>
       </w:pPr>
       <w:rPr>
-        <w:rFonts w:hint="default" w:ascii="Courier New" w:hAnsi="Courier New" w:cs="Courier New"/>
+        <w:rFonts w:ascii="Courier New" w:hAnsi="Courier New" w:cs="Courier New" w:hint="default"/>
       </w:rPr>
     </w:lvl>
     <w:lvl w:ilvl="5" w:tplc="04100005" w:tentative="1">
@@ -8858,7 +8857,7 @@
         <w:ind w:left="4669" w:hanging="360"/>
       </w:pPr>
       <w:rPr>
-        <w:rFonts w:hint="default" w:ascii="Wingdings" w:hAnsi="Wingdings"/>
+        <w:rFonts w:ascii="Wingdings" w:hAnsi="Wingdings" w:hint="default"/>
       </w:rPr>
     </w:lvl>
     <w:lvl w:ilvl="6" w:tplc="04100001" w:tentative="1">
@@ -8870,7 +8869,7 @@
         <w:ind w:left="5389" w:hanging="360"/>
       </w:pPr>
       <w:rPr>
-        <w:rFonts w:hint="default" w:ascii="Symbol" w:hAnsi="Symbol"/>
+        <w:rFonts w:ascii="Symbol" w:hAnsi="Symbol" w:hint="default"/>
       </w:rPr>
     </w:lvl>
     <w:lvl w:ilvl="7" w:tplc="04100003" w:tentative="1">
@@ -8882,7 +8881,7 @@
         <w:ind w:left="6109" w:hanging="360"/>
       </w:pPr>
       <w:rPr>
-        <w:rFonts w:hint="default" w:ascii="Courier New" w:hAnsi="Courier New" w:cs="Courier New"/>
+        <w:rFonts w:ascii="Courier New" w:hAnsi="Courier New" w:cs="Courier New" w:hint="default"/>
       </w:rPr>
     </w:lvl>
     <w:lvl w:ilvl="8" w:tplc="04100005" w:tentative="1">
@@ -8894,7 +8893,7 @@
         <w:ind w:left="6829" w:hanging="360"/>
       </w:pPr>
       <w:rPr>
-        <w:rFonts w:hint="default" w:ascii="Wingdings" w:hAnsi="Wingdings"/>
+        <w:rFonts w:ascii="Wingdings" w:hAnsi="Wingdings" w:hint="default"/>
       </w:rPr>
     </w:lvl>
   </w:abstractNum>
@@ -9092,7 +9091,7 @@
         <w:ind w:left="1440" w:hanging="360"/>
       </w:pPr>
       <w:rPr>
-        <w:rFonts w:hint="default" w:ascii="Symbol" w:hAnsi="Symbol"/>
+        <w:rFonts w:ascii="Symbol" w:hAnsi="Symbol" w:hint="default"/>
       </w:rPr>
     </w:lvl>
     <w:lvl w:ilvl="2" w:tplc="FFFFFFFF" w:tentative="1">
@@ -9601,7 +9600,7 @@
         <w:ind w:left="1068" w:hanging="360"/>
       </w:pPr>
       <w:rPr>
-        <w:rFonts w:hint="default" w:ascii="Aptos" w:hAnsi="Aptos" w:eastAsiaTheme="minorHAnsi" w:cstheme="minorBidi"/>
+        <w:rFonts w:ascii="Aptos" w:eastAsiaTheme="minorHAnsi" w:hAnsi="Aptos" w:cstheme="minorBidi" w:hint="default"/>
       </w:rPr>
     </w:lvl>
     <w:lvl w:ilvl="1">
@@ -10667,7 +10666,7 @@
   <w:docDefaults>
     <w:rPrDefault>
       <w:rPr>
-        <w:rFonts w:asciiTheme="minorHAnsi" w:hAnsiTheme="minorHAnsi" w:eastAsiaTheme="minorHAnsi" w:cstheme="minorBidi"/>
+        <w:rFonts w:asciiTheme="minorHAnsi" w:eastAsiaTheme="minorHAnsi" w:hAnsiTheme="minorHAnsi" w:cstheme="minorBidi"/>
         <w:kern w:val="2"/>
         <w:sz w:val="24"/>
         <w:szCs w:val="24"/>
@@ -10684,14 +10683,14 @@
   <w:latentStyles w:defLockedState="0" w:defUIPriority="99" w:defSemiHidden="0" w:defUnhideWhenUsed="0" w:defQFormat="0" w:count="376">
     <w:lsdException w:name="Normal" w:uiPriority="0" w:qFormat="1"/>
     <w:lsdException w:name="heading 1" w:uiPriority="9" w:qFormat="1"/>
-    <w:lsdException w:name="heading 2" w:uiPriority="9" w:semiHidden="1" w:unhideWhenUsed="1" w:qFormat="1"/>
-    <w:lsdException w:name="heading 3" w:uiPriority="9" w:semiHidden="1" w:unhideWhenUsed="1" w:qFormat="1"/>
-    <w:lsdException w:name="heading 4" w:uiPriority="9" w:semiHidden="1" w:unhideWhenUsed="1" w:qFormat="1"/>
-    <w:lsdException w:name="heading 5" w:uiPriority="9" w:semiHidden="1" w:unhideWhenUsed="1" w:qFormat="1"/>
-    <w:lsdException w:name="heading 6" w:uiPriority="9" w:semiHidden="1" w:unhideWhenUsed="1" w:qFormat="1"/>
-    <w:lsdException w:name="heading 7" w:uiPriority="9" w:semiHidden="1" w:unhideWhenUsed="1" w:qFormat="1"/>
-    <w:lsdException w:name="heading 8" w:uiPriority="9" w:semiHidden="1" w:unhideWhenUsed="1" w:qFormat="1"/>
-    <w:lsdException w:name="heading 9" w:uiPriority="9" w:semiHidden="1" w:unhideWhenUsed="1" w:qFormat="1"/>
+    <w:lsdException w:name="heading 2" w:semiHidden="1" w:uiPriority="9" w:unhideWhenUsed="1" w:qFormat="1"/>
+    <w:lsdException w:name="heading 3" w:semiHidden="1" w:uiPriority="9" w:unhideWhenUsed="1" w:qFormat="1"/>
+    <w:lsdException w:name="heading 4" w:semiHidden="1" w:uiPriority="9" w:unhideWhenUsed="1" w:qFormat="1"/>
+    <w:lsdException w:name="heading 5" w:semiHidden="1" w:uiPriority="9" w:unhideWhenUsed="1" w:qFormat="1"/>
+    <w:lsdException w:name="heading 6" w:semiHidden="1" w:uiPriority="9" w:unhideWhenUsed="1" w:qFormat="1"/>
+    <w:lsdException w:name="heading 7" w:semiHidden="1" w:uiPriority="9" w:unhideWhenUsed="1" w:qFormat="1"/>
+    <w:lsdException w:name="heading 8" w:semiHidden="1" w:uiPriority="9" w:unhideWhenUsed="1" w:qFormat="1"/>
+    <w:lsdException w:name="heading 9" w:semiHidden="1" w:uiPriority="9" w:unhideWhenUsed="1" w:qFormat="1"/>
     <w:lsdException w:name="index 1" w:semiHidden="1" w:unhideWhenUsed="1"/>
     <w:lsdException w:name="index 2" w:semiHidden="1" w:unhideWhenUsed="1"/>
     <w:lsdException w:name="index 3" w:semiHidden="1" w:unhideWhenUsed="1"/>
@@ -10701,22 +10700,22 @@
     <w:lsdException w:name="index 7" w:semiHidden="1" w:unhideWhenUsed="1"/>
     <w:lsdException w:name="index 8" w:semiHidden="1" w:unhideWhenUsed="1"/>
     <w:lsdException w:name="index 9" w:semiHidden="1" w:unhideWhenUsed="1"/>
-    <w:lsdException w:name="toc 1" w:uiPriority="39" w:semiHidden="1" w:unhideWhenUsed="1"/>
-    <w:lsdException w:name="toc 2" w:uiPriority="39" w:semiHidden="1" w:unhideWhenUsed="1"/>
-    <w:lsdException w:name="toc 3" w:uiPriority="39" w:semiHidden="1" w:unhideWhenUsed="1"/>
-    <w:lsdException w:name="toc 4" w:uiPriority="39" w:semiHidden="1" w:unhideWhenUsed="1"/>
-    <w:lsdException w:name="toc 5" w:uiPriority="39" w:semiHidden="1" w:unhideWhenUsed="1"/>
-    <w:lsdException w:name="toc 6" w:uiPriority="39" w:semiHidden="1" w:unhideWhenUsed="1"/>
-    <w:lsdException w:name="toc 7" w:uiPriority="39" w:semiHidden="1" w:unhideWhenUsed="1"/>
-    <w:lsdException w:name="toc 8" w:uiPriority="39" w:semiHidden="1" w:unhideWhenUsed="1"/>
-    <w:lsdException w:name="toc 9" w:uiPriority="39" w:semiHidden="1" w:unhideWhenUsed="1"/>
+    <w:lsdException w:name="toc 1" w:semiHidden="1" w:uiPriority="39" w:unhideWhenUsed="1"/>
+    <w:lsdException w:name="toc 2" w:semiHidden="1" w:uiPriority="39" w:unhideWhenUsed="1"/>
+    <w:lsdException w:name="toc 3" w:semiHidden="1" w:uiPriority="39" w:unhideWhenUsed="1"/>
+    <w:lsdException w:name="toc 4" w:semiHidden="1" w:uiPriority="39" w:unhideWhenUsed="1"/>
+    <w:lsdException w:name="toc 5" w:semiHidden="1" w:uiPriority="39" w:unhideWhenUsed="1"/>
+    <w:lsdException w:name="toc 6" w:semiHidden="1" w:uiPriority="39" w:unhideWhenUsed="1"/>
+    <w:lsdException w:name="toc 7" w:semiHidden="1" w:uiPriority="39" w:unhideWhenUsed="1"/>
+    <w:lsdException w:name="toc 8" w:semiHidden="1" w:uiPriority="39" w:unhideWhenUsed="1"/>
+    <w:lsdException w:name="toc 9" w:semiHidden="1" w:uiPriority="39" w:unhideWhenUsed="1"/>
     <w:lsdException w:name="Normal Indent" w:semiHidden="1" w:unhideWhenUsed="1"/>
     <w:lsdException w:name="footnote text" w:semiHidden="1" w:unhideWhenUsed="1"/>
     <w:lsdException w:name="annotation text" w:semiHidden="1" w:unhideWhenUsed="1"/>
     <w:lsdException w:name="header" w:semiHidden="1" w:unhideWhenUsed="1"/>
     <w:lsdException w:name="footer" w:semiHidden="1" w:unhideWhenUsed="1"/>
     <w:lsdException w:name="index heading" w:semiHidden="1" w:unhideWhenUsed="1"/>
-    <w:lsdException w:name="caption" w:uiPriority="35" w:semiHidden="1" w:unhideWhenUsed="1" w:qFormat="1"/>
+    <w:lsdException w:name="caption" w:semiHidden="1" w:uiPriority="35" w:unhideWhenUsed="1" w:qFormat="1"/>
     <w:lsdException w:name="table of figures" w:semiHidden="1" w:unhideWhenUsed="1"/>
     <w:lsdException w:name="envelope address" w:semiHidden="1" w:unhideWhenUsed="1"/>
     <w:lsdException w:name="envelope return" w:semiHidden="1" w:unhideWhenUsed="1"/>
@@ -10747,7 +10746,7 @@
     <w:lsdException w:name="Title" w:uiPriority="10" w:qFormat="1"/>
     <w:lsdException w:name="Closing" w:semiHidden="1" w:unhideWhenUsed="1"/>
     <w:lsdException w:name="Signature" w:semiHidden="1" w:unhideWhenUsed="1"/>
-    <w:lsdException w:name="Default Paragraph Font" w:uiPriority="1" w:semiHidden="1" w:unhideWhenUsed="1"/>
+    <w:lsdException w:name="Default Paragraph Font" w:semiHidden="1" w:uiPriority="1" w:unhideWhenUsed="1"/>
     <w:lsdException w:name="Body Text" w:semiHidden="1" w:unhideWhenUsed="1"/>
     <w:lsdException w:name="Body Text Indent" w:semiHidden="1" w:unhideWhenUsed="1"/>
     <w:lsdException w:name="List Continue" w:semiHidden="1" w:unhideWhenUsed="1"/>
@@ -10947,8 +10946,8 @@
     <w:lsdException w:name="Subtle Reference" w:uiPriority="31" w:qFormat="1"/>
     <w:lsdException w:name="Intense Reference" w:uiPriority="32" w:qFormat="1"/>
     <w:lsdException w:name="Book Title" w:uiPriority="33" w:qFormat="1"/>
-    <w:lsdException w:name="Bibliography" w:uiPriority="37" w:semiHidden="1" w:unhideWhenUsed="1"/>
-    <w:lsdException w:name="TOC Heading" w:uiPriority="39" w:semiHidden="1" w:unhideWhenUsed="1" w:qFormat="1"/>
+    <w:lsdException w:name="Bibliography" w:semiHidden="1" w:uiPriority="37" w:unhideWhenUsed="1"/>
+    <w:lsdException w:name="TOC Heading" w:semiHidden="1" w:uiPriority="39" w:unhideWhenUsed="1" w:qFormat="1"/>
     <w:lsdException w:name="Plain Table 1" w:uiPriority="41"/>
     <w:lsdException w:name="Plain Table 2" w:uiPriority="42"/>
     <w:lsdException w:name="Plain Table 3" w:uiPriority="43"/>
@@ -11059,7 +11058,7 @@
     <w:lsdException w:name="Unresolved Mention" w:semiHidden="1" w:unhideWhenUsed="1"/>
     <w:lsdException w:name="Smart Link" w:semiHidden="1" w:unhideWhenUsed="1"/>
   </w:latentStyles>
-  <w:style w:type="paragraph" w:styleId="Normal" w:default="1">
+  <w:style w:type="paragraph" w:default="1" w:styleId="Normal">
     <w:name w:val="Normal"/>
     <w:qFormat/>
     <w:rsid w:val="00B67C91"/>
@@ -11079,7 +11078,7 @@
       <w:outlineLvl w:val="0"/>
     </w:pPr>
     <w:rPr>
-      <w:rFonts w:asciiTheme="majorHAnsi" w:hAnsiTheme="majorHAnsi" w:eastAsiaTheme="majorEastAsia" w:cstheme="majorBidi"/>
+      <w:rFonts w:asciiTheme="majorHAnsi" w:eastAsiaTheme="majorEastAsia" w:hAnsiTheme="majorHAnsi" w:cstheme="majorBidi"/>
       <w:color w:val="0F4761" w:themeColor="accent1" w:themeShade="BF"/>
       <w:sz w:val="40"/>
       <w:szCs w:val="40"/>
@@ -11102,7 +11101,7 @@
       <w:outlineLvl w:val="1"/>
     </w:pPr>
     <w:rPr>
-      <w:rFonts w:asciiTheme="majorHAnsi" w:hAnsiTheme="majorHAnsi" w:eastAsiaTheme="majorEastAsia" w:cstheme="majorBidi"/>
+      <w:rFonts w:asciiTheme="majorHAnsi" w:eastAsiaTheme="majorEastAsia" w:hAnsiTheme="majorHAnsi" w:cstheme="majorBidi"/>
       <w:color w:val="0F4761" w:themeColor="accent1" w:themeShade="BF"/>
       <w:sz w:val="32"/>
       <w:szCs w:val="32"/>
@@ -11263,13 +11262,13 @@
       <w:color w:val="272727" w:themeColor="text1" w:themeTint="D8"/>
     </w:rPr>
   </w:style>
-  <w:style w:type="character" w:styleId="DefaultParagraphFont" w:default="1">
+  <w:style w:type="character" w:default="1" w:styleId="DefaultParagraphFont">
     <w:name w:val="Default Paragraph Font"/>
     <w:uiPriority w:val="1"/>
     <w:semiHidden/>
     <w:unhideWhenUsed/>
   </w:style>
-  <w:style w:type="table" w:styleId="TableNormal" w:default="1">
+  <w:style w:type="table" w:default="1" w:styleId="TableNormal">
     <w:name w:val="Normal Table"/>
     <w:uiPriority w:val="99"/>
     <w:semiHidden/>
@@ -11284,26 +11283,26 @@
       </w:tblCellMar>
     </w:tblPr>
   </w:style>
-  <w:style w:type="numbering" w:styleId="NoList" w:default="1">
+  <w:style w:type="numbering" w:default="1" w:styleId="NoList">
     <w:name w:val="No List"/>
     <w:uiPriority w:val="99"/>
     <w:semiHidden/>
     <w:unhideWhenUsed/>
   </w:style>
-  <w:style w:type="character" w:styleId="Heading1Char" w:customStyle="1">
+  <w:style w:type="character" w:customStyle="1" w:styleId="Heading1Char">
     <w:name w:val="Heading 1 Char"/>
     <w:basedOn w:val="DefaultParagraphFont"/>
     <w:link w:val="Heading1"/>
     <w:uiPriority w:val="9"/>
     <w:rsid w:val="00B67C91"/>
     <w:rPr>
-      <w:rFonts w:asciiTheme="majorHAnsi" w:hAnsiTheme="majorHAnsi" w:eastAsiaTheme="majorEastAsia" w:cstheme="majorBidi"/>
+      <w:rFonts w:asciiTheme="majorHAnsi" w:eastAsiaTheme="majorEastAsia" w:hAnsiTheme="majorHAnsi" w:cstheme="majorBidi"/>
       <w:color w:val="0F4761" w:themeColor="accent1" w:themeShade="BF"/>
       <w:sz w:val="40"/>
       <w:szCs w:val="40"/>
     </w:rPr>
   </w:style>
-  <w:style w:type="character" w:styleId="Heading2Char" w:customStyle="1">
+  <w:style w:type="character" w:customStyle="1" w:styleId="Heading2Char">
     <w:name w:val="Heading 2 Char"/>
     <w:basedOn w:val="DefaultParagraphFont"/>
     <w:link w:val="Heading2"/>
@@ -11311,13 +11310,13 @@
     <w:semiHidden/>
     <w:rsid w:val="00B67C91"/>
     <w:rPr>
-      <w:rFonts w:asciiTheme="majorHAnsi" w:hAnsiTheme="majorHAnsi" w:eastAsiaTheme="majorEastAsia" w:cstheme="majorBidi"/>
+      <w:rFonts w:asciiTheme="majorHAnsi" w:eastAsiaTheme="majorEastAsia" w:hAnsiTheme="majorHAnsi" w:cstheme="majorBidi"/>
       <w:color w:val="0F4761" w:themeColor="accent1" w:themeShade="BF"/>
       <w:sz w:val="32"/>
       <w:szCs w:val="32"/>
     </w:rPr>
   </w:style>
-  <w:style w:type="character" w:styleId="Heading3Char" w:customStyle="1">
+  <w:style w:type="character" w:customStyle="1" w:styleId="Heading3Char">
     <w:name w:val="Heading 3 Char"/>
     <w:basedOn w:val="DefaultParagraphFont"/>
     <w:link w:val="Heading3"/>
@@ -11331,7 +11330,7 @@
       <w:szCs w:val="28"/>
     </w:rPr>
   </w:style>
-  <w:style w:type="character" w:styleId="Heading4Char" w:customStyle="1">
+  <w:style w:type="character" w:customStyle="1" w:styleId="Heading4Char">
     <w:name w:val="Heading 4 Char"/>
     <w:basedOn w:val="DefaultParagraphFont"/>
     <w:link w:val="Heading4"/>
@@ -11345,7 +11344,7 @@
       <w:color w:val="0F4761" w:themeColor="accent1" w:themeShade="BF"/>
     </w:rPr>
   </w:style>
-  <w:style w:type="character" w:styleId="Heading5Char" w:customStyle="1">
+  <w:style w:type="character" w:customStyle="1" w:styleId="Heading5Char">
     <w:name w:val="Heading 5 Char"/>
     <w:basedOn w:val="DefaultParagraphFont"/>
     <w:link w:val="Heading5"/>
@@ -11357,7 +11356,7 @@
       <w:color w:val="0F4761" w:themeColor="accent1" w:themeShade="BF"/>
     </w:rPr>
   </w:style>
-  <w:style w:type="character" w:styleId="Heading6Char" w:customStyle="1">
+  <w:style w:type="character" w:customStyle="1" w:styleId="Heading6Char">
     <w:name w:val="Heading 6 Char"/>
     <w:basedOn w:val="DefaultParagraphFont"/>
     <w:link w:val="Heading6"/>
@@ -11371,7 +11370,7 @@
       <w:color w:val="595959" w:themeColor="text1" w:themeTint="A6"/>
     </w:rPr>
   </w:style>
-  <w:style w:type="character" w:styleId="Heading7Char" w:customStyle="1">
+  <w:style w:type="character" w:customStyle="1" w:styleId="Heading7Char">
     <w:name w:val="Heading 7 Char"/>
     <w:basedOn w:val="DefaultParagraphFont"/>
     <w:link w:val="Heading7"/>
@@ -11383,7 +11382,7 @@
       <w:color w:val="595959" w:themeColor="text1" w:themeTint="A6"/>
     </w:rPr>
   </w:style>
-  <w:style w:type="character" w:styleId="Heading8Char" w:customStyle="1">
+  <w:style w:type="character" w:customStyle="1" w:styleId="Heading8Char">
     <w:name w:val="Heading 8 Char"/>
     <w:basedOn w:val="DefaultParagraphFont"/>
     <w:link w:val="Heading8"/>
@@ -11397,7 +11396,7 @@
       <w:color w:val="272727" w:themeColor="text1" w:themeTint="D8"/>
     </w:rPr>
   </w:style>
-  <w:style w:type="character" w:styleId="Heading9Char" w:customStyle="1">
+  <w:style w:type="character" w:customStyle="1" w:styleId="Heading9Char">
     <w:name w:val="Heading 9 Char"/>
     <w:basedOn w:val="DefaultParagraphFont"/>
     <w:link w:val="Heading9"/>
@@ -11422,21 +11421,21 @@
       <w:contextualSpacing/>
     </w:pPr>
     <w:rPr>
-      <w:rFonts w:asciiTheme="majorHAnsi" w:hAnsiTheme="majorHAnsi" w:eastAsiaTheme="majorEastAsia" w:cstheme="majorBidi"/>
+      <w:rFonts w:asciiTheme="majorHAnsi" w:eastAsiaTheme="majorEastAsia" w:hAnsiTheme="majorHAnsi" w:cstheme="majorBidi"/>
       <w:spacing w:val="-10"/>
       <w:kern w:val="28"/>
       <w:sz w:val="56"/>
       <w:szCs w:val="56"/>
     </w:rPr>
   </w:style>
-  <w:style w:type="character" w:styleId="TitleChar" w:customStyle="1">
+  <w:style w:type="character" w:customStyle="1" w:styleId="TitleChar">
     <w:name w:val="Title Char"/>
     <w:basedOn w:val="DefaultParagraphFont"/>
     <w:link w:val="Title"/>
     <w:uiPriority w:val="10"/>
     <w:rsid w:val="00B67C91"/>
     <w:rPr>
-      <w:rFonts w:asciiTheme="majorHAnsi" w:hAnsiTheme="majorHAnsi" w:eastAsiaTheme="majorEastAsia" w:cstheme="majorBidi"/>
+      <w:rFonts w:asciiTheme="majorHAnsi" w:eastAsiaTheme="majorEastAsia" w:hAnsiTheme="majorHAnsi" w:cstheme="majorBidi"/>
       <w:spacing w:val="-10"/>
       <w:kern w:val="28"/>
       <w:sz w:val="56"/>
@@ -11464,7 +11463,7 @@
       <w:szCs w:val="28"/>
     </w:rPr>
   </w:style>
-  <w:style w:type="character" w:styleId="SubtitleChar" w:customStyle="1">
+  <w:style w:type="character" w:customStyle="1" w:styleId="SubtitleChar">
     <w:name w:val="Subtitle Char"/>
     <w:basedOn w:val="DefaultParagraphFont"/>
     <w:link w:val="Subtitle"/>
@@ -11496,7 +11495,7 @@
       <w:color w:val="404040" w:themeColor="text1" w:themeTint="BF"/>
     </w:rPr>
   </w:style>
-  <w:style w:type="character" w:styleId="QuoteChar" w:customStyle="1">
+  <w:style w:type="character" w:customStyle="1" w:styleId="QuoteChar">
     <w:name w:val="Quote Char"/>
     <w:basedOn w:val="DefaultParagraphFont"/>
     <w:link w:val="Quote"/>
@@ -11541,8 +11540,8 @@
     <w:rsid w:val="00B67C91"/>
     <w:pPr>
       <w:pBdr>
-        <w:top w:val="single" w:color="0F4761" w:themeColor="accent1" w:themeShade="BF" w:sz="4" w:space="10"/>
-        <w:bottom w:val="single" w:color="0F4761" w:themeColor="accent1" w:themeShade="BF" w:sz="4" w:space="10"/>
+        <w:top w:val="single" w:sz="4" w:space="10" w:color="0F4761" w:themeColor="accent1" w:themeShade="BF"/>
+        <w:bottom w:val="single" w:sz="4" w:space="10" w:color="0F4761" w:themeColor="accent1" w:themeShade="BF"/>
       </w:pBdr>
       <w:spacing w:before="360" w:after="360"/>
       <w:ind w:left="864" w:right="864"/>
@@ -11554,7 +11553,7 @@
       <w:color w:val="0F4761" w:themeColor="accent1" w:themeShade="BF"/>
     </w:rPr>
   </w:style>
-  <w:style w:type="character" w:styleId="IntenseQuoteChar" w:customStyle="1">
+  <w:style w:type="character" w:customStyle="1" w:styleId="IntenseQuoteChar">
     <w:name w:val="Intense Quote Char"/>
     <w:basedOn w:val="DefaultParagraphFont"/>
     <w:link w:val="IntenseQuote"/>
@@ -11584,7 +11583,7 @@
 </file>
 
 <file path=word/theme/theme1.xml><?xml version="1.0" encoding="utf-8"?>
-<a:theme xmlns:a="http://schemas.openxmlformats.org/drawingml/2006/main" xmlns:thm15="http://schemas.microsoft.com/office/thememl/2012/main" name="Office Theme">
+<a:theme xmlns:a="http://schemas.openxmlformats.org/drawingml/2006/main" name="Office Theme">
   <a:themeElements>
     <a:clrScheme name="Office">
       <a:dk1>

--- a/Documents/Casi d'uso.docx
+++ b/Documents/Casi d'uso.docx
@@ -482,7 +482,17 @@
         <w:t>Attori:</w:t>
       </w:r>
       <w:r>
-        <w:t xml:space="preserve"> Lettore.</w:t>
+        <w:rPr>
+          <w:b/>
+          <w:bCs/>
+        </w:rPr>
+        <w:t xml:space="preserve"> </w:t>
+      </w:r>
+      <w:r>
+        <w:t>Utente</w:t>
+      </w:r>
+      <w:r>
+        <w:t>.</w:t>
       </w:r>
     </w:p>
     <w:p>
@@ -494,7 +504,13 @@
         <w:t>Entry condition:</w:t>
       </w:r>
       <w:r>
-        <w:t xml:space="preserve"> Il lettore si trova nella pagina di accesso.</w:t>
+        <w:t xml:space="preserve"> </w:t>
+      </w:r>
+      <w:r>
+        <w:t>L’utente</w:t>
+      </w:r>
+      <w:r>
+        <w:t xml:space="preserve"> si trova nella pagina di accesso.</w:t>
       </w:r>
     </w:p>
     <w:p>
@@ -521,7 +537,10 @@
         </w:numPr>
       </w:pPr>
       <w:r>
-        <w:t>Il lettore inserisce e-mail e password.</w:t>
+        <w:t xml:space="preserve">L’utente </w:t>
+      </w:r>
+      <w:r>
+        <w:t>inserisce e-mail e password.</w:t>
       </w:r>
     </w:p>
     <w:p>
@@ -533,7 +552,10 @@
         </w:numPr>
       </w:pPr>
       <w:r>
-        <w:t>Il lettore invia i dati al sistema.</w:t>
+        <w:t xml:space="preserve">L’utente </w:t>
+      </w:r>
+      <w:r>
+        <w:t>invia i dati al sistema.</w:t>
       </w:r>
     </w:p>
     <w:p>
@@ -557,7 +579,13 @@
         </w:numPr>
       </w:pPr>
       <w:r>
-        <w:t>Il sistema crea la sessione e reindirizza il lettore alla home page.</w:t>
+        <w:t xml:space="preserve">Il sistema crea la sessione e reindirizza </w:t>
+      </w:r>
+      <w:r>
+        <w:t>l’utente</w:t>
+      </w:r>
+      <w:r>
+        <w:t xml:space="preserve"> alla home page.</w:t>
       </w:r>
     </w:p>
     <w:p>
@@ -569,7 +597,13 @@
         <w:t>Exit condition:</w:t>
       </w:r>
       <w:r>
-        <w:t xml:space="preserve"> Il lettore è autenticato e si trova sulla home page.</w:t>
+        <w:t xml:space="preserve"> </w:t>
+      </w:r>
+      <w:r>
+        <w:t>L’utente</w:t>
+      </w:r>
+      <w:r>
+        <w:t xml:space="preserve"> è autenticato e si trova sulla home page.</w:t>
       </w:r>
     </w:p>
     <w:p>
@@ -613,7 +647,13 @@
         <w:t>2</w:t>
       </w:r>
       <w:r>
-        <w:t>.2 – Impostazione password.</w:t>
+        <w:t>.2 – Impostazione password</w:t>
+      </w:r>
+      <w:r>
+        <w:t xml:space="preserve"> permanente</w:t>
+      </w:r>
+      <w:r>
+        <w:t>.</w:t>
       </w:r>
     </w:p>
     <w:p>
@@ -662,7 +702,16 @@
         <w:t>Attori:</w:t>
       </w:r>
       <w:r>
-        <w:t xml:space="preserve"> Lettore.</w:t>
+        <w:t xml:space="preserve"> </w:t>
+      </w:r>
+      <w:r>
+        <w:t>U</w:t>
+      </w:r>
+      <w:r>
+        <w:t>tente</w:t>
+      </w:r>
+      <w:r>
+        <w:t>.</w:t>
       </w:r>
     </w:p>
     <w:p>
@@ -674,7 +723,13 @@
         <w:t>Entry condition:</w:t>
       </w:r>
       <w:r>
-        <w:t xml:space="preserve"> Il lettore ha provato ad autenticarsi e le credenziali non erano corrette.</w:t>
+        <w:t xml:space="preserve"> </w:t>
+      </w:r>
+      <w:r>
+        <w:t xml:space="preserve">L’utente </w:t>
+      </w:r>
+      <w:r>
+        <w:t>ha provato ad autenticarsi e le credenziali non erano corrette.</w:t>
       </w:r>
     </w:p>
     <w:p>
@@ -776,7 +831,13 @@
         <w:t>Attori:</w:t>
       </w:r>
       <w:r>
-        <w:t xml:space="preserve"> Lettore.</w:t>
+        <w:t xml:space="preserve"> Lettore</w:t>
+      </w:r>
+      <w:r>
+        <w:t xml:space="preserve"> autenticato</w:t>
+      </w:r>
+      <w:r>
+        <w:t>.</w:t>
       </w:r>
     </w:p>
     <w:p>
@@ -920,7 +981,13 @@
         <w:t>Attori:</w:t>
       </w:r>
       <w:r>
-        <w:t xml:space="preserve"> Lettore autenticato.</w:t>
+        <w:t xml:space="preserve"> </w:t>
+      </w:r>
+      <w:r>
+        <w:t>Utente</w:t>
+      </w:r>
+      <w:r>
+        <w:t>.</w:t>
       </w:r>
     </w:p>
     <w:p>
@@ -932,13 +999,13 @@
         <w:t>Entry condition:</w:t>
       </w:r>
       <w:r>
-        <w:t xml:space="preserve"> Il lettore è autenticato</w:t>
-      </w:r>
-      <w:r>
-        <w:t xml:space="preserve"> ed è sulla pagina del suo profilo</w:t>
-      </w:r>
-      <w:r>
-        <w:t>.</w:t>
+        <w:t xml:space="preserve"> </w:t>
+      </w:r>
+      <w:r>
+        <w:t xml:space="preserve">L’utente </w:t>
+      </w:r>
+      <w:r>
+        <w:t>è autenticato.</w:t>
       </w:r>
     </w:p>
     <w:p>
@@ -965,7 +1032,10 @@
         </w:numPr>
       </w:pPr>
       <w:r>
-        <w:t>Il lettore preme sul pulsante “Logout”.</w:t>
+        <w:t xml:space="preserve">L’utente </w:t>
+      </w:r>
+      <w:r>
+        <w:t>preme sul pulsante “Logout”.</w:t>
       </w:r>
     </w:p>
     <w:p>
@@ -989,7 +1059,19 @@
         </w:numPr>
       </w:pPr>
       <w:r>
-        <w:t>Il sistema reindirizza il lettore alla home page.</w:t>
+        <w:t xml:space="preserve">Il sistema reindirizza </w:t>
+      </w:r>
+      <w:r>
+        <w:t>l</w:t>
+      </w:r>
+      <w:r>
+        <w:t>’utente</w:t>
+      </w:r>
+      <w:r>
+        <w:t xml:space="preserve"> </w:t>
+      </w:r>
+      <w:r>
+        <w:t>alla home page.</w:t>
       </w:r>
     </w:p>
     <w:p>
@@ -1001,7 +1083,16 @@
         <w:t>Exit condition:</w:t>
       </w:r>
       <w:r>
-        <w:t xml:space="preserve"> Il lettore non è più autenticato e si trova nella home page.</w:t>
+        <w:t xml:space="preserve"> </w:t>
+      </w:r>
+      <w:r>
+        <w:t>L’utente</w:t>
+      </w:r>
+      <w:r>
+        <w:t xml:space="preserve"> </w:t>
+      </w:r>
+      <w:r>
+        <w:t>non è più autenticato e si trova nella home page.</w:t>
       </w:r>
     </w:p>
     <w:p>
@@ -1070,7 +1161,13 @@
         <w:t>Attori:</w:t>
       </w:r>
       <w:r>
-        <w:t xml:space="preserve"> Lettore.</w:t>
+        <w:t xml:space="preserve"> </w:t>
+      </w:r>
+      <w:r>
+        <w:t>Utente</w:t>
+      </w:r>
+      <w:r>
+        <w:t>.</w:t>
       </w:r>
     </w:p>
     <w:p>
@@ -1085,10 +1182,10 @@
         <w:t xml:space="preserve"> </w:t>
       </w:r>
       <w:r>
-        <w:t xml:space="preserve">il </w:t>
-      </w:r>
-      <w:r>
-        <w:t xml:space="preserve">lettore </w:t>
+        <w:t>L’utente</w:t>
+      </w:r>
+      <w:r>
+        <w:t xml:space="preserve"> </w:t>
       </w:r>
       <w:r>
         <w:t>si trova nella pagina del</w:t>
@@ -1124,7 +1221,25 @@
         </w:numPr>
       </w:pPr>
       <w:r>
-        <w:t>Il lettore cerca l’edizione tramite filtri inserendo il titolo e selezionando “Solo disponibili”.</w:t>
+        <w:t>L’utente</w:t>
+      </w:r>
+      <w:r>
+        <w:t xml:space="preserve"> </w:t>
+      </w:r>
+      <w:r>
+        <w:t>cerca l’edizione</w:t>
+      </w:r>
+      <w:r>
+        <w:t xml:space="preserve"> i </w:t>
+      </w:r>
+      <w:r>
+        <w:t>filtri</w:t>
+      </w:r>
+      <w:r>
+        <w:t xml:space="preserve"> di ricerca</w:t>
+      </w:r>
+      <w:r>
+        <w:t>.</w:t>
       </w:r>
     </w:p>
     <w:p>
@@ -1160,7 +1275,13 @@
         </w:numPr>
       </w:pPr>
       <w:r>
-        <w:t>Il lettore seleziona un’edizione.</w:t>
+        <w:t>L’utente</w:t>
+      </w:r>
+      <w:r>
+        <w:t xml:space="preserve"> </w:t>
+      </w:r>
+      <w:r>
+        <w:t>seleziona un’edizione.</w:t>
       </w:r>
     </w:p>
     <w:p>
@@ -1425,10 +1546,13 @@
         <w:t xml:space="preserve">ha effettuato </w:t>
       </w:r>
       <w:r>
+        <w:t xml:space="preserve">già </w:t>
+      </w:r>
+      <w:r>
         <w:t xml:space="preserve">tre </w:t>
       </w:r>
       <w:r>
-        <w:t xml:space="preserve">o più prenotazioni </w:t>
+        <w:t xml:space="preserve">prenotazioni </w:t>
       </w:r>
       <w:r>
         <w:t>viene eseguito il caso d’uso</w:t>
@@ -2234,13 +2358,7 @@
         </w:numPr>
       </w:pPr>
       <w:r>
-        <w:t>Una casella di scelta con label “</w:t>
-      </w:r>
-      <w:r>
-        <w:t>Categoria</w:t>
-      </w:r>
-      <w:r>
-        <w:t>:”;</w:t>
+        <w:t>Una casella di scelta con label “Categoria:”;</w:t>
       </w:r>
     </w:p>
     <w:p>
@@ -2252,13 +2370,7 @@
         </w:numPr>
       </w:pPr>
       <w:r>
-        <w:t>Un pulsante con label “+” che consente di aggiungere un’altra casella di scelta per l</w:t>
-      </w:r>
-      <w:r>
-        <w:t>a categoria</w:t>
-      </w:r>
-      <w:r>
-        <w:t>;</w:t>
+        <w:t>Un pulsante con label “+” che consente di aggiungere un’altra casella di scelta per la categoria;</w:t>
       </w:r>
     </w:p>
     <w:p>
@@ -3162,6 +3274,18 @@
       </w:r>
     </w:p>
     <w:p>
+      <w:pPr>
+        <w:pStyle w:val="ListParagraph"/>
+        <w:numPr>
+          <w:ilvl w:val="0"/>
+          <w:numId w:val="3"/>
+        </w:numPr>
+      </w:pPr>
+      <w:r>
+        <w:t>Il sistema mostra a schermo il messaggio “Copia aggiunta con successo”.</w:t>
+      </w:r>
+    </w:p>
+    <w:p>
       <w:r>
         <w:rPr>
           <w:b/>
@@ -3170,7 +3294,13 @@
         <w:t>Exit condition:</w:t>
       </w:r>
       <w:r>
-        <w:t xml:space="preserve"> L'operatore è portato nella pagina di </w:t>
+        <w:t xml:space="preserve"> L'operatore è </w:t>
+      </w:r>
+      <w:r>
+        <w:t xml:space="preserve">reindirizzato alla </w:t>
+      </w:r>
+      <w:r>
+        <w:t xml:space="preserve">pagina di </w:t>
       </w:r>
       <w:r>
         <w:t xml:space="preserve">gestione </w:t>
@@ -3343,18 +3473,6 @@
         </w:numPr>
       </w:pPr>
       <w:r>
-        <w:t>L’operatore preme “Visualizza copie”.</w:t>
-      </w:r>
-    </w:p>
-    <w:p>
-      <w:pPr>
-        <w:pStyle w:val="ListParagraph"/>
-        <w:numPr>
-          <w:ilvl w:val="0"/>
-          <w:numId w:val="4"/>
-        </w:numPr>
-      </w:pPr>
-      <w:r>
         <w:t>Il sistema mostra a schermo la lista delle copie, ciascuna con il proprio ID e stato</w:t>
       </w:r>
       <w:r>
@@ -3882,6 +4000,18 @@
         </w:numPr>
       </w:pPr>
       <w:r>
+        <w:t>Il sistema verifica che il formato del codice fiscale inserito sia valido.</w:t>
+      </w:r>
+    </w:p>
+    <w:p>
+      <w:pPr>
+        <w:pStyle w:val="ListParagraph"/>
+        <w:numPr>
+          <w:ilvl w:val="0"/>
+          <w:numId w:val="14"/>
+        </w:numPr>
+      </w:pPr>
+      <w:r>
         <w:t>Il sistema ricerca nel database i prestiti, le restituzioni</w:t>
       </w:r>
       <w:r>
@@ -3905,6 +4035,9 @@
       <w:r>
         <w:t>.</w:t>
       </w:r>
+      <w:r>
+        <w:t xml:space="preserve"> Se il lettore è registrato, mostra anche le informazioni dell’account e le prenotazioni attive. Se il codice fiscale non è associato ad alcun dato, la pagina risulta vuota.</w:t>
+      </w:r>
     </w:p>
     <w:p>
       <w:r>
@@ -3927,6 +4060,179 @@
         <w:t>.</w:t>
       </w:r>
     </w:p>
+    <w:p>
+      <w:pPr>
+        <w:rPr>
+          <w:b/>
+          <w:bCs/>
+        </w:rPr>
+      </w:pPr>
+      <w:r>
+        <w:rPr>
+          <w:b/>
+          <w:bCs/>
+        </w:rPr>
+        <w:t>Flussi Alternativi</w:t>
+      </w:r>
+      <w:r>
+        <w:rPr>
+          <w:b/>
+          <w:bCs/>
+        </w:rPr>
+        <w:t>/Eccezioni</w:t>
+      </w:r>
+      <w:r>
+        <w:rPr>
+          <w:b/>
+          <w:bCs/>
+        </w:rPr>
+        <w:t xml:space="preserve">: </w:t>
+      </w:r>
+    </w:p>
+    <w:p>
+      <w:r>
+        <w:t>Se al passo</w:t>
+      </w:r>
+      <w:r>
+        <w:t xml:space="preserve"> 3</w:t>
+      </w:r>
+      <w:r>
+        <w:t xml:space="preserve"> </w:t>
+      </w:r>
+      <w:r>
+        <w:t>il sistema rileva delle informazioni non valide, viene eseguito il caso d’uso</w:t>
+      </w:r>
+      <w:r>
+        <w:t xml:space="preserve"> </w:t>
+      </w:r>
+      <w:r>
+        <w:t>UC11.1 – Informazioni non valide.</w:t>
+      </w:r>
+    </w:p>
+    <w:p>
+      <w:pPr>
+        <w:rPr>
+          <w:b/>
+          <w:bCs/>
+          <w:sz w:val="28"/>
+          <w:szCs w:val="28"/>
+        </w:rPr>
+      </w:pPr>
+      <w:r>
+        <w:rPr>
+          <w:b/>
+          <w:bCs/>
+          <w:sz w:val="28"/>
+          <w:szCs w:val="28"/>
+        </w:rPr>
+        <w:t>UC</w:t>
+      </w:r>
+      <w:r>
+        <w:rPr>
+          <w:b/>
+          <w:bCs/>
+          <w:sz w:val="28"/>
+          <w:szCs w:val="28"/>
+        </w:rPr>
+        <w:t>11</w:t>
+      </w:r>
+      <w:r>
+        <w:rPr>
+          <w:b/>
+          <w:bCs/>
+          <w:sz w:val="28"/>
+          <w:szCs w:val="28"/>
+        </w:rPr>
+        <w:t>.1 – Informazioni non valide</w:t>
+      </w:r>
+    </w:p>
+    <w:p>
+      <w:r>
+        <w:rPr>
+          <w:b/>
+          <w:bCs/>
+        </w:rPr>
+        <w:t>Attor</w:t>
+      </w:r>
+      <w:r>
+        <w:rPr>
+          <w:b/>
+          <w:bCs/>
+        </w:rPr>
+        <w:t>i</w:t>
+      </w:r>
+      <w:r>
+        <w:rPr>
+          <w:b/>
+          <w:bCs/>
+        </w:rPr>
+        <w:t>:</w:t>
+      </w:r>
+      <w:r>
+        <w:t xml:space="preserve"> Operatore.</w:t>
+      </w:r>
+    </w:p>
+    <w:p>
+      <w:r>
+        <w:rPr>
+          <w:b/>
+          <w:bCs/>
+        </w:rPr>
+        <w:t>Entry condition:</w:t>
+      </w:r>
+      <w:r>
+        <w:t xml:space="preserve"> L’operatore ha inserito delle informazioni non valide nella </w:t>
+      </w:r>
+      <w:r>
+        <w:t>ricerca di un lettore.</w:t>
+      </w:r>
+    </w:p>
+    <w:p>
+      <w:pPr>
+        <w:rPr>
+          <w:b/>
+          <w:bCs/>
+        </w:rPr>
+      </w:pPr>
+      <w:r>
+        <w:rPr>
+          <w:b/>
+          <w:bCs/>
+        </w:rPr>
+        <w:t>Flusso di eventi:</w:t>
+      </w:r>
+    </w:p>
+    <w:p>
+      <w:pPr>
+        <w:pStyle w:val="ListParagraph"/>
+        <w:numPr>
+          <w:ilvl w:val="0"/>
+          <w:numId w:val="45"/>
+        </w:numPr>
+      </w:pPr>
+      <w:r>
+        <w:t>Il sistema mostra a schermo il messaggio “Errore: Informazioni non valide”.</w:t>
+      </w:r>
+    </w:p>
+    <w:p>
+      <w:r>
+        <w:rPr>
+          <w:b/>
+          <w:bCs/>
+        </w:rPr>
+        <w:t>Exit condition:</w:t>
+      </w:r>
+      <w:r>
+        <w:t xml:space="preserve"> L’operatore si trova </w:t>
+      </w:r>
+      <w:r>
+        <w:t>nella dashboard</w:t>
+      </w:r>
+      <w:r>
+        <w:t>.</w:t>
+      </w:r>
+    </w:p>
+    <w:p/>
     <w:p>
       <w:r>
         <w:br w:type="page"/>
@@ -4543,7 +4849,7 @@
         <w:pStyle w:val="ListParagraph"/>
         <w:numPr>
           <w:ilvl w:val="0"/>
-          <w:numId w:val="34"/>
+          <w:numId w:val="43"/>
         </w:numPr>
       </w:pPr>
       <w:r>
@@ -4555,7 +4861,7 @@
         <w:pStyle w:val="ListParagraph"/>
         <w:numPr>
           <w:ilvl w:val="0"/>
-          <w:numId w:val="34"/>
+          <w:numId w:val="43"/>
         </w:numPr>
       </w:pPr>
       <w:r>
@@ -4567,7 +4873,7 @@
         <w:pStyle w:val="ListParagraph"/>
         <w:numPr>
           <w:ilvl w:val="0"/>
-          <w:numId w:val="34"/>
+          <w:numId w:val="43"/>
         </w:numPr>
       </w:pPr>
       <w:r>
@@ -4579,7 +4885,7 @@
         <w:pStyle w:val="ListParagraph"/>
         <w:numPr>
           <w:ilvl w:val="0"/>
-          <w:numId w:val="34"/>
+          <w:numId w:val="43"/>
         </w:numPr>
       </w:pPr>
       <w:r>
@@ -4591,7 +4897,7 @@
         <w:pStyle w:val="ListParagraph"/>
         <w:numPr>
           <w:ilvl w:val="0"/>
-          <w:numId w:val="34"/>
+          <w:numId w:val="43"/>
         </w:numPr>
       </w:pPr>
       <w:r>
@@ -7142,6 +7448,118 @@
     </w:lvl>
   </w:abstractNum>
   <w:abstractNum w:abstractNumId="5" w15:restartNumberingAfterBreak="0">
+    <w:nsid w:val="10D6169E"/>
+    <w:multiLevelType w:val="multilevel"/>
+    <w:tmpl w:val="2B060D34"/>
+    <w:lvl w:ilvl="0">
+      <w:start w:val="3"/>
+      <w:numFmt w:val="decimal"/>
+      <w:lvlText w:val="%1."/>
+      <w:lvlJc w:val="left"/>
+      <w:pPr>
+        <w:ind w:left="644" w:hanging="360"/>
+      </w:pPr>
+      <w:rPr>
+        <w:rFonts w:hint="default"/>
+      </w:rPr>
+    </w:lvl>
+    <w:lvl w:ilvl="1">
+      <w:numFmt w:val="bullet"/>
+      <w:lvlText w:val="-"/>
+      <w:lvlJc w:val="left"/>
+      <w:pPr>
+        <w:ind w:left="1429" w:hanging="360"/>
+      </w:pPr>
+      <w:rPr>
+        <w:rFonts w:ascii="Aptos" w:eastAsiaTheme="minorHAnsi" w:hAnsi="Aptos" w:cstheme="minorBidi" w:hint="default"/>
+      </w:rPr>
+    </w:lvl>
+    <w:lvl w:ilvl="2">
+      <w:start w:val="1"/>
+      <w:numFmt w:val="lowerRoman"/>
+      <w:lvlText w:val="%3."/>
+      <w:lvlJc w:val="right"/>
+      <w:pPr>
+        <w:ind w:left="2149" w:hanging="180"/>
+      </w:pPr>
+      <w:rPr>
+        <w:rFonts w:hint="default"/>
+      </w:rPr>
+    </w:lvl>
+    <w:lvl w:ilvl="3">
+      <w:start w:val="1"/>
+      <w:numFmt w:val="decimal"/>
+      <w:lvlText w:val="%4."/>
+      <w:lvlJc w:val="left"/>
+      <w:pPr>
+        <w:ind w:left="2869" w:hanging="360"/>
+      </w:pPr>
+      <w:rPr>
+        <w:rFonts w:hint="default"/>
+      </w:rPr>
+    </w:lvl>
+    <w:lvl w:ilvl="4">
+      <w:start w:val="1"/>
+      <w:numFmt w:val="lowerLetter"/>
+      <w:lvlText w:val="%5."/>
+      <w:lvlJc w:val="left"/>
+      <w:pPr>
+        <w:ind w:left="3589" w:hanging="360"/>
+      </w:pPr>
+      <w:rPr>
+        <w:rFonts w:hint="default"/>
+      </w:rPr>
+    </w:lvl>
+    <w:lvl w:ilvl="5">
+      <w:start w:val="1"/>
+      <w:numFmt w:val="lowerRoman"/>
+      <w:lvlText w:val="%6."/>
+      <w:lvlJc w:val="right"/>
+      <w:pPr>
+        <w:ind w:left="4309" w:hanging="180"/>
+      </w:pPr>
+      <w:rPr>
+        <w:rFonts w:hint="default"/>
+      </w:rPr>
+    </w:lvl>
+    <w:lvl w:ilvl="6">
+      <w:start w:val="1"/>
+      <w:numFmt w:val="decimal"/>
+      <w:lvlText w:val="%7."/>
+      <w:lvlJc w:val="left"/>
+      <w:pPr>
+        <w:ind w:left="5029" w:hanging="360"/>
+      </w:pPr>
+      <w:rPr>
+        <w:rFonts w:hint="default"/>
+      </w:rPr>
+    </w:lvl>
+    <w:lvl w:ilvl="7">
+      <w:start w:val="1"/>
+      <w:numFmt w:val="lowerLetter"/>
+      <w:lvlText w:val="%8."/>
+      <w:lvlJc w:val="left"/>
+      <w:pPr>
+        <w:ind w:left="5749" w:hanging="360"/>
+      </w:pPr>
+      <w:rPr>
+        <w:rFonts w:hint="default"/>
+      </w:rPr>
+    </w:lvl>
+    <w:lvl w:ilvl="8">
+      <w:start w:val="1"/>
+      <w:numFmt w:val="lowerRoman"/>
+      <w:lvlText w:val="%9."/>
+      <w:lvlJc w:val="right"/>
+      <w:pPr>
+        <w:ind w:left="6469" w:hanging="180"/>
+      </w:pPr>
+      <w:rPr>
+        <w:rFonts w:hint="default"/>
+      </w:rPr>
+    </w:lvl>
+  </w:abstractNum>
+  <w:abstractNum w:abstractNumId="6" w15:restartNumberingAfterBreak="0">
     <w:nsid w:val="146D44E1"/>
     <w:multiLevelType w:val="multilevel"/>
     <w:tmpl w:val="BCBCE796"/>
@@ -7227,7 +7645,7 @@
       </w:pPr>
     </w:lvl>
   </w:abstractNum>
-  <w:abstractNum w:abstractNumId="6" w15:restartNumberingAfterBreak="0">
+  <w:abstractNum w:abstractNumId="7" w15:restartNumberingAfterBreak="0">
     <w:nsid w:val="14CF0887"/>
     <w:multiLevelType w:val="multilevel"/>
     <w:tmpl w:val="BCBCE796"/>
@@ -7313,7 +7731,7 @@
       </w:pPr>
     </w:lvl>
   </w:abstractNum>
-  <w:abstractNum w:abstractNumId="7" w15:restartNumberingAfterBreak="0">
+  <w:abstractNum w:abstractNumId="8" w15:restartNumberingAfterBreak="0">
     <w:nsid w:val="17001144"/>
     <w:multiLevelType w:val="hybridMultilevel"/>
     <w:tmpl w:val="107EF4B0"/>
@@ -7402,7 +7820,7 @@
       </w:pPr>
     </w:lvl>
   </w:abstractNum>
-  <w:abstractNum w:abstractNumId="8" w15:restartNumberingAfterBreak="0">
+  <w:abstractNum w:abstractNumId="9" w15:restartNumberingAfterBreak="0">
     <w:nsid w:val="17303659"/>
     <w:multiLevelType w:val="hybridMultilevel"/>
     <w:tmpl w:val="5FF489AA"/>
@@ -7494,7 +7912,7 @@
       </w:pPr>
     </w:lvl>
   </w:abstractNum>
-  <w:abstractNum w:abstractNumId="9" w15:restartNumberingAfterBreak="0">
+  <w:abstractNum w:abstractNumId="10" w15:restartNumberingAfterBreak="0">
     <w:nsid w:val="19C674F4"/>
     <w:multiLevelType w:val="multilevel"/>
     <w:tmpl w:val="7BB67466"/>
@@ -7606,7 +8024,7 @@
       </w:rPr>
     </w:lvl>
   </w:abstractNum>
-  <w:abstractNum w:abstractNumId="10" w15:restartNumberingAfterBreak="0">
+  <w:abstractNum w:abstractNumId="11" w15:restartNumberingAfterBreak="0">
     <w:nsid w:val="19EC2D93"/>
     <w:multiLevelType w:val="hybridMultilevel"/>
     <w:tmpl w:val="5FF489AA"/>
@@ -7698,7 +8116,7 @@
       </w:pPr>
     </w:lvl>
   </w:abstractNum>
-  <w:abstractNum w:abstractNumId="11" w15:restartNumberingAfterBreak="0">
+  <w:abstractNum w:abstractNumId="12" w15:restartNumberingAfterBreak="0">
     <w:nsid w:val="1D7FC9C9"/>
     <w:multiLevelType w:val="multilevel"/>
     <w:tmpl w:val="0F14EE5E"/>
@@ -7784,7 +8202,7 @@
       </w:pPr>
     </w:lvl>
   </w:abstractNum>
-  <w:abstractNum w:abstractNumId="12" w15:restartNumberingAfterBreak="0">
+  <w:abstractNum w:abstractNumId="13" w15:restartNumberingAfterBreak="0">
     <w:nsid w:val="1DDE17E0"/>
     <w:multiLevelType w:val="multilevel"/>
     <w:tmpl w:val="2B060D34"/>
@@ -7896,7 +8314,7 @@
       </w:rPr>
     </w:lvl>
   </w:abstractNum>
-  <w:abstractNum w:abstractNumId="13" w15:restartNumberingAfterBreak="0">
+  <w:abstractNum w:abstractNumId="14" w15:restartNumberingAfterBreak="0">
     <w:nsid w:val="281154F3"/>
     <w:multiLevelType w:val="multilevel"/>
     <w:tmpl w:val="BCBCE796"/>
@@ -7982,7 +8400,7 @@
       </w:pPr>
     </w:lvl>
   </w:abstractNum>
-  <w:abstractNum w:abstractNumId="14" w15:restartNumberingAfterBreak="0">
+  <w:abstractNum w:abstractNumId="15" w15:restartNumberingAfterBreak="0">
     <w:nsid w:val="29295052"/>
     <w:multiLevelType w:val="hybridMultilevel"/>
     <w:tmpl w:val="4E385230"/>
@@ -8068,7 +8486,7 @@
       </w:pPr>
     </w:lvl>
   </w:abstractNum>
-  <w:abstractNum w:abstractNumId="15" w15:restartNumberingAfterBreak="0">
+  <w:abstractNum w:abstractNumId="16" w15:restartNumberingAfterBreak="0">
     <w:nsid w:val="293B6AC2"/>
     <w:multiLevelType w:val="multilevel"/>
     <w:tmpl w:val="BCBCE796"/>
@@ -8154,7 +8572,7 @@
       </w:pPr>
     </w:lvl>
   </w:abstractNum>
-  <w:abstractNum w:abstractNumId="16" w15:restartNumberingAfterBreak="0">
+  <w:abstractNum w:abstractNumId="17" w15:restartNumberingAfterBreak="0">
     <w:nsid w:val="2BD37631"/>
     <w:multiLevelType w:val="multilevel"/>
     <w:tmpl w:val="D01A2A9E"/>
@@ -8242,7 +8660,7 @@
       </w:pPr>
     </w:lvl>
   </w:abstractNum>
-  <w:abstractNum w:abstractNumId="17" w15:restartNumberingAfterBreak="0">
+  <w:abstractNum w:abstractNumId="18" w15:restartNumberingAfterBreak="0">
     <w:nsid w:val="2BED5D7D"/>
     <w:multiLevelType w:val="hybridMultilevel"/>
     <w:tmpl w:val="9AD8B90C"/>
@@ -8355,7 +8773,7 @@
       </w:rPr>
     </w:lvl>
   </w:abstractNum>
-  <w:abstractNum w:abstractNumId="18" w15:restartNumberingAfterBreak="0">
+  <w:abstractNum w:abstractNumId="19" w15:restartNumberingAfterBreak="0">
     <w:nsid w:val="35484487"/>
     <w:multiLevelType w:val="multilevel"/>
     <w:tmpl w:val="BCBCE796"/>
@@ -8441,7 +8859,93 @@
       </w:pPr>
     </w:lvl>
   </w:abstractNum>
-  <w:abstractNum w:abstractNumId="19" w15:restartNumberingAfterBreak="0">
+  <w:abstractNum w:abstractNumId="20" w15:restartNumberingAfterBreak="0">
+    <w:nsid w:val="396E60DE"/>
+    <w:multiLevelType w:val="multilevel"/>
+    <w:tmpl w:val="BCBCE796"/>
+    <w:lvl w:ilvl="0">
+      <w:start w:val="1"/>
+      <w:numFmt w:val="decimal"/>
+      <w:lvlText w:val="%1."/>
+      <w:lvlJc w:val="left"/>
+      <w:pPr>
+        <w:ind w:left="709" w:hanging="360"/>
+      </w:pPr>
+    </w:lvl>
+    <w:lvl w:ilvl="1">
+      <w:start w:val="1"/>
+      <w:numFmt w:val="lowerLetter"/>
+      <w:lvlText w:val="%2."/>
+      <w:lvlJc w:val="left"/>
+      <w:pPr>
+        <w:ind w:left="1429" w:hanging="360"/>
+      </w:pPr>
+    </w:lvl>
+    <w:lvl w:ilvl="2">
+      <w:start w:val="1"/>
+      <w:numFmt w:val="lowerRoman"/>
+      <w:lvlText w:val="%3."/>
+      <w:lvlJc w:val="right"/>
+      <w:pPr>
+        <w:ind w:left="2149" w:hanging="180"/>
+      </w:pPr>
+    </w:lvl>
+    <w:lvl w:ilvl="3">
+      <w:start w:val="1"/>
+      <w:numFmt w:val="decimal"/>
+      <w:lvlText w:val="%4."/>
+      <w:lvlJc w:val="left"/>
+      <w:pPr>
+        <w:ind w:left="2869" w:hanging="360"/>
+      </w:pPr>
+    </w:lvl>
+    <w:lvl w:ilvl="4">
+      <w:start w:val="1"/>
+      <w:numFmt w:val="lowerLetter"/>
+      <w:lvlText w:val="%5."/>
+      <w:lvlJc w:val="left"/>
+      <w:pPr>
+        <w:ind w:left="3589" w:hanging="360"/>
+      </w:pPr>
+    </w:lvl>
+    <w:lvl w:ilvl="5">
+      <w:start w:val="1"/>
+      <w:numFmt w:val="lowerRoman"/>
+      <w:lvlText w:val="%6."/>
+      <w:lvlJc w:val="right"/>
+      <w:pPr>
+        <w:ind w:left="4309" w:hanging="180"/>
+      </w:pPr>
+    </w:lvl>
+    <w:lvl w:ilvl="6">
+      <w:start w:val="1"/>
+      <w:numFmt w:val="decimal"/>
+      <w:lvlText w:val="%7."/>
+      <w:lvlJc w:val="left"/>
+      <w:pPr>
+        <w:ind w:left="5029" w:hanging="360"/>
+      </w:pPr>
+    </w:lvl>
+    <w:lvl w:ilvl="7">
+      <w:start w:val="1"/>
+      <w:numFmt w:val="lowerLetter"/>
+      <w:lvlText w:val="%8."/>
+      <w:lvlJc w:val="left"/>
+      <w:pPr>
+        <w:ind w:left="5749" w:hanging="360"/>
+      </w:pPr>
+    </w:lvl>
+    <w:lvl w:ilvl="8">
+      <w:start w:val="1"/>
+      <w:numFmt w:val="lowerRoman"/>
+      <w:lvlText w:val="%9."/>
+      <w:lvlJc w:val="right"/>
+      <w:pPr>
+        <w:ind w:left="6469" w:hanging="180"/>
+      </w:pPr>
+    </w:lvl>
+  </w:abstractNum>
+  <w:abstractNum w:abstractNumId="21" w15:restartNumberingAfterBreak="0">
     <w:nsid w:val="39E54E59"/>
     <w:multiLevelType w:val="multilevel"/>
     <w:tmpl w:val="BCBCE796"/>
@@ -8527,7 +9031,7 @@
       </w:pPr>
     </w:lvl>
   </w:abstractNum>
-  <w:abstractNum w:abstractNumId="20" w15:restartNumberingAfterBreak="0">
+  <w:abstractNum w:abstractNumId="22" w15:restartNumberingAfterBreak="0">
     <w:nsid w:val="3C0D7716"/>
     <w:multiLevelType w:val="multilevel"/>
     <w:tmpl w:val="BCBCE796"/>
@@ -8613,7 +9117,7 @@
       </w:pPr>
     </w:lvl>
   </w:abstractNum>
-  <w:abstractNum w:abstractNumId="21" w15:restartNumberingAfterBreak="0">
+  <w:abstractNum w:abstractNumId="23" w15:restartNumberingAfterBreak="0">
     <w:nsid w:val="41F634D3"/>
     <w:multiLevelType w:val="multilevel"/>
     <w:tmpl w:val="BCBCE796"/>
@@ -8699,7 +9203,7 @@
       </w:pPr>
     </w:lvl>
   </w:abstractNum>
-  <w:abstractNum w:abstractNumId="22" w15:restartNumberingAfterBreak="0">
+  <w:abstractNum w:abstractNumId="24" w15:restartNumberingAfterBreak="0">
     <w:nsid w:val="43234944"/>
     <w:multiLevelType w:val="multilevel"/>
     <w:tmpl w:val="BCBCE796"/>
@@ -8785,7 +9289,7 @@
       </w:pPr>
     </w:lvl>
   </w:abstractNum>
-  <w:abstractNum w:abstractNumId="23" w15:restartNumberingAfterBreak="0">
+  <w:abstractNum w:abstractNumId="25" w15:restartNumberingAfterBreak="0">
     <w:nsid w:val="476E7B9B"/>
     <w:multiLevelType w:val="hybridMultilevel"/>
     <w:tmpl w:val="A230BC2A"/>
@@ -8897,7 +9401,7 @@
       </w:rPr>
     </w:lvl>
   </w:abstractNum>
-  <w:abstractNum w:abstractNumId="24" w15:restartNumberingAfterBreak="0">
+  <w:abstractNum w:abstractNumId="26" w15:restartNumberingAfterBreak="0">
     <w:nsid w:val="48C03565"/>
     <w:multiLevelType w:val="multilevel"/>
     <w:tmpl w:val="BCBCE796"/>
@@ -8983,7 +9487,7 @@
       </w:pPr>
     </w:lvl>
   </w:abstractNum>
-  <w:abstractNum w:abstractNumId="25" w15:restartNumberingAfterBreak="0">
+  <w:abstractNum w:abstractNumId="27" w15:restartNumberingAfterBreak="0">
     <w:nsid w:val="55FE429F"/>
     <w:multiLevelType w:val="multilevel"/>
     <w:tmpl w:val="BCBCE796"/>
@@ -9069,7 +9573,7 @@
       </w:pPr>
     </w:lvl>
   </w:abstractNum>
-  <w:abstractNum w:abstractNumId="26" w15:restartNumberingAfterBreak="0">
+  <w:abstractNum w:abstractNumId="28" w15:restartNumberingAfterBreak="0">
     <w:nsid w:val="57312E38"/>
     <w:multiLevelType w:val="hybridMultilevel"/>
     <w:tmpl w:val="32728526"/>
@@ -9158,7 +9662,7 @@
       </w:pPr>
     </w:lvl>
   </w:abstractNum>
-  <w:abstractNum w:abstractNumId="27" w15:restartNumberingAfterBreak="0">
+  <w:abstractNum w:abstractNumId="29" w15:restartNumberingAfterBreak="0">
     <w:nsid w:val="57CF6DC9"/>
     <w:multiLevelType w:val="multilevel"/>
     <w:tmpl w:val="BCBCE796"/>
@@ -9244,7 +9748,7 @@
       </w:pPr>
     </w:lvl>
   </w:abstractNum>
-  <w:abstractNum w:abstractNumId="28" w15:restartNumberingAfterBreak="0">
+  <w:abstractNum w:abstractNumId="30" w15:restartNumberingAfterBreak="0">
     <w:nsid w:val="59A42BB6"/>
     <w:multiLevelType w:val="hybridMultilevel"/>
     <w:tmpl w:val="62E2E484"/>
@@ -9330,7 +9834,7 @@
       </w:pPr>
     </w:lvl>
   </w:abstractNum>
-  <w:abstractNum w:abstractNumId="29" w15:restartNumberingAfterBreak="0">
+  <w:abstractNum w:abstractNumId="31" w15:restartNumberingAfterBreak="0">
     <w:nsid w:val="5C057583"/>
     <w:multiLevelType w:val="multilevel"/>
     <w:tmpl w:val="BCBCE796"/>
@@ -9416,7 +9920,7 @@
       </w:pPr>
     </w:lvl>
   </w:abstractNum>
-  <w:abstractNum w:abstractNumId="30" w15:restartNumberingAfterBreak="0">
+  <w:abstractNum w:abstractNumId="32" w15:restartNumberingAfterBreak="0">
     <w:nsid w:val="5C365053"/>
     <w:multiLevelType w:val="multilevel"/>
     <w:tmpl w:val="BCBCE796"/>
@@ -9502,7 +10006,7 @@
       </w:pPr>
     </w:lvl>
   </w:abstractNum>
-  <w:abstractNum w:abstractNumId="31" w15:restartNumberingAfterBreak="0">
+  <w:abstractNum w:abstractNumId="33" w15:restartNumberingAfterBreak="0">
     <w:nsid w:val="5C5D19F9"/>
     <w:multiLevelType w:val="multilevel"/>
     <w:tmpl w:val="BCBCE796"/>
@@ -9588,7 +10092,7 @@
       </w:pPr>
     </w:lvl>
   </w:abstractNum>
-  <w:abstractNum w:abstractNumId="32" w15:restartNumberingAfterBreak="0">
+  <w:abstractNum w:abstractNumId="34" w15:restartNumberingAfterBreak="0">
     <w:nsid w:val="67933679"/>
     <w:multiLevelType w:val="multilevel"/>
     <w:tmpl w:val="B6BA8AC6"/>
@@ -9700,7 +10204,7 @@
       </w:rPr>
     </w:lvl>
   </w:abstractNum>
-  <w:abstractNum w:abstractNumId="33" w15:restartNumberingAfterBreak="0">
+  <w:abstractNum w:abstractNumId="35" w15:restartNumberingAfterBreak="0">
     <w:nsid w:val="6D8141B4"/>
     <w:multiLevelType w:val="hybridMultilevel"/>
     <w:tmpl w:val="119E2AFA"/>
@@ -9789,7 +10293,7 @@
       </w:pPr>
     </w:lvl>
   </w:abstractNum>
-  <w:abstractNum w:abstractNumId="34" w15:restartNumberingAfterBreak="0">
+  <w:abstractNum w:abstractNumId="36" w15:restartNumberingAfterBreak="0">
     <w:nsid w:val="6F7D6889"/>
     <w:multiLevelType w:val="multilevel"/>
     <w:tmpl w:val="BCBCE796"/>
@@ -9875,7 +10379,7 @@
       </w:pPr>
     </w:lvl>
   </w:abstractNum>
-  <w:abstractNum w:abstractNumId="35" w15:restartNumberingAfterBreak="0">
+  <w:abstractNum w:abstractNumId="37" w15:restartNumberingAfterBreak="0">
     <w:nsid w:val="70374D1B"/>
     <w:multiLevelType w:val="multilevel"/>
     <w:tmpl w:val="BCBCE796"/>
@@ -9961,7 +10465,7 @@
       </w:pPr>
     </w:lvl>
   </w:abstractNum>
-  <w:abstractNum w:abstractNumId="36" w15:restartNumberingAfterBreak="0">
+  <w:abstractNum w:abstractNumId="38" w15:restartNumberingAfterBreak="0">
     <w:nsid w:val="70A82ADF"/>
     <w:multiLevelType w:val="multilevel"/>
     <w:tmpl w:val="BCBCE796"/>
@@ -10047,7 +10551,7 @@
       </w:pPr>
     </w:lvl>
   </w:abstractNum>
-  <w:abstractNum w:abstractNumId="37" w15:restartNumberingAfterBreak="0">
+  <w:abstractNum w:abstractNumId="39" w15:restartNumberingAfterBreak="0">
     <w:nsid w:val="74314063"/>
     <w:multiLevelType w:val="multilevel"/>
     <w:tmpl w:val="BCBCE796"/>
@@ -10133,7 +10637,7 @@
       </w:pPr>
     </w:lvl>
   </w:abstractNum>
-  <w:abstractNum w:abstractNumId="38" w15:restartNumberingAfterBreak="0">
+  <w:abstractNum w:abstractNumId="40" w15:restartNumberingAfterBreak="0">
     <w:nsid w:val="79405FEA"/>
     <w:multiLevelType w:val="multilevel"/>
     <w:tmpl w:val="BCBCE796"/>
@@ -10219,7 +10723,7 @@
       </w:pPr>
     </w:lvl>
   </w:abstractNum>
-  <w:abstractNum w:abstractNumId="39" w15:restartNumberingAfterBreak="0">
+  <w:abstractNum w:abstractNumId="41" w15:restartNumberingAfterBreak="0">
     <w:nsid w:val="7A7F1EF1"/>
     <w:multiLevelType w:val="multilevel"/>
     <w:tmpl w:val="BCBCE796"/>
@@ -10305,7 +10809,7 @@
       </w:pPr>
     </w:lvl>
   </w:abstractNum>
-  <w:abstractNum w:abstractNumId="40" w15:restartNumberingAfterBreak="0">
+  <w:abstractNum w:abstractNumId="42" w15:restartNumberingAfterBreak="0">
     <w:nsid w:val="7C701CC8"/>
     <w:multiLevelType w:val="multilevel"/>
     <w:tmpl w:val="BCBCE796"/>
@@ -10391,7 +10895,7 @@
       </w:pPr>
     </w:lvl>
   </w:abstractNum>
-  <w:abstractNum w:abstractNumId="41" w15:restartNumberingAfterBreak="0">
+  <w:abstractNum w:abstractNumId="43" w15:restartNumberingAfterBreak="0">
     <w:nsid w:val="7EF00DEA"/>
     <w:multiLevelType w:val="multilevel"/>
     <w:tmpl w:val="BCBCE796"/>
@@ -10478,7 +10982,7 @@
     </w:lvl>
   </w:abstractNum>
   <w:num w:numId="1" w16cid:durableId="659772123">
-    <w:abstractNumId w:val="7"/>
+    <w:abstractNumId w:val="8"/>
     <w:lvlOverride w:ilvl="0">
       <w:startOverride w:val="1"/>
     </w:lvlOverride>
@@ -10508,7 +11012,7 @@
     </w:lvlOverride>
   </w:num>
   <w:num w:numId="2" w16cid:durableId="1582979918">
-    <w:abstractNumId w:val="11"/>
+    <w:abstractNumId w:val="12"/>
     <w:lvlOverride w:ilvl="0">
       <w:startOverride w:val="1"/>
     </w:lvlOverride>
@@ -10538,124 +11042,133 @@
     </w:lvlOverride>
   </w:num>
   <w:num w:numId="3" w16cid:durableId="1726177012">
-    <w:abstractNumId w:val="26"/>
+    <w:abstractNumId w:val="28"/>
   </w:num>
   <w:num w:numId="4" w16cid:durableId="1487939723">
-    <w:abstractNumId w:val="10"/>
+    <w:abstractNumId w:val="11"/>
   </w:num>
   <w:num w:numId="5" w16cid:durableId="1294870951">
-    <w:abstractNumId w:val="14"/>
+    <w:abstractNumId w:val="15"/>
   </w:num>
   <w:num w:numId="6" w16cid:durableId="677318461">
     <w:abstractNumId w:val="4"/>
   </w:num>
   <w:num w:numId="7" w16cid:durableId="1244489928">
-    <w:abstractNumId w:val="33"/>
+    <w:abstractNumId w:val="35"/>
   </w:num>
   <w:num w:numId="8" w16cid:durableId="864441712">
-    <w:abstractNumId w:val="8"/>
+    <w:abstractNumId w:val="9"/>
   </w:num>
   <w:num w:numId="9" w16cid:durableId="1121727194">
     <w:abstractNumId w:val="0"/>
   </w:num>
   <w:num w:numId="10" w16cid:durableId="782111121">
-    <w:abstractNumId w:val="13"/>
+    <w:abstractNumId w:val="14"/>
   </w:num>
   <w:num w:numId="11" w16cid:durableId="914898703">
-    <w:abstractNumId w:val="5"/>
+    <w:abstractNumId w:val="6"/>
   </w:num>
   <w:num w:numId="12" w16cid:durableId="548341859">
-    <w:abstractNumId w:val="32"/>
+    <w:abstractNumId w:val="34"/>
   </w:num>
   <w:num w:numId="13" w16cid:durableId="1185825051">
-    <w:abstractNumId w:val="28"/>
+    <w:abstractNumId w:val="30"/>
   </w:num>
   <w:num w:numId="14" w16cid:durableId="622342311">
-    <w:abstractNumId w:val="34"/>
+    <w:abstractNumId w:val="36"/>
   </w:num>
   <w:num w:numId="15" w16cid:durableId="1450002811">
-    <w:abstractNumId w:val="6"/>
+    <w:abstractNumId w:val="7"/>
   </w:num>
   <w:num w:numId="16" w16cid:durableId="1369641276">
-    <w:abstractNumId w:val="40"/>
+    <w:abstractNumId w:val="42"/>
   </w:num>
   <w:num w:numId="17" w16cid:durableId="722170864">
     <w:abstractNumId w:val="3"/>
   </w:num>
   <w:num w:numId="18" w16cid:durableId="1063065823">
+    <w:abstractNumId w:val="27"/>
+  </w:num>
+  <w:num w:numId="19" w16cid:durableId="1892186575">
+    <w:abstractNumId w:val="24"/>
+  </w:num>
+  <w:num w:numId="20" w16cid:durableId="1775709375">
+    <w:abstractNumId w:val="43"/>
+  </w:num>
+  <w:num w:numId="21" w16cid:durableId="1501504133">
+    <w:abstractNumId w:val="40"/>
+  </w:num>
+  <w:num w:numId="22" w16cid:durableId="1407996080">
     <w:abstractNumId w:val="25"/>
   </w:num>
-  <w:num w:numId="19" w16cid:durableId="1892186575">
+  <w:num w:numId="23" w16cid:durableId="1248030581">
     <w:abstractNumId w:val="22"/>
   </w:num>
-  <w:num w:numId="20" w16cid:durableId="1775709375">
+  <w:num w:numId="24" w16cid:durableId="2083483584">
+    <w:abstractNumId w:val="21"/>
+  </w:num>
+  <w:num w:numId="25" w16cid:durableId="860050945">
+    <w:abstractNumId w:val="19"/>
+  </w:num>
+  <w:num w:numId="26" w16cid:durableId="491796650">
+    <w:abstractNumId w:val="33"/>
+  </w:num>
+  <w:num w:numId="27" w16cid:durableId="664776">
+    <w:abstractNumId w:val="29"/>
+  </w:num>
+  <w:num w:numId="28" w16cid:durableId="918830947">
+    <w:abstractNumId w:val="32"/>
+  </w:num>
+  <w:num w:numId="29" w16cid:durableId="1426149257">
+    <w:abstractNumId w:val="37"/>
+  </w:num>
+  <w:num w:numId="30" w16cid:durableId="1075014479">
     <w:abstractNumId w:val="41"/>
   </w:num>
-  <w:num w:numId="21" w16cid:durableId="1501504133">
-    <w:abstractNumId w:val="38"/>
-  </w:num>
-  <w:num w:numId="22" w16cid:durableId="1407996080">
-    <w:abstractNumId w:val="23"/>
-  </w:num>
-  <w:num w:numId="23" w16cid:durableId="1248030581">
-    <w:abstractNumId w:val="20"/>
-  </w:num>
-  <w:num w:numId="24" w16cid:durableId="2083483584">
-    <w:abstractNumId w:val="19"/>
-  </w:num>
-  <w:num w:numId="25" w16cid:durableId="860050945">
-    <w:abstractNumId w:val="18"/>
-  </w:num>
-  <w:num w:numId="26" w16cid:durableId="491796650">
-    <w:abstractNumId w:val="31"/>
-  </w:num>
-  <w:num w:numId="27" w16cid:durableId="664776">
-    <w:abstractNumId w:val="27"/>
-  </w:num>
-  <w:num w:numId="28" w16cid:durableId="918830947">
-    <w:abstractNumId w:val="30"/>
-  </w:num>
-  <w:num w:numId="29" w16cid:durableId="1426149257">
-    <w:abstractNumId w:val="35"/>
-  </w:num>
-  <w:num w:numId="30" w16cid:durableId="1075014479">
-    <w:abstractNumId w:val="39"/>
-  </w:num>
   <w:num w:numId="31" w16cid:durableId="31735647">
-    <w:abstractNumId w:val="16"/>
+    <w:abstractNumId w:val="17"/>
   </w:num>
   <w:num w:numId="32" w16cid:durableId="1661542949">
     <w:abstractNumId w:val="2"/>
   </w:num>
   <w:num w:numId="33" w16cid:durableId="1993556631">
-    <w:abstractNumId w:val="36"/>
+    <w:abstractNumId w:val="38"/>
   </w:num>
   <w:num w:numId="34" w16cid:durableId="2118913935">
-    <w:abstractNumId w:val="12"/>
+    <w:abstractNumId w:val="13"/>
   </w:num>
   <w:num w:numId="35" w16cid:durableId="1309284589">
-    <w:abstractNumId w:val="37"/>
+    <w:abstractNumId w:val="39"/>
   </w:num>
   <w:num w:numId="36" w16cid:durableId="2076273062">
-    <w:abstractNumId w:val="9"/>
+    <w:abstractNumId w:val="10"/>
   </w:num>
   <w:num w:numId="37" w16cid:durableId="115485265">
-    <w:abstractNumId w:val="29"/>
+    <w:abstractNumId w:val="31"/>
   </w:num>
   <w:num w:numId="38" w16cid:durableId="1861121929">
     <w:abstractNumId w:val="1"/>
   </w:num>
   <w:num w:numId="39" w16cid:durableId="1674912210">
-    <w:abstractNumId w:val="15"/>
+    <w:abstractNumId w:val="16"/>
   </w:num>
   <w:num w:numId="40" w16cid:durableId="1173256708">
-    <w:abstractNumId w:val="21"/>
+    <w:abstractNumId w:val="23"/>
   </w:num>
   <w:num w:numId="41" w16cid:durableId="257715126">
-    <w:abstractNumId w:val="24"/>
+    <w:abstractNumId w:val="26"/>
   </w:num>
   <w:num w:numId="42" w16cid:durableId="994068644">
-    <w:abstractNumId w:val="17"/>
+    <w:abstractNumId w:val="18"/>
+  </w:num>
+  <w:num w:numId="43" w16cid:durableId="1618872423">
+    <w:abstractNumId w:val="5"/>
+  </w:num>
+  <w:num w:numId="44" w16cid:durableId="787310595">
+    <w:abstractNumId w:val="8"/>
+  </w:num>
+  <w:num w:numId="45" w16cid:durableId="1886289631">
+    <w:abstractNumId w:val="20"/>
   </w:num>
   <w:numIdMacAtCleanup w:val="42"/>
 </w:numbering>

--- a/Documents/Casi d'uso.docx
+++ b/Documents/Casi d'uso.docx
@@ -482,16 +482,385 @@
         <w:t>Attori:</w:t>
       </w:r>
       <w:r>
-        <w:rPr>
-          <w:b/>
-          <w:bCs/>
-        </w:rPr>
+        <w:t xml:space="preserve"> Utente registrato</w:t>
+      </w:r>
+      <w:r>
+        <w:t>.</w:t>
+      </w:r>
+    </w:p>
+    <w:p>
+      <w:r>
+        <w:rPr>
+          <w:b/>
+          <w:bCs/>
+        </w:rPr>
+        <w:t>Entry condition:</w:t>
+      </w:r>
+      <w:r>
         <w:t xml:space="preserve"> </w:t>
       </w:r>
       <w:r>
+        <w:t>L’</w:t>
+      </w:r>
+      <w:r>
+        <w:t>ut</w:t>
+      </w:r>
+      <w:r>
+        <w:t>ente registrato</w:t>
+      </w:r>
+      <w:r>
+        <w:t xml:space="preserve"> si trova nella pagina di accesso.</w:t>
+      </w:r>
+    </w:p>
+    <w:p>
+      <w:pPr>
+        <w:rPr>
+          <w:b/>
+          <w:bCs/>
+        </w:rPr>
+      </w:pPr>
+      <w:r>
+        <w:rPr>
+          <w:b/>
+          <w:bCs/>
+        </w:rPr>
+        <w:t>Flusso di eventi:</w:t>
+      </w:r>
+    </w:p>
+    <w:p>
+      <w:pPr>
+        <w:pStyle w:val="ListParagraph"/>
+        <w:numPr>
+          <w:ilvl w:val="0"/>
+          <w:numId w:val="17"/>
+        </w:numPr>
+      </w:pPr>
+      <w:r>
+        <w:t xml:space="preserve">L’utente registrato </w:t>
+      </w:r>
+      <w:r>
+        <w:t>inserisce e-mail e password.</w:t>
+      </w:r>
+    </w:p>
+    <w:p>
+      <w:pPr>
+        <w:pStyle w:val="ListParagraph"/>
+        <w:numPr>
+          <w:ilvl w:val="0"/>
+          <w:numId w:val="17"/>
+        </w:numPr>
+      </w:pPr>
+      <w:r>
+        <w:t>L’utente registrato</w:t>
+      </w:r>
+      <w:r>
+        <w:t xml:space="preserve"> </w:t>
+      </w:r>
+      <w:r>
+        <w:t>invia i dati al sistema.</w:t>
+      </w:r>
+    </w:p>
+    <w:p>
+      <w:pPr>
+        <w:pStyle w:val="ListParagraph"/>
+        <w:numPr>
+          <w:ilvl w:val="0"/>
+          <w:numId w:val="17"/>
+        </w:numPr>
+      </w:pPr>
+      <w:r>
+        <w:t>Il sistema controlla le credenziali e il controllo ha esito positivo.</w:t>
+      </w:r>
+    </w:p>
+    <w:p>
+      <w:pPr>
+        <w:pStyle w:val="ListParagraph"/>
+        <w:numPr>
+          <w:ilvl w:val="0"/>
+          <w:numId w:val="17"/>
+        </w:numPr>
+      </w:pPr>
+      <w:r>
+        <w:t xml:space="preserve">Il sistema crea la sessione e reindirizza </w:t>
+      </w:r>
+      <w:r>
+        <w:t>l’utente</w:t>
+      </w:r>
+      <w:r>
+        <w:t xml:space="preserve"> alla home page.</w:t>
+      </w:r>
+    </w:p>
+    <w:p>
+      <w:r>
+        <w:rPr>
+          <w:b/>
+          <w:bCs/>
+        </w:rPr>
+        <w:t>Exit condition:</w:t>
+      </w:r>
+      <w:r>
+        <w:t xml:space="preserve"> </w:t>
+      </w:r>
+      <w:r>
+        <w:t>L’utente registrato</w:t>
+      </w:r>
+      <w:r>
+        <w:t xml:space="preserve"> è autenticato e si trova sulla home page.</w:t>
+      </w:r>
+    </w:p>
+    <w:p>
+      <w:pPr>
+        <w:rPr>
+          <w:b/>
+          <w:bCs/>
+        </w:rPr>
+      </w:pPr>
+      <w:r>
+        <w:rPr>
+          <w:b/>
+          <w:bCs/>
+        </w:rPr>
+        <w:t>Flussi alternativi/Eccezioni</w:t>
+      </w:r>
+      <w:r>
+        <w:rPr>
+          <w:b/>
+          <w:bCs/>
+        </w:rPr>
+        <w:t>:</w:t>
+      </w:r>
+    </w:p>
+    <w:p>
+      <w:r>
+        <w:t>Se al passo 3 il sistema rileva delle credenziali non corrette, viene eseguito il caso d’uso UC</w:t>
+      </w:r>
+      <w:r>
+        <w:t>2</w:t>
+      </w:r>
+      <w:r>
+        <w:t>.1 – Credenziali non valide.</w:t>
+      </w:r>
+    </w:p>
+    <w:p>
+      <w:r>
+        <w:t>Se al passo 3 il sistema rileva che il lettore ha fatto l’accesso con una password provvisoria, viene eseguito il caso d’uso UC</w:t>
+      </w:r>
+      <w:r>
+        <w:t>2</w:t>
+      </w:r>
+      <w:r>
+        <w:t>.2 – Impostazione password</w:t>
+      </w:r>
+      <w:r>
+        <w:t xml:space="preserve"> permanente</w:t>
+      </w:r>
+      <w:r>
+        <w:t>.</w:t>
+      </w:r>
+    </w:p>
+    <w:p>
+      <w:pPr>
+        <w:rPr>
+          <w:b/>
+          <w:bCs/>
+          <w:sz w:val="28"/>
+          <w:szCs w:val="28"/>
+        </w:rPr>
+      </w:pPr>
+      <w:r>
+        <w:rPr>
+          <w:b/>
+          <w:bCs/>
+          <w:sz w:val="28"/>
+          <w:szCs w:val="28"/>
+        </w:rPr>
+        <w:t>UC</w:t>
+      </w:r>
+      <w:r>
+        <w:rPr>
+          <w:b/>
+          <w:bCs/>
+          <w:sz w:val="28"/>
+          <w:szCs w:val="28"/>
+        </w:rPr>
+        <w:t>2</w:t>
+      </w:r>
+      <w:r>
+        <w:rPr>
+          <w:b/>
+          <w:bCs/>
+          <w:sz w:val="28"/>
+          <w:szCs w:val="28"/>
+        </w:rPr>
+        <w:t>.1 – Credenziali non valide</w:t>
+      </w:r>
+    </w:p>
+    <w:p>
+      <w:r>
+        <w:rPr>
+          <w:b/>
+          <w:bCs/>
+        </w:rPr>
+        <w:t>Attori:</w:t>
+      </w:r>
+      <w:r>
+        <w:t xml:space="preserve"> Utente</w:t>
+      </w:r>
+      <w:r>
+        <w:t xml:space="preserve"> registrato</w:t>
+      </w:r>
+      <w:r>
+        <w:t>.</w:t>
+      </w:r>
+    </w:p>
+    <w:p>
+      <w:r>
+        <w:rPr>
+          <w:b/>
+          <w:bCs/>
+        </w:rPr>
+        <w:t>Entry condition:</w:t>
+      </w:r>
+      <w:r>
+        <w:t xml:space="preserve"> </w:t>
+      </w:r>
+      <w:r>
+        <w:t>L’utente registrato</w:t>
+      </w:r>
+      <w:r>
+        <w:t xml:space="preserve"> </w:t>
+      </w:r>
+      <w:r>
+        <w:t>ha provato ad autenticarsi e le credenziali non erano corrette.</w:t>
+      </w:r>
+    </w:p>
+    <w:p>
+      <w:pPr>
+        <w:rPr>
+          <w:b/>
+          <w:bCs/>
+        </w:rPr>
+      </w:pPr>
+      <w:r>
+        <w:rPr>
+          <w:b/>
+          <w:bCs/>
+        </w:rPr>
+        <w:t>Flusso di eventi:</w:t>
+      </w:r>
+    </w:p>
+    <w:p>
+      <w:pPr>
+        <w:pStyle w:val="ListParagraph"/>
+        <w:numPr>
+          <w:ilvl w:val="0"/>
+          <w:numId w:val="19"/>
+        </w:numPr>
+      </w:pPr>
+      <w:r>
+        <w:t>Il sistema mostra il messaggio di errore “Credenziali non valide”.</w:t>
+      </w:r>
+    </w:p>
+    <w:p>
+      <w:pPr>
+        <w:pStyle w:val="ListParagraph"/>
+        <w:numPr>
+          <w:ilvl w:val="0"/>
+          <w:numId w:val="19"/>
+        </w:numPr>
+      </w:pPr>
+      <w:r>
+        <w:t xml:space="preserve">Il sistema ripresenta </w:t>
+      </w:r>
+      <w:r>
+        <w:t>all’utente registrato</w:t>
+      </w:r>
+      <w:r>
+        <w:t xml:space="preserve"> la schermata di autenticazione.</w:t>
+      </w:r>
+    </w:p>
+    <w:p>
+      <w:r>
+        <w:t xml:space="preserve">Exit condition: </w:t>
+      </w:r>
+      <w:r>
+        <w:t>L’utente registrato</w:t>
+      </w:r>
+      <w:r>
+        <w:t xml:space="preserve"> si trova nella pagina di accesso.</w:t>
+      </w:r>
+    </w:p>
+    <w:p>
+      <w:pPr>
+        <w:rPr>
+          <w:b/>
+          <w:bCs/>
+          <w:sz w:val="28"/>
+          <w:szCs w:val="28"/>
+        </w:rPr>
+      </w:pPr>
+      <w:r>
+        <w:rPr>
+          <w:b/>
+          <w:bCs/>
+          <w:sz w:val="28"/>
+          <w:szCs w:val="28"/>
+        </w:rPr>
+        <w:t>UC</w:t>
+      </w:r>
+      <w:r>
+        <w:rPr>
+          <w:b/>
+          <w:bCs/>
+          <w:sz w:val="28"/>
+          <w:szCs w:val="28"/>
+        </w:rPr>
+        <w:t>2</w:t>
+      </w:r>
+      <w:r>
+        <w:rPr>
+          <w:b/>
+          <w:bCs/>
+          <w:sz w:val="28"/>
+          <w:szCs w:val="28"/>
+        </w:rPr>
+        <w:t>.2 – Impostazione password</w:t>
+      </w:r>
+      <w:r>
+        <w:rPr>
+          <w:b/>
+          <w:bCs/>
+          <w:sz w:val="28"/>
+          <w:szCs w:val="28"/>
+        </w:rPr>
+        <w:t xml:space="preserve"> permanente</w:t>
+      </w:r>
+    </w:p>
+    <w:p>
+      <w:r>
+        <w:rPr>
+          <w:b/>
+          <w:bCs/>
+        </w:rPr>
+        <w:t>Attori:</w:t>
+      </w:r>
+      <w:r>
+        <w:rPr>
+          <w:b/>
+          <w:bCs/>
+        </w:rPr>
+        <w:t xml:space="preserve"> </w:t>
+      </w:r>
+      <w:r>
         <w:t>Utente</w:t>
       </w:r>
       <w:r>
+        <w:t xml:space="preserve"> </w:t>
+      </w:r>
+      <w:r>
+        <w:t>registrato</w:t>
+      </w:r>
+      <w:r>
         <w:t>.</w:t>
       </w:r>
     </w:p>
@@ -507,10 +876,10 @@
         <w:t xml:space="preserve"> </w:t>
       </w:r>
       <w:r>
-        <w:t>L’utente</w:t>
-      </w:r>
-      <w:r>
-        <w:t xml:space="preserve"> si trova nella pagina di accesso.</w:t>
+        <w:t xml:space="preserve">L’utente registrato </w:t>
+      </w:r>
+      <w:r>
+        <w:t>ha effettuato l’accesso con una password provvisoria.</w:t>
       </w:r>
     </w:p>
     <w:p>
@@ -533,26 +902,38 @@
         <w:pStyle w:val="ListParagraph"/>
         <w:numPr>
           <w:ilvl w:val="0"/>
-          <w:numId w:val="17"/>
-        </w:numPr>
-      </w:pPr>
-      <w:r>
-        <w:t xml:space="preserve">L’utente </w:t>
-      </w:r>
-      <w:r>
-        <w:t>inserisce e-mail e password.</w:t>
-      </w:r>
-    </w:p>
-    <w:p>
-      <w:pPr>
-        <w:pStyle w:val="ListParagraph"/>
-        <w:numPr>
-          <w:ilvl w:val="0"/>
-          <w:numId w:val="17"/>
-        </w:numPr>
-      </w:pPr>
-      <w:r>
-        <w:t xml:space="preserve">L’utente </w:t>
+          <w:numId w:val="18"/>
+        </w:numPr>
+      </w:pPr>
+      <w:r>
+        <w:t>Il sistema reindirizza il lettore alla pagina di impostazione della password.</w:t>
+      </w:r>
+    </w:p>
+    <w:p>
+      <w:pPr>
+        <w:pStyle w:val="ListParagraph"/>
+        <w:numPr>
+          <w:ilvl w:val="0"/>
+          <w:numId w:val="18"/>
+        </w:numPr>
+      </w:pPr>
+      <w:r>
+        <w:t xml:space="preserve">L’utente registrato </w:t>
+      </w:r>
+      <w:r>
+        <w:t>inserisce la nuova password.</w:t>
+      </w:r>
+    </w:p>
+    <w:p>
+      <w:pPr>
+        <w:pStyle w:val="ListParagraph"/>
+        <w:numPr>
+          <w:ilvl w:val="0"/>
+          <w:numId w:val="18"/>
+        </w:numPr>
+      </w:pPr>
+      <w:r>
+        <w:t xml:space="preserve">L’utente registrato </w:t>
       </w:r>
       <w:r>
         <w:t>invia i dati al sistema.</w:t>
@@ -563,380 +944,42 @@
         <w:pStyle w:val="ListParagraph"/>
         <w:numPr>
           <w:ilvl w:val="0"/>
-          <w:numId w:val="17"/>
-        </w:numPr>
-      </w:pPr>
-      <w:r>
-        <w:t>Il sistema controlla le credenziali e il controllo ha esito positivo.</w:t>
-      </w:r>
-    </w:p>
-    <w:p>
-      <w:pPr>
-        <w:pStyle w:val="ListParagraph"/>
-        <w:numPr>
-          <w:ilvl w:val="0"/>
-          <w:numId w:val="17"/>
-        </w:numPr>
-      </w:pPr>
-      <w:r>
-        <w:t xml:space="preserve">Il sistema crea la sessione e reindirizza </w:t>
-      </w:r>
-      <w:r>
-        <w:t>l’utente</w:t>
-      </w:r>
-      <w:r>
-        <w:t xml:space="preserve"> alla home page.</w:t>
-      </w:r>
-    </w:p>
-    <w:p>
-      <w:r>
-        <w:rPr>
-          <w:b/>
-          <w:bCs/>
-        </w:rPr>
+          <w:numId w:val="18"/>
+        </w:numPr>
+      </w:pPr>
+      <w:r>
+        <w:t>Il sistema salva la nuova password nel database e lo stato diventa permanente.</w:t>
+      </w:r>
+    </w:p>
+    <w:p>
+      <w:pPr>
+        <w:pStyle w:val="ListParagraph"/>
+        <w:numPr>
+          <w:ilvl w:val="0"/>
+          <w:numId w:val="18"/>
+        </w:numPr>
+      </w:pPr>
+      <w:r>
+        <w:t>Il sistema reindirizza il lettore alla pagina di accesso.</w:t>
+      </w:r>
+    </w:p>
+    <w:p>
+      <w:r>
+        <w:rPr>
+          <w:b/>
+          <w:bCs/>
+        </w:rPr>
+        <w:lastRenderedPageBreak/>
         <w:t>Exit condition:</w:t>
       </w:r>
       <w:r>
         <w:t xml:space="preserve"> </w:t>
       </w:r>
       <w:r>
-        <w:t>L’utente</w:t>
-      </w:r>
-      <w:r>
-        <w:t xml:space="preserve"> è autenticato e si trova sulla home page.</w:t>
-      </w:r>
-    </w:p>
-    <w:p>
-      <w:pPr>
-        <w:rPr>
-          <w:b/>
-          <w:bCs/>
-        </w:rPr>
-      </w:pPr>
-      <w:r>
-        <w:rPr>
-          <w:b/>
-          <w:bCs/>
-        </w:rPr>
-        <w:t>Flussi alternativi/Eccezioni</w:t>
-      </w:r>
-      <w:r>
-        <w:rPr>
-          <w:b/>
-          <w:bCs/>
-        </w:rPr>
-        <w:t>:</w:t>
-      </w:r>
-    </w:p>
-    <w:p>
-      <w:r>
-        <w:t>Se al passo 3 il sistema rileva delle credenziali non corrette, viene eseguito il caso d’uso UC</w:t>
-      </w:r>
-      <w:r>
-        <w:t>2</w:t>
-      </w:r>
-      <w:r>
-        <w:t>.1 – Credenziali non valide.</w:t>
-      </w:r>
-    </w:p>
-    <w:p>
-      <w:r>
-        <w:t>Se al passo 3 il sistema rileva che il lettore ha fatto l’accesso con una password provvisoria, viene eseguito il caso d’uso UC</w:t>
-      </w:r>
-      <w:r>
-        <w:t>2</w:t>
-      </w:r>
-      <w:r>
-        <w:t>.2 – Impostazione password</w:t>
-      </w:r>
-      <w:r>
-        <w:t xml:space="preserve"> permanente</w:t>
-      </w:r>
-      <w:r>
-        <w:t>.</w:t>
-      </w:r>
-    </w:p>
-    <w:p>
-      <w:pPr>
-        <w:rPr>
-          <w:b/>
-          <w:bCs/>
-          <w:sz w:val="28"/>
-          <w:szCs w:val="28"/>
-        </w:rPr>
-      </w:pPr>
-      <w:r>
-        <w:rPr>
-          <w:b/>
-          <w:bCs/>
-          <w:sz w:val="28"/>
-          <w:szCs w:val="28"/>
-        </w:rPr>
-        <w:t>UC</w:t>
-      </w:r>
-      <w:r>
-        <w:rPr>
-          <w:b/>
-          <w:bCs/>
-          <w:sz w:val="28"/>
-          <w:szCs w:val="28"/>
-        </w:rPr>
-        <w:t>2</w:t>
-      </w:r>
-      <w:r>
-        <w:rPr>
-          <w:b/>
-          <w:bCs/>
-          <w:sz w:val="28"/>
-          <w:szCs w:val="28"/>
-        </w:rPr>
-        <w:t>.1 – Credenziali non valide</w:t>
-      </w:r>
-    </w:p>
-    <w:p>
-      <w:r>
-        <w:rPr>
-          <w:b/>
-          <w:bCs/>
-        </w:rPr>
-        <w:t>Attori:</w:t>
-      </w:r>
-      <w:r>
-        <w:t xml:space="preserve"> </w:t>
-      </w:r>
-      <w:r>
-        <w:t>U</w:t>
-      </w:r>
-      <w:r>
-        <w:t>tente</w:t>
-      </w:r>
-      <w:r>
-        <w:t>.</w:t>
-      </w:r>
-    </w:p>
-    <w:p>
-      <w:r>
-        <w:rPr>
-          <w:b/>
-          <w:bCs/>
-        </w:rPr>
-        <w:t>Entry condition:</w:t>
-      </w:r>
-      <w:r>
-        <w:t xml:space="preserve"> </w:t>
-      </w:r>
-      <w:r>
-        <w:t xml:space="preserve">L’utente </w:t>
-      </w:r>
-      <w:r>
-        <w:t>ha provato ad autenticarsi e le credenziali non erano corrette.</w:t>
-      </w:r>
-    </w:p>
-    <w:p>
-      <w:pPr>
-        <w:rPr>
-          <w:b/>
-          <w:bCs/>
-        </w:rPr>
-      </w:pPr>
-      <w:r>
-        <w:rPr>
-          <w:b/>
-          <w:bCs/>
-        </w:rPr>
-        <w:t>Flusso di eventi:</w:t>
-      </w:r>
-    </w:p>
-    <w:p>
-      <w:pPr>
-        <w:pStyle w:val="ListParagraph"/>
-        <w:numPr>
-          <w:ilvl w:val="0"/>
-          <w:numId w:val="19"/>
-        </w:numPr>
-      </w:pPr>
-      <w:r>
-        <w:t>Il sistema mostra il messaggio di errore “Credenziali non valide”.</w:t>
-      </w:r>
-    </w:p>
-    <w:p>
-      <w:pPr>
-        <w:pStyle w:val="ListParagraph"/>
-        <w:numPr>
-          <w:ilvl w:val="0"/>
-          <w:numId w:val="19"/>
-        </w:numPr>
-      </w:pPr>
-      <w:r>
-        <w:t>Il sistema ripresenta al lettore la schermata di autenticazione.</w:t>
-      </w:r>
-    </w:p>
-    <w:p>
-      <w:r>
-        <w:t>Exit condition: Il lettore si trova nella pagina di accesso.</w:t>
-      </w:r>
-    </w:p>
-    <w:p>
-      <w:pPr>
-        <w:rPr>
-          <w:b/>
-          <w:bCs/>
-          <w:sz w:val="28"/>
-          <w:szCs w:val="28"/>
-        </w:rPr>
-      </w:pPr>
-      <w:r>
-        <w:rPr>
-          <w:b/>
-          <w:bCs/>
-          <w:sz w:val="28"/>
-          <w:szCs w:val="28"/>
-        </w:rPr>
-        <w:t>UC</w:t>
-      </w:r>
-      <w:r>
-        <w:rPr>
-          <w:b/>
-          <w:bCs/>
-          <w:sz w:val="28"/>
-          <w:szCs w:val="28"/>
-        </w:rPr>
-        <w:t>2</w:t>
-      </w:r>
-      <w:r>
-        <w:rPr>
-          <w:b/>
-          <w:bCs/>
-          <w:sz w:val="28"/>
-          <w:szCs w:val="28"/>
-        </w:rPr>
-        <w:t>.2 – Impostazione password</w:t>
-      </w:r>
-      <w:r>
-        <w:rPr>
-          <w:b/>
-          <w:bCs/>
-          <w:sz w:val="28"/>
-          <w:szCs w:val="28"/>
-        </w:rPr>
-        <w:t xml:space="preserve"> permanente</w:t>
-      </w:r>
-    </w:p>
-    <w:p>
-      <w:r>
-        <w:rPr>
-          <w:b/>
-          <w:bCs/>
-        </w:rPr>
-        <w:t>Attori:</w:t>
-      </w:r>
-      <w:r>
-        <w:t xml:space="preserve"> Lettore</w:t>
-      </w:r>
-      <w:r>
-        <w:t xml:space="preserve"> autenticato</w:t>
-      </w:r>
-      <w:r>
-        <w:t>.</w:t>
-      </w:r>
-    </w:p>
-    <w:p>
-      <w:r>
-        <w:rPr>
-          <w:b/>
-          <w:bCs/>
-        </w:rPr>
-        <w:t>Entry condition:</w:t>
-      </w:r>
-      <w:r>
-        <w:t xml:space="preserve"> Il lettore ha effettuato l’accesso con una password provvisoria.</w:t>
-      </w:r>
-    </w:p>
-    <w:p>
-      <w:pPr>
-        <w:rPr>
-          <w:b/>
-          <w:bCs/>
-        </w:rPr>
-      </w:pPr>
-      <w:r>
-        <w:rPr>
-          <w:b/>
-          <w:bCs/>
-        </w:rPr>
-        <w:t>Flusso di eventi:</w:t>
-      </w:r>
-    </w:p>
-    <w:p>
-      <w:pPr>
-        <w:pStyle w:val="ListParagraph"/>
-        <w:numPr>
-          <w:ilvl w:val="0"/>
-          <w:numId w:val="18"/>
-        </w:numPr>
-      </w:pPr>
-      <w:r>
-        <w:t>Il sistema reindirizza il lettore alla pagina di impostazione della password.</w:t>
-      </w:r>
-    </w:p>
-    <w:p>
-      <w:pPr>
-        <w:pStyle w:val="ListParagraph"/>
-        <w:numPr>
-          <w:ilvl w:val="0"/>
-          <w:numId w:val="18"/>
-        </w:numPr>
-      </w:pPr>
-      <w:r>
-        <w:t>Il lettore inserisce la nuova password.</w:t>
-      </w:r>
-    </w:p>
-    <w:p>
-      <w:pPr>
-        <w:pStyle w:val="ListParagraph"/>
-        <w:numPr>
-          <w:ilvl w:val="0"/>
-          <w:numId w:val="18"/>
-        </w:numPr>
-      </w:pPr>
-      <w:r>
-        <w:t>Il lettore invia i dati al sistema.</w:t>
-      </w:r>
-    </w:p>
-    <w:p>
-      <w:pPr>
-        <w:pStyle w:val="ListParagraph"/>
-        <w:numPr>
-          <w:ilvl w:val="0"/>
-          <w:numId w:val="18"/>
-        </w:numPr>
-      </w:pPr>
-      <w:r>
-        <w:t>Il sistema salva la nuova password nel database e lo stato diventa permanente.</w:t>
-      </w:r>
-    </w:p>
-    <w:p>
-      <w:pPr>
-        <w:pStyle w:val="ListParagraph"/>
-        <w:numPr>
-          <w:ilvl w:val="0"/>
-          <w:numId w:val="18"/>
-        </w:numPr>
-      </w:pPr>
-      <w:r>
-        <w:t>Il sistema reindirizza il lettore alla pagina di accesso.</w:t>
-      </w:r>
-    </w:p>
-    <w:p>
-      <w:r>
-        <w:rPr>
-          <w:b/>
-          <w:bCs/>
-        </w:rPr>
-        <w:t>Exit condition:</w:t>
-      </w:r>
-      <w:r>
-        <w:t xml:space="preserve"> Il lettore si trova nella pagina di accesso e la sua password è stata modificata.</w:t>
+        <w:t xml:space="preserve">L’utente registrato </w:t>
+      </w:r>
+      <w:r>
+        <w:t>si trova nella pagina di accesso e la sua password è stata modificata.</w:t>
       </w:r>
     </w:p>
     <w:p>
@@ -984,7 +1027,7 @@
         <w:t xml:space="preserve"> </w:t>
       </w:r>
       <w:r>
-        <w:t>Utente</w:t>
+        <w:t>Utente registrato</w:t>
       </w:r>
       <w:r>
         <w:t>.</w:t>
@@ -1005,6 +1048,12 @@
         <w:t xml:space="preserve">L’utente </w:t>
       </w:r>
       <w:r>
+        <w:t>registrato</w:t>
+      </w:r>
+      <w:r>
+        <w:t xml:space="preserve"> </w:t>
+      </w:r>
+      <w:r>
         <w:t>è autenticato.</w:t>
       </w:r>
     </w:p>
@@ -1032,7 +1081,13 @@
         </w:numPr>
       </w:pPr>
       <w:r>
-        <w:t xml:space="preserve">L’utente </w:t>
+        <w:t>L’utente</w:t>
+      </w:r>
+      <w:r>
+        <w:t xml:space="preserve"> registrato</w:t>
+      </w:r>
+      <w:r>
+        <w:t xml:space="preserve"> </w:t>
       </w:r>
       <w:r>
         <w:t>preme sul pulsante “Logout”.</w:t>
@@ -1071,6 +1126,12 @@
         <w:t xml:space="preserve"> </w:t>
       </w:r>
       <w:r>
+        <w:t>registrato</w:t>
+      </w:r>
+      <w:r>
+        <w:t xml:space="preserve"> </w:t>
+      </w:r>
+      <w:r>
         <w:t>alla home page.</w:t>
       </w:r>
     </w:p>
@@ -1087,6 +1148,12 @@
       </w:r>
       <w:r>
         <w:t>L’utente</w:t>
+      </w:r>
+      <w:r>
+        <w:t xml:space="preserve"> </w:t>
+      </w:r>
+      <w:r>
+        <w:t>registrato</w:t>
       </w:r>
       <w:r>
         <w:t xml:space="preserve"> </w:t>
@@ -1182,124 +1249,115 @@
         <w:t xml:space="preserve"> </w:t>
       </w:r>
       <w:r>
-        <w:t>L’utente</w:t>
+        <w:t xml:space="preserve">L’utente </w:t>
+      </w:r>
+      <w:r>
+        <w:t>si trova nella pagina del</w:t>
+      </w:r>
+      <w:r>
+        <w:t xml:space="preserve"> catalogo</w:t>
+      </w:r>
+      <w:r>
+        <w:t>.</w:t>
+      </w:r>
+    </w:p>
+    <w:p>
+      <w:pPr>
+        <w:rPr>
+          <w:b/>
+          <w:bCs/>
+        </w:rPr>
+      </w:pPr>
+      <w:r>
+        <w:rPr>
+          <w:b/>
+          <w:bCs/>
+        </w:rPr>
+        <w:t>Flusso di eventi:</w:t>
+      </w:r>
+    </w:p>
+    <w:p>
+      <w:pPr>
+        <w:pStyle w:val="ListParagraph"/>
+        <w:numPr>
+          <w:ilvl w:val="0"/>
+          <w:numId w:val="5"/>
+        </w:numPr>
+      </w:pPr>
+      <w:r>
+        <w:t xml:space="preserve">L’utente </w:t>
+      </w:r>
+      <w:r>
+        <w:t>cerca l’edizione</w:t>
+      </w:r>
+      <w:r>
+        <w:t xml:space="preserve"> i </w:t>
+      </w:r>
+      <w:r>
+        <w:t>filtri</w:t>
+      </w:r>
+      <w:r>
+        <w:t xml:space="preserve"> di ricerca</w:t>
+      </w:r>
+      <w:r>
+        <w:t>.</w:t>
+      </w:r>
+    </w:p>
+    <w:p>
+      <w:pPr>
+        <w:pStyle w:val="ListParagraph"/>
+        <w:numPr>
+          <w:ilvl w:val="0"/>
+          <w:numId w:val="5"/>
+        </w:numPr>
+      </w:pPr>
+      <w:r>
+        <w:t>Clicca il tasto “Applica”.</w:t>
+      </w:r>
+    </w:p>
+    <w:p>
+      <w:pPr>
+        <w:pStyle w:val="ListParagraph"/>
+        <w:numPr>
+          <w:ilvl w:val="0"/>
+          <w:numId w:val="5"/>
+        </w:numPr>
+      </w:pPr>
+      <w:r>
+        <w:t>Il sistema applica i filtri e mostra i risultati pertinenti.</w:t>
+      </w:r>
+    </w:p>
+    <w:p>
+      <w:pPr>
+        <w:pStyle w:val="ListParagraph"/>
+        <w:numPr>
+          <w:ilvl w:val="0"/>
+          <w:numId w:val="5"/>
+        </w:numPr>
+      </w:pPr>
+      <w:r>
+        <w:t xml:space="preserve">L’utente </w:t>
+      </w:r>
+      <w:r>
+        <w:t>seleziona un’edizione.</w:t>
+      </w:r>
+    </w:p>
+    <w:p>
+      <w:r>
+        <w:rPr>
+          <w:b/>
+          <w:bCs/>
+        </w:rPr>
+        <w:t>Exit condition:</w:t>
       </w:r>
       <w:r>
         <w:t xml:space="preserve"> </w:t>
       </w:r>
       <w:r>
-        <w:t>si trova nella pagina del</w:t>
-      </w:r>
-      <w:r>
-        <w:t xml:space="preserve"> catalogo</w:t>
+        <w:t>L’utente si trova nella pagina dell’edizione</w:t>
       </w:r>
       <w:r>
         <w:t>.</w:t>
-      </w:r>
-    </w:p>
-    <w:p>
-      <w:pPr>
-        <w:rPr>
-          <w:b/>
-          <w:bCs/>
-        </w:rPr>
-      </w:pPr>
-      <w:r>
-        <w:rPr>
-          <w:b/>
-          <w:bCs/>
-        </w:rPr>
-        <w:t>Flusso di eventi:</w:t>
-      </w:r>
-    </w:p>
-    <w:p>
-      <w:pPr>
-        <w:pStyle w:val="ListParagraph"/>
-        <w:numPr>
-          <w:ilvl w:val="0"/>
-          <w:numId w:val="5"/>
-        </w:numPr>
-      </w:pPr>
-      <w:r>
-        <w:t>L’utente</w:t>
-      </w:r>
-      <w:r>
-        <w:t xml:space="preserve"> </w:t>
-      </w:r>
-      <w:r>
-        <w:t>cerca l’edizione</w:t>
-      </w:r>
-      <w:r>
-        <w:t xml:space="preserve"> i </w:t>
-      </w:r>
-      <w:r>
-        <w:t>filtri</w:t>
-      </w:r>
-      <w:r>
-        <w:t xml:space="preserve"> di ricerca</w:t>
-      </w:r>
-      <w:r>
-        <w:t>.</w:t>
-      </w:r>
-    </w:p>
-    <w:p>
-      <w:pPr>
-        <w:pStyle w:val="ListParagraph"/>
-        <w:numPr>
-          <w:ilvl w:val="0"/>
-          <w:numId w:val="5"/>
-        </w:numPr>
-      </w:pPr>
-      <w:r>
-        <w:t>Clicca il tasto “Applica”.</w:t>
-      </w:r>
-    </w:p>
-    <w:p>
-      <w:pPr>
-        <w:pStyle w:val="ListParagraph"/>
-        <w:numPr>
-          <w:ilvl w:val="0"/>
-          <w:numId w:val="5"/>
-        </w:numPr>
-      </w:pPr>
-      <w:r>
-        <w:t>Il sistema applica i filtri e mostra i risultati pertinenti.</w:t>
-      </w:r>
-    </w:p>
-    <w:p>
-      <w:pPr>
-        <w:pStyle w:val="ListParagraph"/>
-        <w:numPr>
-          <w:ilvl w:val="0"/>
-          <w:numId w:val="5"/>
-        </w:numPr>
-      </w:pPr>
-      <w:r>
-        <w:t>L’utente</w:t>
-      </w:r>
-      <w:r>
-        <w:t xml:space="preserve"> </w:t>
-      </w:r>
-      <w:r>
-        <w:t>seleziona un’edizione.</w:t>
-      </w:r>
-    </w:p>
-    <w:p>
-      <w:r>
-        <w:rPr>
-          <w:b/>
-          <w:bCs/>
-        </w:rPr>
-        <w:t>Exit condition:</w:t>
-      </w:r>
-      <w:r>
-        <w:t xml:space="preserve"> Il sistema mostra i dettagli relativi all’edizione quali: autor</w:t>
-      </w:r>
-      <w:r>
-        <w:t>i</w:t>
-      </w:r>
-      <w:r>
-        <w:t>, edizione, e numero di copie disponibili.</w:t>
       </w:r>
       <w:r>
         <w:rPr>
@@ -1331,7 +1389,13 @@
         <w:t xml:space="preserve"> Lettore</w:t>
       </w:r>
       <w:r>
-        <w:t xml:space="preserve"> autenticato.</w:t>
+        <w:t xml:space="preserve"> </w:t>
+      </w:r>
+      <w:r>
+        <w:t>registrato</w:t>
+      </w:r>
+      <w:r>
+        <w:t>.</w:t>
       </w:r>
     </w:p>
     <w:p>
@@ -1352,12 +1416,15 @@
         <w:t>l lettore</w:t>
       </w:r>
       <w:r>
-        <w:t xml:space="preserve"> autenticato</w:t>
-      </w:r>
-      <w:r>
         <w:t xml:space="preserve"> </w:t>
       </w:r>
       <w:r>
+        <w:t>registrato è autenticato e</w:t>
+      </w:r>
+      <w:r>
+        <w:t xml:space="preserve"> </w:t>
+      </w:r>
+      <w:r>
         <w:t>si trova nella</w:t>
       </w:r>
       <w:r>
@@ -1615,6 +1682,9 @@
         <w:t xml:space="preserve"> Lettore</w:t>
       </w:r>
       <w:r>
+        <w:t xml:space="preserve"> registrato</w:t>
+      </w:r>
+      <w:r>
         <w:t>.</w:t>
       </w:r>
     </w:p>
@@ -1630,7 +1700,13 @@
         <w:t xml:space="preserve"> </w:t>
       </w:r>
       <w:r>
-        <w:t>Il lettore ha provato ad effettuare una prenotazione ma la sessione è scaduta.</w:t>
+        <w:t xml:space="preserve">Il lettore </w:t>
+      </w:r>
+      <w:r>
+        <w:t xml:space="preserve">registrato </w:t>
+      </w:r>
+      <w:r>
+        <w:t>ha provato ad effettuare una prenotazione ma la sessione è scaduta.</w:t>
       </w:r>
     </w:p>
     <w:p>
@@ -1656,7 +1732,13 @@
         </w:numPr>
       </w:pPr>
       <w:r>
-        <w:t>Il sistema porta il lettore alla pagina di accesso.</w:t>
+        <w:t xml:space="preserve">Il sistema porta il </w:t>
+      </w:r>
+      <w:r>
+        <w:t xml:space="preserve">lettore registrato </w:t>
+      </w:r>
+      <w:r>
+        <w:t>alla pagina di accesso.</w:t>
       </w:r>
     </w:p>
     <w:p>
@@ -1671,7 +1753,13 @@
         <w:t xml:space="preserve"> </w:t>
       </w:r>
       <w:r>
-        <w:t>Il lettore si trova nella pagina di accesso.</w:t>
+        <w:t xml:space="preserve">Il </w:t>
+      </w:r>
+      <w:r>
+        <w:t>lettore registrato</w:t>
+      </w:r>
+      <w:r>
+        <w:t xml:space="preserve"> si trova nella pagina di accesso.</w:t>
       </w:r>
     </w:p>
     <w:p>
@@ -1703,7 +1791,13 @@
         <w:t xml:space="preserve"> Lettore</w:t>
       </w:r>
       <w:r>
-        <w:t xml:space="preserve"> autenticato.</w:t>
+        <w:t xml:space="preserve"> </w:t>
+      </w:r>
+      <w:r>
+        <w:t>registrato</w:t>
+      </w:r>
+      <w:r>
+        <w:t>.</w:t>
       </w:r>
     </w:p>
     <w:p>
@@ -1718,7 +1812,13 @@
         <w:t xml:space="preserve"> </w:t>
       </w:r>
       <w:r>
-        <w:t>Il lettore ha provato ad effettuare una prenotazione ma è attiva una sospensione a suo nome.</w:t>
+        <w:t>Il lettore</w:t>
+      </w:r>
+      <w:r>
+        <w:t xml:space="preserve"> registrato è autenticato e</w:t>
+      </w:r>
+      <w:r>
+        <w:t xml:space="preserve"> ha provato ad effettuare una prenotazione ma è attiva una sospensione a suo nome.</w:t>
       </w:r>
     </w:p>
     <w:p>
@@ -1760,7 +1860,13 @@
         <w:t xml:space="preserve"> </w:t>
       </w:r>
       <w:r>
-        <w:t>Il lettore resta nella pagina dell’edizione.</w:t>
+        <w:t xml:space="preserve">Il </w:t>
+      </w:r>
+      <w:r>
+        <w:t xml:space="preserve">lettore registrato </w:t>
+      </w:r>
+      <w:r>
+        <w:t>resta nella pagina dell’edizione.</w:t>
       </w:r>
     </w:p>
     <w:p>
@@ -1818,7 +1924,13 @@
         <w:t>Attori:</w:t>
       </w:r>
       <w:r>
-        <w:t xml:space="preserve"> Lettore autenticato.</w:t>
+        <w:t xml:space="preserve"> Lettore </w:t>
+      </w:r>
+      <w:r>
+        <w:t>registrato</w:t>
+      </w:r>
+      <w:r>
+        <w:t>.</w:t>
       </w:r>
     </w:p>
     <w:p>
@@ -1830,7 +1942,13 @@
         <w:t>Entry condition:</w:t>
       </w:r>
       <w:r>
-        <w:t xml:space="preserve"> Il lettore ha provato ad effettuare una prenotazione ma ha già tre o più prenotazioni attive.</w:t>
+        <w:t xml:space="preserve"> Il lettore</w:t>
+      </w:r>
+      <w:r>
+        <w:t xml:space="preserve"> registrato è autenticato e</w:t>
+      </w:r>
+      <w:r>
+        <w:t xml:space="preserve"> ha provato ad effettuare una prenotazione ma ha già tre o più prenotazioni attive.</w:t>
       </w:r>
     </w:p>
     <w:p>
@@ -1869,7 +1987,13 @@
         <w:t>Exit condition:</w:t>
       </w:r>
       <w:r>
-        <w:t xml:space="preserve"> Il lettore resta nella pagina dell’edizione.</w:t>
+        <w:t xml:space="preserve"> Il </w:t>
+      </w:r>
+      <w:r>
+        <w:t>lettore registrato</w:t>
+      </w:r>
+      <w:r>
+        <w:t xml:space="preserve"> resta nella pagina dell’edizione.</w:t>
       </w:r>
     </w:p>
     <w:p>
@@ -1927,7 +2051,13 @@
         <w:t>Attori:</w:t>
       </w:r>
       <w:r>
-        <w:t xml:space="preserve"> Lettore autenticato.</w:t>
+        <w:t xml:space="preserve"> Lettore </w:t>
+      </w:r>
+      <w:r>
+        <w:t>registrato</w:t>
+      </w:r>
+      <w:r>
+        <w:t>.</w:t>
       </w:r>
     </w:p>
     <w:p>
@@ -1939,7 +2069,16 @@
         <w:t>Entry condition:</w:t>
       </w:r>
       <w:r>
-        <w:t xml:space="preserve"> Il lettore ha provato ad effettuare una prenotazione ma non ci sono copie disponibili.</w:t>
+        <w:t xml:space="preserve"> Il lettore</w:t>
+      </w:r>
+      <w:r>
+        <w:t xml:space="preserve"> registrato è autenticato</w:t>
+      </w:r>
+      <w:r>
+        <w:t xml:space="preserve"> e</w:t>
+      </w:r>
+      <w:r>
+        <w:t xml:space="preserve"> ha provato ad effettuare una prenotazione ma non ci sono copie disponibili.</w:t>
       </w:r>
     </w:p>
     <w:p>
@@ -1978,7 +2117,13 @@
         <w:t>Exit condition:</w:t>
       </w:r>
       <w:r>
-        <w:t xml:space="preserve"> Il lettore resta nella pagina dell’edizione.</w:t>
+        <w:t xml:space="preserve"> Il </w:t>
+      </w:r>
+      <w:r>
+        <w:t xml:space="preserve">lettore registrato </w:t>
+      </w:r>
+      <w:r>
+        <w:t>resta nella pagina dell’edizione.</w:t>
       </w:r>
     </w:p>
     <w:p>
@@ -2048,7 +2193,10 @@
         <w:t xml:space="preserve"> </w:t>
       </w:r>
       <w:r>
-        <w:t>Lettore autenticato</w:t>
+        <w:t xml:space="preserve">Lettore </w:t>
+      </w:r>
+      <w:r>
+        <w:t>registrato</w:t>
       </w:r>
       <w:r>
         <w:t>.</w:t>
@@ -2066,10 +2214,13 @@
         <w:t xml:space="preserve"> </w:t>
       </w:r>
       <w:r>
-        <w:t>Il lettore autenticato</w:t>
-      </w:r>
-      <w:r>
-        <w:t xml:space="preserve"> accede alla pagina di gestione </w:t>
+        <w:t xml:space="preserve">Il lettore </w:t>
+      </w:r>
+      <w:r>
+        <w:t xml:space="preserve">registrato è autenticato e </w:t>
+      </w:r>
+      <w:r>
+        <w:t xml:space="preserve">accede alla pagina di gestione </w:t>
       </w:r>
       <w:r>
         <w:t xml:space="preserve">delle </w:t>
@@ -2105,7 +2256,13 @@
         </w:numPr>
       </w:pPr>
       <w:r>
-        <w:t>Il lettore seleziona la prenotazione che vuole annullare.</w:t>
+        <w:t>Il lettore</w:t>
+      </w:r>
+      <w:r>
+        <w:t xml:space="preserve"> registrato</w:t>
+      </w:r>
+      <w:r>
+        <w:t xml:space="preserve"> seleziona la prenotazione che vuole annullare.</w:t>
       </w:r>
     </w:p>
     <w:p>
@@ -2168,7 +2325,13 @@
         <w:t xml:space="preserve"> </w:t>
       </w:r>
       <w:r>
-        <w:t>Il lettore autenticato viene riportato nella pagina di gestione delle prenotazioni e la prenotazione è stata rimossa dal database.</w:t>
+        <w:t xml:space="preserve">Il </w:t>
+      </w:r>
+      <w:r>
+        <w:t>lettore registrato</w:t>
+      </w:r>
+      <w:r>
+        <w:t xml:space="preserve"> viene riportato nella pagina di gestione delle prenotazioni e la prenotazione è stata rimossa dal database.</w:t>
       </w:r>
     </w:p>
     <w:p>
@@ -4181,10 +4344,7 @@
         <w:t>Entry condition:</w:t>
       </w:r>
       <w:r>
-        <w:t xml:space="preserve"> L’operatore ha inserito delle informazioni non valide nella </w:t>
-      </w:r>
-      <w:r>
-        <w:t>ricerca di un lettore.</w:t>
+        <w:t xml:space="preserve"> L’operatore ha inserito delle informazioni non valide nella ricerca di un lettore.</w:t>
       </w:r>
     </w:p>
     <w:p>

--- a/Documents/Casi d'uso.docx
+++ b/Documents/Casi d'uso.docx
@@ -48,7 +48,25 @@
         <w:t>L’</w:t>
       </w:r>
       <w:r>
-        <w:t>operatore si trova nella pagina di registrazione del lettore.</w:t>
+        <w:t xml:space="preserve">operatore </w:t>
+      </w:r>
+      <w:r>
+        <w:t xml:space="preserve">è autenticato </w:t>
+      </w:r>
+      <w:r>
+        <w:t xml:space="preserve">e </w:t>
+      </w:r>
+      <w:r>
+        <w:t xml:space="preserve">si trova </w:t>
+      </w:r>
+      <w:r>
+        <w:t xml:space="preserve">nella pagina di un lettore </w:t>
+      </w:r>
+      <w:r>
+        <w:t xml:space="preserve">non </w:t>
+      </w:r>
+      <w:r>
+        <w:t>registrato, ricercato mediante codice fiscale.</w:t>
       </w:r>
     </w:p>
     <w:p>
@@ -75,7 +93,13 @@
         </w:numPr>
       </w:pPr>
       <w:r>
-        <w:t>L’operatore inserisce nome, cognome, codice fiscale e e-mail del lettore e conferma che il lettore ha acconsentito ai termini di trattamento dei dati.</w:t>
+        <w:t>L’operatore preme su “</w:t>
+      </w:r>
+      <w:r>
+        <w:t>Registra</w:t>
+      </w:r>
+      <w:r>
+        <w:t>”.</w:t>
       </w:r>
     </w:p>
     <w:p>
@@ -87,6 +111,18 @@
         </w:numPr>
       </w:pPr>
       <w:r>
+        <w:t>L’operatore inserisce nome, cognome, e-mail del lettore e conferma che il lettore ha acconsentito ai termini di trattamento dei dati.</w:t>
+      </w:r>
+    </w:p>
+    <w:p>
+      <w:pPr>
+        <w:pStyle w:val="ListParagraph"/>
+        <w:numPr>
+          <w:ilvl w:val="0"/>
+          <w:numId w:val="1"/>
+        </w:numPr>
+      </w:pPr>
+      <w:r>
         <w:t>L’operatore clicca su “Registra”.</w:t>
       </w:r>
     </w:p>
@@ -195,7 +231,13 @@
         </w:numPr>
       </w:pPr>
       <w:r>
-        <w:t>Il sistema reindirizza l’operatore alla dashboard.</w:t>
+        <w:t>Il sistema reindirizza l’operatore alla</w:t>
+      </w:r>
+      <w:r>
+        <w:t xml:space="preserve"> pagina di gestione dei lettori</w:t>
+      </w:r>
+      <w:r>
+        <w:t>.</w:t>
       </w:r>
     </w:p>
     <w:p>
@@ -207,7 +249,13 @@
         <w:t>Exit condition:</w:t>
       </w:r>
       <w:r>
-        <w:t xml:space="preserve"> L’operatore è portato alla dashboard ed è stato creato un nuovo account per il lettore.</w:t>
+        <w:t xml:space="preserve"> L’operatore </w:t>
+      </w:r>
+      <w:r>
+        <w:t>si trova nella pagina di gestione dei lettori</w:t>
+      </w:r>
+      <w:r>
+        <w:t xml:space="preserve"> ed è stato creato un nuovo account per il lettore.</w:t>
       </w:r>
     </w:p>
     <w:p>
@@ -252,7 +300,13 @@
     </w:p>
     <w:p>
       <w:r>
-        <w:t xml:space="preserve">Se al passo 3 le </w:t>
+        <w:t xml:space="preserve">Se al passo </w:t>
+      </w:r>
+      <w:r>
+        <w:t xml:space="preserve">4 </w:t>
+      </w:r>
+      <w:r>
+        <w:t xml:space="preserve">le </w:t>
       </w:r>
       <w:r>
         <w:t xml:space="preserve">informazioni inserite </w:t>
@@ -503,10 +557,7 @@
         <w:t>L’</w:t>
       </w:r>
       <w:r>
-        <w:t>ut</w:t>
-      </w:r>
-      <w:r>
-        <w:t>ente registrato</w:t>
+        <w:t>utente registrato</w:t>
       </w:r>
       <w:r>
         <w:t xml:space="preserve"> si trova nella pagina di accesso.</w:t>
@@ -704,161 +755,155 @@
         <w:t>Attori:</w:t>
       </w:r>
       <w:r>
-        <w:t xml:space="preserve"> Utente</w:t>
+        <w:t xml:space="preserve"> Utente registrato</w:t>
+      </w:r>
+      <w:r>
+        <w:t>.</w:t>
+      </w:r>
+    </w:p>
+    <w:p>
+      <w:r>
+        <w:rPr>
+          <w:b/>
+          <w:bCs/>
+        </w:rPr>
+        <w:t>Entry condition:</w:t>
+      </w:r>
+      <w:r>
+        <w:t xml:space="preserve"> </w:t>
+      </w:r>
+      <w:r>
+        <w:t>L’utente registrato</w:t>
+      </w:r>
+      <w:r>
+        <w:t xml:space="preserve"> </w:t>
+      </w:r>
+      <w:r>
+        <w:t>ha provato ad autenticarsi e le credenziali non erano corrette.</w:t>
+      </w:r>
+    </w:p>
+    <w:p>
+      <w:pPr>
+        <w:rPr>
+          <w:b/>
+          <w:bCs/>
+        </w:rPr>
+      </w:pPr>
+      <w:r>
+        <w:rPr>
+          <w:b/>
+          <w:bCs/>
+        </w:rPr>
+        <w:t>Flusso di eventi:</w:t>
+      </w:r>
+    </w:p>
+    <w:p>
+      <w:pPr>
+        <w:pStyle w:val="ListParagraph"/>
+        <w:numPr>
+          <w:ilvl w:val="0"/>
+          <w:numId w:val="19"/>
+        </w:numPr>
+      </w:pPr>
+      <w:r>
+        <w:t>Il sistema mostra il messaggio di errore “Credenziali non valide”.</w:t>
+      </w:r>
+    </w:p>
+    <w:p>
+      <w:pPr>
+        <w:pStyle w:val="ListParagraph"/>
+        <w:numPr>
+          <w:ilvl w:val="0"/>
+          <w:numId w:val="19"/>
+        </w:numPr>
+      </w:pPr>
+      <w:r>
+        <w:t xml:space="preserve">Il sistema ripresenta </w:t>
+      </w:r>
+      <w:r>
+        <w:t>all’utente registrato</w:t>
+      </w:r>
+      <w:r>
+        <w:t xml:space="preserve"> la schermata di autenticazione.</w:t>
+      </w:r>
+    </w:p>
+    <w:p>
+      <w:r>
+        <w:t xml:space="preserve">Exit condition: </w:t>
+      </w:r>
+      <w:r>
+        <w:t>L’utente registrato</w:t>
+      </w:r>
+      <w:r>
+        <w:t xml:space="preserve"> si trova nella pagina di accesso.</w:t>
+      </w:r>
+    </w:p>
+    <w:p>
+      <w:pPr>
+        <w:rPr>
+          <w:b/>
+          <w:bCs/>
+          <w:sz w:val="28"/>
+          <w:szCs w:val="28"/>
+        </w:rPr>
+      </w:pPr>
+      <w:r>
+        <w:rPr>
+          <w:b/>
+          <w:bCs/>
+          <w:sz w:val="28"/>
+          <w:szCs w:val="28"/>
+        </w:rPr>
+        <w:t>UC</w:t>
+      </w:r>
+      <w:r>
+        <w:rPr>
+          <w:b/>
+          <w:bCs/>
+          <w:sz w:val="28"/>
+          <w:szCs w:val="28"/>
+        </w:rPr>
+        <w:t>2</w:t>
+      </w:r>
+      <w:r>
+        <w:rPr>
+          <w:b/>
+          <w:bCs/>
+          <w:sz w:val="28"/>
+          <w:szCs w:val="28"/>
+        </w:rPr>
+        <w:t>.2 – Impostazione password</w:t>
+      </w:r>
+      <w:r>
+        <w:rPr>
+          <w:b/>
+          <w:bCs/>
+          <w:sz w:val="28"/>
+          <w:szCs w:val="28"/>
+        </w:rPr>
+        <w:t xml:space="preserve"> permanente</w:t>
+      </w:r>
+    </w:p>
+    <w:p>
+      <w:r>
+        <w:rPr>
+          <w:b/>
+          <w:bCs/>
+        </w:rPr>
+        <w:t>Attori:</w:t>
+      </w:r>
+      <w:r>
+        <w:rPr>
+          <w:b/>
+          <w:bCs/>
+        </w:rPr>
+        <w:t xml:space="preserve"> </w:t>
+      </w:r>
+      <w:r>
+        <w:t>Utente</w:t>
       </w:r>
       <w:r>
         <w:t xml:space="preserve"> registrato</w:t>
-      </w:r>
-      <w:r>
-        <w:t>.</w:t>
-      </w:r>
-    </w:p>
-    <w:p>
-      <w:r>
-        <w:rPr>
-          <w:b/>
-          <w:bCs/>
-        </w:rPr>
-        <w:t>Entry condition:</w:t>
-      </w:r>
-      <w:r>
-        <w:t xml:space="preserve"> </w:t>
-      </w:r>
-      <w:r>
-        <w:t>L’utente registrato</w:t>
-      </w:r>
-      <w:r>
-        <w:t xml:space="preserve"> </w:t>
-      </w:r>
-      <w:r>
-        <w:t>ha provato ad autenticarsi e le credenziali non erano corrette.</w:t>
-      </w:r>
-    </w:p>
-    <w:p>
-      <w:pPr>
-        <w:rPr>
-          <w:b/>
-          <w:bCs/>
-        </w:rPr>
-      </w:pPr>
-      <w:r>
-        <w:rPr>
-          <w:b/>
-          <w:bCs/>
-        </w:rPr>
-        <w:t>Flusso di eventi:</w:t>
-      </w:r>
-    </w:p>
-    <w:p>
-      <w:pPr>
-        <w:pStyle w:val="ListParagraph"/>
-        <w:numPr>
-          <w:ilvl w:val="0"/>
-          <w:numId w:val="19"/>
-        </w:numPr>
-      </w:pPr>
-      <w:r>
-        <w:t>Il sistema mostra il messaggio di errore “Credenziali non valide”.</w:t>
-      </w:r>
-    </w:p>
-    <w:p>
-      <w:pPr>
-        <w:pStyle w:val="ListParagraph"/>
-        <w:numPr>
-          <w:ilvl w:val="0"/>
-          <w:numId w:val="19"/>
-        </w:numPr>
-      </w:pPr>
-      <w:r>
-        <w:t xml:space="preserve">Il sistema ripresenta </w:t>
-      </w:r>
-      <w:r>
-        <w:t>all’utente registrato</w:t>
-      </w:r>
-      <w:r>
-        <w:t xml:space="preserve"> la schermata di autenticazione.</w:t>
-      </w:r>
-    </w:p>
-    <w:p>
-      <w:r>
-        <w:t xml:space="preserve">Exit condition: </w:t>
-      </w:r>
-      <w:r>
-        <w:t>L’utente registrato</w:t>
-      </w:r>
-      <w:r>
-        <w:t xml:space="preserve"> si trova nella pagina di accesso.</w:t>
-      </w:r>
-    </w:p>
-    <w:p>
-      <w:pPr>
-        <w:rPr>
-          <w:b/>
-          <w:bCs/>
-          <w:sz w:val="28"/>
-          <w:szCs w:val="28"/>
-        </w:rPr>
-      </w:pPr>
-      <w:r>
-        <w:rPr>
-          <w:b/>
-          <w:bCs/>
-          <w:sz w:val="28"/>
-          <w:szCs w:val="28"/>
-        </w:rPr>
-        <w:t>UC</w:t>
-      </w:r>
-      <w:r>
-        <w:rPr>
-          <w:b/>
-          <w:bCs/>
-          <w:sz w:val="28"/>
-          <w:szCs w:val="28"/>
-        </w:rPr>
-        <w:t>2</w:t>
-      </w:r>
-      <w:r>
-        <w:rPr>
-          <w:b/>
-          <w:bCs/>
-          <w:sz w:val="28"/>
-          <w:szCs w:val="28"/>
-        </w:rPr>
-        <w:t>.2 – Impostazione password</w:t>
-      </w:r>
-      <w:r>
-        <w:rPr>
-          <w:b/>
-          <w:bCs/>
-          <w:sz w:val="28"/>
-          <w:szCs w:val="28"/>
-        </w:rPr>
-        <w:t xml:space="preserve"> permanente</w:t>
-      </w:r>
-    </w:p>
-    <w:p>
-      <w:r>
-        <w:rPr>
-          <w:b/>
-          <w:bCs/>
-        </w:rPr>
-        <w:t>Attori:</w:t>
-      </w:r>
-      <w:r>
-        <w:rPr>
-          <w:b/>
-          <w:bCs/>
-        </w:rPr>
-        <w:t xml:space="preserve"> </w:t>
-      </w:r>
-      <w:r>
-        <w:t>Utente</w:t>
-      </w:r>
-      <w:r>
-        <w:t xml:space="preserve"> </w:t>
-      </w:r>
-      <w:r>
-        <w:t>registrato</w:t>
       </w:r>
       <w:r>
         <w:t>.</w:t>
@@ -1048,10 +1093,7 @@
         <w:t xml:space="preserve">L’utente </w:t>
       </w:r>
       <w:r>
-        <w:t>registrato</w:t>
-      </w:r>
-      <w:r>
-        <w:t xml:space="preserve"> </w:t>
+        <w:t xml:space="preserve">registrato </w:t>
       </w:r>
       <w:r>
         <w:t>è autenticato.</w:t>
@@ -1512,7 +1554,13 @@
         <w:t>I</w:t>
       </w:r>
       <w:r>
-        <w:t>l lettore viene riportato nel catalogo</w:t>
+        <w:t>l lettore</w:t>
+      </w:r>
+      <w:r>
+        <w:t xml:space="preserve"> registrato</w:t>
+      </w:r>
+      <w:r>
+        <w:t xml:space="preserve"> resta nella pagina dell’edizione</w:t>
       </w:r>
       <w:r>
         <w:t>.</w:t>
@@ -1815,7 +1863,7 @@
         <w:t>Il lettore</w:t>
       </w:r>
       <w:r>
-        <w:t xml:space="preserve"> registrato è autenticato e</w:t>
+        <w:t xml:space="preserve"> registrato e</w:t>
       </w:r>
       <w:r>
         <w:t xml:space="preserve"> ha provato ad effettuare una prenotazione ma è attiva una sospensione a suo nome.</w:t>
@@ -1945,7 +1993,7 @@
         <w:t xml:space="preserve"> Il lettore</w:t>
       </w:r>
       <w:r>
-        <w:t xml:space="preserve"> registrato è autenticato e</w:t>
+        <w:t xml:space="preserve"> registrato e</w:t>
       </w:r>
       <w:r>
         <w:t xml:space="preserve"> ha provato ad effettuare una prenotazione ma ha già tre o più prenotazioni attive.</w:t>
@@ -2072,10 +2120,10 @@
         <w:t xml:space="preserve"> Il lettore</w:t>
       </w:r>
       <w:r>
-        <w:t xml:space="preserve"> registrato è autenticato</w:t>
-      </w:r>
-      <w:r>
-        <w:t xml:space="preserve"> e</w:t>
+        <w:t xml:space="preserve"> registrato </w:t>
+      </w:r>
+      <w:r>
+        <w:t>e</w:t>
       </w:r>
       <w:r>
         <w:t xml:space="preserve"> ha provato ad effettuare una prenotazione ma non ci sono copie disponibili.</w:t>
@@ -2398,7 +2446,19 @@
         <w:t>Entry condition:</w:t>
       </w:r>
       <w:r>
-        <w:t xml:space="preserve"> L’operatore si trova nella pagina di gestione del catalogo.</w:t>
+        <w:t xml:space="preserve"> L’operatore </w:t>
+      </w:r>
+      <w:r>
+        <w:t>è autenticato</w:t>
+      </w:r>
+      <w:r>
+        <w:t xml:space="preserve"> e</w:t>
+      </w:r>
+      <w:r>
+        <w:t xml:space="preserve"> </w:t>
+      </w:r>
+      <w:r>
+        <w:t>si trova nella pagina di gestione del catalogo.</w:t>
       </w:r>
     </w:p>
     <w:p>
@@ -2766,7 +2826,13 @@
         <w:t>Entry condition:</w:t>
       </w:r>
       <w:r>
-        <w:t xml:space="preserve"> L’operatore ha inserito delle informazioni non valide nell’aggiunta di una nuova edizione.</w:t>
+        <w:t xml:space="preserve"> L’operatore</w:t>
+      </w:r>
+      <w:r>
+        <w:t xml:space="preserve"> </w:t>
+      </w:r>
+      <w:r>
+        <w:t>ha inserito delle informazioni non valide nell’aggiunta di una nuova edizione.</w:t>
       </w:r>
     </w:p>
     <w:p>
@@ -2874,7 +2940,25 @@
         <w:t>Entry condition:</w:t>
       </w:r>
       <w:r>
-        <w:t xml:space="preserve"> L’operatore si trova nella pagina di gestione del catalogo.</w:t>
+        <w:t xml:space="preserve"> L’operatore</w:t>
+      </w:r>
+      <w:r>
+        <w:t xml:space="preserve"> è autenticato</w:t>
+      </w:r>
+      <w:r>
+        <w:t xml:space="preserve"> </w:t>
+      </w:r>
+      <w:r>
+        <w:t xml:space="preserve">si trova nella pagina di </w:t>
+      </w:r>
+      <w:r>
+        <w:t>modifica di un’edizione</w:t>
+      </w:r>
+      <w:r>
+        <w:t xml:space="preserve"> esistente</w:t>
+      </w:r>
+      <w:r>
+        <w:t>.</w:t>
       </w:r>
     </w:p>
     <w:p>
@@ -2901,19 +2985,10 @@
         </w:numPr>
       </w:pPr>
       <w:r>
-        <w:t>L’operatore preme sul pulsante “Modifica” che affianca l’edizione che lo interessa.</w:t>
-      </w:r>
-    </w:p>
-    <w:p>
-      <w:pPr>
-        <w:pStyle w:val="ListParagraph"/>
-        <w:numPr>
-          <w:ilvl w:val="0"/>
-          <w:numId w:val="35"/>
-        </w:numPr>
-      </w:pPr>
-      <w:r>
-        <w:t>Il sistema lo reindirizza ad una pagina in cui è presente un modulo già compilato con le informazioni dell’edizione e che può essere modificato, con:</w:t>
+        <w:t>L’operatore interagisce con</w:t>
+      </w:r>
+      <w:r>
+        <w:t xml:space="preserve"> un modulo già compilato con le informazioni dell’edizione e che può essere modificato, con:</w:t>
       </w:r>
       <w:r>
         <w:t xml:space="preserve"> </w:t>
@@ -3036,7 +3111,7 @@
         </w:numPr>
       </w:pPr>
       <w:r>
-        <w:t>L’operatore inserisce i dati.</w:t>
+        <w:t>L’operatore preme “Conferma”.</w:t>
       </w:r>
     </w:p>
     <w:p>
@@ -3048,6 +3123,1503 @@
         </w:numPr>
       </w:pPr>
       <w:r>
+        <w:t>Il sistema verifica che i dati inseriti siano validi.</w:t>
+      </w:r>
+    </w:p>
+    <w:p>
+      <w:pPr>
+        <w:pStyle w:val="ListParagraph"/>
+        <w:numPr>
+          <w:ilvl w:val="0"/>
+          <w:numId w:val="36"/>
+        </w:numPr>
+      </w:pPr>
+      <w:r>
+        <w:t>Il sistema modifica l’edizione associando ad essa le informazioni inserite dall’operatore, e la aggiorna nel database.</w:t>
+      </w:r>
+    </w:p>
+    <w:p>
+      <w:pPr>
+        <w:pStyle w:val="ListParagraph"/>
+        <w:numPr>
+          <w:ilvl w:val="0"/>
+          <w:numId w:val="36"/>
+        </w:numPr>
+      </w:pPr>
+      <w:r>
+        <w:t>Il sistema mostra a schermo il messaggio “Edizione modificata con successo”.</w:t>
+      </w:r>
+    </w:p>
+    <w:p>
+      <w:r>
+        <w:rPr>
+          <w:b/>
+          <w:bCs/>
+        </w:rPr>
+        <w:t>Exit condition:</w:t>
+      </w:r>
+      <w:r>
+        <w:t xml:space="preserve"> L’operatore si trova nella pagina di gestione del catalogo e l’edizione è stata modificata.</w:t>
+      </w:r>
+    </w:p>
+    <w:p>
+      <w:pPr>
+        <w:rPr>
+          <w:b/>
+          <w:bCs/>
+        </w:rPr>
+      </w:pPr>
+      <w:r>
+        <w:rPr>
+          <w:b/>
+          <w:bCs/>
+        </w:rPr>
+        <w:t>Flussi alternativi/Eccezioni</w:t>
+      </w:r>
+      <w:r>
+        <w:rPr>
+          <w:b/>
+          <w:bCs/>
+        </w:rPr>
+        <w:t>:</w:t>
+      </w:r>
+    </w:p>
+    <w:p>
+      <w:r>
+        <w:t xml:space="preserve">Se al passo </w:t>
+      </w:r>
+      <w:r>
+        <w:t>2</w:t>
+      </w:r>
+      <w:r>
+        <w:t xml:space="preserve"> l’operatore preme “Annulla”, viene riportato alla pagina di gestione del catalogo.</w:t>
+      </w:r>
+    </w:p>
+    <w:p>
+      <w:r>
+        <w:t xml:space="preserve">Se al passo </w:t>
+      </w:r>
+      <w:r>
+        <w:t xml:space="preserve">3 </w:t>
+      </w:r>
+      <w:r>
+        <w:t>il sistema rileva delle informazioni non valide, viene eseguito il caso d’uso UC</w:t>
+      </w:r>
+      <w:r>
+        <w:t>8</w:t>
+      </w:r>
+      <w:r>
+        <w:t>.1 –  Informazioni non valide.</w:t>
+      </w:r>
+    </w:p>
+    <w:p>
+      <w:pPr>
+        <w:rPr>
+          <w:b/>
+          <w:bCs/>
+          <w:sz w:val="28"/>
+          <w:szCs w:val="28"/>
+        </w:rPr>
+      </w:pPr>
+      <w:r>
+        <w:rPr>
+          <w:b/>
+          <w:bCs/>
+          <w:sz w:val="28"/>
+          <w:szCs w:val="28"/>
+        </w:rPr>
+        <w:t>UC</w:t>
+      </w:r>
+      <w:r>
+        <w:rPr>
+          <w:b/>
+          <w:bCs/>
+          <w:sz w:val="28"/>
+          <w:szCs w:val="28"/>
+        </w:rPr>
+        <w:t>8</w:t>
+      </w:r>
+      <w:r>
+        <w:rPr>
+          <w:b/>
+          <w:bCs/>
+          <w:sz w:val="28"/>
+          <w:szCs w:val="28"/>
+        </w:rPr>
+        <w:t>.1 – Informazioni non valide</w:t>
+      </w:r>
+    </w:p>
+    <w:p>
+      <w:r>
+        <w:rPr>
+          <w:b/>
+          <w:bCs/>
+        </w:rPr>
+        <w:t>Attor</w:t>
+      </w:r>
+      <w:r>
+        <w:rPr>
+          <w:b/>
+          <w:bCs/>
+        </w:rPr>
+        <w:t>i</w:t>
+      </w:r>
+      <w:r>
+        <w:rPr>
+          <w:b/>
+          <w:bCs/>
+        </w:rPr>
+        <w:t>:</w:t>
+      </w:r>
+      <w:r>
+        <w:t xml:space="preserve"> Operatore.</w:t>
+      </w:r>
+    </w:p>
+    <w:p>
+      <w:r>
+        <w:rPr>
+          <w:b/>
+          <w:bCs/>
+        </w:rPr>
+        <w:t>Entry condition:</w:t>
+      </w:r>
+      <w:r>
+        <w:t xml:space="preserve"> L’operatore ha inserito delle informazioni non valide nella modifica dell’edizione.</w:t>
+      </w:r>
+    </w:p>
+    <w:p>
+      <w:pPr>
+        <w:rPr>
+          <w:b/>
+          <w:bCs/>
+        </w:rPr>
+      </w:pPr>
+      <w:r>
+        <w:rPr>
+          <w:b/>
+          <w:bCs/>
+        </w:rPr>
+        <w:t>Flusso di eventi:</w:t>
+      </w:r>
+    </w:p>
+    <w:p>
+      <w:pPr>
+        <w:pStyle w:val="ListParagraph"/>
+        <w:numPr>
+          <w:ilvl w:val="0"/>
+          <w:numId w:val="39"/>
+        </w:numPr>
+      </w:pPr>
+      <w:r>
+        <w:t>Il sistema mostra a schermo il messaggio “Errore: Informazioni non valide”.</w:t>
+      </w:r>
+    </w:p>
+    <w:p>
+      <w:r>
+        <w:rPr>
+          <w:b/>
+          <w:bCs/>
+        </w:rPr>
+        <w:t>Exit condition:</w:t>
+      </w:r>
+      <w:r>
+        <w:t xml:space="preserve"> L’operatore si trova sulla pagina di modifica dell’edizione.</w:t>
+      </w:r>
+    </w:p>
+    <w:p>
+      <w:pPr>
+        <w:rPr>
+          <w:b/>
+          <w:bCs/>
+          <w:sz w:val="28"/>
+          <w:szCs w:val="28"/>
+        </w:rPr>
+      </w:pPr>
+      <w:r>
+        <w:rPr>
+          <w:b/>
+          <w:bCs/>
+          <w:sz w:val="28"/>
+          <w:szCs w:val="28"/>
+        </w:rPr>
+        <w:lastRenderedPageBreak/>
+        <w:t>UC</w:t>
+      </w:r>
+      <w:r>
+        <w:rPr>
+          <w:b/>
+          <w:bCs/>
+          <w:sz w:val="28"/>
+          <w:szCs w:val="28"/>
+        </w:rPr>
+        <w:t>9</w:t>
+      </w:r>
+      <w:r>
+        <w:rPr>
+          <w:b/>
+          <w:bCs/>
+          <w:sz w:val="28"/>
+          <w:szCs w:val="28"/>
+        </w:rPr>
+        <w:t xml:space="preserve"> – Aggiunta di una copia al catalogo </w:t>
+      </w:r>
+    </w:p>
+    <w:p>
+      <w:r>
+        <w:rPr>
+          <w:b/>
+          <w:bCs/>
+        </w:rPr>
+        <w:t>Attori:</w:t>
+      </w:r>
+      <w:r>
+        <w:t xml:space="preserve"> Operatore</w:t>
+      </w:r>
+      <w:r>
+        <w:t>.</w:t>
+      </w:r>
+    </w:p>
+    <w:p>
+      <w:r>
+        <w:rPr>
+          <w:b/>
+          <w:bCs/>
+        </w:rPr>
+        <w:t>Entry condition:</w:t>
+      </w:r>
+      <w:r>
+        <w:t xml:space="preserve"> l’operatore </w:t>
+      </w:r>
+      <w:r>
+        <w:t xml:space="preserve">è autenticato e </w:t>
+      </w:r>
+      <w:r>
+        <w:t>si trova nella pagina d</w:t>
+      </w:r>
+      <w:r>
+        <w:t>i informazione delle copie di un’edizione</w:t>
+      </w:r>
+      <w:r>
+        <w:t>.</w:t>
+      </w:r>
+    </w:p>
+    <w:p>
+      <w:pPr>
+        <w:rPr>
+          <w:b/>
+          <w:bCs/>
+        </w:rPr>
+      </w:pPr>
+      <w:r>
+        <w:rPr>
+          <w:b/>
+          <w:bCs/>
+        </w:rPr>
+        <w:t xml:space="preserve">Flusso di eventi: </w:t>
+      </w:r>
+    </w:p>
+    <w:p>
+      <w:pPr>
+        <w:pStyle w:val="ListParagraph"/>
+        <w:numPr>
+          <w:ilvl w:val="0"/>
+          <w:numId w:val="3"/>
+        </w:numPr>
+      </w:pPr>
+      <w:r>
+        <w:t>L</w:t>
+      </w:r>
+      <w:r>
+        <w:t xml:space="preserve">'operatore preme </w:t>
+      </w:r>
+      <w:r>
+        <w:t>“</w:t>
+      </w:r>
+      <w:r>
+        <w:t>Aggiungi</w:t>
+      </w:r>
+      <w:r>
+        <w:t xml:space="preserve"> copia</w:t>
+      </w:r>
+      <w:r>
+        <w:t>”.</w:t>
+      </w:r>
+    </w:p>
+    <w:p>
+      <w:pPr>
+        <w:pStyle w:val="ListParagraph"/>
+        <w:numPr>
+          <w:ilvl w:val="0"/>
+          <w:numId w:val="3"/>
+        </w:numPr>
+      </w:pPr>
+      <w:r>
+        <w:t xml:space="preserve">Il sistema assegna un </w:t>
+      </w:r>
+      <w:r>
+        <w:t>ID</w:t>
+      </w:r>
+      <w:r>
+        <w:t xml:space="preserve"> univoco al</w:t>
+      </w:r>
+      <w:r>
+        <w:t>la copia.</w:t>
+      </w:r>
+    </w:p>
+    <w:p>
+      <w:pPr>
+        <w:pStyle w:val="ListParagraph"/>
+        <w:numPr>
+          <w:ilvl w:val="0"/>
+          <w:numId w:val="3"/>
+        </w:numPr>
+      </w:pPr>
+      <w:r>
+        <w:t>Il</w:t>
+      </w:r>
+      <w:r>
+        <w:t xml:space="preserve"> sistema aggiunge </w:t>
+      </w:r>
+      <w:r>
+        <w:t>la copia</w:t>
+      </w:r>
+      <w:r>
+        <w:t xml:space="preserve"> al database</w:t>
+      </w:r>
+      <w:r>
+        <w:t>.</w:t>
+      </w:r>
+    </w:p>
+    <w:p>
+      <w:pPr>
+        <w:pStyle w:val="ListParagraph"/>
+        <w:numPr>
+          <w:ilvl w:val="0"/>
+          <w:numId w:val="3"/>
+        </w:numPr>
+      </w:pPr>
+      <w:r>
+        <w:t>Il sistema mostra a schermo il messaggio “Copia aggiunta con successo”.</w:t>
+      </w:r>
+    </w:p>
+    <w:p>
+      <w:r>
+        <w:rPr>
+          <w:b/>
+          <w:bCs/>
+        </w:rPr>
+        <w:t>Exit condition:</w:t>
+      </w:r>
+      <w:r>
+        <w:t xml:space="preserve"> L'operatore è </w:t>
+      </w:r>
+      <w:r>
+        <w:t xml:space="preserve">reindirizzato alla </w:t>
+      </w:r>
+      <w:r>
+        <w:t xml:space="preserve">pagina di </w:t>
+      </w:r>
+      <w:r>
+        <w:t xml:space="preserve">gestione </w:t>
+      </w:r>
+      <w:r>
+        <w:t>del catalogo e la copia del</w:t>
+      </w:r>
+      <w:r>
+        <w:t>l’edizione</w:t>
+      </w:r>
+      <w:r>
+        <w:t xml:space="preserve"> è aggiunta al database</w:t>
+      </w:r>
+      <w:r>
+        <w:t>.</w:t>
+      </w:r>
+    </w:p>
+    <w:p>
+      <w:r>
+        <w:br w:type="page"/>
+      </w:r>
+    </w:p>
+    <w:p>
+      <w:pPr>
+        <w:rPr>
+          <w:b/>
+          <w:bCs/>
+        </w:rPr>
+      </w:pPr>
+      <w:r>
+        <w:rPr>
+          <w:b/>
+          <w:bCs/>
+          <w:sz w:val="28"/>
+          <w:szCs w:val="28"/>
+        </w:rPr>
+        <w:lastRenderedPageBreak/>
+        <w:t>UC</w:t>
+      </w:r>
+      <w:r>
+        <w:rPr>
+          <w:b/>
+          <w:bCs/>
+          <w:sz w:val="28"/>
+          <w:szCs w:val="28"/>
+        </w:rPr>
+        <w:t>10</w:t>
+      </w:r>
+      <w:r>
+        <w:rPr>
+          <w:b/>
+          <w:bCs/>
+          <w:sz w:val="28"/>
+          <w:szCs w:val="28"/>
+        </w:rPr>
+        <w:t xml:space="preserve"> </w:t>
+      </w:r>
+      <w:r>
+        <w:rPr>
+          <w:b/>
+          <w:bCs/>
+          <w:sz w:val="28"/>
+          <w:szCs w:val="28"/>
+        </w:rPr>
+        <w:t xml:space="preserve">– Rimozione di una copia </w:t>
+      </w:r>
+      <w:r>
+        <w:rPr>
+          <w:b/>
+          <w:bCs/>
+          <w:sz w:val="28"/>
+          <w:szCs w:val="28"/>
+        </w:rPr>
+        <w:t>d</w:t>
+      </w:r>
+      <w:r>
+        <w:rPr>
+          <w:b/>
+          <w:bCs/>
+          <w:sz w:val="28"/>
+          <w:szCs w:val="28"/>
+        </w:rPr>
+        <w:t xml:space="preserve">al catalogo </w:t>
+      </w:r>
+    </w:p>
+    <w:p>
+      <w:r>
+        <w:rPr>
+          <w:b/>
+          <w:bCs/>
+        </w:rPr>
+        <w:t>Attori:</w:t>
+      </w:r>
+      <w:r>
+        <w:t xml:space="preserve"> </w:t>
+      </w:r>
+      <w:r>
+        <w:t>Operatore.</w:t>
+      </w:r>
+    </w:p>
+    <w:p>
+      <w:r>
+        <w:rPr>
+          <w:b/>
+          <w:bCs/>
+        </w:rPr>
+        <w:t>Entry condition:</w:t>
+      </w:r>
+      <w:r>
+        <w:t xml:space="preserve"> </w:t>
+      </w:r>
+      <w:r>
+        <w:t>L</w:t>
+      </w:r>
+      <w:r>
+        <w:t>’operatore</w:t>
+      </w:r>
+      <w:r>
+        <w:t xml:space="preserve"> è autenticato e</w:t>
+      </w:r>
+      <w:r>
+        <w:t xml:space="preserve"> </w:t>
+      </w:r>
+      <w:r>
+        <w:t>si trova nella pagina d</w:t>
+      </w:r>
+      <w:r>
+        <w:t>i informazione delle copie di un’edizione</w:t>
+      </w:r>
+      <w:r>
+        <w:t>.</w:t>
+      </w:r>
+    </w:p>
+    <w:p>
+      <w:pPr>
+        <w:rPr>
+          <w:b/>
+          <w:bCs/>
+        </w:rPr>
+      </w:pPr>
+      <w:r>
+        <w:rPr>
+          <w:b/>
+          <w:bCs/>
+        </w:rPr>
+        <w:t xml:space="preserve">Flusso di eventi: </w:t>
+      </w:r>
+    </w:p>
+    <w:p>
+      <w:pPr>
+        <w:pStyle w:val="ListParagraph"/>
+        <w:numPr>
+          <w:ilvl w:val="0"/>
+          <w:numId w:val="4"/>
+        </w:numPr>
+      </w:pPr>
+      <w:r>
+        <w:t>L’operatore preme il pulsante “Elimina” vicino alla copia che vuole eliminare.</w:t>
+      </w:r>
+    </w:p>
+    <w:p>
+      <w:pPr>
+        <w:pStyle w:val="ListParagraph"/>
+        <w:numPr>
+          <w:ilvl w:val="0"/>
+          <w:numId w:val="4"/>
+        </w:numPr>
+      </w:pPr>
+      <w:r>
+        <w:t>Il sistema mostra a schermo una finestra di verifica con due pulsanti:</w:t>
+      </w:r>
+    </w:p>
+    <w:p>
+      <w:pPr>
+        <w:pStyle w:val="ListParagraph"/>
+        <w:numPr>
+          <w:ilvl w:val="0"/>
+          <w:numId w:val="12"/>
+        </w:numPr>
+      </w:pPr>
+      <w:r>
+        <w:t>“Annulla”,</w:t>
+      </w:r>
+    </w:p>
+    <w:p>
+      <w:pPr>
+        <w:pStyle w:val="ListParagraph"/>
+        <w:numPr>
+          <w:ilvl w:val="0"/>
+          <w:numId w:val="12"/>
+        </w:numPr>
+      </w:pPr>
+      <w:r>
+        <w:t>“Conferma”.</w:t>
+      </w:r>
+    </w:p>
+    <w:p>
+      <w:pPr>
+        <w:pStyle w:val="ListParagraph"/>
+        <w:numPr>
+          <w:ilvl w:val="0"/>
+          <w:numId w:val="4"/>
+        </w:numPr>
+      </w:pPr>
+      <w:r>
+        <w:t>L’operatore clicca su "</w:t>
+      </w:r>
+      <w:r>
+        <w:t>C</w:t>
+      </w:r>
+      <w:r>
+        <w:t>onferma"</w:t>
+      </w:r>
+      <w:r>
+        <w:t>.</w:t>
+      </w:r>
+    </w:p>
+    <w:p>
+      <w:pPr>
+        <w:pStyle w:val="ListParagraph"/>
+        <w:numPr>
+          <w:ilvl w:val="0"/>
+          <w:numId w:val="4"/>
+        </w:numPr>
+      </w:pPr>
+      <w:r>
+        <w:t>Il sistema</w:t>
+      </w:r>
+      <w:r>
+        <w:t xml:space="preserve"> verifica se lo</w:t>
+      </w:r>
+      <w:r>
+        <w:t xml:space="preserve"> stato della copia e </w:t>
+      </w:r>
+      <w:r>
+        <w:t xml:space="preserve">rende </w:t>
+      </w:r>
+      <w:r>
+        <w:t>“</w:t>
+      </w:r>
+      <w:r>
+        <w:t>inattiva</w:t>
+      </w:r>
+      <w:r>
+        <w:t>”</w:t>
+      </w:r>
+      <w:r>
+        <w:t xml:space="preserve"> </w:t>
+      </w:r>
+      <w:r>
+        <w:t>la copia dell’edizione.</w:t>
+      </w:r>
+    </w:p>
+    <w:p>
+      <w:r>
+        <w:rPr>
+          <w:b/>
+          <w:bCs/>
+        </w:rPr>
+        <w:t>Exit condition:</w:t>
+      </w:r>
+      <w:r>
+        <w:t xml:space="preserve"> L'operatore è portato nella pagina di </w:t>
+      </w:r>
+      <w:r>
+        <w:t>gestione</w:t>
+      </w:r>
+      <w:r>
+        <w:t xml:space="preserve"> del catalogo</w:t>
+      </w:r>
+      <w:r>
+        <w:t xml:space="preserve">. </w:t>
+      </w:r>
+      <w:r>
+        <w:t>Nel database la copia del</w:t>
+      </w:r>
+      <w:r>
+        <w:t xml:space="preserve">l’edizione </w:t>
+      </w:r>
+      <w:r>
+        <w:t>è presente nello stato “inattiva”</w:t>
+      </w:r>
+      <w:r>
+        <w:t>.</w:t>
+      </w:r>
+    </w:p>
+    <w:p>
+      <w:pPr>
+        <w:rPr>
+          <w:b/>
+          <w:bCs/>
+        </w:rPr>
+      </w:pPr>
+      <w:r>
+        <w:rPr>
+          <w:b/>
+          <w:bCs/>
+        </w:rPr>
+        <w:t>Flussi Alternativi</w:t>
+      </w:r>
+      <w:r>
+        <w:rPr>
+          <w:b/>
+          <w:bCs/>
+        </w:rPr>
+        <w:t>/Eccezioni</w:t>
+      </w:r>
+      <w:r>
+        <w:rPr>
+          <w:b/>
+          <w:bCs/>
+        </w:rPr>
+        <w:t xml:space="preserve">: </w:t>
+      </w:r>
+    </w:p>
+    <w:p>
+      <w:r>
+        <w:t>Se al passo 4 la copia non è nello stato “disponibile”, viene eseguito il caso d’uso UC</w:t>
+      </w:r>
+      <w:r>
+        <w:t>10</w:t>
+      </w:r>
+      <w:r>
+        <w:t>.1 – Copia non dispon</w:t>
+      </w:r>
+      <w:r>
+        <w:t>i</w:t>
+      </w:r>
+      <w:r>
+        <w:t>bile.</w:t>
+      </w:r>
+    </w:p>
+    <w:p>
+      <w:r>
+        <w:t xml:space="preserve">Se al </w:t>
+      </w:r>
+      <w:r>
+        <w:t xml:space="preserve">passo </w:t>
+      </w:r>
+      <w:r>
+        <w:t>2</w:t>
+      </w:r>
+      <w:r>
+        <w:t xml:space="preserve"> l'operatore preme "</w:t>
+      </w:r>
+      <w:r>
+        <w:t>A</w:t>
+      </w:r>
+      <w:r>
+        <w:t>nnulla"</w:t>
+      </w:r>
+      <w:r>
+        <w:t xml:space="preserve"> e</w:t>
+      </w:r>
+      <w:r>
+        <w:t xml:space="preserve"> resta nella pagina di informazione delle copie</w:t>
+      </w:r>
+      <w:r>
+        <w:t>.</w:t>
+      </w:r>
+    </w:p>
+    <w:p>
+      <w:r>
+        <w:rPr>
+          <w:b/>
+          <w:bCs/>
+          <w:sz w:val="28"/>
+          <w:szCs w:val="28"/>
+        </w:rPr>
+        <w:t>UC</w:t>
+      </w:r>
+      <w:r>
+        <w:rPr>
+          <w:b/>
+          <w:bCs/>
+          <w:sz w:val="28"/>
+          <w:szCs w:val="28"/>
+        </w:rPr>
+        <w:t>10</w:t>
+      </w:r>
+      <w:r>
+        <w:rPr>
+          <w:b/>
+          <w:bCs/>
+          <w:sz w:val="28"/>
+          <w:szCs w:val="28"/>
+        </w:rPr>
+        <w:t>.1 – Copia non disponibile</w:t>
+      </w:r>
+    </w:p>
+    <w:p>
+      <w:r>
+        <w:rPr>
+          <w:b/>
+          <w:bCs/>
+        </w:rPr>
+        <w:t>Attori:</w:t>
+      </w:r>
+      <w:r>
+        <w:t xml:space="preserve"> </w:t>
+      </w:r>
+      <w:r>
+        <w:t>Operatore.</w:t>
+      </w:r>
+    </w:p>
+    <w:p>
+      <w:r>
+        <w:rPr>
+          <w:b/>
+          <w:bCs/>
+        </w:rPr>
+        <w:t>Entry condition:</w:t>
+      </w:r>
+      <w:r>
+        <w:t xml:space="preserve"> </w:t>
+      </w:r>
+      <w:r>
+        <w:t>L’operatore ha provato ad eliminare una copia non disponibile</w:t>
+      </w:r>
+      <w:r>
+        <w:t>.</w:t>
+      </w:r>
+    </w:p>
+    <w:p>
+      <w:pPr>
+        <w:rPr>
+          <w:b/>
+          <w:bCs/>
+        </w:rPr>
+      </w:pPr>
+      <w:r>
+        <w:rPr>
+          <w:b/>
+          <w:bCs/>
+        </w:rPr>
+        <w:t xml:space="preserve">Flusso di eventi: </w:t>
+      </w:r>
+    </w:p>
+    <w:p>
+      <w:pPr>
+        <w:pStyle w:val="ListParagraph"/>
+        <w:numPr>
+          <w:ilvl w:val="0"/>
+          <w:numId w:val="8"/>
+        </w:numPr>
+      </w:pPr>
+      <w:r>
+        <w:t>Il sistema mostra il messaggio “Copia non disponibile”</w:t>
+      </w:r>
+      <w:r>
+        <w:t>.</w:t>
+      </w:r>
+    </w:p>
+    <w:p>
+      <w:r>
+        <w:rPr>
+          <w:b/>
+          <w:bCs/>
+        </w:rPr>
+        <w:t>Exit condition:</w:t>
+      </w:r>
+      <w:r>
+        <w:t xml:space="preserve"> L'operatore </w:t>
+      </w:r>
+      <w:r>
+        <w:t xml:space="preserve">resta </w:t>
+      </w:r>
+      <w:r>
+        <w:t>nella pagina d</w:t>
+      </w:r>
+      <w:r>
+        <w:t>i informazione delle copie di un’edizione</w:t>
+      </w:r>
+      <w:r>
+        <w:t>.</w:t>
+      </w:r>
+    </w:p>
+    <w:p/>
+    <w:p>
+      <w:pPr>
+        <w:rPr>
+          <w:b/>
+          <w:bCs/>
+        </w:rPr>
+      </w:pPr>
+      <w:r>
+        <w:rPr>
+          <w:b/>
+          <w:bCs/>
+        </w:rPr>
+        <w:br w:type="page"/>
+      </w:r>
+    </w:p>
+    <w:p>
+      <w:pPr>
+        <w:rPr>
+          <w:b/>
+          <w:bCs/>
+          <w:sz w:val="28"/>
+          <w:szCs w:val="28"/>
+        </w:rPr>
+      </w:pPr>
+      <w:r>
+        <w:rPr>
+          <w:b/>
+          <w:bCs/>
+          <w:sz w:val="28"/>
+          <w:szCs w:val="28"/>
+        </w:rPr>
+        <w:lastRenderedPageBreak/>
+        <w:t>UC</w:t>
+      </w:r>
+      <w:r>
+        <w:rPr>
+          <w:b/>
+          <w:bCs/>
+          <w:sz w:val="28"/>
+          <w:szCs w:val="28"/>
+        </w:rPr>
+        <w:t>11</w:t>
+      </w:r>
+      <w:r>
+        <w:rPr>
+          <w:b/>
+          <w:bCs/>
+          <w:sz w:val="28"/>
+          <w:szCs w:val="28"/>
+        </w:rPr>
+        <w:t xml:space="preserve"> – </w:t>
+      </w:r>
+      <w:r>
+        <w:rPr>
+          <w:b/>
+          <w:bCs/>
+          <w:sz w:val="28"/>
+          <w:szCs w:val="28"/>
+        </w:rPr>
+        <w:t xml:space="preserve">Ricerca </w:t>
+      </w:r>
+      <w:r>
+        <w:rPr>
+          <w:b/>
+          <w:bCs/>
+          <w:sz w:val="28"/>
+          <w:szCs w:val="28"/>
+        </w:rPr>
+        <w:t xml:space="preserve">delle </w:t>
+      </w:r>
+      <w:r>
+        <w:rPr>
+          <w:b/>
+          <w:bCs/>
+          <w:sz w:val="28"/>
+          <w:szCs w:val="28"/>
+        </w:rPr>
+        <w:t xml:space="preserve">informazioni </w:t>
+      </w:r>
+      <w:r>
+        <w:rPr>
+          <w:b/>
+          <w:bCs/>
+          <w:sz w:val="28"/>
+          <w:szCs w:val="28"/>
+        </w:rPr>
+        <w:t xml:space="preserve">di un </w:t>
+      </w:r>
+      <w:r>
+        <w:rPr>
+          <w:b/>
+          <w:bCs/>
+          <w:sz w:val="28"/>
+          <w:szCs w:val="28"/>
+        </w:rPr>
+        <w:t>lettore</w:t>
+      </w:r>
+    </w:p>
+    <w:p>
+      <w:r>
+        <w:rPr>
+          <w:b/>
+          <w:bCs/>
+        </w:rPr>
+        <w:t>Attori:</w:t>
+      </w:r>
+      <w:r>
+        <w:t xml:space="preserve"> </w:t>
+      </w:r>
+      <w:r>
+        <w:t>Operatore</w:t>
+      </w:r>
+      <w:r>
+        <w:t>.</w:t>
+      </w:r>
+    </w:p>
+    <w:p>
+      <w:r>
+        <w:rPr>
+          <w:b/>
+          <w:bCs/>
+        </w:rPr>
+        <w:t>Entry condition:</w:t>
+      </w:r>
+      <w:r>
+        <w:t xml:space="preserve"> </w:t>
+      </w:r>
+      <w:r>
+        <w:t>L’operatore</w:t>
+      </w:r>
+      <w:r>
+        <w:t xml:space="preserve"> è autenticato e</w:t>
+      </w:r>
+      <w:r>
+        <w:t xml:space="preserve"> si trova nella</w:t>
+      </w:r>
+      <w:r>
+        <w:t xml:space="preserve"> pagina di gestione dei lettori</w:t>
+      </w:r>
+      <w:r>
+        <w:t>.</w:t>
+      </w:r>
+    </w:p>
+    <w:p>
+      <w:pPr>
+        <w:rPr>
+          <w:b/>
+          <w:bCs/>
+        </w:rPr>
+      </w:pPr>
+      <w:r>
+        <w:rPr>
+          <w:b/>
+          <w:bCs/>
+        </w:rPr>
+        <w:t>Flusso di eventi:</w:t>
+      </w:r>
+    </w:p>
+    <w:p>
+      <w:pPr>
+        <w:pStyle w:val="ListParagraph"/>
+        <w:numPr>
+          <w:ilvl w:val="0"/>
+          <w:numId w:val="14"/>
+        </w:numPr>
+      </w:pPr>
+      <w:r>
+        <w:t>L’operatore scrive il codice fiscale nella barra di ricerca</w:t>
+      </w:r>
+      <w:r>
+        <w:t>.</w:t>
+      </w:r>
+    </w:p>
+    <w:p>
+      <w:pPr>
+        <w:pStyle w:val="ListParagraph"/>
+        <w:numPr>
+          <w:ilvl w:val="0"/>
+          <w:numId w:val="14"/>
+        </w:numPr>
+      </w:pPr>
+      <w:r>
+        <w:t>L’operatore preme il pulsante di avvio della ricerca</w:t>
+      </w:r>
+      <w:r>
+        <w:t>.</w:t>
+      </w:r>
+    </w:p>
+    <w:p>
+      <w:pPr>
+        <w:pStyle w:val="ListParagraph"/>
+        <w:numPr>
+          <w:ilvl w:val="0"/>
+          <w:numId w:val="14"/>
+        </w:numPr>
+      </w:pPr>
+      <w:r>
+        <w:t>Il sistema verifica che il formato del codice fiscale inserito sia valido.</w:t>
+      </w:r>
+    </w:p>
+    <w:p>
+      <w:pPr>
+        <w:pStyle w:val="ListParagraph"/>
+        <w:numPr>
+          <w:ilvl w:val="0"/>
+          <w:numId w:val="14"/>
+        </w:numPr>
+      </w:pPr>
+      <w:r>
+        <w:t>Il sistema ricerca nel database i prestiti, le restituzioni</w:t>
+      </w:r>
+      <w:r>
+        <w:t>, le prenotazioni</w:t>
+      </w:r>
+      <w:r>
+        <w:t xml:space="preserve"> e le sospensioni legate al codice fiscale inserito.</w:t>
+      </w:r>
+    </w:p>
+    <w:p>
+      <w:pPr>
+        <w:pStyle w:val="ListParagraph"/>
+        <w:numPr>
+          <w:ilvl w:val="0"/>
+          <w:numId w:val="14"/>
+        </w:numPr>
+      </w:pPr>
+      <w:r>
+        <w:t>Il sistema mostra a schermo tutte le informazioni ricavate in una pagina</w:t>
+      </w:r>
+      <w:r>
+        <w:t>.</w:t>
+      </w:r>
+      <w:r>
+        <w:t xml:space="preserve"> Se il lettore è registrato, mostra anche le informazioni dell’account e le prenotazioni attive. Se il codice fiscale non è associato ad alcun dato, la pagina risulta vuota.</w:t>
+      </w:r>
+    </w:p>
+    <w:p>
+      <w:r>
+        <w:rPr>
+          <w:b/>
+          <w:bCs/>
+        </w:rPr>
+        <w:t>Exit condition:</w:t>
+      </w:r>
+      <w:r>
+        <w:t xml:space="preserve"> </w:t>
+      </w:r>
+      <w:r>
+        <w:t xml:space="preserve">L’operatore si trova sulla pagina </w:t>
+      </w:r>
+      <w:r>
+        <w:t>del lettore</w:t>
+      </w:r>
+      <w:r>
+        <w:t>.</w:t>
+      </w:r>
+    </w:p>
+    <w:p>
+      <w:pPr>
+        <w:rPr>
+          <w:b/>
+          <w:bCs/>
+        </w:rPr>
+      </w:pPr>
+      <w:r>
+        <w:rPr>
+          <w:b/>
+          <w:bCs/>
+        </w:rPr>
+        <w:t>Flussi Alternativi</w:t>
+      </w:r>
+      <w:r>
+        <w:rPr>
+          <w:b/>
+          <w:bCs/>
+        </w:rPr>
+        <w:t>/Eccezioni</w:t>
+      </w:r>
+      <w:r>
+        <w:rPr>
+          <w:b/>
+          <w:bCs/>
+        </w:rPr>
+        <w:t xml:space="preserve">: </w:t>
+      </w:r>
+    </w:p>
+    <w:p>
+      <w:r>
+        <w:t>Se al passo</w:t>
+      </w:r>
+      <w:r>
+        <w:t xml:space="preserve"> 3</w:t>
+      </w:r>
+      <w:r>
+        <w:t xml:space="preserve"> </w:t>
+      </w:r>
+      <w:r>
+        <w:t>il sistema rileva delle informazioni non valide, viene eseguito il caso d’uso</w:t>
+      </w:r>
+      <w:r>
+        <w:t xml:space="preserve"> </w:t>
+      </w:r>
+      <w:r>
+        <w:t>UC11.1 – Informazioni non valide.</w:t>
+      </w:r>
+    </w:p>
+    <w:p>
+      <w:pPr>
+        <w:rPr>
+          <w:b/>
+          <w:bCs/>
+          <w:sz w:val="28"/>
+          <w:szCs w:val="28"/>
+        </w:rPr>
+      </w:pPr>
+      <w:r>
+        <w:rPr>
+          <w:b/>
+          <w:bCs/>
+          <w:sz w:val="28"/>
+          <w:szCs w:val="28"/>
+        </w:rPr>
+        <w:t>UC</w:t>
+      </w:r>
+      <w:r>
+        <w:rPr>
+          <w:b/>
+          <w:bCs/>
+          <w:sz w:val="28"/>
+          <w:szCs w:val="28"/>
+        </w:rPr>
+        <w:t>11</w:t>
+      </w:r>
+      <w:r>
+        <w:rPr>
+          <w:b/>
+          <w:bCs/>
+          <w:sz w:val="28"/>
+          <w:szCs w:val="28"/>
+        </w:rPr>
+        <w:t>.1 – Informazioni non valide</w:t>
+      </w:r>
+    </w:p>
+    <w:p>
+      <w:r>
+        <w:rPr>
+          <w:b/>
+          <w:bCs/>
+        </w:rPr>
+        <w:t>Attor</w:t>
+      </w:r>
+      <w:r>
+        <w:rPr>
+          <w:b/>
+          <w:bCs/>
+        </w:rPr>
+        <w:t>i</w:t>
+      </w:r>
+      <w:r>
+        <w:rPr>
+          <w:b/>
+          <w:bCs/>
+        </w:rPr>
+        <w:t>:</w:t>
+      </w:r>
+      <w:r>
+        <w:t xml:space="preserve"> Operatore.</w:t>
+      </w:r>
+    </w:p>
+    <w:p>
+      <w:r>
+        <w:rPr>
+          <w:b/>
+          <w:bCs/>
+        </w:rPr>
+        <w:t>Entry condition:</w:t>
+      </w:r>
+      <w:r>
+        <w:t xml:space="preserve"> L’operatore ha inserito delle informazioni non valide nella ricerca di un lettore.</w:t>
+      </w:r>
+    </w:p>
+    <w:p>
+      <w:pPr>
+        <w:rPr>
+          <w:b/>
+          <w:bCs/>
+        </w:rPr>
+      </w:pPr>
+      <w:r>
+        <w:rPr>
+          <w:b/>
+          <w:bCs/>
+        </w:rPr>
+        <w:t>Flusso di eventi:</w:t>
+      </w:r>
+    </w:p>
+    <w:p>
+      <w:pPr>
+        <w:pStyle w:val="ListParagraph"/>
+        <w:numPr>
+          <w:ilvl w:val="0"/>
+          <w:numId w:val="45"/>
+        </w:numPr>
+      </w:pPr>
+      <w:r>
+        <w:t>Il sistema mostra a schermo il messaggio “Errore: Informazioni non valide”.</w:t>
+      </w:r>
+    </w:p>
+    <w:p>
+      <w:r>
+        <w:rPr>
+          <w:b/>
+          <w:bCs/>
+        </w:rPr>
+        <w:t>Exit condition:</w:t>
+      </w:r>
+      <w:r>
+        <w:t xml:space="preserve"> L’operatore si trova </w:t>
+      </w:r>
+      <w:r>
+        <w:t>nella dashboard</w:t>
+      </w:r>
+      <w:r>
+        <w:t>.</w:t>
+      </w:r>
+    </w:p>
+    <w:p/>
+    <w:p>
+      <w:r>
+        <w:br w:type="page"/>
+      </w:r>
+    </w:p>
+    <w:p>
+      <w:r>
+        <w:rPr>
+          <w:b/>
+          <w:bCs/>
+          <w:sz w:val="28"/>
+          <w:szCs w:val="28"/>
+        </w:rPr>
+        <w:lastRenderedPageBreak/>
+        <w:t>UC1</w:t>
+      </w:r>
+      <w:r>
+        <w:rPr>
+          <w:b/>
+          <w:bCs/>
+          <w:sz w:val="28"/>
+          <w:szCs w:val="28"/>
+        </w:rPr>
+        <w:t>2</w:t>
+      </w:r>
+      <w:r>
+        <w:rPr>
+          <w:b/>
+          <w:bCs/>
+          <w:sz w:val="28"/>
+          <w:szCs w:val="28"/>
+        </w:rPr>
+        <w:t xml:space="preserve"> – </w:t>
+      </w:r>
+      <w:r>
+        <w:rPr>
+          <w:b/>
+          <w:bCs/>
+          <w:sz w:val="28"/>
+          <w:szCs w:val="28"/>
+        </w:rPr>
+        <w:t>Modifica delle informazioni di un lettore registrato</w:t>
+      </w:r>
+    </w:p>
+    <w:p>
+      <w:r>
+        <w:rPr>
+          <w:b/>
+          <w:bCs/>
+        </w:rPr>
+        <w:t>Attori:</w:t>
+      </w:r>
+      <w:r>
+        <w:t xml:space="preserve"> Operatore.</w:t>
+      </w:r>
+    </w:p>
+    <w:p>
+      <w:r>
+        <w:rPr>
+          <w:b/>
+          <w:bCs/>
+        </w:rPr>
+        <w:t>Entry condition:</w:t>
+      </w:r>
+      <w:r>
+        <w:t xml:space="preserve"> L’operatore</w:t>
+      </w:r>
+      <w:r>
+        <w:t xml:space="preserve"> è autenticato</w:t>
+      </w:r>
+      <w:r>
+        <w:t xml:space="preserve"> e</w:t>
+      </w:r>
+      <w:r>
+        <w:t xml:space="preserve"> si trova nella pagina </w:t>
+      </w:r>
+      <w:r>
+        <w:t xml:space="preserve">modifica </w:t>
+      </w:r>
+      <w:r>
+        <w:t>di un lettore registrato.</w:t>
+      </w:r>
+    </w:p>
+    <w:p>
+      <w:pPr>
+        <w:rPr>
+          <w:b/>
+          <w:bCs/>
+        </w:rPr>
+      </w:pPr>
+      <w:r>
+        <w:rPr>
+          <w:b/>
+          <w:bCs/>
+        </w:rPr>
+        <w:t>Flusso di eventi:</w:t>
+      </w:r>
+    </w:p>
+    <w:p>
+      <w:pPr>
+        <w:pStyle w:val="ListParagraph"/>
+        <w:numPr>
+          <w:ilvl w:val="0"/>
+          <w:numId w:val="41"/>
+        </w:numPr>
+      </w:pPr>
+      <w:r>
+        <w:t xml:space="preserve">L’operatore interagisce con un modulo già compilato con le informazioni </w:t>
+      </w:r>
+      <w:r>
+        <w:t>del lettore e che può essere modificato, con:</w:t>
+      </w:r>
+      <w:r>
+        <w:t xml:space="preserve"> </w:t>
+      </w:r>
+    </w:p>
+    <w:p>
+      <w:pPr>
+        <w:pStyle w:val="ListParagraph"/>
+        <w:numPr>
+          <w:ilvl w:val="1"/>
+          <w:numId w:val="34"/>
+        </w:numPr>
+      </w:pPr>
+      <w:r>
+        <w:t>Una textbox con label “Nome:”;</w:t>
+      </w:r>
+    </w:p>
+    <w:p>
+      <w:pPr>
+        <w:pStyle w:val="ListParagraph"/>
+        <w:numPr>
+          <w:ilvl w:val="1"/>
+          <w:numId w:val="34"/>
+        </w:numPr>
+      </w:pPr>
+      <w:r>
+        <w:t>Una textbox con label “Cognome:”;</w:t>
+      </w:r>
+    </w:p>
+    <w:p>
+      <w:pPr>
+        <w:pStyle w:val="ListParagraph"/>
+        <w:numPr>
+          <w:ilvl w:val="1"/>
+          <w:numId w:val="34"/>
+        </w:numPr>
+      </w:pPr>
+      <w:r>
+        <w:t>Una textbox con label “E-mail:”;</w:t>
+      </w:r>
+    </w:p>
+    <w:p>
+      <w:pPr>
+        <w:pStyle w:val="ListParagraph"/>
+        <w:numPr>
+          <w:ilvl w:val="1"/>
+          <w:numId w:val="34"/>
+        </w:numPr>
+      </w:pPr>
+      <w:r>
+        <w:t>Un pulsante “Reset Password”;</w:t>
+      </w:r>
+    </w:p>
+    <w:p>
+      <w:pPr>
+        <w:pStyle w:val="ListParagraph"/>
+        <w:numPr>
+          <w:ilvl w:val="1"/>
+          <w:numId w:val="34"/>
+        </w:numPr>
+      </w:pPr>
+      <w:r>
+        <w:t>Un pulsante “Annulla”;</w:t>
+      </w:r>
+    </w:p>
+    <w:p>
+      <w:pPr>
+        <w:pStyle w:val="ListParagraph"/>
+        <w:numPr>
+          <w:ilvl w:val="1"/>
+          <w:numId w:val="34"/>
+        </w:numPr>
+      </w:pPr>
+      <w:r>
+        <w:t>Un pulsante “Conferma”.</w:t>
+      </w:r>
+    </w:p>
+    <w:p>
+      <w:pPr>
+        <w:pStyle w:val="ListParagraph"/>
+        <w:numPr>
+          <w:ilvl w:val="0"/>
+          <w:numId w:val="32"/>
+        </w:numPr>
+      </w:pPr>
+      <w:r>
         <w:t>L’operatore preme “Conferma”.</w:t>
       </w:r>
     </w:p>
@@ -3056,7 +4628,7 @@
         <w:pStyle w:val="ListParagraph"/>
         <w:numPr>
           <w:ilvl w:val="0"/>
-          <w:numId w:val="36"/>
+          <w:numId w:val="32"/>
         </w:numPr>
       </w:pPr>
       <w:r>
@@ -3068,23 +4640,35 @@
         <w:pStyle w:val="ListParagraph"/>
         <w:numPr>
           <w:ilvl w:val="0"/>
-          <w:numId w:val="36"/>
-        </w:numPr>
-      </w:pPr>
-      <w:r>
-        <w:t>Il sistema modifica l’edizione associando ad essa le informazioni inserite dall’operatore, e la aggiorna nel database.</w:t>
-      </w:r>
-    </w:p>
-    <w:p>
-      <w:pPr>
-        <w:pStyle w:val="ListParagraph"/>
-        <w:numPr>
-          <w:ilvl w:val="0"/>
-          <w:numId w:val="36"/>
-        </w:numPr>
-      </w:pPr>
-      <w:r>
-        <w:t>Il sistema mostra a schermo il messaggio “Edizione modificata con successo”.</w:t>
+          <w:numId w:val="32"/>
+        </w:numPr>
+      </w:pPr>
+      <w:r>
+        <w:t>Il sistema modifica il lettore associando ad esso le informazioni inserite dall’operatore, e lo aggiorna nel database.</w:t>
+      </w:r>
+    </w:p>
+    <w:p>
+      <w:pPr>
+        <w:pStyle w:val="ListParagraph"/>
+        <w:numPr>
+          <w:ilvl w:val="0"/>
+          <w:numId w:val="32"/>
+        </w:numPr>
+      </w:pPr>
+      <w:r>
+        <w:t>Il sistema mostra a schermo il messaggio “Lettore modificato con successo”.</w:t>
+      </w:r>
+    </w:p>
+    <w:p>
+      <w:pPr>
+        <w:pStyle w:val="ListParagraph"/>
+        <w:numPr>
+          <w:ilvl w:val="0"/>
+          <w:numId w:val="32"/>
+        </w:numPr>
+      </w:pPr>
+      <w:r>
+        <w:t>Il sistema reindirizza l’operatore sulla pagina del lettore ricercato.</w:t>
       </w:r>
     </w:p>
     <w:p>
@@ -3096,7 +4680,7 @@
         <w:t>Exit condition:</w:t>
       </w:r>
       <w:r>
-        <w:t xml:space="preserve"> L’operatore si trova nella pagina di gestione del catalogo e l’edizione è stata modificata.</w:t>
+        <w:t xml:space="preserve"> L’operatore si trova nella pagina del lettore ricercato mediante codice fiscale e le informazioni del lettore sono state modificate.</w:t>
       </w:r>
     </w:p>
     <w:p>
@@ -3123,15 +4707,44 @@
     </w:p>
     <w:p>
       <w:r>
-        <w:t>Se al passo 4 l’operatore preme “Annulla”, viene riportato alla pagina di gestione del catalogo.</w:t>
-      </w:r>
-    </w:p>
-    <w:p>
-      <w:r>
-        <w:t>Se al passo 5 il sistema rileva delle informazioni non valide, viene eseguito il caso d’uso UC</w:t>
-      </w:r>
-      <w:r>
-        <w:t>8</w:t>
+        <w:t xml:space="preserve">Se al passo </w:t>
+      </w:r>
+      <w:r>
+        <w:t>1</w:t>
+      </w:r>
+      <w:r>
+        <w:t xml:space="preserve"> l’operatore preme “Annulla”, viene riportato alla pagina delle informazioni del lettore.</w:t>
+      </w:r>
+    </w:p>
+    <w:p>
+      <w:r>
+        <w:t xml:space="preserve">Se al passo </w:t>
+      </w:r>
+      <w:r>
+        <w:t>1</w:t>
+      </w:r>
+      <w:r>
+        <w:t xml:space="preserve"> l’operatore preme “Reset Password” viene eseguito UC1</w:t>
+      </w:r>
+      <w:r>
+        <w:t>3</w:t>
+      </w:r>
+      <w:r>
+        <w:t xml:space="preserve"> – Reset della password di un lettore.</w:t>
+      </w:r>
+    </w:p>
+    <w:p>
+      <w:r>
+        <w:t xml:space="preserve">Se al passo </w:t>
+      </w:r>
+      <w:r>
+        <w:t>3</w:t>
+      </w:r>
+      <w:r>
+        <w:t xml:space="preserve"> il sistema rileva delle informazioni non valide, viene eseguito il caso d’uso UC1</w:t>
+      </w:r>
+      <w:r>
+        <w:t>2</w:t>
       </w:r>
       <w:r>
         <w:t>.1 –  Informazioni non valide.</w:t>
@@ -3153,16 +4766,16 @@
           <w:sz w:val="28"/>
           <w:szCs w:val="28"/>
         </w:rPr>
-        <w:t>UC</w:t>
-      </w:r>
-      <w:r>
-        <w:rPr>
-          <w:b/>
-          <w:bCs/>
-          <w:sz w:val="28"/>
-          <w:szCs w:val="28"/>
-        </w:rPr>
-        <w:t>8</w:t>
+        <w:t>UC1</w:t>
+      </w:r>
+      <w:r>
+        <w:rPr>
+          <w:b/>
+          <w:bCs/>
+          <w:sz w:val="28"/>
+          <w:szCs w:val="28"/>
+        </w:rPr>
+        <w:t>2</w:t>
       </w:r>
       <w:r>
         <w:rPr>
@@ -3209,7 +4822,7 @@
         <w:t>Entry condition:</w:t>
       </w:r>
       <w:r>
-        <w:t xml:space="preserve"> L’operatore ha inserito delle informazioni non valide nella modifica dell’edizione.</w:t>
+        <w:t xml:space="preserve"> L’operatore ha inserito delle informazioni non valide nella modifica delle informazioni del lettore.</w:t>
       </w:r>
     </w:p>
     <w:p>
@@ -3232,7 +4845,7 @@
         <w:pStyle w:val="ListParagraph"/>
         <w:numPr>
           <w:ilvl w:val="0"/>
-          <w:numId w:val="39"/>
+          <w:numId w:val="33"/>
         </w:numPr>
       </w:pPr>
       <w:r>
@@ -3249,38 +4862,1501 @@
         <w:t>Exit condition:</w:t>
       </w:r>
       <w:r>
-        <w:t xml:space="preserve"> L’operatore si trova sulla pagina di modifica dell’edizione.</w:t>
+        <w:t xml:space="preserve"> L’operatore si trova sulla pagina di modifica delle informazioni del lettore.</w:t>
+      </w:r>
+    </w:p>
+    <w:p>
+      <w:r>
+        <w:br w:type="page"/>
+      </w:r>
+      <w:r>
+        <w:rPr>
+          <w:b/>
+          <w:bCs/>
+          <w:sz w:val="28"/>
+          <w:szCs w:val="28"/>
+        </w:rPr>
+        <w:lastRenderedPageBreak/>
+        <w:t>UC1</w:t>
+      </w:r>
+      <w:r>
+        <w:rPr>
+          <w:b/>
+          <w:bCs/>
+          <w:sz w:val="28"/>
+          <w:szCs w:val="28"/>
+        </w:rPr>
+        <w:t>3</w:t>
+      </w:r>
+      <w:r>
+        <w:rPr>
+          <w:b/>
+          <w:bCs/>
+          <w:sz w:val="28"/>
+          <w:szCs w:val="28"/>
+        </w:rPr>
+        <w:t xml:space="preserve"> – </w:t>
+      </w:r>
+      <w:r>
+        <w:rPr>
+          <w:b/>
+          <w:bCs/>
+          <w:sz w:val="28"/>
+          <w:szCs w:val="28"/>
+        </w:rPr>
+        <w:t xml:space="preserve">Reset della password di un lettore </w:t>
+      </w:r>
+    </w:p>
+    <w:p>
+      <w:r>
+        <w:rPr>
+          <w:b/>
+          <w:bCs/>
+        </w:rPr>
+        <w:t>Attori:</w:t>
+      </w:r>
+      <w:r>
+        <w:t xml:space="preserve"> Operatore.</w:t>
+      </w:r>
+    </w:p>
+    <w:p>
+      <w:r>
+        <w:rPr>
+          <w:b/>
+          <w:bCs/>
+        </w:rPr>
+        <w:t>Entry condition:</w:t>
+      </w:r>
+      <w:r>
+        <w:t xml:space="preserve"> </w:t>
+      </w:r>
+      <w:r>
+        <w:t>L’operatore è autenticato e si trova nella pagina modifica di un lettore registrato.</w:t>
+      </w:r>
+    </w:p>
+    <w:p>
+      <w:pPr>
+        <w:rPr>
+          <w:b/>
+          <w:bCs/>
+        </w:rPr>
+      </w:pPr>
+      <w:r>
+        <w:rPr>
+          <w:b/>
+          <w:bCs/>
+        </w:rPr>
+        <w:t>Flusso di eventi:</w:t>
+      </w:r>
+    </w:p>
+    <w:p>
+      <w:pPr>
+        <w:pStyle w:val="ListParagraph"/>
+        <w:numPr>
+          <w:ilvl w:val="0"/>
+          <w:numId w:val="43"/>
+        </w:numPr>
+      </w:pPr>
+      <w:r>
+        <w:t>L’operatore preme “Reset Password”.</w:t>
+      </w:r>
+    </w:p>
+    <w:p>
+      <w:pPr>
+        <w:pStyle w:val="ListParagraph"/>
+        <w:numPr>
+          <w:ilvl w:val="0"/>
+          <w:numId w:val="43"/>
+        </w:numPr>
+      </w:pPr>
+      <w:r>
+        <w:t>Il sistema crea una password provvisoria e la sostituisce a quella presente nel database, marcandola come provvisoria.</w:t>
+      </w:r>
+    </w:p>
+    <w:p>
+      <w:pPr>
+        <w:pStyle w:val="ListParagraph"/>
+        <w:numPr>
+          <w:ilvl w:val="0"/>
+          <w:numId w:val="43"/>
+        </w:numPr>
+      </w:pPr>
+      <w:r>
+        <w:t>Il sistema mostra a schermo la password provvisoria con un pulsante “Conferma”.</w:t>
+      </w:r>
+    </w:p>
+    <w:p>
+      <w:pPr>
+        <w:pStyle w:val="ListParagraph"/>
+        <w:numPr>
+          <w:ilvl w:val="0"/>
+          <w:numId w:val="43"/>
+        </w:numPr>
+      </w:pPr>
+      <w:r>
+        <w:t>L’operatore preme “Conferma”.</w:t>
+      </w:r>
+    </w:p>
+    <w:p>
+      <w:pPr>
+        <w:pStyle w:val="ListParagraph"/>
+        <w:numPr>
+          <w:ilvl w:val="0"/>
+          <w:numId w:val="43"/>
+        </w:numPr>
+      </w:pPr>
+      <w:r>
+        <w:t>Il sistema reindirizza l’operatore sulla pagina del lettore ricercato.</w:t>
+      </w:r>
+    </w:p>
+    <w:p>
+      <w:r>
+        <w:rPr>
+          <w:b/>
+          <w:bCs/>
+        </w:rPr>
+        <w:t>Exit condition:</w:t>
+      </w:r>
+      <w:r>
+        <w:t xml:space="preserve"> L’operatore si trova nella pagina del lettore ricercato ed è stata assegnata una password provvisoria al lettore.</w:t>
+      </w:r>
+      <w:r>
+        <w:br w:type="page"/>
+      </w:r>
+    </w:p>
+    <w:p>
+      <w:pPr>
+        <w:rPr>
+          <w:b/>
+          <w:bCs/>
+          <w:sz w:val="28"/>
+          <w:szCs w:val="28"/>
+        </w:rPr>
+      </w:pPr>
+      <w:r>
+        <w:rPr>
+          <w:b/>
+          <w:bCs/>
+          <w:sz w:val="28"/>
+          <w:szCs w:val="28"/>
+        </w:rPr>
+        <w:lastRenderedPageBreak/>
+        <w:t>UC1</w:t>
+      </w:r>
+      <w:r>
+        <w:rPr>
+          <w:b/>
+          <w:bCs/>
+          <w:sz w:val="28"/>
+          <w:szCs w:val="28"/>
+        </w:rPr>
+        <w:t>4</w:t>
+      </w:r>
+      <w:r>
+        <w:rPr>
+          <w:b/>
+          <w:bCs/>
+          <w:sz w:val="28"/>
+          <w:szCs w:val="28"/>
+        </w:rPr>
+        <w:t xml:space="preserve"> – Registrazione di un prestito</w:t>
+      </w:r>
+      <w:r>
+        <w:rPr>
+          <w:b/>
+          <w:bCs/>
+          <w:sz w:val="28"/>
+          <w:szCs w:val="28"/>
+        </w:rPr>
+        <w:t xml:space="preserve"> di una copia disponibile</w:t>
+      </w:r>
+    </w:p>
+    <w:p>
+      <w:r>
+        <w:rPr>
+          <w:b/>
+          <w:bCs/>
+        </w:rPr>
+        <w:t>Attori:</w:t>
+      </w:r>
+      <w:r>
+        <w:t xml:space="preserve"> Operatore</w:t>
+      </w:r>
+    </w:p>
+    <w:p>
+      <w:r>
+        <w:rPr>
+          <w:b/>
+          <w:bCs/>
+        </w:rPr>
+        <w:t>Entry condition:</w:t>
+      </w:r>
+      <w:r>
+        <w:t xml:space="preserve"> L’operatore si trova</w:t>
+      </w:r>
+      <w:r>
+        <w:t xml:space="preserve"> nella pagina di registrazione dei prestiti</w:t>
+      </w:r>
+      <w:r>
+        <w:t>.</w:t>
+      </w:r>
+    </w:p>
+    <w:p>
+      <w:pPr>
+        <w:rPr>
+          <w:b/>
+          <w:bCs/>
+        </w:rPr>
+      </w:pPr>
+      <w:r>
+        <w:rPr>
+          <w:b/>
+          <w:bCs/>
+        </w:rPr>
+        <w:t>Flusso di eventi:</w:t>
+      </w:r>
+    </w:p>
+    <w:p>
+      <w:pPr>
+        <w:pStyle w:val="ListParagraph"/>
+        <w:numPr>
+          <w:ilvl w:val="0"/>
+          <w:numId w:val="24"/>
+        </w:numPr>
+      </w:pPr>
+      <w:r>
+        <w:t>L’operatore preme sull’edizione</w:t>
+      </w:r>
+      <w:r>
+        <w:t xml:space="preserve"> di suo interesse</w:t>
+      </w:r>
+      <w:r>
+        <w:t>.</w:t>
+      </w:r>
+    </w:p>
+    <w:p>
+      <w:pPr>
+        <w:pStyle w:val="ListParagraph"/>
+        <w:numPr>
+          <w:ilvl w:val="0"/>
+          <w:numId w:val="24"/>
+        </w:numPr>
+      </w:pPr>
+      <w:r>
+        <w:t>Il sistema lo reindirizza ad una pagina che mostra le copie disponibili per quella edizione.</w:t>
+      </w:r>
+    </w:p>
+    <w:p>
+      <w:pPr>
+        <w:pStyle w:val="ListParagraph"/>
+        <w:numPr>
+          <w:ilvl w:val="0"/>
+          <w:numId w:val="24"/>
+        </w:numPr>
+      </w:pPr>
+      <w:r>
+        <w:t xml:space="preserve">L’operatore preme </w:t>
+      </w:r>
+      <w:r>
+        <w:t>sul pulsante “Presta”</w:t>
+      </w:r>
+      <w:r>
+        <w:t>.</w:t>
+      </w:r>
+    </w:p>
+    <w:p>
+      <w:pPr>
+        <w:pStyle w:val="ListParagraph"/>
+        <w:numPr>
+          <w:ilvl w:val="0"/>
+          <w:numId w:val="24"/>
+        </w:numPr>
+      </w:pPr>
+      <w:r>
+        <w:t>Il sistema lo reindirizza ad una pagina in cui è presente un modulo da compilare con:</w:t>
+      </w:r>
+    </w:p>
+    <w:p>
+      <w:pPr>
+        <w:pStyle w:val="ListParagraph"/>
+        <w:numPr>
+          <w:ilvl w:val="0"/>
+          <w:numId w:val="22"/>
+        </w:numPr>
+      </w:pPr>
+      <w:r>
+        <w:t>Una textbox con label “Codice fiscale:”;</w:t>
+      </w:r>
+    </w:p>
+    <w:p>
+      <w:pPr>
+        <w:pStyle w:val="ListParagraph"/>
+        <w:numPr>
+          <w:ilvl w:val="0"/>
+          <w:numId w:val="22"/>
+        </w:numPr>
+      </w:pPr>
+      <w:r>
+        <w:t>Una textbox con label “</w:t>
+      </w:r>
+      <w:r>
+        <w:t>ID Copia</w:t>
+      </w:r>
+      <w:r>
+        <w:t>:”;</w:t>
+      </w:r>
+    </w:p>
+    <w:p>
+      <w:pPr>
+        <w:pStyle w:val="ListParagraph"/>
+        <w:numPr>
+          <w:ilvl w:val="0"/>
+          <w:numId w:val="22"/>
+        </w:numPr>
+      </w:pPr>
+      <w:r>
+        <w:t>Un selettore di data con label “Da restituire entro:”;</w:t>
+      </w:r>
+    </w:p>
+    <w:p>
+      <w:pPr>
+        <w:pStyle w:val="ListParagraph"/>
+        <w:numPr>
+          <w:ilvl w:val="0"/>
+          <w:numId w:val="22"/>
+        </w:numPr>
+      </w:pPr>
+      <w:r>
+        <w:t>Un pulsante “Annulla”;</w:t>
+      </w:r>
+    </w:p>
+    <w:p>
+      <w:pPr>
+        <w:pStyle w:val="ListParagraph"/>
+        <w:numPr>
+          <w:ilvl w:val="0"/>
+          <w:numId w:val="22"/>
+        </w:numPr>
+      </w:pPr>
+      <w:r>
+        <w:t>Un pulsante “Conferma”.</w:t>
+      </w:r>
+    </w:p>
+    <w:p>
+      <w:pPr>
+        <w:pStyle w:val="ListParagraph"/>
+        <w:numPr>
+          <w:ilvl w:val="0"/>
+          <w:numId w:val="24"/>
+        </w:numPr>
+      </w:pPr>
+      <w:r>
+        <w:t>L’operatore inserisce i dati.</w:t>
+      </w:r>
+    </w:p>
+    <w:p>
+      <w:pPr>
+        <w:pStyle w:val="ListParagraph"/>
+        <w:numPr>
+          <w:ilvl w:val="0"/>
+          <w:numId w:val="24"/>
+        </w:numPr>
+      </w:pPr>
+      <w:r>
+        <w:t>L’operatore preme “Conferma”.</w:t>
+      </w:r>
+    </w:p>
+    <w:p>
+      <w:pPr>
+        <w:pStyle w:val="ListParagraph"/>
+        <w:numPr>
+          <w:ilvl w:val="0"/>
+          <w:numId w:val="24"/>
+        </w:numPr>
+      </w:pPr>
+      <w:r>
+        <w:t>Il sistema verifica che i dati inseriti siano validi.</w:t>
+      </w:r>
+    </w:p>
+    <w:p>
+      <w:pPr>
+        <w:pStyle w:val="ListParagraph"/>
+        <w:numPr>
+          <w:ilvl w:val="0"/>
+          <w:numId w:val="24"/>
+        </w:numPr>
+      </w:pPr>
+      <w:r>
+        <w:t>Il sistema crea un nuovo prestito associando ad esso le informazioni inserite dall’operatore, e lo inserisce nel database.</w:t>
+      </w:r>
+    </w:p>
+    <w:p>
+      <w:pPr>
+        <w:pStyle w:val="ListParagraph"/>
+        <w:numPr>
+          <w:ilvl w:val="0"/>
+          <w:numId w:val="24"/>
+        </w:numPr>
+      </w:pPr>
+      <w:r>
+        <w:t>Il database associa un ID al prestito.</w:t>
+      </w:r>
+    </w:p>
+    <w:p>
+      <w:pPr>
+        <w:pStyle w:val="ListParagraph"/>
+        <w:numPr>
+          <w:ilvl w:val="0"/>
+          <w:numId w:val="24"/>
+        </w:numPr>
+      </w:pPr>
+      <w:r>
+        <w:t>Il sistema rende la copia prestata non disponibile.</w:t>
+      </w:r>
+    </w:p>
+    <w:p>
+      <w:pPr>
+        <w:pStyle w:val="ListParagraph"/>
+        <w:numPr>
+          <w:ilvl w:val="0"/>
+          <w:numId w:val="24"/>
+        </w:numPr>
+      </w:pPr>
+      <w:r>
+        <w:t>Il sistema mostra a schermo il messaggio “Prestito registrato con successo”.</w:t>
+      </w:r>
+    </w:p>
+    <w:p>
+      <w:r>
+        <w:rPr>
+          <w:b/>
+          <w:bCs/>
+        </w:rPr>
+        <w:t>Exit condition:</w:t>
+      </w:r>
+      <w:r>
+        <w:t xml:space="preserve"> L’operatore si trova nella</w:t>
+      </w:r>
+      <w:r>
+        <w:t xml:space="preserve"> dashboard</w:t>
+      </w:r>
+      <w:r>
+        <w:t xml:space="preserve"> e un nuovo prestito è stato registrato.</w:t>
+      </w:r>
+    </w:p>
+    <w:p>
+      <w:pPr>
+        <w:rPr>
+          <w:b/>
+          <w:bCs/>
+        </w:rPr>
+      </w:pPr>
+      <w:r>
+        <w:rPr>
+          <w:b/>
+          <w:bCs/>
+        </w:rPr>
+        <w:t>Flussi alternativi/Eccezioni</w:t>
+      </w:r>
+      <w:r>
+        <w:rPr>
+          <w:b/>
+          <w:bCs/>
+        </w:rPr>
+        <w:t>:</w:t>
+      </w:r>
+    </w:p>
+    <w:p>
+      <w:r>
+        <w:t xml:space="preserve">Se al passo </w:t>
+      </w:r>
+      <w:r>
+        <w:t>6</w:t>
+      </w:r>
+      <w:r>
+        <w:t xml:space="preserve"> l’operatore preme il pulsante “Annulla”, viene riportato alla </w:t>
+      </w:r>
+      <w:r>
+        <w:t>pagina di registrazione dei prestiti</w:t>
+      </w:r>
+      <w:r>
+        <w:t>.</w:t>
+      </w:r>
+    </w:p>
+    <w:p>
+      <w:r>
+        <w:t xml:space="preserve">Se al passo </w:t>
+      </w:r>
+      <w:r>
+        <w:t>7</w:t>
+      </w:r>
+      <w:r>
+        <w:t xml:space="preserve"> il sistema rileva delle informazioni non valide, viene eseguito il caso d’uso UC1</w:t>
+      </w:r>
+      <w:r>
+        <w:t>4</w:t>
+      </w:r>
+      <w:r>
+        <w:t>.1 –  Informazioni non valide.</w:t>
+      </w:r>
+    </w:p>
+    <w:p>
+      <w:r>
+        <w:t xml:space="preserve">Se al passo </w:t>
+      </w:r>
+      <w:r>
+        <w:t>7</w:t>
+      </w:r>
+      <w:r>
+        <w:t xml:space="preserve"> il sistema rileva che il lettore ha una sospensione attiva, viene eseguito il caso d’uso UC1</w:t>
+      </w:r>
+      <w:r>
+        <w:t>4</w:t>
+      </w:r>
+      <w:r>
+        <w:t>.2 – Lettore sospeso</w:t>
+      </w:r>
+    </w:p>
+    <w:p>
+      <w:pPr>
+        <w:rPr>
+          <w:b/>
+          <w:bCs/>
+          <w:sz w:val="28"/>
+          <w:szCs w:val="28"/>
+        </w:rPr>
+      </w:pPr>
+      <w:r>
+        <w:rPr>
+          <w:b/>
+          <w:bCs/>
+          <w:sz w:val="28"/>
+          <w:szCs w:val="28"/>
+        </w:rPr>
+        <w:t>UC1</w:t>
+      </w:r>
+      <w:r>
+        <w:rPr>
+          <w:b/>
+          <w:bCs/>
+          <w:sz w:val="28"/>
+          <w:szCs w:val="28"/>
+        </w:rPr>
+        <w:t>4</w:t>
+      </w:r>
+      <w:r>
+        <w:rPr>
+          <w:b/>
+          <w:bCs/>
+          <w:sz w:val="28"/>
+          <w:szCs w:val="28"/>
+        </w:rPr>
+        <w:t>.1 – Informazioni non valide</w:t>
+      </w:r>
+    </w:p>
+    <w:p>
+      <w:r>
+        <w:rPr>
+          <w:b/>
+          <w:bCs/>
+        </w:rPr>
+        <w:t>Attor</w:t>
+      </w:r>
+      <w:r>
+        <w:rPr>
+          <w:b/>
+          <w:bCs/>
+        </w:rPr>
+        <w:t>i</w:t>
+      </w:r>
+      <w:r>
+        <w:rPr>
+          <w:b/>
+          <w:bCs/>
+        </w:rPr>
+        <w:t>:</w:t>
+      </w:r>
+      <w:r>
+        <w:t xml:space="preserve"> Operatore.</w:t>
+      </w:r>
+    </w:p>
+    <w:p>
+      <w:r>
+        <w:rPr>
+          <w:b/>
+          <w:bCs/>
+        </w:rPr>
+        <w:t>Entry condition:</w:t>
+      </w:r>
+      <w:r>
+        <w:t xml:space="preserve"> L’operatore ha inserito delle informazioni non valide nella registrazione di un nuovo prestito.</w:t>
+      </w:r>
+    </w:p>
+    <w:p>
+      <w:pPr>
+        <w:rPr>
+          <w:b/>
+          <w:bCs/>
+        </w:rPr>
+      </w:pPr>
+      <w:r>
+        <w:rPr>
+          <w:b/>
+          <w:bCs/>
+        </w:rPr>
+        <w:t>Flusso di eventi:</w:t>
+      </w:r>
+    </w:p>
+    <w:p>
+      <w:pPr>
+        <w:pStyle w:val="ListParagraph"/>
+        <w:numPr>
+          <w:ilvl w:val="0"/>
+          <w:numId w:val="25"/>
+        </w:numPr>
+      </w:pPr>
+      <w:r>
+        <w:lastRenderedPageBreak/>
+        <w:t>Il sistema mostra a schermo il messaggio “Errore: Informazioni non valide”.</w:t>
+      </w:r>
+    </w:p>
+    <w:p>
+      <w:r>
+        <w:rPr>
+          <w:b/>
+          <w:bCs/>
+        </w:rPr>
+        <w:t>Exit condition:</w:t>
+      </w:r>
+      <w:r>
+        <w:t xml:space="preserve"> L’operatore si trova sulla pagina di registrazione del prestito.</w:t>
+      </w:r>
+    </w:p>
+    <w:p>
+      <w:pPr>
+        <w:rPr>
+          <w:b/>
+          <w:bCs/>
+          <w:sz w:val="28"/>
+          <w:szCs w:val="28"/>
+        </w:rPr>
+      </w:pPr>
+      <w:r>
+        <w:rPr>
+          <w:b/>
+          <w:bCs/>
+          <w:sz w:val="28"/>
+          <w:szCs w:val="28"/>
+        </w:rPr>
+        <w:t>UC1</w:t>
+      </w:r>
+      <w:r>
+        <w:rPr>
+          <w:b/>
+          <w:bCs/>
+          <w:sz w:val="28"/>
+          <w:szCs w:val="28"/>
+        </w:rPr>
+        <w:t>4</w:t>
+      </w:r>
+      <w:r>
+        <w:rPr>
+          <w:b/>
+          <w:bCs/>
+          <w:sz w:val="28"/>
+          <w:szCs w:val="28"/>
+        </w:rPr>
+        <w:t>.</w:t>
+      </w:r>
+      <w:r>
+        <w:rPr>
+          <w:b/>
+          <w:bCs/>
+          <w:sz w:val="28"/>
+          <w:szCs w:val="28"/>
+        </w:rPr>
+        <w:t>2</w:t>
+      </w:r>
+      <w:r>
+        <w:rPr>
+          <w:b/>
+          <w:bCs/>
+          <w:sz w:val="28"/>
+          <w:szCs w:val="28"/>
+        </w:rPr>
+        <w:t xml:space="preserve"> – </w:t>
+      </w:r>
+      <w:r>
+        <w:rPr>
+          <w:b/>
+          <w:bCs/>
+          <w:sz w:val="28"/>
+          <w:szCs w:val="28"/>
+        </w:rPr>
+        <w:t>Lettore sospeso</w:t>
+      </w:r>
+    </w:p>
+    <w:p>
+      <w:r>
+        <w:rPr>
+          <w:b/>
+          <w:bCs/>
+        </w:rPr>
+        <w:t>Attor</w:t>
+      </w:r>
+      <w:r>
+        <w:rPr>
+          <w:b/>
+          <w:bCs/>
+        </w:rPr>
+        <w:t>i</w:t>
+      </w:r>
+      <w:r>
+        <w:rPr>
+          <w:b/>
+          <w:bCs/>
+        </w:rPr>
+        <w:t>:</w:t>
+      </w:r>
+      <w:r>
+        <w:t xml:space="preserve"> Operatore.</w:t>
+      </w:r>
+    </w:p>
+    <w:p>
+      <w:r>
+        <w:rPr>
+          <w:b/>
+          <w:bCs/>
+        </w:rPr>
+        <w:t>Entry condition:</w:t>
+      </w:r>
+      <w:r>
+        <w:t xml:space="preserve"> L’operatore ha provato ad effettuare un prestito per un lettore sospeso.</w:t>
+      </w:r>
+    </w:p>
+    <w:p>
+      <w:pPr>
+        <w:rPr>
+          <w:b/>
+          <w:bCs/>
+        </w:rPr>
+      </w:pPr>
+      <w:r>
+        <w:rPr>
+          <w:b/>
+          <w:bCs/>
+        </w:rPr>
+        <w:t>Flusso di eventi:</w:t>
+      </w:r>
+    </w:p>
+    <w:p>
+      <w:pPr>
+        <w:pStyle w:val="ListParagraph"/>
+        <w:numPr>
+          <w:ilvl w:val="0"/>
+          <w:numId w:val="29"/>
+        </w:numPr>
+      </w:pPr>
+      <w:r>
+        <w:t>Il sistema mostra a schermo il messaggio “Errore: Il lettore è temporaneamente sospeso”.</w:t>
+      </w:r>
+    </w:p>
+    <w:p>
+      <w:r>
+        <w:rPr>
+          <w:b/>
+          <w:bCs/>
+        </w:rPr>
+        <w:t>Exit condition:</w:t>
+      </w:r>
+      <w:r>
+        <w:t xml:space="preserve"> L’operatore si trova sulla pagina di registrazione del prestito.</w:t>
+      </w:r>
+    </w:p>
+    <w:p>
+      <w:r>
+        <w:br w:type="page"/>
+      </w:r>
+    </w:p>
+    <w:p>
+      <w:pPr>
+        <w:rPr>
+          <w:b/>
+          <w:bCs/>
+          <w:sz w:val="28"/>
+          <w:szCs w:val="28"/>
+        </w:rPr>
+      </w:pPr>
+      <w:r>
+        <w:rPr>
+          <w:b/>
+          <w:bCs/>
+          <w:sz w:val="28"/>
+          <w:szCs w:val="28"/>
+        </w:rPr>
+        <w:lastRenderedPageBreak/>
+        <w:t>UC1</w:t>
+      </w:r>
+      <w:r>
+        <w:rPr>
+          <w:b/>
+          <w:bCs/>
+          <w:sz w:val="28"/>
+          <w:szCs w:val="28"/>
+        </w:rPr>
+        <w:t>5</w:t>
+      </w:r>
+      <w:r>
+        <w:rPr>
+          <w:b/>
+          <w:bCs/>
+          <w:sz w:val="28"/>
+          <w:szCs w:val="28"/>
+        </w:rPr>
+        <w:t xml:space="preserve"> – Registrazione di un prestito</w:t>
+      </w:r>
+      <w:r>
+        <w:rPr>
+          <w:b/>
+          <w:bCs/>
+          <w:sz w:val="28"/>
+          <w:szCs w:val="28"/>
+        </w:rPr>
+        <w:t xml:space="preserve"> di una copia riservata</w:t>
+      </w:r>
+    </w:p>
+    <w:p>
+      <w:r>
+        <w:rPr>
+          <w:b/>
+          <w:bCs/>
+        </w:rPr>
+        <w:t>Attori:</w:t>
+      </w:r>
+      <w:r>
+        <w:t xml:space="preserve"> Operatore.</w:t>
+      </w:r>
+    </w:p>
+    <w:p>
+      <w:r>
+        <w:rPr>
+          <w:b/>
+          <w:bCs/>
+        </w:rPr>
+        <w:t>Entry condition:</w:t>
+      </w:r>
+      <w:r>
+        <w:t xml:space="preserve"> L’operatore </w:t>
+      </w:r>
+      <w:r>
+        <w:t xml:space="preserve">è autenticato </w:t>
+      </w:r>
+      <w:r>
+        <w:t>si trova nella pagina di un lettore registrato, ricercato mediante codice fiscale.</w:t>
+      </w:r>
+    </w:p>
+    <w:p>
+      <w:pPr>
+        <w:rPr>
+          <w:b/>
+          <w:bCs/>
+        </w:rPr>
+      </w:pPr>
+      <w:r>
+        <w:rPr>
+          <w:b/>
+          <w:bCs/>
+        </w:rPr>
+        <w:t>Flusso di eventi:</w:t>
+      </w:r>
+    </w:p>
+    <w:p>
+      <w:pPr>
+        <w:pStyle w:val="ListParagraph"/>
+        <w:numPr>
+          <w:ilvl w:val="0"/>
+          <w:numId w:val="37"/>
+        </w:numPr>
+      </w:pPr>
+      <w:r>
+        <w:t>L’operatore preme sulla prenotazione attiva mostrata nella lista.</w:t>
+      </w:r>
+    </w:p>
+    <w:p>
+      <w:pPr>
+        <w:pStyle w:val="ListParagraph"/>
+        <w:numPr>
+          <w:ilvl w:val="0"/>
+          <w:numId w:val="37"/>
+        </w:numPr>
+      </w:pPr>
+      <w:r>
+        <w:t>Il sistema lo reindirizza ad una pagina in cui sono mostrate le informazioni della copia e del lettore e dove è presente un modulo con:</w:t>
+      </w:r>
+      <w:r>
+        <w:t xml:space="preserve"> </w:t>
+      </w:r>
+    </w:p>
+    <w:p>
+      <w:pPr>
+        <w:pStyle w:val="ListParagraph"/>
+        <w:numPr>
+          <w:ilvl w:val="0"/>
+          <w:numId w:val="38"/>
+        </w:numPr>
+      </w:pPr>
+      <w:r>
+        <w:t>Un selettore di data con label “Da restituire entro:”;</w:t>
+      </w:r>
+    </w:p>
+    <w:p>
+      <w:pPr>
+        <w:pStyle w:val="ListParagraph"/>
+        <w:numPr>
+          <w:ilvl w:val="0"/>
+          <w:numId w:val="38"/>
+        </w:numPr>
+      </w:pPr>
+      <w:r>
+        <w:t>Un pulsante “Annulla”;</w:t>
+      </w:r>
+    </w:p>
+    <w:p>
+      <w:pPr>
+        <w:pStyle w:val="ListParagraph"/>
+        <w:numPr>
+          <w:ilvl w:val="0"/>
+          <w:numId w:val="38"/>
+        </w:numPr>
+      </w:pPr>
+      <w:r>
+        <w:t>Un pulsante “Conferma”.</w:t>
+      </w:r>
+    </w:p>
+    <w:p>
+      <w:pPr>
+        <w:pStyle w:val="ListParagraph"/>
+        <w:numPr>
+          <w:ilvl w:val="0"/>
+          <w:numId w:val="37"/>
+        </w:numPr>
+      </w:pPr>
+      <w:r>
+        <w:t>L’operatore inserisce i dati.</w:t>
+      </w:r>
+    </w:p>
+    <w:p>
+      <w:pPr>
+        <w:pStyle w:val="ListParagraph"/>
+        <w:numPr>
+          <w:ilvl w:val="0"/>
+          <w:numId w:val="37"/>
+        </w:numPr>
+      </w:pPr>
+      <w:r>
+        <w:t>L’operatore preme “Conferma”.</w:t>
+      </w:r>
+    </w:p>
+    <w:p>
+      <w:pPr>
+        <w:pStyle w:val="ListParagraph"/>
+        <w:numPr>
+          <w:ilvl w:val="0"/>
+          <w:numId w:val="37"/>
+        </w:numPr>
+      </w:pPr>
+      <w:r>
+        <w:t>Il sistema verifica che i dati inseriti siano validi.</w:t>
+      </w:r>
+    </w:p>
+    <w:p>
+      <w:pPr>
+        <w:pStyle w:val="ListParagraph"/>
+        <w:numPr>
+          <w:ilvl w:val="0"/>
+          <w:numId w:val="37"/>
+        </w:numPr>
+      </w:pPr>
+      <w:r>
+        <w:t>Il sistema crea un nuovo prestito associando ad esso le informazioni del lettore che ha effettuato la prenotazione online e la data di restituzione inserita dall’operatore, e lo inserisce nel database.</w:t>
+      </w:r>
+    </w:p>
+    <w:p>
+      <w:pPr>
+        <w:pStyle w:val="ListParagraph"/>
+        <w:numPr>
+          <w:ilvl w:val="0"/>
+          <w:numId w:val="37"/>
+        </w:numPr>
+      </w:pPr>
+      <w:r>
+        <w:t>Il database associa un ID al prestito.</w:t>
+      </w:r>
+    </w:p>
+    <w:p>
+      <w:pPr>
+        <w:pStyle w:val="ListParagraph"/>
+        <w:numPr>
+          <w:ilvl w:val="0"/>
+          <w:numId w:val="37"/>
+        </w:numPr>
+      </w:pPr>
+      <w:r>
+        <w:t>Il sistema rimuove la prenotazione dal database associata alla copia prestata e al lettore.</w:t>
+      </w:r>
+    </w:p>
+    <w:p>
+      <w:pPr>
+        <w:pStyle w:val="ListParagraph"/>
+        <w:numPr>
+          <w:ilvl w:val="0"/>
+          <w:numId w:val="37"/>
+        </w:numPr>
+      </w:pPr>
+      <w:r>
+        <w:t>Il sistema rende la copia prestata non disponibile.</w:t>
+      </w:r>
+    </w:p>
+    <w:p>
+      <w:pPr>
+        <w:pStyle w:val="ListParagraph"/>
+        <w:numPr>
+          <w:ilvl w:val="0"/>
+          <w:numId w:val="37"/>
+        </w:numPr>
+      </w:pPr>
+      <w:r>
+        <w:t>Il sistema mostra a schermo il messaggio “Prestito registrato con successo”.</w:t>
+      </w:r>
+    </w:p>
+    <w:p>
+      <w:r>
+        <w:rPr>
+          <w:b/>
+          <w:bCs/>
+        </w:rPr>
+        <w:t>Exit condition:</w:t>
+      </w:r>
+      <w:r>
+        <w:t xml:space="preserve"> L’operatore si trova nella pagina del lettore e un nuovo prestito è stato registrato.</w:t>
+      </w:r>
+    </w:p>
+    <w:p>
+      <w:pPr>
+        <w:rPr>
+          <w:b/>
+          <w:bCs/>
+        </w:rPr>
+      </w:pPr>
+      <w:r>
+        <w:rPr>
+          <w:b/>
+          <w:bCs/>
+        </w:rPr>
+        <w:t>Flussi alternativi/Eccezioni</w:t>
+      </w:r>
+      <w:r>
+        <w:rPr>
+          <w:b/>
+          <w:bCs/>
+        </w:rPr>
+        <w:t>:</w:t>
+      </w:r>
+    </w:p>
+    <w:p>
+      <w:r>
+        <w:t>Se al passo 4 l’operatore preme “Annulla”, viene riportato alla pagina delle informazioni del lettore.</w:t>
+      </w:r>
+    </w:p>
+    <w:p>
+      <w:r>
+        <w:t>Se al passo 5 il sistema rileva delle informazioni non valide, viene eseguito il caso d’uso UC1</w:t>
+      </w:r>
+      <w:r>
+        <w:t>5</w:t>
+      </w:r>
+      <w:r>
+        <w:t>.1 –  Informazioni non valide.</w:t>
+      </w:r>
+    </w:p>
+    <w:p>
+      <w:pPr>
+        <w:rPr>
+          <w:b/>
+          <w:bCs/>
+          <w:sz w:val="28"/>
+          <w:szCs w:val="28"/>
+        </w:rPr>
+      </w:pPr>
+      <w:r>
+        <w:rPr>
+          <w:b/>
+          <w:bCs/>
+          <w:sz w:val="28"/>
+          <w:szCs w:val="28"/>
+        </w:rPr>
+        <w:t>UC1</w:t>
+      </w:r>
+      <w:r>
+        <w:rPr>
+          <w:b/>
+          <w:bCs/>
+          <w:sz w:val="28"/>
+          <w:szCs w:val="28"/>
+        </w:rPr>
+        <w:t>5</w:t>
+      </w:r>
+      <w:r>
+        <w:rPr>
+          <w:b/>
+          <w:bCs/>
+          <w:sz w:val="28"/>
+          <w:szCs w:val="28"/>
+        </w:rPr>
+        <w:t>.1 – Informazioni non valide</w:t>
+      </w:r>
+    </w:p>
+    <w:p>
+      <w:r>
+        <w:rPr>
+          <w:b/>
+          <w:bCs/>
+        </w:rPr>
+        <w:t>Attor</w:t>
+      </w:r>
+      <w:r>
+        <w:rPr>
+          <w:b/>
+          <w:bCs/>
+        </w:rPr>
+        <w:t>i</w:t>
+      </w:r>
+      <w:r>
+        <w:rPr>
+          <w:b/>
+          <w:bCs/>
+        </w:rPr>
+        <w:t>:</w:t>
+      </w:r>
+      <w:r>
+        <w:t xml:space="preserve"> Operatore.</w:t>
+      </w:r>
+    </w:p>
+    <w:p>
+      <w:r>
+        <w:rPr>
+          <w:b/>
+          <w:bCs/>
+        </w:rPr>
+        <w:t>Entry condition:</w:t>
+      </w:r>
+      <w:r>
+        <w:t xml:space="preserve"> L’operatore ha inserito delle informazioni non valide nella registrazione di un nuovo prestito.</w:t>
+      </w:r>
+    </w:p>
+    <w:p>
+      <w:pPr>
+        <w:rPr>
+          <w:b/>
+          <w:bCs/>
+        </w:rPr>
+      </w:pPr>
+      <w:r>
+        <w:rPr>
+          <w:b/>
+          <w:bCs/>
+        </w:rPr>
+        <w:t>Flusso di eventi:</w:t>
+      </w:r>
+    </w:p>
+    <w:p>
+      <w:pPr>
+        <w:pStyle w:val="ListParagraph"/>
+        <w:numPr>
+          <w:ilvl w:val="0"/>
+          <w:numId w:val="40"/>
+        </w:numPr>
+      </w:pPr>
+      <w:r>
+        <w:t>Il sistema mostra a schermo il messaggio “Errore: Informazioni non valide”.</w:t>
+      </w:r>
+    </w:p>
+    <w:p>
+      <w:r>
+        <w:rPr>
+          <w:b/>
+          <w:bCs/>
+        </w:rPr>
+        <w:lastRenderedPageBreak/>
+        <w:t>Exit condition:</w:t>
+      </w:r>
+      <w:r>
+        <w:t xml:space="preserve"> L’operatore si trova sulla pagina della registrazione del prestito.</w:t>
       </w:r>
     </w:p>
     <w:p/>
     <w:p>
-      <w:pPr>
-        <w:rPr>
-          <w:b/>
-          <w:bCs/>
-          <w:sz w:val="28"/>
-          <w:szCs w:val="28"/>
-        </w:rPr>
-      </w:pPr>
-      <w:r>
-        <w:rPr>
-          <w:b/>
-          <w:bCs/>
-          <w:sz w:val="28"/>
-          <w:szCs w:val="28"/>
-        </w:rPr>
+      <w:r>
         <w:br w:type="page"/>
       </w:r>
     </w:p>
     <w:p>
-      <w:pPr>
-        <w:rPr>
-          <w:b/>
-          <w:bCs/>
-          <w:sz w:val="28"/>
-          <w:szCs w:val="28"/>
-        </w:rPr>
-      </w:pPr>
+      <w:r>
+        <w:rPr>
+          <w:b/>
+          <w:bCs/>
+          <w:sz w:val="28"/>
+          <w:szCs w:val="28"/>
+        </w:rPr>
+        <w:lastRenderedPageBreak/>
+        <w:t>UC1</w:t>
+      </w:r>
+      <w:r>
+        <w:rPr>
+          <w:b/>
+          <w:bCs/>
+          <w:sz w:val="28"/>
+          <w:szCs w:val="28"/>
+        </w:rPr>
+        <w:t>6</w:t>
+      </w:r>
+      <w:r>
+        <w:rPr>
+          <w:b/>
+          <w:bCs/>
+          <w:sz w:val="28"/>
+          <w:szCs w:val="28"/>
+        </w:rPr>
+        <w:t xml:space="preserve"> – Registrazione di una restituzione</w:t>
+      </w:r>
+    </w:p>
+    <w:p>
+      <w:r>
+        <w:rPr>
+          <w:b/>
+          <w:bCs/>
+        </w:rPr>
+        <w:t>Attori:</w:t>
+      </w:r>
+      <w:r>
+        <w:t xml:space="preserve"> Operatore</w:t>
+      </w:r>
+      <w:r>
+        <w:t>.</w:t>
+      </w:r>
+    </w:p>
+    <w:p>
+      <w:r>
+        <w:rPr>
+          <w:b/>
+          <w:bCs/>
+        </w:rPr>
+        <w:t>Entry condition:</w:t>
+      </w:r>
+      <w:r>
+        <w:t xml:space="preserve"> L’operatore</w:t>
+      </w:r>
+      <w:r>
+        <w:t xml:space="preserve"> è autenticato e</w:t>
+      </w:r>
+      <w:r>
+        <w:t xml:space="preserve"> si trova nella pagina di un lettore ricercato mediante codice fiscale.</w:t>
+      </w:r>
+    </w:p>
+    <w:p>
+      <w:pPr>
+        <w:rPr>
+          <w:b/>
+          <w:bCs/>
+        </w:rPr>
+      </w:pPr>
+      <w:r>
+        <w:rPr>
+          <w:b/>
+          <w:bCs/>
+        </w:rPr>
+        <w:t>Flusso di eventi:</w:t>
+      </w:r>
+    </w:p>
+    <w:p>
+      <w:pPr>
+        <w:pStyle w:val="ListParagraph"/>
+        <w:numPr>
+          <w:ilvl w:val="0"/>
+          <w:numId w:val="26"/>
+        </w:numPr>
+      </w:pPr>
+      <w:r>
+        <w:t>L’operatore preme sul prestito per il quale si sta effettuando la restituzione.</w:t>
+      </w:r>
+    </w:p>
+    <w:p>
+      <w:pPr>
+        <w:pStyle w:val="ListParagraph"/>
+        <w:numPr>
+          <w:ilvl w:val="0"/>
+          <w:numId w:val="26"/>
+        </w:numPr>
+      </w:pPr>
+      <w:r>
+        <w:t>Il sistema lo reindirizza ad una pagina dove l’operatore potrà registrare la restituzione.</w:t>
+      </w:r>
+    </w:p>
+    <w:p>
+      <w:pPr>
+        <w:pStyle w:val="ListParagraph"/>
+        <w:numPr>
+          <w:ilvl w:val="0"/>
+          <w:numId w:val="26"/>
+        </w:numPr>
+      </w:pPr>
+      <w:r>
+        <w:t>Il sistema mostra l’eventuale ritardo rispetto alla data di restituzione prevista, le informazioni del prestito e:</w:t>
+      </w:r>
+    </w:p>
+    <w:p>
+      <w:pPr>
+        <w:pStyle w:val="ListParagraph"/>
+        <w:numPr>
+          <w:ilvl w:val="0"/>
+          <w:numId w:val="22"/>
+        </w:numPr>
+      </w:pPr>
+      <w:r>
+        <w:t>Un pulsante “Annulla”;</w:t>
+      </w:r>
+    </w:p>
+    <w:p>
+      <w:pPr>
+        <w:pStyle w:val="ListParagraph"/>
+        <w:numPr>
+          <w:ilvl w:val="0"/>
+          <w:numId w:val="22"/>
+        </w:numPr>
+      </w:pPr>
+      <w:r>
+        <w:t>Un pulsante “Conferma”.</w:t>
+      </w:r>
+    </w:p>
+    <w:p>
+      <w:pPr>
+        <w:pStyle w:val="ListParagraph"/>
+        <w:numPr>
+          <w:ilvl w:val="0"/>
+          <w:numId w:val="26"/>
+        </w:numPr>
+      </w:pPr>
+      <w:r>
+        <w:t>L’operatore preme il pulsante “Conferma”.</w:t>
+      </w:r>
+    </w:p>
+    <w:p>
+      <w:pPr>
+        <w:pStyle w:val="ListParagraph"/>
+        <w:numPr>
+          <w:ilvl w:val="0"/>
+          <w:numId w:val="26"/>
+        </w:numPr>
+      </w:pPr>
+      <w:r>
+        <w:t>Il sistema crea una nuova restituzione associata al prestito e alla copia.</w:t>
+      </w:r>
+    </w:p>
+    <w:p>
+      <w:pPr>
+        <w:pStyle w:val="ListParagraph"/>
+        <w:numPr>
+          <w:ilvl w:val="0"/>
+          <w:numId w:val="26"/>
+        </w:numPr>
+      </w:pPr>
+      <w:r>
+        <w:t>Il database associa un ID alla restituzione.</w:t>
+      </w:r>
+    </w:p>
+    <w:p>
+      <w:pPr>
+        <w:pStyle w:val="ListParagraph"/>
+        <w:numPr>
+          <w:ilvl w:val="0"/>
+          <w:numId w:val="26"/>
+        </w:numPr>
+      </w:pPr>
+      <w:r>
+        <w:t>Il sistema rende nuovamente disponibile la copia.</w:t>
+      </w:r>
+    </w:p>
+    <w:p>
+      <w:pPr>
+        <w:pStyle w:val="ListParagraph"/>
+        <w:numPr>
+          <w:ilvl w:val="0"/>
+          <w:numId w:val="26"/>
+        </w:numPr>
+      </w:pPr>
+      <w:r>
+        <w:t>Il sistema chiude il prestito.</w:t>
+      </w:r>
+    </w:p>
+    <w:p>
+      <w:pPr>
+        <w:pStyle w:val="ListParagraph"/>
+        <w:numPr>
+          <w:ilvl w:val="0"/>
+          <w:numId w:val="26"/>
+        </w:numPr>
+      </w:pPr>
+      <w:r>
+        <w:t>Il sistema mostra a schermo il messaggio “Restituzione registrata con successo”</w:t>
+      </w:r>
+    </w:p>
+    <w:p>
+      <w:r>
+        <w:rPr>
+          <w:b/>
+          <w:bCs/>
+        </w:rPr>
+        <w:t>Exit condition:</w:t>
+      </w:r>
+      <w:r>
+        <w:t xml:space="preserve"> L’operatore si trova nella pagina del lettore ricercato, una nuova restituzione è stata registrata e la copia torna disponibile.</w:t>
+      </w:r>
+    </w:p>
+    <w:p>
+      <w:pPr>
+        <w:rPr>
+          <w:b/>
+          <w:bCs/>
+        </w:rPr>
+      </w:pPr>
+      <w:r>
+        <w:rPr>
+          <w:b/>
+          <w:bCs/>
+        </w:rPr>
+        <w:t>Flussi alternativi/Eccezioni</w:t>
+      </w:r>
+      <w:r>
+        <w:rPr>
+          <w:b/>
+          <w:bCs/>
+        </w:rPr>
+        <w:t>:</w:t>
+      </w:r>
+    </w:p>
+    <w:p>
+      <w:r>
+        <w:t>Se al passo 4 l’operatore preme il pulsante “Annulla”, l’operatore viene riportato alla pagina del lettore ricercato.</w:t>
+      </w:r>
+      <w:r>
+        <w:rPr>
+          <w:b/>
+          <w:bCs/>
+          <w:sz w:val="28"/>
+          <w:szCs w:val="28"/>
+        </w:rPr>
+        <w:br w:type="page"/>
+      </w:r>
       <w:r>
         <w:rPr>
           <w:b/>
@@ -3298,16 +6374,25 @@
           <w:sz w:val="28"/>
           <w:szCs w:val="28"/>
         </w:rPr>
-        <w:t>9</w:t>
-      </w:r>
-      <w:r>
-        <w:rPr>
-          <w:b/>
-          <w:bCs/>
-          <w:sz w:val="28"/>
-          <w:szCs w:val="28"/>
-        </w:rPr>
-        <w:t xml:space="preserve"> – Aggiunta di una copia al catalogo </w:t>
+        <w:t>17</w:t>
+      </w:r>
+      <w:r>
+        <w:rPr>
+          <w:b/>
+          <w:bCs/>
+          <w:sz w:val="28"/>
+          <w:szCs w:val="28"/>
+        </w:rPr>
+        <w:t xml:space="preserve"> – </w:t>
+      </w:r>
+      <w:r>
+        <w:rPr>
+          <w:b/>
+          <w:bCs/>
+          <w:sz w:val="28"/>
+          <w:szCs w:val="28"/>
+        </w:rPr>
+        <w:t>Registrazione di una sospensione</w:t>
       </w:r>
     </w:p>
     <w:p>
@@ -3319,7 +6404,10 @@
         <w:t>Attori:</w:t>
       </w:r>
       <w:r>
-        <w:t xml:space="preserve"> Operatore</w:t>
+        <w:t xml:space="preserve"> </w:t>
+      </w:r>
+      <w:r>
+        <w:t>Operatore</w:t>
       </w:r>
       <w:r>
         <w:t>.</w:t>
@@ -3334,103 +6422,157 @@
         <w:t>Entry condition:</w:t>
       </w:r>
       <w:r>
-        <w:t xml:space="preserve"> l’operatore si trova nella pagina di </w:t>
-      </w:r>
-      <w:r>
-        <w:t>gestione del catalogo.</w:t>
-      </w:r>
-    </w:p>
-    <w:p>
-      <w:pPr>
-        <w:rPr>
-          <w:b/>
-          <w:bCs/>
-        </w:rPr>
-      </w:pPr>
-      <w:r>
-        <w:rPr>
-          <w:b/>
-          <w:bCs/>
-        </w:rPr>
-        <w:t xml:space="preserve">Flusso di eventi: </w:t>
-      </w:r>
-    </w:p>
-    <w:p>
-      <w:pPr>
-        <w:pStyle w:val="ListParagraph"/>
-        <w:numPr>
-          <w:ilvl w:val="0"/>
-          <w:numId w:val="3"/>
-        </w:numPr>
-      </w:pPr>
-      <w:r>
-        <w:t>L’operatore preme sull’edizione presente nella lista.</w:t>
-      </w:r>
-    </w:p>
-    <w:p>
-      <w:pPr>
-        <w:pStyle w:val="ListParagraph"/>
-        <w:numPr>
-          <w:ilvl w:val="0"/>
-          <w:numId w:val="3"/>
-        </w:numPr>
-      </w:pPr>
-      <w:r>
-        <w:t>L</w:t>
-      </w:r>
-      <w:r>
-        <w:t xml:space="preserve">'operatore preme </w:t>
-      </w:r>
-      <w:r>
-        <w:t>“I</w:t>
-      </w:r>
-      <w:r>
-        <w:t>nserisci nuova copia</w:t>
-      </w:r>
-      <w:r>
-        <w:t>”.</w:t>
-      </w:r>
-    </w:p>
-    <w:p>
-      <w:pPr>
-        <w:pStyle w:val="ListParagraph"/>
-        <w:numPr>
-          <w:ilvl w:val="0"/>
-          <w:numId w:val="3"/>
-        </w:numPr>
-      </w:pPr>
-      <w:r>
-        <w:t xml:space="preserve">Il sistema assegna un </w:t>
-      </w:r>
-      <w:r>
-        <w:t>ID</w:t>
-      </w:r>
-      <w:r>
-        <w:t xml:space="preserve"> univoco al</w:t>
-      </w:r>
-      <w:r>
-        <w:t>la copia.</w:t>
-      </w:r>
-    </w:p>
-    <w:p>
-      <w:pPr>
-        <w:pStyle w:val="ListParagraph"/>
-        <w:numPr>
-          <w:ilvl w:val="0"/>
-          <w:numId w:val="3"/>
-        </w:numPr>
-      </w:pPr>
-      <w:r>
-        <w:t>Il</w:t>
-      </w:r>
-      <w:r>
-        <w:t xml:space="preserve"> sistema aggiunge </w:t>
-      </w:r>
-      <w:r>
-        <w:t>la copia</w:t>
-      </w:r>
-      <w:r>
-        <w:t xml:space="preserve"> al database</w:t>
+        <w:t xml:space="preserve"> </w:t>
+      </w:r>
+      <w:r>
+        <w:t>L’operatore</w:t>
+      </w:r>
+      <w:r>
+        <w:t xml:space="preserve"> è autenticato e</w:t>
+      </w:r>
+      <w:r>
+        <w:t xml:space="preserve"> si trova nella pagina di un</w:t>
+      </w:r>
+      <w:r>
+        <w:t xml:space="preserve"> lettore</w:t>
+      </w:r>
+      <w:r>
+        <w:t xml:space="preserve"> ricercato mediante codice fiscale.</w:t>
+      </w:r>
+    </w:p>
+    <w:p>
+      <w:pPr>
+        <w:rPr>
+          <w:b/>
+          <w:bCs/>
+        </w:rPr>
+      </w:pPr>
+      <w:r>
+        <w:rPr>
+          <w:b/>
+          <w:bCs/>
+        </w:rPr>
+        <w:t>Flusso di eventi:</w:t>
+      </w:r>
+    </w:p>
+    <w:p>
+      <w:pPr>
+        <w:pStyle w:val="ListParagraph"/>
+        <w:numPr>
+          <w:ilvl w:val="0"/>
+          <w:numId w:val="15"/>
+        </w:numPr>
+      </w:pPr>
+      <w:r>
+        <w:t>L’operatore preme sul pulsante “Sospendi”.</w:t>
+      </w:r>
+    </w:p>
+    <w:p>
+      <w:pPr>
+        <w:pStyle w:val="ListParagraph"/>
+        <w:numPr>
+          <w:ilvl w:val="0"/>
+          <w:numId w:val="15"/>
+        </w:numPr>
+      </w:pPr>
+      <w:r>
+        <w:t>Il sistema reindirizza l’operatore ad una pagina di creazione della sospensione</w:t>
+      </w:r>
+      <w:r>
+        <w:t xml:space="preserve"> dove c’è</w:t>
+      </w:r>
+      <w:r>
+        <w:t xml:space="preserve"> un modulo da compilare con:</w:t>
+      </w:r>
+    </w:p>
+    <w:p>
+      <w:pPr>
+        <w:pStyle w:val="ListParagraph"/>
+        <w:numPr>
+          <w:ilvl w:val="0"/>
+          <w:numId w:val="12"/>
+        </w:numPr>
+      </w:pPr>
+      <w:r>
+        <w:t>Una textbox con label “Motivazione:”</w:t>
+      </w:r>
+      <w:r>
+        <w:t>;</w:t>
+      </w:r>
+    </w:p>
+    <w:p>
+      <w:pPr>
+        <w:pStyle w:val="ListParagraph"/>
+        <w:numPr>
+          <w:ilvl w:val="0"/>
+          <w:numId w:val="12"/>
+        </w:numPr>
+      </w:pPr>
+      <w:r>
+        <w:t>Un selettore di data con label “Fino a:”</w:t>
+      </w:r>
+      <w:r>
+        <w:t>;</w:t>
+      </w:r>
+    </w:p>
+    <w:p>
+      <w:pPr>
+        <w:pStyle w:val="ListParagraph"/>
+        <w:numPr>
+          <w:ilvl w:val="0"/>
+          <w:numId w:val="12"/>
+        </w:numPr>
+      </w:pPr>
+      <w:r>
+        <w:t>Un pulsante “Annulla”</w:t>
+      </w:r>
+      <w:r>
+        <w:t>;</w:t>
+      </w:r>
+    </w:p>
+    <w:p>
+      <w:pPr>
+        <w:pStyle w:val="ListParagraph"/>
+        <w:numPr>
+          <w:ilvl w:val="0"/>
+          <w:numId w:val="12"/>
+        </w:numPr>
+      </w:pPr>
+      <w:r>
+        <w:t>Un pulsante “Conferma”.</w:t>
+      </w:r>
+    </w:p>
+    <w:p>
+      <w:pPr>
+        <w:pStyle w:val="ListParagraph"/>
+        <w:numPr>
+          <w:ilvl w:val="0"/>
+          <w:numId w:val="15"/>
+        </w:numPr>
+      </w:pPr>
+      <w:r>
+        <w:t>L’operatore inserisce i dati.</w:t>
+      </w:r>
+    </w:p>
+    <w:p>
+      <w:pPr>
+        <w:pStyle w:val="ListParagraph"/>
+        <w:numPr>
+          <w:ilvl w:val="0"/>
+          <w:numId w:val="15"/>
+        </w:numPr>
+      </w:pPr>
+      <w:r>
+        <w:t xml:space="preserve">L’operatore preme </w:t>
+      </w:r>
+      <w:r>
+        <w:t>“C</w:t>
+      </w:r>
+      <w:r>
+        <w:t>onferma</w:t>
+      </w:r>
+      <w:r>
+        <w:t>”</w:t>
       </w:r>
       <w:r>
         <w:t>.</w:t>
@@ -3441,11 +6583,95 @@
         <w:pStyle w:val="ListParagraph"/>
         <w:numPr>
           <w:ilvl w:val="0"/>
-          <w:numId w:val="3"/>
-        </w:numPr>
-      </w:pPr>
-      <w:r>
-        <w:t>Il sistema mostra a schermo il messaggio “Copia aggiunta con successo”.</w:t>
+          <w:numId w:val="15"/>
+        </w:numPr>
+      </w:pPr>
+      <w:r>
+        <w:t>Il sistema verifica che i dati inseriti siano validi.</w:t>
+      </w:r>
+    </w:p>
+    <w:p>
+      <w:pPr>
+        <w:pStyle w:val="ListParagraph"/>
+        <w:numPr>
+          <w:ilvl w:val="0"/>
+          <w:numId w:val="15"/>
+        </w:numPr>
+      </w:pPr>
+      <w:r>
+        <w:t>Il sistema crea una sospensione</w:t>
+      </w:r>
+      <w:r>
+        <w:t xml:space="preserve"> associando ad essa il codice fiscale d</w:t>
+      </w:r>
+      <w:r>
+        <w:t>el lettore</w:t>
+      </w:r>
+      <w:r>
+        <w:t xml:space="preserve">, la data della registrazione </w:t>
+      </w:r>
+      <w:r>
+        <w:t>e la data di termine della sospensione</w:t>
+      </w:r>
+      <w:r>
+        <w:t>,</w:t>
+      </w:r>
+      <w:r>
+        <w:t xml:space="preserve"> e la inserisce nel database.</w:t>
+      </w:r>
+    </w:p>
+    <w:p>
+      <w:pPr>
+        <w:pStyle w:val="ListParagraph"/>
+        <w:numPr>
+          <w:ilvl w:val="0"/>
+          <w:numId w:val="15"/>
+        </w:numPr>
+      </w:pPr>
+      <w:r>
+        <w:t>Il database associa un ID alla sospensione.</w:t>
+      </w:r>
+    </w:p>
+    <w:p>
+      <w:pPr>
+        <w:pStyle w:val="ListParagraph"/>
+        <w:numPr>
+          <w:ilvl w:val="0"/>
+          <w:numId w:val="15"/>
+        </w:numPr>
+      </w:pPr>
+      <w:r>
+        <w:t>Il sistema rimuove dal database ogni prenotazione registrata al codice fiscale del lettore</w:t>
+      </w:r>
+      <w:r>
+        <w:t xml:space="preserve"> e le copie </w:t>
+      </w:r>
+      <w:r>
+        <w:t xml:space="preserve">prenotate dal lettore </w:t>
+      </w:r>
+      <w:r>
+        <w:t xml:space="preserve">diventano </w:t>
+      </w:r>
+      <w:r>
+        <w:t xml:space="preserve">nuovamente </w:t>
+      </w:r>
+      <w:r>
+        <w:t>disponibili</w:t>
+      </w:r>
+      <w:r>
+        <w:t>.</w:t>
+      </w:r>
+    </w:p>
+    <w:p>
+      <w:pPr>
+        <w:pStyle w:val="ListParagraph"/>
+        <w:numPr>
+          <w:ilvl w:val="0"/>
+          <w:numId w:val="15"/>
+        </w:numPr>
+      </w:pPr>
+      <w:r>
+        <w:t>Il sistema mostra a schermo il messaggio “Sospensione aggiunta con successo”</w:t>
       </w:r>
     </w:p>
     <w:p>
@@ -3457,31 +6683,253 @@
         <w:t>Exit condition:</w:t>
       </w:r>
       <w:r>
-        <w:t xml:space="preserve"> L'operatore è </w:t>
-      </w:r>
-      <w:r>
-        <w:t xml:space="preserve">reindirizzato alla </w:t>
-      </w:r>
-      <w:r>
-        <w:t xml:space="preserve">pagina di </w:t>
-      </w:r>
-      <w:r>
-        <w:t xml:space="preserve">gestione </w:t>
-      </w:r>
-      <w:r>
-        <w:t>del catalogo e la copia del</w:t>
-      </w:r>
-      <w:r>
-        <w:t>l’edizione</w:t>
-      </w:r>
-      <w:r>
-        <w:t xml:space="preserve"> è aggiunta al database</w:t>
+        <w:t xml:space="preserve"> </w:t>
+      </w:r>
+      <w:r>
+        <w:t>L’operatore si trova sulla pagina del</w:t>
+      </w:r>
+      <w:r>
+        <w:t xml:space="preserve"> lettore </w:t>
+      </w:r>
+      <w:r>
+        <w:t>e la sospensione è stata aggiunta al database</w:t>
       </w:r>
       <w:r>
         <w:t>.</w:t>
       </w:r>
     </w:p>
     <w:p>
+      <w:pPr>
+        <w:rPr>
+          <w:b/>
+          <w:bCs/>
+        </w:rPr>
+      </w:pPr>
+      <w:r>
+        <w:rPr>
+          <w:b/>
+          <w:bCs/>
+        </w:rPr>
+        <w:t>Flussi Alternativi</w:t>
+      </w:r>
+      <w:r>
+        <w:rPr>
+          <w:b/>
+          <w:bCs/>
+        </w:rPr>
+        <w:t>/Eccezioni</w:t>
+      </w:r>
+      <w:r>
+        <w:rPr>
+          <w:b/>
+          <w:bCs/>
+        </w:rPr>
+        <w:t xml:space="preserve">: </w:t>
+      </w:r>
+    </w:p>
+    <w:p>
+      <w:r>
+        <w:t>Al passo 1 se il lettore risulta già sospeso</w:t>
+      </w:r>
+      <w:r>
+        <w:t>, il</w:t>
+      </w:r>
+      <w:r>
+        <w:t xml:space="preserve"> </w:t>
+      </w:r>
+      <w:r>
+        <w:t>sistema non mostra il pulsante “Sospendi” ma il pulsante “Annulla sospensione”.</w:t>
+      </w:r>
+    </w:p>
+    <w:p>
+      <w:r>
+        <w:t xml:space="preserve">Al passo </w:t>
+      </w:r>
+      <w:r>
+        <w:t>4</w:t>
+      </w:r>
+      <w:r>
+        <w:t xml:space="preserve"> se l’operatore</w:t>
+      </w:r>
+      <w:r>
+        <w:t xml:space="preserve"> preme “Annulla”, viene riportato alla pagina d</w:t>
+      </w:r>
+      <w:r>
+        <w:t>el lettore</w:t>
+      </w:r>
+      <w:r>
+        <w:t>.</w:t>
+      </w:r>
+    </w:p>
+    <w:p>
+      <w:r>
+        <w:t>Al passo 5</w:t>
+      </w:r>
+      <w:r>
+        <w:t xml:space="preserve"> </w:t>
+      </w:r>
+      <w:r>
+        <w:t>se i dati inseriti non sono validi viene eseguito il caso d’uso UC</w:t>
+      </w:r>
+      <w:r>
+        <w:t>17</w:t>
+      </w:r>
+      <w:r>
+        <w:t>.</w:t>
+      </w:r>
+      <w:r>
+        <w:t>1</w:t>
+      </w:r>
+      <w:r>
+        <w:t xml:space="preserve"> –</w:t>
+      </w:r>
+      <w:r>
+        <w:t xml:space="preserve"> Informazioni</w:t>
+      </w:r>
+      <w:r>
+        <w:t xml:space="preserve"> non valid</w:t>
+      </w:r>
+      <w:r>
+        <w:t>e</w:t>
+      </w:r>
+    </w:p>
+    <w:p>
+      <w:pPr>
+        <w:rPr>
+          <w:b/>
+          <w:bCs/>
+          <w:sz w:val="28"/>
+          <w:szCs w:val="28"/>
+        </w:rPr>
+      </w:pPr>
+      <w:r>
+        <w:rPr>
+          <w:b/>
+          <w:bCs/>
+          <w:sz w:val="28"/>
+          <w:szCs w:val="28"/>
+        </w:rPr>
+        <w:t>UC</w:t>
+      </w:r>
+      <w:r>
+        <w:rPr>
+          <w:b/>
+          <w:bCs/>
+          <w:sz w:val="28"/>
+          <w:szCs w:val="28"/>
+        </w:rPr>
+        <w:t>17</w:t>
+      </w:r>
+      <w:r>
+        <w:rPr>
+          <w:b/>
+          <w:bCs/>
+          <w:sz w:val="28"/>
+          <w:szCs w:val="28"/>
+        </w:rPr>
+        <w:t>.</w:t>
+      </w:r>
+      <w:r>
+        <w:rPr>
+          <w:b/>
+          <w:bCs/>
+          <w:sz w:val="28"/>
+          <w:szCs w:val="28"/>
+        </w:rPr>
+        <w:t>1</w:t>
+      </w:r>
+      <w:r>
+        <w:rPr>
+          <w:b/>
+          <w:bCs/>
+          <w:sz w:val="28"/>
+          <w:szCs w:val="28"/>
+        </w:rPr>
+        <w:t xml:space="preserve"> – Informazioni non valide</w:t>
+      </w:r>
+    </w:p>
+    <w:p>
+      <w:r>
+        <w:rPr>
+          <w:b/>
+          <w:bCs/>
+        </w:rPr>
+        <w:t>Attore:</w:t>
+      </w:r>
+      <w:r>
+        <w:t xml:space="preserve"> Operatore.</w:t>
+      </w:r>
+    </w:p>
+    <w:p>
+      <w:r>
+        <w:rPr>
+          <w:b/>
+          <w:bCs/>
+        </w:rPr>
+        <w:t>Entry condition:</w:t>
+      </w:r>
+      <w:r>
+        <w:t xml:space="preserve"> L’operatore</w:t>
+      </w:r>
+      <w:r>
+        <w:t xml:space="preserve"> </w:t>
+      </w:r>
+      <w:r>
+        <w:t>è autenticato</w:t>
+      </w:r>
+      <w:r>
+        <w:t xml:space="preserve"> ha inserito delle informazioni non valide nel modulo di sospensione.</w:t>
+      </w:r>
+    </w:p>
+    <w:p>
+      <w:pPr>
+        <w:rPr>
+          <w:b/>
+          <w:bCs/>
+        </w:rPr>
+      </w:pPr>
+      <w:r>
+        <w:rPr>
+          <w:b/>
+          <w:bCs/>
+        </w:rPr>
+        <w:t>Flusso di eventi:</w:t>
+      </w:r>
+    </w:p>
+    <w:p>
+      <w:pPr>
+        <w:numPr>
+          <w:ilvl w:val="0"/>
+          <w:numId w:val="16"/>
+        </w:numPr>
+      </w:pPr>
+      <w:r>
+        <w:lastRenderedPageBreak/>
+        <w:t>Il sistema mostra a schermo “Errore: informazioni non valide”.</w:t>
+      </w:r>
+    </w:p>
+    <w:p>
+      <w:r>
+        <w:rPr>
+          <w:b/>
+          <w:bCs/>
+        </w:rPr>
+        <w:t>Exit condition:</w:t>
+      </w:r>
+      <w:r>
+        <w:t xml:space="preserve"> L’operatore </w:t>
+      </w:r>
+      <w:r>
+        <w:t>si trova sulla pagina d</w:t>
+      </w:r>
+      <w:r>
+        <w:t>el</w:t>
+      </w:r>
+      <w:r>
+        <w:t xml:space="preserve"> lettore.</w:t>
+      </w:r>
+    </w:p>
+    <w:p>
       <w:r>
         <w:br w:type="page"/>
       </w:r>
@@ -3491,914 +6939,10 @@
         <w:rPr>
           <w:b/>
           <w:bCs/>
-        </w:rPr>
-      </w:pPr>
-      <w:r>
-        <w:rPr>
-          <w:b/>
-          <w:bCs/>
-          <w:sz w:val="28"/>
-          <w:szCs w:val="28"/>
-        </w:rPr>
-        <w:lastRenderedPageBreak/>
-        <w:t>UC</w:t>
-      </w:r>
-      <w:r>
-        <w:rPr>
-          <w:b/>
-          <w:bCs/>
-          <w:sz w:val="28"/>
-          <w:szCs w:val="28"/>
-        </w:rPr>
-        <w:t>10</w:t>
-      </w:r>
-      <w:r>
-        <w:rPr>
-          <w:b/>
-          <w:bCs/>
-          <w:sz w:val="28"/>
-          <w:szCs w:val="28"/>
-        </w:rPr>
-        <w:t xml:space="preserve"> </w:t>
-      </w:r>
-      <w:r>
-        <w:rPr>
-          <w:b/>
-          <w:bCs/>
-          <w:sz w:val="28"/>
-          <w:szCs w:val="28"/>
-        </w:rPr>
-        <w:t xml:space="preserve">– Rimozione di una copia </w:t>
-      </w:r>
-      <w:r>
-        <w:rPr>
-          <w:b/>
-          <w:bCs/>
-          <w:sz w:val="28"/>
-          <w:szCs w:val="28"/>
-        </w:rPr>
-        <w:t>d</w:t>
-      </w:r>
-      <w:r>
-        <w:rPr>
-          <w:b/>
-          <w:bCs/>
-          <w:sz w:val="28"/>
-          <w:szCs w:val="28"/>
-        </w:rPr>
-        <w:t xml:space="preserve">al catalogo </w:t>
-      </w:r>
-    </w:p>
-    <w:p>
-      <w:r>
-        <w:rPr>
-          <w:b/>
-          <w:bCs/>
-        </w:rPr>
-        <w:t>Attori:</w:t>
-      </w:r>
-      <w:r>
-        <w:t xml:space="preserve"> </w:t>
-      </w:r>
-      <w:r>
-        <w:t>Operatore.</w:t>
-      </w:r>
-    </w:p>
-    <w:p>
-      <w:r>
-        <w:rPr>
-          <w:b/>
-          <w:bCs/>
-        </w:rPr>
-        <w:t>Entry condition:</w:t>
-      </w:r>
-      <w:r>
-        <w:t xml:space="preserve"> </w:t>
-      </w:r>
-      <w:r>
-        <w:t>L</w:t>
-      </w:r>
-      <w:r>
-        <w:t xml:space="preserve">’operatore si trova nella pagina di </w:t>
-      </w:r>
-      <w:r>
-        <w:t xml:space="preserve">gestione </w:t>
-      </w:r>
-      <w:r>
-        <w:t>del catalogo</w:t>
-      </w:r>
-      <w:r>
-        <w:t>.</w:t>
-      </w:r>
-      <w:r>
-        <w:t xml:space="preserve"> </w:t>
-      </w:r>
-    </w:p>
-    <w:p>
-      <w:pPr>
-        <w:rPr>
-          <w:b/>
-          <w:bCs/>
-        </w:rPr>
-      </w:pPr>
-      <w:r>
-        <w:rPr>
-          <w:b/>
-          <w:bCs/>
-        </w:rPr>
-        <w:t xml:space="preserve">Flusso di eventi: </w:t>
-      </w:r>
-    </w:p>
-    <w:p>
-      <w:pPr>
-        <w:pStyle w:val="ListParagraph"/>
-        <w:numPr>
-          <w:ilvl w:val="0"/>
-          <w:numId w:val="4"/>
-        </w:numPr>
-      </w:pPr>
-      <w:r>
-        <w:t>L’</w:t>
-      </w:r>
-      <w:r>
-        <w:t xml:space="preserve">operatore </w:t>
-      </w:r>
-      <w:r>
-        <w:t>preme sull’edizione presente nella lista.</w:t>
-      </w:r>
-    </w:p>
-    <w:p>
-      <w:pPr>
-        <w:pStyle w:val="ListParagraph"/>
-        <w:numPr>
-          <w:ilvl w:val="0"/>
-          <w:numId w:val="4"/>
-        </w:numPr>
-      </w:pPr>
-      <w:r>
-        <w:t>Il sistema mostra a schermo la lista delle copie, ciascuna con il proprio ID e stato</w:t>
-      </w:r>
-      <w:r>
-        <w:t xml:space="preserve"> e un pulsante “Elimina”</w:t>
-      </w:r>
-      <w:r>
-        <w:t>.</w:t>
-      </w:r>
-    </w:p>
-    <w:p>
-      <w:pPr>
-        <w:pStyle w:val="ListParagraph"/>
-        <w:numPr>
-          <w:ilvl w:val="0"/>
-          <w:numId w:val="4"/>
-        </w:numPr>
-      </w:pPr>
-      <w:r>
-        <w:t>L’operatore preme il pulsante “Elimina” vicino alla copia che vuole eliminare.</w:t>
-      </w:r>
-    </w:p>
-    <w:p>
-      <w:pPr>
-        <w:pStyle w:val="ListParagraph"/>
-        <w:numPr>
-          <w:ilvl w:val="0"/>
-          <w:numId w:val="4"/>
-        </w:numPr>
-      </w:pPr>
-      <w:r>
-        <w:t>Il sistema mostra a schermo una finestra di verifica con due pulsanti:</w:t>
-      </w:r>
-    </w:p>
-    <w:p>
-      <w:pPr>
-        <w:pStyle w:val="ListParagraph"/>
-        <w:numPr>
-          <w:ilvl w:val="0"/>
-          <w:numId w:val="12"/>
-        </w:numPr>
-      </w:pPr>
-      <w:r>
-        <w:t>“Annulla”,</w:t>
-      </w:r>
-    </w:p>
-    <w:p>
-      <w:pPr>
-        <w:pStyle w:val="ListParagraph"/>
-        <w:numPr>
-          <w:ilvl w:val="0"/>
-          <w:numId w:val="12"/>
-        </w:numPr>
-      </w:pPr>
-      <w:r>
-        <w:t>“Conferma”.</w:t>
-      </w:r>
-    </w:p>
-    <w:p>
-      <w:pPr>
-        <w:pStyle w:val="ListParagraph"/>
-        <w:numPr>
-          <w:ilvl w:val="0"/>
-          <w:numId w:val="4"/>
-        </w:numPr>
-      </w:pPr>
-      <w:r>
-        <w:t>L’operatore clicca su "</w:t>
-      </w:r>
-      <w:r>
-        <w:t>C</w:t>
-      </w:r>
-      <w:r>
-        <w:t>onferma"</w:t>
-      </w:r>
-      <w:r>
-        <w:t>.</w:t>
-      </w:r>
-    </w:p>
-    <w:p>
-      <w:pPr>
-        <w:pStyle w:val="ListParagraph"/>
-        <w:numPr>
-          <w:ilvl w:val="0"/>
-          <w:numId w:val="4"/>
-        </w:numPr>
-      </w:pPr>
-      <w:r>
-        <w:t xml:space="preserve">Il sistema </w:t>
-      </w:r>
-      <w:r>
-        <w:t xml:space="preserve">rende </w:t>
-      </w:r>
-      <w:r>
-        <w:t>“</w:t>
-      </w:r>
-      <w:r>
-        <w:t>inattiva</w:t>
-      </w:r>
-      <w:r>
-        <w:t>”</w:t>
-      </w:r>
-      <w:r>
-        <w:t xml:space="preserve"> </w:t>
-      </w:r>
-      <w:r>
-        <w:t>la copia dell’edizione.</w:t>
-      </w:r>
-    </w:p>
-    <w:p>
-      <w:r>
-        <w:rPr>
-          <w:b/>
-          <w:bCs/>
-        </w:rPr>
-        <w:t>Exit condition:</w:t>
-      </w:r>
-      <w:r>
-        <w:t xml:space="preserve"> L'operatore è portato nella pagina di </w:t>
-      </w:r>
-      <w:r>
-        <w:t>gestione</w:t>
-      </w:r>
-      <w:r>
-        <w:t xml:space="preserve"> del catalogo</w:t>
-      </w:r>
-      <w:r>
-        <w:t xml:space="preserve">. </w:t>
-      </w:r>
-      <w:r>
-        <w:t>Nel database la copia del</w:t>
-      </w:r>
-      <w:r>
-        <w:t xml:space="preserve">l’edizione </w:t>
-      </w:r>
-      <w:r>
-        <w:t>è presente nello stato “inattiva”</w:t>
-      </w:r>
-      <w:r>
-        <w:t>.</w:t>
-      </w:r>
-    </w:p>
-    <w:p>
-      <w:pPr>
-        <w:rPr>
-          <w:b/>
-          <w:bCs/>
-        </w:rPr>
-      </w:pPr>
-      <w:r>
-        <w:rPr>
-          <w:b/>
-          <w:bCs/>
-        </w:rPr>
-        <w:t>Flussi Alternativi</w:t>
-      </w:r>
-      <w:r>
-        <w:rPr>
-          <w:b/>
-          <w:bCs/>
-        </w:rPr>
-        <w:t>/Eccezioni</w:t>
-      </w:r>
-      <w:r>
-        <w:rPr>
-          <w:b/>
-          <w:bCs/>
-        </w:rPr>
-        <w:t xml:space="preserve">: </w:t>
-      </w:r>
-    </w:p>
-    <w:p>
-      <w:r>
-        <w:t>Se al passo 4 la copia non è nello stato “disponibile”, viene eseguito il caso d’uso UC</w:t>
-      </w:r>
-      <w:r>
-        <w:t>10</w:t>
-      </w:r>
-      <w:r>
-        <w:t>.1 – Copia non dispon</w:t>
-      </w:r>
-      <w:r>
-        <w:t>i</w:t>
-      </w:r>
-      <w:r>
-        <w:t>bile.</w:t>
-      </w:r>
-    </w:p>
-    <w:p>
-      <w:r>
-        <w:t xml:space="preserve">Se al </w:t>
-      </w:r>
-      <w:r>
-        <w:t xml:space="preserve">passo </w:t>
-      </w:r>
-      <w:r>
-        <w:t>6</w:t>
-      </w:r>
-      <w:r>
-        <w:t xml:space="preserve"> l'operatore preme "</w:t>
-      </w:r>
-      <w:r>
-        <w:t>A</w:t>
-      </w:r>
-      <w:r>
-        <w:t xml:space="preserve">nnulla", è riportato al passo </w:t>
-      </w:r>
-      <w:r>
-        <w:t>3</w:t>
-      </w:r>
-      <w:r>
-        <w:t>.</w:t>
-      </w:r>
-    </w:p>
-    <w:p>
-      <w:r>
-        <w:rPr>
-          <w:b/>
-          <w:bCs/>
-          <w:sz w:val="28"/>
-          <w:szCs w:val="28"/>
-        </w:rPr>
-        <w:t>UC</w:t>
-      </w:r>
-      <w:r>
-        <w:rPr>
-          <w:b/>
-          <w:bCs/>
-          <w:sz w:val="28"/>
-          <w:szCs w:val="28"/>
-        </w:rPr>
-        <w:t>10</w:t>
-      </w:r>
-      <w:r>
-        <w:rPr>
-          <w:b/>
-          <w:bCs/>
-          <w:sz w:val="28"/>
-          <w:szCs w:val="28"/>
-        </w:rPr>
-        <w:t>.1 – Copia non disponibile</w:t>
-      </w:r>
-    </w:p>
-    <w:p>
-      <w:r>
-        <w:rPr>
-          <w:b/>
-          <w:bCs/>
-        </w:rPr>
-        <w:t>Attori:</w:t>
-      </w:r>
-      <w:r>
-        <w:t xml:space="preserve"> </w:t>
-      </w:r>
-      <w:r>
-        <w:t>Operatore.</w:t>
-      </w:r>
-    </w:p>
-    <w:p>
-      <w:r>
-        <w:rPr>
-          <w:b/>
-          <w:bCs/>
-        </w:rPr>
-        <w:t>Entry condition:</w:t>
-      </w:r>
-      <w:r>
-        <w:t xml:space="preserve"> </w:t>
-      </w:r>
-      <w:r>
-        <w:t>L’operatore ha provato ad eliminare una copia non disponibile</w:t>
-      </w:r>
-      <w:r>
-        <w:t>.</w:t>
-      </w:r>
-      <w:r>
-        <w:t xml:space="preserve"> </w:t>
-      </w:r>
-    </w:p>
-    <w:p>
-      <w:pPr>
-        <w:rPr>
-          <w:b/>
-          <w:bCs/>
-        </w:rPr>
-      </w:pPr>
-      <w:r>
-        <w:rPr>
-          <w:b/>
-          <w:bCs/>
-        </w:rPr>
-        <w:t xml:space="preserve">Flusso di eventi: </w:t>
-      </w:r>
-    </w:p>
-    <w:p>
-      <w:pPr>
-        <w:pStyle w:val="ListParagraph"/>
-        <w:numPr>
-          <w:ilvl w:val="0"/>
-          <w:numId w:val="8"/>
-        </w:numPr>
-      </w:pPr>
-      <w:r>
-        <w:t>Il sistema mostra il messaggio “Copia non disponibile”</w:t>
-      </w:r>
-      <w:r>
-        <w:t>.</w:t>
-      </w:r>
-    </w:p>
-    <w:p>
-      <w:r>
-        <w:rPr>
-          <w:b/>
-          <w:bCs/>
-        </w:rPr>
-        <w:t>Exit condition:</w:t>
-      </w:r>
-      <w:r>
-        <w:t xml:space="preserve"> L'operatore </w:t>
-      </w:r>
-      <w:r>
-        <w:t>viene</w:t>
-      </w:r>
-      <w:r>
-        <w:t xml:space="preserve"> portato nella pagina di </w:t>
-      </w:r>
-      <w:r>
-        <w:t>gestione</w:t>
-      </w:r>
-      <w:r>
-        <w:t xml:space="preserve"> del catalogo</w:t>
-      </w:r>
-      <w:r>
-        <w:t>.</w:t>
-      </w:r>
-    </w:p>
-    <w:p/>
-    <w:p>
-      <w:pPr>
-        <w:rPr>
-          <w:b/>
-          <w:bCs/>
-        </w:rPr>
-      </w:pPr>
-      <w:r>
-        <w:rPr>
-          <w:b/>
-          <w:bCs/>
-        </w:rPr>
-        <w:br w:type="page"/>
-      </w:r>
-    </w:p>
-    <w:p>
-      <w:pPr>
-        <w:rPr>
-          <w:b/>
-          <w:bCs/>
-          <w:sz w:val="28"/>
-          <w:szCs w:val="28"/>
-        </w:rPr>
-      </w:pPr>
-      <w:r>
-        <w:rPr>
-          <w:b/>
-          <w:bCs/>
-          <w:sz w:val="28"/>
-          <w:szCs w:val="28"/>
-        </w:rPr>
-        <w:lastRenderedPageBreak/>
-        <w:t>UC</w:t>
-      </w:r>
-      <w:r>
-        <w:rPr>
-          <w:b/>
-          <w:bCs/>
-          <w:sz w:val="28"/>
-          <w:szCs w:val="28"/>
-        </w:rPr>
-        <w:t>11</w:t>
-      </w:r>
-      <w:r>
-        <w:rPr>
-          <w:b/>
-          <w:bCs/>
-          <w:sz w:val="28"/>
-          <w:szCs w:val="28"/>
-        </w:rPr>
-        <w:t xml:space="preserve"> – </w:t>
-      </w:r>
-      <w:r>
-        <w:rPr>
-          <w:b/>
-          <w:bCs/>
-          <w:sz w:val="28"/>
-          <w:szCs w:val="28"/>
-        </w:rPr>
-        <w:t xml:space="preserve">Ricerca </w:t>
-      </w:r>
-      <w:r>
-        <w:rPr>
-          <w:b/>
-          <w:bCs/>
-          <w:sz w:val="28"/>
-          <w:szCs w:val="28"/>
-        </w:rPr>
-        <w:t xml:space="preserve">delle </w:t>
-      </w:r>
-      <w:r>
-        <w:rPr>
-          <w:b/>
-          <w:bCs/>
-          <w:sz w:val="28"/>
-          <w:szCs w:val="28"/>
-        </w:rPr>
-        <w:t xml:space="preserve">informazioni </w:t>
-      </w:r>
-      <w:r>
-        <w:rPr>
-          <w:b/>
-          <w:bCs/>
-          <w:sz w:val="28"/>
-          <w:szCs w:val="28"/>
-        </w:rPr>
-        <w:t xml:space="preserve">di un </w:t>
-      </w:r>
-      <w:r>
-        <w:rPr>
-          <w:b/>
-          <w:bCs/>
-          <w:sz w:val="28"/>
-          <w:szCs w:val="28"/>
-        </w:rPr>
-        <w:t>lettore</w:t>
-      </w:r>
-    </w:p>
-    <w:p>
-      <w:r>
-        <w:rPr>
-          <w:b/>
-          <w:bCs/>
-        </w:rPr>
-        <w:t>Attori:</w:t>
-      </w:r>
-      <w:r>
-        <w:t xml:space="preserve"> </w:t>
-      </w:r>
-      <w:r>
-        <w:t>Operatore</w:t>
-      </w:r>
-      <w:r>
-        <w:t>.</w:t>
-      </w:r>
-    </w:p>
-    <w:p>
-      <w:r>
-        <w:rPr>
-          <w:b/>
-          <w:bCs/>
-        </w:rPr>
-        <w:t>Entry condition:</w:t>
-      </w:r>
-      <w:r>
-        <w:t xml:space="preserve"> </w:t>
-      </w:r>
-      <w:r>
-        <w:t xml:space="preserve">L’operatore si trova nella </w:t>
-      </w:r>
-      <w:r>
-        <w:t>dashboard</w:t>
-      </w:r>
-      <w:r>
-        <w:t>.</w:t>
-      </w:r>
-    </w:p>
-    <w:p>
-      <w:pPr>
-        <w:rPr>
-          <w:b/>
-          <w:bCs/>
-        </w:rPr>
-      </w:pPr>
-      <w:r>
-        <w:rPr>
-          <w:b/>
-          <w:bCs/>
-        </w:rPr>
-        <w:t>Flusso di eventi:</w:t>
-      </w:r>
-    </w:p>
-    <w:p>
-      <w:pPr>
-        <w:pStyle w:val="ListParagraph"/>
-        <w:numPr>
-          <w:ilvl w:val="0"/>
-          <w:numId w:val="14"/>
-        </w:numPr>
-      </w:pPr>
-      <w:r>
-        <w:t>L’operatore scrive il codice fiscale nella barra di ricerca</w:t>
-      </w:r>
-      <w:r>
-        <w:t>.</w:t>
-      </w:r>
-    </w:p>
-    <w:p>
-      <w:pPr>
-        <w:pStyle w:val="ListParagraph"/>
-        <w:numPr>
-          <w:ilvl w:val="0"/>
-          <w:numId w:val="14"/>
-        </w:numPr>
-      </w:pPr>
-      <w:r>
-        <w:t>L’operatore preme il pulsante di avvio della ricerca</w:t>
-      </w:r>
-      <w:r>
-        <w:t>.</w:t>
-      </w:r>
-    </w:p>
-    <w:p>
-      <w:pPr>
-        <w:pStyle w:val="ListParagraph"/>
-        <w:numPr>
-          <w:ilvl w:val="0"/>
-          <w:numId w:val="14"/>
-        </w:numPr>
-      </w:pPr>
-      <w:r>
-        <w:t>Il sistema verifica che il formato del codice fiscale inserito sia valido.</w:t>
-      </w:r>
-    </w:p>
-    <w:p>
-      <w:pPr>
-        <w:pStyle w:val="ListParagraph"/>
-        <w:numPr>
-          <w:ilvl w:val="0"/>
-          <w:numId w:val="14"/>
-        </w:numPr>
-      </w:pPr>
-      <w:r>
-        <w:t>Il sistema ricerca nel database i prestiti, le restituzioni</w:t>
-      </w:r>
-      <w:r>
-        <w:t>, le prenotazioni</w:t>
-      </w:r>
-      <w:r>
-        <w:t xml:space="preserve"> e le sospensioni legate al codice fiscale inserito.</w:t>
-      </w:r>
-    </w:p>
-    <w:p>
-      <w:pPr>
-        <w:pStyle w:val="ListParagraph"/>
-        <w:numPr>
-          <w:ilvl w:val="0"/>
-          <w:numId w:val="14"/>
-        </w:numPr>
-      </w:pPr>
-      <w:r>
-        <w:t>Il sistema mostra a schermo tutte le informazioni ricavate in una pagina</w:t>
-      </w:r>
-      <w:r>
-        <w:t>.</w:t>
-      </w:r>
-      <w:r>
-        <w:t xml:space="preserve"> Se il lettore è registrato, mostra anche le informazioni dell’account e le prenotazioni attive. Se il codice fiscale non è associato ad alcun dato, la pagina risulta vuota.</w:t>
-      </w:r>
-    </w:p>
-    <w:p>
-      <w:r>
-        <w:rPr>
-          <w:b/>
-          <w:bCs/>
-        </w:rPr>
-        <w:t>Exit condition:</w:t>
-      </w:r>
-      <w:r>
-        <w:t xml:space="preserve"> </w:t>
-      </w:r>
-      <w:r>
-        <w:t xml:space="preserve">L’operatore si trova sulla pagina </w:t>
-      </w:r>
-      <w:r>
-        <w:t>del lettore</w:t>
-      </w:r>
-      <w:r>
-        <w:t>.</w:t>
-      </w:r>
-    </w:p>
-    <w:p>
-      <w:pPr>
-        <w:rPr>
-          <w:b/>
-          <w:bCs/>
-        </w:rPr>
-      </w:pPr>
-      <w:r>
-        <w:rPr>
-          <w:b/>
-          <w:bCs/>
-        </w:rPr>
-        <w:t>Flussi Alternativi</w:t>
-      </w:r>
-      <w:r>
-        <w:rPr>
-          <w:b/>
-          <w:bCs/>
-        </w:rPr>
-        <w:t>/Eccezioni</w:t>
-      </w:r>
-      <w:r>
-        <w:rPr>
-          <w:b/>
-          <w:bCs/>
-        </w:rPr>
-        <w:t xml:space="preserve">: </w:t>
-      </w:r>
-    </w:p>
-    <w:p>
-      <w:r>
-        <w:t>Se al passo</w:t>
-      </w:r>
-      <w:r>
-        <w:t xml:space="preserve"> 3</w:t>
-      </w:r>
-      <w:r>
-        <w:t xml:space="preserve"> </w:t>
-      </w:r>
-      <w:r>
-        <w:t>il sistema rileva delle informazioni non valide, viene eseguito il caso d’uso</w:t>
-      </w:r>
-      <w:r>
-        <w:t xml:space="preserve"> </w:t>
-      </w:r>
-      <w:r>
-        <w:t>UC11.1 – Informazioni non valide.</w:t>
-      </w:r>
-    </w:p>
-    <w:p>
-      <w:pPr>
-        <w:rPr>
-          <w:b/>
-          <w:bCs/>
-          <w:sz w:val="28"/>
-          <w:szCs w:val="28"/>
-        </w:rPr>
-      </w:pPr>
-      <w:r>
-        <w:rPr>
-          <w:b/>
-          <w:bCs/>
-          <w:sz w:val="28"/>
-          <w:szCs w:val="28"/>
-        </w:rPr>
-        <w:t>UC</w:t>
-      </w:r>
-      <w:r>
-        <w:rPr>
-          <w:b/>
-          <w:bCs/>
-          <w:sz w:val="28"/>
-          <w:szCs w:val="28"/>
-        </w:rPr>
-        <w:t>11</w:t>
-      </w:r>
-      <w:r>
-        <w:rPr>
-          <w:b/>
-          <w:bCs/>
-          <w:sz w:val="28"/>
-          <w:szCs w:val="28"/>
-        </w:rPr>
-        <w:t>.1 – Informazioni non valide</w:t>
-      </w:r>
-    </w:p>
-    <w:p>
-      <w:r>
-        <w:rPr>
-          <w:b/>
-          <w:bCs/>
-        </w:rPr>
-        <w:t>Attor</w:t>
-      </w:r>
-      <w:r>
-        <w:rPr>
-          <w:b/>
-          <w:bCs/>
-        </w:rPr>
-        <w:t>i</w:t>
-      </w:r>
-      <w:r>
-        <w:rPr>
-          <w:b/>
-          <w:bCs/>
-        </w:rPr>
-        <w:t>:</w:t>
-      </w:r>
-      <w:r>
-        <w:t xml:space="preserve"> Operatore.</w:t>
-      </w:r>
-    </w:p>
-    <w:p>
-      <w:r>
-        <w:rPr>
-          <w:b/>
-          <w:bCs/>
-        </w:rPr>
-        <w:t>Entry condition:</w:t>
-      </w:r>
-      <w:r>
-        <w:t xml:space="preserve"> L’operatore ha inserito delle informazioni non valide nella ricerca di un lettore.</w:t>
-      </w:r>
-    </w:p>
-    <w:p>
-      <w:pPr>
-        <w:rPr>
-          <w:b/>
-          <w:bCs/>
-        </w:rPr>
-      </w:pPr>
-      <w:r>
-        <w:rPr>
-          <w:b/>
-          <w:bCs/>
-        </w:rPr>
-        <w:t>Flusso di eventi:</w:t>
-      </w:r>
-    </w:p>
-    <w:p>
-      <w:pPr>
-        <w:pStyle w:val="ListParagraph"/>
-        <w:numPr>
-          <w:ilvl w:val="0"/>
-          <w:numId w:val="45"/>
-        </w:numPr>
-      </w:pPr>
-      <w:r>
-        <w:t>Il sistema mostra a schermo il messaggio “Errore: Informazioni non valide”.</w:t>
-      </w:r>
-    </w:p>
-    <w:p>
-      <w:r>
-        <w:rPr>
-          <w:b/>
-          <w:bCs/>
-        </w:rPr>
-        <w:t>Exit condition:</w:t>
-      </w:r>
-      <w:r>
-        <w:t xml:space="preserve"> L’operatore si trova </w:t>
-      </w:r>
-      <w:r>
-        <w:t>nella dashboard</w:t>
-      </w:r>
-      <w:r>
-        <w:t>.</w:t>
-      </w:r>
-    </w:p>
-    <w:p/>
-    <w:p>
-      <w:r>
-        <w:br w:type="page"/>
-      </w:r>
-    </w:p>
-    <w:p>
+          <w:sz w:val="28"/>
+          <w:szCs w:val="28"/>
+        </w:rPr>
+      </w:pPr>
       <w:r>
         <w:rPr>
           <w:b/>
@@ -4416,25 +6960,16 @@
           <w:sz w:val="28"/>
           <w:szCs w:val="28"/>
         </w:rPr>
-        <w:t>2</w:t>
-      </w:r>
-      <w:r>
-        <w:rPr>
-          <w:b/>
-          <w:bCs/>
-          <w:sz w:val="28"/>
-          <w:szCs w:val="28"/>
-        </w:rPr>
-        <w:t xml:space="preserve"> – </w:t>
-      </w:r>
-      <w:r>
-        <w:rPr>
-          <w:b/>
-          <w:bCs/>
-          <w:sz w:val="28"/>
-          <w:szCs w:val="28"/>
-        </w:rPr>
-        <w:t>Modifica delle informazioni di un lettore registrato</w:t>
+        <w:t>8</w:t>
+      </w:r>
+      <w:r>
+        <w:rPr>
+          <w:b/>
+          <w:bCs/>
+          <w:sz w:val="28"/>
+          <w:szCs w:val="28"/>
+        </w:rPr>
+        <w:t xml:space="preserve"> – Annullamento di una sospensione</w:t>
       </w:r>
     </w:p>
     <w:p>
@@ -4446,7 +6981,10 @@
         <w:t>Attori:</w:t>
       </w:r>
       <w:r>
-        <w:t xml:space="preserve"> Operatore.</w:t>
+        <w:t xml:space="preserve"> Operatore</w:t>
+      </w:r>
+      <w:r>
+        <w:t>.</w:t>
       </w:r>
     </w:p>
     <w:p>
@@ -4458,2557 +6996,13 @@
         <w:t>Entry condition:</w:t>
       </w:r>
       <w:r>
-        <w:t xml:space="preserve"> L’operatore si trova nella pagina di un lettore registrato, ricercato mediante codice fiscale.</w:t>
-      </w:r>
-    </w:p>
-    <w:p>
-      <w:pPr>
-        <w:rPr>
-          <w:b/>
-          <w:bCs/>
-        </w:rPr>
-      </w:pPr>
-      <w:r>
-        <w:rPr>
-          <w:b/>
-          <w:bCs/>
-        </w:rPr>
-        <w:t>Flusso di eventi:</w:t>
-      </w:r>
-    </w:p>
-    <w:p>
-      <w:pPr>
-        <w:pStyle w:val="ListParagraph"/>
-        <w:numPr>
-          <w:ilvl w:val="0"/>
-          <w:numId w:val="41"/>
-        </w:numPr>
-      </w:pPr>
-      <w:r>
-        <w:t>L’operatore preme il pulsante “Modifica”.</w:t>
-      </w:r>
-    </w:p>
-    <w:p>
-      <w:pPr>
-        <w:pStyle w:val="ListParagraph"/>
-        <w:numPr>
-          <w:ilvl w:val="0"/>
-          <w:numId w:val="41"/>
-        </w:numPr>
-      </w:pPr>
-      <w:r>
-        <w:t>Il sistema lo reindirizza ad una pagina in cui è presente un modulo già compilato con le informazioni del lettore e che può essere modificato, con:</w:t>
-      </w:r>
-      <w:r>
-        <w:t xml:space="preserve"> </w:t>
-      </w:r>
-    </w:p>
-    <w:p>
-      <w:pPr>
-        <w:pStyle w:val="ListParagraph"/>
-        <w:numPr>
-          <w:ilvl w:val="1"/>
-          <w:numId w:val="34"/>
-        </w:numPr>
-      </w:pPr>
-      <w:r>
-        <w:t>Una textbox con label “Nome:”;</w:t>
-      </w:r>
-    </w:p>
-    <w:p>
-      <w:pPr>
-        <w:pStyle w:val="ListParagraph"/>
-        <w:numPr>
-          <w:ilvl w:val="1"/>
-          <w:numId w:val="34"/>
-        </w:numPr>
-      </w:pPr>
-      <w:r>
-        <w:t>Una textbox con label “Cognome:”;</w:t>
-      </w:r>
-    </w:p>
-    <w:p>
-      <w:pPr>
-        <w:pStyle w:val="ListParagraph"/>
-        <w:numPr>
-          <w:ilvl w:val="1"/>
-          <w:numId w:val="34"/>
-        </w:numPr>
-      </w:pPr>
-      <w:r>
-        <w:t>Una textbox con label “E-mail:”;</w:t>
-      </w:r>
-    </w:p>
-    <w:p>
-      <w:pPr>
-        <w:pStyle w:val="ListParagraph"/>
-        <w:numPr>
-          <w:ilvl w:val="1"/>
-          <w:numId w:val="34"/>
-        </w:numPr>
-      </w:pPr>
-      <w:r>
-        <w:t>Un pulsante “Reset Password”;</w:t>
-      </w:r>
-    </w:p>
-    <w:p>
-      <w:pPr>
-        <w:pStyle w:val="ListParagraph"/>
-        <w:numPr>
-          <w:ilvl w:val="1"/>
-          <w:numId w:val="34"/>
-        </w:numPr>
-      </w:pPr>
-      <w:r>
-        <w:t>Un pulsante “Annulla”;</w:t>
-      </w:r>
-    </w:p>
-    <w:p>
-      <w:pPr>
-        <w:pStyle w:val="ListParagraph"/>
-        <w:numPr>
-          <w:ilvl w:val="1"/>
-          <w:numId w:val="34"/>
-        </w:numPr>
-      </w:pPr>
-      <w:r>
-        <w:t>Un pulsante “Conferma”.</w:t>
-      </w:r>
-    </w:p>
-    <w:p>
-      <w:pPr>
-        <w:pStyle w:val="ListParagraph"/>
-        <w:numPr>
-          <w:ilvl w:val="0"/>
-          <w:numId w:val="32"/>
-        </w:numPr>
-      </w:pPr>
-      <w:r>
-        <w:t>L’operatore inserisce i dati.</w:t>
-      </w:r>
-    </w:p>
-    <w:p>
-      <w:pPr>
-        <w:pStyle w:val="ListParagraph"/>
-        <w:numPr>
-          <w:ilvl w:val="0"/>
-          <w:numId w:val="32"/>
-        </w:numPr>
-      </w:pPr>
-      <w:r>
-        <w:t>L’operatore preme “Conferma”.</w:t>
-      </w:r>
-    </w:p>
-    <w:p>
-      <w:pPr>
-        <w:pStyle w:val="ListParagraph"/>
-        <w:numPr>
-          <w:ilvl w:val="0"/>
-          <w:numId w:val="32"/>
-        </w:numPr>
-      </w:pPr>
-      <w:r>
-        <w:t>Il sistema verifica che i dati inseriti siano validi.</w:t>
-      </w:r>
-    </w:p>
-    <w:p>
-      <w:pPr>
-        <w:pStyle w:val="ListParagraph"/>
-        <w:numPr>
-          <w:ilvl w:val="0"/>
-          <w:numId w:val="32"/>
-        </w:numPr>
-      </w:pPr>
-      <w:r>
-        <w:t>Il sistema modifica il lettore associando ad esso le informazioni inserite dall’operatore, e lo aggiorna nel database.</w:t>
-      </w:r>
-    </w:p>
-    <w:p>
-      <w:pPr>
-        <w:pStyle w:val="ListParagraph"/>
-        <w:numPr>
-          <w:ilvl w:val="0"/>
-          <w:numId w:val="32"/>
-        </w:numPr>
-      </w:pPr>
-      <w:r>
-        <w:t>Il sistema mostra a schermo il messaggio “Lettore modificato con successo”.</w:t>
-      </w:r>
-    </w:p>
-    <w:p>
-      <w:r>
-        <w:rPr>
-          <w:b/>
-          <w:bCs/>
-        </w:rPr>
-        <w:t>Exit condition:</w:t>
-      </w:r>
-      <w:r>
-        <w:t xml:space="preserve"> L’operatore si trova nella pagina del lettore ricercato mediante codice fiscale e le informazioni del lettore sono state modificate.</w:t>
-      </w:r>
-    </w:p>
-    <w:p>
-      <w:pPr>
-        <w:rPr>
-          <w:b/>
-          <w:bCs/>
-        </w:rPr>
-      </w:pPr>
-      <w:r>
-        <w:rPr>
-          <w:b/>
-          <w:bCs/>
-        </w:rPr>
-        <w:t>Flussi alternativi/Eccezioni</w:t>
-      </w:r>
-      <w:r>
-        <w:rPr>
-          <w:b/>
-          <w:bCs/>
-        </w:rPr>
-        <w:t>:</w:t>
-      </w:r>
-    </w:p>
-    <w:p>
-      <w:r>
-        <w:t>Se al passo 4 l’operatore preme “Annulla”, viene riportato alla pagina delle informazioni del lettore.</w:t>
-      </w:r>
-    </w:p>
-    <w:p>
-      <w:r>
-        <w:t>Se al passo 4 l’operatore preme “Reset Password” viene eseguito UC1</w:t>
-      </w:r>
-      <w:r>
-        <w:t>3</w:t>
-      </w:r>
-      <w:r>
-        <w:t xml:space="preserve"> – Reset della password di un lettore.</w:t>
-      </w:r>
-    </w:p>
-    <w:p>
-      <w:r>
-        <w:t>Se al passo 5 il sistema rileva delle informazioni non valide, viene eseguito il caso d’uso UC1</w:t>
-      </w:r>
-      <w:r>
-        <w:t>2</w:t>
-      </w:r>
-      <w:r>
-        <w:t>.1 –  Informazioni non valide.</w:t>
-      </w:r>
-    </w:p>
-    <w:p>
-      <w:pPr>
-        <w:rPr>
-          <w:b/>
-          <w:bCs/>
-          <w:sz w:val="28"/>
-          <w:szCs w:val="28"/>
-        </w:rPr>
-      </w:pPr>
-      <w:r>
-        <w:rPr>
-          <w:b/>
-          <w:bCs/>
-          <w:sz w:val="28"/>
-          <w:szCs w:val="28"/>
-        </w:rPr>
-        <w:t>UC1</w:t>
-      </w:r>
-      <w:r>
-        <w:rPr>
-          <w:b/>
-          <w:bCs/>
-          <w:sz w:val="28"/>
-          <w:szCs w:val="28"/>
-        </w:rPr>
-        <w:t>2</w:t>
-      </w:r>
-      <w:r>
-        <w:rPr>
-          <w:b/>
-          <w:bCs/>
-          <w:sz w:val="28"/>
-          <w:szCs w:val="28"/>
-        </w:rPr>
-        <w:t>.1 – Informazioni non valide</w:t>
-      </w:r>
-    </w:p>
-    <w:p>
-      <w:r>
-        <w:rPr>
-          <w:b/>
-          <w:bCs/>
-        </w:rPr>
-        <w:t>Attor</w:t>
-      </w:r>
-      <w:r>
-        <w:rPr>
-          <w:b/>
-          <w:bCs/>
-        </w:rPr>
-        <w:t>i</w:t>
-      </w:r>
-      <w:r>
-        <w:rPr>
-          <w:b/>
-          <w:bCs/>
-        </w:rPr>
-        <w:t>:</w:t>
-      </w:r>
-      <w:r>
-        <w:t xml:space="preserve"> Operatore.</w:t>
-      </w:r>
-    </w:p>
-    <w:p>
-      <w:r>
-        <w:rPr>
-          <w:b/>
-          <w:bCs/>
-        </w:rPr>
-        <w:t>Entry condition:</w:t>
-      </w:r>
-      <w:r>
-        <w:t xml:space="preserve"> L’operatore ha inserito delle informazioni non valide nella modifica delle informazioni del lettore.</w:t>
-      </w:r>
-    </w:p>
-    <w:p>
-      <w:pPr>
-        <w:rPr>
-          <w:b/>
-          <w:bCs/>
-        </w:rPr>
-      </w:pPr>
-      <w:r>
-        <w:rPr>
-          <w:b/>
-          <w:bCs/>
-        </w:rPr>
-        <w:t>Flusso di eventi:</w:t>
-      </w:r>
-    </w:p>
-    <w:p>
-      <w:pPr>
-        <w:pStyle w:val="ListParagraph"/>
-        <w:numPr>
-          <w:ilvl w:val="0"/>
-          <w:numId w:val="33"/>
-        </w:numPr>
-      </w:pPr>
-      <w:r>
-        <w:t>Il sistema mostra a schermo il messaggio “Errore: Informazioni non valide”.</w:t>
-      </w:r>
-    </w:p>
-    <w:p>
-      <w:r>
-        <w:rPr>
-          <w:b/>
-          <w:bCs/>
-        </w:rPr>
-        <w:lastRenderedPageBreak/>
-        <w:t>Exit condition:</w:t>
-      </w:r>
-      <w:r>
-        <w:t xml:space="preserve"> L’operatore si trova sulla pagina di modifica delle informazioni del lettore.</w:t>
-      </w:r>
-    </w:p>
-    <w:p>
-      <w:r>
-        <w:br w:type="page"/>
-      </w:r>
-    </w:p>
-    <w:p>
-      <w:pPr>
-        <w:rPr>
-          <w:b/>
-          <w:bCs/>
-          <w:sz w:val="28"/>
-          <w:szCs w:val="28"/>
-        </w:rPr>
-      </w:pPr>
-      <w:r>
-        <w:rPr>
-          <w:b/>
-          <w:bCs/>
-          <w:sz w:val="28"/>
-          <w:szCs w:val="28"/>
-        </w:rPr>
-        <w:lastRenderedPageBreak/>
-        <w:t>UC1</w:t>
-      </w:r>
-      <w:r>
-        <w:rPr>
-          <w:b/>
-          <w:bCs/>
-          <w:sz w:val="28"/>
-          <w:szCs w:val="28"/>
-        </w:rPr>
-        <w:t>3</w:t>
-      </w:r>
-      <w:r>
-        <w:rPr>
-          <w:b/>
-          <w:bCs/>
-          <w:sz w:val="28"/>
-          <w:szCs w:val="28"/>
-        </w:rPr>
-        <w:t xml:space="preserve"> – </w:t>
-      </w:r>
-      <w:r>
-        <w:rPr>
-          <w:b/>
-          <w:bCs/>
-          <w:sz w:val="28"/>
-          <w:szCs w:val="28"/>
-        </w:rPr>
-        <w:t xml:space="preserve">Reset della password di un lettore </w:t>
-      </w:r>
-    </w:p>
-    <w:p>
-      <w:r>
-        <w:rPr>
-          <w:b/>
-          <w:bCs/>
-        </w:rPr>
-        <w:t>Attori:</w:t>
-      </w:r>
-      <w:r>
-        <w:t xml:space="preserve"> Operatore.</w:t>
-      </w:r>
-    </w:p>
-    <w:p>
-      <w:r>
-        <w:rPr>
-          <w:b/>
-          <w:bCs/>
-        </w:rPr>
-        <w:t>Entry condition:</w:t>
-      </w:r>
-      <w:r>
-        <w:t xml:space="preserve"> </w:t>
-      </w:r>
-      <w:r>
-        <w:t>L’operatore si trova nella pagina di un lettore ricercato mediante codice fiscale.</w:t>
-      </w:r>
-    </w:p>
-    <w:p>
-      <w:pPr>
-        <w:rPr>
-          <w:b/>
-          <w:bCs/>
-        </w:rPr>
-      </w:pPr>
-      <w:r>
-        <w:rPr>
-          <w:b/>
-          <w:bCs/>
-        </w:rPr>
-        <w:t>Flusso di eventi:</w:t>
-      </w:r>
-    </w:p>
-    <w:p>
-      <w:pPr>
-        <w:pStyle w:val="ListParagraph"/>
-        <w:numPr>
-          <w:ilvl w:val="0"/>
-          <w:numId w:val="30"/>
-        </w:numPr>
-      </w:pPr>
-      <w:r>
-        <w:t>L’operatore preme il pulsante “Modifica”.</w:t>
-      </w:r>
-    </w:p>
-    <w:p>
-      <w:pPr>
-        <w:pStyle w:val="ListParagraph"/>
-        <w:numPr>
-          <w:ilvl w:val="0"/>
-          <w:numId w:val="30"/>
-        </w:numPr>
-      </w:pPr>
-      <w:r>
-        <w:t>Il sistema lo reindirizza ad una pagina in cui è presente un modulo già compilato con le informazioni del lettore e che può essere modificato, con:</w:t>
-      </w:r>
-      <w:r>
-        <w:t xml:space="preserve"> </w:t>
-      </w:r>
-    </w:p>
-    <w:p>
-      <w:pPr>
-        <w:pStyle w:val="ListParagraph"/>
-        <w:numPr>
-          <w:ilvl w:val="1"/>
-          <w:numId w:val="31"/>
-        </w:numPr>
-      </w:pPr>
-      <w:r>
-        <w:t>Una textbox con label “Nome:”;</w:t>
-      </w:r>
-    </w:p>
-    <w:p>
-      <w:pPr>
-        <w:pStyle w:val="ListParagraph"/>
-        <w:numPr>
-          <w:ilvl w:val="1"/>
-          <w:numId w:val="31"/>
-        </w:numPr>
-      </w:pPr>
-      <w:r>
-        <w:t>Una textbox con label “Cognome:”;</w:t>
-      </w:r>
-    </w:p>
-    <w:p>
-      <w:pPr>
-        <w:pStyle w:val="ListParagraph"/>
-        <w:numPr>
-          <w:ilvl w:val="1"/>
-          <w:numId w:val="31"/>
-        </w:numPr>
-      </w:pPr>
-      <w:r>
-        <w:t>Una textbox con label “E-mail:”;</w:t>
-      </w:r>
-    </w:p>
-    <w:p>
-      <w:pPr>
-        <w:pStyle w:val="ListParagraph"/>
-        <w:numPr>
-          <w:ilvl w:val="1"/>
-          <w:numId w:val="31"/>
-        </w:numPr>
-      </w:pPr>
-      <w:r>
-        <w:t>Un pulsante “Reset Password”;</w:t>
-      </w:r>
-    </w:p>
-    <w:p>
-      <w:pPr>
-        <w:pStyle w:val="ListParagraph"/>
-        <w:numPr>
-          <w:ilvl w:val="1"/>
-          <w:numId w:val="31"/>
-        </w:numPr>
-      </w:pPr>
-      <w:r>
-        <w:t>Un pulsante “Annulla”;</w:t>
-      </w:r>
-    </w:p>
-    <w:p>
-      <w:pPr>
-        <w:pStyle w:val="ListParagraph"/>
-        <w:numPr>
-          <w:ilvl w:val="1"/>
-          <w:numId w:val="31"/>
-        </w:numPr>
-      </w:pPr>
-      <w:r>
-        <w:t>Un pulsante “Conferma”.</w:t>
-      </w:r>
-    </w:p>
-    <w:p>
-      <w:pPr>
-        <w:pStyle w:val="ListParagraph"/>
-        <w:numPr>
-          <w:ilvl w:val="0"/>
-          <w:numId w:val="43"/>
-        </w:numPr>
-      </w:pPr>
-      <w:r>
-        <w:t>L’operatore preme “Reset Password”.</w:t>
-      </w:r>
-    </w:p>
-    <w:p>
-      <w:pPr>
-        <w:pStyle w:val="ListParagraph"/>
-        <w:numPr>
-          <w:ilvl w:val="0"/>
-          <w:numId w:val="43"/>
-        </w:numPr>
-      </w:pPr>
-      <w:r>
-        <w:t>Il sistema crea una password provvisoria e la sostituisce a quella presente nel database, marcandola come provvisoria.</w:t>
-      </w:r>
-    </w:p>
-    <w:p>
-      <w:pPr>
-        <w:pStyle w:val="ListParagraph"/>
-        <w:numPr>
-          <w:ilvl w:val="0"/>
-          <w:numId w:val="43"/>
-        </w:numPr>
-      </w:pPr>
-      <w:r>
-        <w:t>Il sistema mostra a schermo la password provvisoria con un pulsante “Conferma”.</w:t>
-      </w:r>
-    </w:p>
-    <w:p>
-      <w:pPr>
-        <w:pStyle w:val="ListParagraph"/>
-        <w:numPr>
-          <w:ilvl w:val="0"/>
-          <w:numId w:val="43"/>
-        </w:numPr>
-      </w:pPr>
-      <w:r>
-        <w:t>L’operatore preme “Conferma”.</w:t>
-      </w:r>
-    </w:p>
-    <w:p>
-      <w:pPr>
-        <w:pStyle w:val="ListParagraph"/>
-        <w:numPr>
-          <w:ilvl w:val="0"/>
-          <w:numId w:val="43"/>
-        </w:numPr>
-      </w:pPr>
-      <w:r>
-        <w:t>Il sistema reindirizza l’operatore sulla pagina del lettore ricercato.</w:t>
-      </w:r>
-    </w:p>
-    <w:p>
-      <w:r>
-        <w:rPr>
-          <w:b/>
-          <w:bCs/>
-        </w:rPr>
-        <w:t>Exit condition:</w:t>
-      </w:r>
-      <w:r>
-        <w:t xml:space="preserve"> L’operatore si trova nella pagina del lettore ricercato ed è stata assegnata una password provvisoria al lettore.</w:t>
-      </w:r>
-    </w:p>
-    <w:p>
-      <w:pPr>
-        <w:rPr>
-          <w:b/>
-          <w:bCs/>
-        </w:rPr>
-      </w:pPr>
-      <w:r>
-        <w:rPr>
-          <w:b/>
-          <w:bCs/>
-        </w:rPr>
-        <w:t>Flussi alternativi/Eccezioni</w:t>
-      </w:r>
-      <w:r>
-        <w:rPr>
-          <w:b/>
-          <w:bCs/>
-        </w:rPr>
-        <w:t>:</w:t>
-      </w:r>
-    </w:p>
-    <w:p>
-      <w:r>
-        <w:t>Se al passo 3 l’operatore preme “Annulla”, viene riportato alla pagina del lettore.</w:t>
-      </w:r>
-    </w:p>
-    <w:p>
-      <w:r>
-        <w:br w:type="page"/>
-      </w:r>
-    </w:p>
-    <w:p>
-      <w:pPr>
-        <w:rPr>
-          <w:b/>
-          <w:bCs/>
-          <w:sz w:val="28"/>
-          <w:szCs w:val="28"/>
-        </w:rPr>
-      </w:pPr>
-      <w:r>
-        <w:rPr>
-          <w:b/>
-          <w:bCs/>
-          <w:sz w:val="28"/>
-          <w:szCs w:val="28"/>
-        </w:rPr>
-        <w:lastRenderedPageBreak/>
-        <w:t>UC1</w:t>
-      </w:r>
-      <w:r>
-        <w:rPr>
-          <w:b/>
-          <w:bCs/>
-          <w:sz w:val="28"/>
-          <w:szCs w:val="28"/>
-        </w:rPr>
-        <w:t>4</w:t>
-      </w:r>
-      <w:r>
-        <w:rPr>
-          <w:b/>
-          <w:bCs/>
-          <w:sz w:val="28"/>
-          <w:szCs w:val="28"/>
-        </w:rPr>
-        <w:t xml:space="preserve"> – Registrazione di un prestito</w:t>
-      </w:r>
-      <w:r>
-        <w:rPr>
-          <w:b/>
-          <w:bCs/>
-          <w:sz w:val="28"/>
-          <w:szCs w:val="28"/>
-        </w:rPr>
-        <w:t xml:space="preserve"> di una copia disponibile</w:t>
-      </w:r>
-    </w:p>
-    <w:p>
-      <w:r>
-        <w:rPr>
-          <w:b/>
-          <w:bCs/>
-        </w:rPr>
-        <w:t>Attori:</w:t>
-      </w:r>
-      <w:r>
-        <w:t xml:space="preserve"> Operatore</w:t>
-      </w:r>
-    </w:p>
-    <w:p>
-      <w:r>
-        <w:rPr>
-          <w:b/>
-          <w:bCs/>
-        </w:rPr>
-        <w:t>Entry condition:</w:t>
-      </w:r>
-      <w:r>
-        <w:t xml:space="preserve"> L’operatore si trova nella dashboard.</w:t>
-      </w:r>
-    </w:p>
-    <w:p>
-      <w:pPr>
-        <w:rPr>
-          <w:b/>
-          <w:bCs/>
-        </w:rPr>
-      </w:pPr>
-      <w:r>
-        <w:rPr>
-          <w:b/>
-          <w:bCs/>
-        </w:rPr>
-        <w:t>Flusso di eventi:</w:t>
-      </w:r>
-    </w:p>
-    <w:p>
-      <w:pPr>
-        <w:pStyle w:val="ListParagraph"/>
-        <w:numPr>
-          <w:ilvl w:val="0"/>
-          <w:numId w:val="24"/>
-        </w:numPr>
-      </w:pPr>
-      <w:r>
-        <w:t>L’operatore preme su “Registra prestito”.</w:t>
-      </w:r>
-    </w:p>
-    <w:p>
-      <w:pPr>
-        <w:pStyle w:val="ListParagraph"/>
-        <w:numPr>
-          <w:ilvl w:val="0"/>
-          <w:numId w:val="24"/>
-        </w:numPr>
-      </w:pPr>
-      <w:r>
-        <w:t>Il sistema lo reindirizza ad una pagina in cui vi è la lista delle edizioni.</w:t>
-      </w:r>
-    </w:p>
-    <w:p>
-      <w:pPr>
-        <w:pStyle w:val="ListParagraph"/>
-        <w:numPr>
-          <w:ilvl w:val="0"/>
-          <w:numId w:val="24"/>
-        </w:numPr>
-      </w:pPr>
-      <w:r>
-        <w:t>L’operatore preme sull’edizione.</w:t>
-      </w:r>
-    </w:p>
-    <w:p>
-      <w:pPr>
-        <w:pStyle w:val="ListParagraph"/>
-        <w:numPr>
-          <w:ilvl w:val="0"/>
-          <w:numId w:val="24"/>
-        </w:numPr>
-      </w:pPr>
-      <w:r>
-        <w:t>Il sistema lo reindirizza ad una pagina che mostra le copie disponibili per quella edizione.</w:t>
-      </w:r>
-    </w:p>
-    <w:p>
-      <w:pPr>
-        <w:pStyle w:val="ListParagraph"/>
-        <w:numPr>
-          <w:ilvl w:val="0"/>
-          <w:numId w:val="24"/>
-        </w:numPr>
-      </w:pPr>
-      <w:r>
-        <w:t>L’operatore preme sulla copia di suo interesse.</w:t>
-      </w:r>
-    </w:p>
-    <w:p>
-      <w:pPr>
-        <w:pStyle w:val="ListParagraph"/>
-        <w:numPr>
-          <w:ilvl w:val="0"/>
-          <w:numId w:val="24"/>
-        </w:numPr>
-      </w:pPr>
-      <w:r>
-        <w:t>Il sistema lo reindirizza ad una pagina in cui è presente un modulo da compilare con:</w:t>
-      </w:r>
-    </w:p>
-    <w:p>
-      <w:pPr>
-        <w:pStyle w:val="ListParagraph"/>
-        <w:numPr>
-          <w:ilvl w:val="0"/>
-          <w:numId w:val="22"/>
-        </w:numPr>
-      </w:pPr>
-      <w:r>
-        <w:t>Una textbox con label “Codice fiscale:”;</w:t>
-      </w:r>
-    </w:p>
-    <w:p>
-      <w:pPr>
-        <w:pStyle w:val="ListParagraph"/>
-        <w:numPr>
-          <w:ilvl w:val="0"/>
-          <w:numId w:val="22"/>
-        </w:numPr>
-      </w:pPr>
-      <w:r>
-        <w:t>Un selettore di data con label “Da restituire entro:”;</w:t>
-      </w:r>
-    </w:p>
-    <w:p>
-      <w:pPr>
-        <w:pStyle w:val="ListParagraph"/>
-        <w:numPr>
-          <w:ilvl w:val="0"/>
-          <w:numId w:val="22"/>
-        </w:numPr>
-      </w:pPr>
-      <w:r>
-        <w:t>Un pulsante “Annulla”;</w:t>
-      </w:r>
-    </w:p>
-    <w:p>
-      <w:pPr>
-        <w:pStyle w:val="ListParagraph"/>
-        <w:numPr>
-          <w:ilvl w:val="0"/>
-          <w:numId w:val="22"/>
-        </w:numPr>
-      </w:pPr>
-      <w:r>
-        <w:t>Un pulsante “Conferma”.</w:t>
-      </w:r>
-    </w:p>
-    <w:p>
-      <w:pPr>
-        <w:pStyle w:val="ListParagraph"/>
-        <w:numPr>
-          <w:ilvl w:val="0"/>
-          <w:numId w:val="24"/>
-        </w:numPr>
-      </w:pPr>
-      <w:r>
-        <w:t>L’operatore inserisce i dati.</w:t>
-      </w:r>
-    </w:p>
-    <w:p>
-      <w:pPr>
-        <w:pStyle w:val="ListParagraph"/>
-        <w:numPr>
-          <w:ilvl w:val="0"/>
-          <w:numId w:val="24"/>
-        </w:numPr>
-      </w:pPr>
-      <w:r>
-        <w:t>L’operatore preme “Conferma”.</w:t>
-      </w:r>
-    </w:p>
-    <w:p>
-      <w:pPr>
-        <w:pStyle w:val="ListParagraph"/>
-        <w:numPr>
-          <w:ilvl w:val="0"/>
-          <w:numId w:val="24"/>
-        </w:numPr>
-      </w:pPr>
-      <w:r>
-        <w:t>Il sistema verifica che i dati inseriti siano validi.</w:t>
-      </w:r>
-    </w:p>
-    <w:p>
-      <w:pPr>
-        <w:pStyle w:val="ListParagraph"/>
-        <w:numPr>
-          <w:ilvl w:val="0"/>
-          <w:numId w:val="24"/>
-        </w:numPr>
-      </w:pPr>
-      <w:r>
-        <w:t>Il sistema crea un nuovo prestito associando ad esso le informazioni inserite dall’operatore, e lo inserisce nel database.</w:t>
-      </w:r>
-    </w:p>
-    <w:p>
-      <w:pPr>
-        <w:pStyle w:val="ListParagraph"/>
-        <w:numPr>
-          <w:ilvl w:val="0"/>
-          <w:numId w:val="24"/>
-        </w:numPr>
-      </w:pPr>
-      <w:r>
-        <w:t>Il database associa un ID al prestito.</w:t>
-      </w:r>
-    </w:p>
-    <w:p>
-      <w:pPr>
-        <w:pStyle w:val="ListParagraph"/>
-        <w:numPr>
-          <w:ilvl w:val="0"/>
-          <w:numId w:val="24"/>
-        </w:numPr>
-      </w:pPr>
-      <w:r>
-        <w:t>Il sistema rende la copia prestata non disponibile.</w:t>
-      </w:r>
-    </w:p>
-    <w:p>
-      <w:pPr>
-        <w:pStyle w:val="ListParagraph"/>
-        <w:numPr>
-          <w:ilvl w:val="0"/>
-          <w:numId w:val="24"/>
-        </w:numPr>
-      </w:pPr>
-      <w:r>
-        <w:t>Il sistema mostra a schermo il messaggio “Prestito registrato con successo”.</w:t>
-      </w:r>
-    </w:p>
-    <w:p>
-      <w:r>
-        <w:rPr>
-          <w:b/>
-          <w:bCs/>
-        </w:rPr>
-        <w:t>Exit condition:</w:t>
-      </w:r>
-      <w:r>
-        <w:t xml:space="preserve"> L’operatore si trova nella dashboard e un nuovo prestito è stato registrato.</w:t>
-      </w:r>
-    </w:p>
-    <w:p>
-      <w:pPr>
-        <w:rPr>
-          <w:b/>
-          <w:bCs/>
-        </w:rPr>
-      </w:pPr>
-      <w:r>
-        <w:rPr>
-          <w:b/>
-          <w:bCs/>
-        </w:rPr>
-        <w:t>Flussi alternativi/Eccezioni</w:t>
-      </w:r>
-      <w:r>
-        <w:rPr>
-          <w:b/>
-          <w:bCs/>
-        </w:rPr>
-        <w:t>:</w:t>
-      </w:r>
-    </w:p>
-    <w:p>
-      <w:r>
-        <w:t>Se al passo 8 l’operatore preme il pulsante “Annulla”, viene riportato alla dashboard.</w:t>
-      </w:r>
-    </w:p>
-    <w:p>
-      <w:r>
-        <w:t>Se al passo 9 il sistema rileva delle informazioni non valide, viene eseguito il caso d’uso UC1</w:t>
-      </w:r>
-      <w:r>
-        <w:t>4</w:t>
-      </w:r>
-      <w:r>
-        <w:t>.1 –  Informazioni non valide.</w:t>
-      </w:r>
-    </w:p>
-    <w:p>
-      <w:r>
-        <w:t>Se al passo 9 il sistema rileva che il lettore ha una sospensione attiva, viene eseguito il caso d’uso UC1</w:t>
-      </w:r>
-      <w:r>
-        <w:t>4</w:t>
-      </w:r>
-      <w:r>
-        <w:t>.2 – Lettore sospeso</w:t>
-      </w:r>
-    </w:p>
-    <w:p>
-      <w:pPr>
-        <w:rPr>
-          <w:b/>
-          <w:bCs/>
-          <w:sz w:val="28"/>
-          <w:szCs w:val="28"/>
-        </w:rPr>
-      </w:pPr>
-      <w:r>
-        <w:rPr>
-          <w:b/>
-          <w:bCs/>
-          <w:sz w:val="28"/>
-          <w:szCs w:val="28"/>
-        </w:rPr>
-        <w:t>UC1</w:t>
-      </w:r>
-      <w:r>
-        <w:rPr>
-          <w:b/>
-          <w:bCs/>
-          <w:sz w:val="28"/>
-          <w:szCs w:val="28"/>
-        </w:rPr>
-        <w:t>4</w:t>
-      </w:r>
-      <w:r>
-        <w:rPr>
-          <w:b/>
-          <w:bCs/>
-          <w:sz w:val="28"/>
-          <w:szCs w:val="28"/>
-        </w:rPr>
-        <w:t>.1 – Informazioni non valide</w:t>
-      </w:r>
-    </w:p>
-    <w:p>
-      <w:r>
-        <w:rPr>
-          <w:b/>
-          <w:bCs/>
-        </w:rPr>
-        <w:t>Attor</w:t>
-      </w:r>
-      <w:r>
-        <w:rPr>
-          <w:b/>
-          <w:bCs/>
-        </w:rPr>
-        <w:t>i</w:t>
-      </w:r>
-      <w:r>
-        <w:rPr>
-          <w:b/>
-          <w:bCs/>
-        </w:rPr>
-        <w:t>:</w:t>
-      </w:r>
-      <w:r>
-        <w:t xml:space="preserve"> Operatore.</w:t>
-      </w:r>
-    </w:p>
-    <w:p>
-      <w:r>
-        <w:rPr>
-          <w:b/>
-          <w:bCs/>
-        </w:rPr>
-        <w:t>Entry condition:</w:t>
-      </w:r>
-      <w:r>
-        <w:t xml:space="preserve"> L’operatore ha inserito delle informazioni non valide nella registrazione di un nuovo prestito.</w:t>
-      </w:r>
-    </w:p>
-    <w:p>
-      <w:pPr>
-        <w:rPr>
-          <w:b/>
-          <w:bCs/>
-        </w:rPr>
-      </w:pPr>
-      <w:r>
-        <w:rPr>
-          <w:b/>
-          <w:bCs/>
-        </w:rPr>
-        <w:t>Flusso di eventi:</w:t>
-      </w:r>
-    </w:p>
-    <w:p>
-      <w:pPr>
-        <w:pStyle w:val="ListParagraph"/>
-        <w:numPr>
-          <w:ilvl w:val="0"/>
-          <w:numId w:val="25"/>
-        </w:numPr>
-      </w:pPr>
-      <w:r>
-        <w:lastRenderedPageBreak/>
-        <w:t>Il sistema mostra a schermo il messaggio “Errore: Informazioni non valide”.</w:t>
-      </w:r>
-    </w:p>
-    <w:p>
-      <w:r>
-        <w:rPr>
-          <w:b/>
-          <w:bCs/>
-        </w:rPr>
-        <w:t>Exit condition:</w:t>
-      </w:r>
-      <w:r>
-        <w:t xml:space="preserve"> L’operatore si trova sulla pagina di registrazione del prestito.</w:t>
-      </w:r>
-    </w:p>
-    <w:p>
-      <w:pPr>
-        <w:rPr>
-          <w:b/>
-          <w:bCs/>
-          <w:sz w:val="28"/>
-          <w:szCs w:val="28"/>
-        </w:rPr>
-      </w:pPr>
-      <w:r>
-        <w:rPr>
-          <w:b/>
-          <w:bCs/>
-          <w:sz w:val="28"/>
-          <w:szCs w:val="28"/>
-        </w:rPr>
-        <w:t>UC1</w:t>
-      </w:r>
-      <w:r>
-        <w:rPr>
-          <w:b/>
-          <w:bCs/>
-          <w:sz w:val="28"/>
-          <w:szCs w:val="28"/>
-        </w:rPr>
-        <w:t>4</w:t>
-      </w:r>
-      <w:r>
-        <w:rPr>
-          <w:b/>
-          <w:bCs/>
-          <w:sz w:val="28"/>
-          <w:szCs w:val="28"/>
-        </w:rPr>
-        <w:t>.</w:t>
-      </w:r>
-      <w:r>
-        <w:rPr>
-          <w:b/>
-          <w:bCs/>
-          <w:sz w:val="28"/>
-          <w:szCs w:val="28"/>
-        </w:rPr>
-        <w:t>2</w:t>
-      </w:r>
-      <w:r>
-        <w:rPr>
-          <w:b/>
-          <w:bCs/>
-          <w:sz w:val="28"/>
-          <w:szCs w:val="28"/>
-        </w:rPr>
-        <w:t xml:space="preserve"> – </w:t>
-      </w:r>
-      <w:r>
-        <w:rPr>
-          <w:b/>
-          <w:bCs/>
-          <w:sz w:val="28"/>
-          <w:szCs w:val="28"/>
-        </w:rPr>
-        <w:t>Lettore sospeso</w:t>
-      </w:r>
-    </w:p>
-    <w:p>
-      <w:r>
-        <w:rPr>
-          <w:b/>
-          <w:bCs/>
-        </w:rPr>
-        <w:t>Attor</w:t>
-      </w:r>
-      <w:r>
-        <w:rPr>
-          <w:b/>
-          <w:bCs/>
-        </w:rPr>
-        <w:t>i</w:t>
-      </w:r>
-      <w:r>
-        <w:rPr>
-          <w:b/>
-          <w:bCs/>
-        </w:rPr>
-        <w:t>:</w:t>
-      </w:r>
-      <w:r>
-        <w:t xml:space="preserve"> Operatore.</w:t>
-      </w:r>
-    </w:p>
-    <w:p>
-      <w:r>
-        <w:rPr>
-          <w:b/>
-          <w:bCs/>
-        </w:rPr>
-        <w:t>Entry condition:</w:t>
-      </w:r>
-      <w:r>
-        <w:t xml:space="preserve"> L’operatore ha provato ad effettuare un prestito per un lettore sospeso.</w:t>
-      </w:r>
-    </w:p>
-    <w:p>
-      <w:pPr>
-        <w:rPr>
-          <w:b/>
-          <w:bCs/>
-        </w:rPr>
-      </w:pPr>
-      <w:r>
-        <w:rPr>
-          <w:b/>
-          <w:bCs/>
-        </w:rPr>
-        <w:t>Flusso di eventi:</w:t>
-      </w:r>
-    </w:p>
-    <w:p>
-      <w:pPr>
-        <w:pStyle w:val="ListParagraph"/>
-        <w:numPr>
-          <w:ilvl w:val="0"/>
-          <w:numId w:val="29"/>
-        </w:numPr>
-      </w:pPr>
-      <w:r>
-        <w:t>Il sistema mostra a schermo il messaggio “Errore: Il lettore è temporaneamente sospeso”.</w:t>
-      </w:r>
-    </w:p>
-    <w:p>
-      <w:r>
-        <w:rPr>
-          <w:b/>
-          <w:bCs/>
-        </w:rPr>
-        <w:t>Exit condition:</w:t>
-      </w:r>
-      <w:r>
-        <w:t xml:space="preserve"> L’operatore si trova sulla pagina di registrazione del prestito.</w:t>
-      </w:r>
-    </w:p>
-    <w:p>
-      <w:r>
-        <w:br w:type="page"/>
-      </w:r>
-    </w:p>
-    <w:p>
-      <w:pPr>
-        <w:rPr>
-          <w:b/>
-          <w:bCs/>
-          <w:sz w:val="28"/>
-          <w:szCs w:val="28"/>
-        </w:rPr>
-      </w:pPr>
-      <w:r>
-        <w:rPr>
-          <w:b/>
-          <w:bCs/>
-          <w:sz w:val="28"/>
-          <w:szCs w:val="28"/>
-        </w:rPr>
-        <w:lastRenderedPageBreak/>
-        <w:t>UC1</w:t>
-      </w:r>
-      <w:r>
-        <w:rPr>
-          <w:b/>
-          <w:bCs/>
-          <w:sz w:val="28"/>
-          <w:szCs w:val="28"/>
-        </w:rPr>
-        <w:t>5</w:t>
-      </w:r>
-      <w:r>
-        <w:rPr>
-          <w:b/>
-          <w:bCs/>
-          <w:sz w:val="28"/>
-          <w:szCs w:val="28"/>
-        </w:rPr>
-        <w:t xml:space="preserve"> – Registrazione di un prestito</w:t>
-      </w:r>
-      <w:r>
-        <w:rPr>
-          <w:b/>
-          <w:bCs/>
-          <w:sz w:val="28"/>
-          <w:szCs w:val="28"/>
-        </w:rPr>
-        <w:t xml:space="preserve"> di una copia riservata</w:t>
-      </w:r>
-    </w:p>
-    <w:p>
-      <w:r>
-        <w:rPr>
-          <w:b/>
-          <w:bCs/>
-        </w:rPr>
-        <w:t>Attori:</w:t>
-      </w:r>
-      <w:r>
-        <w:t xml:space="preserve"> Operatore.</w:t>
-      </w:r>
-    </w:p>
-    <w:p>
-      <w:r>
-        <w:rPr>
-          <w:b/>
-          <w:bCs/>
-        </w:rPr>
-        <w:t>Entry condition:</w:t>
-      </w:r>
-      <w:r>
-        <w:t xml:space="preserve"> L’operatore si trova nella pagina di un lettore registrato, ricercato mediante codice fiscale.</w:t>
-      </w:r>
-    </w:p>
-    <w:p>
-      <w:pPr>
-        <w:rPr>
-          <w:b/>
-          <w:bCs/>
-        </w:rPr>
-      </w:pPr>
-      <w:r>
-        <w:rPr>
-          <w:b/>
-          <w:bCs/>
-        </w:rPr>
-        <w:t>Flusso di eventi:</w:t>
-      </w:r>
-    </w:p>
-    <w:p>
-      <w:pPr>
-        <w:pStyle w:val="ListParagraph"/>
-        <w:numPr>
-          <w:ilvl w:val="0"/>
-          <w:numId w:val="37"/>
-        </w:numPr>
-      </w:pPr>
-      <w:r>
-        <w:t>L’operatore preme sulla prenotazione attiva mostrata nella lista.</w:t>
-      </w:r>
-    </w:p>
-    <w:p>
-      <w:pPr>
-        <w:pStyle w:val="ListParagraph"/>
-        <w:numPr>
-          <w:ilvl w:val="0"/>
-          <w:numId w:val="37"/>
-        </w:numPr>
-      </w:pPr>
-      <w:r>
-        <w:t>Il sistema lo reindirizza ad una pagina in cui sono mostrate le informazioni della copia e del lettore e dove è presente un modulo con:</w:t>
-      </w:r>
-      <w:r>
-        <w:t xml:space="preserve"> </w:t>
-      </w:r>
-    </w:p>
-    <w:p>
-      <w:pPr>
-        <w:pStyle w:val="ListParagraph"/>
-        <w:numPr>
-          <w:ilvl w:val="0"/>
-          <w:numId w:val="38"/>
-        </w:numPr>
-      </w:pPr>
-      <w:r>
-        <w:t>Un selettore di data con label “Da restituire entro:”;</w:t>
-      </w:r>
-    </w:p>
-    <w:p>
-      <w:pPr>
-        <w:pStyle w:val="ListParagraph"/>
-        <w:numPr>
-          <w:ilvl w:val="0"/>
-          <w:numId w:val="38"/>
-        </w:numPr>
-      </w:pPr>
-      <w:r>
-        <w:t>Un pulsante “Annulla”;</w:t>
-      </w:r>
-    </w:p>
-    <w:p>
-      <w:pPr>
-        <w:pStyle w:val="ListParagraph"/>
-        <w:numPr>
-          <w:ilvl w:val="0"/>
-          <w:numId w:val="38"/>
-        </w:numPr>
-      </w:pPr>
-      <w:r>
-        <w:t>Un pulsante “Conferma”.</w:t>
-      </w:r>
-    </w:p>
-    <w:p>
-      <w:pPr>
-        <w:pStyle w:val="ListParagraph"/>
-        <w:numPr>
-          <w:ilvl w:val="0"/>
-          <w:numId w:val="37"/>
-        </w:numPr>
-      </w:pPr>
-      <w:r>
-        <w:t>L’operatore inserisce i dati.</w:t>
-      </w:r>
-    </w:p>
-    <w:p>
-      <w:pPr>
-        <w:pStyle w:val="ListParagraph"/>
-        <w:numPr>
-          <w:ilvl w:val="0"/>
-          <w:numId w:val="37"/>
-        </w:numPr>
-      </w:pPr>
-      <w:r>
-        <w:t>L’operatore preme “Conferma”.</w:t>
-      </w:r>
-    </w:p>
-    <w:p>
-      <w:pPr>
-        <w:pStyle w:val="ListParagraph"/>
-        <w:numPr>
-          <w:ilvl w:val="0"/>
-          <w:numId w:val="37"/>
-        </w:numPr>
-      </w:pPr>
-      <w:r>
-        <w:t>Il sistema verifica che i dati inseriti siano validi.</w:t>
-      </w:r>
-    </w:p>
-    <w:p>
-      <w:pPr>
-        <w:pStyle w:val="ListParagraph"/>
-        <w:numPr>
-          <w:ilvl w:val="0"/>
-          <w:numId w:val="37"/>
-        </w:numPr>
-      </w:pPr>
-      <w:r>
-        <w:t>Il sistema crea un nuovo prestito associando ad esso le informazioni del lettore che ha effettuato la prenotazione online e la data di restituzione inserita dall’operatore, e lo inserisce nel database.</w:t>
-      </w:r>
-    </w:p>
-    <w:p>
-      <w:pPr>
-        <w:pStyle w:val="ListParagraph"/>
-        <w:numPr>
-          <w:ilvl w:val="0"/>
-          <w:numId w:val="37"/>
-        </w:numPr>
-      </w:pPr>
-      <w:r>
-        <w:t>Il database associa un ID al prestito.</w:t>
-      </w:r>
-    </w:p>
-    <w:p>
-      <w:pPr>
-        <w:pStyle w:val="ListParagraph"/>
-        <w:numPr>
-          <w:ilvl w:val="0"/>
-          <w:numId w:val="37"/>
-        </w:numPr>
-      </w:pPr>
-      <w:r>
-        <w:t>Il sistema rimuove la prenotazione dal database associata alla copia prestata e al lettore.</w:t>
-      </w:r>
-    </w:p>
-    <w:p>
-      <w:pPr>
-        <w:pStyle w:val="ListParagraph"/>
-        <w:numPr>
-          <w:ilvl w:val="0"/>
-          <w:numId w:val="37"/>
-        </w:numPr>
-      </w:pPr>
-      <w:r>
-        <w:t>Il sistema rende la copia prestata non disponibile.</w:t>
-      </w:r>
-    </w:p>
-    <w:p>
-      <w:pPr>
-        <w:pStyle w:val="ListParagraph"/>
-        <w:numPr>
-          <w:ilvl w:val="0"/>
-          <w:numId w:val="37"/>
-        </w:numPr>
-      </w:pPr>
-      <w:r>
-        <w:t>Il sistema mostra a schermo il messaggio “Prestito registrato con successo”.</w:t>
-      </w:r>
-    </w:p>
-    <w:p>
-      <w:r>
-        <w:rPr>
-          <w:b/>
-          <w:bCs/>
-        </w:rPr>
-        <w:t>Exit condition:</w:t>
-      </w:r>
-      <w:r>
-        <w:t xml:space="preserve"> L’operatore si trova nella pagina del lettore e un nuovo prestito è stato registrato.</w:t>
-      </w:r>
-    </w:p>
-    <w:p>
-      <w:pPr>
-        <w:rPr>
-          <w:b/>
-          <w:bCs/>
-        </w:rPr>
-      </w:pPr>
-      <w:r>
-        <w:rPr>
-          <w:b/>
-          <w:bCs/>
-        </w:rPr>
-        <w:t>Flussi alternativi/Eccezioni</w:t>
-      </w:r>
-      <w:r>
-        <w:rPr>
-          <w:b/>
-          <w:bCs/>
-        </w:rPr>
-        <w:t>:</w:t>
-      </w:r>
-    </w:p>
-    <w:p>
-      <w:r>
-        <w:t>Se al passo 4 l’operatore preme “Annulla”, viene riportato alla pagina delle informazioni del lettore.</w:t>
-      </w:r>
-    </w:p>
-    <w:p>
-      <w:r>
-        <w:t>Se al passo 5 il sistema rileva delle informazioni non valide, viene eseguito il caso d’uso UC1</w:t>
-      </w:r>
-      <w:r>
-        <w:t>5</w:t>
-      </w:r>
-      <w:r>
-        <w:t>.1 –  Informazioni non valide.</w:t>
-      </w:r>
-    </w:p>
-    <w:p>
-      <w:pPr>
-        <w:rPr>
-          <w:b/>
-          <w:bCs/>
-          <w:sz w:val="28"/>
-          <w:szCs w:val="28"/>
-        </w:rPr>
-      </w:pPr>
-      <w:r>
-        <w:rPr>
-          <w:b/>
-          <w:bCs/>
-          <w:sz w:val="28"/>
-          <w:szCs w:val="28"/>
-        </w:rPr>
-        <w:t>UC1</w:t>
-      </w:r>
-      <w:r>
-        <w:rPr>
-          <w:b/>
-          <w:bCs/>
-          <w:sz w:val="28"/>
-          <w:szCs w:val="28"/>
-        </w:rPr>
-        <w:t>5</w:t>
-      </w:r>
-      <w:r>
-        <w:rPr>
-          <w:b/>
-          <w:bCs/>
-          <w:sz w:val="28"/>
-          <w:szCs w:val="28"/>
-        </w:rPr>
-        <w:t>.1 – Informazioni non valide</w:t>
-      </w:r>
-    </w:p>
-    <w:p>
-      <w:r>
-        <w:rPr>
-          <w:b/>
-          <w:bCs/>
-        </w:rPr>
-        <w:t>Attor</w:t>
-      </w:r>
-      <w:r>
-        <w:rPr>
-          <w:b/>
-          <w:bCs/>
-        </w:rPr>
-        <w:t>i</w:t>
-      </w:r>
-      <w:r>
-        <w:rPr>
-          <w:b/>
-          <w:bCs/>
-        </w:rPr>
-        <w:t>:</w:t>
-      </w:r>
-      <w:r>
-        <w:t xml:space="preserve"> Operatore.</w:t>
-      </w:r>
-    </w:p>
-    <w:p>
-      <w:r>
-        <w:rPr>
-          <w:b/>
-          <w:bCs/>
-        </w:rPr>
-        <w:t>Entry condition:</w:t>
-      </w:r>
-      <w:r>
-        <w:t xml:space="preserve"> L’operatore ha inserito delle informazioni non valide nella registrazione di un nuovo prestito.</w:t>
-      </w:r>
-    </w:p>
-    <w:p>
-      <w:pPr>
-        <w:rPr>
-          <w:b/>
-          <w:bCs/>
-        </w:rPr>
-      </w:pPr>
-      <w:r>
-        <w:rPr>
-          <w:b/>
-          <w:bCs/>
-        </w:rPr>
-        <w:t>Flusso di eventi:</w:t>
-      </w:r>
-    </w:p>
-    <w:p>
-      <w:pPr>
-        <w:pStyle w:val="ListParagraph"/>
-        <w:numPr>
-          <w:ilvl w:val="0"/>
-          <w:numId w:val="40"/>
-        </w:numPr>
-      </w:pPr>
-      <w:r>
-        <w:t>Il sistema mostra a schermo il messaggio “Errore: Informazioni non valide”.</w:t>
-      </w:r>
-    </w:p>
-    <w:p>
-      <w:r>
-        <w:rPr>
-          <w:b/>
-          <w:bCs/>
-        </w:rPr>
-        <w:lastRenderedPageBreak/>
-        <w:t>Exit condition:</w:t>
-      </w:r>
-      <w:r>
-        <w:t xml:space="preserve"> L’operatore si trova sulla pagina della registrazione del prestito.</w:t>
-      </w:r>
-    </w:p>
-    <w:p/>
-    <w:p>
-      <w:r>
-        <w:br w:type="page"/>
-      </w:r>
-    </w:p>
-    <w:p>
-      <w:r>
-        <w:rPr>
-          <w:b/>
-          <w:bCs/>
-          <w:sz w:val="28"/>
-          <w:szCs w:val="28"/>
-        </w:rPr>
-        <w:lastRenderedPageBreak/>
-        <w:t>UC1</w:t>
-      </w:r>
-      <w:r>
-        <w:rPr>
-          <w:b/>
-          <w:bCs/>
-          <w:sz w:val="28"/>
-          <w:szCs w:val="28"/>
-        </w:rPr>
-        <w:t>6</w:t>
-      </w:r>
-      <w:r>
-        <w:rPr>
-          <w:b/>
-          <w:bCs/>
-          <w:sz w:val="28"/>
-          <w:szCs w:val="28"/>
-        </w:rPr>
-        <w:t xml:space="preserve"> – Registrazione di una restituzione</w:t>
-      </w:r>
-    </w:p>
-    <w:p>
-      <w:r>
-        <w:rPr>
-          <w:b/>
-          <w:bCs/>
-        </w:rPr>
-        <w:t>Attori:</w:t>
-      </w:r>
-      <w:r>
-        <w:t xml:space="preserve"> Operatore</w:t>
-      </w:r>
-    </w:p>
-    <w:p>
-      <w:r>
-        <w:rPr>
-          <w:b/>
-          <w:bCs/>
-        </w:rPr>
-        <w:t>Entry condition:</w:t>
-      </w:r>
-      <w:r>
-        <w:t xml:space="preserve"> L’operatore si trova nella pagina di un lettore ricercato mediante codice fiscale.</w:t>
-      </w:r>
-    </w:p>
-    <w:p>
-      <w:pPr>
-        <w:rPr>
-          <w:b/>
-          <w:bCs/>
-        </w:rPr>
-      </w:pPr>
-      <w:r>
-        <w:rPr>
-          <w:b/>
-          <w:bCs/>
-        </w:rPr>
-        <w:t>Flusso di eventi:</w:t>
-      </w:r>
-    </w:p>
-    <w:p>
-      <w:pPr>
-        <w:pStyle w:val="ListParagraph"/>
-        <w:numPr>
-          <w:ilvl w:val="0"/>
-          <w:numId w:val="26"/>
-        </w:numPr>
-      </w:pPr>
-      <w:r>
-        <w:t>L’operatore preme sul prestito per il quale si sta effettuando la restituzione.</w:t>
-      </w:r>
-    </w:p>
-    <w:p>
-      <w:pPr>
-        <w:pStyle w:val="ListParagraph"/>
-        <w:numPr>
-          <w:ilvl w:val="0"/>
-          <w:numId w:val="26"/>
-        </w:numPr>
-      </w:pPr>
-      <w:r>
-        <w:t>Il sistema lo reindirizza ad una pagina dove l’operatore potrà registrare la restituzione.</w:t>
-      </w:r>
-    </w:p>
-    <w:p>
-      <w:pPr>
-        <w:pStyle w:val="ListParagraph"/>
-        <w:numPr>
-          <w:ilvl w:val="0"/>
-          <w:numId w:val="26"/>
-        </w:numPr>
-      </w:pPr>
-      <w:r>
-        <w:t>Il sistema mostra l’eventuale ritardo rispetto alla data di restituzione prevista, le informazioni del prestito e:</w:t>
-      </w:r>
-    </w:p>
-    <w:p>
-      <w:pPr>
-        <w:pStyle w:val="ListParagraph"/>
-        <w:numPr>
-          <w:ilvl w:val="0"/>
-          <w:numId w:val="22"/>
-        </w:numPr>
-      </w:pPr>
-      <w:r>
-        <w:t>Un pulsante “Annulla”;</w:t>
-      </w:r>
-    </w:p>
-    <w:p>
-      <w:pPr>
-        <w:pStyle w:val="ListParagraph"/>
-        <w:numPr>
-          <w:ilvl w:val="0"/>
-          <w:numId w:val="22"/>
-        </w:numPr>
-      </w:pPr>
-      <w:r>
-        <w:t>Un pulsante “Conferma”.</w:t>
-      </w:r>
-    </w:p>
-    <w:p>
-      <w:pPr>
-        <w:pStyle w:val="ListParagraph"/>
-        <w:numPr>
-          <w:ilvl w:val="0"/>
-          <w:numId w:val="26"/>
-        </w:numPr>
-      </w:pPr>
-      <w:r>
-        <w:t>L’operatore preme il pulsante “Conferma”.</w:t>
-      </w:r>
-    </w:p>
-    <w:p>
-      <w:pPr>
-        <w:pStyle w:val="ListParagraph"/>
-        <w:numPr>
-          <w:ilvl w:val="0"/>
-          <w:numId w:val="26"/>
-        </w:numPr>
-      </w:pPr>
-      <w:r>
-        <w:t>Il sistema crea una nuova restituzione associata al prestito e alla copia.</w:t>
-      </w:r>
-    </w:p>
-    <w:p>
-      <w:pPr>
-        <w:pStyle w:val="ListParagraph"/>
-        <w:numPr>
-          <w:ilvl w:val="0"/>
-          <w:numId w:val="26"/>
-        </w:numPr>
-      </w:pPr>
-      <w:r>
-        <w:t>Il database associa un ID alla restituzione.</w:t>
-      </w:r>
-    </w:p>
-    <w:p>
-      <w:pPr>
-        <w:pStyle w:val="ListParagraph"/>
-        <w:numPr>
-          <w:ilvl w:val="0"/>
-          <w:numId w:val="26"/>
-        </w:numPr>
-      </w:pPr>
-      <w:r>
-        <w:t>Il sistema rende nuovamente disponibile la copia.</w:t>
-      </w:r>
-    </w:p>
-    <w:p>
-      <w:pPr>
-        <w:pStyle w:val="ListParagraph"/>
-        <w:numPr>
-          <w:ilvl w:val="0"/>
-          <w:numId w:val="26"/>
-        </w:numPr>
-      </w:pPr>
-      <w:r>
-        <w:t>Il sistema chiude il prestito.</w:t>
-      </w:r>
-    </w:p>
-    <w:p>
-      <w:pPr>
-        <w:pStyle w:val="ListParagraph"/>
-        <w:numPr>
-          <w:ilvl w:val="0"/>
-          <w:numId w:val="26"/>
-        </w:numPr>
-      </w:pPr>
-      <w:r>
-        <w:t>Il sistema mostra a schermo il messaggio “Restituzione registrata con successo”</w:t>
-      </w:r>
-    </w:p>
-    <w:p>
-      <w:r>
-        <w:rPr>
-          <w:b/>
-          <w:bCs/>
-        </w:rPr>
-        <w:t>Exit condition:</w:t>
-      </w:r>
-      <w:r>
-        <w:t xml:space="preserve"> L’operatore si trova nella pagina del lettore ricercato, una nuova restituzione è stata registrata e la copia torna disponibile.</w:t>
-      </w:r>
-    </w:p>
-    <w:p>
-      <w:pPr>
-        <w:rPr>
-          <w:b/>
-          <w:bCs/>
-        </w:rPr>
-      </w:pPr>
-      <w:r>
-        <w:rPr>
-          <w:b/>
-          <w:bCs/>
-        </w:rPr>
-        <w:t>Flussi alternativi/Eccezioni</w:t>
-      </w:r>
-      <w:r>
-        <w:rPr>
-          <w:b/>
-          <w:bCs/>
-        </w:rPr>
-        <w:t>:</w:t>
-      </w:r>
-    </w:p>
-    <w:p>
-      <w:r>
-        <w:t>Se al passo 4 l’operatore preme il pulsante “Annulla”, l’operatore viene riportato alla pagina del lettore ricercato.</w:t>
-      </w:r>
-      <w:r>
-        <w:rPr>
-          <w:b/>
-          <w:bCs/>
-          <w:sz w:val="28"/>
-          <w:szCs w:val="28"/>
-        </w:rPr>
-        <w:br w:type="page"/>
-      </w:r>
-      <w:r>
-        <w:rPr>
-          <w:b/>
-          <w:bCs/>
-          <w:sz w:val="28"/>
-          <w:szCs w:val="28"/>
-        </w:rPr>
-        <w:lastRenderedPageBreak/>
-        <w:t>UC</w:t>
-      </w:r>
-      <w:r>
-        <w:rPr>
-          <w:b/>
-          <w:bCs/>
-          <w:sz w:val="28"/>
-          <w:szCs w:val="28"/>
-        </w:rPr>
-        <w:t>17</w:t>
-      </w:r>
-      <w:r>
-        <w:rPr>
-          <w:b/>
-          <w:bCs/>
-          <w:sz w:val="28"/>
-          <w:szCs w:val="28"/>
-        </w:rPr>
-        <w:t xml:space="preserve"> – </w:t>
-      </w:r>
-      <w:r>
-        <w:rPr>
-          <w:b/>
-          <w:bCs/>
-          <w:sz w:val="28"/>
-          <w:szCs w:val="28"/>
-        </w:rPr>
-        <w:t>Registrazione di una sospensione</w:t>
-      </w:r>
-    </w:p>
-    <w:p>
-      <w:r>
-        <w:rPr>
-          <w:b/>
-          <w:bCs/>
-        </w:rPr>
-        <w:t>Attori:</w:t>
-      </w:r>
-      <w:r>
-        <w:t xml:space="preserve"> </w:t>
-      </w:r>
-      <w:r>
-        <w:t>Operatore</w:t>
-      </w:r>
-      <w:r>
-        <w:t>.</w:t>
-      </w:r>
-    </w:p>
-    <w:p>
-      <w:r>
-        <w:rPr>
-          <w:b/>
-          <w:bCs/>
-        </w:rPr>
-        <w:t>Entry condition:</w:t>
-      </w:r>
-      <w:r>
-        <w:t xml:space="preserve"> </w:t>
-      </w:r>
-      <w:r>
-        <w:t>L’operatore si trova nella pagina di un</w:t>
-      </w:r>
-      <w:r>
-        <w:t xml:space="preserve"> lettore</w:t>
-      </w:r>
-      <w:r>
-        <w:t xml:space="preserve"> ricercato mediante codice fiscale.</w:t>
-      </w:r>
-    </w:p>
-    <w:p>
-      <w:pPr>
-        <w:rPr>
-          <w:b/>
-          <w:bCs/>
-        </w:rPr>
-      </w:pPr>
-      <w:r>
-        <w:rPr>
-          <w:b/>
-          <w:bCs/>
-        </w:rPr>
-        <w:t>Flusso di eventi:</w:t>
-      </w:r>
-    </w:p>
-    <w:p>
-      <w:pPr>
-        <w:pStyle w:val="ListParagraph"/>
-        <w:numPr>
-          <w:ilvl w:val="0"/>
-          <w:numId w:val="15"/>
-        </w:numPr>
-      </w:pPr>
-      <w:r>
-        <w:t>L’operatore preme sul pulsante “Sospendi”.</w:t>
-      </w:r>
-    </w:p>
-    <w:p>
-      <w:pPr>
-        <w:pStyle w:val="ListParagraph"/>
-        <w:numPr>
-          <w:ilvl w:val="0"/>
-          <w:numId w:val="15"/>
-        </w:numPr>
-      </w:pPr>
-      <w:r>
-        <w:t>Il sistema reindirizza l’operatore ad una pagina di creazione della sospensione</w:t>
-      </w:r>
-      <w:r>
-        <w:t xml:space="preserve"> dove c’è</w:t>
-      </w:r>
-      <w:r>
-        <w:t xml:space="preserve"> un modulo da compilare con:</w:t>
-      </w:r>
-    </w:p>
-    <w:p>
-      <w:pPr>
-        <w:pStyle w:val="ListParagraph"/>
-        <w:numPr>
-          <w:ilvl w:val="0"/>
-          <w:numId w:val="12"/>
-        </w:numPr>
-      </w:pPr>
-      <w:r>
-        <w:t>Una textbox con label “Motivazione:”</w:t>
-      </w:r>
-      <w:r>
-        <w:t>;</w:t>
-      </w:r>
-    </w:p>
-    <w:p>
-      <w:pPr>
-        <w:pStyle w:val="ListParagraph"/>
-        <w:numPr>
-          <w:ilvl w:val="0"/>
-          <w:numId w:val="12"/>
-        </w:numPr>
-      </w:pPr>
-      <w:r>
-        <w:t>Un selettore di data con label “Fino a:”</w:t>
-      </w:r>
-      <w:r>
-        <w:t>;</w:t>
-      </w:r>
-    </w:p>
-    <w:p>
-      <w:pPr>
-        <w:pStyle w:val="ListParagraph"/>
-        <w:numPr>
-          <w:ilvl w:val="0"/>
-          <w:numId w:val="12"/>
-        </w:numPr>
-      </w:pPr>
-      <w:r>
-        <w:t>Un pulsante “Annulla”</w:t>
-      </w:r>
-      <w:r>
-        <w:t>;</w:t>
-      </w:r>
-    </w:p>
-    <w:p>
-      <w:pPr>
-        <w:pStyle w:val="ListParagraph"/>
-        <w:numPr>
-          <w:ilvl w:val="0"/>
-          <w:numId w:val="12"/>
-        </w:numPr>
-      </w:pPr>
-      <w:r>
-        <w:t>Un pulsante “Conferma”.</w:t>
-      </w:r>
-    </w:p>
-    <w:p>
-      <w:pPr>
-        <w:pStyle w:val="ListParagraph"/>
-        <w:numPr>
-          <w:ilvl w:val="0"/>
-          <w:numId w:val="15"/>
-        </w:numPr>
-      </w:pPr>
-      <w:r>
-        <w:t>L’operatore inserisce i dati.</w:t>
-      </w:r>
-    </w:p>
-    <w:p>
-      <w:pPr>
-        <w:pStyle w:val="ListParagraph"/>
-        <w:numPr>
-          <w:ilvl w:val="0"/>
-          <w:numId w:val="15"/>
-        </w:numPr>
-      </w:pPr>
-      <w:r>
-        <w:t xml:space="preserve">L’operatore preme </w:t>
-      </w:r>
-      <w:r>
-        <w:t>“C</w:t>
-      </w:r>
-      <w:r>
-        <w:t>onferma</w:t>
-      </w:r>
-      <w:r>
-        <w:t>”</w:t>
-      </w:r>
-      <w:r>
-        <w:t>.</w:t>
-      </w:r>
-    </w:p>
-    <w:p>
-      <w:pPr>
-        <w:pStyle w:val="ListParagraph"/>
-        <w:numPr>
-          <w:ilvl w:val="0"/>
-          <w:numId w:val="15"/>
-        </w:numPr>
-      </w:pPr>
-      <w:r>
-        <w:t>Il sistema verifica che i dati inseriti siano validi.</w:t>
-      </w:r>
-    </w:p>
-    <w:p>
-      <w:pPr>
-        <w:pStyle w:val="ListParagraph"/>
-        <w:numPr>
-          <w:ilvl w:val="0"/>
-          <w:numId w:val="15"/>
-        </w:numPr>
-      </w:pPr>
-      <w:r>
-        <w:t>Il sistema crea una sospensione</w:t>
-      </w:r>
-      <w:r>
-        <w:t xml:space="preserve"> associando ad essa il codice fiscale d</w:t>
-      </w:r>
-      <w:r>
-        <w:t>el lettore</w:t>
-      </w:r>
-      <w:r>
-        <w:t xml:space="preserve">, la data della registrazione </w:t>
-      </w:r>
-      <w:r>
-        <w:t>e la data di termine della sospensione</w:t>
-      </w:r>
-      <w:r>
-        <w:t>,</w:t>
-      </w:r>
-      <w:r>
-        <w:t xml:space="preserve"> e la inserisce nel database.</w:t>
-      </w:r>
-    </w:p>
-    <w:p>
-      <w:pPr>
-        <w:pStyle w:val="ListParagraph"/>
-        <w:numPr>
-          <w:ilvl w:val="0"/>
-          <w:numId w:val="15"/>
-        </w:numPr>
-      </w:pPr>
-      <w:r>
-        <w:t>Il database associa un ID alla sospensione.</w:t>
-      </w:r>
-    </w:p>
-    <w:p>
-      <w:pPr>
-        <w:pStyle w:val="ListParagraph"/>
-        <w:numPr>
-          <w:ilvl w:val="0"/>
-          <w:numId w:val="15"/>
-        </w:numPr>
-      </w:pPr>
-      <w:r>
-        <w:t>Il sistema rimuove dal database ogni prenotazione registrata al codice fiscale del lettore</w:t>
-      </w:r>
-      <w:r>
-        <w:t xml:space="preserve"> e le copie </w:t>
-      </w:r>
-      <w:r>
-        <w:t xml:space="preserve">prenotate dal lettore </w:t>
-      </w:r>
-      <w:r>
-        <w:t xml:space="preserve">diventano </w:t>
-      </w:r>
-      <w:r>
-        <w:t xml:space="preserve">nuovamente </w:t>
-      </w:r>
-      <w:r>
-        <w:t>disponibili</w:t>
-      </w:r>
-      <w:r>
-        <w:t>.</w:t>
-      </w:r>
-    </w:p>
-    <w:p>
-      <w:pPr>
-        <w:pStyle w:val="ListParagraph"/>
-        <w:numPr>
-          <w:ilvl w:val="0"/>
-          <w:numId w:val="15"/>
-        </w:numPr>
-      </w:pPr>
-      <w:r>
-        <w:t>Il sistema mostra a schermo il messaggio “Sospensione aggiunta con successo”</w:t>
-      </w:r>
-    </w:p>
-    <w:p>
-      <w:r>
-        <w:rPr>
-          <w:b/>
-          <w:bCs/>
-        </w:rPr>
-        <w:t>Exit condition:</w:t>
-      </w:r>
-      <w:r>
-        <w:t xml:space="preserve"> </w:t>
-      </w:r>
-      <w:r>
-        <w:t>L’operatore si trova sulla pagina del</w:t>
-      </w:r>
-      <w:r>
-        <w:t xml:space="preserve"> lettore </w:t>
-      </w:r>
-      <w:r>
-        <w:t>e la sospensione è stata aggiunta al database</w:t>
-      </w:r>
-      <w:r>
-        <w:t>.</w:t>
-      </w:r>
-    </w:p>
-    <w:p>
-      <w:pPr>
-        <w:rPr>
-          <w:b/>
-          <w:bCs/>
-        </w:rPr>
-      </w:pPr>
-      <w:r>
-        <w:rPr>
-          <w:b/>
-          <w:bCs/>
-        </w:rPr>
-        <w:t>Flussi Alternativi</w:t>
-      </w:r>
-      <w:r>
-        <w:rPr>
-          <w:b/>
-          <w:bCs/>
-        </w:rPr>
-        <w:t>/Eccezioni</w:t>
-      </w:r>
-      <w:r>
-        <w:rPr>
-          <w:b/>
-          <w:bCs/>
-        </w:rPr>
-        <w:t xml:space="preserve">: </w:t>
-      </w:r>
-    </w:p>
-    <w:p>
-      <w:r>
-        <w:t>Al passo 1 se il lettore risulta già sospeso</w:t>
-      </w:r>
-      <w:r>
-        <w:t>, il</w:t>
-      </w:r>
-      <w:r>
-        <w:t xml:space="preserve"> </w:t>
-      </w:r>
-      <w:r>
-        <w:t>sistema non mostra il pulsante “Sospendi” ma il pulsante “Annulla sospensione”.</w:t>
-      </w:r>
-    </w:p>
-    <w:p>
-      <w:r>
-        <w:t xml:space="preserve">Al passo </w:t>
-      </w:r>
-      <w:r>
-        <w:t>4</w:t>
-      </w:r>
-      <w:r>
-        <w:t xml:space="preserve"> se l’operatore</w:t>
-      </w:r>
-      <w:r>
-        <w:t xml:space="preserve"> preme “Annulla”, viene riportato alla pagina d</w:t>
-      </w:r>
-      <w:r>
-        <w:t>el lettore</w:t>
-      </w:r>
-      <w:r>
-        <w:t>.</w:t>
-      </w:r>
-    </w:p>
-    <w:p>
-      <w:r>
-        <w:t>Al passo 5</w:t>
-      </w:r>
-      <w:r>
-        <w:t xml:space="preserve"> </w:t>
-      </w:r>
-      <w:r>
-        <w:t>se i dati inseriti non sono validi viene eseguito il caso d’uso UC</w:t>
-      </w:r>
-      <w:r>
-        <w:t>17</w:t>
-      </w:r>
-      <w:r>
-        <w:t>.</w:t>
-      </w:r>
-      <w:r>
-        <w:t>1</w:t>
-      </w:r>
-      <w:r>
-        <w:t xml:space="preserve"> –</w:t>
-      </w:r>
-      <w:r>
-        <w:t xml:space="preserve"> Informazioni</w:t>
-      </w:r>
-      <w:r>
-        <w:t xml:space="preserve"> non valid</w:t>
-      </w:r>
-      <w:r>
-        <w:t>e</w:t>
-      </w:r>
-    </w:p>
-    <w:p>
-      <w:pPr>
-        <w:rPr>
-          <w:b/>
-          <w:bCs/>
-          <w:sz w:val="28"/>
-          <w:szCs w:val="28"/>
-        </w:rPr>
-      </w:pPr>
-      <w:r>
-        <w:rPr>
-          <w:b/>
-          <w:bCs/>
-          <w:sz w:val="28"/>
-          <w:szCs w:val="28"/>
-        </w:rPr>
-        <w:t>UC</w:t>
-      </w:r>
-      <w:r>
-        <w:rPr>
-          <w:b/>
-          <w:bCs/>
-          <w:sz w:val="28"/>
-          <w:szCs w:val="28"/>
-        </w:rPr>
-        <w:t>17</w:t>
-      </w:r>
-      <w:r>
-        <w:rPr>
-          <w:b/>
-          <w:bCs/>
-          <w:sz w:val="28"/>
-          <w:szCs w:val="28"/>
-        </w:rPr>
-        <w:t>.</w:t>
-      </w:r>
-      <w:r>
-        <w:rPr>
-          <w:b/>
-          <w:bCs/>
-          <w:sz w:val="28"/>
-          <w:szCs w:val="28"/>
-        </w:rPr>
-        <w:t>1</w:t>
-      </w:r>
-      <w:r>
-        <w:rPr>
-          <w:b/>
-          <w:bCs/>
-          <w:sz w:val="28"/>
-          <w:szCs w:val="28"/>
-        </w:rPr>
-        <w:t xml:space="preserve"> – Informazioni non valide</w:t>
-      </w:r>
-    </w:p>
-    <w:p>
-      <w:r>
-        <w:rPr>
-          <w:b/>
-          <w:bCs/>
-        </w:rPr>
-        <w:t>Attore:</w:t>
-      </w:r>
-      <w:r>
-        <w:t xml:space="preserve"> Operatore.</w:t>
-      </w:r>
-    </w:p>
-    <w:p>
-      <w:r>
-        <w:rPr>
-          <w:b/>
-          <w:bCs/>
-        </w:rPr>
-        <w:t>Entry condition:</w:t>
-      </w:r>
-      <w:r>
-        <w:t xml:space="preserve"> L’operatore ha inserito delle informazioni non valide nel modulo di sospensione.</w:t>
-      </w:r>
-    </w:p>
-    <w:p>
-      <w:pPr>
-        <w:rPr>
-          <w:b/>
-          <w:bCs/>
-        </w:rPr>
-      </w:pPr>
-      <w:r>
-        <w:rPr>
-          <w:b/>
-          <w:bCs/>
-        </w:rPr>
-        <w:t>Flusso di eventi:</w:t>
-      </w:r>
-    </w:p>
-    <w:p>
-      <w:pPr>
-        <w:numPr>
-          <w:ilvl w:val="0"/>
-          <w:numId w:val="16"/>
-        </w:numPr>
-      </w:pPr>
-      <w:r>
-        <w:lastRenderedPageBreak/>
-        <w:t>Il sistema mostra a schermo “Errore: informazioni non valide”.</w:t>
-      </w:r>
-    </w:p>
-    <w:p>
-      <w:r>
-        <w:rPr>
-          <w:b/>
-          <w:bCs/>
-        </w:rPr>
-        <w:t>Exit condition:</w:t>
-      </w:r>
-      <w:r>
-        <w:t xml:space="preserve"> L’operatore </w:t>
-      </w:r>
-      <w:r>
-        <w:t>si trova sulla pagina d</w:t>
-      </w:r>
-      <w:r>
-        <w:t>el</w:t>
-      </w:r>
-      <w:r>
-        <w:t xml:space="preserve"> lettore.</w:t>
-      </w:r>
-    </w:p>
-    <w:p>
-      <w:r>
-        <w:br w:type="page"/>
-      </w:r>
-    </w:p>
-    <w:p>
-      <w:pPr>
-        <w:rPr>
-          <w:b/>
-          <w:bCs/>
-          <w:sz w:val="28"/>
-          <w:szCs w:val="28"/>
-        </w:rPr>
-      </w:pPr>
-      <w:r>
-        <w:rPr>
-          <w:b/>
-          <w:bCs/>
-          <w:sz w:val="28"/>
-          <w:szCs w:val="28"/>
-        </w:rPr>
-        <w:lastRenderedPageBreak/>
-        <w:t>UC1</w:t>
-      </w:r>
-      <w:r>
-        <w:rPr>
-          <w:b/>
-          <w:bCs/>
-          <w:sz w:val="28"/>
-          <w:szCs w:val="28"/>
-        </w:rPr>
-        <w:t>8</w:t>
-      </w:r>
-      <w:r>
-        <w:rPr>
-          <w:b/>
-          <w:bCs/>
-          <w:sz w:val="28"/>
-          <w:szCs w:val="28"/>
-        </w:rPr>
-        <w:t xml:space="preserve"> – Annullamento di una sospensione</w:t>
-      </w:r>
-    </w:p>
-    <w:p>
-      <w:r>
-        <w:rPr>
-          <w:b/>
-          <w:bCs/>
-        </w:rPr>
-        <w:t>Attori:</w:t>
-      </w:r>
-      <w:r>
-        <w:t xml:space="preserve"> Operatore</w:t>
-      </w:r>
-      <w:r>
-        <w:t>.</w:t>
-      </w:r>
-    </w:p>
-    <w:p>
-      <w:r>
-        <w:rPr>
-          <w:b/>
-          <w:bCs/>
-        </w:rPr>
-        <w:t>Entry condition:</w:t>
-      </w:r>
-      <w:r>
-        <w:t xml:space="preserve"> L’operatore si trova nella pagina di un lettore</w:t>
+        <w:t xml:space="preserve"> L’operatore</w:t>
+      </w:r>
+      <w:r>
+        <w:t xml:space="preserve"> è autenticato e</w:t>
+      </w:r>
+      <w:r>
+        <w:t xml:space="preserve"> si trova nella pagina di un lettore</w:t>
       </w:r>
       <w:r>
         <w:t xml:space="preserve"> sospeso</w:t>
@@ -7326,9 +7320,9 @@
   <w:abstractNum w:abstractNumId="2" w15:restartNumberingAfterBreak="0">
     <w:nsid w:val="0BEE57D7"/>
     <w:multiLevelType w:val="multilevel"/>
-    <w:tmpl w:val="7BB67466"/>
+    <w:tmpl w:val="891ECF26"/>
     <w:lvl w:ilvl="0">
-      <w:start w:val="3"/>
+      <w:start w:val="2"/>
       <w:numFmt w:val="decimal"/>
       <w:lvlText w:val="%1."/>
       <w:lvlJc w:val="left"/>
@@ -7610,9 +7604,9 @@
   <w:abstractNum w:abstractNumId="5" w15:restartNumberingAfterBreak="0">
     <w:nsid w:val="10D6169E"/>
     <w:multiLevelType w:val="multilevel"/>
-    <w:tmpl w:val="2B060D34"/>
+    <w:tmpl w:val="D3DC2B20"/>
     <w:lvl w:ilvl="0">
-      <w:start w:val="3"/>
+      <w:start w:val="1"/>
       <w:numFmt w:val="decimal"/>
       <w:lvlText w:val="%1."/>
       <w:lvlJc w:val="left"/>
@@ -7620,7 +7614,7 @@
         <w:ind w:left="644" w:hanging="360"/>
       </w:pPr>
       <w:rPr>
-        <w:rFonts w:hint="default"/>
+        <w:rFonts w:asciiTheme="minorHAnsi" w:eastAsiaTheme="minorHAnsi" w:hAnsiTheme="minorHAnsi" w:cstheme="minorBidi"/>
       </w:rPr>
     </w:lvl>
     <w:lvl w:ilvl="1">
@@ -8075,9 +8069,9 @@
   <w:abstractNum w:abstractNumId="10" w15:restartNumberingAfterBreak="0">
     <w:nsid w:val="19C674F4"/>
     <w:multiLevelType w:val="multilevel"/>
-    <w:tmpl w:val="7BB67466"/>
+    <w:tmpl w:val="9B78B5E8"/>
     <w:lvl w:ilvl="0">
-      <w:start w:val="3"/>
+      <w:start w:val="2"/>
       <w:numFmt w:val="decimal"/>
       <w:lvlText w:val="%1."/>
       <w:lvlJc w:val="left"/>
@@ -8475,6 +8469,92 @@
     </w:lvl>
   </w:abstractNum>
   <w:abstractNum w:abstractNumId="14" w15:restartNumberingAfterBreak="0">
+    <w:nsid w:val="25CA7053"/>
+    <w:multiLevelType w:val="multilevel"/>
+    <w:tmpl w:val="BCBCE796"/>
+    <w:lvl w:ilvl="0">
+      <w:start w:val="1"/>
+      <w:numFmt w:val="decimal"/>
+      <w:lvlText w:val="%1."/>
+      <w:lvlJc w:val="left"/>
+      <w:pPr>
+        <w:ind w:left="709" w:hanging="360"/>
+      </w:pPr>
+    </w:lvl>
+    <w:lvl w:ilvl="1">
+      <w:start w:val="1"/>
+      <w:numFmt w:val="lowerLetter"/>
+      <w:lvlText w:val="%2."/>
+      <w:lvlJc w:val="left"/>
+      <w:pPr>
+        <w:ind w:left="1429" w:hanging="360"/>
+      </w:pPr>
+    </w:lvl>
+    <w:lvl w:ilvl="2">
+      <w:start w:val="1"/>
+      <w:numFmt w:val="lowerRoman"/>
+      <w:lvlText w:val="%3."/>
+      <w:lvlJc w:val="right"/>
+      <w:pPr>
+        <w:ind w:left="2149" w:hanging="180"/>
+      </w:pPr>
+    </w:lvl>
+    <w:lvl w:ilvl="3">
+      <w:start w:val="1"/>
+      <w:numFmt w:val="decimal"/>
+      <w:lvlText w:val="%4."/>
+      <w:lvlJc w:val="left"/>
+      <w:pPr>
+        <w:ind w:left="2869" w:hanging="360"/>
+      </w:pPr>
+    </w:lvl>
+    <w:lvl w:ilvl="4">
+      <w:start w:val="1"/>
+      <w:numFmt w:val="lowerLetter"/>
+      <w:lvlText w:val="%5."/>
+      <w:lvlJc w:val="left"/>
+      <w:pPr>
+        <w:ind w:left="3589" w:hanging="360"/>
+      </w:pPr>
+    </w:lvl>
+    <w:lvl w:ilvl="5">
+      <w:start w:val="1"/>
+      <w:numFmt w:val="lowerRoman"/>
+      <w:lvlText w:val="%6."/>
+      <w:lvlJc w:val="right"/>
+      <w:pPr>
+        <w:ind w:left="4309" w:hanging="180"/>
+      </w:pPr>
+    </w:lvl>
+    <w:lvl w:ilvl="6">
+      <w:start w:val="1"/>
+      <w:numFmt w:val="decimal"/>
+      <w:lvlText w:val="%7."/>
+      <w:lvlJc w:val="left"/>
+      <w:pPr>
+        <w:ind w:left="5029" w:hanging="360"/>
+      </w:pPr>
+    </w:lvl>
+    <w:lvl w:ilvl="7">
+      <w:start w:val="1"/>
+      <w:numFmt w:val="lowerLetter"/>
+      <w:lvlText w:val="%8."/>
+      <w:lvlJc w:val="left"/>
+      <w:pPr>
+        <w:ind w:left="5749" w:hanging="360"/>
+      </w:pPr>
+    </w:lvl>
+    <w:lvl w:ilvl="8">
+      <w:start w:val="1"/>
+      <w:numFmt w:val="lowerRoman"/>
+      <w:lvlText w:val="%9."/>
+      <w:lvlJc w:val="right"/>
+      <w:pPr>
+        <w:ind w:left="6469" w:hanging="180"/>
+      </w:pPr>
+    </w:lvl>
+  </w:abstractNum>
+  <w:abstractNum w:abstractNumId="15" w15:restartNumberingAfterBreak="0">
     <w:nsid w:val="281154F3"/>
     <w:multiLevelType w:val="multilevel"/>
     <w:tmpl w:val="BCBCE796"/>
@@ -8560,7 +8640,7 @@
       </w:pPr>
     </w:lvl>
   </w:abstractNum>
-  <w:abstractNum w:abstractNumId="15" w15:restartNumberingAfterBreak="0">
+  <w:abstractNum w:abstractNumId="16" w15:restartNumberingAfterBreak="0">
     <w:nsid w:val="29295052"/>
     <w:multiLevelType w:val="hybridMultilevel"/>
     <w:tmpl w:val="4E385230"/>
@@ -8646,7 +8726,7 @@
       </w:pPr>
     </w:lvl>
   </w:abstractNum>
-  <w:abstractNum w:abstractNumId="16" w15:restartNumberingAfterBreak="0">
+  <w:abstractNum w:abstractNumId="17" w15:restartNumberingAfterBreak="0">
     <w:nsid w:val="293B6AC2"/>
     <w:multiLevelType w:val="multilevel"/>
     <w:tmpl w:val="BCBCE796"/>
@@ -8732,7 +8812,7 @@
       </w:pPr>
     </w:lvl>
   </w:abstractNum>
-  <w:abstractNum w:abstractNumId="17" w15:restartNumberingAfterBreak="0">
+  <w:abstractNum w:abstractNumId="18" w15:restartNumberingAfterBreak="0">
     <w:nsid w:val="2BD37631"/>
     <w:multiLevelType w:val="multilevel"/>
     <w:tmpl w:val="D01A2A9E"/>
@@ -8820,7 +8900,7 @@
       </w:pPr>
     </w:lvl>
   </w:abstractNum>
-  <w:abstractNum w:abstractNumId="18" w15:restartNumberingAfterBreak="0">
+  <w:abstractNum w:abstractNumId="19" w15:restartNumberingAfterBreak="0">
     <w:nsid w:val="2BED5D7D"/>
     <w:multiLevelType w:val="hybridMultilevel"/>
     <w:tmpl w:val="9AD8B90C"/>
@@ -8933,7 +9013,7 @@
       </w:rPr>
     </w:lvl>
   </w:abstractNum>
-  <w:abstractNum w:abstractNumId="19" w15:restartNumberingAfterBreak="0">
+  <w:abstractNum w:abstractNumId="20" w15:restartNumberingAfterBreak="0">
     <w:nsid w:val="35484487"/>
     <w:multiLevelType w:val="multilevel"/>
     <w:tmpl w:val="BCBCE796"/>
@@ -9019,7 +9099,7 @@
       </w:pPr>
     </w:lvl>
   </w:abstractNum>
-  <w:abstractNum w:abstractNumId="20" w15:restartNumberingAfterBreak="0">
+  <w:abstractNum w:abstractNumId="21" w15:restartNumberingAfterBreak="0">
     <w:nsid w:val="396E60DE"/>
     <w:multiLevelType w:val="multilevel"/>
     <w:tmpl w:val="BCBCE796"/>
@@ -9105,7 +9185,7 @@
       </w:pPr>
     </w:lvl>
   </w:abstractNum>
-  <w:abstractNum w:abstractNumId="21" w15:restartNumberingAfterBreak="0">
+  <w:abstractNum w:abstractNumId="22" w15:restartNumberingAfterBreak="0">
     <w:nsid w:val="39E54E59"/>
     <w:multiLevelType w:val="multilevel"/>
     <w:tmpl w:val="BCBCE796"/>
@@ -9191,7 +9271,7 @@
       </w:pPr>
     </w:lvl>
   </w:abstractNum>
-  <w:abstractNum w:abstractNumId="22" w15:restartNumberingAfterBreak="0">
+  <w:abstractNum w:abstractNumId="23" w15:restartNumberingAfterBreak="0">
     <w:nsid w:val="3C0D7716"/>
     <w:multiLevelType w:val="multilevel"/>
     <w:tmpl w:val="BCBCE796"/>
@@ -9277,7 +9357,7 @@
       </w:pPr>
     </w:lvl>
   </w:abstractNum>
-  <w:abstractNum w:abstractNumId="23" w15:restartNumberingAfterBreak="0">
+  <w:abstractNum w:abstractNumId="24" w15:restartNumberingAfterBreak="0">
     <w:nsid w:val="41F634D3"/>
     <w:multiLevelType w:val="multilevel"/>
     <w:tmpl w:val="BCBCE796"/>
@@ -9363,7 +9443,7 @@
       </w:pPr>
     </w:lvl>
   </w:abstractNum>
-  <w:abstractNum w:abstractNumId="24" w15:restartNumberingAfterBreak="0">
+  <w:abstractNum w:abstractNumId="25" w15:restartNumberingAfterBreak="0">
     <w:nsid w:val="43234944"/>
     <w:multiLevelType w:val="multilevel"/>
     <w:tmpl w:val="BCBCE796"/>
@@ -9449,7 +9529,7 @@
       </w:pPr>
     </w:lvl>
   </w:abstractNum>
-  <w:abstractNum w:abstractNumId="25" w15:restartNumberingAfterBreak="0">
+  <w:abstractNum w:abstractNumId="26" w15:restartNumberingAfterBreak="0">
     <w:nsid w:val="476E7B9B"/>
     <w:multiLevelType w:val="hybridMultilevel"/>
     <w:tmpl w:val="A230BC2A"/>
@@ -9561,7 +9641,7 @@
       </w:rPr>
     </w:lvl>
   </w:abstractNum>
-  <w:abstractNum w:abstractNumId="26" w15:restartNumberingAfterBreak="0">
+  <w:abstractNum w:abstractNumId="27" w15:restartNumberingAfterBreak="0">
     <w:nsid w:val="48C03565"/>
     <w:multiLevelType w:val="multilevel"/>
     <w:tmpl w:val="BCBCE796"/>
@@ -9647,7 +9727,7 @@
       </w:pPr>
     </w:lvl>
   </w:abstractNum>
-  <w:abstractNum w:abstractNumId="27" w15:restartNumberingAfterBreak="0">
+  <w:abstractNum w:abstractNumId="28" w15:restartNumberingAfterBreak="0">
     <w:nsid w:val="55FE429F"/>
     <w:multiLevelType w:val="multilevel"/>
     <w:tmpl w:val="BCBCE796"/>
@@ -9733,7 +9813,7 @@
       </w:pPr>
     </w:lvl>
   </w:abstractNum>
-  <w:abstractNum w:abstractNumId="28" w15:restartNumberingAfterBreak="0">
+  <w:abstractNum w:abstractNumId="29" w15:restartNumberingAfterBreak="0">
     <w:nsid w:val="57312E38"/>
     <w:multiLevelType w:val="hybridMultilevel"/>
     <w:tmpl w:val="32728526"/>
@@ -9822,7 +9902,7 @@
       </w:pPr>
     </w:lvl>
   </w:abstractNum>
-  <w:abstractNum w:abstractNumId="29" w15:restartNumberingAfterBreak="0">
+  <w:abstractNum w:abstractNumId="30" w15:restartNumberingAfterBreak="0">
     <w:nsid w:val="57CF6DC9"/>
     <w:multiLevelType w:val="multilevel"/>
     <w:tmpl w:val="BCBCE796"/>
@@ -9908,7 +9988,7 @@
       </w:pPr>
     </w:lvl>
   </w:abstractNum>
-  <w:abstractNum w:abstractNumId="30" w15:restartNumberingAfterBreak="0">
+  <w:abstractNum w:abstractNumId="31" w15:restartNumberingAfterBreak="0">
     <w:nsid w:val="59A42BB6"/>
     <w:multiLevelType w:val="hybridMultilevel"/>
     <w:tmpl w:val="62E2E484"/>
@@ -9994,7 +10074,7 @@
       </w:pPr>
     </w:lvl>
   </w:abstractNum>
-  <w:abstractNum w:abstractNumId="31" w15:restartNumberingAfterBreak="0">
+  <w:abstractNum w:abstractNumId="32" w15:restartNumberingAfterBreak="0">
     <w:nsid w:val="5C057583"/>
     <w:multiLevelType w:val="multilevel"/>
     <w:tmpl w:val="BCBCE796"/>
@@ -10080,7 +10160,7 @@
       </w:pPr>
     </w:lvl>
   </w:abstractNum>
-  <w:abstractNum w:abstractNumId="32" w15:restartNumberingAfterBreak="0">
+  <w:abstractNum w:abstractNumId="33" w15:restartNumberingAfterBreak="0">
     <w:nsid w:val="5C365053"/>
     <w:multiLevelType w:val="multilevel"/>
     <w:tmpl w:val="BCBCE796"/>
@@ -10166,7 +10246,7 @@
       </w:pPr>
     </w:lvl>
   </w:abstractNum>
-  <w:abstractNum w:abstractNumId="33" w15:restartNumberingAfterBreak="0">
+  <w:abstractNum w:abstractNumId="34" w15:restartNumberingAfterBreak="0">
     <w:nsid w:val="5C5D19F9"/>
     <w:multiLevelType w:val="multilevel"/>
     <w:tmpl w:val="BCBCE796"/>
@@ -10252,7 +10332,7 @@
       </w:pPr>
     </w:lvl>
   </w:abstractNum>
-  <w:abstractNum w:abstractNumId="34" w15:restartNumberingAfterBreak="0">
+  <w:abstractNum w:abstractNumId="35" w15:restartNumberingAfterBreak="0">
     <w:nsid w:val="67933679"/>
     <w:multiLevelType w:val="multilevel"/>
     <w:tmpl w:val="B6BA8AC6"/>
@@ -10364,7 +10444,7 @@
       </w:rPr>
     </w:lvl>
   </w:abstractNum>
-  <w:abstractNum w:abstractNumId="35" w15:restartNumberingAfterBreak="0">
+  <w:abstractNum w:abstractNumId="36" w15:restartNumberingAfterBreak="0">
     <w:nsid w:val="6D8141B4"/>
     <w:multiLevelType w:val="hybridMultilevel"/>
     <w:tmpl w:val="119E2AFA"/>
@@ -10453,7 +10533,7 @@
       </w:pPr>
     </w:lvl>
   </w:abstractNum>
-  <w:abstractNum w:abstractNumId="36" w15:restartNumberingAfterBreak="0">
+  <w:abstractNum w:abstractNumId="37" w15:restartNumberingAfterBreak="0">
     <w:nsid w:val="6F7D6889"/>
     <w:multiLevelType w:val="multilevel"/>
     <w:tmpl w:val="BCBCE796"/>
@@ -10539,7 +10619,7 @@
       </w:pPr>
     </w:lvl>
   </w:abstractNum>
-  <w:abstractNum w:abstractNumId="37" w15:restartNumberingAfterBreak="0">
+  <w:abstractNum w:abstractNumId="38" w15:restartNumberingAfterBreak="0">
     <w:nsid w:val="70374D1B"/>
     <w:multiLevelType w:val="multilevel"/>
     <w:tmpl w:val="BCBCE796"/>
@@ -10625,7 +10705,7 @@
       </w:pPr>
     </w:lvl>
   </w:abstractNum>
-  <w:abstractNum w:abstractNumId="38" w15:restartNumberingAfterBreak="0">
+  <w:abstractNum w:abstractNumId="39" w15:restartNumberingAfterBreak="0">
     <w:nsid w:val="70A82ADF"/>
     <w:multiLevelType w:val="multilevel"/>
     <w:tmpl w:val="BCBCE796"/>
@@ -10711,7 +10791,7 @@
       </w:pPr>
     </w:lvl>
   </w:abstractNum>
-  <w:abstractNum w:abstractNumId="39" w15:restartNumberingAfterBreak="0">
+  <w:abstractNum w:abstractNumId="40" w15:restartNumberingAfterBreak="0">
     <w:nsid w:val="74314063"/>
     <w:multiLevelType w:val="multilevel"/>
     <w:tmpl w:val="BCBCE796"/>
@@ -10797,7 +10877,7 @@
       </w:pPr>
     </w:lvl>
   </w:abstractNum>
-  <w:abstractNum w:abstractNumId="40" w15:restartNumberingAfterBreak="0">
+  <w:abstractNum w:abstractNumId="41" w15:restartNumberingAfterBreak="0">
     <w:nsid w:val="79405FEA"/>
     <w:multiLevelType w:val="multilevel"/>
     <w:tmpl w:val="BCBCE796"/>
@@ -10883,7 +10963,7 @@
       </w:pPr>
     </w:lvl>
   </w:abstractNum>
-  <w:abstractNum w:abstractNumId="41" w15:restartNumberingAfterBreak="0">
+  <w:abstractNum w:abstractNumId="42" w15:restartNumberingAfterBreak="0">
     <w:nsid w:val="7A7F1EF1"/>
     <w:multiLevelType w:val="multilevel"/>
     <w:tmpl w:val="BCBCE796"/>
@@ -10969,7 +11049,7 @@
       </w:pPr>
     </w:lvl>
   </w:abstractNum>
-  <w:abstractNum w:abstractNumId="42" w15:restartNumberingAfterBreak="0">
+  <w:abstractNum w:abstractNumId="43" w15:restartNumberingAfterBreak="0">
     <w:nsid w:val="7C701CC8"/>
     <w:multiLevelType w:val="multilevel"/>
     <w:tmpl w:val="BCBCE796"/>
@@ -11055,7 +11135,7 @@
       </w:pPr>
     </w:lvl>
   </w:abstractNum>
-  <w:abstractNum w:abstractNumId="43" w15:restartNumberingAfterBreak="0">
+  <w:abstractNum w:abstractNumId="44" w15:restartNumberingAfterBreak="0">
     <w:nsid w:val="7EF00DEA"/>
     <w:multiLevelType w:val="multilevel"/>
     <w:tmpl w:val="BCBCE796"/>
@@ -11202,19 +11282,19 @@
     </w:lvlOverride>
   </w:num>
   <w:num w:numId="3" w16cid:durableId="1726177012">
-    <w:abstractNumId w:val="28"/>
+    <w:abstractNumId w:val="29"/>
   </w:num>
   <w:num w:numId="4" w16cid:durableId="1487939723">
     <w:abstractNumId w:val="11"/>
   </w:num>
   <w:num w:numId="5" w16cid:durableId="1294870951">
-    <w:abstractNumId w:val="15"/>
+    <w:abstractNumId w:val="16"/>
   </w:num>
   <w:num w:numId="6" w16cid:durableId="677318461">
     <w:abstractNumId w:val="4"/>
   </w:num>
   <w:num w:numId="7" w16cid:durableId="1244489928">
-    <w:abstractNumId w:val="35"/>
+    <w:abstractNumId w:val="36"/>
   </w:num>
   <w:num w:numId="8" w16cid:durableId="864441712">
     <w:abstractNumId w:val="9"/>
@@ -11223,103 +11303,103 @@
     <w:abstractNumId w:val="0"/>
   </w:num>
   <w:num w:numId="10" w16cid:durableId="782111121">
-    <w:abstractNumId w:val="14"/>
+    <w:abstractNumId w:val="15"/>
   </w:num>
   <w:num w:numId="11" w16cid:durableId="914898703">
     <w:abstractNumId w:val="6"/>
   </w:num>
   <w:num w:numId="12" w16cid:durableId="548341859">
-    <w:abstractNumId w:val="34"/>
+    <w:abstractNumId w:val="35"/>
   </w:num>
   <w:num w:numId="13" w16cid:durableId="1185825051">
-    <w:abstractNumId w:val="30"/>
+    <w:abstractNumId w:val="31"/>
   </w:num>
   <w:num w:numId="14" w16cid:durableId="622342311">
-    <w:abstractNumId w:val="36"/>
+    <w:abstractNumId w:val="37"/>
   </w:num>
   <w:num w:numId="15" w16cid:durableId="1450002811">
     <w:abstractNumId w:val="7"/>
   </w:num>
   <w:num w:numId="16" w16cid:durableId="1369641276">
-    <w:abstractNumId w:val="42"/>
+    <w:abstractNumId w:val="43"/>
   </w:num>
   <w:num w:numId="17" w16cid:durableId="722170864">
     <w:abstractNumId w:val="3"/>
   </w:num>
   <w:num w:numId="18" w16cid:durableId="1063065823">
-    <w:abstractNumId w:val="27"/>
+    <w:abstractNumId w:val="28"/>
   </w:num>
   <w:num w:numId="19" w16cid:durableId="1892186575">
-    <w:abstractNumId w:val="24"/>
+    <w:abstractNumId w:val="25"/>
   </w:num>
   <w:num w:numId="20" w16cid:durableId="1775709375">
-    <w:abstractNumId w:val="43"/>
+    <w:abstractNumId w:val="44"/>
   </w:num>
   <w:num w:numId="21" w16cid:durableId="1501504133">
-    <w:abstractNumId w:val="40"/>
+    <w:abstractNumId w:val="41"/>
   </w:num>
   <w:num w:numId="22" w16cid:durableId="1407996080">
-    <w:abstractNumId w:val="25"/>
+    <w:abstractNumId w:val="26"/>
   </w:num>
   <w:num w:numId="23" w16cid:durableId="1248030581">
+    <w:abstractNumId w:val="23"/>
+  </w:num>
+  <w:num w:numId="24" w16cid:durableId="2083483584">
     <w:abstractNumId w:val="22"/>
   </w:num>
-  <w:num w:numId="24" w16cid:durableId="2083483584">
-    <w:abstractNumId w:val="21"/>
-  </w:num>
   <w:num w:numId="25" w16cid:durableId="860050945">
-    <w:abstractNumId w:val="19"/>
+    <w:abstractNumId w:val="20"/>
   </w:num>
   <w:num w:numId="26" w16cid:durableId="491796650">
+    <w:abstractNumId w:val="34"/>
+  </w:num>
+  <w:num w:numId="27" w16cid:durableId="664776">
+    <w:abstractNumId w:val="30"/>
+  </w:num>
+  <w:num w:numId="28" w16cid:durableId="918830947">
     <w:abstractNumId w:val="33"/>
   </w:num>
-  <w:num w:numId="27" w16cid:durableId="664776">
-    <w:abstractNumId w:val="29"/>
-  </w:num>
-  <w:num w:numId="28" w16cid:durableId="918830947">
-    <w:abstractNumId w:val="32"/>
-  </w:num>
   <w:num w:numId="29" w16cid:durableId="1426149257">
-    <w:abstractNumId w:val="37"/>
+    <w:abstractNumId w:val="38"/>
   </w:num>
   <w:num w:numId="30" w16cid:durableId="1075014479">
-    <w:abstractNumId w:val="41"/>
+    <w:abstractNumId w:val="42"/>
   </w:num>
   <w:num w:numId="31" w16cid:durableId="31735647">
-    <w:abstractNumId w:val="17"/>
+    <w:abstractNumId w:val="18"/>
   </w:num>
   <w:num w:numId="32" w16cid:durableId="1661542949">
     <w:abstractNumId w:val="2"/>
   </w:num>
   <w:num w:numId="33" w16cid:durableId="1993556631">
-    <w:abstractNumId w:val="38"/>
+    <w:abstractNumId w:val="39"/>
   </w:num>
   <w:num w:numId="34" w16cid:durableId="2118913935">
     <w:abstractNumId w:val="13"/>
   </w:num>
   <w:num w:numId="35" w16cid:durableId="1309284589">
-    <w:abstractNumId w:val="39"/>
+    <w:abstractNumId w:val="40"/>
   </w:num>
   <w:num w:numId="36" w16cid:durableId="2076273062">
     <w:abstractNumId w:val="10"/>
   </w:num>
   <w:num w:numId="37" w16cid:durableId="115485265">
-    <w:abstractNumId w:val="31"/>
+    <w:abstractNumId w:val="32"/>
   </w:num>
   <w:num w:numId="38" w16cid:durableId="1861121929">
     <w:abstractNumId w:val="1"/>
   </w:num>
   <w:num w:numId="39" w16cid:durableId="1674912210">
-    <w:abstractNumId w:val="16"/>
+    <w:abstractNumId w:val="17"/>
   </w:num>
   <w:num w:numId="40" w16cid:durableId="1173256708">
-    <w:abstractNumId w:val="23"/>
+    <w:abstractNumId w:val="24"/>
   </w:num>
   <w:num w:numId="41" w16cid:durableId="257715126">
-    <w:abstractNumId w:val="26"/>
+    <w:abstractNumId w:val="27"/>
   </w:num>
   <w:num w:numId="42" w16cid:durableId="994068644">
-    <w:abstractNumId w:val="18"/>
+    <w:abstractNumId w:val="19"/>
   </w:num>
   <w:num w:numId="43" w16cid:durableId="1618872423">
     <w:abstractNumId w:val="5"/>
@@ -11328,7 +11408,10 @@
     <w:abstractNumId w:val="8"/>
   </w:num>
   <w:num w:numId="45" w16cid:durableId="1886289631">
-    <w:abstractNumId w:val="20"/>
+    <w:abstractNumId w:val="21"/>
+  </w:num>
+  <w:num w:numId="46" w16cid:durableId="1752197960">
+    <w:abstractNumId w:val="14"/>
   </w:num>
   <w:numIdMacAtCleanup w:val="42"/>
 </w:numbering>
